--- a/java/java 8 -11/core java 8 11.docx
+++ b/java/java 8 -11/core java 8 11.docx
@@ -1,12 +1,1820 @@
 
 <file path=word/document.xml><?xml version="1.0" encoding="utf-8"?>
-<w:document xmlns:ve="http://schemas.openxmlformats.org/markup-compatibility/2006" xmlns:o="urn:schemas-microsoft-com:office:office" xmlns:r="http://schemas.openxmlformats.org/officeDocument/2006/relationships" xmlns:m="http://schemas.openxmlformats.org/officeDocument/2006/math" xmlns:v="urn:schemas-microsoft-com:vml" xmlns:wp="http://schemas.openxmlformats.org/drawingml/2006/wordprocessingDrawing" xmlns:w10="urn:schemas-microsoft-com:office:word" xmlns:w="http://schemas.openxmlformats.org/wordprocessingml/2006/main" xmlns:wne="http://schemas.microsoft.com/office/word/2006/wordml">
+<w:document xmlns:wpc="http://schemas.microsoft.com/office/word/2010/wordprocessingCanvas" xmlns:cx="http://schemas.microsoft.com/office/drawing/2014/chartex" xmlns:cx1="http://schemas.microsoft.com/office/drawing/2015/9/8/chartex" xmlns:cx2="http://schemas.microsoft.com/office/drawing/2015/10/21/chartex" xmlns:cx3="http://schemas.microsoft.com/office/drawing/2016/5/9/chartex" xmlns:cx4="http://schemas.microsoft.com/office/drawing/2016/5/10/chartex" xmlns:cx5="http://schemas.microsoft.com/office/drawing/2016/5/11/chartex" xmlns:cx6="http://schemas.microsoft.com/office/drawing/2016/5/12/chartex" xmlns:cx7="http://schemas.microsoft.com/office/drawing/2016/5/13/chartex" xmlns:cx8="http://schemas.microsoft.com/office/drawing/2016/5/14/chartex" xmlns:mc="http://schemas.openxmlformats.org/markup-compatibility/2006" xmlns:aink="http://schemas.microsoft.com/office/drawing/2016/ink" xmlns:am3d="http://schemas.microsoft.com/office/drawing/2017/model3d" xmlns:o="urn:schemas-microsoft-com:office:office" xmlns:oel="http://schemas.microsoft.com/office/2019/extlst" xmlns:r="http://schemas.openxmlformats.org/officeDocument/2006/relationships" xmlns:m="http://schemas.openxmlformats.org/officeDocument/2006/math" xmlns:v="urn:schemas-microsoft-com:vml" xmlns:wp14="http://schemas.microsoft.com/office/word/2010/wordprocessingDrawing" xmlns:wp="http://schemas.openxmlformats.org/drawingml/2006/wordprocessingDrawing" xmlns:w10="urn:schemas-microsoft-com:office:word" xmlns:w="http://schemas.openxmlformats.org/wordprocessingml/2006/main" xmlns:w14="http://schemas.microsoft.com/office/word/2010/wordml" xmlns:w15="http://schemas.microsoft.com/office/word/2012/wordml" xmlns:w16cex="http://schemas.microsoft.com/office/word/2018/wordml/cex" xmlns:w16cid="http://schemas.microsoft.com/office/word/2016/wordml/cid" xmlns:w16="http://schemas.microsoft.com/office/word/2018/wordml" xmlns:w16du="http://schemas.microsoft.com/office/word/2023/wordml/word16du" xmlns:w16sdtdh="http://schemas.microsoft.com/office/word/2020/wordml/sdtdatahash" xmlns:w16sdtfl="http://schemas.microsoft.com/office/word/2024/wordml/sdtformatlock" xmlns:w16se="http://schemas.microsoft.com/office/word/2015/wordml/symex" xmlns:wpg="http://schemas.microsoft.com/office/word/2010/wordprocessingGroup" xmlns:wpi="http://schemas.microsoft.com/office/word/2010/wordprocessingInk" xmlns:wne="http://schemas.microsoft.com/office/word/2006/wordml" xmlns:wps="http://schemas.microsoft.com/office/word/2010/wordprocessingShape" mc:Ignorable="w14 w15 w16se w16cid w16 w16cex w16sdtdh w16sdtfl w16du wp14">
   <w:body>
     <w:p>
       <w:pPr>
         <w:spacing w:after="0"/>
-      </w:pPr>
-      <w:hyperlink r:id="rId4" w:history="1">
+        <w:rPr>
+          <w:b/>
+          <w:bCs/>
+        </w:rPr>
+      </w:pPr>
+      <w:r>
+        <w:rPr>
+          <w:b/>
+          <w:bCs/>
+        </w:rPr>
+        <w:t xml:space="preserve">Interface: </w:t>
+      </w:r>
+    </w:p>
+    <w:p>
+      <w:pPr>
+        <w:spacing w:after="0"/>
+      </w:pPr>
+      <w:r>
+        <w:t>For imposing the rules on developer.</w:t>
+      </w:r>
+    </w:p>
+    <w:p>
+      <w:pPr>
+        <w:pStyle w:val="ListParagraph"/>
+        <w:spacing w:after="0"/>
+      </w:pPr>
+      <w:r>
+        <w:t>If we have interface, to make use of it, we will create separate classes and provide implementations to abstract methods of interface.</w:t>
+      </w:r>
+      <w:r>
+        <w:t xml:space="preserve"> </w:t>
+      </w:r>
+      <w:r>
+        <w:t xml:space="preserve">With this approach, </w:t>
+      </w:r>
+      <w:r>
+        <w:t>whenever</w:t>
+      </w:r>
+      <w:r>
+        <w:t xml:space="preserve"> we build the </w:t>
+      </w:r>
+      <w:proofErr w:type="gramStart"/>
+      <w:r>
+        <w:t>project</w:t>
+      </w:r>
+      <w:proofErr w:type="gramEnd"/>
+      <w:r>
+        <w:t xml:space="preserve"> we will </w:t>
+      </w:r>
+      <w:r>
+        <w:t xml:space="preserve">get </w:t>
+      </w:r>
+      <w:r>
+        <w:t xml:space="preserve">separate .class files for </w:t>
+      </w:r>
+      <w:r>
+        <w:t>each implementation class</w:t>
+      </w:r>
+      <w:r>
+        <w:t>.</w:t>
+      </w:r>
+    </w:p>
+    <w:p>
+      <w:pPr>
+        <w:pStyle w:val="ListParagraph"/>
+        <w:numPr>
+          <w:ilvl w:val="0"/>
+          <w:numId w:val="1"/>
+        </w:numPr>
+        <w:spacing w:after="0"/>
+      </w:pPr>
+    </w:p>
+    <w:tbl>
+      <w:tblPr>
+        <w:tblStyle w:val="TableGrid"/>
+        <w:tblW w:w="0" w:type="auto"/>
+        <w:tblLook w:val="04A0" w:firstRow="1" w:lastRow="0" w:firstColumn="1" w:lastColumn="0" w:noHBand="0" w:noVBand="1"/>
+      </w:tblPr>
+      <w:tblGrid>
+        <w:gridCol w:w="2754"/>
+        <w:gridCol w:w="2754"/>
+        <w:gridCol w:w="2754"/>
+        <w:gridCol w:w="2754"/>
+      </w:tblGrid>
+      <w:tr>
+        <w:tc>
+          <w:tcPr>
+            <w:tcW w:w="2754" w:type="dxa"/>
+          </w:tcPr>
+          <w:p>
+            <w:pPr>
+              <w:rPr>
+                <w:sz w:val="16"/>
+                <w:szCs w:val="16"/>
+              </w:rPr>
+            </w:pPr>
+            <w:proofErr w:type="spellStart"/>
+            <w:r>
+              <w:rPr>
+                <w:sz w:val="16"/>
+                <w:szCs w:val="16"/>
+              </w:rPr>
+              <w:t>intrface</w:t>
+            </w:r>
+            <w:proofErr w:type="spellEnd"/>
+          </w:p>
+        </w:tc>
+        <w:tc>
+          <w:tcPr>
+            <w:tcW w:w="2754" w:type="dxa"/>
+          </w:tcPr>
+          <w:p>
+            <w:pPr>
+              <w:rPr>
+                <w:sz w:val="16"/>
+                <w:szCs w:val="16"/>
+              </w:rPr>
+            </w:pPr>
+          </w:p>
+        </w:tc>
+        <w:tc>
+          <w:tcPr>
+            <w:tcW w:w="2754" w:type="dxa"/>
+          </w:tcPr>
+          <w:p>
+            <w:pPr>
+              <w:rPr>
+                <w:sz w:val="16"/>
+                <w:szCs w:val="16"/>
+              </w:rPr>
+            </w:pPr>
+          </w:p>
+        </w:tc>
+        <w:tc>
+          <w:tcPr>
+            <w:tcW w:w="2754" w:type="dxa"/>
+          </w:tcPr>
+          <w:p>
+            <w:pPr>
+              <w:rPr>
+                <w:sz w:val="16"/>
+                <w:szCs w:val="16"/>
+              </w:rPr>
+            </w:pPr>
+          </w:p>
+        </w:tc>
+      </w:tr>
+      <w:tr>
+        <w:tc>
+          <w:tcPr>
+            <w:tcW w:w="2754" w:type="dxa"/>
+          </w:tcPr>
+          <w:p>
+            <w:pPr>
+              <w:rPr>
+                <w:sz w:val="16"/>
+                <w:szCs w:val="16"/>
+                <w:lang w:val="en-IN"/>
+              </w:rPr>
+            </w:pPr>
+            <w:r>
+              <w:rPr>
+                <w:sz w:val="16"/>
+                <w:szCs w:val="16"/>
+                <w:lang w:val="en-IN"/>
+              </w:rPr>
+              <w:t xml:space="preserve">public interface </w:t>
+            </w:r>
+            <w:proofErr w:type="spellStart"/>
+            <w:r>
+              <w:rPr>
+                <w:sz w:val="16"/>
+                <w:szCs w:val="16"/>
+                <w:lang w:val="en-IN"/>
+              </w:rPr>
+              <w:t>MyInterface</w:t>
+            </w:r>
+            <w:proofErr w:type="spellEnd"/>
+            <w:r>
+              <w:rPr>
+                <w:sz w:val="16"/>
+                <w:szCs w:val="16"/>
+                <w:lang w:val="en-IN"/>
+              </w:rPr>
+              <w:t xml:space="preserve"> {</w:t>
+            </w:r>
+            <w:r>
+              <w:rPr>
+                <w:sz w:val="16"/>
+                <w:szCs w:val="16"/>
+                <w:lang w:val="en-IN"/>
+              </w:rPr>
+              <w:br/>
+              <w:t xml:space="preserve">    void method1(); </w:t>
+            </w:r>
+            <w:r>
+              <w:rPr>
+                <w:i/>
+                <w:iCs/>
+                <w:sz w:val="16"/>
+                <w:szCs w:val="16"/>
+                <w:lang w:val="en-IN"/>
+              </w:rPr>
+              <w:t>// abstract methods.</w:t>
+            </w:r>
+            <w:r>
+              <w:rPr>
+                <w:i/>
+                <w:iCs/>
+                <w:sz w:val="16"/>
+                <w:szCs w:val="16"/>
+                <w:lang w:val="en-IN"/>
+              </w:rPr>
+              <w:br/>
+            </w:r>
+            <w:r>
+              <w:rPr>
+                <w:sz w:val="16"/>
+                <w:szCs w:val="16"/>
+                <w:lang w:val="en-IN"/>
+              </w:rPr>
+              <w:t>}</w:t>
+            </w:r>
+          </w:p>
+          <w:p>
+            <w:pPr>
+              <w:rPr>
+                <w:sz w:val="16"/>
+                <w:szCs w:val="16"/>
+              </w:rPr>
+            </w:pPr>
+          </w:p>
+        </w:tc>
+        <w:tc>
+          <w:tcPr>
+            <w:tcW w:w="2754" w:type="dxa"/>
+          </w:tcPr>
+          <w:p>
+            <w:pPr>
+              <w:rPr>
+                <w:sz w:val="16"/>
+                <w:szCs w:val="16"/>
+              </w:rPr>
+            </w:pPr>
+            <w:r>
+              <w:rPr>
+                <w:sz w:val="16"/>
+                <w:szCs w:val="16"/>
+                <w:lang w:val="en-IN"/>
+              </w:rPr>
+              <w:t xml:space="preserve">public class MyInterfceImpl1 </w:t>
+            </w:r>
+            <w:proofErr w:type="gramStart"/>
+            <w:r>
+              <w:rPr>
+                <w:sz w:val="16"/>
+                <w:szCs w:val="16"/>
+                <w:lang w:val="en-IN"/>
+              </w:rPr>
+              <w:t xml:space="preserve">implements  </w:t>
+            </w:r>
+            <w:proofErr w:type="spellStart"/>
+            <w:r>
+              <w:rPr>
+                <w:sz w:val="16"/>
+                <w:szCs w:val="16"/>
+                <w:lang w:val="en-IN"/>
+              </w:rPr>
+              <w:t>MyInterface</w:t>
+            </w:r>
+            <w:proofErr w:type="spellEnd"/>
+            <w:proofErr w:type="gramEnd"/>
+            <w:r>
+              <w:rPr>
+                <w:sz w:val="16"/>
+                <w:szCs w:val="16"/>
+                <w:lang w:val="en-IN"/>
+              </w:rPr>
+              <w:t>{</w:t>
+            </w:r>
+            <w:r>
+              <w:rPr>
+                <w:sz w:val="16"/>
+                <w:szCs w:val="16"/>
+                <w:lang w:val="en-IN"/>
+              </w:rPr>
+              <w:br/>
+              <w:t xml:space="preserve">    @Override</w:t>
+            </w:r>
+            <w:r>
+              <w:rPr>
+                <w:sz w:val="16"/>
+                <w:szCs w:val="16"/>
+                <w:lang w:val="en-IN"/>
+              </w:rPr>
+              <w:br/>
+              <w:t xml:space="preserve">    public void method1() {</w:t>
+            </w:r>
+            <w:r>
+              <w:rPr>
+                <w:sz w:val="16"/>
+                <w:szCs w:val="16"/>
+                <w:lang w:val="en-IN"/>
+              </w:rPr>
+              <w:br/>
+              <w:t xml:space="preserve">        </w:t>
+            </w:r>
+            <w:proofErr w:type="spellStart"/>
+            <w:r>
+              <w:rPr>
+                <w:sz w:val="16"/>
+                <w:szCs w:val="16"/>
+                <w:lang w:val="en-IN"/>
+              </w:rPr>
+              <w:t>System.</w:t>
+            </w:r>
+            <w:r>
+              <w:rPr>
+                <w:i/>
+                <w:iCs/>
+                <w:sz w:val="16"/>
+                <w:szCs w:val="16"/>
+                <w:lang w:val="en-IN"/>
+              </w:rPr>
+              <w:t>out</w:t>
+            </w:r>
+            <w:r>
+              <w:rPr>
+                <w:sz w:val="16"/>
+                <w:szCs w:val="16"/>
+                <w:lang w:val="en-IN"/>
+              </w:rPr>
+              <w:t>.println</w:t>
+            </w:r>
+            <w:proofErr w:type="spellEnd"/>
+            <w:r>
+              <w:rPr>
+                <w:sz w:val="16"/>
+                <w:szCs w:val="16"/>
+                <w:lang w:val="en-IN"/>
+              </w:rPr>
+              <w:t>("impl-1");</w:t>
+            </w:r>
+            <w:r>
+              <w:rPr>
+                <w:sz w:val="16"/>
+                <w:szCs w:val="16"/>
+                <w:lang w:val="en-IN"/>
+              </w:rPr>
+              <w:br/>
+              <w:t xml:space="preserve">  </w:t>
+            </w:r>
+            <w:proofErr w:type="gramStart"/>
+            <w:r>
+              <w:rPr>
+                <w:sz w:val="16"/>
+                <w:szCs w:val="16"/>
+                <w:lang w:val="en-IN"/>
+              </w:rPr>
+              <w:t xml:space="preserve">  }</w:t>
+            </w:r>
+            <w:proofErr w:type="gramEnd"/>
+            <w:r>
+              <w:rPr>
+                <w:sz w:val="16"/>
+                <w:szCs w:val="16"/>
+                <w:lang w:val="en-IN"/>
+              </w:rPr>
+              <w:br/>
+            </w:r>
+            <w:r>
+              <w:rPr>
+                <w:sz w:val="16"/>
+                <w:szCs w:val="16"/>
+                <w:lang w:val="en-IN"/>
+              </w:rPr>
+              <w:br/>
+              <w:t>}</w:t>
+            </w:r>
+          </w:p>
+        </w:tc>
+        <w:tc>
+          <w:tcPr>
+            <w:tcW w:w="2754" w:type="dxa"/>
+          </w:tcPr>
+          <w:p>
+            <w:pPr>
+              <w:rPr>
+                <w:sz w:val="16"/>
+                <w:szCs w:val="16"/>
+              </w:rPr>
+            </w:pPr>
+            <w:r>
+              <w:rPr>
+                <w:sz w:val="16"/>
+                <w:szCs w:val="16"/>
+                <w:lang w:val="en-IN"/>
+              </w:rPr>
+              <w:t>public class MyInterfceImpl</w:t>
+            </w:r>
+            <w:r>
+              <w:rPr>
+                <w:sz w:val="16"/>
+                <w:szCs w:val="16"/>
+                <w:lang w:val="en-IN"/>
+              </w:rPr>
+              <w:t>2</w:t>
+            </w:r>
+            <w:r>
+              <w:rPr>
+                <w:sz w:val="16"/>
+                <w:szCs w:val="16"/>
+                <w:lang w:val="en-IN"/>
+              </w:rPr>
+              <w:t xml:space="preserve"> </w:t>
+            </w:r>
+            <w:proofErr w:type="gramStart"/>
+            <w:r>
+              <w:rPr>
+                <w:sz w:val="16"/>
+                <w:szCs w:val="16"/>
+                <w:lang w:val="en-IN"/>
+              </w:rPr>
+              <w:t xml:space="preserve">implements  </w:t>
+            </w:r>
+            <w:proofErr w:type="spellStart"/>
+            <w:r>
+              <w:rPr>
+                <w:sz w:val="16"/>
+                <w:szCs w:val="16"/>
+                <w:lang w:val="en-IN"/>
+              </w:rPr>
+              <w:t>MyInterface</w:t>
+            </w:r>
+            <w:proofErr w:type="spellEnd"/>
+            <w:proofErr w:type="gramEnd"/>
+            <w:r>
+              <w:rPr>
+                <w:sz w:val="16"/>
+                <w:szCs w:val="16"/>
+                <w:lang w:val="en-IN"/>
+              </w:rPr>
+              <w:t>{</w:t>
+            </w:r>
+            <w:r>
+              <w:rPr>
+                <w:sz w:val="16"/>
+                <w:szCs w:val="16"/>
+                <w:lang w:val="en-IN"/>
+              </w:rPr>
+              <w:br/>
+              <w:t xml:space="preserve">    @Override</w:t>
+            </w:r>
+            <w:r>
+              <w:rPr>
+                <w:sz w:val="16"/>
+                <w:szCs w:val="16"/>
+                <w:lang w:val="en-IN"/>
+              </w:rPr>
+              <w:br/>
+              <w:t xml:space="preserve">    public void method1() {</w:t>
+            </w:r>
+            <w:r>
+              <w:rPr>
+                <w:sz w:val="16"/>
+                <w:szCs w:val="16"/>
+                <w:lang w:val="en-IN"/>
+              </w:rPr>
+              <w:br/>
+              <w:t xml:space="preserve">        </w:t>
+            </w:r>
+            <w:proofErr w:type="spellStart"/>
+            <w:r>
+              <w:rPr>
+                <w:sz w:val="16"/>
+                <w:szCs w:val="16"/>
+                <w:lang w:val="en-IN"/>
+              </w:rPr>
+              <w:t>System.</w:t>
+            </w:r>
+            <w:r>
+              <w:rPr>
+                <w:i/>
+                <w:iCs/>
+                <w:sz w:val="16"/>
+                <w:szCs w:val="16"/>
+                <w:lang w:val="en-IN"/>
+              </w:rPr>
+              <w:t>out</w:t>
+            </w:r>
+            <w:r>
+              <w:rPr>
+                <w:sz w:val="16"/>
+                <w:szCs w:val="16"/>
+                <w:lang w:val="en-IN"/>
+              </w:rPr>
+              <w:t>.println</w:t>
+            </w:r>
+            <w:proofErr w:type="spellEnd"/>
+            <w:r>
+              <w:rPr>
+                <w:sz w:val="16"/>
+                <w:szCs w:val="16"/>
+                <w:lang w:val="en-IN"/>
+              </w:rPr>
+              <w:t>("impl-</w:t>
+            </w:r>
+            <w:r>
+              <w:rPr>
+                <w:sz w:val="16"/>
+                <w:szCs w:val="16"/>
+                <w:lang w:val="en-IN"/>
+              </w:rPr>
+              <w:t>2</w:t>
+            </w:r>
+            <w:r>
+              <w:rPr>
+                <w:sz w:val="16"/>
+                <w:szCs w:val="16"/>
+                <w:lang w:val="en-IN"/>
+              </w:rPr>
+              <w:t>");</w:t>
+            </w:r>
+            <w:r>
+              <w:rPr>
+                <w:sz w:val="16"/>
+                <w:szCs w:val="16"/>
+                <w:lang w:val="en-IN"/>
+              </w:rPr>
+              <w:br/>
+              <w:t xml:space="preserve">  </w:t>
+            </w:r>
+            <w:proofErr w:type="gramStart"/>
+            <w:r>
+              <w:rPr>
+                <w:sz w:val="16"/>
+                <w:szCs w:val="16"/>
+                <w:lang w:val="en-IN"/>
+              </w:rPr>
+              <w:t xml:space="preserve">  }</w:t>
+            </w:r>
+            <w:proofErr w:type="gramEnd"/>
+            <w:r>
+              <w:rPr>
+                <w:sz w:val="16"/>
+                <w:szCs w:val="16"/>
+                <w:lang w:val="en-IN"/>
+              </w:rPr>
+              <w:br/>
+            </w:r>
+            <w:r>
+              <w:rPr>
+                <w:sz w:val="16"/>
+                <w:szCs w:val="16"/>
+                <w:lang w:val="en-IN"/>
+              </w:rPr>
+              <w:br/>
+              <w:t>}</w:t>
+            </w:r>
+          </w:p>
+        </w:tc>
+        <w:tc>
+          <w:tcPr>
+            <w:tcW w:w="2754" w:type="dxa"/>
+          </w:tcPr>
+          <w:p>
+            <w:pPr>
+              <w:rPr>
+                <w:sz w:val="16"/>
+                <w:szCs w:val="16"/>
+              </w:rPr>
+            </w:pPr>
+            <w:r>
+              <w:rPr>
+                <w:sz w:val="16"/>
+                <w:szCs w:val="16"/>
+                <w:lang w:val="en-IN"/>
+              </w:rPr>
+              <w:t>public class MyInterfceImpl</w:t>
+            </w:r>
+            <w:r>
+              <w:rPr>
+                <w:sz w:val="16"/>
+                <w:szCs w:val="16"/>
+                <w:lang w:val="en-IN"/>
+              </w:rPr>
+              <w:t>3</w:t>
+            </w:r>
+            <w:r>
+              <w:rPr>
+                <w:sz w:val="16"/>
+                <w:szCs w:val="16"/>
+                <w:lang w:val="en-IN"/>
+              </w:rPr>
+              <w:t xml:space="preserve"> </w:t>
+            </w:r>
+            <w:proofErr w:type="gramStart"/>
+            <w:r>
+              <w:rPr>
+                <w:sz w:val="16"/>
+                <w:szCs w:val="16"/>
+                <w:lang w:val="en-IN"/>
+              </w:rPr>
+              <w:t xml:space="preserve">implements  </w:t>
+            </w:r>
+            <w:proofErr w:type="spellStart"/>
+            <w:r>
+              <w:rPr>
+                <w:sz w:val="16"/>
+                <w:szCs w:val="16"/>
+                <w:lang w:val="en-IN"/>
+              </w:rPr>
+              <w:t>MyInterface</w:t>
+            </w:r>
+            <w:proofErr w:type="spellEnd"/>
+            <w:proofErr w:type="gramEnd"/>
+            <w:r>
+              <w:rPr>
+                <w:sz w:val="16"/>
+                <w:szCs w:val="16"/>
+                <w:lang w:val="en-IN"/>
+              </w:rPr>
+              <w:t>{</w:t>
+            </w:r>
+            <w:r>
+              <w:rPr>
+                <w:sz w:val="16"/>
+                <w:szCs w:val="16"/>
+                <w:lang w:val="en-IN"/>
+              </w:rPr>
+              <w:br/>
+              <w:t xml:space="preserve">    @Override</w:t>
+            </w:r>
+            <w:r>
+              <w:rPr>
+                <w:sz w:val="16"/>
+                <w:szCs w:val="16"/>
+                <w:lang w:val="en-IN"/>
+              </w:rPr>
+              <w:br/>
+              <w:t xml:space="preserve">    public void method1() {</w:t>
+            </w:r>
+            <w:r>
+              <w:rPr>
+                <w:sz w:val="16"/>
+                <w:szCs w:val="16"/>
+                <w:lang w:val="en-IN"/>
+              </w:rPr>
+              <w:br/>
+              <w:t xml:space="preserve">        </w:t>
+            </w:r>
+            <w:proofErr w:type="spellStart"/>
+            <w:r>
+              <w:rPr>
+                <w:sz w:val="16"/>
+                <w:szCs w:val="16"/>
+                <w:lang w:val="en-IN"/>
+              </w:rPr>
+              <w:t>System.</w:t>
+            </w:r>
+            <w:r>
+              <w:rPr>
+                <w:i/>
+                <w:iCs/>
+                <w:sz w:val="16"/>
+                <w:szCs w:val="16"/>
+                <w:lang w:val="en-IN"/>
+              </w:rPr>
+              <w:t>out</w:t>
+            </w:r>
+            <w:r>
+              <w:rPr>
+                <w:sz w:val="16"/>
+                <w:szCs w:val="16"/>
+                <w:lang w:val="en-IN"/>
+              </w:rPr>
+              <w:t>.println</w:t>
+            </w:r>
+            <w:proofErr w:type="spellEnd"/>
+            <w:r>
+              <w:rPr>
+                <w:sz w:val="16"/>
+                <w:szCs w:val="16"/>
+                <w:lang w:val="en-IN"/>
+              </w:rPr>
+              <w:t>("impl-</w:t>
+            </w:r>
+            <w:r>
+              <w:rPr>
+                <w:sz w:val="16"/>
+                <w:szCs w:val="16"/>
+                <w:lang w:val="en-IN"/>
+              </w:rPr>
+              <w:t>3</w:t>
+            </w:r>
+            <w:r>
+              <w:rPr>
+                <w:sz w:val="16"/>
+                <w:szCs w:val="16"/>
+                <w:lang w:val="en-IN"/>
+              </w:rPr>
+              <w:t>");</w:t>
+            </w:r>
+            <w:r>
+              <w:rPr>
+                <w:sz w:val="16"/>
+                <w:szCs w:val="16"/>
+                <w:lang w:val="en-IN"/>
+              </w:rPr>
+              <w:br/>
+              <w:t xml:space="preserve">  </w:t>
+            </w:r>
+            <w:proofErr w:type="gramStart"/>
+            <w:r>
+              <w:rPr>
+                <w:sz w:val="16"/>
+                <w:szCs w:val="16"/>
+                <w:lang w:val="en-IN"/>
+              </w:rPr>
+              <w:t xml:space="preserve">  }</w:t>
+            </w:r>
+            <w:proofErr w:type="gramEnd"/>
+            <w:r>
+              <w:rPr>
+                <w:sz w:val="16"/>
+                <w:szCs w:val="16"/>
+                <w:lang w:val="en-IN"/>
+              </w:rPr>
+              <w:br/>
+            </w:r>
+            <w:r>
+              <w:rPr>
+                <w:sz w:val="16"/>
+                <w:szCs w:val="16"/>
+                <w:lang w:val="en-IN"/>
+              </w:rPr>
+              <w:br/>
+              <w:t>}</w:t>
+            </w:r>
+          </w:p>
+        </w:tc>
+      </w:tr>
+    </w:tbl>
+    <w:p>
+      <w:pPr>
+        <w:spacing w:after="0"/>
+      </w:pPr>
+    </w:p>
+    <w:p>
+      <w:pPr>
+        <w:pStyle w:val="ListParagraph"/>
+        <w:numPr>
+          <w:ilvl w:val="0"/>
+          <w:numId w:val="1"/>
+        </w:numPr>
+        <w:spacing w:after="0"/>
+      </w:pPr>
+      <w:r>
+        <w:t>Anonymous interfaces:</w:t>
+      </w:r>
+      <w:r>
+        <w:t xml:space="preserve"> dynamic implementation.</w:t>
+      </w:r>
+    </w:p>
+    <w:p>
+      <w:pPr>
+        <w:pStyle w:val="ListParagraph"/>
+        <w:spacing w:after="0"/>
+      </w:pPr>
+      <w:r>
+        <w:t xml:space="preserve">We will not create separate class, instead we provide </w:t>
+      </w:r>
+      <w:r>
+        <w:t xml:space="preserve">dynamic </w:t>
+      </w:r>
+      <w:r>
+        <w:t>implementation where ever it is required.</w:t>
+      </w:r>
+    </w:p>
+    <w:p>
+      <w:pPr>
+        <w:pStyle w:val="ListParagraph"/>
+        <w:spacing w:after="0"/>
+      </w:pPr>
+      <w:r>
+        <w:t xml:space="preserve">With this approach, </w:t>
+      </w:r>
+      <w:r>
+        <w:t>whenever</w:t>
+      </w:r>
+      <w:r>
+        <w:t xml:space="preserve"> we build the </w:t>
+      </w:r>
+      <w:proofErr w:type="gramStart"/>
+      <w:r>
+        <w:t>project</w:t>
+      </w:r>
+      <w:proofErr w:type="gramEnd"/>
+      <w:r>
+        <w:t xml:space="preserve"> we will not </w:t>
+      </w:r>
+      <w:r>
+        <w:t xml:space="preserve">get </w:t>
+      </w:r>
+      <w:r>
+        <w:t>separate .class files for anonymous interfaces.</w:t>
+      </w:r>
+    </w:p>
+    <w:tbl>
+      <w:tblPr>
+        <w:tblStyle w:val="TableGrid"/>
+        <w:tblW w:w="0" w:type="auto"/>
+        <w:tblLook w:val="04A0" w:firstRow="1" w:lastRow="0" w:firstColumn="1" w:lastColumn="0" w:noHBand="0" w:noVBand="1"/>
+      </w:tblPr>
+      <w:tblGrid>
+        <w:gridCol w:w="5508"/>
+        <w:gridCol w:w="5508"/>
+      </w:tblGrid>
+      <w:tr>
+        <w:tc>
+          <w:tcPr>
+            <w:tcW w:w="5508" w:type="dxa"/>
+          </w:tcPr>
+          <w:p>
+            <w:pPr>
+              <w:rPr>
+                <w:sz w:val="16"/>
+                <w:szCs w:val="16"/>
+              </w:rPr>
+            </w:pPr>
+          </w:p>
+        </w:tc>
+        <w:tc>
+          <w:tcPr>
+            <w:tcW w:w="5508" w:type="dxa"/>
+          </w:tcPr>
+          <w:p>
+            <w:pPr>
+              <w:rPr>
+                <w:sz w:val="16"/>
+                <w:szCs w:val="16"/>
+              </w:rPr>
+            </w:pPr>
+          </w:p>
+        </w:tc>
+      </w:tr>
+      <w:tr>
+        <w:tc>
+          <w:tcPr>
+            <w:tcW w:w="5508" w:type="dxa"/>
+          </w:tcPr>
+          <w:p>
+            <w:pPr>
+              <w:rPr>
+                <w:sz w:val="16"/>
+                <w:szCs w:val="16"/>
+                <w:lang w:val="en-IN"/>
+              </w:rPr>
+            </w:pPr>
+            <w:r>
+              <w:rPr>
+                <w:sz w:val="16"/>
+                <w:szCs w:val="16"/>
+                <w:lang w:val="en-IN"/>
+              </w:rPr>
+              <w:t xml:space="preserve">public interface </w:t>
+            </w:r>
+            <w:proofErr w:type="spellStart"/>
+            <w:r>
+              <w:rPr>
+                <w:sz w:val="16"/>
+                <w:szCs w:val="16"/>
+                <w:lang w:val="en-IN"/>
+              </w:rPr>
+              <w:t>AnimalInterface</w:t>
+            </w:r>
+            <w:proofErr w:type="spellEnd"/>
+            <w:r>
+              <w:rPr>
+                <w:sz w:val="16"/>
+                <w:szCs w:val="16"/>
+                <w:lang w:val="en-IN"/>
+              </w:rPr>
+              <w:t xml:space="preserve"> {</w:t>
+            </w:r>
+            <w:r>
+              <w:rPr>
+                <w:sz w:val="16"/>
+                <w:szCs w:val="16"/>
+                <w:lang w:val="en-IN"/>
+              </w:rPr>
+              <w:br/>
+              <w:t xml:space="preserve">    void </w:t>
+            </w:r>
+            <w:proofErr w:type="gramStart"/>
+            <w:r>
+              <w:rPr>
+                <w:sz w:val="16"/>
+                <w:szCs w:val="16"/>
+                <w:lang w:val="en-IN"/>
+              </w:rPr>
+              <w:t>sound(</w:t>
+            </w:r>
+            <w:proofErr w:type="gramEnd"/>
+            <w:r>
+              <w:rPr>
+                <w:sz w:val="16"/>
+                <w:szCs w:val="16"/>
+                <w:lang w:val="en-IN"/>
+              </w:rPr>
+              <w:t xml:space="preserve">); </w:t>
+            </w:r>
+            <w:r>
+              <w:rPr>
+                <w:i/>
+                <w:iCs/>
+                <w:sz w:val="16"/>
+                <w:szCs w:val="16"/>
+                <w:lang w:val="en-IN"/>
+              </w:rPr>
+              <w:t>// abstract methods.</w:t>
+            </w:r>
+            <w:r>
+              <w:rPr>
+                <w:i/>
+                <w:iCs/>
+                <w:sz w:val="16"/>
+                <w:szCs w:val="16"/>
+                <w:lang w:val="en-IN"/>
+              </w:rPr>
+              <w:br/>
+            </w:r>
+            <w:r>
+              <w:rPr>
+                <w:sz w:val="16"/>
+                <w:szCs w:val="16"/>
+                <w:lang w:val="en-IN"/>
+              </w:rPr>
+              <w:t>}</w:t>
+            </w:r>
+          </w:p>
+          <w:p>
+            <w:pPr>
+              <w:rPr>
+                <w:sz w:val="16"/>
+                <w:szCs w:val="16"/>
+              </w:rPr>
+            </w:pPr>
+          </w:p>
+        </w:tc>
+        <w:tc>
+          <w:tcPr>
+            <w:tcW w:w="5508" w:type="dxa"/>
+          </w:tcPr>
+          <w:p>
+            <w:pPr>
+              <w:rPr>
+                <w:sz w:val="16"/>
+                <w:szCs w:val="16"/>
+              </w:rPr>
+            </w:pPr>
+            <w:r>
+              <w:rPr>
+                <w:sz w:val="16"/>
+                <w:szCs w:val="16"/>
+                <w:lang w:val="en-IN"/>
+              </w:rPr>
+              <w:t>public class App {</w:t>
+            </w:r>
+            <w:r>
+              <w:rPr>
+                <w:sz w:val="16"/>
+                <w:szCs w:val="16"/>
+                <w:lang w:val="en-IN"/>
+              </w:rPr>
+              <w:br/>
+              <w:t xml:space="preserve">    public static void </w:t>
+            </w:r>
+            <w:proofErr w:type="gramStart"/>
+            <w:r>
+              <w:rPr>
+                <w:sz w:val="16"/>
+                <w:szCs w:val="16"/>
+                <w:lang w:val="en-IN"/>
+              </w:rPr>
+              <w:t>main(String[</w:t>
+            </w:r>
+            <w:proofErr w:type="gramEnd"/>
+            <w:r>
+              <w:rPr>
+                <w:sz w:val="16"/>
+                <w:szCs w:val="16"/>
+                <w:lang w:val="en-IN"/>
+              </w:rPr>
+              <w:t xml:space="preserve">] </w:t>
+            </w:r>
+            <w:proofErr w:type="spellStart"/>
+            <w:r>
+              <w:rPr>
+                <w:sz w:val="16"/>
+                <w:szCs w:val="16"/>
+                <w:lang w:val="en-IN"/>
+              </w:rPr>
+              <w:t>args</w:t>
+            </w:r>
+            <w:proofErr w:type="spellEnd"/>
+            <w:r>
+              <w:rPr>
+                <w:sz w:val="16"/>
+                <w:szCs w:val="16"/>
+                <w:lang w:val="en-IN"/>
+              </w:rPr>
+              <w:t>) {</w:t>
+            </w:r>
+            <w:r>
+              <w:rPr>
+                <w:sz w:val="16"/>
+                <w:szCs w:val="16"/>
+                <w:lang w:val="en-IN"/>
+              </w:rPr>
+              <w:br/>
+            </w:r>
+            <w:r>
+              <w:rPr>
+                <w:sz w:val="16"/>
+                <w:szCs w:val="16"/>
+                <w:lang w:val="en-IN"/>
+              </w:rPr>
+              <w:br/>
+              <w:t xml:space="preserve">        </w:t>
+            </w:r>
+            <w:proofErr w:type="spellStart"/>
+            <w:r>
+              <w:rPr>
+                <w:sz w:val="16"/>
+                <w:szCs w:val="16"/>
+                <w:lang w:val="en-IN"/>
+              </w:rPr>
+              <w:t>AnimalInterface</w:t>
+            </w:r>
+            <w:proofErr w:type="spellEnd"/>
+            <w:r>
+              <w:rPr>
+                <w:sz w:val="16"/>
+                <w:szCs w:val="16"/>
+                <w:lang w:val="en-IN"/>
+              </w:rPr>
+              <w:t xml:space="preserve"> dog = new </w:t>
+            </w:r>
+            <w:proofErr w:type="spellStart"/>
+            <w:proofErr w:type="gramStart"/>
+            <w:r>
+              <w:rPr>
+                <w:sz w:val="16"/>
+                <w:szCs w:val="16"/>
+                <w:lang w:val="en-IN"/>
+              </w:rPr>
+              <w:t>AnimalInterface</w:t>
+            </w:r>
+            <w:proofErr w:type="spellEnd"/>
+            <w:r>
+              <w:rPr>
+                <w:sz w:val="16"/>
+                <w:szCs w:val="16"/>
+                <w:lang w:val="en-IN"/>
+              </w:rPr>
+              <w:t>(){</w:t>
+            </w:r>
+            <w:proofErr w:type="gramEnd"/>
+            <w:r>
+              <w:rPr>
+                <w:sz w:val="16"/>
+                <w:szCs w:val="16"/>
+                <w:lang w:val="en-IN"/>
+              </w:rPr>
+              <w:br/>
+              <w:t xml:space="preserve">            public void </w:t>
+            </w:r>
+            <w:proofErr w:type="gramStart"/>
+            <w:r>
+              <w:rPr>
+                <w:sz w:val="16"/>
+                <w:szCs w:val="16"/>
+                <w:lang w:val="en-IN"/>
+              </w:rPr>
+              <w:t>sound(){</w:t>
+            </w:r>
+            <w:proofErr w:type="gramEnd"/>
+            <w:r>
+              <w:rPr>
+                <w:sz w:val="16"/>
+                <w:szCs w:val="16"/>
+                <w:lang w:val="en-IN"/>
+              </w:rPr>
+              <w:br/>
+              <w:t xml:space="preserve">                </w:t>
+            </w:r>
+            <w:proofErr w:type="spellStart"/>
+            <w:r>
+              <w:rPr>
+                <w:sz w:val="16"/>
+                <w:szCs w:val="16"/>
+                <w:lang w:val="en-IN"/>
+              </w:rPr>
+              <w:t>System.</w:t>
+            </w:r>
+            <w:r>
+              <w:rPr>
+                <w:i/>
+                <w:iCs/>
+                <w:sz w:val="16"/>
+                <w:szCs w:val="16"/>
+                <w:lang w:val="en-IN"/>
+              </w:rPr>
+              <w:t>out</w:t>
+            </w:r>
+            <w:r>
+              <w:rPr>
+                <w:sz w:val="16"/>
+                <w:szCs w:val="16"/>
+                <w:lang w:val="en-IN"/>
+              </w:rPr>
+              <w:t>.println</w:t>
+            </w:r>
+            <w:proofErr w:type="spellEnd"/>
+            <w:r>
+              <w:rPr>
+                <w:sz w:val="16"/>
+                <w:szCs w:val="16"/>
+                <w:lang w:val="en-IN"/>
+              </w:rPr>
+              <w:t>("Bow Bow</w:t>
+            </w:r>
+            <w:proofErr w:type="gramStart"/>
+            <w:r>
+              <w:rPr>
+                <w:sz w:val="16"/>
+                <w:szCs w:val="16"/>
+                <w:lang w:val="en-IN"/>
+              </w:rPr>
+              <w:t>.....</w:t>
+            </w:r>
+            <w:proofErr w:type="gramEnd"/>
+            <w:r>
+              <w:rPr>
+                <w:sz w:val="16"/>
+                <w:szCs w:val="16"/>
+                <w:lang w:val="en-IN"/>
+              </w:rPr>
+              <w:t>");</w:t>
+            </w:r>
+            <w:r>
+              <w:rPr>
+                <w:sz w:val="16"/>
+                <w:szCs w:val="16"/>
+                <w:lang w:val="en-IN"/>
+              </w:rPr>
+              <w:br/>
+              <w:t xml:space="preserve">          </w:t>
+            </w:r>
+            <w:proofErr w:type="gramStart"/>
+            <w:r>
+              <w:rPr>
+                <w:sz w:val="16"/>
+                <w:szCs w:val="16"/>
+                <w:lang w:val="en-IN"/>
+              </w:rPr>
+              <w:t xml:space="preserve">  }</w:t>
+            </w:r>
+            <w:proofErr w:type="gramEnd"/>
+            <w:r>
+              <w:rPr>
+                <w:sz w:val="16"/>
+                <w:szCs w:val="16"/>
+                <w:lang w:val="en-IN"/>
+              </w:rPr>
+              <w:br/>
+              <w:t xml:space="preserve">        };</w:t>
+            </w:r>
+            <w:r>
+              <w:rPr>
+                <w:sz w:val="16"/>
+                <w:szCs w:val="16"/>
+                <w:lang w:val="en-IN"/>
+              </w:rPr>
+              <w:br/>
+              <w:t xml:space="preserve">        </w:t>
+            </w:r>
+            <w:proofErr w:type="spellStart"/>
+            <w:proofErr w:type="gramStart"/>
+            <w:r>
+              <w:rPr>
+                <w:sz w:val="16"/>
+                <w:szCs w:val="16"/>
+                <w:lang w:val="en-IN"/>
+              </w:rPr>
+              <w:t>dog.sound</w:t>
+            </w:r>
+            <w:proofErr w:type="spellEnd"/>
+            <w:proofErr w:type="gramEnd"/>
+            <w:r>
+              <w:rPr>
+                <w:sz w:val="16"/>
+                <w:szCs w:val="16"/>
+                <w:lang w:val="en-IN"/>
+              </w:rPr>
+              <w:t>();</w:t>
+            </w:r>
+            <w:r>
+              <w:rPr>
+                <w:sz w:val="16"/>
+                <w:szCs w:val="16"/>
+                <w:lang w:val="en-IN"/>
+              </w:rPr>
+              <w:br/>
+            </w:r>
+            <w:r>
+              <w:rPr>
+                <w:sz w:val="16"/>
+                <w:szCs w:val="16"/>
+                <w:lang w:val="en-IN"/>
+              </w:rPr>
+              <w:br/>
+            </w:r>
+            <w:r>
+              <w:rPr>
+                <w:sz w:val="16"/>
+                <w:szCs w:val="16"/>
+                <w:lang w:val="en-IN"/>
+              </w:rPr>
+              <w:br/>
+              <w:t xml:space="preserve">        </w:t>
+            </w:r>
+            <w:proofErr w:type="spellStart"/>
+            <w:r>
+              <w:rPr>
+                <w:sz w:val="16"/>
+                <w:szCs w:val="16"/>
+                <w:lang w:val="en-IN"/>
+              </w:rPr>
+              <w:t>AnimalInterface</w:t>
+            </w:r>
+            <w:proofErr w:type="spellEnd"/>
+            <w:r>
+              <w:rPr>
+                <w:sz w:val="16"/>
+                <w:szCs w:val="16"/>
+                <w:lang w:val="en-IN"/>
+              </w:rPr>
+              <w:t xml:space="preserve"> lion = new </w:t>
+            </w:r>
+            <w:proofErr w:type="spellStart"/>
+            <w:proofErr w:type="gramStart"/>
+            <w:r>
+              <w:rPr>
+                <w:sz w:val="16"/>
+                <w:szCs w:val="16"/>
+                <w:lang w:val="en-IN"/>
+              </w:rPr>
+              <w:t>AnimalInterface</w:t>
+            </w:r>
+            <w:proofErr w:type="spellEnd"/>
+            <w:r>
+              <w:rPr>
+                <w:sz w:val="16"/>
+                <w:szCs w:val="16"/>
+                <w:lang w:val="en-IN"/>
+              </w:rPr>
+              <w:t>(){</w:t>
+            </w:r>
+            <w:proofErr w:type="gramEnd"/>
+            <w:r>
+              <w:rPr>
+                <w:sz w:val="16"/>
+                <w:szCs w:val="16"/>
+                <w:lang w:val="en-IN"/>
+              </w:rPr>
+              <w:br/>
+              <w:t xml:space="preserve">            public void </w:t>
+            </w:r>
+            <w:proofErr w:type="gramStart"/>
+            <w:r>
+              <w:rPr>
+                <w:sz w:val="16"/>
+                <w:szCs w:val="16"/>
+                <w:lang w:val="en-IN"/>
+              </w:rPr>
+              <w:t>sound(){</w:t>
+            </w:r>
+            <w:proofErr w:type="gramEnd"/>
+            <w:r>
+              <w:rPr>
+                <w:sz w:val="16"/>
+                <w:szCs w:val="16"/>
+                <w:lang w:val="en-IN"/>
+              </w:rPr>
+              <w:br/>
+              <w:t xml:space="preserve">                </w:t>
+            </w:r>
+            <w:proofErr w:type="spellStart"/>
+            <w:r>
+              <w:rPr>
+                <w:sz w:val="16"/>
+                <w:szCs w:val="16"/>
+                <w:lang w:val="en-IN"/>
+              </w:rPr>
+              <w:t>System.</w:t>
+            </w:r>
+            <w:r>
+              <w:rPr>
+                <w:i/>
+                <w:iCs/>
+                <w:sz w:val="16"/>
+                <w:szCs w:val="16"/>
+                <w:lang w:val="en-IN"/>
+              </w:rPr>
+              <w:t>out</w:t>
+            </w:r>
+            <w:r>
+              <w:rPr>
+                <w:sz w:val="16"/>
+                <w:szCs w:val="16"/>
+                <w:lang w:val="en-IN"/>
+              </w:rPr>
+              <w:t>.println</w:t>
+            </w:r>
+            <w:proofErr w:type="spellEnd"/>
+            <w:r>
+              <w:rPr>
+                <w:sz w:val="16"/>
+                <w:szCs w:val="16"/>
+                <w:lang w:val="en-IN"/>
+              </w:rPr>
+              <w:t>("Roar.......");</w:t>
+            </w:r>
+            <w:r>
+              <w:rPr>
+                <w:sz w:val="16"/>
+                <w:szCs w:val="16"/>
+                <w:lang w:val="en-IN"/>
+              </w:rPr>
+              <w:br/>
+              <w:t xml:space="preserve">            }</w:t>
+            </w:r>
+            <w:r>
+              <w:rPr>
+                <w:sz w:val="16"/>
+                <w:szCs w:val="16"/>
+                <w:lang w:val="en-IN"/>
+              </w:rPr>
+              <w:br/>
+              <w:t xml:space="preserve">        };</w:t>
+            </w:r>
+            <w:r>
+              <w:rPr>
+                <w:sz w:val="16"/>
+                <w:szCs w:val="16"/>
+                <w:lang w:val="en-IN"/>
+              </w:rPr>
+              <w:br/>
+              <w:t xml:space="preserve">        </w:t>
+            </w:r>
+            <w:proofErr w:type="spellStart"/>
+            <w:r>
+              <w:rPr>
+                <w:sz w:val="16"/>
+                <w:szCs w:val="16"/>
+                <w:lang w:val="en-IN"/>
+              </w:rPr>
+              <w:t>lion.sound</w:t>
+            </w:r>
+            <w:proofErr w:type="spellEnd"/>
+            <w:r>
+              <w:rPr>
+                <w:sz w:val="16"/>
+                <w:szCs w:val="16"/>
+                <w:lang w:val="en-IN"/>
+              </w:rPr>
+              <w:t>();</w:t>
+            </w:r>
+            <w:r>
+              <w:rPr>
+                <w:sz w:val="16"/>
+                <w:szCs w:val="16"/>
+                <w:lang w:val="en-IN"/>
+              </w:rPr>
+              <w:br/>
+              <w:t xml:space="preserve">    }</w:t>
+            </w:r>
+            <w:r>
+              <w:rPr>
+                <w:sz w:val="16"/>
+                <w:szCs w:val="16"/>
+                <w:lang w:val="en-IN"/>
+              </w:rPr>
+              <w:br/>
+              <w:t>}</w:t>
+            </w:r>
+          </w:p>
+        </w:tc>
+      </w:tr>
+    </w:tbl>
+    <w:p>
+      <w:pPr>
+        <w:spacing w:after="0"/>
+      </w:pPr>
+    </w:p>
+    <w:p>
+      <w:pPr>
+        <w:spacing w:after="0"/>
+      </w:pPr>
+      <w:r>
+        <w:t xml:space="preserve">-&gt; if any interface doesn’t have any </w:t>
+      </w:r>
+      <w:proofErr w:type="gramStart"/>
+      <w:r>
+        <w:t>methods</w:t>
+      </w:r>
+      <w:proofErr w:type="gramEnd"/>
+      <w:r>
+        <w:t xml:space="preserve"> then that interface is called as “Marker interface”</w:t>
+      </w:r>
+    </w:p>
+    <w:p>
+      <w:pPr>
+        <w:spacing w:after="0"/>
+      </w:pPr>
+      <w:r>
+        <w:t xml:space="preserve">-&gt; if any interface </w:t>
+      </w:r>
+      <w:proofErr w:type="gramStart"/>
+      <w:r>
+        <w:t>have</w:t>
+      </w:r>
+      <w:proofErr w:type="gramEnd"/>
+      <w:r>
+        <w:t xml:space="preserve"> </w:t>
+      </w:r>
+      <w:r>
+        <w:t>single / one and only abstract</w:t>
+      </w:r>
+      <w:r>
+        <w:t xml:space="preserve"> method then that interface is called as “</w:t>
+      </w:r>
+      <w:r>
+        <w:t>Functional</w:t>
+      </w:r>
+      <w:r>
+        <w:t xml:space="preserve"> interface”</w:t>
+      </w:r>
+    </w:p>
+    <w:p>
+      <w:pPr>
+        <w:spacing w:after="0"/>
+      </w:pPr>
+    </w:p>
+    <w:p>
+      <w:pPr>
+        <w:spacing w:after="0"/>
+      </w:pPr>
+    </w:p>
+    <w:p>
+      <w:pPr>
+        <w:spacing w:after="0"/>
+      </w:pPr>
+      <w:hyperlink r:id="rId5" w:history="1">
+        <w:r>
+          <w:rPr>
+            <w:rStyle w:val="Hyperlink"/>
+          </w:rPr>
+          <w:t>https://javaconceptoftheday.com/</w:t>
+        </w:r>
+      </w:hyperlink>
+      <w:r>
+        <w:t xml:space="preserve"> </w:t>
+      </w:r>
+    </w:p>
+    <w:p>
+      <w:pPr>
+        <w:spacing w:after="0"/>
+      </w:pPr>
+    </w:p>
+    <w:p>
+      <w:pPr>
+        <w:spacing w:after="0"/>
+      </w:pPr>
+    </w:p>
+    <w:p>
+      <w:pPr>
+        <w:spacing w:after="0"/>
+        <w:rPr>
+          <w:b/>
+          <w:bCs/>
+          <w:sz w:val="40"/>
+          <w:szCs w:val="40"/>
+        </w:rPr>
+      </w:pPr>
+    </w:p>
+    <w:p>
+      <w:pPr>
+        <w:spacing w:after="0"/>
+        <w:rPr>
+          <w:b/>
+          <w:bCs/>
+          <w:sz w:val="40"/>
+          <w:szCs w:val="40"/>
+        </w:rPr>
+      </w:pPr>
+    </w:p>
+    <w:p>
+      <w:pPr>
+        <w:spacing w:after="0"/>
+        <w:rPr>
+          <w:b/>
+          <w:bCs/>
+          <w:sz w:val="40"/>
+          <w:szCs w:val="40"/>
+        </w:rPr>
+      </w:pPr>
+    </w:p>
+    <w:p>
+      <w:pPr>
+        <w:spacing w:after="0"/>
+        <w:rPr>
+          <w:b/>
+          <w:bCs/>
+          <w:sz w:val="40"/>
+          <w:szCs w:val="40"/>
+        </w:rPr>
+      </w:pPr>
+    </w:p>
+    <w:p>
+      <w:pPr>
+        <w:spacing w:after="0"/>
+        <w:rPr>
+          <w:b/>
+          <w:bCs/>
+          <w:sz w:val="40"/>
+          <w:szCs w:val="40"/>
+        </w:rPr>
+      </w:pPr>
+    </w:p>
+    <w:p>
+      <w:pPr>
+        <w:spacing w:after="0"/>
+        <w:rPr>
+          <w:b/>
+          <w:bCs/>
+          <w:sz w:val="40"/>
+          <w:szCs w:val="40"/>
+        </w:rPr>
+      </w:pPr>
+      <w:r>
+        <w:rPr>
+          <w:b/>
+          <w:bCs/>
+          <w:sz w:val="40"/>
+          <w:szCs w:val="40"/>
+        </w:rPr>
+        <w:lastRenderedPageBreak/>
+        <w:t>Java-8:</w:t>
+      </w:r>
+    </w:p>
+    <w:p>
+      <w:pPr>
+        <w:spacing w:after="0"/>
+      </w:pPr>
+    </w:p>
+    <w:p>
+      <w:pPr>
+        <w:spacing w:after="0"/>
+      </w:pPr>
+      <w:r>
+        <w:t>Java-8 features: there are so many features are included in java-8 version.</w:t>
+      </w:r>
+    </w:p>
+    <w:p>
+      <w:pPr>
+        <w:spacing w:after="0"/>
+        <w:rPr>
+          <w:b/>
+          <w:bCs/>
+          <w:lang w:val="en-IN"/>
+        </w:rPr>
+      </w:pPr>
+      <w:r>
+        <w:rPr>
+          <w:b/>
+          <w:bCs/>
+          <w:lang w:val="en-IN"/>
+        </w:rPr>
+        <w:t>Java 8 Functional Interfaces</w:t>
+      </w:r>
+      <w:r>
+        <w:rPr>
+          <w:b/>
+          <w:bCs/>
+          <w:lang w:val="en-IN"/>
+        </w:rPr>
+        <w:t>:</w:t>
+      </w:r>
+    </w:p>
+    <w:p>
+      <w:pPr>
+        <w:spacing w:after="0"/>
+      </w:pPr>
+      <w:r>
+        <w:rPr>
+          <w:b/>
+          <w:bCs/>
+          <w:highlight w:val="yellow"/>
+        </w:rPr>
+        <w:t>Functional interfaces, lambda expressions and Stream API</w:t>
+      </w:r>
+      <w:r>
+        <w:t xml:space="preserve"> – these three features of Java 8 has turned Java </w:t>
+      </w:r>
+      <w:hyperlink r:id="rId6" w:history="1">
+        <w:r>
+          <w:rPr>
+            <w:rStyle w:val="Hyperlink"/>
+          </w:rPr>
+          <w:t> programming</w:t>
+        </w:r>
+      </w:hyperlink>
+      <w:r>
+        <w:t xml:space="preserve"> into new style of programming called </w:t>
+      </w:r>
+      <w:r>
+        <w:rPr>
+          <w:b/>
+          <w:bCs/>
+        </w:rPr>
+        <w:t>functional-style programming</w:t>
+      </w:r>
+      <w:r>
+        <w:t>.</w:t>
+      </w:r>
+    </w:p>
+    <w:p>
+      <w:pPr>
+        <w:spacing w:after="0"/>
+      </w:pPr>
+      <w:r>
+        <w:t> Java is still an object-oriented </w:t>
+      </w:r>
+      <w:hyperlink r:id="rId7" w:history="1">
+        <w:r>
+          <w:rPr>
+            <w:rStyle w:val="Hyperlink"/>
+          </w:rPr>
+          <w:t> programming language</w:t>
+        </w:r>
+      </w:hyperlink>
+      <w:r>
+        <w:t>, but from Java 8, with the introduction of new features, most of the programming is done keeping functions in mind rather than objects. In this article, we will see Java 8 functional interfaces, </w:t>
+      </w:r>
+      <w:r>
+        <w:rPr>
+          <w:b/>
+          <w:bCs/>
+          <w:i/>
+          <w:iCs/>
+          <w:highlight w:val="yellow"/>
+        </w:rPr>
+        <w:t>@FunctionalInterface</w:t>
+      </w:r>
+      <w:r>
+        <w:t> annotation, </w:t>
+      </w:r>
+      <w:proofErr w:type="gramStart"/>
+      <w:r>
+        <w:rPr>
+          <w:i/>
+          <w:iCs/>
+        </w:rPr>
+        <w:t>java.util</w:t>
+      </w:r>
+      <w:proofErr w:type="gramEnd"/>
+      <w:r>
+        <w:rPr>
+          <w:i/>
+          <w:iCs/>
+        </w:rPr>
+        <w:t>.function</w:t>
+      </w:r>
+      <w:r>
+        <w:t> package and how to use new Java 8 functional interfaces to compose lambda expressions with some simple examples.</w:t>
+      </w:r>
+    </w:p>
+    <w:p>
+      <w:pPr>
+        <w:spacing w:after="0"/>
+      </w:pPr>
+    </w:p>
+    <w:p>
+      <w:pPr>
+        <w:spacing w:after="0"/>
+      </w:pPr>
+    </w:p>
+    <w:p>
+      <w:pPr>
+        <w:spacing w:after="0"/>
+      </w:pPr>
+    </w:p>
+    <w:p>
+      <w:pPr>
+        <w:spacing w:after="0"/>
+      </w:pPr>
+    </w:p>
+    <w:p>
+      <w:pPr>
+        <w:spacing w:after="0"/>
+      </w:pPr>
+    </w:p>
+    <w:p>
+      <w:pPr>
+        <w:spacing w:after="0"/>
+      </w:pPr>
+    </w:p>
+    <w:p>
+      <w:pPr>
+        <w:spacing w:after="0"/>
+      </w:pPr>
+    </w:p>
+    <w:p>
+      <w:pPr>
+        <w:spacing w:after="0"/>
+      </w:pPr>
+    </w:p>
+    <w:p>
+      <w:pPr>
+        <w:spacing w:after="0"/>
+      </w:pPr>
+    </w:p>
+    <w:p>
+      <w:pPr>
+        <w:spacing w:after="0"/>
+      </w:pPr>
+    </w:p>
+    <w:p>
+      <w:pPr>
+        <w:spacing w:after="0"/>
+      </w:pPr>
+    </w:p>
+    <w:p>
+      <w:pPr>
+        <w:spacing w:after="0"/>
+      </w:pPr>
+    </w:p>
+    <w:p>
+      <w:pPr>
+        <w:spacing w:after="0"/>
+      </w:pPr>
+    </w:p>
+    <w:p>
+      <w:pPr>
+        <w:spacing w:after="0"/>
+      </w:pPr>
+    </w:p>
+    <w:p>
+      <w:pPr>
+        <w:spacing w:after="0"/>
+      </w:pPr>
+    </w:p>
+    <w:p>
+      <w:pPr>
+        <w:spacing w:after="0"/>
+      </w:pPr>
+    </w:p>
+    <w:p>
+      <w:pPr>
+        <w:spacing w:after="0"/>
+      </w:pPr>
+    </w:p>
+    <w:p>
+      <w:pPr>
+        <w:spacing w:after="0"/>
+      </w:pPr>
+    </w:p>
+    <w:p>
+      <w:pPr>
+        <w:spacing w:after="0"/>
+      </w:pPr>
+    </w:p>
+    <w:p>
+      <w:pPr>
+        <w:spacing w:after="0"/>
+      </w:pPr>
+    </w:p>
+    <w:p>
+      <w:pPr>
+        <w:spacing w:after="0"/>
+      </w:pPr>
+    </w:p>
+    <w:p>
+      <w:pPr>
+        <w:spacing w:after="0"/>
+      </w:pPr>
+    </w:p>
+    <w:p>
+      <w:pPr>
+        <w:spacing w:after="0"/>
+      </w:pPr>
+    </w:p>
+    <w:p>
+      <w:pPr>
+        <w:spacing w:after="0"/>
+      </w:pPr>
+      <w:hyperlink r:id="rId8" w:history="1">
         <w:r>
           <w:rPr>
             <w:rStyle w:val="Hyperlink"/>
@@ -28,8 +1836,9 @@
         <w:rPr>
           <w:noProof/>
         </w:rPr>
+        <w:lastRenderedPageBreak/>
         <w:drawing>
-          <wp:inline distT="0" distB="0" distL="0" distR="0">
+          <wp:inline distT="0" distB="0" distL="0" distR="0" wp14:anchorId="775C66F5" wp14:editId="2EE6AE21">
             <wp:extent cx="5196058" cy="7810500"/>
             <wp:effectExtent l="19050" t="0" r="4592" b="0"/>
             <wp:docPr id="1" name="Picture 1" descr="https://i0.wp.com/javaconceptoftheday.com/wp-content/uploads/2019/03/Java8FunctionalInterfaces.png?ssl=1"/>
@@ -46,7 +1855,7 @@
                     </pic:cNvPicPr>
                   </pic:nvPicPr>
                   <pic:blipFill>
-                    <a:blip r:embed="rId5"/>
+                    <a:blip r:embed="rId9"/>
                     <a:srcRect/>
                     <a:stretch>
                       <a:fillRect/>
@@ -100,7 +1909,7 @@
         </w:rPr>
         <w:lastRenderedPageBreak/>
         <w:drawing>
-          <wp:inline distT="0" distB="0" distL="0" distR="0">
+          <wp:inline distT="0" distB="0" distL="0" distR="0" wp14:anchorId="62B2FBD5" wp14:editId="0773FE0A">
             <wp:extent cx="4955559" cy="1449845"/>
             <wp:effectExtent l="19050" t="0" r="0" b="0"/>
             <wp:docPr id="4" name="Picture 4"/>
@@ -117,7 +1926,7 @@
                     </pic:cNvPicPr>
                   </pic:nvPicPr>
                   <pic:blipFill>
-                    <a:blip r:embed="rId6"/>
+                    <a:blip r:embed="rId10"/>
                     <a:srcRect/>
                     <a:stretch>
                       <a:fillRect/>
@@ -171,7 +1980,7 @@
       <w:pPr>
         <w:spacing w:after="0"/>
       </w:pPr>
-      <w:hyperlink r:id="rId7" w:history="1">
+      <w:hyperlink r:id="rId11" w:history="1">
         <w:r>
           <w:rPr>
             <w:rStyle w:val="Hyperlink"/>
@@ -184,7 +1993,7 @@
       <w:pPr>
         <w:spacing w:after="0"/>
       </w:pPr>
-      <w:hyperlink r:id="rId8" w:history="1">
+      <w:hyperlink r:id="rId12" w:history="1">
         <w:r>
           <w:rPr>
             <w:rStyle w:val="Hyperlink"/>
@@ -197,7 +2006,7 @@
       <w:pPr>
         <w:spacing w:after="0"/>
       </w:pPr>
-      <w:hyperlink r:id="rId9" w:history="1">
+      <w:hyperlink r:id="rId13" w:history="1">
         <w:r>
           <w:rPr>
             <w:rStyle w:val="Hyperlink"/>
@@ -210,7 +2019,7 @@
       <w:pPr>
         <w:spacing w:after="0"/>
       </w:pPr>
-      <w:hyperlink r:id="rId10" w:history="1">
+      <w:hyperlink r:id="rId14" w:history="1">
         <w:r>
           <w:rPr>
             <w:rStyle w:val="Hyperlink"/>
@@ -519,8 +2328,221 @@
 </w:document>
 </file>
 
+<file path=word/numbering.xml><?xml version="1.0" encoding="utf-8"?>
+<w:numbering xmlns:wpc="http://schemas.microsoft.com/office/word/2010/wordprocessingCanvas" xmlns:cx="http://schemas.microsoft.com/office/drawing/2014/chartex" xmlns:cx1="http://schemas.microsoft.com/office/drawing/2015/9/8/chartex" xmlns:cx2="http://schemas.microsoft.com/office/drawing/2015/10/21/chartex" xmlns:cx3="http://schemas.microsoft.com/office/drawing/2016/5/9/chartex" xmlns:cx4="http://schemas.microsoft.com/office/drawing/2016/5/10/chartex" xmlns:cx5="http://schemas.microsoft.com/office/drawing/2016/5/11/chartex" xmlns:cx6="http://schemas.microsoft.com/office/drawing/2016/5/12/chartex" xmlns:cx7="http://schemas.microsoft.com/office/drawing/2016/5/13/chartex" xmlns:cx8="http://schemas.microsoft.com/office/drawing/2016/5/14/chartex" xmlns:mc="http://schemas.openxmlformats.org/markup-compatibility/2006" xmlns:aink="http://schemas.microsoft.com/office/drawing/2016/ink" xmlns:am3d="http://schemas.microsoft.com/office/drawing/2017/model3d" xmlns:o="urn:schemas-microsoft-com:office:office" xmlns:oel="http://schemas.microsoft.com/office/2019/extlst" xmlns:r="http://schemas.openxmlformats.org/officeDocument/2006/relationships" xmlns:m="http://schemas.openxmlformats.org/officeDocument/2006/math" xmlns:v="urn:schemas-microsoft-com:vml" xmlns:wp14="http://schemas.microsoft.com/office/word/2010/wordprocessingDrawing" xmlns:wp="http://schemas.openxmlformats.org/drawingml/2006/wordprocessingDrawing" xmlns:w10="urn:schemas-microsoft-com:office:word" xmlns:w="http://schemas.openxmlformats.org/wordprocessingml/2006/main" xmlns:w14="http://schemas.microsoft.com/office/word/2010/wordml" xmlns:w15="http://schemas.microsoft.com/office/word/2012/wordml" xmlns:w16cex="http://schemas.microsoft.com/office/word/2018/wordml/cex" xmlns:w16cid="http://schemas.microsoft.com/office/word/2016/wordml/cid" xmlns:w16="http://schemas.microsoft.com/office/word/2018/wordml" xmlns:w16du="http://schemas.microsoft.com/office/word/2023/wordml/word16du" xmlns:w16sdtdh="http://schemas.microsoft.com/office/word/2020/wordml/sdtdatahash" xmlns:w16sdtfl="http://schemas.microsoft.com/office/word/2024/wordml/sdtformatlock" xmlns:w16se="http://schemas.microsoft.com/office/word/2015/wordml/symex" xmlns:wpg="http://schemas.microsoft.com/office/word/2010/wordprocessingGroup" xmlns:wpi="http://schemas.microsoft.com/office/word/2010/wordprocessingInk" xmlns:wne="http://schemas.microsoft.com/office/word/2006/wordml" xmlns:wps="http://schemas.microsoft.com/office/word/2010/wordprocessingShape" mc:Ignorable="w14 w15 w16se w16cid w16 w16cex w16sdtdh w16sdtfl w16du wp14">
+  <w:abstractNum w:abstractNumId="0" w15:restartNumberingAfterBreak="0">
+    <w:nsid w:val="47413F1A"/>
+    <w:multiLevelType w:val="hybridMultilevel"/>
+    <w:tmpl w:val="6D966BD8"/>
+    <w:lvl w:ilvl="0" w:tplc="4009000F">
+      <w:start w:val="1"/>
+      <w:numFmt w:val="decimal"/>
+      <w:lvlText w:val="%1."/>
+      <w:lvlJc w:val="left"/>
+      <w:pPr>
+        <w:ind w:left="720" w:hanging="360"/>
+      </w:pPr>
+      <w:rPr>
+        <w:rFonts w:hint="default"/>
+      </w:rPr>
+    </w:lvl>
+    <w:lvl w:ilvl="1" w:tplc="40090019" w:tentative="1">
+      <w:start w:val="1"/>
+      <w:numFmt w:val="lowerLetter"/>
+      <w:lvlText w:val="%2."/>
+      <w:lvlJc w:val="left"/>
+      <w:pPr>
+        <w:ind w:left="1440" w:hanging="360"/>
+      </w:pPr>
+    </w:lvl>
+    <w:lvl w:ilvl="2" w:tplc="4009001B" w:tentative="1">
+      <w:start w:val="1"/>
+      <w:numFmt w:val="lowerRoman"/>
+      <w:lvlText w:val="%3."/>
+      <w:lvlJc w:val="right"/>
+      <w:pPr>
+        <w:ind w:left="2160" w:hanging="180"/>
+      </w:pPr>
+    </w:lvl>
+    <w:lvl w:ilvl="3" w:tplc="4009000F" w:tentative="1">
+      <w:start w:val="1"/>
+      <w:numFmt w:val="decimal"/>
+      <w:lvlText w:val="%4."/>
+      <w:lvlJc w:val="left"/>
+      <w:pPr>
+        <w:ind w:left="2880" w:hanging="360"/>
+      </w:pPr>
+    </w:lvl>
+    <w:lvl w:ilvl="4" w:tplc="40090019" w:tentative="1">
+      <w:start w:val="1"/>
+      <w:numFmt w:val="lowerLetter"/>
+      <w:lvlText w:val="%5."/>
+      <w:lvlJc w:val="left"/>
+      <w:pPr>
+        <w:ind w:left="3600" w:hanging="360"/>
+      </w:pPr>
+    </w:lvl>
+    <w:lvl w:ilvl="5" w:tplc="4009001B" w:tentative="1">
+      <w:start w:val="1"/>
+      <w:numFmt w:val="lowerRoman"/>
+      <w:lvlText w:val="%6."/>
+      <w:lvlJc w:val="right"/>
+      <w:pPr>
+        <w:ind w:left="4320" w:hanging="180"/>
+      </w:pPr>
+    </w:lvl>
+    <w:lvl w:ilvl="6" w:tplc="4009000F" w:tentative="1">
+      <w:start w:val="1"/>
+      <w:numFmt w:val="decimal"/>
+      <w:lvlText w:val="%7."/>
+      <w:lvlJc w:val="left"/>
+      <w:pPr>
+        <w:ind w:left="5040" w:hanging="360"/>
+      </w:pPr>
+    </w:lvl>
+    <w:lvl w:ilvl="7" w:tplc="40090019" w:tentative="1">
+      <w:start w:val="1"/>
+      <w:numFmt w:val="lowerLetter"/>
+      <w:lvlText w:val="%8."/>
+      <w:lvlJc w:val="left"/>
+      <w:pPr>
+        <w:ind w:left="5760" w:hanging="360"/>
+      </w:pPr>
+    </w:lvl>
+    <w:lvl w:ilvl="8" w:tplc="4009001B" w:tentative="1">
+      <w:start w:val="1"/>
+      <w:numFmt w:val="lowerRoman"/>
+      <w:lvlText w:val="%9."/>
+      <w:lvlJc w:val="right"/>
+      <w:pPr>
+        <w:ind w:left="6480" w:hanging="180"/>
+      </w:pPr>
+    </w:lvl>
+  </w:abstractNum>
+  <w:abstractNum w:abstractNumId="1" w15:restartNumberingAfterBreak="0">
+    <w:nsid w:val="50551AB7"/>
+    <w:multiLevelType w:val="hybridMultilevel"/>
+    <w:tmpl w:val="5844C4E6"/>
+    <w:lvl w:ilvl="0" w:tplc="5F1E979A">
+      <w:start w:val="2"/>
+      <w:numFmt w:val="bullet"/>
+      <w:lvlText w:val=""/>
+      <w:lvlJc w:val="left"/>
+      <w:pPr>
+        <w:ind w:left="720" w:hanging="360"/>
+      </w:pPr>
+      <w:rPr>
+        <w:rFonts w:ascii="Wingdings" w:eastAsiaTheme="minorHAnsi" w:hAnsi="Wingdings" w:cstheme="minorBidi" w:hint="default"/>
+      </w:rPr>
+    </w:lvl>
+    <w:lvl w:ilvl="1" w:tplc="40090003" w:tentative="1">
+      <w:start w:val="1"/>
+      <w:numFmt w:val="bullet"/>
+      <w:lvlText w:val="o"/>
+      <w:lvlJc w:val="left"/>
+      <w:pPr>
+        <w:ind w:left="1440" w:hanging="360"/>
+      </w:pPr>
+      <w:rPr>
+        <w:rFonts w:ascii="Courier New" w:hAnsi="Courier New" w:cs="Courier New" w:hint="default"/>
+      </w:rPr>
+    </w:lvl>
+    <w:lvl w:ilvl="2" w:tplc="40090005" w:tentative="1">
+      <w:start w:val="1"/>
+      <w:numFmt w:val="bullet"/>
+      <w:lvlText w:val=""/>
+      <w:lvlJc w:val="left"/>
+      <w:pPr>
+        <w:ind w:left="2160" w:hanging="360"/>
+      </w:pPr>
+      <w:rPr>
+        <w:rFonts w:ascii="Wingdings" w:hAnsi="Wingdings" w:hint="default"/>
+      </w:rPr>
+    </w:lvl>
+    <w:lvl w:ilvl="3" w:tplc="40090001" w:tentative="1">
+      <w:start w:val="1"/>
+      <w:numFmt w:val="bullet"/>
+      <w:lvlText w:val=""/>
+      <w:lvlJc w:val="left"/>
+      <w:pPr>
+        <w:ind w:left="2880" w:hanging="360"/>
+      </w:pPr>
+      <w:rPr>
+        <w:rFonts w:ascii="Symbol" w:hAnsi="Symbol" w:hint="default"/>
+      </w:rPr>
+    </w:lvl>
+    <w:lvl w:ilvl="4" w:tplc="40090003" w:tentative="1">
+      <w:start w:val="1"/>
+      <w:numFmt w:val="bullet"/>
+      <w:lvlText w:val="o"/>
+      <w:lvlJc w:val="left"/>
+      <w:pPr>
+        <w:ind w:left="3600" w:hanging="360"/>
+      </w:pPr>
+      <w:rPr>
+        <w:rFonts w:ascii="Courier New" w:hAnsi="Courier New" w:cs="Courier New" w:hint="default"/>
+      </w:rPr>
+    </w:lvl>
+    <w:lvl w:ilvl="5" w:tplc="40090005" w:tentative="1">
+      <w:start w:val="1"/>
+      <w:numFmt w:val="bullet"/>
+      <w:lvlText w:val=""/>
+      <w:lvlJc w:val="left"/>
+      <w:pPr>
+        <w:ind w:left="4320" w:hanging="360"/>
+      </w:pPr>
+      <w:rPr>
+        <w:rFonts w:ascii="Wingdings" w:hAnsi="Wingdings" w:hint="default"/>
+      </w:rPr>
+    </w:lvl>
+    <w:lvl w:ilvl="6" w:tplc="40090001" w:tentative="1">
+      <w:start w:val="1"/>
+      <w:numFmt w:val="bullet"/>
+      <w:lvlText w:val=""/>
+      <w:lvlJc w:val="left"/>
+      <w:pPr>
+        <w:ind w:left="5040" w:hanging="360"/>
+      </w:pPr>
+      <w:rPr>
+        <w:rFonts w:ascii="Symbol" w:hAnsi="Symbol" w:hint="default"/>
+      </w:rPr>
+    </w:lvl>
+    <w:lvl w:ilvl="7" w:tplc="40090003" w:tentative="1">
+      <w:start w:val="1"/>
+      <w:numFmt w:val="bullet"/>
+      <w:lvlText w:val="o"/>
+      <w:lvlJc w:val="left"/>
+      <w:pPr>
+        <w:ind w:left="5760" w:hanging="360"/>
+      </w:pPr>
+      <w:rPr>
+        <w:rFonts w:ascii="Courier New" w:hAnsi="Courier New" w:cs="Courier New" w:hint="default"/>
+      </w:rPr>
+    </w:lvl>
+    <w:lvl w:ilvl="8" w:tplc="40090005" w:tentative="1">
+      <w:start w:val="1"/>
+      <w:numFmt w:val="bullet"/>
+      <w:lvlText w:val=""/>
+      <w:lvlJc w:val="left"/>
+      <w:pPr>
+        <w:ind w:left="6480" w:hanging="360"/>
+      </w:pPr>
+      <w:rPr>
+        <w:rFonts w:ascii="Wingdings" w:hAnsi="Wingdings" w:hint="default"/>
+      </w:rPr>
+    </w:lvl>
+  </w:abstractNum>
+  <w:num w:numId="1" w16cid:durableId="478769140">
+    <w:abstractNumId w:val="0"/>
+  </w:num>
+  <w:num w:numId="2" w16cid:durableId="1753311440">
+    <w:abstractNumId w:val="1"/>
+  </w:num>
+</w:numbering>
+</file>
+
 <file path=word/styles.xml><?xml version="1.0" encoding="utf-8"?>
-<w:styles xmlns:r="http://schemas.openxmlformats.org/officeDocument/2006/relationships" xmlns:w="http://schemas.openxmlformats.org/wordprocessingml/2006/main">
+<w:styles xmlns:mc="http://schemas.openxmlformats.org/markup-compatibility/2006" xmlns:r="http://schemas.openxmlformats.org/officeDocument/2006/relationships" xmlns:w="http://schemas.openxmlformats.org/wordprocessingml/2006/main" xmlns:w14="http://schemas.microsoft.com/office/word/2010/wordml" xmlns:w15="http://schemas.microsoft.com/office/word/2012/wordml" xmlns:w16cex="http://schemas.microsoft.com/office/word/2018/wordml/cex" xmlns:w16cid="http://schemas.microsoft.com/office/word/2016/wordml/cid" xmlns:w16="http://schemas.microsoft.com/office/word/2018/wordml" xmlns:w16du="http://schemas.microsoft.com/office/word/2023/wordml/word16du" xmlns:w16sdtdh="http://schemas.microsoft.com/office/word/2020/wordml/sdtdatahash" xmlns:w16sdtfl="http://schemas.microsoft.com/office/word/2024/wordml/sdtformatlock" xmlns:w16se="http://schemas.microsoft.com/office/word/2015/wordml/symex" mc:Ignorable="w14 w15 w16se w16cid w16 w16cex w16sdtdh w16sdtfl w16du">
   <w:docDefaults>
     <w:rPrDefault>
       <w:rPr>
@@ -536,144 +2558,383 @@
       </w:pPr>
     </w:pPrDefault>
   </w:docDefaults>
-  <w:latentStyles w:defLockedState="0" w:defUIPriority="99" w:defSemiHidden="1" w:defUnhideWhenUsed="1" w:defQFormat="0" w:count="267">
-    <w:lsdException w:name="Normal" w:semiHidden="0" w:uiPriority="0" w:unhideWhenUsed="0" w:qFormat="1"/>
-    <w:lsdException w:name="heading 1" w:semiHidden="0" w:uiPriority="9" w:unhideWhenUsed="0" w:qFormat="1"/>
-    <w:lsdException w:name="heading 2" w:uiPriority="9" w:qFormat="1"/>
-    <w:lsdException w:name="heading 3" w:uiPriority="9" w:qFormat="1"/>
-    <w:lsdException w:name="heading 4" w:uiPriority="9" w:qFormat="1"/>
-    <w:lsdException w:name="heading 5" w:uiPriority="9" w:qFormat="1"/>
-    <w:lsdException w:name="heading 6" w:uiPriority="9" w:qFormat="1"/>
-    <w:lsdException w:name="heading 7" w:uiPriority="9" w:qFormat="1"/>
-    <w:lsdException w:name="heading 8" w:uiPriority="9" w:qFormat="1"/>
-    <w:lsdException w:name="heading 9" w:uiPriority="9" w:qFormat="1"/>
-    <w:lsdException w:name="toc 1" w:uiPriority="39"/>
-    <w:lsdException w:name="toc 2" w:uiPriority="39"/>
-    <w:lsdException w:name="toc 3" w:uiPriority="39"/>
-    <w:lsdException w:name="toc 4" w:uiPriority="39"/>
-    <w:lsdException w:name="toc 5" w:uiPriority="39"/>
-    <w:lsdException w:name="toc 6" w:uiPriority="39"/>
-    <w:lsdException w:name="toc 7" w:uiPriority="39"/>
-    <w:lsdException w:name="toc 8" w:uiPriority="39"/>
-    <w:lsdException w:name="toc 9" w:uiPriority="39"/>
-    <w:lsdException w:name="caption" w:uiPriority="35" w:qFormat="1"/>
-    <w:lsdException w:name="Title" w:semiHidden="0" w:uiPriority="10" w:unhideWhenUsed="0" w:qFormat="1"/>
-    <w:lsdException w:name="Default Paragraph Font" w:uiPriority="1"/>
-    <w:lsdException w:name="Subtitle" w:semiHidden="0" w:uiPriority="11" w:unhideWhenUsed="0" w:qFormat="1"/>
-    <w:lsdException w:name="Strong" w:semiHidden="0" w:uiPriority="22" w:unhideWhenUsed="0" w:qFormat="1"/>
-    <w:lsdException w:name="Emphasis" w:semiHidden="0" w:uiPriority="20" w:unhideWhenUsed="0" w:qFormat="1"/>
-    <w:lsdException w:name="Table Grid" w:semiHidden="0" w:uiPriority="59" w:unhideWhenUsed="0"/>
-    <w:lsdException w:name="Placeholder Text" w:unhideWhenUsed="0"/>
-    <w:lsdException w:name="No Spacing" w:semiHidden="0" w:uiPriority="1" w:unhideWhenUsed="0" w:qFormat="1"/>
-    <w:lsdException w:name="Light Shading" w:semiHidden="0" w:uiPriority="60" w:unhideWhenUsed="0"/>
-    <w:lsdException w:name="Light List" w:semiHidden="0" w:uiPriority="61" w:unhideWhenUsed="0"/>
-    <w:lsdException w:name="Light Grid" w:semiHidden="0" w:uiPriority="62" w:unhideWhenUsed="0"/>
-    <w:lsdException w:name="Medium Shading 1" w:semiHidden="0" w:uiPriority="63" w:unhideWhenUsed="0"/>
-    <w:lsdException w:name="Medium Shading 2" w:semiHidden="0" w:uiPriority="64" w:unhideWhenUsed="0"/>
-    <w:lsdException w:name="Medium List 1" w:semiHidden="0" w:uiPriority="65" w:unhideWhenUsed="0"/>
-    <w:lsdException w:name="Medium List 2" w:semiHidden="0" w:uiPriority="66" w:unhideWhenUsed="0"/>
-    <w:lsdException w:name="Medium Grid 1" w:semiHidden="0" w:uiPriority="67" w:unhideWhenUsed="0"/>
-    <w:lsdException w:name="Medium Grid 2" w:semiHidden="0" w:uiPriority="68" w:unhideWhenUsed="0"/>
-    <w:lsdException w:name="Medium Grid 3" w:semiHidden="0" w:uiPriority="69" w:unhideWhenUsed="0"/>
-    <w:lsdException w:name="Dark List" w:semiHidden="0" w:uiPriority="70" w:unhideWhenUsed="0"/>
-    <w:lsdException w:name="Colorful Shading" w:semiHidden="0" w:uiPriority="71" w:unhideWhenUsed="0"/>
-    <w:lsdException w:name="Colorful List" w:semiHidden="0" w:uiPriority="72" w:unhideWhenUsed="0"/>
-    <w:lsdException w:name="Colorful Grid" w:semiHidden="0" w:uiPriority="73" w:unhideWhenUsed="0"/>
-    <w:lsdException w:name="Light Shading Accent 1" w:semiHidden="0" w:uiPriority="60" w:unhideWhenUsed="0"/>
-    <w:lsdException w:name="Light List Accent 1" w:semiHidden="0" w:uiPriority="61" w:unhideWhenUsed="0"/>
-    <w:lsdException w:name="Light Grid Accent 1" w:semiHidden="0" w:uiPriority="62" w:unhideWhenUsed="0"/>
-    <w:lsdException w:name="Medium Shading 1 Accent 1" w:semiHidden="0" w:uiPriority="63" w:unhideWhenUsed="0"/>
-    <w:lsdException w:name="Medium Shading 2 Accent 1" w:semiHidden="0" w:uiPriority="64" w:unhideWhenUsed="0"/>
-    <w:lsdException w:name="Medium List 1 Accent 1" w:semiHidden="0" w:uiPriority="65" w:unhideWhenUsed="0"/>
-    <w:lsdException w:name="Revision" w:unhideWhenUsed="0"/>
-    <w:lsdException w:name="List Paragraph" w:semiHidden="0" w:uiPriority="34" w:unhideWhenUsed="0" w:qFormat="1"/>
-    <w:lsdException w:name="Quote" w:semiHidden="0" w:uiPriority="29" w:unhideWhenUsed="0" w:qFormat="1"/>
-    <w:lsdException w:name="Intense Quote" w:semiHidden="0" w:uiPriority="30" w:unhideWhenUsed="0" w:qFormat="1"/>
-    <w:lsdException w:name="Medium List 2 Accent 1" w:semiHidden="0" w:uiPriority="66" w:unhideWhenUsed="0"/>
-    <w:lsdException w:name="Medium Grid 1 Accent 1" w:semiHidden="0" w:uiPriority="67" w:unhideWhenUsed="0"/>
-    <w:lsdException w:name="Medium Grid 2 Accent 1" w:semiHidden="0" w:uiPriority="68" w:unhideWhenUsed="0"/>
-    <w:lsdException w:name="Medium Grid 3 Accent 1" w:semiHidden="0" w:uiPriority="69" w:unhideWhenUsed="0"/>
-    <w:lsdException w:name="Dark List Accent 1" w:semiHidden="0" w:uiPriority="70" w:unhideWhenUsed="0"/>
-    <w:lsdException w:name="Colorful Shading Accent 1" w:semiHidden="0" w:uiPriority="71" w:unhideWhenUsed="0"/>
-    <w:lsdException w:name="Colorful List Accent 1" w:semiHidden="0" w:uiPriority="72" w:unhideWhenUsed="0"/>
-    <w:lsdException w:name="Colorful Grid Accent 1" w:semiHidden="0" w:uiPriority="73" w:unhideWhenUsed="0"/>
-    <w:lsdException w:name="Light Shading Accent 2" w:semiHidden="0" w:uiPriority="60" w:unhideWhenUsed="0"/>
-    <w:lsdException w:name="Light List Accent 2" w:semiHidden="0" w:uiPriority="61" w:unhideWhenUsed="0"/>
-    <w:lsdException w:name="Light Grid Accent 2" w:semiHidden="0" w:uiPriority="62" w:unhideWhenUsed="0"/>
-    <w:lsdException w:name="Medium Shading 1 Accent 2" w:semiHidden="0" w:uiPriority="63" w:unhideWhenUsed="0"/>
-    <w:lsdException w:name="Medium Shading 2 Accent 2" w:semiHidden="0" w:uiPriority="64" w:unhideWhenUsed="0"/>
-    <w:lsdException w:name="Medium List 1 Accent 2" w:semiHidden="0" w:uiPriority="65" w:unhideWhenUsed="0"/>
-    <w:lsdException w:name="Medium List 2 Accent 2" w:semiHidden="0" w:uiPriority="66" w:unhideWhenUsed="0"/>
-    <w:lsdException w:name="Medium Grid 1 Accent 2" w:semiHidden="0" w:uiPriority="67" w:unhideWhenUsed="0"/>
-    <w:lsdException w:name="Medium Grid 2 Accent 2" w:semiHidden="0" w:uiPriority="68" w:unhideWhenUsed="0"/>
-    <w:lsdException w:name="Medium Grid 3 Accent 2" w:semiHidden="0" w:uiPriority="69" w:unhideWhenUsed="0"/>
-    <w:lsdException w:name="Dark List Accent 2" w:semiHidden="0" w:uiPriority="70" w:unhideWhenUsed="0"/>
-    <w:lsdException w:name="Colorful Shading Accent 2" w:semiHidden="0" w:uiPriority="71" w:unhideWhenUsed="0"/>
-    <w:lsdException w:name="Colorful List Accent 2" w:semiHidden="0" w:uiPriority="72" w:unhideWhenUsed="0"/>
-    <w:lsdException w:name="Colorful Grid Accent 2" w:semiHidden="0" w:uiPriority="73" w:unhideWhenUsed="0"/>
-    <w:lsdException w:name="Light Shading Accent 3" w:semiHidden="0" w:uiPriority="60" w:unhideWhenUsed="0"/>
-    <w:lsdException w:name="Light List Accent 3" w:semiHidden="0" w:uiPriority="61" w:unhideWhenUsed="0"/>
-    <w:lsdException w:name="Light Grid Accent 3" w:semiHidden="0" w:uiPriority="62" w:unhideWhenUsed="0"/>
-    <w:lsdException w:name="Medium Shading 1 Accent 3" w:semiHidden="0" w:uiPriority="63" w:unhideWhenUsed="0"/>
-    <w:lsdException w:name="Medium Shading 2 Accent 3" w:semiHidden="0" w:uiPriority="64" w:unhideWhenUsed="0"/>
-    <w:lsdException w:name="Medium List 1 Accent 3" w:semiHidden="0" w:uiPriority="65" w:unhideWhenUsed="0"/>
-    <w:lsdException w:name="Medium List 2 Accent 3" w:semiHidden="0" w:uiPriority="66" w:unhideWhenUsed="0"/>
-    <w:lsdException w:name="Medium Grid 1 Accent 3" w:semiHidden="0" w:uiPriority="67" w:unhideWhenUsed="0"/>
-    <w:lsdException w:name="Medium Grid 2 Accent 3" w:semiHidden="0" w:uiPriority="68" w:unhideWhenUsed="0"/>
-    <w:lsdException w:name="Medium Grid 3 Accent 3" w:semiHidden="0" w:uiPriority="69" w:unhideWhenUsed="0"/>
-    <w:lsdException w:name="Dark List Accent 3" w:semiHidden="0" w:uiPriority="70" w:unhideWhenUsed="0"/>
-    <w:lsdException w:name="Colorful Shading Accent 3" w:semiHidden="0" w:uiPriority="71" w:unhideWhenUsed="0"/>
-    <w:lsdException w:name="Colorful List Accent 3" w:semiHidden="0" w:uiPriority="72" w:unhideWhenUsed="0"/>
-    <w:lsdException w:name="Colorful Grid Accent 3" w:semiHidden="0" w:uiPriority="73" w:unhideWhenUsed="0"/>
-    <w:lsdException w:name="Light Shading Accent 4" w:semiHidden="0" w:uiPriority="60" w:unhideWhenUsed="0"/>
-    <w:lsdException w:name="Light List Accent 4" w:semiHidden="0" w:uiPriority="61" w:unhideWhenUsed="0"/>
-    <w:lsdException w:name="Light Grid Accent 4" w:semiHidden="0" w:uiPriority="62" w:unhideWhenUsed="0"/>
-    <w:lsdException w:name="Medium Shading 1 Accent 4" w:semiHidden="0" w:uiPriority="63" w:unhideWhenUsed="0"/>
-    <w:lsdException w:name="Medium Shading 2 Accent 4" w:semiHidden="0" w:uiPriority="64" w:unhideWhenUsed="0"/>
-    <w:lsdException w:name="Medium List 1 Accent 4" w:semiHidden="0" w:uiPriority="65" w:unhideWhenUsed="0"/>
-    <w:lsdException w:name="Medium List 2 Accent 4" w:semiHidden="0" w:uiPriority="66" w:unhideWhenUsed="0"/>
-    <w:lsdException w:name="Medium Grid 1 Accent 4" w:semiHidden="0" w:uiPriority="67" w:unhideWhenUsed="0"/>
-    <w:lsdException w:name="Medium Grid 2 Accent 4" w:semiHidden="0" w:uiPriority="68" w:unhideWhenUsed="0"/>
-    <w:lsdException w:name="Medium Grid 3 Accent 4" w:semiHidden="0" w:uiPriority="69" w:unhideWhenUsed="0"/>
-    <w:lsdException w:name="Dark List Accent 4" w:semiHidden="0" w:uiPriority="70" w:unhideWhenUsed="0"/>
-    <w:lsdException w:name="Colorful Shading Accent 4" w:semiHidden="0" w:uiPriority="71" w:unhideWhenUsed="0"/>
-    <w:lsdException w:name="Colorful List Accent 4" w:semiHidden="0" w:uiPriority="72" w:unhideWhenUsed="0"/>
-    <w:lsdException w:name="Colorful Grid Accent 4" w:semiHidden="0" w:uiPriority="73" w:unhideWhenUsed="0"/>
-    <w:lsdException w:name="Light Shading Accent 5" w:semiHidden="0" w:uiPriority="60" w:unhideWhenUsed="0"/>
-    <w:lsdException w:name="Light List Accent 5" w:semiHidden="0" w:uiPriority="61" w:unhideWhenUsed="0"/>
-    <w:lsdException w:name="Light Grid Accent 5" w:semiHidden="0" w:uiPriority="62" w:unhideWhenUsed="0"/>
-    <w:lsdException w:name="Medium Shading 1 Accent 5" w:semiHidden="0" w:uiPriority="63" w:unhideWhenUsed="0"/>
-    <w:lsdException w:name="Medium Shading 2 Accent 5" w:semiHidden="0" w:uiPriority="64" w:unhideWhenUsed="0"/>
-    <w:lsdException w:name="Medium List 1 Accent 5" w:semiHidden="0" w:uiPriority="65" w:unhideWhenUsed="0"/>
-    <w:lsdException w:name="Medium List 2 Accent 5" w:semiHidden="0" w:uiPriority="66" w:unhideWhenUsed="0"/>
-    <w:lsdException w:name="Medium Grid 1 Accent 5" w:semiHidden="0" w:uiPriority="67" w:unhideWhenUsed="0"/>
-    <w:lsdException w:name="Medium Grid 2 Accent 5" w:semiHidden="0" w:uiPriority="68" w:unhideWhenUsed="0"/>
-    <w:lsdException w:name="Medium Grid 3 Accent 5" w:semiHidden="0" w:uiPriority="69" w:unhideWhenUsed="0"/>
-    <w:lsdException w:name="Dark List Accent 5" w:semiHidden="0" w:uiPriority="70" w:unhideWhenUsed="0"/>
-    <w:lsdException w:name="Colorful Shading Accent 5" w:semiHidden="0" w:uiPriority="71" w:unhideWhenUsed="0"/>
-    <w:lsdException w:name="Colorful List Accent 5" w:semiHidden="0" w:uiPriority="72" w:unhideWhenUsed="0"/>
-    <w:lsdException w:name="Colorful Grid Accent 5" w:semiHidden="0" w:uiPriority="73" w:unhideWhenUsed="0"/>
-    <w:lsdException w:name="Light Shading Accent 6" w:semiHidden="0" w:uiPriority="60" w:unhideWhenUsed="0"/>
-    <w:lsdException w:name="Light List Accent 6" w:semiHidden="0" w:uiPriority="61" w:unhideWhenUsed="0"/>
-    <w:lsdException w:name="Light Grid Accent 6" w:semiHidden="0" w:uiPriority="62" w:unhideWhenUsed="0"/>
-    <w:lsdException w:name="Medium Shading 1 Accent 6" w:semiHidden="0" w:uiPriority="63" w:unhideWhenUsed="0"/>
-    <w:lsdException w:name="Medium Shading 2 Accent 6" w:semiHidden="0" w:uiPriority="64" w:unhideWhenUsed="0"/>
-    <w:lsdException w:name="Medium List 1 Accent 6" w:semiHidden="0" w:uiPriority="65" w:unhideWhenUsed="0"/>
-    <w:lsdException w:name="Medium List 2 Accent 6" w:semiHidden="0" w:uiPriority="66" w:unhideWhenUsed="0"/>
-    <w:lsdException w:name="Medium Grid 1 Accent 6" w:semiHidden="0" w:uiPriority="67" w:unhideWhenUsed="0"/>
-    <w:lsdException w:name="Medium Grid 2 Accent 6" w:semiHidden="0" w:uiPriority="68" w:unhideWhenUsed="0"/>
-    <w:lsdException w:name="Medium Grid 3 Accent 6" w:semiHidden="0" w:uiPriority="69" w:unhideWhenUsed="0"/>
-    <w:lsdException w:name="Dark List Accent 6" w:semiHidden="0" w:uiPriority="70" w:unhideWhenUsed="0"/>
-    <w:lsdException w:name="Colorful Shading Accent 6" w:semiHidden="0" w:uiPriority="71" w:unhideWhenUsed="0"/>
-    <w:lsdException w:name="Colorful List Accent 6" w:semiHidden="0" w:uiPriority="72" w:unhideWhenUsed="0"/>
-    <w:lsdException w:name="Colorful Grid Accent 6" w:semiHidden="0" w:uiPriority="73" w:unhideWhenUsed="0"/>
-    <w:lsdException w:name="Subtle Emphasis" w:semiHidden="0" w:uiPriority="19" w:unhideWhenUsed="0" w:qFormat="1"/>
-    <w:lsdException w:name="Intense Emphasis" w:semiHidden="0" w:uiPriority="21" w:unhideWhenUsed="0" w:qFormat="1"/>
-    <w:lsdException w:name="Subtle Reference" w:semiHidden="0" w:uiPriority="31" w:unhideWhenUsed="0" w:qFormat="1"/>
-    <w:lsdException w:name="Intense Reference" w:semiHidden="0" w:uiPriority="32" w:unhideWhenUsed="0" w:qFormat="1"/>
-    <w:lsdException w:name="Book Title" w:semiHidden="0" w:uiPriority="33" w:unhideWhenUsed="0" w:qFormat="1"/>
-    <w:lsdException w:name="Bibliography" w:uiPriority="37"/>
-    <w:lsdException w:name="TOC Heading" w:uiPriority="39" w:qFormat="1"/>
+  <w:latentStyles w:defLockedState="0" w:defUIPriority="99" w:defSemiHidden="0" w:defUnhideWhenUsed="0" w:defQFormat="0" w:count="376">
+    <w:lsdException w:name="Normal" w:uiPriority="0" w:qFormat="1"/>
+    <w:lsdException w:name="heading 1" w:uiPriority="9" w:qFormat="1"/>
+    <w:lsdException w:name="heading 2" w:semiHidden="1" w:uiPriority="9" w:unhideWhenUsed="1" w:qFormat="1"/>
+    <w:lsdException w:name="heading 3" w:semiHidden="1" w:uiPriority="9" w:unhideWhenUsed="1" w:qFormat="1"/>
+    <w:lsdException w:name="heading 4" w:semiHidden="1" w:uiPriority="9" w:unhideWhenUsed="1" w:qFormat="1"/>
+    <w:lsdException w:name="heading 5" w:semiHidden="1" w:uiPriority="9" w:unhideWhenUsed="1" w:qFormat="1"/>
+    <w:lsdException w:name="heading 6" w:semiHidden="1" w:uiPriority="9" w:unhideWhenUsed="1" w:qFormat="1"/>
+    <w:lsdException w:name="heading 7" w:semiHidden="1" w:uiPriority="9" w:unhideWhenUsed="1" w:qFormat="1"/>
+    <w:lsdException w:name="heading 8" w:semiHidden="1" w:uiPriority="9" w:unhideWhenUsed="1" w:qFormat="1"/>
+    <w:lsdException w:name="heading 9" w:semiHidden="1" w:uiPriority="9" w:unhideWhenUsed="1" w:qFormat="1"/>
+    <w:lsdException w:name="index 1" w:semiHidden="1" w:unhideWhenUsed="1"/>
+    <w:lsdException w:name="index 2" w:semiHidden="1" w:unhideWhenUsed="1"/>
+    <w:lsdException w:name="index 3" w:semiHidden="1" w:unhideWhenUsed="1"/>
+    <w:lsdException w:name="index 4" w:semiHidden="1" w:unhideWhenUsed="1"/>
+    <w:lsdException w:name="index 5" w:semiHidden="1" w:unhideWhenUsed="1"/>
+    <w:lsdException w:name="index 6" w:semiHidden="1" w:unhideWhenUsed="1"/>
+    <w:lsdException w:name="index 7" w:semiHidden="1" w:unhideWhenUsed="1"/>
+    <w:lsdException w:name="index 8" w:semiHidden="1" w:unhideWhenUsed="1"/>
+    <w:lsdException w:name="index 9" w:semiHidden="1" w:unhideWhenUsed="1"/>
+    <w:lsdException w:name="toc 1" w:semiHidden="1" w:uiPriority="39" w:unhideWhenUsed="1"/>
+    <w:lsdException w:name="toc 2" w:semiHidden="1" w:uiPriority="39" w:unhideWhenUsed="1"/>
+    <w:lsdException w:name="toc 3" w:semiHidden="1" w:uiPriority="39" w:unhideWhenUsed="1"/>
+    <w:lsdException w:name="toc 4" w:semiHidden="1" w:uiPriority="39" w:unhideWhenUsed="1"/>
+    <w:lsdException w:name="toc 5" w:semiHidden="1" w:uiPriority="39" w:unhideWhenUsed="1"/>
+    <w:lsdException w:name="toc 6" w:semiHidden="1" w:uiPriority="39" w:unhideWhenUsed="1"/>
+    <w:lsdException w:name="toc 7" w:semiHidden="1" w:uiPriority="39" w:unhideWhenUsed="1"/>
+    <w:lsdException w:name="toc 8" w:semiHidden="1" w:uiPriority="39" w:unhideWhenUsed="1"/>
+    <w:lsdException w:name="toc 9" w:semiHidden="1" w:uiPriority="39" w:unhideWhenUsed="1"/>
+    <w:lsdException w:name="Normal Indent" w:semiHidden="1" w:unhideWhenUsed="1"/>
+    <w:lsdException w:name="footnote text" w:semiHidden="1" w:unhideWhenUsed="1"/>
+    <w:lsdException w:name="annotation text" w:semiHidden="1" w:unhideWhenUsed="1"/>
+    <w:lsdException w:name="header" w:semiHidden="1" w:unhideWhenUsed="1"/>
+    <w:lsdException w:name="footer" w:semiHidden="1" w:unhideWhenUsed="1"/>
+    <w:lsdException w:name="index heading" w:semiHidden="1" w:unhideWhenUsed="1"/>
+    <w:lsdException w:name="caption" w:semiHidden="1" w:uiPriority="35" w:unhideWhenUsed="1" w:qFormat="1"/>
+    <w:lsdException w:name="table of figures" w:semiHidden="1" w:unhideWhenUsed="1"/>
+    <w:lsdException w:name="envelope address" w:semiHidden="1" w:unhideWhenUsed="1"/>
+    <w:lsdException w:name="envelope return" w:semiHidden="1" w:unhideWhenUsed="1"/>
+    <w:lsdException w:name="footnote reference" w:semiHidden="1" w:unhideWhenUsed="1"/>
+    <w:lsdException w:name="annotation reference" w:semiHidden="1" w:unhideWhenUsed="1"/>
+    <w:lsdException w:name="line number" w:semiHidden="1" w:unhideWhenUsed="1"/>
+    <w:lsdException w:name="page number" w:semiHidden="1" w:unhideWhenUsed="1"/>
+    <w:lsdException w:name="endnote reference" w:semiHidden="1" w:unhideWhenUsed="1"/>
+    <w:lsdException w:name="endnote text" w:semiHidden="1" w:unhideWhenUsed="1"/>
+    <w:lsdException w:name="table of authorities" w:semiHidden="1" w:unhideWhenUsed="1"/>
+    <w:lsdException w:name="macro" w:semiHidden="1" w:unhideWhenUsed="1"/>
+    <w:lsdException w:name="toa heading" w:semiHidden="1" w:unhideWhenUsed="1"/>
+    <w:lsdException w:name="List" w:semiHidden="1" w:unhideWhenUsed="1"/>
+    <w:lsdException w:name="List Bullet" w:semiHidden="1" w:unhideWhenUsed="1"/>
+    <w:lsdException w:name="List Number" w:semiHidden="1" w:unhideWhenUsed="1"/>
+    <w:lsdException w:name="List 2" w:semiHidden="1" w:unhideWhenUsed="1"/>
+    <w:lsdException w:name="List 3" w:semiHidden="1" w:unhideWhenUsed="1"/>
+    <w:lsdException w:name="List 4" w:semiHidden="1" w:unhideWhenUsed="1"/>
+    <w:lsdException w:name="List 5" w:semiHidden="1" w:unhideWhenUsed="1"/>
+    <w:lsdException w:name="List Bullet 2" w:semiHidden="1" w:unhideWhenUsed="1"/>
+    <w:lsdException w:name="List Bullet 3" w:semiHidden="1" w:unhideWhenUsed="1"/>
+    <w:lsdException w:name="List Bullet 4" w:semiHidden="1" w:unhideWhenUsed="1"/>
+    <w:lsdException w:name="List Bullet 5" w:semiHidden="1" w:unhideWhenUsed="1"/>
+    <w:lsdException w:name="List Number 2" w:semiHidden="1" w:unhideWhenUsed="1"/>
+    <w:lsdException w:name="List Number 3" w:semiHidden="1" w:unhideWhenUsed="1"/>
+    <w:lsdException w:name="List Number 4" w:semiHidden="1" w:unhideWhenUsed="1"/>
+    <w:lsdException w:name="List Number 5" w:semiHidden="1" w:unhideWhenUsed="1"/>
+    <w:lsdException w:name="Title" w:uiPriority="10" w:qFormat="1"/>
+    <w:lsdException w:name="Closing" w:semiHidden="1" w:unhideWhenUsed="1"/>
+    <w:lsdException w:name="Signature" w:semiHidden="1" w:unhideWhenUsed="1"/>
+    <w:lsdException w:name="Default Paragraph Font" w:semiHidden="1" w:uiPriority="1" w:unhideWhenUsed="1"/>
+    <w:lsdException w:name="Body Text" w:semiHidden="1" w:unhideWhenUsed="1"/>
+    <w:lsdException w:name="Body Text Indent" w:semiHidden="1" w:unhideWhenUsed="1"/>
+    <w:lsdException w:name="List Continue" w:semiHidden="1" w:unhideWhenUsed="1"/>
+    <w:lsdException w:name="List Continue 2" w:semiHidden="1" w:unhideWhenUsed="1"/>
+    <w:lsdException w:name="List Continue 3" w:semiHidden="1" w:unhideWhenUsed="1"/>
+    <w:lsdException w:name="List Continue 4" w:semiHidden="1" w:unhideWhenUsed="1"/>
+    <w:lsdException w:name="List Continue 5" w:semiHidden="1" w:unhideWhenUsed="1"/>
+    <w:lsdException w:name="Message Header" w:semiHidden="1" w:unhideWhenUsed="1"/>
+    <w:lsdException w:name="Subtitle" w:uiPriority="11" w:qFormat="1"/>
+    <w:lsdException w:name="Salutation" w:semiHidden="1" w:unhideWhenUsed="1"/>
+    <w:lsdException w:name="Date" w:semiHidden="1" w:unhideWhenUsed="1"/>
+    <w:lsdException w:name="Body Text First Indent" w:semiHidden="1" w:unhideWhenUsed="1"/>
+    <w:lsdException w:name="Body Text First Indent 2" w:semiHidden="1" w:unhideWhenUsed="1"/>
+    <w:lsdException w:name="Note Heading" w:semiHidden="1" w:unhideWhenUsed="1"/>
+    <w:lsdException w:name="Body Text 2" w:semiHidden="1" w:unhideWhenUsed="1"/>
+    <w:lsdException w:name="Body Text 3" w:semiHidden="1" w:unhideWhenUsed="1"/>
+    <w:lsdException w:name="Body Text Indent 2" w:semiHidden="1" w:unhideWhenUsed="1"/>
+    <w:lsdException w:name="Body Text Indent 3" w:semiHidden="1" w:unhideWhenUsed="1"/>
+    <w:lsdException w:name="Block Text" w:semiHidden="1" w:unhideWhenUsed="1"/>
+    <w:lsdException w:name="Hyperlink" w:semiHidden="1" w:unhideWhenUsed="1"/>
+    <w:lsdException w:name="FollowedHyperlink" w:semiHidden="1" w:unhideWhenUsed="1"/>
+    <w:lsdException w:name="Strong" w:uiPriority="22" w:qFormat="1"/>
+    <w:lsdException w:name="Emphasis" w:uiPriority="20" w:qFormat="1"/>
+    <w:lsdException w:name="Document Map" w:semiHidden="1" w:unhideWhenUsed="1"/>
+    <w:lsdException w:name="Plain Text" w:semiHidden="1" w:unhideWhenUsed="1"/>
+    <w:lsdException w:name="E-mail Signature" w:semiHidden="1" w:unhideWhenUsed="1"/>
+    <w:lsdException w:name="HTML Top of Form" w:semiHidden="1" w:unhideWhenUsed="1"/>
+    <w:lsdException w:name="HTML Bottom of Form" w:semiHidden="1" w:unhideWhenUsed="1"/>
+    <w:lsdException w:name="Normal (Web)" w:semiHidden="1" w:unhideWhenUsed="1"/>
+    <w:lsdException w:name="HTML Acronym" w:semiHidden="1" w:unhideWhenUsed="1"/>
+    <w:lsdException w:name="HTML Address" w:semiHidden="1" w:unhideWhenUsed="1"/>
+    <w:lsdException w:name="HTML Cite" w:semiHidden="1" w:unhideWhenUsed="1"/>
+    <w:lsdException w:name="HTML Code" w:semiHidden="1" w:unhideWhenUsed="1"/>
+    <w:lsdException w:name="HTML Definition" w:semiHidden="1" w:unhideWhenUsed="1"/>
+    <w:lsdException w:name="HTML Keyboard" w:semiHidden="1" w:unhideWhenUsed="1"/>
+    <w:lsdException w:name="HTML Preformatted" w:semiHidden="1" w:unhideWhenUsed="1"/>
+    <w:lsdException w:name="HTML Sample" w:semiHidden="1" w:unhideWhenUsed="1"/>
+    <w:lsdException w:name="HTML Typewriter" w:semiHidden="1" w:unhideWhenUsed="1"/>
+    <w:lsdException w:name="HTML Variable" w:semiHidden="1" w:unhideWhenUsed="1"/>
+    <w:lsdException w:name="Normal Table" w:semiHidden="1" w:unhideWhenUsed="1"/>
+    <w:lsdException w:name="annotation subject" w:semiHidden="1" w:unhideWhenUsed="1"/>
+    <w:lsdException w:name="No List" w:semiHidden="1" w:unhideWhenUsed="1"/>
+    <w:lsdException w:name="Outline List 1" w:semiHidden="1" w:unhideWhenUsed="1"/>
+    <w:lsdException w:name="Outline List 2" w:semiHidden="1" w:unhideWhenUsed="1"/>
+    <w:lsdException w:name="Outline List 3" w:semiHidden="1" w:unhideWhenUsed="1"/>
+    <w:lsdException w:name="Table Simple 1" w:semiHidden="1" w:unhideWhenUsed="1"/>
+    <w:lsdException w:name="Table Simple 2" w:semiHidden="1" w:unhideWhenUsed="1"/>
+    <w:lsdException w:name="Table Simple 3" w:semiHidden="1" w:unhideWhenUsed="1"/>
+    <w:lsdException w:name="Table Classic 1" w:semiHidden="1" w:unhideWhenUsed="1"/>
+    <w:lsdException w:name="Table Classic 2" w:semiHidden="1" w:unhideWhenUsed="1"/>
+    <w:lsdException w:name="Table Classic 3" w:semiHidden="1" w:unhideWhenUsed="1"/>
+    <w:lsdException w:name="Table Classic 4" w:semiHidden="1" w:unhideWhenUsed="1"/>
+    <w:lsdException w:name="Table Colorful 1" w:semiHidden="1" w:unhideWhenUsed="1"/>
+    <w:lsdException w:name="Table Colorful 2" w:semiHidden="1" w:unhideWhenUsed="1"/>
+    <w:lsdException w:name="Table Colorful 3" w:semiHidden="1" w:unhideWhenUsed="1"/>
+    <w:lsdException w:name="Table Columns 1" w:semiHidden="1" w:unhideWhenUsed="1"/>
+    <w:lsdException w:name="Table Columns 2" w:semiHidden="1" w:unhideWhenUsed="1"/>
+    <w:lsdException w:name="Table Columns 3" w:semiHidden="1" w:unhideWhenUsed="1"/>
+    <w:lsdException w:name="Table Columns 4" w:semiHidden="1" w:unhideWhenUsed="1"/>
+    <w:lsdException w:name="Table Columns 5" w:semiHidden="1" w:unhideWhenUsed="1"/>
+    <w:lsdException w:name="Table Grid 1" w:semiHidden="1" w:unhideWhenUsed="1"/>
+    <w:lsdException w:name="Table Grid 2" w:semiHidden="1" w:unhideWhenUsed="1"/>
+    <w:lsdException w:name="Table Grid 3" w:semiHidden="1" w:unhideWhenUsed="1"/>
+    <w:lsdException w:name="Table Grid 4" w:semiHidden="1" w:unhideWhenUsed="1"/>
+    <w:lsdException w:name="Table Grid 5" w:semiHidden="1" w:unhideWhenUsed="1"/>
+    <w:lsdException w:name="Table Grid 6" w:semiHidden="1" w:unhideWhenUsed="1"/>
+    <w:lsdException w:name="Table Grid 7" w:semiHidden="1" w:unhideWhenUsed="1"/>
+    <w:lsdException w:name="Table Grid 8" w:semiHidden="1" w:unhideWhenUsed="1"/>
+    <w:lsdException w:name="Table List 1" w:semiHidden="1" w:unhideWhenUsed="1"/>
+    <w:lsdException w:name="Table List 2" w:semiHidden="1" w:unhideWhenUsed="1"/>
+    <w:lsdException w:name="Table List 3" w:semiHidden="1" w:unhideWhenUsed="1"/>
+    <w:lsdException w:name="Table List 4" w:semiHidden="1" w:unhideWhenUsed="1"/>
+    <w:lsdException w:name="Table List 5" w:semiHidden="1" w:unhideWhenUsed="1"/>
+    <w:lsdException w:name="Table List 6" w:semiHidden="1" w:unhideWhenUsed="1"/>
+    <w:lsdException w:name="Table List 7" w:semiHidden="1" w:unhideWhenUsed="1"/>
+    <w:lsdException w:name="Table List 8" w:semiHidden="1" w:unhideWhenUsed="1"/>
+    <w:lsdException w:name="Table 3D effects 1" w:semiHidden="1" w:unhideWhenUsed="1"/>
+    <w:lsdException w:name="Table 3D effects 2" w:semiHidden="1" w:unhideWhenUsed="1"/>
+    <w:lsdException w:name="Table 3D effects 3" w:semiHidden="1" w:unhideWhenUsed="1"/>
+    <w:lsdException w:name="Table Contemporary" w:semiHidden="1" w:unhideWhenUsed="1"/>
+    <w:lsdException w:name="Table Elegant" w:semiHidden="1" w:unhideWhenUsed="1"/>
+    <w:lsdException w:name="Table Professional" w:semiHidden="1" w:unhideWhenUsed="1"/>
+    <w:lsdException w:name="Table Subtle 1" w:semiHidden="1" w:unhideWhenUsed="1"/>
+    <w:lsdException w:name="Table Subtle 2" w:semiHidden="1" w:unhideWhenUsed="1"/>
+    <w:lsdException w:name="Table Web 1" w:semiHidden="1" w:unhideWhenUsed="1"/>
+    <w:lsdException w:name="Table Web 2" w:semiHidden="1" w:unhideWhenUsed="1"/>
+    <w:lsdException w:name="Table Web 3" w:semiHidden="1" w:unhideWhenUsed="1"/>
+    <w:lsdException w:name="Balloon Text" w:semiHidden="1" w:unhideWhenUsed="1"/>
+    <w:lsdException w:name="Table Grid" w:uiPriority="59"/>
+    <w:lsdException w:name="Table Theme" w:semiHidden="1" w:unhideWhenUsed="1"/>
+    <w:lsdException w:name="Placeholder Text" w:semiHidden="1"/>
+    <w:lsdException w:name="No Spacing" w:uiPriority="1" w:qFormat="1"/>
+    <w:lsdException w:name="Light Shading" w:uiPriority="60"/>
+    <w:lsdException w:name="Light List" w:uiPriority="61"/>
+    <w:lsdException w:name="Light Grid" w:uiPriority="62"/>
+    <w:lsdException w:name="Medium Shading 1" w:uiPriority="63"/>
+    <w:lsdException w:name="Medium Shading 2" w:uiPriority="64"/>
+    <w:lsdException w:name="Medium List 1" w:uiPriority="65"/>
+    <w:lsdException w:name="Medium List 2" w:uiPriority="66"/>
+    <w:lsdException w:name="Medium Grid 1" w:uiPriority="67"/>
+    <w:lsdException w:name="Medium Grid 2" w:uiPriority="68"/>
+    <w:lsdException w:name="Medium Grid 3" w:uiPriority="69"/>
+    <w:lsdException w:name="Dark List" w:uiPriority="70"/>
+    <w:lsdException w:name="Colorful Shading" w:uiPriority="71"/>
+    <w:lsdException w:name="Colorful List" w:uiPriority="72"/>
+    <w:lsdException w:name="Colorful Grid" w:uiPriority="73"/>
+    <w:lsdException w:name="Light Shading Accent 1" w:uiPriority="60"/>
+    <w:lsdException w:name="Light List Accent 1" w:uiPriority="61"/>
+    <w:lsdException w:name="Light Grid Accent 1" w:uiPriority="62"/>
+    <w:lsdException w:name="Medium Shading 1 Accent 1" w:uiPriority="63"/>
+    <w:lsdException w:name="Medium Shading 2 Accent 1" w:uiPriority="64"/>
+    <w:lsdException w:name="Medium List 1 Accent 1" w:uiPriority="65"/>
+    <w:lsdException w:name="Revision" w:semiHidden="1"/>
+    <w:lsdException w:name="List Paragraph" w:uiPriority="34" w:qFormat="1"/>
+    <w:lsdException w:name="Quote" w:uiPriority="29" w:qFormat="1"/>
+    <w:lsdException w:name="Intense Quote" w:uiPriority="30" w:qFormat="1"/>
+    <w:lsdException w:name="Medium List 2 Accent 1" w:uiPriority="66"/>
+    <w:lsdException w:name="Medium Grid 1 Accent 1" w:uiPriority="67"/>
+    <w:lsdException w:name="Medium Grid 2 Accent 1" w:uiPriority="68"/>
+    <w:lsdException w:name="Medium Grid 3 Accent 1" w:uiPriority="69"/>
+    <w:lsdException w:name="Dark List Accent 1" w:uiPriority="70"/>
+    <w:lsdException w:name="Colorful Shading Accent 1" w:uiPriority="71"/>
+    <w:lsdException w:name="Colorful List Accent 1" w:uiPriority="72"/>
+    <w:lsdException w:name="Colorful Grid Accent 1" w:uiPriority="73"/>
+    <w:lsdException w:name="Light Shading Accent 2" w:uiPriority="60"/>
+    <w:lsdException w:name="Light List Accent 2" w:uiPriority="61"/>
+    <w:lsdException w:name="Light Grid Accent 2" w:uiPriority="62"/>
+    <w:lsdException w:name="Medium Shading 1 Accent 2" w:uiPriority="63"/>
+    <w:lsdException w:name="Medium Shading 2 Accent 2" w:uiPriority="64"/>
+    <w:lsdException w:name="Medium List 1 Accent 2" w:uiPriority="65"/>
+    <w:lsdException w:name="Medium List 2 Accent 2" w:uiPriority="66"/>
+    <w:lsdException w:name="Medium Grid 1 Accent 2" w:uiPriority="67"/>
+    <w:lsdException w:name="Medium Grid 2 Accent 2" w:uiPriority="68"/>
+    <w:lsdException w:name="Medium Grid 3 Accent 2" w:uiPriority="69"/>
+    <w:lsdException w:name="Dark List Accent 2" w:uiPriority="70"/>
+    <w:lsdException w:name="Colorful Shading Accent 2" w:uiPriority="71"/>
+    <w:lsdException w:name="Colorful List Accent 2" w:uiPriority="72"/>
+    <w:lsdException w:name="Colorful Grid Accent 2" w:uiPriority="73"/>
+    <w:lsdException w:name="Light Shading Accent 3" w:uiPriority="60"/>
+    <w:lsdException w:name="Light List Accent 3" w:uiPriority="61"/>
+    <w:lsdException w:name="Light Grid Accent 3" w:uiPriority="62"/>
+    <w:lsdException w:name="Medium Shading 1 Accent 3" w:uiPriority="63"/>
+    <w:lsdException w:name="Medium Shading 2 Accent 3" w:uiPriority="64"/>
+    <w:lsdException w:name="Medium List 1 Accent 3" w:uiPriority="65"/>
+    <w:lsdException w:name="Medium List 2 Accent 3" w:uiPriority="66"/>
+    <w:lsdException w:name="Medium Grid 1 Accent 3" w:uiPriority="67"/>
+    <w:lsdException w:name="Medium Grid 2 Accent 3" w:uiPriority="68"/>
+    <w:lsdException w:name="Medium Grid 3 Accent 3" w:uiPriority="69"/>
+    <w:lsdException w:name="Dark List Accent 3" w:uiPriority="70"/>
+    <w:lsdException w:name="Colorful Shading Accent 3" w:uiPriority="71"/>
+    <w:lsdException w:name="Colorful List Accent 3" w:uiPriority="72"/>
+    <w:lsdException w:name="Colorful Grid Accent 3" w:uiPriority="73"/>
+    <w:lsdException w:name="Light Shading Accent 4" w:uiPriority="60"/>
+    <w:lsdException w:name="Light List Accent 4" w:uiPriority="61"/>
+    <w:lsdException w:name="Light Grid Accent 4" w:uiPriority="62"/>
+    <w:lsdException w:name="Medium Shading 1 Accent 4" w:uiPriority="63"/>
+    <w:lsdException w:name="Medium Shading 2 Accent 4" w:uiPriority="64"/>
+    <w:lsdException w:name="Medium List 1 Accent 4" w:uiPriority="65"/>
+    <w:lsdException w:name="Medium List 2 Accent 4" w:uiPriority="66"/>
+    <w:lsdException w:name="Medium Grid 1 Accent 4" w:uiPriority="67"/>
+    <w:lsdException w:name="Medium Grid 2 Accent 4" w:uiPriority="68"/>
+    <w:lsdException w:name="Medium Grid 3 Accent 4" w:uiPriority="69"/>
+    <w:lsdException w:name="Dark List Accent 4" w:uiPriority="70"/>
+    <w:lsdException w:name="Colorful Shading Accent 4" w:uiPriority="71"/>
+    <w:lsdException w:name="Colorful List Accent 4" w:uiPriority="72"/>
+    <w:lsdException w:name="Colorful Grid Accent 4" w:uiPriority="73"/>
+    <w:lsdException w:name="Light Shading Accent 5" w:uiPriority="60"/>
+    <w:lsdException w:name="Light List Accent 5" w:uiPriority="61"/>
+    <w:lsdException w:name="Light Grid Accent 5" w:uiPriority="62"/>
+    <w:lsdException w:name="Medium Shading 1 Accent 5" w:uiPriority="63"/>
+    <w:lsdException w:name="Medium Shading 2 Accent 5" w:uiPriority="64"/>
+    <w:lsdException w:name="Medium List 1 Accent 5" w:uiPriority="65"/>
+    <w:lsdException w:name="Medium List 2 Accent 5" w:uiPriority="66"/>
+    <w:lsdException w:name="Medium Grid 1 Accent 5" w:uiPriority="67"/>
+    <w:lsdException w:name="Medium Grid 2 Accent 5" w:uiPriority="68"/>
+    <w:lsdException w:name="Medium Grid 3 Accent 5" w:uiPriority="69"/>
+    <w:lsdException w:name="Dark List Accent 5" w:uiPriority="70"/>
+    <w:lsdException w:name="Colorful Shading Accent 5" w:uiPriority="71"/>
+    <w:lsdException w:name="Colorful List Accent 5" w:uiPriority="72"/>
+    <w:lsdException w:name="Colorful Grid Accent 5" w:uiPriority="73"/>
+    <w:lsdException w:name="Light Shading Accent 6" w:uiPriority="60"/>
+    <w:lsdException w:name="Light List Accent 6" w:uiPriority="61"/>
+    <w:lsdException w:name="Light Grid Accent 6" w:uiPriority="62"/>
+    <w:lsdException w:name="Medium Shading 1 Accent 6" w:uiPriority="63"/>
+    <w:lsdException w:name="Medium Shading 2 Accent 6" w:uiPriority="64"/>
+    <w:lsdException w:name="Medium List 1 Accent 6" w:uiPriority="65"/>
+    <w:lsdException w:name="Medium List 2 Accent 6" w:uiPriority="66"/>
+    <w:lsdException w:name="Medium Grid 1 Accent 6" w:uiPriority="67"/>
+    <w:lsdException w:name="Medium Grid 2 Accent 6" w:uiPriority="68"/>
+    <w:lsdException w:name="Medium Grid 3 Accent 6" w:uiPriority="69"/>
+    <w:lsdException w:name="Dark List Accent 6" w:uiPriority="70"/>
+    <w:lsdException w:name="Colorful Shading Accent 6" w:uiPriority="71"/>
+    <w:lsdException w:name="Colorful List Accent 6" w:uiPriority="72"/>
+    <w:lsdException w:name="Colorful Grid Accent 6" w:uiPriority="73"/>
+    <w:lsdException w:name="Subtle Emphasis" w:uiPriority="19" w:qFormat="1"/>
+    <w:lsdException w:name="Intense Emphasis" w:uiPriority="21" w:qFormat="1"/>
+    <w:lsdException w:name="Subtle Reference" w:uiPriority="31" w:qFormat="1"/>
+    <w:lsdException w:name="Intense Reference" w:uiPriority="32" w:qFormat="1"/>
+    <w:lsdException w:name="Book Title" w:uiPriority="33" w:qFormat="1"/>
+    <w:lsdException w:name="Bibliography" w:semiHidden="1" w:uiPriority="37" w:unhideWhenUsed="1"/>
+    <w:lsdException w:name="TOC Heading" w:semiHidden="1" w:uiPriority="39" w:unhideWhenUsed="1" w:qFormat="1"/>
+    <w:lsdException w:name="Plain Table 1" w:uiPriority="41"/>
+    <w:lsdException w:name="Plain Table 2" w:uiPriority="42"/>
+    <w:lsdException w:name="Plain Table 3" w:uiPriority="43"/>
+    <w:lsdException w:name="Plain Table 4" w:uiPriority="44"/>
+    <w:lsdException w:name="Plain Table 5" w:uiPriority="45"/>
+    <w:lsdException w:name="Grid Table Light" w:uiPriority="40"/>
+    <w:lsdException w:name="Grid Table 1 Light" w:uiPriority="46"/>
+    <w:lsdException w:name="Grid Table 2" w:uiPriority="47"/>
+    <w:lsdException w:name="Grid Table 3" w:uiPriority="48"/>
+    <w:lsdException w:name="Grid Table 4" w:uiPriority="49"/>
+    <w:lsdException w:name="Grid Table 5 Dark" w:uiPriority="50"/>
+    <w:lsdException w:name="Grid Table 6 Colorful" w:uiPriority="51"/>
+    <w:lsdException w:name="Grid Table 7 Colorful" w:uiPriority="52"/>
+    <w:lsdException w:name="Grid Table 1 Light Accent 1" w:uiPriority="46"/>
+    <w:lsdException w:name="Grid Table 2 Accent 1" w:uiPriority="47"/>
+    <w:lsdException w:name="Grid Table 3 Accent 1" w:uiPriority="48"/>
+    <w:lsdException w:name="Grid Table 4 Accent 1" w:uiPriority="49"/>
+    <w:lsdException w:name="Grid Table 5 Dark Accent 1" w:uiPriority="50"/>
+    <w:lsdException w:name="Grid Table 6 Colorful Accent 1" w:uiPriority="51"/>
+    <w:lsdException w:name="Grid Table 7 Colorful Accent 1" w:uiPriority="52"/>
+    <w:lsdException w:name="Grid Table 1 Light Accent 2" w:uiPriority="46"/>
+    <w:lsdException w:name="Grid Table 2 Accent 2" w:uiPriority="47"/>
+    <w:lsdException w:name="Grid Table 3 Accent 2" w:uiPriority="48"/>
+    <w:lsdException w:name="Grid Table 4 Accent 2" w:uiPriority="49"/>
+    <w:lsdException w:name="Grid Table 5 Dark Accent 2" w:uiPriority="50"/>
+    <w:lsdException w:name="Grid Table 6 Colorful Accent 2" w:uiPriority="51"/>
+    <w:lsdException w:name="Grid Table 7 Colorful Accent 2" w:uiPriority="52"/>
+    <w:lsdException w:name="Grid Table 1 Light Accent 3" w:uiPriority="46"/>
+    <w:lsdException w:name="Grid Table 2 Accent 3" w:uiPriority="47"/>
+    <w:lsdException w:name="Grid Table 3 Accent 3" w:uiPriority="48"/>
+    <w:lsdException w:name="Grid Table 4 Accent 3" w:uiPriority="49"/>
+    <w:lsdException w:name="Grid Table 5 Dark Accent 3" w:uiPriority="50"/>
+    <w:lsdException w:name="Grid Table 6 Colorful Accent 3" w:uiPriority="51"/>
+    <w:lsdException w:name="Grid Table 7 Colorful Accent 3" w:uiPriority="52"/>
+    <w:lsdException w:name="Grid Table 1 Light Accent 4" w:uiPriority="46"/>
+    <w:lsdException w:name="Grid Table 2 Accent 4" w:uiPriority="47"/>
+    <w:lsdException w:name="Grid Table 3 Accent 4" w:uiPriority="48"/>
+    <w:lsdException w:name="Grid Table 4 Accent 4" w:uiPriority="49"/>
+    <w:lsdException w:name="Grid Table 5 Dark Accent 4" w:uiPriority="50"/>
+    <w:lsdException w:name="Grid Table 6 Colorful Accent 4" w:uiPriority="51"/>
+    <w:lsdException w:name="Grid Table 7 Colorful Accent 4" w:uiPriority="52"/>
+    <w:lsdException w:name="Grid Table 1 Light Accent 5" w:uiPriority="46"/>
+    <w:lsdException w:name="Grid Table 2 Accent 5" w:uiPriority="47"/>
+    <w:lsdException w:name="Grid Table 3 Accent 5" w:uiPriority="48"/>
+    <w:lsdException w:name="Grid Table 4 Accent 5" w:uiPriority="49"/>
+    <w:lsdException w:name="Grid Table 5 Dark Accent 5" w:uiPriority="50"/>
+    <w:lsdException w:name="Grid Table 6 Colorful Accent 5" w:uiPriority="51"/>
+    <w:lsdException w:name="Grid Table 7 Colorful Accent 5" w:uiPriority="52"/>
+    <w:lsdException w:name="Grid Table 1 Light Accent 6" w:uiPriority="46"/>
+    <w:lsdException w:name="Grid Table 2 Accent 6" w:uiPriority="47"/>
+    <w:lsdException w:name="Grid Table 3 Accent 6" w:uiPriority="48"/>
+    <w:lsdException w:name="Grid Table 4 Accent 6" w:uiPriority="49"/>
+    <w:lsdException w:name="Grid Table 5 Dark Accent 6" w:uiPriority="50"/>
+    <w:lsdException w:name="Grid Table 6 Colorful Accent 6" w:uiPriority="51"/>
+    <w:lsdException w:name="Grid Table 7 Colorful Accent 6" w:uiPriority="52"/>
+    <w:lsdException w:name="List Table 1 Light" w:uiPriority="46"/>
+    <w:lsdException w:name="List Table 2" w:uiPriority="47"/>
+    <w:lsdException w:name="List Table 3" w:uiPriority="48"/>
+    <w:lsdException w:name="List Table 4" w:uiPriority="49"/>
+    <w:lsdException w:name="List Table 5 Dark" w:uiPriority="50"/>
+    <w:lsdException w:name="List Table 6 Colorful" w:uiPriority="51"/>
+    <w:lsdException w:name="List Table 7 Colorful" w:uiPriority="52"/>
+    <w:lsdException w:name="List Table 1 Light Accent 1" w:uiPriority="46"/>
+    <w:lsdException w:name="List Table 2 Accent 1" w:uiPriority="47"/>
+    <w:lsdException w:name="List Table 3 Accent 1" w:uiPriority="48"/>
+    <w:lsdException w:name="List Table 4 Accent 1" w:uiPriority="49"/>
+    <w:lsdException w:name="List Table 5 Dark Accent 1" w:uiPriority="50"/>
+    <w:lsdException w:name="List Table 6 Colorful Accent 1" w:uiPriority="51"/>
+    <w:lsdException w:name="List Table 7 Colorful Accent 1" w:uiPriority="52"/>
+    <w:lsdException w:name="List Table 1 Light Accent 2" w:uiPriority="46"/>
+    <w:lsdException w:name="List Table 2 Accent 2" w:uiPriority="47"/>
+    <w:lsdException w:name="List Table 3 Accent 2" w:uiPriority="48"/>
+    <w:lsdException w:name="List Table 4 Accent 2" w:uiPriority="49"/>
+    <w:lsdException w:name="List Table 5 Dark Accent 2" w:uiPriority="50"/>
+    <w:lsdException w:name="List Table 6 Colorful Accent 2" w:uiPriority="51"/>
+    <w:lsdException w:name="List Table 7 Colorful Accent 2" w:uiPriority="52"/>
+    <w:lsdException w:name="List Table 1 Light Accent 3" w:uiPriority="46"/>
+    <w:lsdException w:name="List Table 2 Accent 3" w:uiPriority="47"/>
+    <w:lsdException w:name="List Table 3 Accent 3" w:uiPriority="48"/>
+    <w:lsdException w:name="List Table 4 Accent 3" w:uiPriority="49"/>
+    <w:lsdException w:name="List Table 5 Dark Accent 3" w:uiPriority="50"/>
+    <w:lsdException w:name="List Table 6 Colorful Accent 3" w:uiPriority="51"/>
+    <w:lsdException w:name="List Table 7 Colorful Accent 3" w:uiPriority="52"/>
+    <w:lsdException w:name="List Table 1 Light Accent 4" w:uiPriority="46"/>
+    <w:lsdException w:name="List Table 2 Accent 4" w:uiPriority="47"/>
+    <w:lsdException w:name="List Table 3 Accent 4" w:uiPriority="48"/>
+    <w:lsdException w:name="List Table 4 Accent 4" w:uiPriority="49"/>
+    <w:lsdException w:name="List Table 5 Dark Accent 4" w:uiPriority="50"/>
+    <w:lsdException w:name="List Table 6 Colorful Accent 4" w:uiPriority="51"/>
+    <w:lsdException w:name="List Table 7 Colorful Accent 4" w:uiPriority="52"/>
+    <w:lsdException w:name="List Table 1 Light Accent 5" w:uiPriority="46"/>
+    <w:lsdException w:name="List Table 2 Accent 5" w:uiPriority="47"/>
+    <w:lsdException w:name="List Table 3 Accent 5" w:uiPriority="48"/>
+    <w:lsdException w:name="List Table 4 Accent 5" w:uiPriority="49"/>
+    <w:lsdException w:name="List Table 5 Dark Accent 5" w:uiPriority="50"/>
+    <w:lsdException w:name="List Table 6 Colorful Accent 5" w:uiPriority="51"/>
+    <w:lsdException w:name="List Table 7 Colorful Accent 5" w:uiPriority="52"/>
+    <w:lsdException w:name="List Table 1 Light Accent 6" w:uiPriority="46"/>
+    <w:lsdException w:name="List Table 2 Accent 6" w:uiPriority="47"/>
+    <w:lsdException w:name="List Table 3 Accent 6" w:uiPriority="48"/>
+    <w:lsdException w:name="List Table 4 Accent 6" w:uiPriority="49"/>
+    <w:lsdException w:name="List Table 5 Dark Accent 6" w:uiPriority="50"/>
+    <w:lsdException w:name="List Table 6 Colorful Accent 6" w:uiPriority="51"/>
+    <w:lsdException w:name="List Table 7 Colorful Accent 6" w:uiPriority="52"/>
+    <w:lsdException w:name="Mention" w:semiHidden="1" w:unhideWhenUsed="1"/>
+    <w:lsdException w:name="Smart Hyperlink" w:semiHidden="1" w:unhideWhenUsed="1"/>
+    <w:lsdException w:name="Hashtag" w:semiHidden="1" w:unhideWhenUsed="1"/>
+    <w:lsdException w:name="Unresolved Mention" w:semiHidden="1" w:unhideWhenUsed="1"/>
+    <w:lsdException w:name="Smart Link" w:semiHidden="1" w:unhideWhenUsed="1"/>
   </w:latentStyles>
   <w:style w:type="paragraph" w:default="1" w:styleId="Normal">
     <w:name w:val="Normal"/>
@@ -683,7 +2944,6 @@
   <w:style w:type="character" w:default="1" w:styleId="DefaultParagraphFont">
     <w:name w:val="Default Paragraph Font"/>
     <w:uiPriority w:val="1"/>
-    <w:semiHidden/>
     <w:unhideWhenUsed/>
   </w:style>
   <w:style w:type="table" w:default="1" w:styleId="TableNormal">
@@ -691,7 +2951,6 @@
     <w:uiPriority w:val="99"/>
     <w:semiHidden/>
     <w:unhideWhenUsed/>
-    <w:qFormat/>
     <w:tblPr>
       <w:tblInd w:w="0" w:type="dxa"/>
       <w:tblCellMar>
@@ -748,6 +3007,48 @@
       <w:sz w:val="16"/>
       <w:szCs w:val="16"/>
     </w:rPr>
+  </w:style>
+  <w:style w:type="character" w:styleId="UnresolvedMention">
+    <w:name w:val="Unresolved Mention"/>
+    <w:basedOn w:val="DefaultParagraphFont"/>
+    <w:uiPriority w:val="99"/>
+    <w:semiHidden/>
+    <w:unhideWhenUsed/>
+    <w:rsid w:val="00B7039E"/>
+    <w:rPr>
+      <w:color w:val="605E5C"/>
+      <w:shd w:val="clear" w:color="auto" w:fill="E1DFDD"/>
+    </w:rPr>
+  </w:style>
+  <w:style w:type="paragraph" w:styleId="ListParagraph">
+    <w:name w:val="List Paragraph"/>
+    <w:basedOn w:val="Normal"/>
+    <w:uiPriority w:val="34"/>
+    <w:qFormat/>
+    <w:rsid w:val="00622E2C"/>
+    <w:pPr>
+      <w:ind w:left="720"/>
+      <w:contextualSpacing/>
+    </w:pPr>
+  </w:style>
+  <w:style w:type="table" w:styleId="TableGrid">
+    <w:name w:val="Table Grid"/>
+    <w:basedOn w:val="TableNormal"/>
+    <w:uiPriority w:val="59"/>
+    <w:rsid w:val="00AC1B8F"/>
+    <w:pPr>
+      <w:spacing w:after="0" w:line="240" w:lineRule="auto"/>
+    </w:pPr>
+    <w:tblPr>
+      <w:tblBorders>
+        <w:top w:val="single" w:sz="4" w:space="0" w:color="auto"/>
+        <w:left w:val="single" w:sz="4" w:space="0" w:color="auto"/>
+        <w:bottom w:val="single" w:sz="4" w:space="0" w:color="auto"/>
+        <w:right w:val="single" w:sz="4" w:space="0" w:color="auto"/>
+        <w:insideH w:val="single" w:sz="4" w:space="0" w:color="auto"/>
+        <w:insideV w:val="single" w:sz="4" w:space="0" w:color="auto"/>
+      </w:tblBorders>
+    </w:tblPr>
   </w:style>
 </w:styles>
 </file>

--- a/java/java 8 -11/core java 8 11.docx
+++ b/java/java 8 -11/core java 8 11.docx
@@ -35,30 +35,7 @@
         <w:t>If we have interface, to make use of it, we will create separate classes and provide implementations to abstract methods of interface.</w:t>
       </w:r>
       <w:r>
-        <w:t xml:space="preserve"> </w:t>
-      </w:r>
-      <w:r>
-        <w:t xml:space="preserve">With this approach, </w:t>
-      </w:r>
-      <w:r>
-        <w:t>whenever</w:t>
-      </w:r>
-      <w:r>
-        <w:t xml:space="preserve"> we build the </w:t>
-      </w:r>
-      <w:proofErr w:type="gramStart"/>
-      <w:r>
-        <w:t>project</w:t>
-      </w:r>
-      <w:proofErr w:type="gramEnd"/>
-      <w:r>
-        <w:t xml:space="preserve"> we will </w:t>
-      </w:r>
-      <w:r>
-        <w:t xml:space="preserve">get </w:t>
-      </w:r>
-      <w:r>
-        <w:t xml:space="preserve">separate .class files for </w:t>
+        <w:t xml:space="preserve"> With this approach, whenever we build the project we will get separate .class files for </w:t>
       </w:r>
       <w:r>
         <w:t>each implementation class</w:t>
@@ -101,7 +78,6 @@
                 <w:szCs w:val="16"/>
               </w:rPr>
             </w:pPr>
-            <w:proofErr w:type="spellStart"/>
             <w:r>
               <w:rPr>
                 <w:sz w:val="16"/>
@@ -109,7 +85,6 @@
               </w:rPr>
               <w:t>intrface</w:t>
             </w:r>
-            <w:proofErr w:type="spellEnd"/>
           </w:p>
         </w:tc>
         <w:tc>
@@ -171,25 +146,7 @@
                 <w:szCs w:val="16"/>
                 <w:lang w:val="en-IN"/>
               </w:rPr>
-              <w:t xml:space="preserve">public interface </w:t>
-            </w:r>
-            <w:proofErr w:type="spellStart"/>
-            <w:r>
-              <w:rPr>
-                <w:sz w:val="16"/>
-                <w:szCs w:val="16"/>
-                <w:lang w:val="en-IN"/>
-              </w:rPr>
-              <w:t>MyInterface</w:t>
-            </w:r>
-            <w:proofErr w:type="spellEnd"/>
-            <w:r>
-              <w:rPr>
-                <w:sz w:val="16"/>
-                <w:szCs w:val="16"/>
-                <w:lang w:val="en-IN"/>
-              </w:rPr>
-              <w:t xml:space="preserve"> {</w:t>
+              <w:t>public interface MyInterface {</w:t>
             </w:r>
             <w:r>
               <w:rPr>
@@ -255,35 +212,7 @@
                 <w:szCs w:val="16"/>
                 <w:lang w:val="en-IN"/>
               </w:rPr>
-              <w:t xml:space="preserve">public class MyInterfceImpl1 </w:t>
-            </w:r>
-            <w:proofErr w:type="gramStart"/>
-            <w:r>
-              <w:rPr>
-                <w:sz w:val="16"/>
-                <w:szCs w:val="16"/>
-                <w:lang w:val="en-IN"/>
-              </w:rPr>
-              <w:t xml:space="preserve">implements  </w:t>
-            </w:r>
-            <w:proofErr w:type="spellStart"/>
-            <w:r>
-              <w:rPr>
-                <w:sz w:val="16"/>
-                <w:szCs w:val="16"/>
-                <w:lang w:val="en-IN"/>
-              </w:rPr>
-              <w:t>MyInterface</w:t>
-            </w:r>
-            <w:proofErr w:type="spellEnd"/>
-            <w:proofErr w:type="gramEnd"/>
-            <w:r>
-              <w:rPr>
-                <w:sz w:val="16"/>
-                <w:szCs w:val="16"/>
-                <w:lang w:val="en-IN"/>
-              </w:rPr>
-              <w:t>{</w:t>
+              <w:t>public class MyInterfceImpl1 implements  MyInterface{</w:t>
             </w:r>
             <w:r>
               <w:rPr>
@@ -310,16 +239,7 @@
                 <w:lang w:val="en-IN"/>
               </w:rPr>
               <w:br/>
-              <w:t xml:space="preserve">        </w:t>
-            </w:r>
-            <w:proofErr w:type="spellStart"/>
-            <w:r>
-              <w:rPr>
-                <w:sz w:val="16"/>
-                <w:szCs w:val="16"/>
-                <w:lang w:val="en-IN"/>
-              </w:rPr>
-              <w:t>System.</w:t>
+              <w:t xml:space="preserve">        System.</w:t>
             </w:r>
             <w:r>
               <w:rPr>
@@ -337,36 +257,17 @@
                 <w:szCs w:val="16"/>
                 <w:lang w:val="en-IN"/>
               </w:rPr>
-              <w:t>.println</w:t>
-            </w:r>
-            <w:proofErr w:type="spellEnd"/>
-            <w:r>
-              <w:rPr>
-                <w:sz w:val="16"/>
-                <w:szCs w:val="16"/>
-                <w:lang w:val="en-IN"/>
-              </w:rPr>
-              <w:t>("impl-1");</w:t>
-            </w:r>
-            <w:r>
-              <w:rPr>
-                <w:sz w:val="16"/>
-                <w:szCs w:val="16"/>
-                <w:lang w:val="en-IN"/>
-              </w:rPr>
-              <w:br/>
-              <w:t xml:space="preserve">  </w:t>
-            </w:r>
-            <w:proofErr w:type="gramStart"/>
-            <w:r>
-              <w:rPr>
-                <w:sz w:val="16"/>
-                <w:szCs w:val="16"/>
-                <w:lang w:val="en-IN"/>
-              </w:rPr>
-              <w:t xml:space="preserve">  }</w:t>
-            </w:r>
-            <w:proofErr w:type="gramEnd"/>
+              <w:t>.println("impl-1");</w:t>
+            </w:r>
+            <w:r>
+              <w:rPr>
+                <w:sz w:val="16"/>
+                <w:szCs w:val="16"/>
+                <w:lang w:val="en-IN"/>
+              </w:rPr>
+              <w:br/>
+              <w:t xml:space="preserve">    }</w:t>
+            </w:r>
             <w:r>
               <w:rPr>
                 <w:sz w:val="16"/>
@@ -419,35 +320,7 @@
                 <w:szCs w:val="16"/>
                 <w:lang w:val="en-IN"/>
               </w:rPr>
-              <w:t xml:space="preserve"> </w:t>
-            </w:r>
-            <w:proofErr w:type="gramStart"/>
-            <w:r>
-              <w:rPr>
-                <w:sz w:val="16"/>
-                <w:szCs w:val="16"/>
-                <w:lang w:val="en-IN"/>
-              </w:rPr>
-              <w:t xml:space="preserve">implements  </w:t>
-            </w:r>
-            <w:proofErr w:type="spellStart"/>
-            <w:r>
-              <w:rPr>
-                <w:sz w:val="16"/>
-                <w:szCs w:val="16"/>
-                <w:lang w:val="en-IN"/>
-              </w:rPr>
-              <w:t>MyInterface</w:t>
-            </w:r>
-            <w:proofErr w:type="spellEnd"/>
-            <w:proofErr w:type="gramEnd"/>
-            <w:r>
-              <w:rPr>
-                <w:sz w:val="16"/>
-                <w:szCs w:val="16"/>
-                <w:lang w:val="en-IN"/>
-              </w:rPr>
-              <w:t>{</w:t>
+              <w:t xml:space="preserve"> implements  MyInterface{</w:t>
             </w:r>
             <w:r>
               <w:rPr>
@@ -474,16 +347,7 @@
                 <w:lang w:val="en-IN"/>
               </w:rPr>
               <w:br/>
-              <w:t xml:space="preserve">        </w:t>
-            </w:r>
-            <w:proofErr w:type="spellStart"/>
-            <w:r>
-              <w:rPr>
-                <w:sz w:val="16"/>
-                <w:szCs w:val="16"/>
-                <w:lang w:val="en-IN"/>
-              </w:rPr>
-              <w:t>System.</w:t>
+              <w:t xml:space="preserve">        System.</w:t>
             </w:r>
             <w:r>
               <w:rPr>
@@ -501,16 +365,7 @@
                 <w:szCs w:val="16"/>
                 <w:lang w:val="en-IN"/>
               </w:rPr>
-              <w:t>.println</w:t>
-            </w:r>
-            <w:proofErr w:type="spellEnd"/>
-            <w:r>
-              <w:rPr>
-                <w:sz w:val="16"/>
-                <w:szCs w:val="16"/>
-                <w:lang w:val="en-IN"/>
-              </w:rPr>
-              <w:t>("impl-</w:t>
+              <w:t>.println("impl-</w:t>
             </w:r>
             <w:r>
               <w:rPr>
@@ -535,18 +390,8 @@
                 <w:lang w:val="en-IN"/>
               </w:rPr>
               <w:br/>
-              <w:t xml:space="preserve">  </w:t>
-            </w:r>
-            <w:proofErr w:type="gramStart"/>
-            <w:r>
-              <w:rPr>
-                <w:sz w:val="16"/>
-                <w:szCs w:val="16"/>
-                <w:lang w:val="en-IN"/>
-              </w:rPr>
-              <w:t xml:space="preserve">  }</w:t>
-            </w:r>
-            <w:proofErr w:type="gramEnd"/>
+              <w:t xml:space="preserve">    }</w:t>
+            </w:r>
             <w:r>
               <w:rPr>
                 <w:sz w:val="16"/>
@@ -599,35 +444,7 @@
                 <w:szCs w:val="16"/>
                 <w:lang w:val="en-IN"/>
               </w:rPr>
-              <w:t xml:space="preserve"> </w:t>
-            </w:r>
-            <w:proofErr w:type="gramStart"/>
-            <w:r>
-              <w:rPr>
-                <w:sz w:val="16"/>
-                <w:szCs w:val="16"/>
-                <w:lang w:val="en-IN"/>
-              </w:rPr>
-              <w:t xml:space="preserve">implements  </w:t>
-            </w:r>
-            <w:proofErr w:type="spellStart"/>
-            <w:r>
-              <w:rPr>
-                <w:sz w:val="16"/>
-                <w:szCs w:val="16"/>
-                <w:lang w:val="en-IN"/>
-              </w:rPr>
-              <w:t>MyInterface</w:t>
-            </w:r>
-            <w:proofErr w:type="spellEnd"/>
-            <w:proofErr w:type="gramEnd"/>
-            <w:r>
-              <w:rPr>
-                <w:sz w:val="16"/>
-                <w:szCs w:val="16"/>
-                <w:lang w:val="en-IN"/>
-              </w:rPr>
-              <w:t>{</w:t>
+              <w:t xml:space="preserve"> implements  MyInterface{</w:t>
             </w:r>
             <w:r>
               <w:rPr>
@@ -654,16 +471,7 @@
                 <w:lang w:val="en-IN"/>
               </w:rPr>
               <w:br/>
-              <w:t xml:space="preserve">        </w:t>
-            </w:r>
-            <w:proofErr w:type="spellStart"/>
-            <w:r>
-              <w:rPr>
-                <w:sz w:val="16"/>
-                <w:szCs w:val="16"/>
-                <w:lang w:val="en-IN"/>
-              </w:rPr>
-              <w:t>System.</w:t>
+              <w:t xml:space="preserve">        System.</w:t>
             </w:r>
             <w:r>
               <w:rPr>
@@ -681,16 +489,7 @@
                 <w:szCs w:val="16"/>
                 <w:lang w:val="en-IN"/>
               </w:rPr>
-              <w:t>.println</w:t>
-            </w:r>
-            <w:proofErr w:type="spellEnd"/>
-            <w:r>
-              <w:rPr>
-                <w:sz w:val="16"/>
-                <w:szCs w:val="16"/>
-                <w:lang w:val="en-IN"/>
-              </w:rPr>
-              <w:t>("impl-</w:t>
+              <w:t>.println("impl-</w:t>
             </w:r>
             <w:r>
               <w:rPr>
@@ -715,18 +514,8 @@
                 <w:lang w:val="en-IN"/>
               </w:rPr>
               <w:br/>
-              <w:t xml:space="preserve">  </w:t>
-            </w:r>
-            <w:proofErr w:type="gramStart"/>
-            <w:r>
-              <w:rPr>
-                <w:sz w:val="16"/>
-                <w:szCs w:val="16"/>
-                <w:lang w:val="en-IN"/>
-              </w:rPr>
-              <w:t xml:space="preserve">  }</w:t>
-            </w:r>
-            <w:proofErr w:type="gramEnd"/>
+              <w:t xml:space="preserve">    }</w:t>
+            </w:r>
             <w:r>
               <w:rPr>
                 <w:sz w:val="16"/>
@@ -796,15 +585,7 @@
         <w:t>whenever</w:t>
       </w:r>
       <w:r>
-        <w:t xml:space="preserve"> we build the </w:t>
-      </w:r>
-      <w:proofErr w:type="gramStart"/>
-      <w:r>
-        <w:t>project</w:t>
-      </w:r>
-      <w:proofErr w:type="gramEnd"/>
-      <w:r>
-        <w:t xml:space="preserve"> we will not </w:t>
+        <w:t xml:space="preserve"> we build the project we will not </w:t>
       </w:r>
       <w:r>
         <w:t xml:space="preserve">get </w:t>
@@ -870,52 +651,16 @@
                 <w:szCs w:val="16"/>
                 <w:lang w:val="en-IN"/>
               </w:rPr>
-              <w:t xml:space="preserve">public interface </w:t>
-            </w:r>
-            <w:proofErr w:type="spellStart"/>
-            <w:r>
-              <w:rPr>
-                <w:sz w:val="16"/>
-                <w:szCs w:val="16"/>
-                <w:lang w:val="en-IN"/>
-              </w:rPr>
-              <w:t>AnimalInterface</w:t>
-            </w:r>
-            <w:proofErr w:type="spellEnd"/>
-            <w:r>
-              <w:rPr>
-                <w:sz w:val="16"/>
-                <w:szCs w:val="16"/>
-                <w:lang w:val="en-IN"/>
-              </w:rPr>
-              <w:t xml:space="preserve"> {</w:t>
-            </w:r>
-            <w:r>
-              <w:rPr>
-                <w:sz w:val="16"/>
-                <w:szCs w:val="16"/>
-                <w:lang w:val="en-IN"/>
-              </w:rPr>
-              <w:br/>
-              <w:t xml:space="preserve">    void </w:t>
-            </w:r>
-            <w:proofErr w:type="gramStart"/>
-            <w:r>
-              <w:rPr>
-                <w:sz w:val="16"/>
-                <w:szCs w:val="16"/>
-                <w:lang w:val="en-IN"/>
-              </w:rPr>
-              <w:t>sound(</w:t>
-            </w:r>
-            <w:proofErr w:type="gramEnd"/>
-            <w:r>
-              <w:rPr>
-                <w:sz w:val="16"/>
-                <w:szCs w:val="16"/>
-                <w:lang w:val="en-IN"/>
-              </w:rPr>
-              <w:t xml:space="preserve">); </w:t>
+              <w:t>public interface AnimalInterface {</w:t>
+            </w:r>
+            <w:r>
+              <w:rPr>
+                <w:sz w:val="16"/>
+                <w:szCs w:val="16"/>
+                <w:lang w:val="en-IN"/>
+              </w:rPr>
+              <w:br/>
+              <w:t xml:space="preserve">    void sound(); </w:t>
             </w:r>
             <w:r>
               <w:rPr>
@@ -981,135 +726,42 @@
                 <w:lang w:val="en-IN"/>
               </w:rPr>
               <w:br/>
-              <w:t xml:space="preserve">    public static void </w:t>
-            </w:r>
-            <w:proofErr w:type="gramStart"/>
-            <w:r>
-              <w:rPr>
-                <w:sz w:val="16"/>
-                <w:szCs w:val="16"/>
-                <w:lang w:val="en-IN"/>
-              </w:rPr>
-              <w:t>main(String[</w:t>
-            </w:r>
-            <w:proofErr w:type="gramEnd"/>
-            <w:r>
-              <w:rPr>
-                <w:sz w:val="16"/>
-                <w:szCs w:val="16"/>
-                <w:lang w:val="en-IN"/>
-              </w:rPr>
-              <w:t xml:space="preserve">] </w:t>
-            </w:r>
-            <w:proofErr w:type="spellStart"/>
-            <w:r>
-              <w:rPr>
-                <w:sz w:val="16"/>
-                <w:szCs w:val="16"/>
-                <w:lang w:val="en-IN"/>
-              </w:rPr>
-              <w:t>args</w:t>
-            </w:r>
-            <w:proofErr w:type="spellEnd"/>
-            <w:r>
-              <w:rPr>
-                <w:sz w:val="16"/>
-                <w:szCs w:val="16"/>
-                <w:lang w:val="en-IN"/>
-              </w:rPr>
-              <w:t>) {</w:t>
-            </w:r>
-            <w:r>
-              <w:rPr>
-                <w:sz w:val="16"/>
-                <w:szCs w:val="16"/>
-                <w:lang w:val="en-IN"/>
-              </w:rPr>
-              <w:br/>
-            </w:r>
-            <w:r>
-              <w:rPr>
-                <w:sz w:val="16"/>
-                <w:szCs w:val="16"/>
-                <w:lang w:val="en-IN"/>
-              </w:rPr>
-              <w:br/>
-              <w:t xml:space="preserve">        </w:t>
-            </w:r>
-            <w:proofErr w:type="spellStart"/>
-            <w:r>
-              <w:rPr>
-                <w:sz w:val="16"/>
-                <w:szCs w:val="16"/>
-                <w:lang w:val="en-IN"/>
-              </w:rPr>
-              <w:t>AnimalInterface</w:t>
-            </w:r>
-            <w:proofErr w:type="spellEnd"/>
-            <w:r>
-              <w:rPr>
-                <w:sz w:val="16"/>
-                <w:szCs w:val="16"/>
-                <w:lang w:val="en-IN"/>
-              </w:rPr>
-              <w:t xml:space="preserve"> dog = new </w:t>
-            </w:r>
-            <w:proofErr w:type="spellStart"/>
-            <w:proofErr w:type="gramStart"/>
-            <w:r>
-              <w:rPr>
-                <w:sz w:val="16"/>
-                <w:szCs w:val="16"/>
-                <w:lang w:val="en-IN"/>
-              </w:rPr>
-              <w:t>AnimalInterface</w:t>
-            </w:r>
-            <w:proofErr w:type="spellEnd"/>
-            <w:r>
-              <w:rPr>
-                <w:sz w:val="16"/>
-                <w:szCs w:val="16"/>
-                <w:lang w:val="en-IN"/>
-              </w:rPr>
-              <w:t>(){</w:t>
-            </w:r>
-            <w:proofErr w:type="gramEnd"/>
-            <w:r>
-              <w:rPr>
-                <w:sz w:val="16"/>
-                <w:szCs w:val="16"/>
-                <w:lang w:val="en-IN"/>
-              </w:rPr>
-              <w:br/>
-              <w:t xml:space="preserve">            public void </w:t>
-            </w:r>
-            <w:proofErr w:type="gramStart"/>
-            <w:r>
-              <w:rPr>
-                <w:sz w:val="16"/>
-                <w:szCs w:val="16"/>
-                <w:lang w:val="en-IN"/>
-              </w:rPr>
-              <w:t>sound(){</w:t>
-            </w:r>
-            <w:proofErr w:type="gramEnd"/>
-            <w:r>
-              <w:rPr>
-                <w:sz w:val="16"/>
-                <w:szCs w:val="16"/>
-                <w:lang w:val="en-IN"/>
-              </w:rPr>
-              <w:br/>
-              <w:t xml:space="preserve">                </w:t>
-            </w:r>
-            <w:proofErr w:type="spellStart"/>
-            <w:r>
-              <w:rPr>
-                <w:sz w:val="16"/>
-                <w:szCs w:val="16"/>
-                <w:lang w:val="en-IN"/>
-              </w:rPr>
-              <w:t>System.</w:t>
+              <w:t xml:space="preserve">    public static void main(String[] args) {</w:t>
+            </w:r>
+            <w:r>
+              <w:rPr>
+                <w:sz w:val="16"/>
+                <w:szCs w:val="16"/>
+                <w:lang w:val="en-IN"/>
+              </w:rPr>
+              <w:br/>
+            </w:r>
+            <w:r>
+              <w:rPr>
+                <w:sz w:val="16"/>
+                <w:szCs w:val="16"/>
+                <w:lang w:val="en-IN"/>
+              </w:rPr>
+              <w:br/>
+              <w:t xml:space="preserve">        AnimalInterface dog = new AnimalInterface(){</w:t>
+            </w:r>
+            <w:r>
+              <w:rPr>
+                <w:sz w:val="16"/>
+                <w:szCs w:val="16"/>
+                <w:lang w:val="en-IN"/>
+              </w:rPr>
+              <w:br/>
+              <w:t xml:space="preserve">            public void sound(){</w:t>
+            </w:r>
+            <w:r>
+              <w:rPr>
+                <w:sz w:val="16"/>
+                <w:szCs w:val="16"/>
+                <w:lang w:val="en-IN"/>
+              </w:rPr>
+              <w:br/>
+              <w:t xml:space="preserve">                System.</w:t>
             </w:r>
             <w:r>
               <w:rPr>
@@ -1127,54 +779,17 @@
                 <w:szCs w:val="16"/>
                 <w:lang w:val="en-IN"/>
               </w:rPr>
-              <w:t>.println</w:t>
-            </w:r>
-            <w:proofErr w:type="spellEnd"/>
-            <w:r>
-              <w:rPr>
-                <w:sz w:val="16"/>
-                <w:szCs w:val="16"/>
-                <w:lang w:val="en-IN"/>
-              </w:rPr>
-              <w:t>("Bow Bow</w:t>
-            </w:r>
-            <w:proofErr w:type="gramStart"/>
-            <w:r>
-              <w:rPr>
-                <w:sz w:val="16"/>
-                <w:szCs w:val="16"/>
-                <w:lang w:val="en-IN"/>
-              </w:rPr>
-              <w:t>.....</w:t>
-            </w:r>
-            <w:proofErr w:type="gramEnd"/>
-            <w:r>
-              <w:rPr>
-                <w:sz w:val="16"/>
-                <w:szCs w:val="16"/>
-                <w:lang w:val="en-IN"/>
-              </w:rPr>
-              <w:t>");</w:t>
-            </w:r>
-            <w:r>
-              <w:rPr>
-                <w:sz w:val="16"/>
-                <w:szCs w:val="16"/>
-                <w:lang w:val="en-IN"/>
-              </w:rPr>
-              <w:br/>
-              <w:t xml:space="preserve">          </w:t>
-            </w:r>
-            <w:proofErr w:type="gramStart"/>
-            <w:r>
-              <w:rPr>
-                <w:sz w:val="16"/>
-                <w:szCs w:val="16"/>
-                <w:lang w:val="en-IN"/>
-              </w:rPr>
-              <w:t xml:space="preserve">  }</w:t>
-            </w:r>
-            <w:proofErr w:type="gramEnd"/>
+              <w:t>.println("Bow Bow.....");</w:t>
+            </w:r>
+            <w:r>
+              <w:rPr>
+                <w:sz w:val="16"/>
+                <w:szCs w:val="16"/>
+                <w:lang w:val="en-IN"/>
+              </w:rPr>
+              <w:br/>
+              <w:t xml:space="preserve">            }</w:t>
+            </w:r>
             <w:r>
               <w:rPr>
                 <w:sz w:val="16"/>
@@ -1191,127 +806,50 @@
                 <w:lang w:val="en-IN"/>
               </w:rPr>
               <w:br/>
-              <w:t xml:space="preserve">        </w:t>
-            </w:r>
-            <w:proofErr w:type="spellStart"/>
-            <w:proofErr w:type="gramStart"/>
-            <w:r>
-              <w:rPr>
-                <w:sz w:val="16"/>
-                <w:szCs w:val="16"/>
-                <w:lang w:val="en-IN"/>
-              </w:rPr>
-              <w:t>dog.sound</w:t>
-            </w:r>
-            <w:proofErr w:type="spellEnd"/>
-            <w:proofErr w:type="gramEnd"/>
-            <w:r>
-              <w:rPr>
-                <w:sz w:val="16"/>
-                <w:szCs w:val="16"/>
-                <w:lang w:val="en-IN"/>
-              </w:rPr>
-              <w:t>();</w:t>
-            </w:r>
-            <w:r>
-              <w:rPr>
-                <w:sz w:val="16"/>
-                <w:szCs w:val="16"/>
-                <w:lang w:val="en-IN"/>
-              </w:rPr>
-              <w:br/>
-            </w:r>
-            <w:r>
-              <w:rPr>
-                <w:sz w:val="16"/>
-                <w:szCs w:val="16"/>
-                <w:lang w:val="en-IN"/>
-              </w:rPr>
-              <w:br/>
-            </w:r>
-            <w:r>
-              <w:rPr>
-                <w:sz w:val="16"/>
-                <w:szCs w:val="16"/>
-                <w:lang w:val="en-IN"/>
-              </w:rPr>
-              <w:br/>
-              <w:t xml:space="preserve">        </w:t>
-            </w:r>
-            <w:proofErr w:type="spellStart"/>
-            <w:r>
-              <w:rPr>
-                <w:sz w:val="16"/>
-                <w:szCs w:val="16"/>
-                <w:lang w:val="en-IN"/>
-              </w:rPr>
-              <w:t>AnimalInterface</w:t>
-            </w:r>
-            <w:proofErr w:type="spellEnd"/>
-            <w:r>
-              <w:rPr>
-                <w:sz w:val="16"/>
-                <w:szCs w:val="16"/>
-                <w:lang w:val="en-IN"/>
-              </w:rPr>
-              <w:t xml:space="preserve"> lion = new </w:t>
-            </w:r>
-            <w:proofErr w:type="spellStart"/>
-            <w:proofErr w:type="gramStart"/>
-            <w:r>
-              <w:rPr>
-                <w:sz w:val="16"/>
-                <w:szCs w:val="16"/>
-                <w:lang w:val="en-IN"/>
-              </w:rPr>
-              <w:t>AnimalInterface</w:t>
-            </w:r>
-            <w:proofErr w:type="spellEnd"/>
-            <w:r>
-              <w:rPr>
-                <w:sz w:val="16"/>
-                <w:szCs w:val="16"/>
-                <w:lang w:val="en-IN"/>
-              </w:rPr>
-              <w:t>(){</w:t>
-            </w:r>
-            <w:proofErr w:type="gramEnd"/>
-            <w:r>
-              <w:rPr>
-                <w:sz w:val="16"/>
-                <w:szCs w:val="16"/>
-                <w:lang w:val="en-IN"/>
-              </w:rPr>
-              <w:br/>
-              <w:t xml:space="preserve">            public void </w:t>
-            </w:r>
-            <w:proofErr w:type="gramStart"/>
-            <w:r>
-              <w:rPr>
-                <w:sz w:val="16"/>
-                <w:szCs w:val="16"/>
-                <w:lang w:val="en-IN"/>
-              </w:rPr>
-              <w:t>sound(){</w:t>
-            </w:r>
-            <w:proofErr w:type="gramEnd"/>
-            <w:r>
-              <w:rPr>
-                <w:sz w:val="16"/>
-                <w:szCs w:val="16"/>
-                <w:lang w:val="en-IN"/>
-              </w:rPr>
-              <w:br/>
-              <w:t xml:space="preserve">                </w:t>
-            </w:r>
-            <w:proofErr w:type="spellStart"/>
-            <w:r>
-              <w:rPr>
-                <w:sz w:val="16"/>
-                <w:szCs w:val="16"/>
-                <w:lang w:val="en-IN"/>
-              </w:rPr>
-              <w:t>System.</w:t>
+              <w:t xml:space="preserve">        dog.sound();</w:t>
+            </w:r>
+            <w:r>
+              <w:rPr>
+                <w:sz w:val="16"/>
+                <w:szCs w:val="16"/>
+                <w:lang w:val="en-IN"/>
+              </w:rPr>
+              <w:br/>
+            </w:r>
+            <w:r>
+              <w:rPr>
+                <w:sz w:val="16"/>
+                <w:szCs w:val="16"/>
+                <w:lang w:val="en-IN"/>
+              </w:rPr>
+              <w:br/>
+            </w:r>
+            <w:r>
+              <w:rPr>
+                <w:sz w:val="16"/>
+                <w:szCs w:val="16"/>
+                <w:lang w:val="en-IN"/>
+              </w:rPr>
+              <w:br/>
+              <w:t xml:space="preserve">        AnimalInterface lion = new AnimalInterface(){</w:t>
+            </w:r>
+            <w:r>
+              <w:rPr>
+                <w:sz w:val="16"/>
+                <w:szCs w:val="16"/>
+                <w:lang w:val="en-IN"/>
+              </w:rPr>
+              <w:br/>
+              <w:t xml:space="preserve">            public void sound(){</w:t>
+            </w:r>
+            <w:r>
+              <w:rPr>
+                <w:sz w:val="16"/>
+                <w:szCs w:val="16"/>
+                <w:lang w:val="en-IN"/>
+              </w:rPr>
+              <w:br/>
+              <w:t xml:space="preserve">                System.</w:t>
             </w:r>
             <w:r>
               <w:rPr>
@@ -1329,16 +867,7 @@
                 <w:szCs w:val="16"/>
                 <w:lang w:val="en-IN"/>
               </w:rPr>
-              <w:t>.println</w:t>
-            </w:r>
-            <w:proofErr w:type="spellEnd"/>
-            <w:r>
-              <w:rPr>
-                <w:sz w:val="16"/>
-                <w:szCs w:val="16"/>
-                <w:lang w:val="en-IN"/>
-              </w:rPr>
-              <w:t>("Roar.......");</w:t>
+              <w:t>.println("Roar.......");</w:t>
             </w:r>
             <w:r>
               <w:rPr>
@@ -1365,25 +894,7 @@
                 <w:lang w:val="en-IN"/>
               </w:rPr>
               <w:br/>
-              <w:t xml:space="preserve">        </w:t>
-            </w:r>
-            <w:proofErr w:type="spellStart"/>
-            <w:r>
-              <w:rPr>
-                <w:sz w:val="16"/>
-                <w:szCs w:val="16"/>
-                <w:lang w:val="en-IN"/>
-              </w:rPr>
-              <w:t>lion.sound</w:t>
-            </w:r>
-            <w:proofErr w:type="spellEnd"/>
-            <w:r>
-              <w:rPr>
-                <w:sz w:val="16"/>
-                <w:szCs w:val="16"/>
-                <w:lang w:val="en-IN"/>
-              </w:rPr>
-              <w:t>();</w:t>
+              <w:t xml:space="preserve">        lion.sound();</w:t>
             </w:r>
             <w:r>
               <w:rPr>
@@ -1417,37 +928,15 @@
         <w:spacing w:after="0"/>
       </w:pPr>
       <w:r>
-        <w:t xml:space="preserve">-&gt; if any interface doesn’t have any </w:t>
-      </w:r>
-      <w:proofErr w:type="gramStart"/>
-      <w:r>
-        <w:t>methods</w:t>
-      </w:r>
-      <w:proofErr w:type="gramEnd"/>
-      <w:r>
-        <w:t xml:space="preserve"> then that interface is called as “Marker interface”</w:t>
-      </w:r>
-    </w:p>
-    <w:p>
-      <w:pPr>
-        <w:spacing w:after="0"/>
-      </w:pPr>
-      <w:r>
-        <w:t xml:space="preserve">-&gt; if any interface </w:t>
-      </w:r>
-      <w:proofErr w:type="gramStart"/>
-      <w:r>
-        <w:t>have</w:t>
-      </w:r>
-      <w:proofErr w:type="gramEnd"/>
-      <w:r>
-        <w:t xml:space="preserve"> </w:t>
-      </w:r>
-      <w:r>
-        <w:t>single / one and only abstract</w:t>
-      </w:r>
-      <w:r>
-        <w:t xml:space="preserve"> method then that interface is called as “</w:t>
+        <w:t>-&gt; if any interface doesn’t have any methods then that interface is called as “Marker interface”</w:t>
+      </w:r>
+    </w:p>
+    <w:p>
+      <w:pPr>
+        <w:spacing w:after="0"/>
+      </w:pPr>
+      <w:r>
+        <w:t>-&gt; if any interface have single / one and only abstract method then that interface is called as “</w:t>
       </w:r>
       <w:r>
         <w:t>Functional</w:t>
@@ -1455,6 +944,127 @@
       <w:r>
         <w:t xml:space="preserve"> interface”</w:t>
       </w:r>
+    </w:p>
+    <w:p>
+      <w:pPr>
+        <w:spacing w:after="0"/>
+      </w:pPr>
+    </w:p>
+    <w:p>
+      <w:pPr>
+        <w:pStyle w:val="ListParagraph"/>
+        <w:numPr>
+          <w:ilvl w:val="0"/>
+          <w:numId w:val="1"/>
+        </w:numPr>
+        <w:spacing w:after="0"/>
+      </w:pPr>
+      <w:r>
+        <w:t>Lambda expression.</w:t>
+      </w:r>
+    </w:p>
+    <w:p>
+      <w:pPr>
+        <w:spacing w:after="0"/>
+      </w:pPr>
+    </w:p>
+    <w:p>
+      <w:pPr>
+        <w:spacing w:after="0"/>
+      </w:pPr>
+    </w:p>
+    <w:p>
+      <w:pPr>
+        <w:spacing w:after="0"/>
+      </w:pPr>
+    </w:p>
+    <w:p>
+      <w:pPr>
+        <w:spacing w:after="0"/>
+      </w:pPr>
+      <w:r>
+        <w:t>For normal interface implementation we have 2 approaches.</w:t>
+      </w:r>
+    </w:p>
+    <w:p>
+      <w:pPr>
+        <w:spacing w:after="0"/>
+        <w:ind w:firstLine="720"/>
+      </w:pPr>
+      <w:r>
+        <w:t>1.seperate class creation and interface implementation.</w:t>
+      </w:r>
+    </w:p>
+    <w:p>
+      <w:pPr>
+        <w:spacing w:after="0"/>
+        <w:ind w:firstLine="720"/>
+      </w:pPr>
+      <w:r>
+        <w:t>2.anonymous implementation.</w:t>
+      </w:r>
+    </w:p>
+    <w:p>
+      <w:pPr>
+        <w:spacing w:after="0"/>
+      </w:pPr>
+      <w:r>
+        <w:t xml:space="preserve">For normal </w:t>
+      </w:r>
+      <w:r>
+        <w:t xml:space="preserve">Functional </w:t>
+      </w:r>
+      <w:r>
+        <w:t xml:space="preserve">interface implementation we have </w:t>
+      </w:r>
+      <w:r>
+        <w:t>3</w:t>
+      </w:r>
+      <w:r>
+        <w:t xml:space="preserve"> approaches.</w:t>
+      </w:r>
+    </w:p>
+    <w:p>
+      <w:pPr>
+        <w:spacing w:after="0"/>
+        <w:ind w:firstLine="720"/>
+      </w:pPr>
+      <w:r>
+        <w:t>1.seperate class creation and interface implementation.</w:t>
+      </w:r>
+    </w:p>
+    <w:p>
+      <w:pPr>
+        <w:spacing w:after="0"/>
+        <w:ind w:firstLine="720"/>
+      </w:pPr>
+      <w:r>
+        <w:t>2.anonymous implementation.</w:t>
+      </w:r>
+    </w:p>
+    <w:p>
+      <w:pPr>
+        <w:spacing w:after="0"/>
+        <w:ind w:firstLine="720"/>
+      </w:pPr>
+      <w:r>
+        <w:t>3.Lambda expression.</w:t>
+      </w:r>
+    </w:p>
+    <w:p>
+      <w:pPr>
+        <w:spacing w:after="0"/>
+      </w:pPr>
+    </w:p>
+    <w:p>
+      <w:pPr>
+        <w:spacing w:after="0"/>
+      </w:pPr>
+    </w:p>
+    <w:p>
+      <w:pPr>
+        <w:spacing w:after="0"/>
+      </w:pPr>
     </w:p>
     <w:p>
       <w:pPr>
@@ -1490,11 +1100,6 @@
     <w:p>
       <w:pPr>
         <w:spacing w:after="0"/>
-      </w:pPr>
-    </w:p>
-    <w:p>
-      <w:pPr>
-        <w:spacing w:after="0"/>
         <w:rPr>
           <w:b/>
           <w:bCs/>
@@ -1502,70 +1107,56 @@
           <w:szCs w:val="40"/>
         </w:rPr>
       </w:pPr>
-    </w:p>
-    <w:p>
-      <w:pPr>
-        <w:spacing w:after="0"/>
+      <w:r>
         <w:rPr>
           <w:b/>
           <w:bCs/>
           <w:sz w:val="40"/>
           <w:szCs w:val="40"/>
         </w:rPr>
-      </w:pPr>
-    </w:p>
-    <w:p>
-      <w:pPr>
-        <w:spacing w:after="0"/>
-        <w:rPr>
-          <w:b/>
-          <w:bCs/>
-          <w:sz w:val="40"/>
-          <w:szCs w:val="40"/>
-        </w:rPr>
-      </w:pPr>
-    </w:p>
-    <w:p>
-      <w:pPr>
-        <w:spacing w:after="0"/>
-        <w:rPr>
-          <w:b/>
-          <w:bCs/>
-          <w:sz w:val="40"/>
-          <w:szCs w:val="40"/>
-        </w:rPr>
-      </w:pPr>
-    </w:p>
-    <w:p>
-      <w:pPr>
-        <w:spacing w:after="0"/>
-        <w:rPr>
-          <w:b/>
-          <w:bCs/>
-          <w:sz w:val="40"/>
-          <w:szCs w:val="40"/>
-        </w:rPr>
-      </w:pPr>
-    </w:p>
-    <w:p>
-      <w:pPr>
-        <w:spacing w:after="0"/>
-        <w:rPr>
-          <w:b/>
-          <w:bCs/>
-          <w:sz w:val="40"/>
-          <w:szCs w:val="40"/>
-        </w:rPr>
-      </w:pPr>
-      <w:r>
-        <w:rPr>
-          <w:b/>
-          <w:bCs/>
-          <w:sz w:val="40"/>
-          <w:szCs w:val="40"/>
-        </w:rPr>
-        <w:lastRenderedPageBreak/>
         <w:t>Java-8:</w:t>
+      </w:r>
+    </w:p>
+    <w:p>
+      <w:pPr>
+        <w:pStyle w:val="ListParagraph"/>
+        <w:numPr>
+          <w:ilvl w:val="0"/>
+          <w:numId w:val="3"/>
+        </w:numPr>
+        <w:spacing w:after="0"/>
+      </w:pPr>
+      <w:r>
+        <w:t>Functional</w:t>
+      </w:r>
+      <w:r>
+        <w:t xml:space="preserve"> interface.</w:t>
+      </w:r>
+    </w:p>
+    <w:p>
+      <w:pPr>
+        <w:pStyle w:val="ListParagraph"/>
+        <w:numPr>
+          <w:ilvl w:val="0"/>
+          <w:numId w:val="3"/>
+        </w:numPr>
+        <w:spacing w:after="0"/>
+      </w:pPr>
+      <w:r>
+        <w:t>Lambda expression.</w:t>
+      </w:r>
+    </w:p>
+    <w:p>
+      <w:pPr>
+        <w:pStyle w:val="ListParagraph"/>
+        <w:numPr>
+          <w:ilvl w:val="0"/>
+          <w:numId w:val="3"/>
+        </w:numPr>
+        <w:spacing w:after="0"/>
+      </w:pPr>
+      <w:r>
+        <w:t>Streams API.</w:t>
       </w:r>
     </w:p>
     <w:p>
@@ -1675,158 +1266,851 @@
       <w:r>
         <w:t> annotation, </w:t>
       </w:r>
-      <w:proofErr w:type="gramStart"/>
       <w:r>
         <w:rPr>
           <w:i/>
           <w:iCs/>
         </w:rPr>
-        <w:t>java.util</w:t>
-      </w:r>
-      <w:proofErr w:type="gramEnd"/>
-      <w:r>
-        <w:rPr>
+        <w:t>java.util.function</w:t>
+      </w:r>
+      <w:r>
+        <w:t> package and how to use new Java 8 functional interfaces to compose lambda expressions with some simple examples.</w:t>
+      </w:r>
+    </w:p>
+    <w:p>
+      <w:pPr>
+        <w:spacing w:after="0"/>
+      </w:pPr>
+    </w:p>
+    <w:p>
+      <w:pPr>
+        <w:spacing w:after="0"/>
+      </w:pPr>
+    </w:p>
+    <w:p>
+      <w:pPr>
+        <w:spacing w:after="0"/>
+      </w:pPr>
+      <w:r>
+        <w:t xml:space="preserve">Java </w:t>
+      </w:r>
+      <w:r>
+        <w:sym w:font="Wingdings" w:char="F0E0"/>
+      </w:r>
+      <w:r>
+        <w:t xml:space="preserve"> OOP </w:t>
+      </w:r>
+      <w:r>
+        <w:sym w:font="Wingdings" w:char="F0E0"/>
+      </w:r>
+      <w:r>
+        <w:t xml:space="preserve"> java-8 </w:t>
+      </w:r>
+      <w:r>
+        <w:sym w:font="Wingdings" w:char="F0E0"/>
+      </w:r>
+      <w:r>
+        <w:t xml:space="preserve"> FSP </w:t>
+      </w:r>
+      <w:r>
+        <w:sym w:font="Wingdings" w:char="F0E0"/>
+      </w:r>
+      <w:r>
+        <w:t xml:space="preserve"> OOP.</w:t>
+      </w:r>
+    </w:p>
+    <w:p>
+      <w:pPr>
+        <w:spacing w:after="0"/>
+      </w:pPr>
+    </w:p>
+    <w:p>
+      <w:pPr>
+        <w:spacing w:after="0"/>
+      </w:pPr>
+      <w:r>
+        <w:t>If you are adding @FunctionalInterface annotation means we are telling compiler, this interface must have only one abstract method.</w:t>
+      </w:r>
+    </w:p>
+    <w:p>
+      <w:pPr>
+        <w:spacing w:after="0"/>
+      </w:pPr>
+    </w:p>
+    <w:p>
+      <w:pPr>
+        <w:spacing w:after="0"/>
+        <w:rPr>
+          <w:b/>
+          <w:bCs/>
+          <w:lang w:val="en-IN"/>
+        </w:rPr>
+      </w:pPr>
+      <w:r>
+        <w:rPr>
+          <w:b/>
+          <w:bCs/>
+          <w:lang w:val="en-IN"/>
+        </w:rPr>
+        <w:t>1) Definition</w:t>
+      </w:r>
+    </w:p>
+    <w:p>
+      <w:pPr>
+        <w:spacing w:after="0"/>
+        <w:rPr>
+          <w:lang w:val="en-IN"/>
+        </w:rPr>
+      </w:pPr>
+      <w:r>
+        <w:rPr>
+          <w:lang w:val="en-IN"/>
+        </w:rPr>
+        <w:t>Functional interfaces are the interfaces which has exactly one abstract method. They may have any number of default methods but must have only one abstract method. Functional interfaces provide only one functionality to implement.</w:t>
+      </w:r>
+    </w:p>
+    <w:p>
+      <w:pPr>
+        <w:spacing w:after="0"/>
+      </w:pPr>
+    </w:p>
+    <w:p>
+      <w:pPr>
+        <w:spacing w:after="0"/>
+      </w:pPr>
+      <w:r>
+        <w:t>There were functional interfaces exist before Java 8. It is not like that they are the whole new concept introduced only in Java 8. </w:t>
+      </w:r>
+      <w:r>
+        <w:rPr>
+          <w:b/>
+          <w:bCs/>
           <w:i/>
           <w:iCs/>
         </w:rPr>
-        <w:t>.function</w:t>
-      </w:r>
-      <w:r>
-        <w:t> package and how to use new Java 8 functional interfaces to compose lambda expressions with some simple examples.</w:t>
-      </w:r>
-    </w:p>
-    <w:p>
-      <w:pPr>
-        <w:spacing w:after="0"/>
-      </w:pPr>
-    </w:p>
-    <w:p>
-      <w:pPr>
-        <w:spacing w:after="0"/>
-      </w:pPr>
-    </w:p>
-    <w:p>
-      <w:pPr>
-        <w:spacing w:after="0"/>
-      </w:pPr>
-    </w:p>
-    <w:p>
-      <w:pPr>
-        <w:spacing w:after="0"/>
-      </w:pPr>
-    </w:p>
-    <w:p>
-      <w:pPr>
-        <w:spacing w:after="0"/>
-      </w:pPr>
-    </w:p>
-    <w:p>
-      <w:pPr>
-        <w:spacing w:after="0"/>
-      </w:pPr>
-    </w:p>
-    <w:p>
-      <w:pPr>
-        <w:spacing w:after="0"/>
-      </w:pPr>
-    </w:p>
-    <w:p>
-      <w:pPr>
-        <w:spacing w:after="0"/>
-      </w:pPr>
-    </w:p>
-    <w:p>
-      <w:pPr>
-        <w:spacing w:after="0"/>
-      </w:pPr>
-    </w:p>
-    <w:p>
-      <w:pPr>
-        <w:spacing w:after="0"/>
-      </w:pPr>
-    </w:p>
-    <w:p>
-      <w:pPr>
-        <w:spacing w:after="0"/>
-      </w:pPr>
-    </w:p>
-    <w:p>
-      <w:pPr>
-        <w:spacing w:after="0"/>
-      </w:pPr>
-    </w:p>
-    <w:p>
-      <w:pPr>
-        <w:spacing w:after="0"/>
-      </w:pPr>
-    </w:p>
-    <w:p>
-      <w:pPr>
-        <w:spacing w:after="0"/>
-      </w:pPr>
-    </w:p>
-    <w:p>
-      <w:pPr>
-        <w:spacing w:after="0"/>
-      </w:pPr>
-    </w:p>
-    <w:p>
-      <w:pPr>
-        <w:spacing w:after="0"/>
-      </w:pPr>
-    </w:p>
-    <w:p>
-      <w:pPr>
-        <w:spacing w:after="0"/>
-      </w:pPr>
-    </w:p>
-    <w:p>
-      <w:pPr>
-        <w:spacing w:after="0"/>
-      </w:pPr>
-    </w:p>
-    <w:p>
-      <w:pPr>
-        <w:spacing w:after="0"/>
-      </w:pPr>
-    </w:p>
-    <w:p>
-      <w:pPr>
-        <w:spacing w:after="0"/>
-      </w:pPr>
-    </w:p>
-    <w:p>
-      <w:pPr>
-        <w:spacing w:after="0"/>
-      </w:pPr>
-    </w:p>
-    <w:p>
-      <w:pPr>
-        <w:spacing w:after="0"/>
-      </w:pPr>
-    </w:p>
-    <w:p>
-      <w:pPr>
-        <w:spacing w:after="0"/>
-      </w:pPr>
-    </w:p>
-    <w:p>
-      <w:pPr>
-        <w:spacing w:after="0"/>
-      </w:pPr>
-      <w:hyperlink r:id="rId8" w:history="1">
-        <w:r>
-          <w:rPr>
-            <w:rStyle w:val="Hyperlink"/>
-          </w:rPr>
-          <w:t>https://stackify.com/streams-guide-java-8/</w:t>
-        </w:r>
-      </w:hyperlink>
-    </w:p>
-    <w:p>
-      <w:pPr>
-        <w:spacing w:after="0"/>
-      </w:pPr>
+        <w:t>Runnable</w:t>
+      </w:r>
+      <w:r>
+        <w:rPr>
+          <w:b/>
+          <w:bCs/>
+        </w:rPr>
+        <w:t>, </w:t>
+      </w:r>
+      <w:r>
+        <w:rPr>
+          <w:b/>
+          <w:bCs/>
+          <w:i/>
+          <w:iCs/>
+        </w:rPr>
+        <w:t>ActionListener</w:t>
+      </w:r>
+      <w:r>
+        <w:rPr>
+          <w:b/>
+          <w:bCs/>
+        </w:rPr>
+        <w:t>, </w:t>
+      </w:r>
+      <w:r>
+        <w:rPr>
+          <w:b/>
+          <w:bCs/>
+          <w:i/>
+          <w:iCs/>
+        </w:rPr>
+        <w:t>Callable</w:t>
+      </w:r>
+      <w:r>
+        <w:rPr>
+          <w:b/>
+          <w:bCs/>
+        </w:rPr>
+        <w:t> and </w:t>
+      </w:r>
+      <w:r>
+        <w:rPr>
+          <w:b/>
+          <w:bCs/>
+          <w:i/>
+          <w:iCs/>
+        </w:rPr>
+        <w:t>Comaprator</w:t>
+      </w:r>
+      <w:r>
+        <w:t> are some old functional interfaces which exist even before Java 8.</w:t>
+      </w:r>
+    </w:p>
+    <w:p>
+      <w:pPr>
+        <w:spacing w:after="0"/>
+      </w:pPr>
+    </w:p>
+    <w:p>
+      <w:pPr>
+        <w:spacing w:after="0"/>
+      </w:pPr>
+    </w:p>
+    <w:p>
+      <w:pPr>
+        <w:spacing w:after="0"/>
+      </w:pPr>
+      <w:r>
+        <w:t>The new set of functional interfaces are introduced in Java 8 to make programmer’s job easy while writing lambda expressions. Your lambda expression must implement any one of these functional interfaces. These new functional interfaces are organised under </w:t>
+      </w:r>
+      <w:r>
+        <w:rPr>
+          <w:i/>
+          <w:iCs/>
+        </w:rPr>
+        <w:t>java.util.function</w:t>
+      </w:r>
+      <w:r>
+        <w:t> package.</w:t>
+      </w:r>
+    </w:p>
+    <w:p>
+      <w:pPr>
+        <w:spacing w:after="0"/>
+      </w:pPr>
+    </w:p>
+    <w:p>
+      <w:pPr>
+        <w:spacing w:after="0"/>
+      </w:pPr>
+    </w:p>
+    <w:p>
+      <w:pPr>
+        <w:spacing w:after="0"/>
+        <w:rPr>
+          <w:b/>
+          <w:bCs/>
+        </w:rPr>
+      </w:pPr>
+      <w:r>
+        <w:rPr>
+          <w:b/>
+          <w:bCs/>
+          <w:highlight w:val="yellow"/>
+        </w:rPr>
+        <w:t>Lambda expression is implementation of Functional Interface.</w:t>
+      </w:r>
+    </w:p>
+    <w:tbl>
+      <w:tblPr>
+        <w:tblStyle w:val="TableGrid"/>
+        <w:tblW w:w="0" w:type="auto"/>
+        <w:tblLook w:val="04A0" w:firstRow="1" w:lastRow="0" w:firstColumn="1" w:lastColumn="0" w:noHBand="0" w:noVBand="1"/>
+      </w:tblPr>
+      <w:tblGrid>
+        <w:gridCol w:w="3672"/>
+        <w:gridCol w:w="3672"/>
+        <w:gridCol w:w="3672"/>
+      </w:tblGrid>
+      <w:tr>
+        <w:tc>
+          <w:tcPr>
+            <w:tcW w:w="3672" w:type="dxa"/>
+          </w:tcPr>
+          <w:p>
+            <w:pPr>
+              <w:rPr>
+                <w:sz w:val="16"/>
+                <w:szCs w:val="16"/>
+              </w:rPr>
+            </w:pPr>
+            <w:r>
+              <w:rPr>
+                <w:sz w:val="16"/>
+                <w:szCs w:val="16"/>
+              </w:rPr>
+              <w:t>Functional interface</w:t>
+            </w:r>
+          </w:p>
+        </w:tc>
+        <w:tc>
+          <w:tcPr>
+            <w:tcW w:w="3672" w:type="dxa"/>
+          </w:tcPr>
+          <w:p>
+            <w:pPr>
+              <w:rPr>
+                <w:sz w:val="16"/>
+                <w:szCs w:val="16"/>
+              </w:rPr>
+            </w:pPr>
+            <w:r>
+              <w:rPr>
+                <w:sz w:val="16"/>
+                <w:szCs w:val="16"/>
+              </w:rPr>
+              <w:t>Anonymous implementation.</w:t>
+            </w:r>
+          </w:p>
+        </w:tc>
+        <w:tc>
+          <w:tcPr>
+            <w:tcW w:w="3672" w:type="dxa"/>
+          </w:tcPr>
+          <w:p>
+            <w:pPr>
+              <w:rPr>
+                <w:sz w:val="16"/>
+                <w:szCs w:val="16"/>
+              </w:rPr>
+            </w:pPr>
+            <w:r>
+              <w:rPr>
+                <w:sz w:val="16"/>
+                <w:szCs w:val="16"/>
+              </w:rPr>
+              <w:t>Lambda expression.</w:t>
+            </w:r>
+          </w:p>
+        </w:tc>
+      </w:tr>
+      <w:tr>
+        <w:tc>
+          <w:tcPr>
+            <w:tcW w:w="3672" w:type="dxa"/>
+          </w:tcPr>
+          <w:p>
+            <w:pPr>
+              <w:rPr>
+                <w:sz w:val="16"/>
+                <w:szCs w:val="16"/>
+                <w:lang w:val="en-IN"/>
+              </w:rPr>
+            </w:pPr>
+            <w:r>
+              <w:rPr>
+                <w:sz w:val="16"/>
+                <w:szCs w:val="16"/>
+                <w:lang w:val="en-IN"/>
+              </w:rPr>
+              <w:t>@FunctionalInterface</w:t>
+            </w:r>
+            <w:r>
+              <w:rPr>
+                <w:sz w:val="16"/>
+                <w:szCs w:val="16"/>
+                <w:lang w:val="en-IN"/>
+              </w:rPr>
+              <w:br/>
+              <w:t>public interface AnimalInterface {</w:t>
+            </w:r>
+            <w:r>
+              <w:rPr>
+                <w:sz w:val="16"/>
+                <w:szCs w:val="16"/>
+                <w:lang w:val="en-IN"/>
+              </w:rPr>
+              <w:br/>
+              <w:t xml:space="preserve">    void sound();</w:t>
+            </w:r>
+            <w:r>
+              <w:rPr>
+                <w:sz w:val="16"/>
+                <w:szCs w:val="16"/>
+                <w:lang w:val="en-IN"/>
+              </w:rPr>
+              <w:br/>
+              <w:t>}</w:t>
+            </w:r>
+          </w:p>
+          <w:p>
+            <w:pPr>
+              <w:rPr>
+                <w:sz w:val="16"/>
+                <w:szCs w:val="16"/>
+              </w:rPr>
+            </w:pPr>
+          </w:p>
+        </w:tc>
+        <w:tc>
+          <w:tcPr>
+            <w:tcW w:w="3672" w:type="dxa"/>
+          </w:tcPr>
+          <w:p>
+            <w:pPr>
+              <w:rPr>
+                <w:sz w:val="16"/>
+                <w:szCs w:val="16"/>
+                <w:lang w:val="en-IN"/>
+              </w:rPr>
+            </w:pPr>
+            <w:r>
+              <w:rPr>
+                <w:sz w:val="16"/>
+                <w:szCs w:val="16"/>
+                <w:lang w:val="en-IN"/>
+              </w:rPr>
+              <w:t>public class App {</w:t>
+            </w:r>
+            <w:r>
+              <w:rPr>
+                <w:sz w:val="16"/>
+                <w:szCs w:val="16"/>
+                <w:lang w:val="en-IN"/>
+              </w:rPr>
+              <w:br/>
+              <w:t xml:space="preserve">    public static void main(String[] args) {</w:t>
+            </w:r>
+          </w:p>
+          <w:p>
+            <w:pPr>
+              <w:rPr>
+                <w:b/>
+                <w:bCs/>
+                <w:sz w:val="16"/>
+                <w:szCs w:val="16"/>
+                <w:lang w:val="en-IN"/>
+              </w:rPr>
+            </w:pPr>
+            <w:r>
+              <w:rPr>
+                <w:sz w:val="16"/>
+                <w:szCs w:val="16"/>
+                <w:lang w:val="en-IN"/>
+              </w:rPr>
+              <w:br/>
+              <w:t xml:space="preserve">        </w:t>
+            </w:r>
+            <w:r>
+              <w:rPr>
+                <w:b/>
+                <w:bCs/>
+                <w:sz w:val="16"/>
+                <w:szCs w:val="16"/>
+                <w:lang w:val="en-IN"/>
+              </w:rPr>
+              <w:t>AnimalInterface dog = new AnimalInterface() {</w:t>
+            </w:r>
+            <w:r>
+              <w:rPr>
+                <w:b/>
+                <w:bCs/>
+                <w:sz w:val="16"/>
+                <w:szCs w:val="16"/>
+                <w:lang w:val="en-IN"/>
+              </w:rPr>
+              <w:br/>
+              <w:t xml:space="preserve">            @Override</w:t>
+            </w:r>
+            <w:r>
+              <w:rPr>
+                <w:b/>
+                <w:bCs/>
+                <w:sz w:val="16"/>
+                <w:szCs w:val="16"/>
+                <w:lang w:val="en-IN"/>
+              </w:rPr>
+              <w:br/>
+              <w:t xml:space="preserve">            public void sound() {</w:t>
+            </w:r>
+            <w:r>
+              <w:rPr>
+                <w:b/>
+                <w:bCs/>
+                <w:sz w:val="16"/>
+                <w:szCs w:val="16"/>
+                <w:lang w:val="en-IN"/>
+              </w:rPr>
+              <w:br/>
+              <w:t xml:space="preserve">                System.</w:t>
+            </w:r>
+            <w:r>
+              <w:rPr>
+                <w:b/>
+                <w:bCs/>
+                <w:i/>
+                <w:iCs/>
+                <w:sz w:val="16"/>
+                <w:szCs w:val="16"/>
+                <w:lang w:val="en-IN"/>
+              </w:rPr>
+              <w:t>out</w:t>
+            </w:r>
+            <w:r>
+              <w:rPr>
+                <w:b/>
+                <w:bCs/>
+                <w:sz w:val="16"/>
+                <w:szCs w:val="16"/>
+                <w:lang w:val="en-IN"/>
+              </w:rPr>
+              <w:t>.println("Bow Bow..!");</w:t>
+            </w:r>
+            <w:r>
+              <w:rPr>
+                <w:b/>
+                <w:bCs/>
+                <w:sz w:val="16"/>
+                <w:szCs w:val="16"/>
+                <w:lang w:val="en-IN"/>
+              </w:rPr>
+              <w:br/>
+            </w:r>
+            <w:r>
+              <w:rPr>
+                <w:b/>
+                <w:bCs/>
+                <w:sz w:val="16"/>
+                <w:szCs w:val="16"/>
+                <w:lang w:val="en-IN"/>
+              </w:rPr>
+              <w:lastRenderedPageBreak/>
+              <w:t xml:space="preserve">            }</w:t>
+            </w:r>
+            <w:r>
+              <w:rPr>
+                <w:b/>
+                <w:bCs/>
+                <w:sz w:val="16"/>
+                <w:szCs w:val="16"/>
+                <w:lang w:val="en-IN"/>
+              </w:rPr>
+              <w:br/>
+              <w:t xml:space="preserve">        };</w:t>
+            </w:r>
+          </w:p>
+          <w:p>
+            <w:pPr>
+              <w:rPr>
+                <w:sz w:val="16"/>
+                <w:szCs w:val="16"/>
+              </w:rPr>
+            </w:pPr>
+            <w:r>
+              <w:rPr>
+                <w:sz w:val="16"/>
+                <w:szCs w:val="16"/>
+                <w:lang w:val="en-IN"/>
+              </w:rPr>
+              <w:br/>
+              <w:t xml:space="preserve">    }</w:t>
+            </w:r>
+            <w:r>
+              <w:rPr>
+                <w:sz w:val="16"/>
+                <w:szCs w:val="16"/>
+                <w:lang w:val="en-IN"/>
+              </w:rPr>
+              <w:br/>
+              <w:t>}</w:t>
+            </w:r>
+          </w:p>
+        </w:tc>
+        <w:tc>
+          <w:tcPr>
+            <w:tcW w:w="3672" w:type="dxa"/>
+          </w:tcPr>
+          <w:p>
+            <w:pPr>
+              <w:rPr>
+                <w:sz w:val="16"/>
+                <w:szCs w:val="16"/>
+                <w:lang w:val="en-IN"/>
+              </w:rPr>
+            </w:pPr>
+            <w:r>
+              <w:rPr>
+                <w:sz w:val="16"/>
+                <w:szCs w:val="16"/>
+                <w:lang w:val="en-IN"/>
+              </w:rPr>
+              <w:lastRenderedPageBreak/>
+              <w:t>public class App {</w:t>
+            </w:r>
+            <w:r>
+              <w:rPr>
+                <w:sz w:val="16"/>
+                <w:szCs w:val="16"/>
+                <w:lang w:val="en-IN"/>
+              </w:rPr>
+              <w:br/>
+              <w:t xml:space="preserve">    public static void main(String[] args) {</w:t>
+            </w:r>
+          </w:p>
+          <w:p>
+            <w:pPr>
+              <w:rPr>
+                <w:b/>
+                <w:bCs/>
+                <w:sz w:val="16"/>
+                <w:szCs w:val="16"/>
+                <w:lang w:val="en-IN"/>
+              </w:rPr>
+            </w:pPr>
+            <w:r>
+              <w:rPr>
+                <w:sz w:val="16"/>
+                <w:szCs w:val="16"/>
+                <w:lang w:val="en-IN"/>
+              </w:rPr>
+              <w:br/>
+            </w:r>
+            <w:r>
+              <w:rPr>
+                <w:b/>
+                <w:bCs/>
+                <w:sz w:val="16"/>
+                <w:szCs w:val="16"/>
+                <w:lang w:val="en-IN"/>
+              </w:rPr>
+              <w:t xml:space="preserve">        </w:t>
+            </w:r>
+            <w:r>
+              <w:rPr>
+                <w:b/>
+                <w:bCs/>
+                <w:sz w:val="16"/>
+                <w:szCs w:val="16"/>
+                <w:highlight w:val="yellow"/>
+                <w:lang w:val="en-IN"/>
+              </w:rPr>
+              <w:t>AnimalInterface dog = () -&gt; {</w:t>
+            </w:r>
+            <w:r>
+              <w:rPr>
+                <w:b/>
+                <w:bCs/>
+                <w:sz w:val="16"/>
+                <w:szCs w:val="16"/>
+                <w:highlight w:val="yellow"/>
+                <w:lang w:val="en-IN"/>
+              </w:rPr>
+              <w:br/>
+              <w:t xml:space="preserve">            System.</w:t>
+            </w:r>
+            <w:r>
+              <w:rPr>
+                <w:b/>
+                <w:bCs/>
+                <w:i/>
+                <w:iCs/>
+                <w:sz w:val="16"/>
+                <w:szCs w:val="16"/>
+                <w:highlight w:val="yellow"/>
+                <w:lang w:val="en-IN"/>
+              </w:rPr>
+              <w:t>out</w:t>
+            </w:r>
+            <w:r>
+              <w:rPr>
+                <w:b/>
+                <w:bCs/>
+                <w:sz w:val="16"/>
+                <w:szCs w:val="16"/>
+                <w:highlight w:val="yellow"/>
+                <w:lang w:val="en-IN"/>
+              </w:rPr>
+              <w:t>.println("Bow Bow....!");</w:t>
+            </w:r>
+            <w:r>
+              <w:rPr>
+                <w:b/>
+                <w:bCs/>
+                <w:sz w:val="16"/>
+                <w:szCs w:val="16"/>
+                <w:highlight w:val="yellow"/>
+                <w:lang w:val="en-IN"/>
+              </w:rPr>
+              <w:br/>
+              <w:t xml:space="preserve">        };</w:t>
+            </w:r>
+          </w:p>
+          <w:p>
+            <w:pPr>
+              <w:rPr>
+                <w:b/>
+                <w:bCs/>
+                <w:sz w:val="16"/>
+                <w:szCs w:val="16"/>
+                <w:lang w:val="en-IN"/>
+              </w:rPr>
+            </w:pPr>
+            <w:r>
+              <w:rPr>
+                <w:b/>
+                <w:bCs/>
+                <w:sz w:val="16"/>
+                <w:szCs w:val="16"/>
+                <w:highlight w:val="yellow"/>
+                <w:lang w:val="en-IN"/>
+              </w:rPr>
+              <w:t xml:space="preserve">       </w:t>
+            </w:r>
+            <w:r>
+              <w:rPr>
+                <w:b/>
+                <w:bCs/>
+                <w:sz w:val="16"/>
+                <w:szCs w:val="16"/>
+                <w:highlight w:val="yellow"/>
+                <w:lang w:val="en-IN"/>
+              </w:rPr>
+              <w:t>dog.sound();</w:t>
+            </w:r>
+          </w:p>
+          <w:p>
+            <w:pPr>
+              <w:rPr>
+                <w:sz w:val="16"/>
+                <w:szCs w:val="16"/>
+                <w:lang w:val="en-IN"/>
+              </w:rPr>
+            </w:pPr>
+            <w:r>
+              <w:rPr>
+                <w:sz w:val="16"/>
+                <w:szCs w:val="16"/>
+                <w:lang w:val="en-IN"/>
+              </w:rPr>
+              <w:lastRenderedPageBreak/>
+              <w:br/>
+              <w:t xml:space="preserve">    }</w:t>
+            </w:r>
+            <w:r>
+              <w:rPr>
+                <w:sz w:val="16"/>
+                <w:szCs w:val="16"/>
+                <w:lang w:val="en-IN"/>
+              </w:rPr>
+              <w:br/>
+              <w:t>}</w:t>
+            </w:r>
+          </w:p>
+          <w:p>
+            <w:pPr>
+              <w:rPr>
+                <w:sz w:val="16"/>
+                <w:szCs w:val="16"/>
+              </w:rPr>
+            </w:pPr>
+          </w:p>
+        </w:tc>
+      </w:tr>
+    </w:tbl>
+    <w:p>
+      <w:pPr>
+        <w:spacing w:after="0"/>
+        <w:rPr>
+          <w:b/>
+          <w:bCs/>
+          <w:lang w:val="en-IN"/>
+        </w:rPr>
+      </w:pPr>
+      <w:r>
+        <w:rPr>
+          <w:b/>
+          <w:bCs/>
+          <w:lang w:val="en-IN"/>
+        </w:rPr>
+        <w:lastRenderedPageBreak/>
+        <w:t>2) @FunctionalInterface Annotation</w:t>
+      </w:r>
+    </w:p>
+    <w:p>
+      <w:pPr>
+        <w:spacing w:after="0"/>
+        <w:rPr>
+          <w:lang w:val="en-IN"/>
+        </w:rPr>
+      </w:pPr>
+      <w:r>
+        <w:rPr>
+          <w:i/>
+          <w:iCs/>
+          <w:lang w:val="en-IN"/>
+        </w:rPr>
+        <w:t>@FunctionalInterface</w:t>
+      </w:r>
+      <w:r>
+        <w:rPr>
+          <w:lang w:val="en-IN"/>
+        </w:rPr>
+        <w:t> annotation is introduced in Java 8 to represent functional interfaces. Although, it is not compulsory to write functional interface using this annotation. But, if you are using </w:t>
+      </w:r>
+      <w:r>
+        <w:rPr>
+          <w:i/>
+          <w:iCs/>
+          <w:lang w:val="en-IN"/>
+        </w:rPr>
+        <w:t>@FunctionalInterface</w:t>
+      </w:r>
+      <w:r>
+        <w:rPr>
+          <w:lang w:val="en-IN"/>
+        </w:rPr>
+        <w:t> annotation then your interface should contain only one abstract method. If you try to write more than one abstract method, compiler will show the error.</w:t>
+      </w:r>
+    </w:p>
+    <w:p>
+      <w:pPr>
+        <w:spacing w:after="0"/>
+      </w:pPr>
+    </w:p>
+    <w:p>
+      <w:pPr>
+        <w:spacing w:after="0"/>
+        <w:rPr>
+          <w:b/>
+          <w:bCs/>
+          <w:lang w:val="en-IN"/>
+        </w:rPr>
+      </w:pPr>
+      <w:r>
+        <w:rPr>
+          <w:b/>
+          <w:bCs/>
+          <w:lang w:val="en-IN"/>
+        </w:rPr>
+        <w:t>3) java.util.function package</w:t>
+      </w:r>
+    </w:p>
+    <w:p>
+      <w:pPr>
+        <w:spacing w:after="0"/>
+        <w:rPr>
+          <w:lang w:val="en-IN"/>
+        </w:rPr>
+      </w:pPr>
+      <w:r>
+        <w:rPr>
+          <w:lang w:val="en-IN"/>
+        </w:rPr>
+        <w:t>All Java 8 functional interfaces are organised in </w:t>
+      </w:r>
+      <w:r>
+        <w:rPr>
+          <w:i/>
+          <w:iCs/>
+          <w:lang w:val="en-IN"/>
+        </w:rPr>
+        <w:t>java.util.function</w:t>
+      </w:r>
+      <w:r>
+        <w:rPr>
+          <w:lang w:val="en-IN"/>
+        </w:rPr>
+        <w:t> package. Each functional interface in this package represents an operation that can be performed by the lambda expression.</w:t>
+      </w:r>
+    </w:p>
+    <w:p>
+      <w:pPr>
+        <w:spacing w:after="0"/>
+      </w:pPr>
+    </w:p>
+    <w:p>
+      <w:pPr>
+        <w:spacing w:after="0"/>
+      </w:pPr>
+      <w:r>
+        <w:t>Below table shows the list of all Java 8 functional interfaces along with their abstract method, which operation they represent and when to use them?</w:t>
+      </w:r>
     </w:p>
     <w:p>
       <w:pPr>
@@ -1836,12 +2120,11 @@
         <w:rPr>
           <w:noProof/>
         </w:rPr>
-        <w:lastRenderedPageBreak/>
         <w:drawing>
-          <wp:inline distT="0" distB="0" distL="0" distR="0" wp14:anchorId="775C66F5" wp14:editId="2EE6AE21">
-            <wp:extent cx="5196058" cy="7810500"/>
-            <wp:effectExtent l="19050" t="0" r="4592" b="0"/>
-            <wp:docPr id="1" name="Picture 1" descr="https://i0.wp.com/javaconceptoftheday.com/wp-content/uploads/2019/03/Java8FunctionalInterfaces.png?ssl=1"/>
+          <wp:inline distT="0" distB="0" distL="0" distR="0" wp14:anchorId="6B040F0A" wp14:editId="42E99713">
+            <wp:extent cx="5095213" cy="5485637"/>
+            <wp:effectExtent l="0" t="0" r="0" b="0"/>
+            <wp:docPr id="406630625" name="Picture 1" descr="Java 8 functional interfaces"/>
             <wp:cNvGraphicFramePr>
               <a:graphicFrameLocks xmlns:a="http://schemas.openxmlformats.org/drawingml/2006/main" noChangeAspect="1"/>
             </wp:cNvGraphicFramePr>
@@ -1849,13 +2132,19 @@
               <a:graphicData uri="http://schemas.openxmlformats.org/drawingml/2006/picture">
                 <pic:pic xmlns:pic="http://schemas.openxmlformats.org/drawingml/2006/picture">
                   <pic:nvPicPr>
-                    <pic:cNvPr id="0" name="Picture 1" descr="https://i0.wp.com/javaconceptoftheday.com/wp-content/uploads/2019/03/Java8FunctionalInterfaces.png?ssl=1"/>
+                    <pic:cNvPr id="0" name="Picture 1" descr="Java 8 functional interfaces"/>
                     <pic:cNvPicPr>
                       <a:picLocks noChangeAspect="1" noChangeArrowheads="1"/>
                     </pic:cNvPicPr>
                   </pic:nvPicPr>
                   <pic:blipFill>
-                    <a:blip r:embed="rId9"/>
+                    <a:blip r:embed="rId8">
+                      <a:extLst>
+                        <a:ext uri="{28A0092B-C50C-407E-A947-70E740481C1C}">
+                          <a14:useLocalDpi xmlns:a14="http://schemas.microsoft.com/office/drawing/2010/main" val="0"/>
+                        </a:ext>
+                      </a:extLst>
+                    </a:blip>
                     <a:srcRect/>
                     <a:stretch>
                       <a:fillRect/>
@@ -1864,17 +2153,14 @@
                   <pic:spPr bwMode="auto">
                     <a:xfrm>
                       <a:off x="0" y="0"/>
-                      <a:ext cx="5198139" cy="7813627"/>
+                      <a:ext cx="5117562" cy="5509698"/>
                     </a:xfrm>
                     <a:prstGeom prst="rect">
                       <a:avLst/>
                     </a:prstGeom>
                     <a:noFill/>
-                    <a:ln w="9525">
+                    <a:ln>
                       <a:noFill/>
-                      <a:miter lim="800000"/>
-                      <a:headEnd/>
-                      <a:tailEnd/>
                     </a:ln>
                   </pic:spPr>
                 </pic:pic>
@@ -1903,11 +2189,123 @@
       <w:pPr>
         <w:spacing w:after="0"/>
       </w:pPr>
+    </w:p>
+    <w:p>
+      <w:pPr>
+        <w:spacing w:after="0"/>
+      </w:pPr>
+    </w:p>
+    <w:p>
+      <w:pPr>
+        <w:spacing w:after="0"/>
+      </w:pPr>
+    </w:p>
+    <w:p>
+      <w:pPr>
+        <w:spacing w:after="0"/>
+      </w:pPr>
+    </w:p>
+    <w:p>
+      <w:pPr>
+        <w:spacing w:after="0"/>
+      </w:pPr>
+    </w:p>
+    <w:p>
+      <w:pPr>
+        <w:spacing w:after="0"/>
+      </w:pPr>
+    </w:p>
+    <w:p>
+      <w:pPr>
+        <w:spacing w:after="0"/>
+      </w:pPr>
+    </w:p>
+    <w:p>
+      <w:pPr>
+        <w:spacing w:after="0"/>
+      </w:pPr>
+    </w:p>
+    <w:p>
+      <w:pPr>
+        <w:spacing w:after="0"/>
+      </w:pPr>
+    </w:p>
+    <w:p>
+      <w:pPr>
+        <w:spacing w:after="0"/>
+      </w:pPr>
+    </w:p>
+    <w:p>
+      <w:pPr>
+        <w:spacing w:after="0"/>
+      </w:pPr>
+    </w:p>
+    <w:p>
+      <w:pPr>
+        <w:spacing w:after="0"/>
+      </w:pPr>
+    </w:p>
+    <w:p>
+      <w:pPr>
+        <w:spacing w:after="0"/>
+      </w:pPr>
+    </w:p>
+    <w:p>
+      <w:pPr>
+        <w:spacing w:after="0"/>
+      </w:pPr>
+    </w:p>
+    <w:p>
+      <w:pPr>
+        <w:spacing w:after="0"/>
+      </w:pPr>
+    </w:p>
+    <w:p>
+      <w:pPr>
+        <w:spacing w:after="0"/>
+      </w:pPr>
+      <w:hyperlink r:id="rId9" w:history="1">
+        <w:r>
+          <w:rPr>
+            <w:rStyle w:val="Hyperlink"/>
+          </w:rPr>
+          <w:t>https://stackify.com/streams-guide-java-8/</w:t>
+        </w:r>
+      </w:hyperlink>
+    </w:p>
+    <w:p>
+      <w:pPr>
+        <w:spacing w:after="0"/>
+      </w:pPr>
+    </w:p>
+    <w:p>
+      <w:pPr>
+        <w:spacing w:after="0"/>
+      </w:pPr>
+    </w:p>
+    <w:p>
+      <w:pPr>
+        <w:spacing w:after="0"/>
+      </w:pPr>
+    </w:p>
+    <w:p>
+      <w:pPr>
+        <w:spacing w:after="0"/>
+      </w:pPr>
+    </w:p>
+    <w:p>
+      <w:pPr>
+        <w:spacing w:after="0"/>
+      </w:pPr>
+    </w:p>
+    <w:p>
+      <w:pPr>
+        <w:spacing w:after="0"/>
+      </w:pPr>
       <w:r>
         <w:rPr>
           <w:noProof/>
         </w:rPr>
-        <w:lastRenderedPageBreak/>
         <w:drawing>
           <wp:inline distT="0" distB="0" distL="0" distR="0" wp14:anchorId="62B2FBD5" wp14:editId="0773FE0A">
             <wp:extent cx="4955559" cy="1449845"/>
@@ -2331,6 +2729,119 @@
 <file path=word/numbering.xml><?xml version="1.0" encoding="utf-8"?>
 <w:numbering xmlns:wpc="http://schemas.microsoft.com/office/word/2010/wordprocessingCanvas" xmlns:cx="http://schemas.microsoft.com/office/drawing/2014/chartex" xmlns:cx1="http://schemas.microsoft.com/office/drawing/2015/9/8/chartex" xmlns:cx2="http://schemas.microsoft.com/office/drawing/2015/10/21/chartex" xmlns:cx3="http://schemas.microsoft.com/office/drawing/2016/5/9/chartex" xmlns:cx4="http://schemas.microsoft.com/office/drawing/2016/5/10/chartex" xmlns:cx5="http://schemas.microsoft.com/office/drawing/2016/5/11/chartex" xmlns:cx6="http://schemas.microsoft.com/office/drawing/2016/5/12/chartex" xmlns:cx7="http://schemas.microsoft.com/office/drawing/2016/5/13/chartex" xmlns:cx8="http://schemas.microsoft.com/office/drawing/2016/5/14/chartex" xmlns:mc="http://schemas.openxmlformats.org/markup-compatibility/2006" xmlns:aink="http://schemas.microsoft.com/office/drawing/2016/ink" xmlns:am3d="http://schemas.microsoft.com/office/drawing/2017/model3d" xmlns:o="urn:schemas-microsoft-com:office:office" xmlns:oel="http://schemas.microsoft.com/office/2019/extlst" xmlns:r="http://schemas.openxmlformats.org/officeDocument/2006/relationships" xmlns:m="http://schemas.openxmlformats.org/officeDocument/2006/math" xmlns:v="urn:schemas-microsoft-com:vml" xmlns:wp14="http://schemas.microsoft.com/office/word/2010/wordprocessingDrawing" xmlns:wp="http://schemas.openxmlformats.org/drawingml/2006/wordprocessingDrawing" xmlns:w10="urn:schemas-microsoft-com:office:word" xmlns:w="http://schemas.openxmlformats.org/wordprocessingml/2006/main" xmlns:w14="http://schemas.microsoft.com/office/word/2010/wordml" xmlns:w15="http://schemas.microsoft.com/office/word/2012/wordml" xmlns:w16cex="http://schemas.microsoft.com/office/word/2018/wordml/cex" xmlns:w16cid="http://schemas.microsoft.com/office/word/2016/wordml/cid" xmlns:w16="http://schemas.microsoft.com/office/word/2018/wordml" xmlns:w16du="http://schemas.microsoft.com/office/word/2023/wordml/word16du" xmlns:w16sdtdh="http://schemas.microsoft.com/office/word/2020/wordml/sdtdatahash" xmlns:w16sdtfl="http://schemas.microsoft.com/office/word/2024/wordml/sdtformatlock" xmlns:w16se="http://schemas.microsoft.com/office/word/2015/wordml/symex" xmlns:wpg="http://schemas.microsoft.com/office/word/2010/wordprocessingGroup" xmlns:wpi="http://schemas.microsoft.com/office/word/2010/wordprocessingInk" xmlns:wne="http://schemas.microsoft.com/office/word/2006/wordml" xmlns:wps="http://schemas.microsoft.com/office/word/2010/wordprocessingShape" mc:Ignorable="w14 w15 w16se w16cid w16 w16cex w16sdtdh w16sdtfl w16du wp14">
   <w:abstractNum w:abstractNumId="0" w15:restartNumberingAfterBreak="0">
+    <w:nsid w:val="41AD3AB3"/>
+    <w:multiLevelType w:val="hybridMultilevel"/>
+    <w:tmpl w:val="5B0AE474"/>
+    <w:lvl w:ilvl="0" w:tplc="40090001">
+      <w:start w:val="1"/>
+      <w:numFmt w:val="bullet"/>
+      <w:lvlText w:val=""/>
+      <w:lvlJc w:val="left"/>
+      <w:pPr>
+        <w:ind w:left="720" w:hanging="360"/>
+      </w:pPr>
+      <w:rPr>
+        <w:rFonts w:ascii="Symbol" w:hAnsi="Symbol" w:hint="default"/>
+      </w:rPr>
+    </w:lvl>
+    <w:lvl w:ilvl="1" w:tplc="40090003" w:tentative="1">
+      <w:start w:val="1"/>
+      <w:numFmt w:val="bullet"/>
+      <w:lvlText w:val="o"/>
+      <w:lvlJc w:val="left"/>
+      <w:pPr>
+        <w:ind w:left="1440" w:hanging="360"/>
+      </w:pPr>
+      <w:rPr>
+        <w:rFonts w:ascii="Courier New" w:hAnsi="Courier New" w:cs="Courier New" w:hint="default"/>
+      </w:rPr>
+    </w:lvl>
+    <w:lvl w:ilvl="2" w:tplc="40090005" w:tentative="1">
+      <w:start w:val="1"/>
+      <w:numFmt w:val="bullet"/>
+      <w:lvlText w:val=""/>
+      <w:lvlJc w:val="left"/>
+      <w:pPr>
+        <w:ind w:left="2160" w:hanging="360"/>
+      </w:pPr>
+      <w:rPr>
+        <w:rFonts w:ascii="Wingdings" w:hAnsi="Wingdings" w:hint="default"/>
+      </w:rPr>
+    </w:lvl>
+    <w:lvl w:ilvl="3" w:tplc="40090001" w:tentative="1">
+      <w:start w:val="1"/>
+      <w:numFmt w:val="bullet"/>
+      <w:lvlText w:val=""/>
+      <w:lvlJc w:val="left"/>
+      <w:pPr>
+        <w:ind w:left="2880" w:hanging="360"/>
+      </w:pPr>
+      <w:rPr>
+        <w:rFonts w:ascii="Symbol" w:hAnsi="Symbol" w:hint="default"/>
+      </w:rPr>
+    </w:lvl>
+    <w:lvl w:ilvl="4" w:tplc="40090003" w:tentative="1">
+      <w:start w:val="1"/>
+      <w:numFmt w:val="bullet"/>
+      <w:lvlText w:val="o"/>
+      <w:lvlJc w:val="left"/>
+      <w:pPr>
+        <w:ind w:left="3600" w:hanging="360"/>
+      </w:pPr>
+      <w:rPr>
+        <w:rFonts w:ascii="Courier New" w:hAnsi="Courier New" w:cs="Courier New" w:hint="default"/>
+      </w:rPr>
+    </w:lvl>
+    <w:lvl w:ilvl="5" w:tplc="40090005" w:tentative="1">
+      <w:start w:val="1"/>
+      <w:numFmt w:val="bullet"/>
+      <w:lvlText w:val=""/>
+      <w:lvlJc w:val="left"/>
+      <w:pPr>
+        <w:ind w:left="4320" w:hanging="360"/>
+      </w:pPr>
+      <w:rPr>
+        <w:rFonts w:ascii="Wingdings" w:hAnsi="Wingdings" w:hint="default"/>
+      </w:rPr>
+    </w:lvl>
+    <w:lvl w:ilvl="6" w:tplc="40090001" w:tentative="1">
+      <w:start w:val="1"/>
+      <w:numFmt w:val="bullet"/>
+      <w:lvlText w:val=""/>
+      <w:lvlJc w:val="left"/>
+      <w:pPr>
+        <w:ind w:left="5040" w:hanging="360"/>
+      </w:pPr>
+      <w:rPr>
+        <w:rFonts w:ascii="Symbol" w:hAnsi="Symbol" w:hint="default"/>
+      </w:rPr>
+    </w:lvl>
+    <w:lvl w:ilvl="7" w:tplc="40090003" w:tentative="1">
+      <w:start w:val="1"/>
+      <w:numFmt w:val="bullet"/>
+      <w:lvlText w:val="o"/>
+      <w:lvlJc w:val="left"/>
+      <w:pPr>
+        <w:ind w:left="5760" w:hanging="360"/>
+      </w:pPr>
+      <w:rPr>
+        <w:rFonts w:ascii="Courier New" w:hAnsi="Courier New" w:cs="Courier New" w:hint="default"/>
+      </w:rPr>
+    </w:lvl>
+    <w:lvl w:ilvl="8" w:tplc="40090005" w:tentative="1">
+      <w:start w:val="1"/>
+      <w:numFmt w:val="bullet"/>
+      <w:lvlText w:val=""/>
+      <w:lvlJc w:val="left"/>
+      <w:pPr>
+        <w:ind w:left="6480" w:hanging="360"/>
+      </w:pPr>
+      <w:rPr>
+        <w:rFonts w:ascii="Wingdings" w:hAnsi="Wingdings" w:hint="default"/>
+      </w:rPr>
+    </w:lvl>
+  </w:abstractNum>
+  <w:abstractNum w:abstractNumId="1" w15:restartNumberingAfterBreak="0">
     <w:nsid w:val="47413F1A"/>
     <w:multiLevelType w:val="hybridMultilevel"/>
     <w:tmpl w:val="6D966BD8"/>
@@ -2419,7 +2930,7 @@
       </w:pPr>
     </w:lvl>
   </w:abstractNum>
-  <w:abstractNum w:abstractNumId="1" w15:restartNumberingAfterBreak="0">
+  <w:abstractNum w:abstractNumId="2" w15:restartNumberingAfterBreak="0">
     <w:nsid w:val="50551AB7"/>
     <w:multiLevelType w:val="hybridMultilevel"/>
     <w:tmpl w:val="5844C4E6"/>
@@ -2533,10 +3044,13 @@
     </w:lvl>
   </w:abstractNum>
   <w:num w:numId="1" w16cid:durableId="478769140">
-    <w:abstractNumId w:val="0"/>
+    <w:abstractNumId w:val="1"/>
   </w:num>
   <w:num w:numId="2" w16cid:durableId="1753311440">
-    <w:abstractNumId w:val="1"/>
+    <w:abstractNumId w:val="2"/>
+  </w:num>
+  <w:num w:numId="3" w16cid:durableId="655450446">
+    <w:abstractNumId w:val="0"/>
   </w:num>
 </w:numbering>
 </file>

--- a/java/java 8 -11/core java 8 11.docx
+++ b/java/java 8 -11/core java 8 11.docx
@@ -32,10 +32,28 @@
         <w:spacing w:after="0"/>
       </w:pPr>
       <w:r>
-        <w:t>If we have interface, to make use of it, we will create separate classes and provide implementations to abstract methods of interface.</w:t>
-      </w:r>
-      <w:r>
-        <w:t xml:space="preserve"> With this approach, whenever we build the project we will get separate .class files for </w:t>
+        <w:t>If we have interface, to make use of it, we will create separate classes and provide implementations</w:t>
+      </w:r>
+      <w:r>
+        <w:t xml:space="preserve"> (writing the </w:t>
+      </w:r>
+      <w:r>
+        <w:t xml:space="preserve">business </w:t>
+      </w:r>
+      <w:r>
+        <w:t>logic)</w:t>
+      </w:r>
+      <w:r>
+        <w:t xml:space="preserve"> to abstract methods of interface.</w:t>
+      </w:r>
+      <w:r>
+        <w:t xml:space="preserve"> With this approach, whenever we build</w:t>
+      </w:r>
+      <w:r>
+        <w:t>(compile)</w:t>
+      </w:r>
+      <w:r>
+        <w:t xml:space="preserve"> the project we will get separate .class files for </w:t>
       </w:r>
       <w:r>
         <w:t>each implementation class</w:t>
@@ -78,6 +96,7 @@
                 <w:szCs w:val="16"/>
               </w:rPr>
             </w:pPr>
+            <w:proofErr w:type="spellStart"/>
             <w:r>
               <w:rPr>
                 <w:sz w:val="16"/>
@@ -85,6 +104,7 @@
               </w:rPr>
               <w:t>intrface</w:t>
             </w:r>
+            <w:proofErr w:type="spellEnd"/>
           </w:p>
         </w:tc>
         <w:tc>
@@ -146,7 +166,25 @@
                 <w:szCs w:val="16"/>
                 <w:lang w:val="en-IN"/>
               </w:rPr>
-              <w:t>public interface MyInterface {</w:t>
+              <w:t xml:space="preserve">public interface </w:t>
+            </w:r>
+            <w:proofErr w:type="spellStart"/>
+            <w:r>
+              <w:rPr>
+                <w:sz w:val="16"/>
+                <w:szCs w:val="16"/>
+                <w:lang w:val="en-IN"/>
+              </w:rPr>
+              <w:t>MyInterface</w:t>
+            </w:r>
+            <w:proofErr w:type="spellEnd"/>
+            <w:r>
+              <w:rPr>
+                <w:sz w:val="16"/>
+                <w:szCs w:val="16"/>
+                <w:lang w:val="en-IN"/>
+              </w:rPr>
+              <w:t xml:space="preserve"> {</w:t>
             </w:r>
             <w:r>
               <w:rPr>
@@ -212,7 +250,35 @@
                 <w:szCs w:val="16"/>
                 <w:lang w:val="en-IN"/>
               </w:rPr>
-              <w:t>public class MyInterfceImpl1 implements  MyInterface{</w:t>
+              <w:t xml:space="preserve">public class MyInterfceImpl1 </w:t>
+            </w:r>
+            <w:proofErr w:type="gramStart"/>
+            <w:r>
+              <w:rPr>
+                <w:sz w:val="16"/>
+                <w:szCs w:val="16"/>
+                <w:lang w:val="en-IN"/>
+              </w:rPr>
+              <w:t xml:space="preserve">implements  </w:t>
+            </w:r>
+            <w:proofErr w:type="spellStart"/>
+            <w:r>
+              <w:rPr>
+                <w:sz w:val="16"/>
+                <w:szCs w:val="16"/>
+                <w:lang w:val="en-IN"/>
+              </w:rPr>
+              <w:t>MyInterface</w:t>
+            </w:r>
+            <w:proofErr w:type="spellEnd"/>
+            <w:proofErr w:type="gramEnd"/>
+            <w:r>
+              <w:rPr>
+                <w:sz w:val="16"/>
+                <w:szCs w:val="16"/>
+                <w:lang w:val="en-IN"/>
+              </w:rPr>
+              <w:t>{</w:t>
             </w:r>
             <w:r>
               <w:rPr>
@@ -239,7 +305,16 @@
                 <w:lang w:val="en-IN"/>
               </w:rPr>
               <w:br/>
-              <w:t xml:space="preserve">        System.</w:t>
+              <w:t xml:space="preserve">        </w:t>
+            </w:r>
+            <w:proofErr w:type="spellStart"/>
+            <w:r>
+              <w:rPr>
+                <w:sz w:val="16"/>
+                <w:szCs w:val="16"/>
+                <w:lang w:val="en-IN"/>
+              </w:rPr>
+              <w:t>System.</w:t>
             </w:r>
             <w:r>
               <w:rPr>
@@ -257,25 +332,36 @@
                 <w:szCs w:val="16"/>
                 <w:lang w:val="en-IN"/>
               </w:rPr>
-              <w:t>.println("impl-1");</w:t>
-            </w:r>
-            <w:r>
-              <w:rPr>
-                <w:sz w:val="16"/>
-                <w:szCs w:val="16"/>
-                <w:lang w:val="en-IN"/>
-              </w:rPr>
-              <w:br/>
-              <w:t xml:space="preserve">    }</w:t>
-            </w:r>
-            <w:r>
-              <w:rPr>
-                <w:sz w:val="16"/>
-                <w:szCs w:val="16"/>
-                <w:lang w:val="en-IN"/>
-              </w:rPr>
-              <w:br/>
-            </w:r>
+              <w:t>.println</w:t>
+            </w:r>
+            <w:proofErr w:type="spellEnd"/>
+            <w:r>
+              <w:rPr>
+                <w:sz w:val="16"/>
+                <w:szCs w:val="16"/>
+                <w:lang w:val="en-IN"/>
+              </w:rPr>
+              <w:t>("impl-1");</w:t>
+            </w:r>
+            <w:r>
+              <w:rPr>
+                <w:sz w:val="16"/>
+                <w:szCs w:val="16"/>
+                <w:lang w:val="en-IN"/>
+              </w:rPr>
+              <w:br/>
+              <w:t xml:space="preserve">  </w:t>
+            </w:r>
+            <w:proofErr w:type="gramStart"/>
+            <w:r>
+              <w:rPr>
+                <w:sz w:val="16"/>
+                <w:szCs w:val="16"/>
+                <w:lang w:val="en-IN"/>
+              </w:rPr>
+              <w:t xml:space="preserve">  }</w:t>
+            </w:r>
+            <w:proofErr w:type="gramEnd"/>
             <w:r>
               <w:rPr>
                 <w:sz w:val="16"/>
@@ -320,7 +406,35 @@
                 <w:szCs w:val="16"/>
                 <w:lang w:val="en-IN"/>
               </w:rPr>
-              <w:t xml:space="preserve"> implements  MyInterface{</w:t>
+              <w:t xml:space="preserve"> </w:t>
+            </w:r>
+            <w:proofErr w:type="gramStart"/>
+            <w:r>
+              <w:rPr>
+                <w:sz w:val="16"/>
+                <w:szCs w:val="16"/>
+                <w:lang w:val="en-IN"/>
+              </w:rPr>
+              <w:t xml:space="preserve">implements  </w:t>
+            </w:r>
+            <w:proofErr w:type="spellStart"/>
+            <w:r>
+              <w:rPr>
+                <w:sz w:val="16"/>
+                <w:szCs w:val="16"/>
+                <w:lang w:val="en-IN"/>
+              </w:rPr>
+              <w:t>MyInterface</w:t>
+            </w:r>
+            <w:proofErr w:type="spellEnd"/>
+            <w:proofErr w:type="gramEnd"/>
+            <w:r>
+              <w:rPr>
+                <w:sz w:val="16"/>
+                <w:szCs w:val="16"/>
+                <w:lang w:val="en-IN"/>
+              </w:rPr>
+              <w:t>{</w:t>
             </w:r>
             <w:r>
               <w:rPr>
@@ -347,7 +461,16 @@
                 <w:lang w:val="en-IN"/>
               </w:rPr>
               <w:br/>
-              <w:t xml:space="preserve">        System.</w:t>
+              <w:t xml:space="preserve">        </w:t>
+            </w:r>
+            <w:proofErr w:type="spellStart"/>
+            <w:r>
+              <w:rPr>
+                <w:sz w:val="16"/>
+                <w:szCs w:val="16"/>
+                <w:lang w:val="en-IN"/>
+              </w:rPr>
+              <w:t>System.</w:t>
             </w:r>
             <w:r>
               <w:rPr>
@@ -365,7 +488,16 @@
                 <w:szCs w:val="16"/>
                 <w:lang w:val="en-IN"/>
               </w:rPr>
-              <w:t>.println("impl-</w:t>
+              <w:t>.println</w:t>
+            </w:r>
+            <w:proofErr w:type="spellEnd"/>
+            <w:r>
+              <w:rPr>
+                <w:sz w:val="16"/>
+                <w:szCs w:val="16"/>
+                <w:lang w:val="en-IN"/>
+              </w:rPr>
+              <w:t>("impl-</w:t>
             </w:r>
             <w:r>
               <w:rPr>
@@ -390,16 +522,18 @@
                 <w:lang w:val="en-IN"/>
               </w:rPr>
               <w:br/>
-              <w:t xml:space="preserve">    }</w:t>
-            </w:r>
-            <w:r>
-              <w:rPr>
-                <w:sz w:val="16"/>
-                <w:szCs w:val="16"/>
-                <w:lang w:val="en-IN"/>
-              </w:rPr>
-              <w:br/>
-            </w:r>
+              <w:t xml:space="preserve">  </w:t>
+            </w:r>
+            <w:proofErr w:type="gramStart"/>
+            <w:r>
+              <w:rPr>
+                <w:sz w:val="16"/>
+                <w:szCs w:val="16"/>
+                <w:lang w:val="en-IN"/>
+              </w:rPr>
+              <w:t xml:space="preserve">  }</w:t>
+            </w:r>
+            <w:proofErr w:type="gramEnd"/>
             <w:r>
               <w:rPr>
                 <w:sz w:val="16"/>
@@ -444,7 +578,35 @@
                 <w:szCs w:val="16"/>
                 <w:lang w:val="en-IN"/>
               </w:rPr>
-              <w:t xml:space="preserve"> implements  MyInterface{</w:t>
+              <w:t xml:space="preserve"> </w:t>
+            </w:r>
+            <w:proofErr w:type="gramStart"/>
+            <w:r>
+              <w:rPr>
+                <w:sz w:val="16"/>
+                <w:szCs w:val="16"/>
+                <w:lang w:val="en-IN"/>
+              </w:rPr>
+              <w:t xml:space="preserve">implements  </w:t>
+            </w:r>
+            <w:proofErr w:type="spellStart"/>
+            <w:r>
+              <w:rPr>
+                <w:sz w:val="16"/>
+                <w:szCs w:val="16"/>
+                <w:lang w:val="en-IN"/>
+              </w:rPr>
+              <w:t>MyInterface</w:t>
+            </w:r>
+            <w:proofErr w:type="spellEnd"/>
+            <w:proofErr w:type="gramEnd"/>
+            <w:r>
+              <w:rPr>
+                <w:sz w:val="16"/>
+                <w:szCs w:val="16"/>
+                <w:lang w:val="en-IN"/>
+              </w:rPr>
+              <w:t>{</w:t>
             </w:r>
             <w:r>
               <w:rPr>
@@ -471,7 +633,16 @@
                 <w:lang w:val="en-IN"/>
               </w:rPr>
               <w:br/>
-              <w:t xml:space="preserve">        System.</w:t>
+              <w:t xml:space="preserve">        </w:t>
+            </w:r>
+            <w:proofErr w:type="spellStart"/>
+            <w:r>
+              <w:rPr>
+                <w:sz w:val="16"/>
+                <w:szCs w:val="16"/>
+                <w:lang w:val="en-IN"/>
+              </w:rPr>
+              <w:t>System.</w:t>
             </w:r>
             <w:r>
               <w:rPr>
@@ -489,7 +660,16 @@
                 <w:szCs w:val="16"/>
                 <w:lang w:val="en-IN"/>
               </w:rPr>
-              <w:t>.println("impl-</w:t>
+              <w:t>.println</w:t>
+            </w:r>
+            <w:proofErr w:type="spellEnd"/>
+            <w:r>
+              <w:rPr>
+                <w:sz w:val="16"/>
+                <w:szCs w:val="16"/>
+                <w:lang w:val="en-IN"/>
+              </w:rPr>
+              <w:t>("impl-</w:t>
             </w:r>
             <w:r>
               <w:rPr>
@@ -514,16 +694,18 @@
                 <w:lang w:val="en-IN"/>
               </w:rPr>
               <w:br/>
-              <w:t xml:space="preserve">    }</w:t>
-            </w:r>
-            <w:r>
-              <w:rPr>
-                <w:sz w:val="16"/>
-                <w:szCs w:val="16"/>
-                <w:lang w:val="en-IN"/>
-              </w:rPr>
-              <w:br/>
-            </w:r>
+              <w:t xml:space="preserve">  </w:t>
+            </w:r>
+            <w:proofErr w:type="gramStart"/>
+            <w:r>
+              <w:rPr>
+                <w:sz w:val="16"/>
+                <w:szCs w:val="16"/>
+                <w:lang w:val="en-IN"/>
+              </w:rPr>
+              <w:t xml:space="preserve">  }</w:t>
+            </w:r>
+            <w:proofErr w:type="gramEnd"/>
             <w:r>
               <w:rPr>
                 <w:sz w:val="16"/>
@@ -552,10 +734,35 @@
         <w:spacing w:after="0"/>
       </w:pPr>
       <w:r>
-        <w:t>Anonymous interfaces:</w:t>
-      </w:r>
-      <w:r>
-        <w:t xml:space="preserve"> dynamic implementation.</w:t>
+        <w:rPr>
+          <w:b/>
+          <w:bCs/>
+        </w:rPr>
+        <w:t xml:space="preserve">Anonymous </w:t>
+      </w:r>
+      <w:r>
+        <w:rPr>
+          <w:b/>
+          <w:bCs/>
+        </w:rPr>
+        <w:t>implementation</w:t>
+      </w:r>
+      <w:r>
+        <w:rPr>
+          <w:b/>
+          <w:bCs/>
+        </w:rPr>
+        <w:t xml:space="preserve"> OR</w:t>
+      </w:r>
+      <w:r>
+        <w:rPr>
+          <w:b/>
+          <w:bCs/>
+        </w:rPr>
+        <w:t xml:space="preserve"> dynamic implementation</w:t>
+      </w:r>
+      <w:r>
+        <w:t>.</w:t>
       </w:r>
     </w:p>
     <w:p>
@@ -564,7 +771,14 @@
         <w:spacing w:after="0"/>
       </w:pPr>
       <w:r>
-        <w:t xml:space="preserve">We will not create separate class, instead we provide </w:t>
+        <w:rPr>
+          <w:b/>
+          <w:bCs/>
+        </w:rPr>
+        <w:t>We will not create separate class</w:t>
+      </w:r>
+      <w:r>
+        <w:t xml:space="preserve">, instead we provide </w:t>
       </w:r>
       <w:r>
         <w:t xml:space="preserve">dynamic </w:t>
@@ -585,13 +799,25 @@
         <w:t>whenever</w:t>
       </w:r>
       <w:r>
-        <w:t xml:space="preserve"> we build the project we will not </w:t>
+        <w:t xml:space="preserve"> we build the </w:t>
+      </w:r>
+      <w:r>
+        <w:t>project,</w:t>
+      </w:r>
+      <w:r>
+        <w:t xml:space="preserve"> we will not </w:t>
       </w:r>
       <w:r>
         <w:t xml:space="preserve">get </w:t>
       </w:r>
       <w:r>
-        <w:t>separate .class files for anonymous interfaces.</w:t>
+        <w:t xml:space="preserve">separate .class files for anonymous </w:t>
+      </w:r>
+      <w:r>
+        <w:t>implementation</w:t>
+      </w:r>
+      <w:r>
+        <w:t>.</w:t>
       </w:r>
     </w:p>
     <w:tbl>
@@ -651,16 +877,52 @@
                 <w:szCs w:val="16"/>
                 <w:lang w:val="en-IN"/>
               </w:rPr>
-              <w:t>public interface AnimalInterface {</w:t>
-            </w:r>
-            <w:r>
-              <w:rPr>
-                <w:sz w:val="16"/>
-                <w:szCs w:val="16"/>
-                <w:lang w:val="en-IN"/>
-              </w:rPr>
-              <w:br/>
-              <w:t xml:space="preserve">    void sound(); </w:t>
+              <w:t xml:space="preserve">public interface </w:t>
+            </w:r>
+            <w:proofErr w:type="spellStart"/>
+            <w:r>
+              <w:rPr>
+                <w:sz w:val="16"/>
+                <w:szCs w:val="16"/>
+                <w:lang w:val="en-IN"/>
+              </w:rPr>
+              <w:t>AnimalInterface</w:t>
+            </w:r>
+            <w:proofErr w:type="spellEnd"/>
+            <w:r>
+              <w:rPr>
+                <w:sz w:val="16"/>
+                <w:szCs w:val="16"/>
+                <w:lang w:val="en-IN"/>
+              </w:rPr>
+              <w:t xml:space="preserve"> {</w:t>
+            </w:r>
+            <w:r>
+              <w:rPr>
+                <w:sz w:val="16"/>
+                <w:szCs w:val="16"/>
+                <w:lang w:val="en-IN"/>
+              </w:rPr>
+              <w:br/>
+              <w:t xml:space="preserve">    void </w:t>
+            </w:r>
+            <w:proofErr w:type="gramStart"/>
+            <w:r>
+              <w:rPr>
+                <w:sz w:val="16"/>
+                <w:szCs w:val="16"/>
+                <w:lang w:val="en-IN"/>
+              </w:rPr>
+              <w:t>sound(</w:t>
+            </w:r>
+            <w:proofErr w:type="gramEnd"/>
+            <w:r>
+              <w:rPr>
+                <w:sz w:val="16"/>
+                <w:szCs w:val="16"/>
+                <w:lang w:val="en-IN"/>
+              </w:rPr>
+              <w:t xml:space="preserve">); </w:t>
             </w:r>
             <w:r>
               <w:rPr>
@@ -726,42 +988,135 @@
                 <w:lang w:val="en-IN"/>
               </w:rPr>
               <w:br/>
-              <w:t xml:space="preserve">    public static void main(String[] args) {</w:t>
-            </w:r>
-            <w:r>
-              <w:rPr>
-                <w:sz w:val="16"/>
-                <w:szCs w:val="16"/>
-                <w:lang w:val="en-IN"/>
-              </w:rPr>
-              <w:br/>
-            </w:r>
-            <w:r>
-              <w:rPr>
-                <w:sz w:val="16"/>
-                <w:szCs w:val="16"/>
-                <w:lang w:val="en-IN"/>
-              </w:rPr>
-              <w:br/>
-              <w:t xml:space="preserve">        AnimalInterface dog = new AnimalInterface(){</w:t>
-            </w:r>
-            <w:r>
-              <w:rPr>
-                <w:sz w:val="16"/>
-                <w:szCs w:val="16"/>
-                <w:lang w:val="en-IN"/>
-              </w:rPr>
-              <w:br/>
-              <w:t xml:space="preserve">            public void sound(){</w:t>
-            </w:r>
-            <w:r>
-              <w:rPr>
-                <w:sz w:val="16"/>
-                <w:szCs w:val="16"/>
-                <w:lang w:val="en-IN"/>
-              </w:rPr>
-              <w:br/>
-              <w:t xml:space="preserve">                System.</w:t>
+              <w:t xml:space="preserve">    public static void </w:t>
+            </w:r>
+            <w:proofErr w:type="gramStart"/>
+            <w:r>
+              <w:rPr>
+                <w:sz w:val="16"/>
+                <w:szCs w:val="16"/>
+                <w:lang w:val="en-IN"/>
+              </w:rPr>
+              <w:t>main(String[</w:t>
+            </w:r>
+            <w:proofErr w:type="gramEnd"/>
+            <w:r>
+              <w:rPr>
+                <w:sz w:val="16"/>
+                <w:szCs w:val="16"/>
+                <w:lang w:val="en-IN"/>
+              </w:rPr>
+              <w:t xml:space="preserve">] </w:t>
+            </w:r>
+            <w:proofErr w:type="spellStart"/>
+            <w:r>
+              <w:rPr>
+                <w:sz w:val="16"/>
+                <w:szCs w:val="16"/>
+                <w:lang w:val="en-IN"/>
+              </w:rPr>
+              <w:t>args</w:t>
+            </w:r>
+            <w:proofErr w:type="spellEnd"/>
+            <w:r>
+              <w:rPr>
+                <w:sz w:val="16"/>
+                <w:szCs w:val="16"/>
+                <w:lang w:val="en-IN"/>
+              </w:rPr>
+              <w:t>) {</w:t>
+            </w:r>
+            <w:r>
+              <w:rPr>
+                <w:sz w:val="16"/>
+                <w:szCs w:val="16"/>
+                <w:lang w:val="en-IN"/>
+              </w:rPr>
+              <w:br/>
+            </w:r>
+            <w:r>
+              <w:rPr>
+                <w:sz w:val="16"/>
+                <w:szCs w:val="16"/>
+                <w:lang w:val="en-IN"/>
+              </w:rPr>
+              <w:br/>
+              <w:t xml:space="preserve">        </w:t>
+            </w:r>
+            <w:proofErr w:type="spellStart"/>
+            <w:r>
+              <w:rPr>
+                <w:sz w:val="16"/>
+                <w:szCs w:val="16"/>
+                <w:lang w:val="en-IN"/>
+              </w:rPr>
+              <w:t>AnimalInterface</w:t>
+            </w:r>
+            <w:proofErr w:type="spellEnd"/>
+            <w:r>
+              <w:rPr>
+                <w:sz w:val="16"/>
+                <w:szCs w:val="16"/>
+                <w:lang w:val="en-IN"/>
+              </w:rPr>
+              <w:t xml:space="preserve"> dog = new </w:t>
+            </w:r>
+            <w:proofErr w:type="spellStart"/>
+            <w:proofErr w:type="gramStart"/>
+            <w:r>
+              <w:rPr>
+                <w:sz w:val="16"/>
+                <w:szCs w:val="16"/>
+                <w:lang w:val="en-IN"/>
+              </w:rPr>
+              <w:t>AnimalInterface</w:t>
+            </w:r>
+            <w:proofErr w:type="spellEnd"/>
+            <w:r>
+              <w:rPr>
+                <w:sz w:val="16"/>
+                <w:szCs w:val="16"/>
+                <w:lang w:val="en-IN"/>
+              </w:rPr>
+              <w:t>(){</w:t>
+            </w:r>
+            <w:proofErr w:type="gramEnd"/>
+            <w:r>
+              <w:rPr>
+                <w:sz w:val="16"/>
+                <w:szCs w:val="16"/>
+                <w:lang w:val="en-IN"/>
+              </w:rPr>
+              <w:br/>
+              <w:t xml:space="preserve">            public void </w:t>
+            </w:r>
+            <w:proofErr w:type="gramStart"/>
+            <w:r>
+              <w:rPr>
+                <w:sz w:val="16"/>
+                <w:szCs w:val="16"/>
+                <w:lang w:val="en-IN"/>
+              </w:rPr>
+              <w:t>sound(){</w:t>
+            </w:r>
+            <w:proofErr w:type="gramEnd"/>
+            <w:r>
+              <w:rPr>
+                <w:sz w:val="16"/>
+                <w:szCs w:val="16"/>
+                <w:lang w:val="en-IN"/>
+              </w:rPr>
+              <w:br/>
+              <w:t xml:space="preserve">                </w:t>
+            </w:r>
+            <w:proofErr w:type="spellStart"/>
+            <w:r>
+              <w:rPr>
+                <w:sz w:val="16"/>
+                <w:szCs w:val="16"/>
+                <w:lang w:val="en-IN"/>
+              </w:rPr>
+              <w:t>System.</w:t>
             </w:r>
             <w:r>
               <w:rPr>
@@ -779,17 +1134,54 @@
                 <w:szCs w:val="16"/>
                 <w:lang w:val="en-IN"/>
               </w:rPr>
-              <w:t>.println("Bow Bow.....");</w:t>
-            </w:r>
-            <w:r>
-              <w:rPr>
-                <w:sz w:val="16"/>
-                <w:szCs w:val="16"/>
-                <w:lang w:val="en-IN"/>
-              </w:rPr>
-              <w:br/>
-              <w:t xml:space="preserve">            }</w:t>
-            </w:r>
+              <w:t>.println</w:t>
+            </w:r>
+            <w:proofErr w:type="spellEnd"/>
+            <w:r>
+              <w:rPr>
+                <w:sz w:val="16"/>
+                <w:szCs w:val="16"/>
+                <w:lang w:val="en-IN"/>
+              </w:rPr>
+              <w:t>("Bow Bow</w:t>
+            </w:r>
+            <w:proofErr w:type="gramStart"/>
+            <w:r>
+              <w:rPr>
+                <w:sz w:val="16"/>
+                <w:szCs w:val="16"/>
+                <w:lang w:val="en-IN"/>
+              </w:rPr>
+              <w:t>.....</w:t>
+            </w:r>
+            <w:proofErr w:type="gramEnd"/>
+            <w:r>
+              <w:rPr>
+                <w:sz w:val="16"/>
+                <w:szCs w:val="16"/>
+                <w:lang w:val="en-IN"/>
+              </w:rPr>
+              <w:t>");</w:t>
+            </w:r>
+            <w:r>
+              <w:rPr>
+                <w:sz w:val="16"/>
+                <w:szCs w:val="16"/>
+                <w:lang w:val="en-IN"/>
+              </w:rPr>
+              <w:br/>
+              <w:t xml:space="preserve">          </w:t>
+            </w:r>
+            <w:proofErr w:type="gramStart"/>
+            <w:r>
+              <w:rPr>
+                <w:sz w:val="16"/>
+                <w:szCs w:val="16"/>
+                <w:lang w:val="en-IN"/>
+              </w:rPr>
+              <w:t xml:space="preserve">  }</w:t>
+            </w:r>
+            <w:proofErr w:type="gramEnd"/>
             <w:r>
               <w:rPr>
                 <w:sz w:val="16"/>
@@ -806,50 +1198,127 @@
                 <w:lang w:val="en-IN"/>
               </w:rPr>
               <w:br/>
-              <w:t xml:space="preserve">        dog.sound();</w:t>
-            </w:r>
-            <w:r>
-              <w:rPr>
-                <w:sz w:val="16"/>
-                <w:szCs w:val="16"/>
-                <w:lang w:val="en-IN"/>
-              </w:rPr>
-              <w:br/>
-            </w:r>
-            <w:r>
-              <w:rPr>
-                <w:sz w:val="16"/>
-                <w:szCs w:val="16"/>
-                <w:lang w:val="en-IN"/>
-              </w:rPr>
-              <w:br/>
-            </w:r>
-            <w:r>
-              <w:rPr>
-                <w:sz w:val="16"/>
-                <w:szCs w:val="16"/>
-                <w:lang w:val="en-IN"/>
-              </w:rPr>
-              <w:br/>
-              <w:t xml:space="preserve">        AnimalInterface lion = new AnimalInterface(){</w:t>
-            </w:r>
-            <w:r>
-              <w:rPr>
-                <w:sz w:val="16"/>
-                <w:szCs w:val="16"/>
-                <w:lang w:val="en-IN"/>
-              </w:rPr>
-              <w:br/>
-              <w:t xml:space="preserve">            public void sound(){</w:t>
-            </w:r>
-            <w:r>
-              <w:rPr>
-                <w:sz w:val="16"/>
-                <w:szCs w:val="16"/>
-                <w:lang w:val="en-IN"/>
-              </w:rPr>
-              <w:br/>
-              <w:t xml:space="preserve">                System.</w:t>
+              <w:t xml:space="preserve">        </w:t>
+            </w:r>
+            <w:proofErr w:type="spellStart"/>
+            <w:proofErr w:type="gramStart"/>
+            <w:r>
+              <w:rPr>
+                <w:sz w:val="16"/>
+                <w:szCs w:val="16"/>
+                <w:lang w:val="en-IN"/>
+              </w:rPr>
+              <w:t>dog.sound</w:t>
+            </w:r>
+            <w:proofErr w:type="spellEnd"/>
+            <w:proofErr w:type="gramEnd"/>
+            <w:r>
+              <w:rPr>
+                <w:sz w:val="16"/>
+                <w:szCs w:val="16"/>
+                <w:lang w:val="en-IN"/>
+              </w:rPr>
+              <w:t>();</w:t>
+            </w:r>
+            <w:r>
+              <w:rPr>
+                <w:sz w:val="16"/>
+                <w:szCs w:val="16"/>
+                <w:lang w:val="en-IN"/>
+              </w:rPr>
+              <w:br/>
+            </w:r>
+            <w:r>
+              <w:rPr>
+                <w:sz w:val="16"/>
+                <w:szCs w:val="16"/>
+                <w:lang w:val="en-IN"/>
+              </w:rPr>
+              <w:br/>
+            </w:r>
+            <w:r>
+              <w:rPr>
+                <w:sz w:val="16"/>
+                <w:szCs w:val="16"/>
+                <w:lang w:val="en-IN"/>
+              </w:rPr>
+              <w:br/>
+              <w:t xml:space="preserve">        </w:t>
+            </w:r>
+            <w:proofErr w:type="spellStart"/>
+            <w:r>
+              <w:rPr>
+                <w:sz w:val="16"/>
+                <w:szCs w:val="16"/>
+                <w:lang w:val="en-IN"/>
+              </w:rPr>
+              <w:t>AnimalInterface</w:t>
+            </w:r>
+            <w:proofErr w:type="spellEnd"/>
+            <w:r>
+              <w:rPr>
+                <w:sz w:val="16"/>
+                <w:szCs w:val="16"/>
+                <w:lang w:val="en-IN"/>
+              </w:rPr>
+              <w:t xml:space="preserve"> lion = new </w:t>
+            </w:r>
+            <w:proofErr w:type="spellStart"/>
+            <w:proofErr w:type="gramStart"/>
+            <w:r>
+              <w:rPr>
+                <w:sz w:val="16"/>
+                <w:szCs w:val="16"/>
+                <w:lang w:val="en-IN"/>
+              </w:rPr>
+              <w:t>AnimalInterface</w:t>
+            </w:r>
+            <w:proofErr w:type="spellEnd"/>
+            <w:r>
+              <w:rPr>
+                <w:sz w:val="16"/>
+                <w:szCs w:val="16"/>
+                <w:lang w:val="en-IN"/>
+              </w:rPr>
+              <w:t>(){</w:t>
+            </w:r>
+            <w:proofErr w:type="gramEnd"/>
+            <w:r>
+              <w:rPr>
+                <w:sz w:val="16"/>
+                <w:szCs w:val="16"/>
+                <w:lang w:val="en-IN"/>
+              </w:rPr>
+              <w:br/>
+              <w:t xml:space="preserve">            public void </w:t>
+            </w:r>
+            <w:proofErr w:type="gramStart"/>
+            <w:r>
+              <w:rPr>
+                <w:sz w:val="16"/>
+                <w:szCs w:val="16"/>
+                <w:lang w:val="en-IN"/>
+              </w:rPr>
+              <w:t>sound(){</w:t>
+            </w:r>
+            <w:proofErr w:type="gramEnd"/>
+            <w:r>
+              <w:rPr>
+                <w:sz w:val="16"/>
+                <w:szCs w:val="16"/>
+                <w:lang w:val="en-IN"/>
+              </w:rPr>
+              <w:br/>
+              <w:t xml:space="preserve">                </w:t>
+            </w:r>
+            <w:proofErr w:type="spellStart"/>
+            <w:r>
+              <w:rPr>
+                <w:sz w:val="16"/>
+                <w:szCs w:val="16"/>
+                <w:lang w:val="en-IN"/>
+              </w:rPr>
+              <w:t>System.</w:t>
             </w:r>
             <w:r>
               <w:rPr>
@@ -867,17 +1336,36 @@
                 <w:szCs w:val="16"/>
                 <w:lang w:val="en-IN"/>
               </w:rPr>
-              <w:t>.println("Roar.......");</w:t>
-            </w:r>
-            <w:r>
-              <w:rPr>
-                <w:sz w:val="16"/>
-                <w:szCs w:val="16"/>
-                <w:lang w:val="en-IN"/>
-              </w:rPr>
-              <w:br/>
-              <w:t xml:space="preserve">            }</w:t>
-            </w:r>
+              <w:t>.println</w:t>
+            </w:r>
+            <w:proofErr w:type="spellEnd"/>
+            <w:r>
+              <w:rPr>
+                <w:sz w:val="16"/>
+                <w:szCs w:val="16"/>
+                <w:lang w:val="en-IN"/>
+              </w:rPr>
+              <w:t>("Roar.......");</w:t>
+            </w:r>
+            <w:r>
+              <w:rPr>
+                <w:sz w:val="16"/>
+                <w:szCs w:val="16"/>
+                <w:lang w:val="en-IN"/>
+              </w:rPr>
+              <w:br/>
+              <w:t xml:space="preserve">          </w:t>
+            </w:r>
+            <w:proofErr w:type="gramStart"/>
+            <w:r>
+              <w:rPr>
+                <w:sz w:val="16"/>
+                <w:szCs w:val="16"/>
+                <w:lang w:val="en-IN"/>
+              </w:rPr>
+              <w:t xml:space="preserve">  }</w:t>
+            </w:r>
+            <w:proofErr w:type="gramEnd"/>
             <w:r>
               <w:rPr>
                 <w:sz w:val="16"/>
@@ -894,17 +1382,47 @@
                 <w:lang w:val="en-IN"/>
               </w:rPr>
               <w:br/>
-              <w:t xml:space="preserve">        lion.sound();</w:t>
-            </w:r>
-            <w:r>
-              <w:rPr>
-                <w:sz w:val="16"/>
-                <w:szCs w:val="16"/>
-                <w:lang w:val="en-IN"/>
-              </w:rPr>
-              <w:br/>
-              <w:t xml:space="preserve">    }</w:t>
-            </w:r>
+              <w:t xml:space="preserve">        </w:t>
+            </w:r>
+            <w:proofErr w:type="spellStart"/>
+            <w:proofErr w:type="gramStart"/>
+            <w:r>
+              <w:rPr>
+                <w:sz w:val="16"/>
+                <w:szCs w:val="16"/>
+                <w:lang w:val="en-IN"/>
+              </w:rPr>
+              <w:t>lion.sound</w:t>
+            </w:r>
+            <w:proofErr w:type="spellEnd"/>
+            <w:proofErr w:type="gramEnd"/>
+            <w:r>
+              <w:rPr>
+                <w:sz w:val="16"/>
+                <w:szCs w:val="16"/>
+                <w:lang w:val="en-IN"/>
+              </w:rPr>
+              <w:t>();</w:t>
+            </w:r>
+            <w:r>
+              <w:rPr>
+                <w:sz w:val="16"/>
+                <w:szCs w:val="16"/>
+                <w:lang w:val="en-IN"/>
+              </w:rPr>
+              <w:br/>
+              <w:t xml:space="preserve">  </w:t>
+            </w:r>
+            <w:proofErr w:type="gramStart"/>
+            <w:r>
+              <w:rPr>
+                <w:sz w:val="16"/>
+                <w:szCs w:val="16"/>
+                <w:lang w:val="en-IN"/>
+              </w:rPr>
+              <w:t xml:space="preserve">  }</w:t>
+            </w:r>
+            <w:proofErr w:type="gramEnd"/>
             <w:r>
               <w:rPr>
                 <w:sz w:val="16"/>
@@ -928,21 +1446,79 @@
         <w:spacing w:after="0"/>
       </w:pPr>
       <w:r>
-        <w:t>-&gt; if any interface doesn’t have any methods then that interface is called as “Marker interface”</w:t>
-      </w:r>
-    </w:p>
-    <w:p>
-      <w:pPr>
-        <w:spacing w:after="0"/>
-      </w:pPr>
-      <w:r>
-        <w:t>-&gt; if any interface have single / one and only abstract method then that interface is called as “</w:t>
-      </w:r>
-      <w:r>
+        <w:t xml:space="preserve">-&gt; if any interface doesn’t have any </w:t>
+      </w:r>
+      <w:r>
+        <w:t>methods,</w:t>
+      </w:r>
+      <w:r>
+        <w:t xml:space="preserve"> then that interface is called as “</w:t>
+      </w:r>
+      <w:r>
+        <w:rPr>
+          <w:b/>
+          <w:bCs/>
+        </w:rPr>
+        <w:t>Marker interface</w:t>
+      </w:r>
+      <w:r>
+        <w:t>”</w:t>
+      </w:r>
+    </w:p>
+    <w:p>
+      <w:pPr>
+        <w:spacing w:after="0"/>
+      </w:pPr>
+      <w:r>
+        <w:t xml:space="preserve">-&gt; if any interface </w:t>
+      </w:r>
+      <w:r>
+        <w:t>has</w:t>
+      </w:r>
+      <w:r>
+        <w:t xml:space="preserve"> single / </w:t>
+      </w:r>
+      <w:r>
+        <w:rPr>
+          <w:b/>
+          <w:bCs/>
+          <w:highlight w:val="yellow"/>
+        </w:rPr>
+        <w:t>one and only abstract</w:t>
+      </w:r>
+      <w:r>
+        <w:rPr>
+          <w:highlight w:val="yellow"/>
+        </w:rPr>
+        <w:t xml:space="preserve"> </w:t>
+      </w:r>
+      <w:r>
+        <w:rPr>
+          <w:b/>
+          <w:bCs/>
+          <w:highlight w:val="yellow"/>
+        </w:rPr>
+        <w:t>method</w:t>
+      </w:r>
+      <w:r>
+        <w:t xml:space="preserve"> then that interface is called as “</w:t>
+      </w:r>
+      <w:r>
+        <w:rPr>
+          <w:b/>
+          <w:bCs/>
+        </w:rPr>
         <w:t>Functional</w:t>
       </w:r>
       <w:r>
-        <w:t xml:space="preserve"> interface”</w:t>
+        <w:rPr>
+          <w:b/>
+          <w:bCs/>
+        </w:rPr>
+        <w:t xml:space="preserve"> interface</w:t>
+      </w:r>
+      <w:r>
+        <w:t>”</w:t>
       </w:r>
     </w:p>
     <w:p>
@@ -983,7 +1559,24 @@
         <w:spacing w:after="0"/>
       </w:pPr>
       <w:r>
-        <w:t>For normal interface implementation we have 2 approaches.</w:t>
+        <w:t>For normal interface</w:t>
+      </w:r>
+      <w:r>
+        <w:t xml:space="preserve"> </w:t>
+      </w:r>
+      <w:r>
+        <w:t xml:space="preserve">(interface with more </w:t>
+      </w:r>
+      <w:proofErr w:type="spellStart"/>
+      <w:r>
+        <w:t>then</w:t>
+      </w:r>
+      <w:proofErr w:type="spellEnd"/>
+      <w:r>
+        <w:t xml:space="preserve"> one abstract method.)</w:t>
+      </w:r>
+      <w:r>
+        <w:t xml:space="preserve"> implementation we have 2 approaches.</w:t>
       </w:r>
     </w:p>
     <w:p>
@@ -1009,19 +1602,21 @@
         <w:spacing w:after="0"/>
       </w:pPr>
       <w:r>
-        <w:t xml:space="preserve">For normal </w:t>
-      </w:r>
-      <w:r>
-        <w:t xml:space="preserve">Functional </w:t>
-      </w:r>
-      <w:r>
-        <w:t xml:space="preserve">interface implementation we have </w:t>
-      </w:r>
-      <w:r>
-        <w:t>3</w:t>
-      </w:r>
-      <w:r>
-        <w:t xml:space="preserve"> approaches.</w:t>
+        <w:t xml:space="preserve">For Functional </w:t>
+      </w:r>
+      <w:proofErr w:type="gramStart"/>
+      <w:r>
+        <w:t>interface</w:t>
+      </w:r>
+      <w:r>
+        <w:t>(</w:t>
+      </w:r>
+      <w:proofErr w:type="gramEnd"/>
+      <w:r>
+        <w:t>interface with ONLY ONE abstract method)</w:t>
+      </w:r>
+      <w:r>
+        <w:t xml:space="preserve"> implementation we have 3 approaches.</w:t>
       </w:r>
     </w:p>
     <w:p>
@@ -1050,21 +1645,6 @@
       <w:r>
         <w:t>3.Lambda expression.</w:t>
       </w:r>
-    </w:p>
-    <w:p>
-      <w:pPr>
-        <w:spacing w:after="0"/>
-      </w:pPr>
-    </w:p>
-    <w:p>
-      <w:pPr>
-        <w:spacing w:after="0"/>
-      </w:pPr>
-    </w:p>
-    <w:p>
-      <w:pPr>
-        <w:spacing w:after="0"/>
-      </w:pPr>
     </w:p>
     <w:p>
       <w:pPr>
@@ -1116,6 +1696,15 @@
         </w:rPr>
         <w:t>Java-8:</w:t>
       </w:r>
+      <w:r>
+        <w:rPr>
+          <w:b/>
+          <w:bCs/>
+          <w:sz w:val="40"/>
+          <w:szCs w:val="40"/>
+        </w:rPr>
+        <w:t xml:space="preserve"> most of the MAJOR changes done in java-8.</w:t>
+      </w:r>
     </w:p>
     <w:p>
       <w:pPr>
@@ -1155,6 +1744,13 @@
         </w:numPr>
         <w:spacing w:after="0"/>
       </w:pPr>
+      <w:r>
+        <w:rPr>
+          <w:b/>
+          <w:bCs/>
+        </w:rPr>
+        <w:t>****</w:t>
+      </w:r>
       <w:r>
         <w:t>Streams API.</w:t>
       </w:r>
@@ -1266,152 +1862,142 @@
       <w:r>
         <w:t> annotation, </w:t>
       </w:r>
+      <w:proofErr w:type="gramStart"/>
       <w:r>
         <w:rPr>
           <w:i/>
           <w:iCs/>
         </w:rPr>
-        <w:t>java.util.function</w:t>
-      </w:r>
-      <w:r>
-        <w:t> package and how to use new Java 8 functional interfaces to compose lambda expressions with some simple examples.</w:t>
-      </w:r>
-    </w:p>
-    <w:p>
-      <w:pPr>
-        <w:spacing w:after="0"/>
-      </w:pPr>
-    </w:p>
-    <w:p>
-      <w:pPr>
-        <w:spacing w:after="0"/>
-      </w:pPr>
-    </w:p>
-    <w:p>
-      <w:pPr>
-        <w:spacing w:after="0"/>
-      </w:pPr>
-      <w:r>
-        <w:t xml:space="preserve">Java </w:t>
-      </w:r>
-      <w:r>
-        <w:sym w:font="Wingdings" w:char="F0E0"/>
-      </w:r>
-      <w:r>
-        <w:t xml:space="preserve"> OOP </w:t>
-      </w:r>
-      <w:r>
-        <w:sym w:font="Wingdings" w:char="F0E0"/>
-      </w:r>
-      <w:r>
-        <w:t xml:space="preserve"> java-8 </w:t>
-      </w:r>
-      <w:r>
-        <w:sym w:font="Wingdings" w:char="F0E0"/>
-      </w:r>
-      <w:r>
-        <w:t xml:space="preserve"> FSP </w:t>
-      </w:r>
-      <w:r>
-        <w:sym w:font="Wingdings" w:char="F0E0"/>
-      </w:r>
-      <w:r>
-        <w:t xml:space="preserve"> OOP.</w:t>
-      </w:r>
-    </w:p>
-    <w:p>
-      <w:pPr>
-        <w:spacing w:after="0"/>
-      </w:pPr>
-    </w:p>
-    <w:p>
-      <w:pPr>
-        <w:spacing w:after="0"/>
-      </w:pPr>
-      <w:r>
-        <w:t>If you are adding @FunctionalInterface annotation means we are telling compiler, this interface must have only one abstract method.</w:t>
-      </w:r>
-    </w:p>
-    <w:p>
-      <w:pPr>
-        <w:spacing w:after="0"/>
-      </w:pPr>
-    </w:p>
-    <w:p>
-      <w:pPr>
-        <w:spacing w:after="0"/>
-        <w:rPr>
-          <w:b/>
-          <w:bCs/>
-          <w:lang w:val="en-IN"/>
-        </w:rPr>
-      </w:pPr>
-      <w:r>
-        <w:rPr>
-          <w:b/>
-          <w:bCs/>
-          <w:lang w:val="en-IN"/>
-        </w:rPr>
-        <w:t>1) Definition</w:t>
-      </w:r>
-    </w:p>
-    <w:p>
-      <w:pPr>
-        <w:spacing w:after="0"/>
-        <w:rPr>
-          <w:lang w:val="en-IN"/>
-        </w:rPr>
-      </w:pPr>
-      <w:r>
-        <w:rPr>
-          <w:lang w:val="en-IN"/>
-        </w:rPr>
-        <w:t>Functional interfaces are the interfaces which has exactly one abstract method. They may have any number of default methods but must have only one abstract method. Functional interfaces provide only one functionality to implement.</w:t>
-      </w:r>
-    </w:p>
-    <w:p>
-      <w:pPr>
-        <w:spacing w:after="0"/>
-      </w:pPr>
-    </w:p>
-    <w:p>
-      <w:pPr>
-        <w:spacing w:after="0"/>
-      </w:pPr>
-      <w:r>
-        <w:t>There were functional interfaces exist before Java 8. It is not like that they are the whole new concept introduced only in Java 8. </w:t>
-      </w:r>
-      <w:r>
-        <w:rPr>
-          <w:b/>
-          <w:bCs/>
+        <w:t>java.util</w:t>
+      </w:r>
+      <w:proofErr w:type="gramEnd"/>
+      <w:r>
+        <w:rPr>
           <w:i/>
           <w:iCs/>
         </w:rPr>
-        <w:t>Runnable</w:t>
-      </w:r>
-      <w:r>
-        <w:rPr>
-          <w:b/>
-          <w:bCs/>
-        </w:rPr>
-        <w:t>, </w:t>
-      </w:r>
-      <w:r>
+        <w:t>.function</w:t>
+      </w:r>
+      <w:r>
+        <w:t> package and how to use new Java 8 functional interfaces to compose lambda expressions with some simple examples.</w:t>
+      </w:r>
+    </w:p>
+    <w:p>
+      <w:pPr>
+        <w:spacing w:after="0"/>
+      </w:pPr>
+    </w:p>
+    <w:p>
+      <w:pPr>
+        <w:spacing w:after="0"/>
+      </w:pPr>
+      <w:r>
+        <w:t xml:space="preserve">Java </w:t>
+      </w:r>
+      <w:r>
+        <w:sym w:font="Wingdings" w:char="F0E0"/>
+      </w:r>
+      <w:r>
+        <w:t xml:space="preserve"> OOP</w:t>
+      </w:r>
+      <w:r>
+        <w:t>s</w:t>
+      </w:r>
+      <w:r>
+        <w:t xml:space="preserve"> </w:t>
+      </w:r>
+      <w:r>
+        <w:sym w:font="Wingdings" w:char="F0E0"/>
+      </w:r>
+      <w:r>
+        <w:t xml:space="preserve"> java-8 </w:t>
+      </w:r>
+      <w:r>
+        <w:sym w:font="Wingdings" w:char="F0E0"/>
+      </w:r>
+      <w:r>
+        <w:t xml:space="preserve"> FSP </w:t>
+      </w:r>
+      <w:r>
+        <w:sym w:font="Wingdings" w:char="F0E0"/>
+      </w:r>
+      <w:r>
+        <w:t xml:space="preserve"> OOP</w:t>
+      </w:r>
+      <w:r>
+        <w:t>s</w:t>
+      </w:r>
+      <w:r>
+        <w:t>.</w:t>
+      </w:r>
+    </w:p>
+    <w:p>
+      <w:pPr>
+        <w:spacing w:after="0"/>
+      </w:pPr>
+    </w:p>
+    <w:p>
+      <w:pPr>
+        <w:spacing w:after="0"/>
+      </w:pPr>
+      <w:r>
+        <w:t>If you are adding @FunctionalInterface annotation means we are telling compiler, this interface must have only one abstract method.</w:t>
+      </w:r>
+    </w:p>
+    <w:p>
+      <w:pPr>
+        <w:spacing w:after="0"/>
+      </w:pPr>
+    </w:p>
+    <w:p>
+      <w:pPr>
+        <w:spacing w:after="0"/>
+        <w:rPr>
+          <w:b/>
+          <w:bCs/>
+          <w:lang w:val="en-IN"/>
+        </w:rPr>
+      </w:pPr>
+      <w:r>
+        <w:rPr>
+          <w:b/>
+          <w:bCs/>
+          <w:lang w:val="en-IN"/>
+        </w:rPr>
+        <w:t>1) Definition</w:t>
+      </w:r>
+    </w:p>
+    <w:p>
+      <w:pPr>
+        <w:spacing w:after="0"/>
+        <w:rPr>
+          <w:lang w:val="en-IN"/>
+        </w:rPr>
+      </w:pPr>
+      <w:r>
+        <w:rPr>
+          <w:lang w:val="en-IN"/>
+        </w:rPr>
+        <w:t>Functional interfaces are the interfaces which has exactly one abstract method. They may have any number of default methods but must have only one abstract method. Functional interfaces provide only one functionality to implement.</w:t>
+      </w:r>
+    </w:p>
+    <w:p>
+      <w:pPr>
+        <w:spacing w:after="0"/>
+      </w:pPr>
+    </w:p>
+    <w:p>
+      <w:pPr>
         <w:rPr>
           <w:b/>
           <w:bCs/>
           <w:i/>
           <w:iCs/>
-        </w:rPr>
-        <w:t>ActionListener</w:t>
-      </w:r>
-      <w:r>
-        <w:rPr>
-          <w:b/>
-          <w:bCs/>
-        </w:rPr>
-        <w:t>, </w:t>
+          <w:lang w:val="en-IN"/>
+        </w:rPr>
+      </w:pPr>
+      <w:r>
+        <w:t>There were functional interfaces exist before Java 8. It is not like that they are the whole new concept introduced only in Java 8. </w:t>
       </w:r>
       <w:r>
         <w:rPr>
@@ -1420,14 +2006,14 @@
           <w:i/>
           <w:iCs/>
         </w:rPr>
-        <w:t>Callable</w:t>
-      </w:r>
-      <w:r>
-        <w:rPr>
-          <w:b/>
-          <w:bCs/>
-        </w:rPr>
-        <w:t> and </w:t>
+        <w:t>Runnable</w:t>
+      </w:r>
+      <w:r>
+        <w:rPr>
+          <w:b/>
+          <w:bCs/>
+        </w:rPr>
+        <w:t>, </w:t>
       </w:r>
       <w:r>
         <w:rPr>
@@ -1436,49 +2022,236 @@
           <w:i/>
           <w:iCs/>
         </w:rPr>
-        <w:t>Comaprator</w:t>
-      </w:r>
-      <w:r>
-        <w:t> are some old functional interfaces which exist even before Java 8.</w:t>
-      </w:r>
-    </w:p>
-    <w:p>
-      <w:pPr>
-        <w:spacing w:after="0"/>
-      </w:pPr>
-    </w:p>
-    <w:p>
-      <w:pPr>
-        <w:spacing w:after="0"/>
-      </w:pPr>
-    </w:p>
-    <w:p>
-      <w:pPr>
-        <w:spacing w:after="0"/>
-      </w:pPr>
-      <w:r>
-        <w:t>The new set of functional interfaces are introduced in Java 8 to make programmer’s job easy while writing lambda expressions. Your lambda expression must implement any one of these functional interfaces. These new functional interfaces are organised under </w:t>
-      </w:r>
-      <w:r>
-        <w:rPr>
+        <w:t>ActionListener</w:t>
+      </w:r>
+      <w:r>
+        <w:rPr>
+          <w:b/>
+          <w:bCs/>
+        </w:rPr>
+        <w:t>, </w:t>
+      </w:r>
+      <w:r>
+        <w:rPr>
+          <w:b/>
+          <w:bCs/>
           <w:i/>
           <w:iCs/>
         </w:rPr>
-        <w:t>java.util.function</w:t>
-      </w:r>
+        <w:t>Callable</w:t>
+      </w:r>
+      <w:r>
+        <w:rPr>
+          <w:b/>
+          <w:bCs/>
+        </w:rPr>
+        <w:t> and </w:t>
+      </w:r>
+      <w:r>
+        <w:rPr>
+          <w:b/>
+          <w:bCs/>
+          <w:i/>
+          <w:iCs/>
+          <w:lang w:val="en-IN"/>
+        </w:rPr>
+        <w:t>Comparator</w:t>
+      </w:r>
+      <w:r>
+        <w:rPr>
+          <w:b/>
+          <w:bCs/>
+          <w:i/>
+          <w:iCs/>
+          <w:lang w:val="en-IN"/>
+        </w:rPr>
+        <w:t xml:space="preserve"> </w:t>
+      </w:r>
+      <w:r>
+        <w:t>are some old functional interfaces which exist even before Java 8.</w:t>
+      </w:r>
+    </w:p>
+    <w:p>
+      <w:pPr>
+        <w:spacing w:after="0"/>
+        <w:rPr>
+          <w:b/>
+          <w:bCs/>
+          <w:lang w:val="en-IN"/>
+        </w:rPr>
+      </w:pPr>
+      <w:r>
+        <w:rPr>
+          <w:b/>
+          <w:bCs/>
+        </w:rPr>
+        <w:t xml:space="preserve">Question: </w:t>
+      </w:r>
+      <w:r>
+        <w:rPr>
+          <w:b/>
+          <w:bCs/>
+          <w:lang w:val="en-IN"/>
+        </w:rPr>
+        <w:t xml:space="preserve">Comparator have two abstract methods but still it is Functional interface, </w:t>
+      </w:r>
+      <w:r>
+        <w:rPr>
+          <w:b/>
+          <w:bCs/>
+          <w:lang w:val="en-IN"/>
+        </w:rPr>
+        <w:t>why</w:t>
+      </w:r>
+      <w:r>
+        <w:rPr>
+          <w:b/>
+          <w:bCs/>
+          <w:lang w:val="en-IN"/>
+        </w:rPr>
+        <w:t>????</w:t>
+      </w:r>
+    </w:p>
+    <w:p>
+      <w:pPr>
+        <w:spacing w:after="0"/>
+        <w:rPr>
+          <w:b/>
+          <w:bCs/>
+          <w:lang w:val="en-IN"/>
+        </w:rPr>
+      </w:pPr>
+      <w:r>
+        <w:rPr>
+          <w:b/>
+          <w:bCs/>
+          <w:lang w:val="en-IN"/>
+        </w:rPr>
+        <w:tab/>
+        <w:t xml:space="preserve">int </w:t>
+      </w:r>
+      <w:proofErr w:type="gramStart"/>
+      <w:r>
+        <w:rPr>
+          <w:b/>
+          <w:bCs/>
+          <w:lang w:val="en-IN"/>
+        </w:rPr>
+        <w:t>compare(</w:t>
+      </w:r>
+      <w:proofErr w:type="gramEnd"/>
+      <w:r>
+        <w:rPr>
+          <w:b/>
+          <w:bCs/>
+          <w:lang w:val="en-IN"/>
+        </w:rPr>
+        <w:t>T o1, T o2);</w:t>
+      </w:r>
+    </w:p>
+    <w:p>
+      <w:pPr>
+        <w:spacing w:after="0"/>
+      </w:pPr>
+      <w:r>
+        <w:rPr>
+          <w:b/>
+          <w:bCs/>
+          <w:lang w:val="en-IN"/>
+        </w:rPr>
+        <w:t xml:space="preserve">               </w:t>
+      </w:r>
+      <w:proofErr w:type="spellStart"/>
+      <w:r>
+        <w:rPr>
+          <w:b/>
+          <w:bCs/>
+          <w:lang w:val="en-IN"/>
+        </w:rPr>
+        <w:t>boolean</w:t>
+      </w:r>
+      <w:proofErr w:type="spellEnd"/>
+      <w:r>
+        <w:rPr>
+          <w:b/>
+          <w:bCs/>
+          <w:lang w:val="en-IN"/>
+        </w:rPr>
+        <w:t xml:space="preserve"> </w:t>
+      </w:r>
+      <w:proofErr w:type="gramStart"/>
+      <w:r>
+        <w:rPr>
+          <w:b/>
+          <w:bCs/>
+          <w:lang w:val="en-IN"/>
+        </w:rPr>
+        <w:t>equals(</w:t>
+      </w:r>
+      <w:proofErr w:type="gramEnd"/>
+      <w:r>
+        <w:rPr>
+          <w:b/>
+          <w:bCs/>
+          <w:lang w:val="en-IN"/>
+        </w:rPr>
+        <w:t xml:space="preserve">Object </w:t>
+      </w:r>
+      <w:proofErr w:type="spellStart"/>
+      <w:r>
+        <w:rPr>
+          <w:b/>
+          <w:bCs/>
+          <w:lang w:val="en-IN"/>
+        </w:rPr>
+        <w:t>obj</w:t>
+      </w:r>
+      <w:proofErr w:type="spellEnd"/>
+      <w:r>
+        <w:rPr>
+          <w:b/>
+          <w:bCs/>
+          <w:lang w:val="en-IN"/>
+        </w:rPr>
+        <w:t>);</w:t>
+      </w:r>
+    </w:p>
+    <w:p>
+      <w:pPr>
+        <w:spacing w:after="0"/>
+      </w:pPr>
+      <w:r>
+        <w:t xml:space="preserve">The new set of functional interfaces are introduced in Java 8 to make programmer’s job easy while writing lambda expressions. Your lambda expression must implement any one of these functional interfaces. These new functional interfaces are </w:t>
+      </w:r>
+      <w:proofErr w:type="spellStart"/>
+      <w:r>
+        <w:t>organised</w:t>
+      </w:r>
+      <w:proofErr w:type="spellEnd"/>
+      <w:r>
+        <w:t xml:space="preserve"> under </w:t>
+      </w:r>
+      <w:proofErr w:type="spellStart"/>
+      <w:proofErr w:type="gramStart"/>
+      <w:r>
+        <w:rPr>
+          <w:i/>
+          <w:iCs/>
+        </w:rPr>
+        <w:t>java.util</w:t>
+      </w:r>
+      <w:proofErr w:type="gramEnd"/>
+      <w:r>
+        <w:rPr>
+          <w:i/>
+          <w:iCs/>
+        </w:rPr>
+        <w:t>.function</w:t>
+      </w:r>
+      <w:proofErr w:type="spellEnd"/>
       <w:r>
         <w:t> package.</w:t>
       </w:r>
-    </w:p>
-    <w:p>
-      <w:pPr>
-        <w:spacing w:after="0"/>
-      </w:pPr>
-    </w:p>
-    <w:p>
-      <w:pPr>
-        <w:spacing w:after="0"/>
-      </w:pPr>
     </w:p>
     <w:p>
       <w:pPr>
@@ -1516,12 +2289,16 @@
           <w:p>
             <w:pPr>
               <w:rPr>
+                <w:b/>
+                <w:bCs/>
                 <w:sz w:val="16"/>
                 <w:szCs w:val="16"/>
               </w:rPr>
             </w:pPr>
             <w:r>
               <w:rPr>
+                <w:b/>
+                <w:bCs/>
                 <w:sz w:val="16"/>
                 <w:szCs w:val="16"/>
               </w:rPr>
@@ -1536,12 +2313,16 @@
           <w:p>
             <w:pPr>
               <w:rPr>
+                <w:b/>
+                <w:bCs/>
                 <w:sz w:val="16"/>
                 <w:szCs w:val="16"/>
               </w:rPr>
             </w:pPr>
             <w:r>
               <w:rPr>
+                <w:b/>
+                <w:bCs/>
                 <w:sz w:val="16"/>
                 <w:szCs w:val="16"/>
               </w:rPr>
@@ -1556,12 +2337,16 @@
           <w:p>
             <w:pPr>
               <w:rPr>
+                <w:b/>
+                <w:bCs/>
                 <w:sz w:val="16"/>
                 <w:szCs w:val="16"/>
               </w:rPr>
             </w:pPr>
             <w:r>
               <w:rPr>
+                <w:b/>
+                <w:bCs/>
                 <w:sz w:val="16"/>
                 <w:szCs w:val="16"/>
               </w:rPr>
@@ -1598,16 +2383,52 @@
                 <w:lang w:val="en-IN"/>
               </w:rPr>
               <w:br/>
-              <w:t>public interface AnimalInterface {</w:t>
-            </w:r>
-            <w:r>
-              <w:rPr>
-                <w:sz w:val="16"/>
-                <w:szCs w:val="16"/>
-                <w:lang w:val="en-IN"/>
-              </w:rPr>
-              <w:br/>
-              <w:t xml:space="preserve">    void sound();</w:t>
+              <w:t xml:space="preserve">public interface </w:t>
+            </w:r>
+            <w:proofErr w:type="spellStart"/>
+            <w:r>
+              <w:rPr>
+                <w:sz w:val="16"/>
+                <w:szCs w:val="16"/>
+                <w:lang w:val="en-IN"/>
+              </w:rPr>
+              <w:t>AnimalInterface</w:t>
+            </w:r>
+            <w:proofErr w:type="spellEnd"/>
+            <w:r>
+              <w:rPr>
+                <w:sz w:val="16"/>
+                <w:szCs w:val="16"/>
+                <w:lang w:val="en-IN"/>
+              </w:rPr>
+              <w:t xml:space="preserve"> {</w:t>
+            </w:r>
+            <w:r>
+              <w:rPr>
+                <w:sz w:val="16"/>
+                <w:szCs w:val="16"/>
+                <w:lang w:val="en-IN"/>
+              </w:rPr>
+              <w:br/>
+              <w:t xml:space="preserve">    void </w:t>
+            </w:r>
+            <w:proofErr w:type="gramStart"/>
+            <w:r>
+              <w:rPr>
+                <w:sz w:val="16"/>
+                <w:szCs w:val="16"/>
+                <w:lang w:val="en-IN"/>
+              </w:rPr>
+              <w:t>sound(</w:t>
+            </w:r>
+            <w:proofErr w:type="gramEnd"/>
+            <w:r>
+              <w:rPr>
+                <w:sz w:val="16"/>
+                <w:szCs w:val="16"/>
+                <w:lang w:val="en-IN"/>
+              </w:rPr>
+              <w:t>);</w:t>
             </w:r>
             <w:r>
               <w:rPr>
@@ -1655,7 +2476,43 @@
                 <w:lang w:val="en-IN"/>
               </w:rPr>
               <w:br/>
-              <w:t xml:space="preserve">    public static void main(String[] args) {</w:t>
+              <w:t xml:space="preserve">    public static void </w:t>
+            </w:r>
+            <w:proofErr w:type="gramStart"/>
+            <w:r>
+              <w:rPr>
+                <w:sz w:val="16"/>
+                <w:szCs w:val="16"/>
+                <w:lang w:val="en-IN"/>
+              </w:rPr>
+              <w:t>main(String[</w:t>
+            </w:r>
+            <w:proofErr w:type="gramEnd"/>
+            <w:r>
+              <w:rPr>
+                <w:sz w:val="16"/>
+                <w:szCs w:val="16"/>
+                <w:lang w:val="en-IN"/>
+              </w:rPr>
+              <w:t xml:space="preserve">] </w:t>
+            </w:r>
+            <w:proofErr w:type="spellStart"/>
+            <w:r>
+              <w:rPr>
+                <w:sz w:val="16"/>
+                <w:szCs w:val="16"/>
+                <w:lang w:val="en-IN"/>
+              </w:rPr>
+              <w:t>args</w:t>
+            </w:r>
+            <w:proofErr w:type="spellEnd"/>
+            <w:r>
+              <w:rPr>
+                <w:sz w:val="16"/>
+                <w:szCs w:val="16"/>
+                <w:lang w:val="en-IN"/>
+              </w:rPr>
+              <w:t>) {</w:t>
             </w:r>
           </w:p>
           <w:p>
@@ -1677,6 +2534,7 @@
               <w:br/>
               <w:t xml:space="preserve">        </w:t>
             </w:r>
+            <w:proofErr w:type="spellStart"/>
             <w:r>
               <w:rPr>
                 <w:b/>
@@ -1685,8 +2543,9 @@
                 <w:szCs w:val="16"/>
                 <w:lang w:val="en-IN"/>
               </w:rPr>
-              <w:t>AnimalInterface dog = new AnimalInterface() {</w:t>
-            </w:r>
+              <w:t>AnimalInterface</w:t>
+            </w:r>
+            <w:proofErr w:type="spellEnd"/>
             <w:r>
               <w:rPr>
                 <w:b/>
@@ -1695,9 +2554,10 @@
                 <w:szCs w:val="16"/>
                 <w:lang w:val="en-IN"/>
               </w:rPr>
-              <w:br/>
-              <w:t xml:space="preserve">            @Override</w:t>
-            </w:r>
+              <w:t xml:space="preserve"> dog = new </w:t>
+            </w:r>
+            <w:proofErr w:type="spellStart"/>
+            <w:proofErr w:type="gramStart"/>
             <w:r>
               <w:rPr>
                 <w:b/>
@@ -1706,9 +2566,9 @@
                 <w:szCs w:val="16"/>
                 <w:lang w:val="en-IN"/>
               </w:rPr>
-              <w:br/>
-              <w:t xml:space="preserve">            public void sound() {</w:t>
-            </w:r>
+              <w:t>AnimalInterface</w:t>
+            </w:r>
+            <w:proofErr w:type="spellEnd"/>
             <w:r>
               <w:rPr>
                 <w:b/>
@@ -1717,8 +2577,84 @@
                 <w:szCs w:val="16"/>
                 <w:lang w:val="en-IN"/>
               </w:rPr>
-              <w:br/>
-              <w:t xml:space="preserve">                System.</w:t>
+              <w:t>(</w:t>
+            </w:r>
+            <w:proofErr w:type="gramEnd"/>
+            <w:r>
+              <w:rPr>
+                <w:b/>
+                <w:bCs/>
+                <w:sz w:val="16"/>
+                <w:szCs w:val="16"/>
+                <w:lang w:val="en-IN"/>
+              </w:rPr>
+              <w:t>) {</w:t>
+            </w:r>
+            <w:r>
+              <w:rPr>
+                <w:b/>
+                <w:bCs/>
+                <w:sz w:val="16"/>
+                <w:szCs w:val="16"/>
+                <w:lang w:val="en-IN"/>
+              </w:rPr>
+              <w:br/>
+              <w:t xml:space="preserve">            @Override</w:t>
+            </w:r>
+            <w:r>
+              <w:rPr>
+                <w:b/>
+                <w:bCs/>
+                <w:sz w:val="16"/>
+                <w:szCs w:val="16"/>
+                <w:lang w:val="en-IN"/>
+              </w:rPr>
+              <w:br/>
+              <w:t xml:space="preserve">            public void </w:t>
+            </w:r>
+            <w:proofErr w:type="gramStart"/>
+            <w:r>
+              <w:rPr>
+                <w:b/>
+                <w:bCs/>
+                <w:sz w:val="16"/>
+                <w:szCs w:val="16"/>
+                <w:lang w:val="en-IN"/>
+              </w:rPr>
+              <w:t>sound(</w:t>
+            </w:r>
+            <w:proofErr w:type="gramEnd"/>
+            <w:r>
+              <w:rPr>
+                <w:b/>
+                <w:bCs/>
+                <w:sz w:val="16"/>
+                <w:szCs w:val="16"/>
+                <w:lang w:val="en-IN"/>
+              </w:rPr>
+              <w:t>) {</w:t>
+            </w:r>
+            <w:r>
+              <w:rPr>
+                <w:b/>
+                <w:bCs/>
+                <w:sz w:val="16"/>
+                <w:szCs w:val="16"/>
+                <w:lang w:val="en-IN"/>
+              </w:rPr>
+              <w:br/>
+              <w:t xml:space="preserve">                </w:t>
+            </w:r>
+            <w:proofErr w:type="spellStart"/>
+            <w:r>
+              <w:rPr>
+                <w:b/>
+                <w:bCs/>
+                <w:sz w:val="16"/>
+                <w:szCs w:val="16"/>
+                <w:lang w:val="en-IN"/>
+              </w:rPr>
+              <w:t>System.</w:t>
             </w:r>
             <w:r>
               <w:rPr>
@@ -1740,8 +2676,9 @@
                 <w:szCs w:val="16"/>
                 <w:lang w:val="en-IN"/>
               </w:rPr>
-              <w:t>.println("Bow Bow..!");</w:t>
-            </w:r>
+              <w:t>.println</w:t>
+            </w:r>
+            <w:proofErr w:type="spellEnd"/>
             <w:r>
               <w:rPr>
                 <w:b/>
@@ -1750,8 +2687,9 @@
                 <w:szCs w:val="16"/>
                 <w:lang w:val="en-IN"/>
               </w:rPr>
-              <w:br/>
-            </w:r>
+              <w:t xml:space="preserve">("Bow </w:t>
+            </w:r>
+            <w:proofErr w:type="gramStart"/>
             <w:r>
               <w:rPr>
                 <w:b/>
@@ -1760,9 +2698,9 @@
                 <w:szCs w:val="16"/>
                 <w:lang w:val="en-IN"/>
               </w:rPr>
-              <w:lastRenderedPageBreak/>
-              <w:t xml:space="preserve">            }</w:t>
-            </w:r>
+              <w:t>Bow..!</w:t>
+            </w:r>
+            <w:proofErr w:type="gramEnd"/>
             <w:r>
               <w:rPr>
                 <w:b/>
@@ -1771,8 +2709,63 @@
                 <w:szCs w:val="16"/>
                 <w:lang w:val="en-IN"/>
               </w:rPr>
-              <w:br/>
-              <w:t xml:space="preserve">        };</w:t>
+              <w:t>");</w:t>
+            </w:r>
+            <w:r>
+              <w:rPr>
+                <w:b/>
+                <w:bCs/>
+                <w:sz w:val="16"/>
+                <w:szCs w:val="16"/>
+                <w:lang w:val="en-IN"/>
+              </w:rPr>
+              <w:br/>
+              <w:t xml:space="preserve">          </w:t>
+            </w:r>
+            <w:proofErr w:type="gramStart"/>
+            <w:r>
+              <w:rPr>
+                <w:b/>
+                <w:bCs/>
+                <w:sz w:val="16"/>
+                <w:szCs w:val="16"/>
+                <w:lang w:val="en-IN"/>
+              </w:rPr>
+              <w:t xml:space="preserve">  }</w:t>
+            </w:r>
+            <w:proofErr w:type="gramEnd"/>
+            <w:r>
+              <w:rPr>
+                <w:b/>
+                <w:bCs/>
+                <w:sz w:val="16"/>
+                <w:szCs w:val="16"/>
+                <w:lang w:val="en-IN"/>
+              </w:rPr>
+              <w:br/>
+              <w:t xml:space="preserve">      </w:t>
+            </w:r>
+            <w:proofErr w:type="gramStart"/>
+            <w:r>
+              <w:rPr>
+                <w:b/>
+                <w:bCs/>
+                <w:sz w:val="16"/>
+                <w:szCs w:val="16"/>
+                <w:lang w:val="en-IN"/>
+              </w:rPr>
+              <w:t xml:space="preserve">  }</w:t>
+            </w:r>
+            <w:proofErr w:type="gramEnd"/>
+            <w:r>
+              <w:rPr>
+                <w:b/>
+                <w:bCs/>
+                <w:sz w:val="16"/>
+                <w:szCs w:val="16"/>
+                <w:lang w:val="en-IN"/>
+              </w:rPr>
+              <w:t>;</w:t>
             </w:r>
           </w:p>
           <w:p>
@@ -1820,7 +2813,6 @@
                 <w:szCs w:val="16"/>
                 <w:lang w:val="en-IN"/>
               </w:rPr>
-              <w:lastRenderedPageBreak/>
               <w:t>public class App {</w:t>
             </w:r>
             <w:r>
@@ -1830,7 +2822,43 @@
                 <w:lang w:val="en-IN"/>
               </w:rPr>
               <w:br/>
-              <w:t xml:space="preserve">    public static void main(String[] args) {</w:t>
+              <w:t xml:space="preserve">    public static void </w:t>
+            </w:r>
+            <w:proofErr w:type="gramStart"/>
+            <w:r>
+              <w:rPr>
+                <w:sz w:val="16"/>
+                <w:szCs w:val="16"/>
+                <w:lang w:val="en-IN"/>
+              </w:rPr>
+              <w:t>main(String[</w:t>
+            </w:r>
+            <w:proofErr w:type="gramEnd"/>
+            <w:r>
+              <w:rPr>
+                <w:sz w:val="16"/>
+                <w:szCs w:val="16"/>
+                <w:lang w:val="en-IN"/>
+              </w:rPr>
+              <w:t xml:space="preserve">] </w:t>
+            </w:r>
+            <w:proofErr w:type="spellStart"/>
+            <w:r>
+              <w:rPr>
+                <w:sz w:val="16"/>
+                <w:szCs w:val="16"/>
+                <w:lang w:val="en-IN"/>
+              </w:rPr>
+              <w:t>args</w:t>
+            </w:r>
+            <w:proofErr w:type="spellEnd"/>
+            <w:r>
+              <w:rPr>
+                <w:sz w:val="16"/>
+                <w:szCs w:val="16"/>
+                <w:lang w:val="en-IN"/>
+              </w:rPr>
+              <w:t>) {</w:t>
             </w:r>
           </w:p>
           <w:p>
@@ -1861,6 +2889,7 @@
               </w:rPr>
               <w:t xml:space="preserve">        </w:t>
             </w:r>
+            <w:proofErr w:type="spellStart"/>
             <w:r>
               <w:rPr>
                 <w:b/>
@@ -1870,8 +2899,9 @@
                 <w:highlight w:val="yellow"/>
                 <w:lang w:val="en-IN"/>
               </w:rPr>
-              <w:t>AnimalInterface dog = () -&gt; {</w:t>
-            </w:r>
+              <w:t>AnimalInterface</w:t>
+            </w:r>
+            <w:proofErr w:type="spellEnd"/>
             <w:r>
               <w:rPr>
                 <w:b/>
@@ -1881,8 +2911,31 @@
                 <w:highlight w:val="yellow"/>
                 <w:lang w:val="en-IN"/>
               </w:rPr>
-              <w:br/>
-              <w:t xml:space="preserve">            System.</w:t>
+              <w:t xml:space="preserve"> dog = () -&gt; {</w:t>
+            </w:r>
+            <w:r>
+              <w:rPr>
+                <w:b/>
+                <w:bCs/>
+                <w:sz w:val="16"/>
+                <w:szCs w:val="16"/>
+                <w:highlight w:val="yellow"/>
+                <w:lang w:val="en-IN"/>
+              </w:rPr>
+              <w:br/>
+              <w:t xml:space="preserve">            </w:t>
+            </w:r>
+            <w:proofErr w:type="spellStart"/>
+            <w:r>
+              <w:rPr>
+                <w:b/>
+                <w:bCs/>
+                <w:sz w:val="16"/>
+                <w:szCs w:val="16"/>
+                <w:highlight w:val="yellow"/>
+                <w:lang w:val="en-IN"/>
+              </w:rPr>
+              <w:t>System.</w:t>
             </w:r>
             <w:r>
               <w:rPr>
@@ -1906,8 +2959,9 @@
                 <w:highlight w:val="yellow"/>
                 <w:lang w:val="en-IN"/>
               </w:rPr>
-              <w:t>.println("Bow Bow....!");</w:t>
-            </w:r>
+              <w:t>.println</w:t>
+            </w:r>
+            <w:proofErr w:type="spellEnd"/>
             <w:r>
               <w:rPr>
                 <w:b/>
@@ -1917,8 +2971,67 @@
                 <w:highlight w:val="yellow"/>
                 <w:lang w:val="en-IN"/>
               </w:rPr>
-              <w:br/>
-              <w:t xml:space="preserve">        };</w:t>
+              <w:t xml:space="preserve">("Bow </w:t>
+            </w:r>
+            <w:proofErr w:type="gramStart"/>
+            <w:r>
+              <w:rPr>
+                <w:b/>
+                <w:bCs/>
+                <w:sz w:val="16"/>
+                <w:szCs w:val="16"/>
+                <w:highlight w:val="yellow"/>
+                <w:lang w:val="en-IN"/>
+              </w:rPr>
+              <w:t>Bow....!</w:t>
+            </w:r>
+            <w:proofErr w:type="gramEnd"/>
+            <w:r>
+              <w:rPr>
+                <w:b/>
+                <w:bCs/>
+                <w:sz w:val="16"/>
+                <w:szCs w:val="16"/>
+                <w:highlight w:val="yellow"/>
+                <w:lang w:val="en-IN"/>
+              </w:rPr>
+              <w:t>");</w:t>
+            </w:r>
+            <w:r>
+              <w:rPr>
+                <w:b/>
+                <w:bCs/>
+                <w:sz w:val="16"/>
+                <w:szCs w:val="16"/>
+                <w:highlight w:val="yellow"/>
+                <w:lang w:val="en-IN"/>
+              </w:rPr>
+              <w:br/>
+              <w:t xml:space="preserve">      </w:t>
+            </w:r>
+            <w:proofErr w:type="gramStart"/>
+            <w:r>
+              <w:rPr>
+                <w:b/>
+                <w:bCs/>
+                <w:sz w:val="16"/>
+                <w:szCs w:val="16"/>
+                <w:highlight w:val="yellow"/>
+                <w:lang w:val="en-IN"/>
+              </w:rPr>
+              <w:t xml:space="preserve">  }</w:t>
+            </w:r>
+            <w:proofErr w:type="gramEnd"/>
+            <w:r>
+              <w:rPr>
+                <w:b/>
+                <w:bCs/>
+                <w:sz w:val="16"/>
+                <w:szCs w:val="16"/>
+                <w:highlight w:val="yellow"/>
+                <w:lang w:val="en-IN"/>
+              </w:rPr>
+              <w:t>;</w:t>
             </w:r>
           </w:p>
           <w:p>
@@ -1942,6 +3055,8 @@
               </w:rPr>
               <w:t xml:space="preserve">       </w:t>
             </w:r>
+            <w:proofErr w:type="spellStart"/>
+            <w:proofErr w:type="gramStart"/>
             <w:r>
               <w:rPr>
                 <w:b/>
@@ -1951,7 +3066,20 @@
                 <w:highlight w:val="yellow"/>
                 <w:lang w:val="en-IN"/>
               </w:rPr>
-              <w:t>dog.sound();</w:t>
+              <w:t>dog.sound</w:t>
+            </w:r>
+            <w:proofErr w:type="spellEnd"/>
+            <w:proofErr w:type="gramEnd"/>
+            <w:r>
+              <w:rPr>
+                <w:b/>
+                <w:bCs/>
+                <w:sz w:val="16"/>
+                <w:szCs w:val="16"/>
+                <w:highlight w:val="yellow"/>
+                <w:lang w:val="en-IN"/>
+              </w:rPr>
+              <w:t>();</w:t>
             </w:r>
           </w:p>
           <w:p>
@@ -1968,7 +3096,6 @@
                 <w:szCs w:val="16"/>
                 <w:lang w:val="en-IN"/>
               </w:rPr>
-              <w:lastRenderedPageBreak/>
               <w:br/>
               <w:t xml:space="preserve">    }</w:t>
             </w:r>
@@ -2002,6 +3129,16 @@
           <w:lang w:val="en-IN"/>
         </w:rPr>
       </w:pPr>
+    </w:p>
+    <w:p>
+      <w:pPr>
+        <w:spacing w:after="0"/>
+        <w:rPr>
+          <w:b/>
+          <w:bCs/>
+          <w:lang w:val="en-IN"/>
+        </w:rPr>
+      </w:pPr>
       <w:r>
         <w:rPr>
           <w:b/>
@@ -2031,7 +3168,21 @@
         <w:rPr>
           <w:lang w:val="en-IN"/>
         </w:rPr>
-        <w:t> annotation is introduced in Java 8 to represent functional interfaces. Although, it is not compulsory to write functional interface using this annotation. But, if you are using </w:t>
+        <w:t xml:space="preserve"> annotation is introduced in Java 8 to represent functional interfaces. Although, it is not compulsory to write functional interface using this annotation. </w:t>
+      </w:r>
+      <w:proofErr w:type="gramStart"/>
+      <w:r>
+        <w:rPr>
+          <w:lang w:val="en-IN"/>
+        </w:rPr>
+        <w:t>But,</w:t>
+      </w:r>
+      <w:proofErr w:type="gramEnd"/>
+      <w:r>
+        <w:rPr>
+          <w:lang w:val="en-IN"/>
+        </w:rPr>
+        <w:t xml:space="preserve"> if you are using </w:t>
       </w:r>
       <w:r>
         <w:rPr>
@@ -2068,7 +3219,35 @@
           <w:bCs/>
           <w:lang w:val="en-IN"/>
         </w:rPr>
-        <w:t>3) java.util.function package</w:t>
+        <w:t xml:space="preserve">3) </w:t>
+      </w:r>
+      <w:proofErr w:type="spellStart"/>
+      <w:proofErr w:type="gramStart"/>
+      <w:r>
+        <w:rPr>
+          <w:b/>
+          <w:bCs/>
+          <w:lang w:val="en-IN"/>
+        </w:rPr>
+        <w:t>java.util</w:t>
+      </w:r>
+      <w:proofErr w:type="gramEnd"/>
+      <w:r>
+        <w:rPr>
+          <w:b/>
+          <w:bCs/>
+          <w:lang w:val="en-IN"/>
+        </w:rPr>
+        <w:t>.function</w:t>
+      </w:r>
+      <w:proofErr w:type="spellEnd"/>
+      <w:r>
+        <w:rPr>
+          <w:b/>
+          <w:bCs/>
+          <w:lang w:val="en-IN"/>
+        </w:rPr>
+        <w:t xml:space="preserve"> package</w:t>
       </w:r>
     </w:p>
     <w:p>
@@ -2084,14 +3263,26 @@
         </w:rPr>
         <w:t>All Java 8 functional interfaces are organised in </w:t>
       </w:r>
+      <w:proofErr w:type="spellStart"/>
+      <w:proofErr w:type="gramStart"/>
       <w:r>
         <w:rPr>
           <w:i/>
           <w:iCs/>
           <w:lang w:val="en-IN"/>
         </w:rPr>
-        <w:t>java.util.function</w:t>
-      </w:r>
+        <w:t>java.util</w:t>
+      </w:r>
+      <w:proofErr w:type="gramEnd"/>
+      <w:r>
+        <w:rPr>
+          <w:i/>
+          <w:iCs/>
+          <w:lang w:val="en-IN"/>
+        </w:rPr>
+        <w:t>.function</w:t>
+      </w:r>
+      <w:proofErr w:type="spellEnd"/>
       <w:r>
         <w:rPr>
           <w:lang w:val="en-IN"/>
@@ -2203,6 +3394,198 @@
     <w:p>
       <w:pPr>
         <w:spacing w:after="0"/>
+        <w:rPr>
+          <w:b/>
+          <w:bCs/>
+          <w:lang w:val="en-IN"/>
+        </w:rPr>
+      </w:pPr>
+      <w:r>
+        <w:rPr>
+          <w:b/>
+          <w:bCs/>
+          <w:lang w:val="en-IN"/>
+        </w:rPr>
+        <w:lastRenderedPageBreak/>
+        <w:t>Functional Interfaces Supporting Primitive Type</w:t>
+      </w:r>
+    </w:p>
+    <w:p>
+      <w:pPr>
+        <w:spacing w:after="0"/>
+        <w:rPr>
+          <w:lang w:val="en-IN"/>
+        </w:rPr>
+      </w:pPr>
+      <w:r>
+        <w:rPr>
+          <w:lang w:val="en-IN"/>
+        </w:rPr>
+        <w:t xml:space="preserve">Java 8 has also introduced functional interfaces which support primitive types. For </w:t>
+      </w:r>
+      <w:proofErr w:type="gramStart"/>
+      <w:r>
+        <w:rPr>
+          <w:lang w:val="en-IN"/>
+        </w:rPr>
+        <w:t>example</w:t>
+      </w:r>
+      <w:proofErr w:type="gramEnd"/>
+      <w:r>
+        <w:rPr>
+          <w:lang w:val="en-IN"/>
+        </w:rPr>
+        <w:t> </w:t>
+      </w:r>
+      <w:proofErr w:type="spellStart"/>
+      <w:r>
+        <w:rPr>
+          <w:i/>
+          <w:iCs/>
+          <w:lang w:val="en-IN"/>
+        </w:rPr>
+        <w:t>IntPredicate</w:t>
+      </w:r>
+      <w:proofErr w:type="spellEnd"/>
+      <w:r>
+        <w:rPr>
+          <w:lang w:val="en-IN"/>
+        </w:rPr>
+        <w:t>, </w:t>
+      </w:r>
+      <w:proofErr w:type="spellStart"/>
+      <w:r>
+        <w:rPr>
+          <w:i/>
+          <w:iCs/>
+          <w:lang w:val="en-IN"/>
+        </w:rPr>
+        <w:t>DoublePredicate</w:t>
+      </w:r>
+      <w:proofErr w:type="spellEnd"/>
+      <w:r>
+        <w:rPr>
+          <w:lang w:val="en-IN"/>
+        </w:rPr>
+        <w:t>, </w:t>
+      </w:r>
+      <w:proofErr w:type="spellStart"/>
+      <w:r>
+        <w:rPr>
+          <w:i/>
+          <w:iCs/>
+          <w:lang w:val="en-IN"/>
+        </w:rPr>
+        <w:t>LongConsumer</w:t>
+      </w:r>
+      <w:proofErr w:type="spellEnd"/>
+      <w:r>
+        <w:rPr>
+          <w:lang w:val="en-IN"/>
+        </w:rPr>
+        <w:t> etc… (See above table).</w:t>
+      </w:r>
+    </w:p>
+    <w:p>
+      <w:pPr>
+        <w:spacing w:after="0"/>
+        <w:rPr>
+          <w:lang w:val="en-IN"/>
+        </w:rPr>
+      </w:pPr>
+      <w:r>
+        <w:rPr>
+          <w:lang w:val="en-IN"/>
+        </w:rPr>
+        <w:t>If an input or output is a primitive type then using these functional interfaces will enhance the performance of your code. For example, if input to a </w:t>
+      </w:r>
+      <w:r>
+        <w:rPr>
+          <w:i/>
+          <w:iCs/>
+          <w:lang w:val="en-IN"/>
+        </w:rPr>
+        <w:t>Predicate</w:t>
+      </w:r>
+      <w:r>
+        <w:rPr>
+          <w:lang w:val="en-IN"/>
+        </w:rPr>
+        <w:t> is primitive type </w:t>
+      </w:r>
+      <w:r>
+        <w:rPr>
+          <w:i/>
+          <w:iCs/>
+          <w:lang w:val="en-IN"/>
+        </w:rPr>
+        <w:t>int</w:t>
+      </w:r>
+      <w:r>
+        <w:rPr>
+          <w:lang w:val="en-IN"/>
+        </w:rPr>
+        <w:t> then using </w:t>
+      </w:r>
+      <w:proofErr w:type="spellStart"/>
+      <w:r>
+        <w:rPr>
+          <w:i/>
+          <w:iCs/>
+          <w:lang w:val="en-IN"/>
+        </w:rPr>
+        <w:t>intPredicate</w:t>
+      </w:r>
+      <w:proofErr w:type="spellEnd"/>
+      <w:r>
+        <w:rPr>
+          <w:lang w:val="en-IN"/>
+        </w:rPr>
+        <w:t> instead of </w:t>
+      </w:r>
+      <w:r>
+        <w:rPr>
+          <w:i/>
+          <w:iCs/>
+          <w:lang w:val="en-IN"/>
+        </w:rPr>
+        <w:t>Predicate</w:t>
+      </w:r>
+      <w:r>
+        <w:rPr>
+          <w:lang w:val="en-IN"/>
+        </w:rPr>
+        <w:t> will remove unnecessary boxing of input.</w:t>
+      </w:r>
+    </w:p>
+    <w:p>
+      <w:pPr>
+        <w:spacing w:after="0"/>
+      </w:pPr>
+    </w:p>
+    <w:p>
+      <w:pPr>
+        <w:spacing w:after="0"/>
+      </w:pPr>
+    </w:p>
+    <w:p>
+      <w:pPr>
+        <w:spacing w:after="0"/>
+      </w:pPr>
+    </w:p>
+    <w:p>
+      <w:pPr>
+        <w:spacing w:after="0"/>
+      </w:pPr>
+    </w:p>
+    <w:p>
+      <w:pPr>
+        <w:spacing w:after="0"/>
+      </w:pPr>
+    </w:p>
+    <w:p>
+      <w:pPr>
+        <w:spacing w:after="0"/>
       </w:pPr>
     </w:p>
     <w:p>
@@ -2715,6 +4098,30 @@
       <w:pPr>
         <w:spacing w:after="0"/>
       </w:pPr>
+      <w:r>
+        <w:t xml:space="preserve">How to generate token in </w:t>
+      </w:r>
+      <w:proofErr w:type="spellStart"/>
+      <w:r>
+        <w:t>Github</w:t>
+      </w:r>
+      <w:proofErr w:type="spellEnd"/>
+      <w:r>
+        <w:t xml:space="preserve">: </w:t>
+      </w:r>
+    </w:p>
+    <w:p>
+      <w:pPr>
+        <w:spacing w:after="0"/>
+      </w:pPr>
+      <w:proofErr w:type="spellStart"/>
+      <w:r>
+        <w:t>Github</w:t>
+      </w:r>
+      <w:proofErr w:type="spellEnd"/>
+      <w:r>
+        <w:t>--&gt; settings --&gt; developer settings -&gt; Personal access token --&gt; Generate new token --&gt; give a name select all check boxes.</w:t>
+      </w:r>
     </w:p>
     <w:sectPr>
       <w:pgSz w:w="12240" w:h="15840"/>
@@ -3564,6 +4971,36 @@
       </w:tblBorders>
     </w:tblPr>
   </w:style>
+  <w:style w:type="paragraph" w:styleId="HTMLPreformatted">
+    <w:name w:val="HTML Preformatted"/>
+    <w:basedOn w:val="Normal"/>
+    <w:link w:val="HTMLPreformattedChar"/>
+    <w:uiPriority w:val="99"/>
+    <w:semiHidden/>
+    <w:unhideWhenUsed/>
+    <w:rsid w:val="00E40BFE"/>
+    <w:pPr>
+      <w:spacing w:after="0" w:line="240" w:lineRule="auto"/>
+    </w:pPr>
+    <w:rPr>
+      <w:rFonts w:ascii="Consolas" w:hAnsi="Consolas"/>
+      <w:sz w:val="20"/>
+      <w:szCs w:val="20"/>
+    </w:rPr>
+  </w:style>
+  <w:style w:type="character" w:customStyle="1" w:styleId="HTMLPreformattedChar">
+    <w:name w:val="HTML Preformatted Char"/>
+    <w:basedOn w:val="DefaultParagraphFont"/>
+    <w:link w:val="HTMLPreformatted"/>
+    <w:uiPriority w:val="99"/>
+    <w:semiHidden/>
+    <w:rsid w:val="00E40BFE"/>
+    <w:rPr>
+      <w:rFonts w:ascii="Consolas" w:hAnsi="Consolas"/>
+      <w:sz w:val="20"/>
+      <w:szCs w:val="20"/>
+    </w:rPr>
+  </w:style>
 </w:styles>
 </file>
 

--- a/java/java 8 -11/core java 8 11.docx
+++ b/java/java 8 -11/core java 8 11.docx
@@ -4,7 +4,7 @@
   <w:body>
     <w:p>
       <w:pPr>
-        <w:spacing w:after="0"/>
+        <w:spacing w:after="0" w:line="240" w:lineRule="auto"/>
         <w:rPr>
           <w:b/>
           <w:bCs/>
@@ -20,7 +20,7 @@
     </w:p>
     <w:p>
       <w:pPr>
-        <w:spacing w:after="0"/>
+        <w:spacing w:after="0" w:line="240" w:lineRule="auto"/>
       </w:pPr>
       <w:r>
         <w:t>For imposing the rules on developer.</w:t>
@@ -29,7 +29,7 @@
     <w:p>
       <w:pPr>
         <w:pStyle w:val="ListParagraph"/>
-        <w:spacing w:after="0"/>
+        <w:spacing w:after="0" w:line="240" w:lineRule="auto"/>
       </w:pPr>
       <w:r>
         <w:t>If we have interface, to make use of it, we will create separate classes and provide implementations</w:t>
@@ -69,7 +69,7 @@
           <w:ilvl w:val="0"/>
           <w:numId w:val="1"/>
         </w:numPr>
-        <w:spacing w:after="0"/>
+        <w:spacing w:after="0" w:line="240" w:lineRule="auto"/>
       </w:pPr>
     </w:p>
     <w:tbl>
@@ -250,16 +250,7 @@
                 <w:szCs w:val="16"/>
                 <w:lang w:val="en-IN"/>
               </w:rPr>
-              <w:t xml:space="preserve">public class MyInterfceImpl1 </w:t>
-            </w:r>
-            <w:proofErr w:type="gramStart"/>
-            <w:r>
-              <w:rPr>
-                <w:sz w:val="16"/>
-                <w:szCs w:val="16"/>
-                <w:lang w:val="en-IN"/>
-              </w:rPr>
-              <w:t xml:space="preserve">implements  </w:t>
+              <w:t xml:space="preserve">public class MyInterfceImpl1 implements  </w:t>
             </w:r>
             <w:proofErr w:type="spellStart"/>
             <w:r>
@@ -271,7 +262,6 @@
               <w:t>MyInterface</w:t>
             </w:r>
             <w:proofErr w:type="spellEnd"/>
-            <w:proofErr w:type="gramEnd"/>
             <w:r>
               <w:rPr>
                 <w:sz w:val="16"/>
@@ -350,18 +340,8 @@
                 <w:lang w:val="en-IN"/>
               </w:rPr>
               <w:br/>
-              <w:t xml:space="preserve">  </w:t>
-            </w:r>
-            <w:proofErr w:type="gramStart"/>
-            <w:r>
-              <w:rPr>
-                <w:sz w:val="16"/>
-                <w:szCs w:val="16"/>
-                <w:lang w:val="en-IN"/>
-              </w:rPr>
-              <w:t xml:space="preserve">  }</w:t>
-            </w:r>
-            <w:proofErr w:type="gramEnd"/>
+              <w:t xml:space="preserve">    }</w:t>
+            </w:r>
             <w:r>
               <w:rPr>
                 <w:sz w:val="16"/>
@@ -406,16 +386,7 @@
                 <w:szCs w:val="16"/>
                 <w:lang w:val="en-IN"/>
               </w:rPr>
-              <w:t xml:space="preserve"> </w:t>
-            </w:r>
-            <w:proofErr w:type="gramStart"/>
-            <w:r>
-              <w:rPr>
-                <w:sz w:val="16"/>
-                <w:szCs w:val="16"/>
-                <w:lang w:val="en-IN"/>
-              </w:rPr>
-              <w:t xml:space="preserve">implements  </w:t>
+              <w:t xml:space="preserve"> implements  </w:t>
             </w:r>
             <w:proofErr w:type="spellStart"/>
             <w:r>
@@ -427,7 +398,6 @@
               <w:t>MyInterface</w:t>
             </w:r>
             <w:proofErr w:type="spellEnd"/>
-            <w:proofErr w:type="gramEnd"/>
             <w:r>
               <w:rPr>
                 <w:sz w:val="16"/>
@@ -522,18 +492,8 @@
                 <w:lang w:val="en-IN"/>
               </w:rPr>
               <w:br/>
-              <w:t xml:space="preserve">  </w:t>
-            </w:r>
-            <w:proofErr w:type="gramStart"/>
-            <w:r>
-              <w:rPr>
-                <w:sz w:val="16"/>
-                <w:szCs w:val="16"/>
-                <w:lang w:val="en-IN"/>
-              </w:rPr>
-              <w:t xml:space="preserve">  }</w:t>
-            </w:r>
-            <w:proofErr w:type="gramEnd"/>
+              <w:t xml:space="preserve">    }</w:t>
+            </w:r>
             <w:r>
               <w:rPr>
                 <w:sz w:val="16"/>
@@ -578,16 +538,7 @@
                 <w:szCs w:val="16"/>
                 <w:lang w:val="en-IN"/>
               </w:rPr>
-              <w:t xml:space="preserve"> </w:t>
-            </w:r>
-            <w:proofErr w:type="gramStart"/>
-            <w:r>
-              <w:rPr>
-                <w:sz w:val="16"/>
-                <w:szCs w:val="16"/>
-                <w:lang w:val="en-IN"/>
-              </w:rPr>
-              <w:t xml:space="preserve">implements  </w:t>
+              <w:t xml:space="preserve"> implements  </w:t>
             </w:r>
             <w:proofErr w:type="spellStart"/>
             <w:r>
@@ -599,7 +550,6 @@
               <w:t>MyInterface</w:t>
             </w:r>
             <w:proofErr w:type="spellEnd"/>
-            <w:proofErr w:type="gramEnd"/>
             <w:r>
               <w:rPr>
                 <w:sz w:val="16"/>
@@ -694,18 +644,8 @@
                 <w:lang w:val="en-IN"/>
               </w:rPr>
               <w:br/>
-              <w:t xml:space="preserve">  </w:t>
-            </w:r>
-            <w:proofErr w:type="gramStart"/>
-            <w:r>
-              <w:rPr>
-                <w:sz w:val="16"/>
-                <w:szCs w:val="16"/>
-                <w:lang w:val="en-IN"/>
-              </w:rPr>
-              <w:t xml:space="preserve">  }</w:t>
-            </w:r>
-            <w:proofErr w:type="gramEnd"/>
+              <w:t xml:space="preserve">    }</w:t>
+            </w:r>
             <w:r>
               <w:rPr>
                 <w:sz w:val="16"/>
@@ -721,7 +661,7 @@
     </w:tbl>
     <w:p>
       <w:pPr>
-        <w:spacing w:after="0"/>
+        <w:spacing w:after="0" w:line="240" w:lineRule="auto"/>
       </w:pPr>
     </w:p>
     <w:p>
@@ -731,7 +671,7 @@
           <w:ilvl w:val="0"/>
           <w:numId w:val="1"/>
         </w:numPr>
-        <w:spacing w:after="0"/>
+        <w:spacing w:after="0" w:line="240" w:lineRule="auto"/>
       </w:pPr>
       <w:r>
         <w:rPr>
@@ -768,7 +708,7 @@
     <w:p>
       <w:pPr>
         <w:pStyle w:val="ListParagraph"/>
-        <w:spacing w:after="0"/>
+        <w:spacing w:after="0" w:line="240" w:lineRule="auto"/>
       </w:pPr>
       <w:r>
         <w:rPr>
@@ -790,7 +730,7 @@
     <w:p>
       <w:pPr>
         <w:pStyle w:val="ListParagraph"/>
-        <w:spacing w:after="0"/>
+        <w:spacing w:after="0" w:line="240" w:lineRule="auto"/>
       </w:pPr>
       <w:r>
         <w:t xml:space="preserve">With this approach, </w:t>
@@ -904,25 +844,7 @@
                 <w:lang w:val="en-IN"/>
               </w:rPr>
               <w:br/>
-              <w:t xml:space="preserve">    void </w:t>
-            </w:r>
-            <w:proofErr w:type="gramStart"/>
-            <w:r>
-              <w:rPr>
-                <w:sz w:val="16"/>
-                <w:szCs w:val="16"/>
-                <w:lang w:val="en-IN"/>
-              </w:rPr>
-              <w:t>sound(</w:t>
-            </w:r>
-            <w:proofErr w:type="gramEnd"/>
-            <w:r>
-              <w:rPr>
-                <w:sz w:val="16"/>
-                <w:szCs w:val="16"/>
-                <w:lang w:val="en-IN"/>
-              </w:rPr>
-              <w:t xml:space="preserve">); </w:t>
+              <w:t xml:space="preserve">    void sound(); </w:t>
             </w:r>
             <w:r>
               <w:rPr>
@@ -988,25 +910,7 @@
                 <w:lang w:val="en-IN"/>
               </w:rPr>
               <w:br/>
-              <w:t xml:space="preserve">    public static void </w:t>
-            </w:r>
-            <w:proofErr w:type="gramStart"/>
-            <w:r>
-              <w:rPr>
-                <w:sz w:val="16"/>
-                <w:szCs w:val="16"/>
-                <w:lang w:val="en-IN"/>
-              </w:rPr>
-              <w:t>main(String[</w:t>
-            </w:r>
-            <w:proofErr w:type="gramEnd"/>
-            <w:r>
-              <w:rPr>
-                <w:sz w:val="16"/>
-                <w:szCs w:val="16"/>
-                <w:lang w:val="en-IN"/>
-              </w:rPr>
-              <w:t xml:space="preserve">] </w:t>
+              <w:t xml:space="preserve">    public static void main(String[] </w:t>
             </w:r>
             <w:proofErr w:type="spellStart"/>
             <w:r>
@@ -1062,7 +966,6 @@
               <w:t xml:space="preserve"> dog = new </w:t>
             </w:r>
             <w:proofErr w:type="spellStart"/>
-            <w:proofErr w:type="gramStart"/>
             <w:r>
               <w:rPr>
                 <w:sz w:val="16"/>
@@ -1080,7 +983,6 @@
               </w:rPr>
               <w:t>(){</w:t>
             </w:r>
-            <w:proofErr w:type="gramEnd"/>
             <w:r>
               <w:rPr>
                 <w:sz w:val="16"/>
@@ -1088,18 +990,8 @@
                 <w:lang w:val="en-IN"/>
               </w:rPr>
               <w:br/>
-              <w:t xml:space="preserve">            public void </w:t>
-            </w:r>
-            <w:proofErr w:type="gramStart"/>
-            <w:r>
-              <w:rPr>
-                <w:sz w:val="16"/>
-                <w:szCs w:val="16"/>
-                <w:lang w:val="en-IN"/>
-              </w:rPr>
-              <w:t>sound(){</w:t>
-            </w:r>
-            <w:proofErr w:type="gramEnd"/>
+              <w:t xml:space="preserve">            public void sound(){</w:t>
+            </w:r>
             <w:r>
               <w:rPr>
                 <w:sz w:val="16"/>
@@ -1143,25 +1035,7 @@
                 <w:szCs w:val="16"/>
                 <w:lang w:val="en-IN"/>
               </w:rPr>
-              <w:t>("Bow Bow</w:t>
-            </w:r>
-            <w:proofErr w:type="gramStart"/>
-            <w:r>
-              <w:rPr>
-                <w:sz w:val="16"/>
-                <w:szCs w:val="16"/>
-                <w:lang w:val="en-IN"/>
-              </w:rPr>
-              <w:t>.....</w:t>
-            </w:r>
-            <w:proofErr w:type="gramEnd"/>
-            <w:r>
-              <w:rPr>
-                <w:sz w:val="16"/>
-                <w:szCs w:val="16"/>
-                <w:lang w:val="en-IN"/>
-              </w:rPr>
-              <w:t>");</w:t>
+              <w:t>("Bow Bow.....");</w:t>
             </w:r>
             <w:r>
               <w:rPr>
@@ -1170,18 +1044,8 @@
                 <w:lang w:val="en-IN"/>
               </w:rPr>
               <w:br/>
-              <w:t xml:space="preserve">          </w:t>
-            </w:r>
-            <w:proofErr w:type="gramStart"/>
-            <w:r>
-              <w:rPr>
-                <w:sz w:val="16"/>
-                <w:szCs w:val="16"/>
-                <w:lang w:val="en-IN"/>
-              </w:rPr>
-              <w:t xml:space="preserve">  }</w:t>
-            </w:r>
-            <w:proofErr w:type="gramEnd"/>
+              <w:t xml:space="preserve">            }</w:t>
+            </w:r>
             <w:r>
               <w:rPr>
                 <w:sz w:val="16"/>
@@ -1201,7 +1065,6 @@
               <w:t xml:space="preserve">        </w:t>
             </w:r>
             <w:proofErr w:type="spellStart"/>
-            <w:proofErr w:type="gramStart"/>
             <w:r>
               <w:rPr>
                 <w:sz w:val="16"/>
@@ -1211,7 +1074,6 @@
               <w:t>dog.sound</w:t>
             </w:r>
             <w:proofErr w:type="spellEnd"/>
-            <w:proofErr w:type="gramEnd"/>
             <w:r>
               <w:rPr>
                 <w:sz w:val="16"/>
@@ -1264,7 +1126,6 @@
               <w:t xml:space="preserve"> lion = new </w:t>
             </w:r>
             <w:proofErr w:type="spellStart"/>
-            <w:proofErr w:type="gramStart"/>
             <w:r>
               <w:rPr>
                 <w:sz w:val="16"/>
@@ -1282,7 +1143,6 @@
               </w:rPr>
               <w:t>(){</w:t>
             </w:r>
-            <w:proofErr w:type="gramEnd"/>
             <w:r>
               <w:rPr>
                 <w:sz w:val="16"/>
@@ -1290,18 +1150,8 @@
                 <w:lang w:val="en-IN"/>
               </w:rPr>
               <w:br/>
-              <w:t xml:space="preserve">            public void </w:t>
-            </w:r>
-            <w:proofErr w:type="gramStart"/>
-            <w:r>
-              <w:rPr>
-                <w:sz w:val="16"/>
-                <w:szCs w:val="16"/>
-                <w:lang w:val="en-IN"/>
-              </w:rPr>
-              <w:t>sound(){</w:t>
-            </w:r>
-            <w:proofErr w:type="gramEnd"/>
+              <w:t xml:space="preserve">            public void sound(){</w:t>
+            </w:r>
             <w:r>
               <w:rPr>
                 <w:sz w:val="16"/>
@@ -1354,18 +1204,8 @@
                 <w:lang w:val="en-IN"/>
               </w:rPr>
               <w:br/>
-              <w:t xml:space="preserve">          </w:t>
-            </w:r>
-            <w:proofErr w:type="gramStart"/>
-            <w:r>
-              <w:rPr>
-                <w:sz w:val="16"/>
-                <w:szCs w:val="16"/>
-                <w:lang w:val="en-IN"/>
-              </w:rPr>
-              <w:t xml:space="preserve">  }</w:t>
-            </w:r>
-            <w:proofErr w:type="gramEnd"/>
+              <w:t xml:space="preserve">            }</w:t>
+            </w:r>
             <w:r>
               <w:rPr>
                 <w:sz w:val="16"/>
@@ -1385,7 +1225,6 @@
               <w:t xml:space="preserve">        </w:t>
             </w:r>
             <w:proofErr w:type="spellStart"/>
-            <w:proofErr w:type="gramStart"/>
             <w:r>
               <w:rPr>
                 <w:sz w:val="16"/>
@@ -1395,7 +1234,6 @@
               <w:t>lion.sound</w:t>
             </w:r>
             <w:proofErr w:type="spellEnd"/>
-            <w:proofErr w:type="gramEnd"/>
             <w:r>
               <w:rPr>
                 <w:sz w:val="16"/>
@@ -1411,18 +1249,8 @@
                 <w:lang w:val="en-IN"/>
               </w:rPr>
               <w:br/>
-              <w:t xml:space="preserve">  </w:t>
-            </w:r>
-            <w:proofErr w:type="gramStart"/>
-            <w:r>
-              <w:rPr>
-                <w:sz w:val="16"/>
-                <w:szCs w:val="16"/>
-                <w:lang w:val="en-IN"/>
-              </w:rPr>
-              <w:t xml:space="preserve">  }</w:t>
-            </w:r>
-            <w:proofErr w:type="gramEnd"/>
+              <w:t xml:space="preserve">    }</w:t>
+            </w:r>
             <w:r>
               <w:rPr>
                 <w:sz w:val="16"/>
@@ -1438,12 +1266,12 @@
     </w:tbl>
     <w:p>
       <w:pPr>
-        <w:spacing w:after="0"/>
-      </w:pPr>
-    </w:p>
-    <w:p>
-      <w:pPr>
-        <w:spacing w:after="0"/>
+        <w:spacing w:after="0" w:line="240" w:lineRule="auto"/>
+      </w:pPr>
+    </w:p>
+    <w:p>
+      <w:pPr>
+        <w:spacing w:after="0" w:line="240" w:lineRule="auto"/>
       </w:pPr>
       <w:r>
         <w:t xml:space="preserve">-&gt; if any interface doesn’t have any </w:t>
@@ -1467,7 +1295,7 @@
     </w:p>
     <w:p>
       <w:pPr>
-        <w:spacing w:after="0"/>
+        <w:spacing w:after="0" w:line="240" w:lineRule="auto"/>
       </w:pPr>
       <w:r>
         <w:t xml:space="preserve">-&gt; if any interface </w:t>
@@ -1523,7 +1351,7 @@
     </w:p>
     <w:p>
       <w:pPr>
-        <w:spacing w:after="0"/>
+        <w:spacing w:after="0" w:line="240" w:lineRule="auto"/>
       </w:pPr>
     </w:p>
     <w:p>
@@ -1533,7 +1361,7 @@
           <w:ilvl w:val="0"/>
           <w:numId w:val="1"/>
         </w:numPr>
-        <w:spacing w:after="0"/>
+        <w:spacing w:after="0" w:line="240" w:lineRule="auto"/>
       </w:pPr>
       <w:r>
         <w:t>Lambda expression.</w:t>
@@ -1541,22 +1369,22 @@
     </w:p>
     <w:p>
       <w:pPr>
-        <w:spacing w:after="0"/>
-      </w:pPr>
-    </w:p>
-    <w:p>
-      <w:pPr>
-        <w:spacing w:after="0"/>
-      </w:pPr>
-    </w:p>
-    <w:p>
-      <w:pPr>
-        <w:spacing w:after="0"/>
-      </w:pPr>
-    </w:p>
-    <w:p>
-      <w:pPr>
-        <w:spacing w:after="0"/>
+        <w:spacing w:after="0" w:line="240" w:lineRule="auto"/>
+      </w:pPr>
+    </w:p>
+    <w:p>
+      <w:pPr>
+        <w:spacing w:after="0" w:line="240" w:lineRule="auto"/>
+      </w:pPr>
+    </w:p>
+    <w:p>
+      <w:pPr>
+        <w:spacing w:after="0" w:line="240" w:lineRule="auto"/>
+      </w:pPr>
+    </w:p>
+    <w:p>
+      <w:pPr>
+        <w:spacing w:after="0" w:line="240" w:lineRule="auto"/>
       </w:pPr>
       <w:r>
         <w:t>For normal interface</w:t>
@@ -1581,7 +1409,7 @@
     </w:p>
     <w:p>
       <w:pPr>
-        <w:spacing w:after="0"/>
+        <w:spacing w:after="0" w:line="240" w:lineRule="auto"/>
         <w:ind w:firstLine="720"/>
       </w:pPr>
       <w:r>
@@ -1590,7 +1418,7 @@
     </w:p>
     <w:p>
       <w:pPr>
-        <w:spacing w:after="0"/>
+        <w:spacing w:after="0" w:line="240" w:lineRule="auto"/>
         <w:ind w:firstLine="720"/>
       </w:pPr>
       <w:r>
@@ -1599,21 +1427,13 @@
     </w:p>
     <w:p>
       <w:pPr>
-        <w:spacing w:after="0"/>
-      </w:pPr>
-      <w:r>
-        <w:t xml:space="preserve">For Functional </w:t>
-      </w:r>
-      <w:proofErr w:type="gramStart"/>
-      <w:r>
-        <w:t>interface</w:t>
-      </w:r>
-      <w:r>
-        <w:t>(</w:t>
-      </w:r>
-      <w:proofErr w:type="gramEnd"/>
-      <w:r>
-        <w:t>interface with ONLY ONE abstract method)</w:t>
+        <w:spacing w:after="0" w:line="240" w:lineRule="auto"/>
+      </w:pPr>
+      <w:r>
+        <w:t>For Functional interface</w:t>
+      </w:r>
+      <w:r>
+        <w:t>(interface with ONLY ONE abstract method)</w:t>
       </w:r>
       <w:r>
         <w:t xml:space="preserve"> implementation we have 3 approaches.</w:t>
@@ -1621,7 +1441,7 @@
     </w:p>
     <w:p>
       <w:pPr>
-        <w:spacing w:after="0"/>
+        <w:spacing w:after="0" w:line="240" w:lineRule="auto"/>
         <w:ind w:firstLine="720"/>
       </w:pPr>
       <w:r>
@@ -1630,7 +1450,7 @@
     </w:p>
     <w:p>
       <w:pPr>
-        <w:spacing w:after="0"/>
+        <w:spacing w:after="0" w:line="240" w:lineRule="auto"/>
         <w:ind w:firstLine="720"/>
       </w:pPr>
       <w:r>
@@ -1639,7 +1459,7 @@
     </w:p>
     <w:p>
       <w:pPr>
-        <w:spacing w:after="0"/>
+        <w:spacing w:after="0" w:line="240" w:lineRule="auto"/>
         <w:ind w:firstLine="720"/>
       </w:pPr>
       <w:r>
@@ -1648,17 +1468,17 @@
     </w:p>
     <w:p>
       <w:pPr>
-        <w:spacing w:after="0"/>
-      </w:pPr>
-    </w:p>
-    <w:p>
-      <w:pPr>
-        <w:spacing w:after="0"/>
-      </w:pPr>
-    </w:p>
-    <w:p>
-      <w:pPr>
-        <w:spacing w:after="0"/>
+        <w:spacing w:after="0" w:line="240" w:lineRule="auto"/>
+      </w:pPr>
+    </w:p>
+    <w:p>
+      <w:pPr>
+        <w:spacing w:after="0" w:line="240" w:lineRule="auto"/>
+      </w:pPr>
+    </w:p>
+    <w:p>
+      <w:pPr>
+        <w:spacing w:after="0" w:line="240" w:lineRule="auto"/>
       </w:pPr>
       <w:hyperlink r:id="rId5" w:history="1">
         <w:r>
@@ -1674,12 +1494,12 @@
     </w:p>
     <w:p>
       <w:pPr>
-        <w:spacing w:after="0"/>
-      </w:pPr>
-    </w:p>
-    <w:p>
-      <w:pPr>
-        <w:spacing w:after="0"/>
+        <w:spacing w:after="0" w:line="240" w:lineRule="auto"/>
+      </w:pPr>
+    </w:p>
+    <w:p>
+      <w:pPr>
+        <w:spacing w:after="0" w:line="240" w:lineRule="auto"/>
         <w:rPr>
           <w:b/>
           <w:bCs/>
@@ -1713,7 +1533,7 @@
           <w:ilvl w:val="0"/>
           <w:numId w:val="3"/>
         </w:numPr>
-        <w:spacing w:after="0"/>
+        <w:spacing w:after="0" w:line="240" w:lineRule="auto"/>
       </w:pPr>
       <w:r>
         <w:t>Functional</w:t>
@@ -1729,9 +1549,10 @@
           <w:ilvl w:val="0"/>
           <w:numId w:val="3"/>
         </w:numPr>
-        <w:spacing w:after="0"/>
-      </w:pPr>
-      <w:r>
+        <w:spacing w:after="0" w:line="240" w:lineRule="auto"/>
+      </w:pPr>
+      <w:r>
+        <w:lastRenderedPageBreak/>
         <w:t>Lambda expression.</w:t>
       </w:r>
     </w:p>
@@ -1742,7 +1563,7 @@
           <w:ilvl w:val="0"/>
           <w:numId w:val="3"/>
         </w:numPr>
-        <w:spacing w:after="0"/>
+        <w:spacing w:after="0" w:line="240" w:lineRule="auto"/>
       </w:pPr>
       <w:r>
         <w:rPr>
@@ -1757,12 +1578,12 @@
     </w:p>
     <w:p>
       <w:pPr>
-        <w:spacing w:after="0"/>
-      </w:pPr>
-    </w:p>
-    <w:p>
-      <w:pPr>
-        <w:spacing w:after="0"/>
+        <w:spacing w:after="0" w:line="240" w:lineRule="auto"/>
+      </w:pPr>
+    </w:p>
+    <w:p>
+      <w:pPr>
+        <w:spacing w:after="0" w:line="240" w:lineRule="auto"/>
       </w:pPr>
       <w:r>
         <w:t>Java-8 features: there are so many features are included in java-8 version.</w:t>
@@ -1770,7 +1591,7 @@
     </w:p>
     <w:p>
       <w:pPr>
-        <w:spacing w:after="0"/>
+        <w:spacing w:after="0" w:line="240" w:lineRule="auto"/>
         <w:rPr>
           <w:b/>
           <w:bCs/>
@@ -1796,7 +1617,7 @@
     </w:p>
     <w:p>
       <w:pPr>
-        <w:spacing w:after="0"/>
+        <w:spacing w:after="0" w:line="240" w:lineRule="auto"/>
       </w:pPr>
       <w:r>
         <w:rPr>
@@ -1833,7 +1654,7 @@
     </w:p>
     <w:p>
       <w:pPr>
-        <w:spacing w:after="0"/>
+        <w:spacing w:after="0" w:line="240" w:lineRule="auto"/>
       </w:pPr>
       <w:r>
         <w:t> Java is still an object-oriented </w:t>
@@ -1862,142 +1683,150 @@
       <w:r>
         <w:t> annotation, </w:t>
       </w:r>
-      <w:proofErr w:type="gramStart"/>
       <w:r>
         <w:rPr>
           <w:i/>
           <w:iCs/>
         </w:rPr>
-        <w:t>java.util</w:t>
-      </w:r>
-      <w:proofErr w:type="gramEnd"/>
-      <w:r>
-        <w:rPr>
+        <w:t>java.util.function</w:t>
+      </w:r>
+      <w:r>
+        <w:t> package and how to use new Java 8 functional interfaces to compose lambda expressions with some simple examples.</w:t>
+      </w:r>
+    </w:p>
+    <w:p>
+      <w:pPr>
+        <w:spacing w:after="0" w:line="240" w:lineRule="auto"/>
+      </w:pPr>
+    </w:p>
+    <w:p>
+      <w:pPr>
+        <w:spacing w:after="0" w:line="240" w:lineRule="auto"/>
+      </w:pPr>
+      <w:r>
+        <w:t xml:space="preserve">Java </w:t>
+      </w:r>
+      <w:r>
+        <w:sym w:font="Wingdings" w:char="F0E0"/>
+      </w:r>
+      <w:r>
+        <w:t xml:space="preserve"> OOP</w:t>
+      </w:r>
+      <w:r>
+        <w:t>s</w:t>
+      </w:r>
+      <w:r>
+        <w:t xml:space="preserve"> </w:t>
+      </w:r>
+      <w:r>
+        <w:sym w:font="Wingdings" w:char="F0E0"/>
+      </w:r>
+      <w:r>
+        <w:t xml:space="preserve"> java-8 </w:t>
+      </w:r>
+      <w:r>
+        <w:sym w:font="Wingdings" w:char="F0E0"/>
+      </w:r>
+      <w:r>
+        <w:t xml:space="preserve"> FSP </w:t>
+      </w:r>
+      <w:r>
+        <w:sym w:font="Wingdings" w:char="F0E0"/>
+      </w:r>
+      <w:r>
+        <w:t xml:space="preserve"> OOP</w:t>
+      </w:r>
+      <w:r>
+        <w:t>s</w:t>
+      </w:r>
+      <w:r>
+        <w:t>.</w:t>
+      </w:r>
+    </w:p>
+    <w:p>
+      <w:pPr>
+        <w:spacing w:after="0" w:line="240" w:lineRule="auto"/>
+      </w:pPr>
+    </w:p>
+    <w:p>
+      <w:pPr>
+        <w:spacing w:after="0" w:line="240" w:lineRule="auto"/>
+      </w:pPr>
+      <w:r>
+        <w:t>If you are adding @FunctionalInterface annotation means we are telling compiler, this interface must have only one abstract method.</w:t>
+      </w:r>
+    </w:p>
+    <w:p>
+      <w:pPr>
+        <w:spacing w:after="0" w:line="240" w:lineRule="auto"/>
+      </w:pPr>
+    </w:p>
+    <w:p>
+      <w:pPr>
+        <w:spacing w:after="0" w:line="240" w:lineRule="auto"/>
+        <w:rPr>
+          <w:b/>
+          <w:bCs/>
+          <w:lang w:val="en-IN"/>
+        </w:rPr>
+      </w:pPr>
+      <w:r>
+        <w:rPr>
+          <w:b/>
+          <w:bCs/>
+          <w:lang w:val="en-IN"/>
+        </w:rPr>
+        <w:t>1) Definition</w:t>
+      </w:r>
+    </w:p>
+    <w:p>
+      <w:pPr>
+        <w:spacing w:after="0" w:line="240" w:lineRule="auto"/>
+        <w:rPr>
+          <w:lang w:val="en-IN"/>
+        </w:rPr>
+      </w:pPr>
+      <w:r>
+        <w:rPr>
+          <w:lang w:val="en-IN"/>
+        </w:rPr>
+        <w:t>Functional interfaces are the interfaces which has exactly one abstract method. They may have any number of default methods but must have only one abstract method. Functional interfaces provide only one functionality to implement.</w:t>
+      </w:r>
+    </w:p>
+    <w:p>
+      <w:pPr>
+        <w:spacing w:after="0" w:line="240" w:lineRule="auto"/>
+      </w:pPr>
+    </w:p>
+    <w:p>
+      <w:pPr>
+        <w:spacing w:after="0" w:line="240" w:lineRule="auto"/>
+        <w:rPr>
+          <w:b/>
+          <w:bCs/>
           <w:i/>
           <w:iCs/>
-        </w:rPr>
-        <w:t>.function</w:t>
-      </w:r>
-      <w:r>
-        <w:t> package and how to use new Java 8 functional interfaces to compose lambda expressions with some simple examples.</w:t>
-      </w:r>
-    </w:p>
-    <w:p>
-      <w:pPr>
-        <w:spacing w:after="0"/>
-      </w:pPr>
-    </w:p>
-    <w:p>
-      <w:pPr>
-        <w:spacing w:after="0"/>
-      </w:pPr>
-      <w:r>
-        <w:t xml:space="preserve">Java </w:t>
-      </w:r>
-      <w:r>
-        <w:sym w:font="Wingdings" w:char="F0E0"/>
-      </w:r>
-      <w:r>
-        <w:t xml:space="preserve"> OOP</w:t>
-      </w:r>
-      <w:r>
-        <w:t>s</w:t>
-      </w:r>
-      <w:r>
-        <w:t xml:space="preserve"> </w:t>
-      </w:r>
-      <w:r>
-        <w:sym w:font="Wingdings" w:char="F0E0"/>
-      </w:r>
-      <w:r>
-        <w:t xml:space="preserve"> java-8 </w:t>
-      </w:r>
-      <w:r>
-        <w:sym w:font="Wingdings" w:char="F0E0"/>
-      </w:r>
-      <w:r>
-        <w:t xml:space="preserve"> FSP </w:t>
-      </w:r>
-      <w:r>
-        <w:sym w:font="Wingdings" w:char="F0E0"/>
-      </w:r>
-      <w:r>
-        <w:t xml:space="preserve"> OOP</w:t>
-      </w:r>
-      <w:r>
-        <w:t>s</w:t>
-      </w:r>
-      <w:r>
-        <w:t>.</w:t>
-      </w:r>
-    </w:p>
-    <w:p>
-      <w:pPr>
-        <w:spacing w:after="0"/>
-      </w:pPr>
-    </w:p>
-    <w:p>
-      <w:pPr>
-        <w:spacing w:after="0"/>
-      </w:pPr>
-      <w:r>
-        <w:t>If you are adding @FunctionalInterface annotation means we are telling compiler, this interface must have only one abstract method.</w:t>
-      </w:r>
-    </w:p>
-    <w:p>
-      <w:pPr>
-        <w:spacing w:after="0"/>
-      </w:pPr>
-    </w:p>
-    <w:p>
-      <w:pPr>
-        <w:spacing w:after="0"/>
-        <w:rPr>
-          <w:b/>
-          <w:bCs/>
-          <w:lang w:val="en-IN"/>
-        </w:rPr>
-      </w:pPr>
-      <w:r>
-        <w:rPr>
-          <w:b/>
-          <w:bCs/>
-          <w:lang w:val="en-IN"/>
-        </w:rPr>
-        <w:t>1) Definition</w:t>
-      </w:r>
-    </w:p>
-    <w:p>
-      <w:pPr>
-        <w:spacing w:after="0"/>
-        <w:rPr>
-          <w:lang w:val="en-IN"/>
-        </w:rPr>
-      </w:pPr>
-      <w:r>
-        <w:rPr>
-          <w:lang w:val="en-IN"/>
-        </w:rPr>
-        <w:t>Functional interfaces are the interfaces which has exactly one abstract method. They may have any number of default methods but must have only one abstract method. Functional interfaces provide only one functionality to implement.</w:t>
-      </w:r>
-    </w:p>
-    <w:p>
-      <w:pPr>
-        <w:spacing w:after="0"/>
-      </w:pPr>
-    </w:p>
-    <w:p>
-      <w:pPr>
+          <w:lang w:val="en-IN"/>
+        </w:rPr>
+      </w:pPr>
+      <w:r>
+        <w:t>There were functional interfaces exist before Java 8. It is not like that they are the whole new concept introduced only in Java 8. </w:t>
+      </w:r>
+      <w:r>
         <w:rPr>
           <w:b/>
           <w:bCs/>
           <w:i/>
           <w:iCs/>
-          <w:lang w:val="en-IN"/>
-        </w:rPr>
-      </w:pPr>
-      <w:r>
-        <w:t>There were functional interfaces exist before Java 8. It is not like that they are the whole new concept introduced only in Java 8. </w:t>
+        </w:rPr>
+        <w:t>Runnable</w:t>
+      </w:r>
+      <w:r>
+        <w:rPr>
+          <w:b/>
+          <w:bCs/>
+        </w:rPr>
+        <w:t>, </w:t>
       </w:r>
       <w:r>
         <w:rPr>
@@ -2006,7 +1835,7 @@
           <w:i/>
           <w:iCs/>
         </w:rPr>
-        <w:t>Runnable</w:t>
+        <w:t>ActionListener</w:t>
       </w:r>
       <w:r>
         <w:rPr>
@@ -2022,14 +1851,14 @@
           <w:i/>
           <w:iCs/>
         </w:rPr>
-        <w:t>ActionListener</w:t>
-      </w:r>
-      <w:r>
-        <w:rPr>
-          <w:b/>
-          <w:bCs/>
-        </w:rPr>
-        <w:t>, </w:t>
+        <w:t>Callable</w:t>
+      </w:r>
+      <w:r>
+        <w:rPr>
+          <w:b/>
+          <w:bCs/>
+        </w:rPr>
+        <w:t> and </w:t>
       </w:r>
       <w:r>
         <w:rPr>
@@ -2037,15 +1866,9 @@
           <w:bCs/>
           <w:i/>
           <w:iCs/>
-        </w:rPr>
-        <w:t>Callable</w:t>
-      </w:r>
-      <w:r>
-        <w:rPr>
-          <w:b/>
-          <w:bCs/>
-        </w:rPr>
-        <w:t> and </w:t>
+          <w:lang w:val="en-IN"/>
+        </w:rPr>
+        <w:t>Comparator</w:t>
       </w:r>
       <w:r>
         <w:rPr>
@@ -2055,207 +1878,152 @@
           <w:iCs/>
           <w:lang w:val="en-IN"/>
         </w:rPr>
-        <w:t>Comparator</w:t>
-      </w:r>
-      <w:r>
-        <w:rPr>
-          <w:b/>
-          <w:bCs/>
+        <w:t xml:space="preserve"> </w:t>
+      </w:r>
+      <w:r>
+        <w:t>are some old functional interfaces which exist even before Java 8.</w:t>
+      </w:r>
+    </w:p>
+    <w:p>
+      <w:pPr>
+        <w:spacing w:after="0" w:line="240" w:lineRule="auto"/>
+        <w:rPr>
+          <w:b/>
+          <w:bCs/>
+          <w:lang w:val="en-IN"/>
+        </w:rPr>
+      </w:pPr>
+      <w:r>
+        <w:rPr>
+          <w:b/>
+          <w:bCs/>
+        </w:rPr>
+        <w:t xml:space="preserve">Question: </w:t>
+      </w:r>
+      <w:r>
+        <w:rPr>
+          <w:b/>
+          <w:bCs/>
+          <w:lang w:val="en-IN"/>
+        </w:rPr>
+        <w:t xml:space="preserve">Comparator have two abstract methods but still it is Functional interface, </w:t>
+      </w:r>
+      <w:r>
+        <w:rPr>
+          <w:b/>
+          <w:bCs/>
+          <w:lang w:val="en-IN"/>
+        </w:rPr>
+        <w:t>why</w:t>
+      </w:r>
+      <w:r>
+        <w:rPr>
+          <w:b/>
+          <w:bCs/>
+          <w:lang w:val="en-IN"/>
+        </w:rPr>
+        <w:t>????</w:t>
+      </w:r>
+    </w:p>
+    <w:p>
+      <w:pPr>
+        <w:spacing w:after="0" w:line="240" w:lineRule="auto"/>
+        <w:rPr>
+          <w:b/>
+          <w:bCs/>
+          <w:lang w:val="en-IN"/>
+        </w:rPr>
+      </w:pPr>
+      <w:r>
+        <w:rPr>
+          <w:b/>
+          <w:bCs/>
+          <w:lang w:val="en-IN"/>
+        </w:rPr>
+        <w:tab/>
+        <w:t>int compare(T o1, T o2);</w:t>
+      </w:r>
+    </w:p>
+    <w:p>
+      <w:pPr>
+        <w:spacing w:after="0" w:line="240" w:lineRule="auto"/>
+      </w:pPr>
+      <w:r>
+        <w:rPr>
+          <w:b/>
+          <w:bCs/>
+          <w:lang w:val="en-IN"/>
+        </w:rPr>
+        <w:t xml:space="preserve">               </w:t>
+      </w:r>
+      <w:proofErr w:type="spellStart"/>
+      <w:r>
+        <w:rPr>
+          <w:b/>
+          <w:bCs/>
+          <w:lang w:val="en-IN"/>
+        </w:rPr>
+        <w:t>boolean</w:t>
+      </w:r>
+      <w:proofErr w:type="spellEnd"/>
+      <w:r>
+        <w:rPr>
+          <w:b/>
+          <w:bCs/>
+          <w:lang w:val="en-IN"/>
+        </w:rPr>
+        <w:t xml:space="preserve"> equals(Object </w:t>
+      </w:r>
+      <w:proofErr w:type="spellStart"/>
+      <w:r>
+        <w:rPr>
+          <w:b/>
+          <w:bCs/>
+          <w:lang w:val="en-IN"/>
+        </w:rPr>
+        <w:t>obj</w:t>
+      </w:r>
+      <w:proofErr w:type="spellEnd"/>
+      <w:r>
+        <w:rPr>
+          <w:b/>
+          <w:bCs/>
+          <w:lang w:val="en-IN"/>
+        </w:rPr>
+        <w:t>);</w:t>
+      </w:r>
+    </w:p>
+    <w:p>
+      <w:pPr>
+        <w:spacing w:after="0" w:line="240" w:lineRule="auto"/>
+      </w:pPr>
+      <w:r>
+        <w:t xml:space="preserve">The new set of functional interfaces are introduced in Java 8 to make programmer’s job easy while writing lambda expressions. Your lambda expression must implement any one of these functional interfaces. These new functional interfaces are </w:t>
+      </w:r>
+      <w:proofErr w:type="spellStart"/>
+      <w:r>
+        <w:t>organised</w:t>
+      </w:r>
+      <w:proofErr w:type="spellEnd"/>
+      <w:r>
+        <w:t xml:space="preserve"> under </w:t>
+      </w:r>
+      <w:proofErr w:type="spellStart"/>
+      <w:r>
+        <w:rPr>
           <w:i/>
           <w:iCs/>
-          <w:lang w:val="en-IN"/>
-        </w:rPr>
-        <w:t xml:space="preserve"> </w:t>
-      </w:r>
-      <w:r>
-        <w:t>are some old functional interfaces which exist even before Java 8.</w:t>
-      </w:r>
-    </w:p>
-    <w:p>
-      <w:pPr>
-        <w:spacing w:after="0"/>
-        <w:rPr>
-          <w:b/>
-          <w:bCs/>
-          <w:lang w:val="en-IN"/>
-        </w:rPr>
-      </w:pPr>
-      <w:r>
-        <w:rPr>
-          <w:b/>
-          <w:bCs/>
-        </w:rPr>
-        <w:t xml:space="preserve">Question: </w:t>
-      </w:r>
-      <w:r>
-        <w:rPr>
-          <w:b/>
-          <w:bCs/>
-          <w:lang w:val="en-IN"/>
-        </w:rPr>
-        <w:t xml:space="preserve">Comparator have two abstract methods but still it is Functional interface, </w:t>
-      </w:r>
-      <w:r>
-        <w:rPr>
-          <w:b/>
-          <w:bCs/>
-          <w:lang w:val="en-IN"/>
-        </w:rPr>
-        <w:t>why</w:t>
-      </w:r>
-      <w:r>
-        <w:rPr>
-          <w:b/>
-          <w:bCs/>
-          <w:lang w:val="en-IN"/>
-        </w:rPr>
-        <w:t>????</w:t>
-      </w:r>
-    </w:p>
-    <w:p>
-      <w:pPr>
-        <w:spacing w:after="0"/>
-        <w:rPr>
-          <w:b/>
-          <w:bCs/>
-          <w:lang w:val="en-IN"/>
-        </w:rPr>
-      </w:pPr>
-      <w:r>
-        <w:rPr>
-          <w:b/>
-          <w:bCs/>
-          <w:lang w:val="en-IN"/>
-        </w:rPr>
-        <w:tab/>
-        <w:t xml:space="preserve">int </w:t>
-      </w:r>
-      <w:proofErr w:type="gramStart"/>
-      <w:r>
-        <w:rPr>
-          <w:b/>
-          <w:bCs/>
-          <w:lang w:val="en-IN"/>
-        </w:rPr>
-        <w:t>compare(</w:t>
-      </w:r>
-      <w:proofErr w:type="gramEnd"/>
-      <w:r>
-        <w:rPr>
-          <w:b/>
-          <w:bCs/>
-          <w:lang w:val="en-IN"/>
-        </w:rPr>
-        <w:t>T o1, T o2);</w:t>
-      </w:r>
-    </w:p>
-    <w:p>
-      <w:pPr>
-        <w:spacing w:after="0"/>
-      </w:pPr>
-      <w:r>
-        <w:rPr>
-          <w:b/>
-          <w:bCs/>
-          <w:lang w:val="en-IN"/>
-        </w:rPr>
-        <w:t xml:space="preserve">               </w:t>
-      </w:r>
-      <w:proofErr w:type="spellStart"/>
-      <w:r>
-        <w:rPr>
-          <w:b/>
-          <w:bCs/>
-          <w:lang w:val="en-IN"/>
-        </w:rPr>
-        <w:t>boolean</w:t>
+        </w:rPr>
+        <w:t>java.util.function</w:t>
       </w:r>
       <w:proofErr w:type="spellEnd"/>
       <w:r>
-        <w:rPr>
-          <w:b/>
-          <w:bCs/>
-          <w:lang w:val="en-IN"/>
-        </w:rPr>
-        <w:t xml:space="preserve"> </w:t>
-      </w:r>
-      <w:proofErr w:type="gramStart"/>
-      <w:r>
-        <w:rPr>
-          <w:b/>
-          <w:bCs/>
-          <w:lang w:val="en-IN"/>
-        </w:rPr>
-        <w:t>equals(</w:t>
-      </w:r>
-      <w:proofErr w:type="gramEnd"/>
-      <w:r>
-        <w:rPr>
-          <w:b/>
-          <w:bCs/>
-          <w:lang w:val="en-IN"/>
-        </w:rPr>
-        <w:t xml:space="preserve">Object </w:t>
-      </w:r>
-      <w:proofErr w:type="spellStart"/>
-      <w:r>
-        <w:rPr>
-          <w:b/>
-          <w:bCs/>
-          <w:lang w:val="en-IN"/>
-        </w:rPr>
-        <w:t>obj</w:t>
-      </w:r>
-      <w:proofErr w:type="spellEnd"/>
-      <w:r>
-        <w:rPr>
-          <w:b/>
-          <w:bCs/>
-          <w:lang w:val="en-IN"/>
-        </w:rPr>
-        <w:t>);</w:t>
-      </w:r>
-    </w:p>
-    <w:p>
-      <w:pPr>
-        <w:spacing w:after="0"/>
-      </w:pPr>
-      <w:r>
-        <w:t xml:space="preserve">The new set of functional interfaces are introduced in Java 8 to make programmer’s job easy while writing lambda expressions. Your lambda expression must implement any one of these functional interfaces. These new functional interfaces are </w:t>
-      </w:r>
-      <w:proofErr w:type="spellStart"/>
-      <w:r>
-        <w:t>organised</w:t>
-      </w:r>
-      <w:proofErr w:type="spellEnd"/>
-      <w:r>
-        <w:t xml:space="preserve"> under </w:t>
-      </w:r>
-      <w:proofErr w:type="spellStart"/>
-      <w:proofErr w:type="gramStart"/>
-      <w:r>
-        <w:rPr>
-          <w:i/>
-          <w:iCs/>
-        </w:rPr>
-        <w:t>java.util</w:t>
-      </w:r>
-      <w:proofErr w:type="gramEnd"/>
-      <w:r>
-        <w:rPr>
-          <w:i/>
-          <w:iCs/>
-        </w:rPr>
-        <w:t>.function</w:t>
-      </w:r>
-      <w:proofErr w:type="spellEnd"/>
-      <w:r>
         <w:t> package.</w:t>
       </w:r>
     </w:p>
     <w:p>
       <w:pPr>
-        <w:spacing w:after="0"/>
+        <w:spacing w:after="0" w:line="240" w:lineRule="auto"/>
         <w:rPr>
           <w:b/>
           <w:bCs/>
@@ -2410,25 +2178,7 @@
                 <w:lang w:val="en-IN"/>
               </w:rPr>
               <w:br/>
-              <w:t xml:space="preserve">    void </w:t>
-            </w:r>
-            <w:proofErr w:type="gramStart"/>
-            <w:r>
-              <w:rPr>
-                <w:sz w:val="16"/>
-                <w:szCs w:val="16"/>
-                <w:lang w:val="en-IN"/>
-              </w:rPr>
-              <w:t>sound(</w:t>
-            </w:r>
-            <w:proofErr w:type="gramEnd"/>
-            <w:r>
-              <w:rPr>
-                <w:sz w:val="16"/>
-                <w:szCs w:val="16"/>
-                <w:lang w:val="en-IN"/>
-              </w:rPr>
-              <w:t>);</w:t>
+              <w:t xml:space="preserve">    void sound();</w:t>
             </w:r>
             <w:r>
               <w:rPr>
@@ -2476,25 +2226,7 @@
                 <w:lang w:val="en-IN"/>
               </w:rPr>
               <w:br/>
-              <w:t xml:space="preserve">    public static void </w:t>
-            </w:r>
-            <w:proofErr w:type="gramStart"/>
-            <w:r>
-              <w:rPr>
-                <w:sz w:val="16"/>
-                <w:szCs w:val="16"/>
-                <w:lang w:val="en-IN"/>
-              </w:rPr>
-              <w:t>main(String[</w:t>
-            </w:r>
-            <w:proofErr w:type="gramEnd"/>
-            <w:r>
-              <w:rPr>
-                <w:sz w:val="16"/>
-                <w:szCs w:val="16"/>
-                <w:lang w:val="en-IN"/>
-              </w:rPr>
-              <w:t xml:space="preserve">] </w:t>
+              <w:t xml:space="preserve">    public static void main(String[] </w:t>
             </w:r>
             <w:proofErr w:type="spellStart"/>
             <w:r>
@@ -2557,7 +2289,6 @@
               <w:t xml:space="preserve"> dog = new </w:t>
             </w:r>
             <w:proofErr w:type="spellStart"/>
-            <w:proofErr w:type="gramStart"/>
             <w:r>
               <w:rPr>
                 <w:b/>
@@ -2577,9 +2308,8 @@
                 <w:szCs w:val="16"/>
                 <w:lang w:val="en-IN"/>
               </w:rPr>
-              <w:t>(</w:t>
-            </w:r>
-            <w:proofErr w:type="gramEnd"/>
+              <w:t>() {</w:t>
+            </w:r>
             <w:r>
               <w:rPr>
                 <w:b/>
@@ -2588,7 +2318,8 @@
                 <w:szCs w:val="16"/>
                 <w:lang w:val="en-IN"/>
               </w:rPr>
-              <w:t>) {</w:t>
+              <w:br/>
+              <w:t xml:space="preserve">            @Override</w:t>
             </w:r>
             <w:r>
               <w:rPr>
@@ -2599,40 +2330,7 @@
                 <w:lang w:val="en-IN"/>
               </w:rPr>
               <w:br/>
-              <w:t xml:space="preserve">            @Override</w:t>
-            </w:r>
-            <w:r>
-              <w:rPr>
-                <w:b/>
-                <w:bCs/>
-                <w:sz w:val="16"/>
-                <w:szCs w:val="16"/>
-                <w:lang w:val="en-IN"/>
-              </w:rPr>
-              <w:br/>
-              <w:t xml:space="preserve">            public void </w:t>
-            </w:r>
-            <w:proofErr w:type="gramStart"/>
-            <w:r>
-              <w:rPr>
-                <w:b/>
-                <w:bCs/>
-                <w:sz w:val="16"/>
-                <w:szCs w:val="16"/>
-                <w:lang w:val="en-IN"/>
-              </w:rPr>
-              <w:t>sound(</w:t>
-            </w:r>
-            <w:proofErr w:type="gramEnd"/>
-            <w:r>
-              <w:rPr>
-                <w:b/>
-                <w:bCs/>
-                <w:sz w:val="16"/>
-                <w:szCs w:val="16"/>
-                <w:lang w:val="en-IN"/>
-              </w:rPr>
-              <w:t>) {</w:t>
+              <w:t xml:space="preserve">            public void sound() {</w:t>
             </w:r>
             <w:r>
               <w:rPr>
@@ -2687,9 +2385,8 @@
                 <w:szCs w:val="16"/>
                 <w:lang w:val="en-IN"/>
               </w:rPr>
-              <w:t xml:space="preserve">("Bow </w:t>
-            </w:r>
-            <w:proofErr w:type="gramStart"/>
+              <w:t>("Bow Bow..!");</w:t>
+            </w:r>
             <w:r>
               <w:rPr>
                 <w:b/>
@@ -2698,9 +2395,9 @@
                 <w:szCs w:val="16"/>
                 <w:lang w:val="en-IN"/>
               </w:rPr>
-              <w:t>Bow..!</w:t>
-            </w:r>
-            <w:proofErr w:type="gramEnd"/>
+              <w:br/>
+              <w:t xml:space="preserve">            }</w:t>
+            </w:r>
             <w:r>
               <w:rPr>
                 <w:b/>
@@ -2709,63 +2406,8 @@
                 <w:szCs w:val="16"/>
                 <w:lang w:val="en-IN"/>
               </w:rPr>
-              <w:t>");</w:t>
-            </w:r>
-            <w:r>
-              <w:rPr>
-                <w:b/>
-                <w:bCs/>
-                <w:sz w:val="16"/>
-                <w:szCs w:val="16"/>
-                <w:lang w:val="en-IN"/>
-              </w:rPr>
               <w:br/>
-              <w:t xml:space="preserve">          </w:t>
-            </w:r>
-            <w:proofErr w:type="gramStart"/>
-            <w:r>
-              <w:rPr>
-                <w:b/>
-                <w:bCs/>
-                <w:sz w:val="16"/>
-                <w:szCs w:val="16"/>
-                <w:lang w:val="en-IN"/>
-              </w:rPr>
-              <w:t xml:space="preserve">  }</w:t>
-            </w:r>
-            <w:proofErr w:type="gramEnd"/>
-            <w:r>
-              <w:rPr>
-                <w:b/>
-                <w:bCs/>
-                <w:sz w:val="16"/>
-                <w:szCs w:val="16"/>
-                <w:lang w:val="en-IN"/>
-              </w:rPr>
-              <w:br/>
-              <w:t xml:space="preserve">      </w:t>
-            </w:r>
-            <w:proofErr w:type="gramStart"/>
-            <w:r>
-              <w:rPr>
-                <w:b/>
-                <w:bCs/>
-                <w:sz w:val="16"/>
-                <w:szCs w:val="16"/>
-                <w:lang w:val="en-IN"/>
-              </w:rPr>
-              <w:t xml:space="preserve">  }</w:t>
-            </w:r>
-            <w:proofErr w:type="gramEnd"/>
-            <w:r>
-              <w:rPr>
-                <w:b/>
-                <w:bCs/>
-                <w:sz w:val="16"/>
-                <w:szCs w:val="16"/>
-                <w:lang w:val="en-IN"/>
-              </w:rPr>
-              <w:t>;</w:t>
+              <w:t xml:space="preserve">        };</w:t>
             </w:r>
           </w:p>
           <w:p>
@@ -2822,25 +2464,7 @@
                 <w:lang w:val="en-IN"/>
               </w:rPr>
               <w:br/>
-              <w:t xml:space="preserve">    public static void </w:t>
-            </w:r>
-            <w:proofErr w:type="gramStart"/>
-            <w:r>
-              <w:rPr>
-                <w:sz w:val="16"/>
-                <w:szCs w:val="16"/>
-                <w:lang w:val="en-IN"/>
-              </w:rPr>
-              <w:t>main(String[</w:t>
-            </w:r>
-            <w:proofErr w:type="gramEnd"/>
-            <w:r>
-              <w:rPr>
-                <w:sz w:val="16"/>
-                <w:szCs w:val="16"/>
-                <w:lang w:val="en-IN"/>
-              </w:rPr>
-              <w:t xml:space="preserve">] </w:t>
+              <w:t xml:space="preserve">    public static void main(String[] </w:t>
             </w:r>
             <w:proofErr w:type="spellStart"/>
             <w:r>
@@ -2971,9 +2595,8 @@
                 <w:highlight w:val="yellow"/>
                 <w:lang w:val="en-IN"/>
               </w:rPr>
-              <w:t xml:space="preserve">("Bow </w:t>
-            </w:r>
-            <w:proofErr w:type="gramStart"/>
+              <w:t>("Bow Bow....!");</w:t>
+            </w:r>
             <w:r>
               <w:rPr>
                 <w:b/>
@@ -2983,20 +2606,20 @@
                 <w:highlight w:val="yellow"/>
                 <w:lang w:val="en-IN"/>
               </w:rPr>
-              <w:t>Bow....!</w:t>
-            </w:r>
-            <w:proofErr w:type="gramEnd"/>
-            <w:r>
+              <w:br/>
+              <w:t xml:space="preserve">        };</w:t>
+            </w:r>
+          </w:p>
+          <w:p>
+            <w:pPr>
               <w:rPr>
                 <w:b/>
                 <w:bCs/>
                 <w:sz w:val="16"/>
                 <w:szCs w:val="16"/>
-                <w:highlight w:val="yellow"/>
-                <w:lang w:val="en-IN"/>
-              </w:rPr>
-              <w:t>");</w:t>
-            </w:r>
+                <w:lang w:val="en-IN"/>
+              </w:rPr>
+            </w:pPr>
             <w:r>
               <w:rPr>
                 <w:b/>
@@ -3006,10 +2629,9 @@
                 <w:highlight w:val="yellow"/>
                 <w:lang w:val="en-IN"/>
               </w:rPr>
-              <w:br/>
-              <w:t xml:space="preserve">      </w:t>
-            </w:r>
-            <w:proofErr w:type="gramStart"/>
+              <w:t xml:space="preserve">       </w:t>
+            </w:r>
+            <w:proofErr w:type="spellStart"/>
             <w:r>
               <w:rPr>
                 <w:b/>
@@ -3019,57 +2641,9 @@
                 <w:highlight w:val="yellow"/>
                 <w:lang w:val="en-IN"/>
               </w:rPr>
-              <w:t xml:space="preserve">  }</w:t>
-            </w:r>
-            <w:proofErr w:type="gramEnd"/>
-            <w:r>
-              <w:rPr>
-                <w:b/>
-                <w:bCs/>
-                <w:sz w:val="16"/>
-                <w:szCs w:val="16"/>
-                <w:highlight w:val="yellow"/>
-                <w:lang w:val="en-IN"/>
-              </w:rPr>
-              <w:t>;</w:t>
-            </w:r>
-          </w:p>
-          <w:p>
-            <w:pPr>
-              <w:rPr>
-                <w:b/>
-                <w:bCs/>
-                <w:sz w:val="16"/>
-                <w:szCs w:val="16"/>
-                <w:lang w:val="en-IN"/>
-              </w:rPr>
-            </w:pPr>
-            <w:r>
-              <w:rPr>
-                <w:b/>
-                <w:bCs/>
-                <w:sz w:val="16"/>
-                <w:szCs w:val="16"/>
-                <w:highlight w:val="yellow"/>
-                <w:lang w:val="en-IN"/>
-              </w:rPr>
-              <w:t xml:space="preserve">       </w:t>
-            </w:r>
-            <w:proofErr w:type="spellStart"/>
-            <w:proofErr w:type="gramStart"/>
-            <w:r>
-              <w:rPr>
-                <w:b/>
-                <w:bCs/>
-                <w:sz w:val="16"/>
-                <w:szCs w:val="16"/>
-                <w:highlight w:val="yellow"/>
-                <w:lang w:val="en-IN"/>
-              </w:rPr>
               <w:t>dog.sound</w:t>
             </w:r>
             <w:proofErr w:type="spellEnd"/>
-            <w:proofErr w:type="gramEnd"/>
             <w:r>
               <w:rPr>
                 <w:b/>
@@ -3122,36 +2696,35 @@
     </w:tbl>
     <w:p>
       <w:pPr>
-        <w:spacing w:after="0"/>
-        <w:rPr>
-          <w:b/>
-          <w:bCs/>
-          <w:lang w:val="en-IN"/>
-        </w:rPr>
-      </w:pPr>
-    </w:p>
-    <w:p>
-      <w:pPr>
-        <w:spacing w:after="0"/>
-        <w:rPr>
-          <w:b/>
-          <w:bCs/>
-          <w:lang w:val="en-IN"/>
-        </w:rPr>
-      </w:pPr>
-      <w:r>
-        <w:rPr>
-          <w:b/>
-          <w:bCs/>
-          <w:lang w:val="en-IN"/>
-        </w:rPr>
-        <w:lastRenderedPageBreak/>
+        <w:spacing w:after="0" w:line="240" w:lineRule="auto"/>
+        <w:rPr>
+          <w:b/>
+          <w:bCs/>
+          <w:lang w:val="en-IN"/>
+        </w:rPr>
+      </w:pPr>
+    </w:p>
+    <w:p>
+      <w:pPr>
+        <w:spacing w:after="0" w:line="240" w:lineRule="auto"/>
+        <w:rPr>
+          <w:b/>
+          <w:bCs/>
+          <w:lang w:val="en-IN"/>
+        </w:rPr>
+      </w:pPr>
+      <w:r>
+        <w:rPr>
+          <w:b/>
+          <w:bCs/>
+          <w:lang w:val="en-IN"/>
+        </w:rPr>
         <w:t>2) @FunctionalInterface Annotation</w:t>
       </w:r>
     </w:p>
     <w:p>
       <w:pPr>
-        <w:spacing w:after="0"/>
+        <w:spacing w:after="0" w:line="240" w:lineRule="auto"/>
         <w:rPr>
           <w:lang w:val="en-IN"/>
         </w:rPr>
@@ -3168,21 +2741,7 @@
         <w:rPr>
           <w:lang w:val="en-IN"/>
         </w:rPr>
-        <w:t xml:space="preserve"> annotation is introduced in Java 8 to represent functional interfaces. Although, it is not compulsory to write functional interface using this annotation. </w:t>
-      </w:r>
-      <w:proofErr w:type="gramStart"/>
-      <w:r>
-        <w:rPr>
-          <w:lang w:val="en-IN"/>
-        </w:rPr>
-        <w:t>But,</w:t>
-      </w:r>
-      <w:proofErr w:type="gramEnd"/>
-      <w:r>
-        <w:rPr>
-          <w:lang w:val="en-IN"/>
-        </w:rPr>
-        <w:t xml:space="preserve"> if you are using </w:t>
+        <w:t> annotation is introduced in Java 8 to represent functional interfaces. Although, it is not compulsory to write functional interface using this annotation. But, if you are using </w:t>
       </w:r>
       <w:r>
         <w:rPr>
@@ -3201,12 +2760,12 @@
     </w:p>
     <w:p>
       <w:pPr>
-        <w:spacing w:after="0"/>
-      </w:pPr>
-    </w:p>
-    <w:p>
-      <w:pPr>
-        <w:spacing w:after="0"/>
+        <w:spacing w:after="0" w:line="240" w:lineRule="auto"/>
+      </w:pPr>
+    </w:p>
+    <w:p>
+      <w:pPr>
+        <w:spacing w:after="0" w:line="240" w:lineRule="auto"/>
         <w:rPr>
           <w:b/>
           <w:bCs/>
@@ -3222,23 +2781,13 @@
         <w:t xml:space="preserve">3) </w:t>
       </w:r>
       <w:proofErr w:type="spellStart"/>
-      <w:proofErr w:type="gramStart"/>
-      <w:r>
-        <w:rPr>
-          <w:b/>
-          <w:bCs/>
-          <w:lang w:val="en-IN"/>
-        </w:rPr>
-        <w:t>java.util</w:t>
-      </w:r>
-      <w:proofErr w:type="gramEnd"/>
-      <w:r>
-        <w:rPr>
-          <w:b/>
-          <w:bCs/>
-          <w:lang w:val="en-IN"/>
-        </w:rPr>
-        <w:t>.function</w:t>
+      <w:r>
+        <w:rPr>
+          <w:b/>
+          <w:bCs/>
+          <w:lang w:val="en-IN"/>
+        </w:rPr>
+        <w:t>java.util.function</w:t>
       </w:r>
       <w:proofErr w:type="spellEnd"/>
       <w:r>
@@ -3252,7 +2801,7 @@
     </w:p>
     <w:p>
       <w:pPr>
-        <w:spacing w:after="0"/>
+        <w:spacing w:after="0" w:line="240" w:lineRule="auto"/>
         <w:rPr>
           <w:lang w:val="en-IN"/>
         </w:rPr>
@@ -3264,23 +2813,13 @@
         <w:t>All Java 8 functional interfaces are organised in </w:t>
       </w:r>
       <w:proofErr w:type="spellStart"/>
-      <w:proofErr w:type="gramStart"/>
       <w:r>
         <w:rPr>
           <w:i/>
           <w:iCs/>
           <w:lang w:val="en-IN"/>
         </w:rPr>
-        <w:t>java.util</w:t>
-      </w:r>
-      <w:proofErr w:type="gramEnd"/>
-      <w:r>
-        <w:rPr>
-          <w:i/>
-          <w:iCs/>
-          <w:lang w:val="en-IN"/>
-        </w:rPr>
-        <w:t>.function</w:t>
+        <w:t>java.util.function</w:t>
       </w:r>
       <w:proofErr w:type="spellEnd"/>
       <w:r>
@@ -3292,20 +2831,21 @@
     </w:p>
     <w:p>
       <w:pPr>
-        <w:spacing w:after="0"/>
-      </w:pPr>
-    </w:p>
-    <w:p>
-      <w:pPr>
-        <w:spacing w:after="0"/>
-      </w:pPr>
-      <w:r>
+        <w:spacing w:after="0" w:line="240" w:lineRule="auto"/>
+      </w:pPr>
+    </w:p>
+    <w:p>
+      <w:pPr>
+        <w:spacing w:after="0" w:line="240" w:lineRule="auto"/>
+      </w:pPr>
+      <w:r>
+        <w:lastRenderedPageBreak/>
         <w:t>Below table shows the list of all Java 8 functional interfaces along with their abstract method, which operation they represent and when to use them?</w:t>
       </w:r>
     </w:p>
     <w:p>
       <w:pPr>
-        <w:spacing w:after="0"/>
+        <w:spacing w:after="0" w:line="240" w:lineRule="auto"/>
       </w:pPr>
       <w:r>
         <w:rPr>
@@ -3363,79 +2903,64 @@
     </w:p>
     <w:p>
       <w:pPr>
-        <w:spacing w:after="0"/>
-      </w:pPr>
-    </w:p>
-    <w:p>
-      <w:pPr>
-        <w:spacing w:after="0"/>
-      </w:pPr>
-    </w:p>
-    <w:p>
-      <w:pPr>
-        <w:spacing w:after="0"/>
-      </w:pPr>
-    </w:p>
-    <w:p>
-      <w:pPr>
-        <w:spacing w:after="0"/>
-      </w:pPr>
-    </w:p>
-    <w:p>
-      <w:pPr>
-        <w:spacing w:after="0"/>
-      </w:pPr>
-    </w:p>
-    <w:p>
-      <w:pPr>
-        <w:spacing w:after="0"/>
-      </w:pPr>
-    </w:p>
-    <w:p>
-      <w:pPr>
-        <w:spacing w:after="0"/>
-        <w:rPr>
-          <w:b/>
-          <w:bCs/>
-          <w:lang w:val="en-IN"/>
-        </w:rPr>
-      </w:pPr>
-      <w:r>
-        <w:rPr>
-          <w:b/>
-          <w:bCs/>
-          <w:lang w:val="en-IN"/>
-        </w:rPr>
-        <w:lastRenderedPageBreak/>
+        <w:spacing w:after="0" w:line="240" w:lineRule="auto"/>
+      </w:pPr>
+    </w:p>
+    <w:p>
+      <w:pPr>
+        <w:spacing w:after="0" w:line="240" w:lineRule="auto"/>
+      </w:pPr>
+    </w:p>
+    <w:p>
+      <w:pPr>
+        <w:spacing w:after="0" w:line="240" w:lineRule="auto"/>
+      </w:pPr>
+    </w:p>
+    <w:p>
+      <w:pPr>
+        <w:spacing w:after="0" w:line="240" w:lineRule="auto"/>
+      </w:pPr>
+    </w:p>
+    <w:p>
+      <w:pPr>
+        <w:spacing w:after="0" w:line="240" w:lineRule="auto"/>
+      </w:pPr>
+    </w:p>
+    <w:p>
+      <w:pPr>
+        <w:spacing w:after="0" w:line="240" w:lineRule="auto"/>
+      </w:pPr>
+    </w:p>
+    <w:p>
+      <w:pPr>
+        <w:spacing w:after="0" w:line="240" w:lineRule="auto"/>
+        <w:rPr>
+          <w:b/>
+          <w:bCs/>
+          <w:lang w:val="en-IN"/>
+        </w:rPr>
+      </w:pPr>
+      <w:r>
+        <w:rPr>
+          <w:b/>
+          <w:bCs/>
+          <w:lang w:val="en-IN"/>
+        </w:rPr>
         <w:t>Functional Interfaces Supporting Primitive Type</w:t>
       </w:r>
     </w:p>
     <w:p>
       <w:pPr>
-        <w:spacing w:after="0"/>
-        <w:rPr>
-          <w:lang w:val="en-IN"/>
-        </w:rPr>
-      </w:pPr>
-      <w:r>
-        <w:rPr>
-          <w:lang w:val="en-IN"/>
-        </w:rPr>
-        <w:t xml:space="preserve">Java 8 has also introduced functional interfaces which support primitive types. For </w:t>
-      </w:r>
-      <w:proofErr w:type="gramStart"/>
-      <w:r>
-        <w:rPr>
-          <w:lang w:val="en-IN"/>
-        </w:rPr>
-        <w:t>example</w:t>
-      </w:r>
-      <w:proofErr w:type="gramEnd"/>
-      <w:r>
-        <w:rPr>
-          <w:lang w:val="en-IN"/>
-        </w:rPr>
-        <w:t> </w:t>
+        <w:spacing w:after="0" w:line="240" w:lineRule="auto"/>
+        <w:rPr>
+          <w:lang w:val="en-IN"/>
+        </w:rPr>
+      </w:pPr>
+      <w:r>
+        <w:rPr>
+          <w:lang w:val="en-IN"/>
+        </w:rPr>
+        <w:t>Java 8 has also introduced functional interfaces which support primitive types. For example </w:t>
       </w:r>
       <w:proofErr w:type="spellStart"/>
       <w:r>
@@ -3488,7 +3013,7 @@
     </w:p>
     <w:p>
       <w:pPr>
-        <w:spacing w:after="0"/>
+        <w:spacing w:after="0" w:line="240" w:lineRule="auto"/>
         <w:rPr>
           <w:lang w:val="en-IN"/>
         </w:rPr>
@@ -3560,94 +3085,2010 @@
     </w:p>
     <w:p>
       <w:pPr>
-        <w:spacing w:after="0"/>
-      </w:pPr>
-    </w:p>
-    <w:p>
-      <w:pPr>
-        <w:spacing w:after="0"/>
-      </w:pPr>
-    </w:p>
-    <w:p>
-      <w:pPr>
-        <w:spacing w:after="0"/>
-      </w:pPr>
-    </w:p>
-    <w:p>
-      <w:pPr>
-        <w:spacing w:after="0"/>
-      </w:pPr>
-    </w:p>
-    <w:p>
-      <w:pPr>
-        <w:spacing w:after="0"/>
-      </w:pPr>
-    </w:p>
-    <w:p>
-      <w:pPr>
-        <w:spacing w:after="0"/>
-      </w:pPr>
-    </w:p>
-    <w:p>
-      <w:pPr>
-        <w:spacing w:after="0"/>
-      </w:pPr>
-    </w:p>
-    <w:p>
-      <w:pPr>
-        <w:spacing w:after="0"/>
-      </w:pPr>
-    </w:p>
-    <w:p>
-      <w:pPr>
-        <w:spacing w:after="0"/>
-      </w:pPr>
-    </w:p>
-    <w:p>
-      <w:pPr>
-        <w:spacing w:after="0"/>
-      </w:pPr>
-    </w:p>
-    <w:p>
-      <w:pPr>
-        <w:spacing w:after="0"/>
-      </w:pPr>
-    </w:p>
-    <w:p>
-      <w:pPr>
-        <w:spacing w:after="0"/>
-      </w:pPr>
-    </w:p>
-    <w:p>
-      <w:pPr>
-        <w:spacing w:after="0"/>
-      </w:pPr>
-    </w:p>
-    <w:p>
-      <w:pPr>
-        <w:spacing w:after="0"/>
-      </w:pPr>
-    </w:p>
-    <w:p>
-      <w:pPr>
-        <w:spacing w:after="0"/>
-      </w:pPr>
-    </w:p>
-    <w:p>
-      <w:pPr>
-        <w:spacing w:after="0"/>
-      </w:pPr>
-    </w:p>
-    <w:p>
-      <w:pPr>
-        <w:spacing w:after="0"/>
-      </w:pPr>
-    </w:p>
-    <w:p>
-      <w:pPr>
-        <w:spacing w:after="0"/>
-      </w:pPr>
-      <w:hyperlink r:id="rId9" w:history="1">
+        <w:spacing w:after="0" w:line="240" w:lineRule="auto"/>
+      </w:pPr>
+    </w:p>
+    <w:p>
+      <w:pPr>
+        <w:spacing w:after="0" w:line="240" w:lineRule="auto"/>
+      </w:pPr>
+    </w:p>
+    <w:p>
+      <w:pPr>
+        <w:spacing w:after="0" w:line="240" w:lineRule="auto"/>
+        <w:rPr>
+          <w:b/>
+          <w:bCs/>
+          <w:lang w:val="en-IN"/>
+        </w:rPr>
+      </w:pPr>
+      <w:r>
+        <w:rPr>
+          <w:b/>
+          <w:bCs/>
+          <w:lang w:val="en-IN"/>
+        </w:rPr>
+        <w:t>Java 8 Lambda Expressions</w:t>
+      </w:r>
+      <w:r>
+        <w:rPr>
+          <w:b/>
+          <w:bCs/>
+          <w:lang w:val="en-IN"/>
+        </w:rPr>
+        <w:t>:</w:t>
+      </w:r>
+    </w:p>
+    <w:p>
+      <w:pPr>
+        <w:spacing w:after="0" w:line="240" w:lineRule="auto"/>
+        <w:rPr>
+          <w:lang w:val="en-IN"/>
+        </w:rPr>
+      </w:pPr>
+      <w:r>
+        <w:rPr>
+          <w:b/>
+          <w:bCs/>
+          <w:lang w:val="en-IN"/>
+        </w:rPr>
+        <w:t>1) Definition</w:t>
+      </w:r>
+    </w:p>
+    <w:p>
+      <w:pPr>
+        <w:spacing w:after="0" w:line="240" w:lineRule="auto"/>
+        <w:rPr>
+          <w:lang w:val="en-IN"/>
+        </w:rPr>
+      </w:pPr>
+      <w:r>
+        <w:rPr>
+          <w:lang w:val="en-IN"/>
+        </w:rPr>
+        <w:t xml:space="preserve">Java 8 Lambda Expressions can be defined as methods without names </w:t>
+      </w:r>
+      <w:proofErr w:type="spellStart"/>
+      <w:r>
+        <w:rPr>
+          <w:lang w:val="en-IN"/>
+        </w:rPr>
+        <w:t>i.e</w:t>
+      </w:r>
+      <w:proofErr w:type="spellEnd"/>
+      <w:r>
+        <w:rPr>
+          <w:lang w:val="en-IN"/>
+        </w:rPr>
+        <w:t xml:space="preserve"> anonymous functions. Like methods, they can have parameters, a body, a return type and possible list of exceptions that can be thrown. But unlike methods, neither they have names nor they are associated with any particular class.</w:t>
+      </w:r>
+    </w:p>
+    <w:p>
+      <w:pPr>
+        <w:spacing w:after="0" w:line="240" w:lineRule="auto"/>
+        <w:rPr>
+          <w:lang w:val="en-IN"/>
+        </w:rPr>
+      </w:pPr>
+      <w:r>
+        <w:rPr>
+          <w:b/>
+          <w:bCs/>
+          <w:lang w:val="en-IN"/>
+        </w:rPr>
+        <w:lastRenderedPageBreak/>
+        <w:t>2) Lambda Syntax</w:t>
+      </w:r>
+    </w:p>
+    <w:p>
+      <w:pPr>
+        <w:spacing w:after="0" w:line="240" w:lineRule="auto"/>
+        <w:rPr>
+          <w:lang w:val="en-IN"/>
+        </w:rPr>
+      </w:pPr>
+      <w:r>
+        <w:rPr>
+          <w:lang w:val="en-IN"/>
+        </w:rPr>
+        <w:t>(Parameters) -&gt; Expression</w:t>
+      </w:r>
+    </w:p>
+    <w:p>
+      <w:pPr>
+        <w:spacing w:after="0" w:line="240" w:lineRule="auto"/>
+        <w:rPr>
+          <w:lang w:val="en-IN"/>
+        </w:rPr>
+      </w:pPr>
+      <w:r>
+        <w:rPr>
+          <w:lang w:val="en-IN"/>
+        </w:rPr>
+        <w:t>OR</w:t>
+      </w:r>
+    </w:p>
+    <w:p>
+      <w:pPr>
+        <w:spacing w:after="0" w:line="240" w:lineRule="auto"/>
+        <w:rPr>
+          <w:lang w:val="en-IN"/>
+        </w:rPr>
+      </w:pPr>
+      <w:r>
+        <w:rPr>
+          <w:lang w:val="en-IN"/>
+        </w:rPr>
+        <w:t>(Parameters) -&gt; { Statements }</w:t>
+      </w:r>
+    </w:p>
+    <w:p>
+      <w:pPr>
+        <w:spacing w:after="0" w:line="240" w:lineRule="auto"/>
+        <w:rPr>
+          <w:lang w:val="en-IN"/>
+        </w:rPr>
+      </w:pPr>
+      <w:r>
+        <w:rPr>
+          <w:lang w:val="en-IN"/>
+        </w:rPr>
+        <w:t>Lambda syntax consist of three parts – list of parameters, an arrow mark and a body. The body of a lambda can be an expression or a set of statements. If it is set of statements, they must be enclosed within curly braces { }. Return type and possible list of exceptions that can be thrown are not explicitly mentioned in a lambda. They are implicitly applied.</w:t>
+      </w:r>
+    </w:p>
+    <w:p>
+      <w:pPr>
+        <w:spacing w:after="0" w:line="240" w:lineRule="auto"/>
+        <w:rPr>
+          <w:lang w:val="en-IN"/>
+        </w:rPr>
+      </w:pPr>
+    </w:p>
+    <w:p>
+      <w:pPr>
+        <w:spacing w:after="0" w:line="240" w:lineRule="auto"/>
+      </w:pPr>
+      <w:r>
+        <w:rPr>
+          <w:b/>
+          <w:bCs/>
+          <w:lang w:val="en-IN"/>
+        </w:rPr>
+        <w:t>https://javaconceptoftheday.com/java-8-lambda-expressions/</w:t>
+      </w:r>
+      <w:r>
+        <w:rPr>
+          <w:noProof/>
+        </w:rPr>
+        <w:drawing>
+          <wp:inline distT="0" distB="0" distL="0" distR="0" wp14:anchorId="23C4F76C" wp14:editId="0B1BE8E3">
+            <wp:extent cx="6574155" cy="2916555"/>
+            <wp:effectExtent l="0" t="0" r="0" b="0"/>
+            <wp:docPr id="385740079" name="Picture 1" descr="Java 8 Lambda Expressions"/>
+            <wp:cNvGraphicFramePr>
+              <a:graphicFrameLocks xmlns:a="http://schemas.openxmlformats.org/drawingml/2006/main" noChangeAspect="1"/>
+            </wp:cNvGraphicFramePr>
+            <a:graphic xmlns:a="http://schemas.openxmlformats.org/drawingml/2006/main">
+              <a:graphicData uri="http://schemas.openxmlformats.org/drawingml/2006/picture">
+                <pic:pic xmlns:pic="http://schemas.openxmlformats.org/drawingml/2006/picture">
+                  <pic:nvPicPr>
+                    <pic:cNvPr id="0" name="Picture 1" descr="Java 8 Lambda Expressions"/>
+                    <pic:cNvPicPr>
+                      <a:picLocks noChangeAspect="1" noChangeArrowheads="1"/>
+                    </pic:cNvPicPr>
+                  </pic:nvPicPr>
+                  <pic:blipFill>
+                    <a:blip r:embed="rId9">
+                      <a:extLst>
+                        <a:ext uri="{28A0092B-C50C-407E-A947-70E740481C1C}">
+                          <a14:useLocalDpi xmlns:a14="http://schemas.microsoft.com/office/drawing/2010/main" val="0"/>
+                        </a:ext>
+                      </a:extLst>
+                    </a:blip>
+                    <a:srcRect/>
+                    <a:stretch>
+                      <a:fillRect/>
+                    </a:stretch>
+                  </pic:blipFill>
+                  <pic:spPr bwMode="auto">
+                    <a:xfrm>
+                      <a:off x="0" y="0"/>
+                      <a:ext cx="6574155" cy="2916555"/>
+                    </a:xfrm>
+                    <a:prstGeom prst="rect">
+                      <a:avLst/>
+                    </a:prstGeom>
+                    <a:noFill/>
+                    <a:ln>
+                      <a:noFill/>
+                    </a:ln>
+                  </pic:spPr>
+                </pic:pic>
+              </a:graphicData>
+            </a:graphic>
+          </wp:inline>
+        </w:drawing>
+      </w:r>
+    </w:p>
+    <w:p>
+      <w:pPr>
+        <w:spacing w:after="0" w:line="240" w:lineRule="auto"/>
+      </w:pPr>
+    </w:p>
+    <w:p>
+      <w:pPr>
+        <w:spacing w:after="0" w:line="240" w:lineRule="auto"/>
+        <w:rPr>
+          <w:b/>
+          <w:bCs/>
+          <w:lang w:val="en-IN"/>
+        </w:rPr>
+      </w:pPr>
+    </w:p>
+    <w:p>
+      <w:pPr>
+        <w:spacing w:after="0" w:line="240" w:lineRule="auto"/>
+        <w:rPr>
+          <w:b/>
+          <w:bCs/>
+          <w:lang w:val="en-IN"/>
+        </w:rPr>
+      </w:pPr>
+    </w:p>
+    <w:p>
+      <w:pPr>
+        <w:spacing w:after="0" w:line="240" w:lineRule="auto"/>
+        <w:rPr>
+          <w:b/>
+          <w:bCs/>
+          <w:lang w:val="en-IN"/>
+        </w:rPr>
+      </w:pPr>
+    </w:p>
+    <w:p>
+      <w:pPr>
+        <w:spacing w:after="0" w:line="240" w:lineRule="auto"/>
+        <w:rPr>
+          <w:b/>
+          <w:bCs/>
+          <w:lang w:val="en-IN"/>
+        </w:rPr>
+      </w:pPr>
+    </w:p>
+    <w:p>
+      <w:pPr>
+        <w:spacing w:after="0" w:line="240" w:lineRule="auto"/>
+        <w:rPr>
+          <w:b/>
+          <w:bCs/>
+          <w:lang w:val="en-IN"/>
+        </w:rPr>
+      </w:pPr>
+    </w:p>
+    <w:p>
+      <w:pPr>
+        <w:spacing w:after="0" w:line="240" w:lineRule="auto"/>
+        <w:rPr>
+          <w:b/>
+          <w:bCs/>
+          <w:lang w:val="en-IN"/>
+        </w:rPr>
+      </w:pPr>
+    </w:p>
+    <w:p>
+      <w:pPr>
+        <w:spacing w:after="0" w:line="240" w:lineRule="auto"/>
+        <w:rPr>
+          <w:b/>
+          <w:bCs/>
+          <w:lang w:val="en-IN"/>
+        </w:rPr>
+      </w:pPr>
+    </w:p>
+    <w:p>
+      <w:pPr>
+        <w:spacing w:after="0" w:line="240" w:lineRule="auto"/>
+        <w:rPr>
+          <w:b/>
+          <w:bCs/>
+          <w:lang w:val="en-IN"/>
+        </w:rPr>
+      </w:pPr>
+    </w:p>
+    <w:p>
+      <w:pPr>
+        <w:spacing w:after="0" w:line="240" w:lineRule="auto"/>
+        <w:rPr>
+          <w:b/>
+          <w:bCs/>
+          <w:lang w:val="en-IN"/>
+        </w:rPr>
+      </w:pPr>
+      <w:r>
+        <w:rPr>
+          <w:b/>
+          <w:bCs/>
+          <w:lang w:val="en-IN"/>
+        </w:rPr>
+        <w:t>Java 8 Interface Changes : Default Methods And Static Methods</w:t>
+      </w:r>
+    </w:p>
+    <w:p>
+      <w:pPr>
+        <w:spacing w:after="0" w:line="240" w:lineRule="auto"/>
+      </w:pPr>
+      <w:r>
+        <w:t>It has been a tough task for Java API developers to add new methods to current interfaces. Because, even if you add a single abstract method to an interface, all existing implementations of that interface have to be updated with implementation of new method. What if there exist hundreds or thousands of implementations of an interface? Even worse, What if you don’t have control over all of those implementations? To overcome such overhead, new features are introduced to interfaces from Java 8. They are default methods and static methods. In this article, we will see these new Java 8 Interface Changes.</w:t>
+      </w:r>
+    </w:p>
+    <w:p>
+      <w:pPr>
+        <w:spacing w:after="0" w:line="240" w:lineRule="auto"/>
+      </w:pPr>
+    </w:p>
+    <w:p>
+      <w:pPr>
+        <w:spacing w:after="0" w:line="240" w:lineRule="auto"/>
+        <w:rPr>
+          <w:b/>
+          <w:bCs/>
+          <w:lang w:val="en-IN"/>
+        </w:rPr>
+      </w:pPr>
+      <w:r>
+        <w:rPr>
+          <w:b/>
+          <w:bCs/>
+          <w:lang w:val="en-IN"/>
+        </w:rPr>
+        <w:t>Java 8 Interface Changes</w:t>
+      </w:r>
+    </w:p>
+    <w:p>
+      <w:pPr>
+        <w:spacing w:after="0" w:line="240" w:lineRule="auto"/>
+        <w:rPr>
+          <w:lang w:val="en-IN"/>
+        </w:rPr>
+      </w:pPr>
+      <w:r>
+        <w:rPr>
+          <w:lang w:val="en-IN"/>
+        </w:rPr>
+        <w:t xml:space="preserve">From Java 8, interfaces can also have concrete methods </w:t>
+      </w:r>
+      <w:proofErr w:type="spellStart"/>
+      <w:r>
+        <w:rPr>
+          <w:lang w:val="en-IN"/>
+        </w:rPr>
+        <w:t>i.e</w:t>
+      </w:r>
+      <w:proofErr w:type="spellEnd"/>
+      <w:r>
+        <w:rPr>
+          <w:lang w:val="en-IN"/>
+        </w:rPr>
+        <w:t xml:space="preserve"> methods with body along with abstract methods. This is the major change introduced to interfaces in Java 8 to help Java API developers to update and maintain the interfaces. The interfaces can have concrete methods either in the form of default methods or static methods.</w:t>
+      </w:r>
+    </w:p>
+    <w:p>
+      <w:pPr>
+        <w:spacing w:after="0" w:line="240" w:lineRule="auto"/>
+        <w:rPr>
+          <w:b/>
+          <w:bCs/>
+          <w:lang w:val="en-IN"/>
+        </w:rPr>
+      </w:pPr>
+      <w:r>
+        <w:rPr>
+          <w:b/>
+          <w:bCs/>
+          <w:lang w:val="en-IN"/>
+        </w:rPr>
+        <w:t>A) Default Methods</w:t>
+      </w:r>
+    </w:p>
+    <w:p>
+      <w:pPr>
+        <w:spacing w:after="0" w:line="240" w:lineRule="auto"/>
+        <w:rPr>
+          <w:b/>
+          <w:bCs/>
+          <w:lang w:val="en-IN"/>
+        </w:rPr>
+      </w:pPr>
+      <w:r>
+        <w:rPr>
+          <w:b/>
+          <w:bCs/>
+          <w:lang w:val="en-IN"/>
+        </w:rPr>
+        <w:t>1) Definition With Example</w:t>
+      </w:r>
+    </w:p>
+    <w:p>
+      <w:pPr>
+        <w:spacing w:after="0" w:line="240" w:lineRule="auto"/>
+        <w:rPr>
+          <w:lang w:val="en-IN"/>
+        </w:rPr>
+      </w:pPr>
+      <w:r>
+        <w:rPr>
+          <w:lang w:val="en-IN"/>
+        </w:rPr>
+        <w:t xml:space="preserve">Default methods of an interface are the concrete methods </w:t>
+      </w:r>
+      <w:proofErr w:type="spellStart"/>
+      <w:r>
+        <w:rPr>
+          <w:lang w:val="en-IN"/>
+        </w:rPr>
+        <w:t>i.e</w:t>
+      </w:r>
+      <w:proofErr w:type="spellEnd"/>
+      <w:r>
+        <w:rPr>
+          <w:lang w:val="en-IN"/>
+        </w:rPr>
+        <w:t xml:space="preserve"> methods with body for which implementing classes need not to give implementation. They inherit default implementation. Default methods start with the modifier </w:t>
+      </w:r>
+      <w:r>
+        <w:rPr>
+          <w:i/>
+          <w:iCs/>
+          <w:lang w:val="en-IN"/>
+        </w:rPr>
+        <w:t>default</w:t>
+      </w:r>
+      <w:r>
+        <w:rPr>
+          <w:lang w:val="en-IN"/>
+        </w:rPr>
+        <w:t>.</w:t>
+      </w:r>
+    </w:p>
+    <w:p>
+      <w:pPr>
+        <w:spacing w:after="0" w:line="240" w:lineRule="auto"/>
+      </w:pPr>
+    </w:p>
+    <w:tbl>
+      <w:tblPr>
+        <w:tblStyle w:val="TableGrid"/>
+        <w:tblW w:w="0" w:type="auto"/>
+        <w:tblLook w:val="04A0" w:firstRow="1" w:lastRow="0" w:firstColumn="1" w:lastColumn="0" w:noHBand="0" w:noVBand="1"/>
+      </w:tblPr>
+      <w:tblGrid>
+        <w:gridCol w:w="11016"/>
+      </w:tblGrid>
+      <w:tr>
+        <w:tc>
+          <w:tcPr>
+            <w:tcW w:w="11016" w:type="dxa"/>
+          </w:tcPr>
+          <w:p>
+            <w:r>
+              <w:t xml:space="preserve">interface </w:t>
+            </w:r>
+            <w:proofErr w:type="spellStart"/>
+            <w:r>
+              <w:t>InterfaceWithDefaultMethod</w:t>
+            </w:r>
+            <w:proofErr w:type="spellEnd"/>
+          </w:p>
+          <w:p>
+            <w:r>
+              <w:lastRenderedPageBreak/>
+              <w:t>{</w:t>
+            </w:r>
+          </w:p>
+          <w:p>
+            <w:r>
+              <w:t xml:space="preserve">    void </w:t>
+            </w:r>
+            <w:proofErr w:type="spellStart"/>
+            <w:r>
+              <w:t>abstractMethod</w:t>
+            </w:r>
+            <w:proofErr w:type="spellEnd"/>
+            <w:r>
+              <w:t>();           //Abstract Method</w:t>
+            </w:r>
+          </w:p>
+          <w:p>
+            <w:r>
+              <w:t xml:space="preserve">     </w:t>
+            </w:r>
+          </w:p>
+          <w:p>
+            <w:r>
+              <w:t xml:space="preserve">    default void </w:t>
+            </w:r>
+            <w:proofErr w:type="spellStart"/>
+            <w:r>
+              <w:t>defaultMethod</w:t>
+            </w:r>
+            <w:proofErr w:type="spellEnd"/>
+            <w:r>
+              <w:t>()</w:t>
+            </w:r>
+          </w:p>
+          <w:p>
+            <w:r>
+              <w:t xml:space="preserve">    {</w:t>
+            </w:r>
+          </w:p>
+          <w:p>
+            <w:r>
+              <w:t xml:space="preserve">        </w:t>
+            </w:r>
+            <w:proofErr w:type="spellStart"/>
+            <w:r>
+              <w:t>System.out.println</w:t>
+            </w:r>
+            <w:proofErr w:type="spellEnd"/>
+            <w:r>
+              <w:t>("It is a default method");</w:t>
+            </w:r>
+          </w:p>
+          <w:p>
+            <w:r>
+              <w:t xml:space="preserve">    }</w:t>
+            </w:r>
+          </w:p>
+          <w:p>
+            <w:r>
+              <w:t>}</w:t>
+            </w:r>
+          </w:p>
+          <w:p>
+            <w:r>
+              <w:t xml:space="preserve"> </w:t>
+            </w:r>
+          </w:p>
+          <w:p>
+            <w:r>
+              <w:t xml:space="preserve">class </w:t>
+            </w:r>
+            <w:proofErr w:type="spellStart"/>
+            <w:r>
+              <w:t>AnyClass</w:t>
+            </w:r>
+            <w:proofErr w:type="spellEnd"/>
+            <w:r>
+              <w:t xml:space="preserve"> implements </w:t>
+            </w:r>
+            <w:proofErr w:type="spellStart"/>
+            <w:r>
+              <w:t>InterfaceWithDefaultMethod</w:t>
+            </w:r>
+            <w:proofErr w:type="spellEnd"/>
+          </w:p>
+          <w:p>
+            <w:r>
+              <w:t>{</w:t>
+            </w:r>
+          </w:p>
+          <w:p>
+            <w:r>
+              <w:t xml:space="preserve">    @Override</w:t>
+            </w:r>
+          </w:p>
+          <w:p>
+            <w:r>
+              <w:t xml:space="preserve">    public void </w:t>
+            </w:r>
+            <w:proofErr w:type="spellStart"/>
+            <w:r>
+              <w:t>abstractMethod</w:t>
+            </w:r>
+            <w:proofErr w:type="spellEnd"/>
+            <w:r>
+              <w:t xml:space="preserve">() </w:t>
+            </w:r>
+          </w:p>
+          <w:p>
+            <w:r>
+              <w:t xml:space="preserve">    {</w:t>
+            </w:r>
+          </w:p>
+          <w:p>
+            <w:r>
+              <w:t xml:space="preserve">        </w:t>
+            </w:r>
+            <w:proofErr w:type="spellStart"/>
+            <w:r>
+              <w:t>System.out.println</w:t>
+            </w:r>
+            <w:proofErr w:type="spellEnd"/>
+            <w:r>
+              <w:t>("Abstract Method implemented");</w:t>
+            </w:r>
+          </w:p>
+          <w:p>
+            <w:r>
+              <w:t xml:space="preserve">    }</w:t>
+            </w:r>
+          </w:p>
+          <w:p>
+            <w:r>
+              <w:t xml:space="preserve">     </w:t>
+            </w:r>
+          </w:p>
+          <w:p>
+            <w:r>
+              <w:t xml:space="preserve">    //No need to implement </w:t>
+            </w:r>
+            <w:proofErr w:type="spellStart"/>
+            <w:r>
+              <w:t>defaultMethod</w:t>
+            </w:r>
+            <w:proofErr w:type="spellEnd"/>
+            <w:r>
+              <w:t>()</w:t>
+            </w:r>
+          </w:p>
+          <w:p>
+            <w:r>
+              <w:t>}</w:t>
+            </w:r>
+          </w:p>
+        </w:tc>
+      </w:tr>
+    </w:tbl>
+    <w:p>
+      <w:pPr>
+        <w:spacing w:after="0" w:line="240" w:lineRule="auto"/>
+      </w:pPr>
+    </w:p>
+    <w:p>
+      <w:pPr>
+        <w:spacing w:after="0" w:line="240" w:lineRule="auto"/>
+        <w:rPr>
+          <w:b/>
+          <w:bCs/>
+          <w:lang w:val="en-IN"/>
+        </w:rPr>
+      </w:pPr>
+      <w:r>
+        <w:rPr>
+          <w:b/>
+          <w:bCs/>
+          <w:lang w:val="en-IN"/>
+        </w:rPr>
+        <w:t>3) Three Rules To Solve Diamond Problem</w:t>
+      </w:r>
+    </w:p>
+    <w:p>
+      <w:pPr>
+        <w:spacing w:after="0" w:line="240" w:lineRule="auto"/>
+        <w:rPr>
+          <w:lang w:val="en-IN"/>
+        </w:rPr>
+      </w:pPr>
+      <w:r>
+        <w:rPr>
+          <w:lang w:val="en-IN"/>
+        </w:rPr>
+        <w:t>In Java, a class can extend only one class but can implement multiple interfaces. With the introduction of default methods, it is possible that your class inherit multiple methods with same signature. In such scenarios, to solve the conflict, Java 8 specifies 3 rules to follow.</w:t>
+      </w:r>
+    </w:p>
+    <w:p>
+      <w:pPr>
+        <w:spacing w:after="0" w:line="240" w:lineRule="auto"/>
+      </w:pPr>
+    </w:p>
+    <w:p>
+      <w:pPr>
+        <w:spacing w:after="0" w:line="240" w:lineRule="auto"/>
+      </w:pPr>
+      <w:r>
+        <w:rPr>
+          <w:noProof/>
+        </w:rPr>
+        <w:drawing>
+          <wp:inline distT="0" distB="0" distL="0" distR="0" wp14:anchorId="5DFC9A65" wp14:editId="04DBB050">
+            <wp:extent cx="3576577" cy="2876693"/>
+            <wp:effectExtent l="0" t="0" r="0" b="0"/>
+            <wp:docPr id="73669098" name="Picture 1" descr="Java 8 interfaces changes"/>
+            <wp:cNvGraphicFramePr>
+              <a:graphicFrameLocks xmlns:a="http://schemas.openxmlformats.org/drawingml/2006/main" noChangeAspect="1"/>
+            </wp:cNvGraphicFramePr>
+            <a:graphic xmlns:a="http://schemas.openxmlformats.org/drawingml/2006/main">
+              <a:graphicData uri="http://schemas.openxmlformats.org/drawingml/2006/picture">
+                <pic:pic xmlns:pic="http://schemas.openxmlformats.org/drawingml/2006/picture">
+                  <pic:nvPicPr>
+                    <pic:cNvPr id="0" name="Picture 1" descr="Java 8 interfaces changes"/>
+                    <pic:cNvPicPr>
+                      <a:picLocks noChangeAspect="1" noChangeArrowheads="1"/>
+                    </pic:cNvPicPr>
+                  </pic:nvPicPr>
+                  <pic:blipFill>
+                    <a:blip r:embed="rId10">
+                      <a:extLst>
+                        <a:ext uri="{28A0092B-C50C-407E-A947-70E740481C1C}">
+                          <a14:useLocalDpi xmlns:a14="http://schemas.microsoft.com/office/drawing/2010/main" val="0"/>
+                        </a:ext>
+                      </a:extLst>
+                    </a:blip>
+                    <a:srcRect/>
+                    <a:stretch>
+                      <a:fillRect/>
+                    </a:stretch>
+                  </pic:blipFill>
+                  <pic:spPr bwMode="auto">
+                    <a:xfrm>
+                      <a:off x="0" y="0"/>
+                      <a:ext cx="3583090" cy="2881932"/>
+                    </a:xfrm>
+                    <a:prstGeom prst="rect">
+                      <a:avLst/>
+                    </a:prstGeom>
+                    <a:noFill/>
+                    <a:ln>
+                      <a:noFill/>
+                    </a:ln>
+                  </pic:spPr>
+                </pic:pic>
+              </a:graphicData>
+            </a:graphic>
+          </wp:inline>
+        </w:drawing>
+      </w:r>
+    </w:p>
+    <w:p>
+      <w:pPr>
+        <w:spacing w:after="0" w:line="240" w:lineRule="auto"/>
+      </w:pPr>
+    </w:p>
+    <w:p>
+      <w:pPr>
+        <w:spacing w:after="0" w:line="240" w:lineRule="auto"/>
+      </w:pPr>
+    </w:p>
+    <w:p>
+      <w:pPr>
+        <w:spacing w:after="0" w:line="240" w:lineRule="auto"/>
+        <w:rPr>
+          <w:b/>
+          <w:bCs/>
+          <w:lang w:val="en-IN"/>
+        </w:rPr>
+      </w:pPr>
+      <w:r>
+        <w:rPr>
+          <w:b/>
+          <w:bCs/>
+          <w:lang w:val="en-IN"/>
+        </w:rPr>
+        <w:t>B) Static Methods</w:t>
+      </w:r>
+    </w:p>
+    <w:p>
+      <w:pPr>
+        <w:spacing w:after="0" w:line="240" w:lineRule="auto"/>
+        <w:rPr>
+          <w:b/>
+          <w:bCs/>
+          <w:lang w:val="en-IN"/>
+        </w:rPr>
+      </w:pPr>
+      <w:r>
+        <w:rPr>
+          <w:b/>
+          <w:bCs/>
+          <w:lang w:val="en-IN"/>
+        </w:rPr>
+        <w:t>1) Definition With Example</w:t>
+      </w:r>
+    </w:p>
+    <w:p>
+      <w:pPr>
+        <w:spacing w:after="0" w:line="240" w:lineRule="auto"/>
+        <w:rPr>
+          <w:lang w:val="en-IN"/>
+        </w:rPr>
+      </w:pPr>
+      <w:r>
+        <w:rPr>
+          <w:lang w:val="en-IN"/>
+        </w:rPr>
+        <w:t>From Java 8, interfaces can also have static methods. Static methods are also concrete methods but they can’t be implemented.</w:t>
+      </w:r>
+    </w:p>
+    <w:p>
+      <w:pPr>
+        <w:spacing w:after="0" w:line="240" w:lineRule="auto"/>
+      </w:pPr>
+    </w:p>
+    <w:p>
+      <w:pPr>
+        <w:spacing w:after="0" w:line="240" w:lineRule="auto"/>
+      </w:pPr>
+    </w:p>
+    <w:tbl>
+      <w:tblPr>
+        <w:tblStyle w:val="TableGrid"/>
+        <w:tblW w:w="0" w:type="auto"/>
+        <w:tblLook w:val="04A0" w:firstRow="1" w:lastRow="0" w:firstColumn="1" w:lastColumn="0" w:noHBand="0" w:noVBand="1"/>
+      </w:tblPr>
+      <w:tblGrid>
+        <w:gridCol w:w="11016"/>
+      </w:tblGrid>
+      <w:tr>
+        <w:tc>
+          <w:tcPr>
+            <w:tcW w:w="11016" w:type="dxa"/>
+          </w:tcPr>
+          <w:p>
+            <w:r>
+              <w:t xml:space="preserve">interface </w:t>
+            </w:r>
+            <w:proofErr w:type="spellStart"/>
+            <w:r>
+              <w:t>InterfaceWithDefaultAndStaticMethod</w:t>
+            </w:r>
+            <w:proofErr w:type="spellEnd"/>
+          </w:p>
+          <w:p>
+            <w:r>
+              <w:t>{</w:t>
+            </w:r>
+          </w:p>
+          <w:p>
+            <w:r>
+              <w:t xml:space="preserve">    void </w:t>
+            </w:r>
+            <w:proofErr w:type="spellStart"/>
+            <w:r>
+              <w:t>abstractMethod</w:t>
+            </w:r>
+            <w:proofErr w:type="spellEnd"/>
+            <w:r>
+              <w:t>();           //Abstract Method</w:t>
+            </w:r>
+          </w:p>
+          <w:p>
+            <w:r>
+              <w:lastRenderedPageBreak/>
+              <w:t xml:space="preserve">     </w:t>
+            </w:r>
+          </w:p>
+          <w:p>
+            <w:r>
+              <w:t xml:space="preserve">    default void </w:t>
+            </w:r>
+            <w:proofErr w:type="spellStart"/>
+            <w:r>
+              <w:t>defaultMethod</w:t>
+            </w:r>
+            <w:proofErr w:type="spellEnd"/>
+            <w:r>
+              <w:t>()</w:t>
+            </w:r>
+          </w:p>
+          <w:p>
+            <w:r>
+              <w:t xml:space="preserve">    {</w:t>
+            </w:r>
+          </w:p>
+          <w:p>
+            <w:r>
+              <w:t xml:space="preserve">        </w:t>
+            </w:r>
+            <w:proofErr w:type="spellStart"/>
+            <w:r>
+              <w:t>System.out.println</w:t>
+            </w:r>
+            <w:proofErr w:type="spellEnd"/>
+            <w:r>
+              <w:t>("It is a default method");</w:t>
+            </w:r>
+          </w:p>
+          <w:p>
+            <w:r>
+              <w:t xml:space="preserve">    }</w:t>
+            </w:r>
+          </w:p>
+          <w:p>
+            <w:r>
+              <w:t xml:space="preserve">     </w:t>
+            </w:r>
+          </w:p>
+          <w:p>
+            <w:r>
+              <w:t xml:space="preserve">    static void </w:t>
+            </w:r>
+            <w:proofErr w:type="spellStart"/>
+            <w:r>
+              <w:t>staticMethod</w:t>
+            </w:r>
+            <w:proofErr w:type="spellEnd"/>
+            <w:r>
+              <w:t>()</w:t>
+            </w:r>
+          </w:p>
+          <w:p>
+            <w:r>
+              <w:t xml:space="preserve">    {</w:t>
+            </w:r>
+          </w:p>
+          <w:p>
+            <w:r>
+              <w:t xml:space="preserve">        </w:t>
+            </w:r>
+            <w:proofErr w:type="spellStart"/>
+            <w:r>
+              <w:t>System.out.println</w:t>
+            </w:r>
+            <w:proofErr w:type="spellEnd"/>
+            <w:r>
+              <w:t>("It is a static method");</w:t>
+            </w:r>
+          </w:p>
+          <w:p>
+            <w:r>
+              <w:t xml:space="preserve">    }</w:t>
+            </w:r>
+          </w:p>
+          <w:p>
+            <w:r>
+              <w:t>}</w:t>
+            </w:r>
+          </w:p>
+          <w:p>
+            <w:r>
+              <w:t xml:space="preserve"> </w:t>
+            </w:r>
+          </w:p>
+          <w:p>
+            <w:r>
+              <w:t xml:space="preserve">class </w:t>
+            </w:r>
+            <w:proofErr w:type="spellStart"/>
+            <w:r>
+              <w:t>AnyClass</w:t>
+            </w:r>
+            <w:proofErr w:type="spellEnd"/>
+            <w:r>
+              <w:t xml:space="preserve"> implements </w:t>
+            </w:r>
+            <w:proofErr w:type="spellStart"/>
+            <w:r>
+              <w:t>InterfaceWithDefaultAndStaticMethod</w:t>
+            </w:r>
+            <w:proofErr w:type="spellEnd"/>
+          </w:p>
+          <w:p>
+            <w:r>
+              <w:t>{</w:t>
+            </w:r>
+          </w:p>
+          <w:p>
+            <w:r>
+              <w:t xml:space="preserve">    @Override</w:t>
+            </w:r>
+          </w:p>
+          <w:p>
+            <w:r>
+              <w:t xml:space="preserve">    public void </w:t>
+            </w:r>
+            <w:proofErr w:type="spellStart"/>
+            <w:r>
+              <w:t>abstractMethod</w:t>
+            </w:r>
+            <w:proofErr w:type="spellEnd"/>
+            <w:r>
+              <w:t xml:space="preserve">() </w:t>
+            </w:r>
+          </w:p>
+          <w:p>
+            <w:r>
+              <w:t xml:space="preserve">    {</w:t>
+            </w:r>
+          </w:p>
+          <w:p>
+            <w:r>
+              <w:t xml:space="preserve">        </w:t>
+            </w:r>
+            <w:proofErr w:type="spellStart"/>
+            <w:r>
+              <w:t>System.out.println</w:t>
+            </w:r>
+            <w:proofErr w:type="spellEnd"/>
+            <w:r>
+              <w:t>("Abstract Method implemented");</w:t>
+            </w:r>
+          </w:p>
+          <w:p>
+            <w:r>
+              <w:t xml:space="preserve">    }</w:t>
+            </w:r>
+          </w:p>
+          <w:p>
+            <w:r>
+              <w:t xml:space="preserve">     </w:t>
+            </w:r>
+          </w:p>
+          <w:p>
+            <w:r>
+              <w:t xml:space="preserve">    //No need to implement </w:t>
+            </w:r>
+            <w:proofErr w:type="spellStart"/>
+            <w:r>
+              <w:t>defaultMethod</w:t>
+            </w:r>
+            <w:proofErr w:type="spellEnd"/>
+            <w:r>
+              <w:t>()</w:t>
+            </w:r>
+          </w:p>
+          <w:p>
+            <w:r>
+              <w:t xml:space="preserve">     </w:t>
+            </w:r>
+          </w:p>
+          <w:p>
+            <w:r>
+              <w:t xml:space="preserve">    //Can't implement </w:t>
+            </w:r>
+            <w:proofErr w:type="spellStart"/>
+            <w:r>
+              <w:t>staticMethod</w:t>
+            </w:r>
+            <w:proofErr w:type="spellEnd"/>
+            <w:r>
+              <w:t>()</w:t>
+            </w:r>
+          </w:p>
+          <w:p>
+            <w:r>
+              <w:t>}</w:t>
+            </w:r>
+          </w:p>
+        </w:tc>
+      </w:tr>
+    </w:tbl>
+    <w:p>
+      <w:pPr>
+        <w:spacing w:after="0" w:line="240" w:lineRule="auto"/>
+        <w:rPr>
+          <w:b/>
+          <w:bCs/>
+          <w:lang w:val="en-IN"/>
+        </w:rPr>
+      </w:pPr>
+      <w:r>
+        <w:rPr>
+          <w:b/>
+          <w:bCs/>
+          <w:lang w:val="en-IN"/>
+        </w:rPr>
+        <w:lastRenderedPageBreak/>
+        <w:t>2) Why Static Methods?</w:t>
+      </w:r>
+    </w:p>
+    <w:p>
+      <w:pPr>
+        <w:spacing w:after="0" w:line="240" w:lineRule="auto"/>
+        <w:rPr>
+          <w:lang w:val="en-IN"/>
+        </w:rPr>
+      </w:pPr>
+      <w:r>
+        <w:rPr>
+          <w:lang w:val="en-IN"/>
+        </w:rPr>
+        <w:t>Do you know? </w:t>
+      </w:r>
+      <w:r>
+        <w:rPr>
+          <w:i/>
+          <w:iCs/>
+          <w:lang w:val="en-IN"/>
+        </w:rPr>
+        <w:t>Collection</w:t>
+      </w:r>
+      <w:r>
+        <w:rPr>
+          <w:lang w:val="en-IN"/>
+        </w:rPr>
+        <w:t> and </w:t>
+      </w:r>
+      <w:r>
+        <w:rPr>
+          <w:i/>
+          <w:iCs/>
+          <w:lang w:val="en-IN"/>
+        </w:rPr>
+        <w:t>Collections</w:t>
+      </w:r>
+      <w:r>
+        <w:rPr>
+          <w:lang w:val="en-IN"/>
+        </w:rPr>
+        <w:t>.</w:t>
+      </w:r>
+    </w:p>
+    <w:p>
+      <w:pPr>
+        <w:spacing w:after="0" w:line="240" w:lineRule="auto"/>
+        <w:rPr>
+          <w:lang w:val="en-IN"/>
+        </w:rPr>
+      </w:pPr>
+      <w:r>
+        <w:rPr>
+          <w:i/>
+          <w:iCs/>
+          <w:lang w:val="en-IN"/>
+        </w:rPr>
+        <w:t>Collection</w:t>
+      </w:r>
+      <w:r>
+        <w:rPr>
+          <w:lang w:val="en-IN"/>
+        </w:rPr>
+        <w:t> is an interface and </w:t>
+      </w:r>
+      <w:r>
+        <w:rPr>
+          <w:i/>
+          <w:iCs/>
+          <w:lang w:val="en-IN"/>
+        </w:rPr>
+        <w:t>Collections</w:t>
+      </w:r>
+      <w:r>
+        <w:rPr>
+          <w:lang w:val="en-IN"/>
+        </w:rPr>
+        <w:t> is an utility class containing only static methods which operate on Collection objects.</w:t>
+      </w:r>
+    </w:p>
+    <w:p>
+      <w:pPr>
+        <w:spacing w:after="0" w:line="240" w:lineRule="auto"/>
+        <w:rPr>
+          <w:lang w:val="en-IN"/>
+        </w:rPr>
+      </w:pPr>
+      <w:r>
+        <w:rPr>
+          <w:lang w:val="en-IN"/>
+        </w:rPr>
+        <w:t>Java API developers have followed this pattern of supplying an utility class along with an interface to perform basic operations on such objects. But from Java 8, they have break this pattern by introducing static methods to interfaces.</w:t>
+      </w:r>
+    </w:p>
+    <w:p>
+      <w:pPr>
+        <w:spacing w:after="0" w:line="240" w:lineRule="auto"/>
+        <w:rPr>
+          <w:lang w:val="en-IN"/>
+        </w:rPr>
+      </w:pPr>
+      <w:r>
+        <w:rPr>
+          <w:lang w:val="en-IN"/>
+        </w:rPr>
+        <w:t>With the introduction of static methods to interface, such utility classes will disappear and methods to perform basic operations will be kept as static methods in interface itself.</w:t>
+      </w:r>
+    </w:p>
+    <w:p>
+      <w:pPr>
+        <w:spacing w:after="0" w:line="240" w:lineRule="auto"/>
+      </w:pPr>
+    </w:p>
+    <w:p>
+      <w:pPr>
+        <w:spacing w:after="0" w:line="240" w:lineRule="auto"/>
+      </w:pPr>
+    </w:p>
+    <w:p>
+      <w:pPr>
+        <w:spacing w:after="0" w:line="240" w:lineRule="auto"/>
+      </w:pPr>
+    </w:p>
+    <w:p>
+      <w:pPr>
+        <w:spacing w:after="0" w:line="240" w:lineRule="auto"/>
+      </w:pPr>
+    </w:p>
+    <w:p>
+      <w:pPr>
+        <w:spacing w:after="0" w:line="240" w:lineRule="auto"/>
+      </w:pPr>
+    </w:p>
+    <w:p>
+      <w:pPr>
+        <w:spacing w:after="0" w:line="240" w:lineRule="auto"/>
+      </w:pPr>
+    </w:p>
+    <w:p>
+      <w:pPr>
+        <w:spacing w:after="0" w:line="240" w:lineRule="auto"/>
+      </w:pPr>
+    </w:p>
+    <w:p>
+      <w:pPr>
+        <w:spacing w:after="0" w:line="240" w:lineRule="auto"/>
+      </w:pPr>
+    </w:p>
+    <w:p>
+      <w:pPr>
+        <w:spacing w:after="0" w:line="240" w:lineRule="auto"/>
+      </w:pPr>
+      <w:hyperlink r:id="rId11" w:history="1">
+        <w:r>
+          <w:rPr>
+            <w:rStyle w:val="Hyperlink"/>
+          </w:rPr>
+          <w:t>https://javaconceptoftheday.com/java-8-streams-beginners-guide/</w:t>
+        </w:r>
+      </w:hyperlink>
+      <w:r>
+        <w:t xml:space="preserve"> </w:t>
+      </w:r>
+    </w:p>
+    <w:p>
+      <w:pPr>
+        <w:spacing w:after="0" w:line="240" w:lineRule="auto"/>
+      </w:pPr>
+    </w:p>
+    <w:p>
+      <w:pPr>
+        <w:spacing w:after="0" w:line="240" w:lineRule="auto"/>
+      </w:pPr>
+      <w:r>
+        <w:rPr>
+          <w:noProof/>
+        </w:rPr>
+        <w:lastRenderedPageBreak/>
+        <w:drawing>
+          <wp:inline distT="0" distB="0" distL="0" distR="0" wp14:anchorId="2FCCD6E9" wp14:editId="60E02904">
+            <wp:extent cx="5211445" cy="9144000"/>
+            <wp:effectExtent l="0" t="0" r="0" b="0"/>
+            <wp:docPr id="857719740" name="Picture 1" descr="Java 8 Streams"/>
+            <wp:cNvGraphicFramePr>
+              <a:graphicFrameLocks xmlns:a="http://schemas.openxmlformats.org/drawingml/2006/main" noChangeAspect="1"/>
+            </wp:cNvGraphicFramePr>
+            <a:graphic xmlns:a="http://schemas.openxmlformats.org/drawingml/2006/main">
+              <a:graphicData uri="http://schemas.openxmlformats.org/drawingml/2006/picture">
+                <pic:pic xmlns:pic="http://schemas.openxmlformats.org/drawingml/2006/picture">
+                  <pic:nvPicPr>
+                    <pic:cNvPr id="0" name="Picture 1" descr="Java 8 Streams"/>
+                    <pic:cNvPicPr>
+                      <a:picLocks noChangeAspect="1" noChangeArrowheads="1"/>
+                    </pic:cNvPicPr>
+                  </pic:nvPicPr>
+                  <pic:blipFill>
+                    <a:blip r:embed="rId12">
+                      <a:extLst>
+                        <a:ext uri="{28A0092B-C50C-407E-A947-70E740481C1C}">
+                          <a14:useLocalDpi xmlns:a14="http://schemas.microsoft.com/office/drawing/2010/main" val="0"/>
+                        </a:ext>
+                      </a:extLst>
+                    </a:blip>
+                    <a:srcRect/>
+                    <a:stretch>
+                      <a:fillRect/>
+                    </a:stretch>
+                  </pic:blipFill>
+                  <pic:spPr bwMode="auto">
+                    <a:xfrm>
+                      <a:off x="0" y="0"/>
+                      <a:ext cx="5211445" cy="9144000"/>
+                    </a:xfrm>
+                    <a:prstGeom prst="rect">
+                      <a:avLst/>
+                    </a:prstGeom>
+                    <a:noFill/>
+                    <a:ln>
+                      <a:noFill/>
+                    </a:ln>
+                  </pic:spPr>
+                </pic:pic>
+              </a:graphicData>
+            </a:graphic>
+          </wp:inline>
+        </w:drawing>
+      </w:r>
+    </w:p>
+    <w:p>
+      <w:pPr>
+        <w:spacing w:after="0" w:line="240" w:lineRule="auto"/>
+      </w:pPr>
+    </w:p>
+    <w:p>
+      <w:pPr>
+        <w:spacing w:after="0" w:line="240" w:lineRule="auto"/>
+      </w:pPr>
+    </w:p>
+    <w:p>
+      <w:pPr>
+        <w:spacing w:after="0" w:line="240" w:lineRule="auto"/>
+      </w:pPr>
+    </w:p>
+    <w:p>
+      <w:pPr>
+        <w:spacing w:after="0" w:line="240" w:lineRule="auto"/>
+      </w:pPr>
+    </w:p>
+    <w:p>
+      <w:pPr>
+        <w:spacing w:after="0" w:line="240" w:lineRule="auto"/>
+      </w:pPr>
+    </w:p>
+    <w:p>
+      <w:pPr>
+        <w:spacing w:after="0" w:line="240" w:lineRule="auto"/>
+      </w:pPr>
+    </w:p>
+    <w:p>
+      <w:pPr>
+        <w:spacing w:after="0" w:line="240" w:lineRule="auto"/>
+      </w:pPr>
+    </w:p>
+    <w:p>
+      <w:pPr>
+        <w:spacing w:after="0" w:line="240" w:lineRule="auto"/>
+      </w:pPr>
+    </w:p>
+    <w:p>
+      <w:pPr>
+        <w:spacing w:after="0" w:line="240" w:lineRule="auto"/>
+      </w:pPr>
+    </w:p>
+    <w:p>
+      <w:pPr>
+        <w:spacing w:after="0" w:line="240" w:lineRule="auto"/>
+      </w:pPr>
+    </w:p>
+    <w:p>
+      <w:pPr>
+        <w:spacing w:after="0" w:line="240" w:lineRule="auto"/>
+      </w:pPr>
+    </w:p>
+    <w:p>
+      <w:pPr>
+        <w:spacing w:after="0" w:line="240" w:lineRule="auto"/>
+      </w:pPr>
+      <w:hyperlink r:id="rId13" w:history="1">
+        <w:r>
+          <w:rPr>
+            <w:rStyle w:val="Hyperlink"/>
+          </w:rPr>
+          <w:t>https://javaconceptoftheday.com/java-8-streams-beginners-guide/</w:t>
+        </w:r>
+      </w:hyperlink>
+      <w:r>
+        <w:t xml:space="preserve"> </w:t>
+      </w:r>
+    </w:p>
+    <w:p>
+      <w:pPr>
+        <w:spacing w:after="0" w:line="240" w:lineRule="auto"/>
+      </w:pPr>
+    </w:p>
+    <w:p>
+      <w:pPr>
+        <w:spacing w:after="0" w:line="240" w:lineRule="auto"/>
+      </w:pPr>
+    </w:p>
+    <w:p>
+      <w:pPr>
+        <w:spacing w:after="0" w:line="240" w:lineRule="auto"/>
+        <w:rPr>
+          <w:b/>
+          <w:bCs/>
+          <w:lang w:val="en-IN"/>
+        </w:rPr>
+      </w:pPr>
+      <w:r>
+        <w:rPr>
+          <w:b/>
+          <w:bCs/>
+          <w:lang w:val="en-IN"/>
+        </w:rPr>
+        <w:t>5) Java 8 Stream Operations</w:t>
+      </w:r>
+    </w:p>
+    <w:p>
+      <w:pPr>
+        <w:spacing w:after="0" w:line="240" w:lineRule="auto"/>
+      </w:pPr>
+    </w:p>
+    <w:p>
+      <w:pPr>
+        <w:spacing w:after="0" w:line="240" w:lineRule="auto"/>
+      </w:pPr>
+      <w:r>
+        <w:t>.empty()</w:t>
+      </w:r>
+    </w:p>
+    <w:p>
+      <w:pPr>
+        <w:spacing w:after="0" w:line="240" w:lineRule="auto"/>
+      </w:pPr>
+      <w:r>
+        <w:t>.of(T v)</w:t>
+      </w:r>
+    </w:p>
+    <w:p>
+      <w:pPr>
+        <w:spacing w:after="0" w:line="240" w:lineRule="auto"/>
+      </w:pPr>
+      <w:r>
+        <w:t>.of(</w:t>
+      </w:r>
+      <w:proofErr w:type="spellStart"/>
+      <w:r>
+        <w:t>T..values</w:t>
+      </w:r>
+      <w:proofErr w:type="spellEnd"/>
+      <w:r>
+        <w:t>)</w:t>
+      </w:r>
+      <w:r>
+        <w:t xml:space="preserve"> </w:t>
+      </w:r>
+      <w:r>
+        <w:sym w:font="Wingdings" w:char="F0E8"/>
+      </w:r>
+      <w:r>
+        <w:t xml:space="preserve"> var </w:t>
+      </w:r>
+      <w:proofErr w:type="spellStart"/>
+      <w:r>
+        <w:t>args</w:t>
+      </w:r>
+      <w:proofErr w:type="spellEnd"/>
+      <w:r>
+        <w:t>.</w:t>
+      </w:r>
+      <w:r>
+        <w:t xml:space="preserve"> </w:t>
+      </w:r>
+      <w:r>
+        <w:t xml:space="preserve">==&gt; Variable </w:t>
+      </w:r>
+      <w:proofErr w:type="spellStart"/>
+      <w:r>
+        <w:t>arugments</w:t>
+      </w:r>
+      <w:proofErr w:type="spellEnd"/>
+      <w:r>
+        <w:t>.</w:t>
+      </w:r>
+    </w:p>
+    <w:p>
+      <w:pPr>
+        <w:spacing w:after="0" w:line="240" w:lineRule="auto"/>
+      </w:pPr>
+      <w:r>
+        <w:t>.filter()</w:t>
+      </w:r>
+    </w:p>
+    <w:p>
+      <w:pPr>
+        <w:spacing w:after="0" w:line="240" w:lineRule="auto"/>
+      </w:pPr>
+      <w:r>
+        <w:t>.distinct()</w:t>
+      </w:r>
+    </w:p>
+    <w:p>
+      <w:pPr>
+        <w:spacing w:after="0" w:line="240" w:lineRule="auto"/>
+      </w:pPr>
+      <w:r>
+        <w:t>.limit()</w:t>
+      </w:r>
+    </w:p>
+    <w:p>
+      <w:pPr>
+        <w:spacing w:after="0" w:line="240" w:lineRule="auto"/>
+      </w:pPr>
+      <w:r>
+        <w:t>.skip()</w:t>
+      </w:r>
+    </w:p>
+    <w:p>
+      <w:pPr>
+        <w:spacing w:after="0" w:line="240" w:lineRule="auto"/>
+      </w:pPr>
+      <w:r>
+        <w:t>.map()</w:t>
+      </w:r>
+      <w:r>
+        <w:t xml:space="preserve"> </w:t>
+      </w:r>
+      <w:r>
+        <w:sym w:font="Wingdings" w:char="F0E8"/>
+      </w:r>
+      <w:r>
+        <w:t xml:space="preserve"> function.</w:t>
+      </w:r>
+    </w:p>
+    <w:p>
+      <w:pPr>
+        <w:spacing w:after="0" w:line="240" w:lineRule="auto"/>
+        <w:rPr>
+          <w:lang w:val="en-IN"/>
+        </w:rPr>
+      </w:pPr>
+      <w:r>
+        <w:t>.sorted(</w:t>
+      </w:r>
+      <w:r>
+        <w:t>)</w:t>
+      </w:r>
+      <w:r>
+        <w:t xml:space="preserve"> </w:t>
+      </w:r>
+      <w:r>
+        <w:sym w:font="Wingdings" w:char="F0E0"/>
+      </w:r>
+      <w:r>
+        <w:t xml:space="preserve"> </w:t>
+      </w:r>
+      <w:r>
+        <w:rPr>
+          <w:lang w:val="en-IN"/>
+        </w:rPr>
+        <w:t>.sorted(</w:t>
+      </w:r>
+      <w:proofErr w:type="spellStart"/>
+      <w:r>
+        <w:rPr>
+          <w:lang w:val="en-IN"/>
+        </w:rPr>
+        <w:t>Comparator.</w:t>
+      </w:r>
+      <w:r>
+        <w:rPr>
+          <w:i/>
+          <w:iCs/>
+          <w:lang w:val="en-IN"/>
+        </w:rPr>
+        <w:t>reverseOrder</w:t>
+      </w:r>
+      <w:proofErr w:type="spellEnd"/>
+      <w:r>
+        <w:rPr>
+          <w:lang w:val="en-IN"/>
+        </w:rPr>
+        <w:t>())</w:t>
+      </w:r>
+      <w:r>
+        <w:rPr>
+          <w:lang w:val="en-IN"/>
+        </w:rPr>
+        <w:t xml:space="preserve"> / </w:t>
+      </w:r>
+      <w:r>
+        <w:rPr>
+          <w:lang w:val="en-IN"/>
+        </w:rPr>
+        <w:t>.sorted(</w:t>
+      </w:r>
+      <w:proofErr w:type="spellStart"/>
+      <w:r>
+        <w:rPr>
+          <w:lang w:val="en-IN"/>
+        </w:rPr>
+        <w:t>Comparator.</w:t>
+      </w:r>
+      <w:r>
+        <w:rPr>
+          <w:i/>
+          <w:iCs/>
+          <w:lang w:val="en-IN"/>
+        </w:rPr>
+        <w:t>naturalOrder</w:t>
+      </w:r>
+      <w:proofErr w:type="spellEnd"/>
+      <w:r>
+        <w:rPr>
+          <w:lang w:val="en-IN"/>
+        </w:rPr>
+        <w:t>())</w:t>
+      </w:r>
+    </w:p>
+    <w:p>
+      <w:pPr>
+        <w:spacing w:after="0" w:line="240" w:lineRule="auto"/>
+        <w:rPr>
+          <w:lang w:val="en-IN"/>
+        </w:rPr>
+      </w:pPr>
+      <w:r>
+        <w:rPr>
+          <w:lang w:val="en-IN"/>
+        </w:rPr>
+        <w:t xml:space="preserve">.reduce() </w:t>
+      </w:r>
+      <w:r>
+        <w:rPr>
+          <w:lang w:val="en-IN"/>
+        </w:rPr>
+        <w:sym w:font="Wingdings" w:char="F0E0"/>
+      </w:r>
+      <w:r>
+        <w:rPr>
+          <w:lang w:val="en-IN"/>
+        </w:rPr>
+        <w:t xml:space="preserve"> </w:t>
+      </w:r>
+      <w:r>
+        <w:rPr>
+          <w:lang w:val="en-IN"/>
+        </w:rPr>
+        <w:t xml:space="preserve">int sum = </w:t>
+      </w:r>
+      <w:proofErr w:type="spellStart"/>
+      <w:r>
+        <w:rPr>
+          <w:lang w:val="en-IN"/>
+        </w:rPr>
+        <w:t>Arrays.stream</w:t>
+      </w:r>
+      <w:proofErr w:type="spellEnd"/>
+      <w:r>
+        <w:rPr>
+          <w:lang w:val="en-IN"/>
+        </w:rPr>
+        <w:t xml:space="preserve">(new int[] {7, 5, 9, 2, 8, 1}).reduce(0, (a, b) -&gt; </w:t>
+      </w:r>
+      <w:proofErr w:type="spellStart"/>
+      <w:r>
+        <w:rPr>
+          <w:lang w:val="en-IN"/>
+        </w:rPr>
+        <w:t>a+b</w:t>
+      </w:r>
+      <w:proofErr w:type="spellEnd"/>
+      <w:r>
+        <w:rPr>
+          <w:lang w:val="en-IN"/>
+        </w:rPr>
+        <w:t>);</w:t>
+      </w:r>
+    </w:p>
+    <w:p>
+      <w:pPr>
+        <w:spacing w:after="0" w:line="240" w:lineRule="auto"/>
+      </w:pPr>
+      <w:r>
+        <w:t>.min() and .max()</w:t>
+      </w:r>
+      <w:r>
+        <w:sym w:font="Wingdings" w:char="F0E0"/>
+      </w:r>
+      <w:r>
+        <w:t xml:space="preserve"> </w:t>
+      </w:r>
+    </w:p>
+    <w:p>
+      <w:pPr>
+        <w:spacing w:after="0" w:line="240" w:lineRule="auto"/>
+      </w:pPr>
+      <w:r>
+        <w:t>.count()</w:t>
+      </w:r>
+    </w:p>
+    <w:p>
+      <w:pPr>
+        <w:spacing w:after="0" w:line="240" w:lineRule="auto"/>
+      </w:pPr>
+      <w:r>
+        <w:t>.collect();</w:t>
+      </w:r>
+    </w:p>
+    <w:p>
+      <w:pPr>
+        <w:spacing w:after="0" w:line="240" w:lineRule="auto"/>
+      </w:pPr>
+      <w:r>
+        <w:t>.</w:t>
+      </w:r>
+      <w:proofErr w:type="spellStart"/>
+      <w:r>
+        <w:t>anyMatch</w:t>
+      </w:r>
+      <w:proofErr w:type="spellEnd"/>
+      <w:r>
+        <w:t>()</w:t>
+      </w:r>
+      <w:r>
+        <w:t xml:space="preserve"> -&gt; </w:t>
+      </w:r>
+      <w:r>
+        <w:t>Short-circuiting Terminal Operation</w:t>
+      </w:r>
+    </w:p>
+    <w:p>
+      <w:pPr>
+        <w:spacing w:after="0" w:line="240" w:lineRule="auto"/>
+      </w:pPr>
+      <w:r>
+        <w:t>.</w:t>
+      </w:r>
+      <w:proofErr w:type="spellStart"/>
+      <w:r>
+        <w:t>noneMatch</w:t>
+      </w:r>
+      <w:proofErr w:type="spellEnd"/>
+      <w:r>
+        <w:t>()</w:t>
+      </w:r>
+      <w:r>
+        <w:t xml:space="preserve"> -&gt;</w:t>
+      </w:r>
+      <w:r>
+        <w:t xml:space="preserve"> Terminal Operation</w:t>
+      </w:r>
+    </w:p>
+    <w:p>
+      <w:pPr>
+        <w:spacing w:after="0" w:line="240" w:lineRule="auto"/>
+      </w:pPr>
+      <w:r>
+        <w:t>.</w:t>
+      </w:r>
+      <w:proofErr w:type="spellStart"/>
+      <w:r>
+        <w:t>allMatch</w:t>
+      </w:r>
+      <w:proofErr w:type="spellEnd"/>
+      <w:r>
+        <w:t>()</w:t>
+      </w:r>
+      <w:r>
+        <w:t xml:space="preserve"> -&gt; </w:t>
+      </w:r>
+      <w:r>
+        <w:t>Terminal Operation</w:t>
+      </w:r>
+    </w:p>
+    <w:p>
+      <w:pPr>
+        <w:spacing w:after="0" w:line="240" w:lineRule="auto"/>
+      </w:pPr>
+      <w:r>
+        <w:t>.</w:t>
+      </w:r>
+      <w:proofErr w:type="spellStart"/>
+      <w:r>
+        <w:t>findFirst</w:t>
+      </w:r>
+      <w:proofErr w:type="spellEnd"/>
+      <w:r>
+        <w:t>();</w:t>
+      </w:r>
+    </w:p>
+    <w:p>
+      <w:pPr>
+        <w:spacing w:after="0" w:line="240" w:lineRule="auto"/>
+      </w:pPr>
+      <w:r>
+        <w:t>.</w:t>
+      </w:r>
+      <w:proofErr w:type="spellStart"/>
+      <w:r>
+        <w:t>findAny</w:t>
+      </w:r>
+      <w:proofErr w:type="spellEnd"/>
+      <w:r>
+        <w:t>()</w:t>
+      </w:r>
+    </w:p>
+    <w:p>
+      <w:pPr>
+        <w:spacing w:after="0" w:line="240" w:lineRule="auto"/>
+      </w:pPr>
+      <w:r>
+        <w:t>.</w:t>
+      </w:r>
+      <w:proofErr w:type="spellStart"/>
+      <w:r>
+        <w:t>forEach</w:t>
+      </w:r>
+      <w:proofErr w:type="spellEnd"/>
+      <w:r>
+        <w:t>()</w:t>
+      </w:r>
+    </w:p>
+    <w:p>
+      <w:pPr>
+        <w:spacing w:after="0" w:line="240" w:lineRule="auto"/>
+      </w:pPr>
+      <w:r>
+        <w:t>.</w:t>
+      </w:r>
+      <w:proofErr w:type="spellStart"/>
+      <w:r>
+        <w:t>toArray</w:t>
+      </w:r>
+      <w:proofErr w:type="spellEnd"/>
+      <w:r>
+        <w:t>()</w:t>
+      </w:r>
+    </w:p>
+    <w:p>
+      <w:pPr>
+        <w:spacing w:after="0" w:line="240" w:lineRule="auto"/>
+      </w:pPr>
+      <w:r>
+        <w:t>.peek();</w:t>
+      </w:r>
+    </w:p>
+    <w:p>
+      <w:pPr>
+        <w:spacing w:after="0" w:line="240" w:lineRule="auto"/>
+      </w:pPr>
+    </w:p>
+    <w:p>
+      <w:pPr>
+        <w:spacing w:after="0" w:line="240" w:lineRule="auto"/>
+      </w:pPr>
+    </w:p>
+    <w:p>
+      <w:pPr>
+        <w:spacing w:after="0" w:line="240" w:lineRule="auto"/>
+      </w:pPr>
+    </w:p>
+    <w:p>
+      <w:pPr>
+        <w:spacing w:after="0" w:line="240" w:lineRule="auto"/>
+        <w:rPr>
+          <w:b/>
+          <w:bCs/>
+          <w:lang w:val="en-IN"/>
+        </w:rPr>
+      </w:pPr>
+      <w:r>
+        <w:rPr>
+          <w:b/>
+          <w:bCs/>
+          <w:lang w:val="en-IN"/>
+        </w:rPr>
+        <w:t>Java 8 Collectors</w:t>
+      </w:r>
+    </w:p>
+    <w:p>
+      <w:pPr>
+        <w:spacing w:after="0" w:line="240" w:lineRule="auto"/>
+      </w:pPr>
+    </w:p>
+    <w:p>
+      <w:pPr>
+        <w:spacing w:after="0" w:line="240" w:lineRule="auto"/>
+      </w:pPr>
+    </w:p>
+    <w:p>
+      <w:pPr>
+        <w:spacing w:after="0" w:line="240" w:lineRule="auto"/>
+      </w:pPr>
+    </w:p>
+    <w:p>
+      <w:pPr>
+        <w:spacing w:after="0" w:line="240" w:lineRule="auto"/>
+      </w:pPr>
+    </w:p>
+    <w:p>
+      <w:pPr>
+        <w:spacing w:after="0" w:line="240" w:lineRule="auto"/>
+      </w:pPr>
+    </w:p>
+    <w:p>
+      <w:pPr>
+        <w:spacing w:after="0" w:line="240" w:lineRule="auto"/>
+      </w:pPr>
+    </w:p>
+    <w:p>
+      <w:pPr>
+        <w:spacing w:after="0" w:line="240" w:lineRule="auto"/>
+      </w:pPr>
+    </w:p>
+    <w:p>
+      <w:pPr>
+        <w:spacing w:after="0" w:line="240" w:lineRule="auto"/>
+      </w:pPr>
+    </w:p>
+    <w:p>
+      <w:pPr>
+        <w:spacing w:after="0" w:line="240" w:lineRule="auto"/>
+      </w:pPr>
+    </w:p>
+    <w:p>
+      <w:pPr>
+        <w:spacing w:after="0" w:line="240" w:lineRule="auto"/>
+      </w:pPr>
+    </w:p>
+    <w:p>
+      <w:pPr>
+        <w:spacing w:after="0" w:line="240" w:lineRule="auto"/>
+      </w:pPr>
+    </w:p>
+    <w:p>
+      <w:pPr>
+        <w:spacing w:after="0" w:line="240" w:lineRule="auto"/>
+      </w:pPr>
+    </w:p>
+    <w:p>
+      <w:pPr>
+        <w:spacing w:after="0" w:line="240" w:lineRule="auto"/>
+      </w:pPr>
+    </w:p>
+    <w:p>
+      <w:pPr>
+        <w:spacing w:after="0" w:line="240" w:lineRule="auto"/>
+      </w:pPr>
+    </w:p>
+    <w:p>
+      <w:pPr>
+        <w:spacing w:after="0" w:line="240" w:lineRule="auto"/>
+      </w:pPr>
+    </w:p>
+    <w:p>
+      <w:pPr>
+        <w:spacing w:after="0" w:line="240" w:lineRule="auto"/>
+      </w:pPr>
+    </w:p>
+    <w:p>
+      <w:pPr>
+        <w:spacing w:after="0" w:line="240" w:lineRule="auto"/>
+      </w:pPr>
+    </w:p>
+    <w:p>
+      <w:pPr>
+        <w:spacing w:after="0" w:line="240" w:lineRule="auto"/>
+      </w:pPr>
+    </w:p>
+    <w:p>
+      <w:pPr>
+        <w:spacing w:after="0" w:line="240" w:lineRule="auto"/>
+      </w:pPr>
+    </w:p>
+    <w:p>
+      <w:pPr>
+        <w:spacing w:after="0" w:line="240" w:lineRule="auto"/>
+      </w:pPr>
+    </w:p>
+    <w:p>
+      <w:pPr>
+        <w:spacing w:after="0" w:line="240" w:lineRule="auto"/>
+      </w:pPr>
+    </w:p>
+    <w:p>
+      <w:pPr>
+        <w:spacing w:after="0" w:line="240" w:lineRule="auto"/>
+      </w:pPr>
+    </w:p>
+    <w:p>
+      <w:pPr>
+        <w:spacing w:after="0" w:line="240" w:lineRule="auto"/>
+      </w:pPr>
+    </w:p>
+    <w:p>
+      <w:pPr>
+        <w:spacing w:after="0" w:line="240" w:lineRule="auto"/>
+      </w:pPr>
+    </w:p>
+    <w:p>
+      <w:pPr>
+        <w:spacing w:after="0" w:line="240" w:lineRule="auto"/>
+      </w:pPr>
+    </w:p>
+    <w:p>
+      <w:pPr>
+        <w:spacing w:after="0" w:line="240" w:lineRule="auto"/>
+      </w:pPr>
+      <w:hyperlink r:id="rId14" w:history="1">
         <w:r>
           <w:rPr>
             <w:rStyle w:val="Hyperlink"/>
@@ -3658,32 +5099,32 @@
     </w:p>
     <w:p>
       <w:pPr>
-        <w:spacing w:after="0"/>
-      </w:pPr>
-    </w:p>
-    <w:p>
-      <w:pPr>
-        <w:spacing w:after="0"/>
-      </w:pPr>
-    </w:p>
-    <w:p>
-      <w:pPr>
-        <w:spacing w:after="0"/>
-      </w:pPr>
-    </w:p>
-    <w:p>
-      <w:pPr>
-        <w:spacing w:after="0"/>
-      </w:pPr>
-    </w:p>
-    <w:p>
-      <w:pPr>
-        <w:spacing w:after="0"/>
-      </w:pPr>
-    </w:p>
-    <w:p>
-      <w:pPr>
-        <w:spacing w:after="0"/>
+        <w:spacing w:after="0" w:line="240" w:lineRule="auto"/>
+      </w:pPr>
+    </w:p>
+    <w:p>
+      <w:pPr>
+        <w:spacing w:after="0" w:line="240" w:lineRule="auto"/>
+      </w:pPr>
+    </w:p>
+    <w:p>
+      <w:pPr>
+        <w:spacing w:after="0" w:line="240" w:lineRule="auto"/>
+      </w:pPr>
+    </w:p>
+    <w:p>
+      <w:pPr>
+        <w:spacing w:after="0" w:line="240" w:lineRule="auto"/>
+      </w:pPr>
+    </w:p>
+    <w:p>
+      <w:pPr>
+        <w:spacing w:after="0" w:line="240" w:lineRule="auto"/>
+      </w:pPr>
+    </w:p>
+    <w:p>
+      <w:pPr>
+        <w:spacing w:after="0" w:line="240" w:lineRule="auto"/>
       </w:pPr>
       <w:r>
         <w:rPr>
@@ -3707,7 +5148,7 @@
                     </pic:cNvPicPr>
                   </pic:nvPicPr>
                   <pic:blipFill>
-                    <a:blip r:embed="rId10"/>
+                    <a:blip r:embed="rId15"/>
                     <a:srcRect/>
                     <a:stretch>
                       <a:fillRect/>
@@ -3738,12 +5179,12 @@
     </w:p>
     <w:p>
       <w:pPr>
-        <w:spacing w:after="0"/>
-      </w:pPr>
-    </w:p>
-    <w:p>
-      <w:pPr>
-        <w:spacing w:after="0"/>
+        <w:spacing w:after="0" w:line="240" w:lineRule="auto"/>
+      </w:pPr>
+    </w:p>
+    <w:p>
+      <w:pPr>
+        <w:spacing w:after="0" w:line="240" w:lineRule="auto"/>
       </w:pPr>
       <w:r>
         <w:t>FI:</w:t>
@@ -3751,7 +5192,7 @@
     </w:p>
     <w:p>
       <w:pPr>
-        <w:spacing w:after="0"/>
+        <w:spacing w:after="0" w:line="240" w:lineRule="auto"/>
       </w:pPr>
       <w:r>
         <w:t>Lambda expressions internally used FI only.</w:t>
@@ -3759,9 +5200,9 @@
     </w:p>
     <w:p>
       <w:pPr>
-        <w:spacing w:after="0"/>
-      </w:pPr>
-      <w:hyperlink r:id="rId11" w:history="1">
+        <w:spacing w:after="0" w:line="240" w:lineRule="auto"/>
+      </w:pPr>
+      <w:hyperlink r:id="rId16" w:history="1">
         <w:r>
           <w:rPr>
             <w:rStyle w:val="Hyperlink"/>
@@ -3772,9 +5213,9 @@
     </w:p>
     <w:p>
       <w:pPr>
-        <w:spacing w:after="0"/>
-      </w:pPr>
-      <w:hyperlink r:id="rId12" w:history="1">
+        <w:spacing w:after="0" w:line="240" w:lineRule="auto"/>
+      </w:pPr>
+      <w:hyperlink r:id="rId17" w:history="1">
         <w:r>
           <w:rPr>
             <w:rStyle w:val="Hyperlink"/>
@@ -3785,9 +5226,9 @@
     </w:p>
     <w:p>
       <w:pPr>
-        <w:spacing w:after="0"/>
-      </w:pPr>
-      <w:hyperlink r:id="rId13" w:history="1">
+        <w:spacing w:after="0" w:line="240" w:lineRule="auto"/>
+      </w:pPr>
+      <w:hyperlink r:id="rId18" w:history="1">
         <w:r>
           <w:rPr>
             <w:rStyle w:val="Hyperlink"/>
@@ -3798,9 +5239,9 @@
     </w:p>
     <w:p>
       <w:pPr>
-        <w:spacing w:after="0"/>
-      </w:pPr>
-      <w:hyperlink r:id="rId14" w:history="1">
+        <w:spacing w:after="0" w:line="240" w:lineRule="auto"/>
+      </w:pPr>
+      <w:hyperlink r:id="rId19" w:history="1">
         <w:r>
           <w:rPr>
             <w:rStyle w:val="Hyperlink"/>
@@ -3811,292 +5252,292 @@
     </w:p>
     <w:p>
       <w:pPr>
-        <w:spacing w:after="0"/>
-      </w:pPr>
-    </w:p>
-    <w:p>
-      <w:pPr>
-        <w:spacing w:after="0"/>
-      </w:pPr>
-    </w:p>
-    <w:p>
-      <w:pPr>
-        <w:spacing w:after="0"/>
-      </w:pPr>
-    </w:p>
-    <w:p>
-      <w:pPr>
-        <w:spacing w:after="0"/>
-      </w:pPr>
-    </w:p>
-    <w:p>
-      <w:pPr>
-        <w:spacing w:after="0"/>
-      </w:pPr>
-    </w:p>
-    <w:p>
-      <w:pPr>
-        <w:spacing w:after="0"/>
-      </w:pPr>
-    </w:p>
-    <w:p>
-      <w:pPr>
-        <w:spacing w:after="0"/>
-      </w:pPr>
-    </w:p>
-    <w:p>
-      <w:pPr>
-        <w:spacing w:after="0"/>
-      </w:pPr>
-    </w:p>
-    <w:p>
-      <w:pPr>
-        <w:spacing w:after="0"/>
-      </w:pPr>
-    </w:p>
-    <w:p>
-      <w:pPr>
-        <w:spacing w:after="0"/>
-      </w:pPr>
-    </w:p>
-    <w:p>
-      <w:pPr>
-        <w:spacing w:after="0"/>
-      </w:pPr>
-    </w:p>
-    <w:p>
-      <w:pPr>
-        <w:spacing w:after="0"/>
-      </w:pPr>
-    </w:p>
-    <w:p>
-      <w:pPr>
-        <w:spacing w:after="0"/>
-      </w:pPr>
-    </w:p>
-    <w:p>
-      <w:pPr>
-        <w:spacing w:after="0"/>
-      </w:pPr>
-    </w:p>
-    <w:p>
-      <w:pPr>
-        <w:spacing w:after="0"/>
-      </w:pPr>
-    </w:p>
-    <w:p>
-      <w:pPr>
-        <w:spacing w:after="0"/>
-      </w:pPr>
-    </w:p>
-    <w:p>
-      <w:pPr>
-        <w:spacing w:after="0"/>
-      </w:pPr>
-    </w:p>
-    <w:p>
-      <w:pPr>
-        <w:spacing w:after="0"/>
-      </w:pPr>
-    </w:p>
-    <w:p>
-      <w:pPr>
-        <w:spacing w:after="0"/>
-      </w:pPr>
-    </w:p>
-    <w:p>
-      <w:pPr>
-        <w:spacing w:after="0"/>
-      </w:pPr>
-    </w:p>
-    <w:p>
-      <w:pPr>
-        <w:spacing w:after="0"/>
-      </w:pPr>
-    </w:p>
-    <w:p>
-      <w:pPr>
-        <w:spacing w:after="0"/>
-      </w:pPr>
-    </w:p>
-    <w:p>
-      <w:pPr>
-        <w:spacing w:after="0"/>
-      </w:pPr>
-    </w:p>
-    <w:p>
-      <w:pPr>
-        <w:spacing w:after="0"/>
-      </w:pPr>
-    </w:p>
-    <w:p>
-      <w:pPr>
-        <w:spacing w:after="0"/>
-      </w:pPr>
-    </w:p>
-    <w:p>
-      <w:pPr>
-        <w:spacing w:after="0"/>
-      </w:pPr>
-    </w:p>
-    <w:p>
-      <w:pPr>
-        <w:spacing w:after="0"/>
-      </w:pPr>
-    </w:p>
-    <w:p>
-      <w:pPr>
-        <w:spacing w:after="0"/>
-      </w:pPr>
-    </w:p>
-    <w:p>
-      <w:pPr>
-        <w:spacing w:after="0"/>
-      </w:pPr>
-    </w:p>
-    <w:p>
-      <w:pPr>
-        <w:spacing w:after="0"/>
-      </w:pPr>
-    </w:p>
-    <w:p>
-      <w:pPr>
-        <w:spacing w:after="0"/>
-      </w:pPr>
-    </w:p>
-    <w:p>
-      <w:pPr>
-        <w:spacing w:after="0"/>
-      </w:pPr>
-    </w:p>
-    <w:p>
-      <w:pPr>
-        <w:spacing w:after="0"/>
-      </w:pPr>
-    </w:p>
-    <w:p>
-      <w:pPr>
-        <w:spacing w:after="0"/>
-      </w:pPr>
-    </w:p>
-    <w:p>
-      <w:pPr>
-        <w:spacing w:after="0"/>
-      </w:pPr>
-    </w:p>
-    <w:p>
-      <w:pPr>
-        <w:spacing w:after="0"/>
-      </w:pPr>
-    </w:p>
-    <w:p>
-      <w:pPr>
-        <w:spacing w:after="0"/>
-      </w:pPr>
-    </w:p>
-    <w:p>
-      <w:pPr>
-        <w:spacing w:after="0"/>
-      </w:pPr>
-    </w:p>
-    <w:p>
-      <w:pPr>
-        <w:spacing w:after="0"/>
-      </w:pPr>
-    </w:p>
-    <w:p>
-      <w:pPr>
-        <w:spacing w:after="0"/>
-      </w:pPr>
-    </w:p>
-    <w:p>
-      <w:pPr>
-        <w:spacing w:after="0"/>
-      </w:pPr>
-    </w:p>
-    <w:p>
-      <w:pPr>
-        <w:spacing w:after="0"/>
-      </w:pPr>
-    </w:p>
-    <w:p>
-      <w:pPr>
-        <w:spacing w:after="0"/>
-      </w:pPr>
-    </w:p>
-    <w:p>
-      <w:pPr>
-        <w:spacing w:after="0"/>
-      </w:pPr>
-    </w:p>
-    <w:p>
-      <w:pPr>
-        <w:spacing w:after="0"/>
-      </w:pPr>
-    </w:p>
-    <w:p>
-      <w:pPr>
-        <w:spacing w:after="0"/>
-      </w:pPr>
-    </w:p>
-    <w:p>
-      <w:pPr>
-        <w:spacing w:after="0"/>
-      </w:pPr>
-    </w:p>
-    <w:p>
-      <w:pPr>
-        <w:spacing w:after="0"/>
-      </w:pPr>
-    </w:p>
-    <w:p>
-      <w:pPr>
-        <w:spacing w:after="0"/>
-      </w:pPr>
-    </w:p>
-    <w:p>
-      <w:pPr>
-        <w:spacing w:after="0"/>
-      </w:pPr>
-    </w:p>
-    <w:p>
-      <w:pPr>
-        <w:spacing w:after="0"/>
-      </w:pPr>
-    </w:p>
-    <w:p>
-      <w:pPr>
-        <w:spacing w:after="0"/>
-      </w:pPr>
-    </w:p>
-    <w:p>
-      <w:pPr>
-        <w:spacing w:after="0"/>
-      </w:pPr>
-    </w:p>
-    <w:p>
-      <w:pPr>
-        <w:spacing w:after="0"/>
-      </w:pPr>
-    </w:p>
-    <w:p>
-      <w:pPr>
-        <w:spacing w:after="0"/>
-      </w:pPr>
-    </w:p>
-    <w:p>
-      <w:pPr>
-        <w:spacing w:after="0"/>
-      </w:pPr>
-    </w:p>
-    <w:p>
-      <w:pPr>
-        <w:spacing w:after="0"/>
-      </w:pPr>
-    </w:p>
-    <w:p>
-      <w:pPr>
-        <w:spacing w:after="0"/>
+        <w:spacing w:after="0" w:line="240" w:lineRule="auto"/>
+      </w:pPr>
+    </w:p>
+    <w:p>
+      <w:pPr>
+        <w:spacing w:after="0" w:line="240" w:lineRule="auto"/>
+      </w:pPr>
+    </w:p>
+    <w:p>
+      <w:pPr>
+        <w:spacing w:after="0" w:line="240" w:lineRule="auto"/>
+      </w:pPr>
+    </w:p>
+    <w:p>
+      <w:pPr>
+        <w:spacing w:after="0" w:line="240" w:lineRule="auto"/>
+      </w:pPr>
+    </w:p>
+    <w:p>
+      <w:pPr>
+        <w:spacing w:after="0" w:line="240" w:lineRule="auto"/>
+      </w:pPr>
+    </w:p>
+    <w:p>
+      <w:pPr>
+        <w:spacing w:after="0" w:line="240" w:lineRule="auto"/>
+      </w:pPr>
+    </w:p>
+    <w:p>
+      <w:pPr>
+        <w:spacing w:after="0" w:line="240" w:lineRule="auto"/>
+      </w:pPr>
+    </w:p>
+    <w:p>
+      <w:pPr>
+        <w:spacing w:after="0" w:line="240" w:lineRule="auto"/>
+      </w:pPr>
+    </w:p>
+    <w:p>
+      <w:pPr>
+        <w:spacing w:after="0" w:line="240" w:lineRule="auto"/>
+      </w:pPr>
+    </w:p>
+    <w:p>
+      <w:pPr>
+        <w:spacing w:after="0" w:line="240" w:lineRule="auto"/>
+      </w:pPr>
+    </w:p>
+    <w:p>
+      <w:pPr>
+        <w:spacing w:after="0" w:line="240" w:lineRule="auto"/>
+      </w:pPr>
+    </w:p>
+    <w:p>
+      <w:pPr>
+        <w:spacing w:after="0" w:line="240" w:lineRule="auto"/>
+      </w:pPr>
+    </w:p>
+    <w:p>
+      <w:pPr>
+        <w:spacing w:after="0" w:line="240" w:lineRule="auto"/>
+      </w:pPr>
+    </w:p>
+    <w:p>
+      <w:pPr>
+        <w:spacing w:after="0" w:line="240" w:lineRule="auto"/>
+      </w:pPr>
+    </w:p>
+    <w:p>
+      <w:pPr>
+        <w:spacing w:after="0" w:line="240" w:lineRule="auto"/>
+      </w:pPr>
+    </w:p>
+    <w:p>
+      <w:pPr>
+        <w:spacing w:after="0" w:line="240" w:lineRule="auto"/>
+      </w:pPr>
+    </w:p>
+    <w:p>
+      <w:pPr>
+        <w:spacing w:after="0" w:line="240" w:lineRule="auto"/>
+      </w:pPr>
+    </w:p>
+    <w:p>
+      <w:pPr>
+        <w:spacing w:after="0" w:line="240" w:lineRule="auto"/>
+      </w:pPr>
+    </w:p>
+    <w:p>
+      <w:pPr>
+        <w:spacing w:after="0" w:line="240" w:lineRule="auto"/>
+      </w:pPr>
+    </w:p>
+    <w:p>
+      <w:pPr>
+        <w:spacing w:after="0" w:line="240" w:lineRule="auto"/>
+      </w:pPr>
+    </w:p>
+    <w:p>
+      <w:pPr>
+        <w:spacing w:after="0" w:line="240" w:lineRule="auto"/>
+      </w:pPr>
+    </w:p>
+    <w:p>
+      <w:pPr>
+        <w:spacing w:after="0" w:line="240" w:lineRule="auto"/>
+      </w:pPr>
+    </w:p>
+    <w:p>
+      <w:pPr>
+        <w:spacing w:after="0" w:line="240" w:lineRule="auto"/>
+      </w:pPr>
+    </w:p>
+    <w:p>
+      <w:pPr>
+        <w:spacing w:after="0" w:line="240" w:lineRule="auto"/>
+      </w:pPr>
+    </w:p>
+    <w:p>
+      <w:pPr>
+        <w:spacing w:after="0" w:line="240" w:lineRule="auto"/>
+      </w:pPr>
+    </w:p>
+    <w:p>
+      <w:pPr>
+        <w:spacing w:after="0" w:line="240" w:lineRule="auto"/>
+      </w:pPr>
+    </w:p>
+    <w:p>
+      <w:pPr>
+        <w:spacing w:after="0" w:line="240" w:lineRule="auto"/>
+      </w:pPr>
+    </w:p>
+    <w:p>
+      <w:pPr>
+        <w:spacing w:after="0" w:line="240" w:lineRule="auto"/>
+      </w:pPr>
+    </w:p>
+    <w:p>
+      <w:pPr>
+        <w:spacing w:after="0" w:line="240" w:lineRule="auto"/>
+      </w:pPr>
+    </w:p>
+    <w:p>
+      <w:pPr>
+        <w:spacing w:after="0" w:line="240" w:lineRule="auto"/>
+      </w:pPr>
+    </w:p>
+    <w:p>
+      <w:pPr>
+        <w:spacing w:after="0" w:line="240" w:lineRule="auto"/>
+      </w:pPr>
+    </w:p>
+    <w:p>
+      <w:pPr>
+        <w:spacing w:after="0" w:line="240" w:lineRule="auto"/>
+      </w:pPr>
+    </w:p>
+    <w:p>
+      <w:pPr>
+        <w:spacing w:after="0" w:line="240" w:lineRule="auto"/>
+      </w:pPr>
+    </w:p>
+    <w:p>
+      <w:pPr>
+        <w:spacing w:after="0" w:line="240" w:lineRule="auto"/>
+      </w:pPr>
+    </w:p>
+    <w:p>
+      <w:pPr>
+        <w:spacing w:after="0" w:line="240" w:lineRule="auto"/>
+      </w:pPr>
+    </w:p>
+    <w:p>
+      <w:pPr>
+        <w:spacing w:after="0" w:line="240" w:lineRule="auto"/>
+      </w:pPr>
+    </w:p>
+    <w:p>
+      <w:pPr>
+        <w:spacing w:after="0" w:line="240" w:lineRule="auto"/>
+      </w:pPr>
+    </w:p>
+    <w:p>
+      <w:pPr>
+        <w:spacing w:after="0" w:line="240" w:lineRule="auto"/>
+      </w:pPr>
+    </w:p>
+    <w:p>
+      <w:pPr>
+        <w:spacing w:after="0" w:line="240" w:lineRule="auto"/>
+      </w:pPr>
+    </w:p>
+    <w:p>
+      <w:pPr>
+        <w:spacing w:after="0" w:line="240" w:lineRule="auto"/>
+      </w:pPr>
+    </w:p>
+    <w:p>
+      <w:pPr>
+        <w:spacing w:after="0" w:line="240" w:lineRule="auto"/>
+      </w:pPr>
+    </w:p>
+    <w:p>
+      <w:pPr>
+        <w:spacing w:after="0" w:line="240" w:lineRule="auto"/>
+      </w:pPr>
+    </w:p>
+    <w:p>
+      <w:pPr>
+        <w:spacing w:after="0" w:line="240" w:lineRule="auto"/>
+      </w:pPr>
+    </w:p>
+    <w:p>
+      <w:pPr>
+        <w:spacing w:after="0" w:line="240" w:lineRule="auto"/>
+      </w:pPr>
+    </w:p>
+    <w:p>
+      <w:pPr>
+        <w:spacing w:after="0" w:line="240" w:lineRule="auto"/>
+      </w:pPr>
+    </w:p>
+    <w:p>
+      <w:pPr>
+        <w:spacing w:after="0" w:line="240" w:lineRule="auto"/>
+      </w:pPr>
+    </w:p>
+    <w:p>
+      <w:pPr>
+        <w:spacing w:after="0" w:line="240" w:lineRule="auto"/>
+      </w:pPr>
+    </w:p>
+    <w:p>
+      <w:pPr>
+        <w:spacing w:after="0" w:line="240" w:lineRule="auto"/>
+      </w:pPr>
+    </w:p>
+    <w:p>
+      <w:pPr>
+        <w:spacing w:after="0" w:line="240" w:lineRule="auto"/>
+      </w:pPr>
+    </w:p>
+    <w:p>
+      <w:pPr>
+        <w:spacing w:after="0" w:line="240" w:lineRule="auto"/>
+      </w:pPr>
+    </w:p>
+    <w:p>
+      <w:pPr>
+        <w:spacing w:after="0" w:line="240" w:lineRule="auto"/>
+      </w:pPr>
+    </w:p>
+    <w:p>
+      <w:pPr>
+        <w:spacing w:after="0" w:line="240" w:lineRule="auto"/>
+      </w:pPr>
+    </w:p>
+    <w:p>
+      <w:pPr>
+        <w:spacing w:after="0" w:line="240" w:lineRule="auto"/>
+      </w:pPr>
+    </w:p>
+    <w:p>
+      <w:pPr>
+        <w:spacing w:after="0" w:line="240" w:lineRule="auto"/>
+      </w:pPr>
+    </w:p>
+    <w:p>
+      <w:pPr>
+        <w:spacing w:after="0" w:line="240" w:lineRule="auto"/>
+      </w:pPr>
+    </w:p>
+    <w:p>
+      <w:pPr>
+        <w:spacing w:after="0" w:line="240" w:lineRule="auto"/>
+      </w:pPr>
+    </w:p>
+    <w:p>
+      <w:pPr>
+        <w:spacing w:after="0" w:line="240" w:lineRule="auto"/>
+      </w:pPr>
+    </w:p>
+    <w:p>
+      <w:pPr>
+        <w:spacing w:after="0" w:line="240" w:lineRule="auto"/>
       </w:pPr>
       <w:r>
         <w:t xml:space="preserve">How to generate token in </w:t>
@@ -4112,7 +5553,7 @@
     </w:p>
     <w:p>
       <w:pPr>
-        <w:spacing w:after="0"/>
+        <w:spacing w:after="0" w:line="240" w:lineRule="auto"/>
       </w:pPr>
       <w:proofErr w:type="spellStart"/>
       <w:r>

--- a/java/java 8 -11/core java 8 11.docx
+++ b/java/java 8 -11/core java 8 11.docx
@@ -250,7 +250,16 @@
                 <w:szCs w:val="16"/>
                 <w:lang w:val="en-IN"/>
               </w:rPr>
-              <w:t xml:space="preserve">public class MyInterfceImpl1 implements  </w:t>
+              <w:t xml:space="preserve">public class MyInterfceImpl1 </w:t>
+            </w:r>
+            <w:proofErr w:type="gramStart"/>
+            <w:r>
+              <w:rPr>
+                <w:sz w:val="16"/>
+                <w:szCs w:val="16"/>
+                <w:lang w:val="en-IN"/>
+              </w:rPr>
+              <w:t xml:space="preserve">implements  </w:t>
             </w:r>
             <w:proofErr w:type="spellStart"/>
             <w:r>
@@ -262,6 +271,7 @@
               <w:t>MyInterface</w:t>
             </w:r>
             <w:proofErr w:type="spellEnd"/>
+            <w:proofErr w:type="gramEnd"/>
             <w:r>
               <w:rPr>
                 <w:sz w:val="16"/>
@@ -340,8 +350,18 @@
                 <w:lang w:val="en-IN"/>
               </w:rPr>
               <w:br/>
-              <w:t xml:space="preserve">    }</w:t>
-            </w:r>
+              <w:t xml:space="preserve">  </w:t>
+            </w:r>
+            <w:proofErr w:type="gramStart"/>
+            <w:r>
+              <w:rPr>
+                <w:sz w:val="16"/>
+                <w:szCs w:val="16"/>
+                <w:lang w:val="en-IN"/>
+              </w:rPr>
+              <w:t xml:space="preserve">  }</w:t>
+            </w:r>
+            <w:proofErr w:type="gramEnd"/>
             <w:r>
               <w:rPr>
                 <w:sz w:val="16"/>
@@ -386,7 +406,16 @@
                 <w:szCs w:val="16"/>
                 <w:lang w:val="en-IN"/>
               </w:rPr>
-              <w:t xml:space="preserve"> implements  </w:t>
+              <w:t xml:space="preserve"> </w:t>
+            </w:r>
+            <w:proofErr w:type="gramStart"/>
+            <w:r>
+              <w:rPr>
+                <w:sz w:val="16"/>
+                <w:szCs w:val="16"/>
+                <w:lang w:val="en-IN"/>
+              </w:rPr>
+              <w:t xml:space="preserve">implements  </w:t>
             </w:r>
             <w:proofErr w:type="spellStart"/>
             <w:r>
@@ -398,6 +427,7 @@
               <w:t>MyInterface</w:t>
             </w:r>
             <w:proofErr w:type="spellEnd"/>
+            <w:proofErr w:type="gramEnd"/>
             <w:r>
               <w:rPr>
                 <w:sz w:val="16"/>
@@ -492,8 +522,18 @@
                 <w:lang w:val="en-IN"/>
               </w:rPr>
               <w:br/>
-              <w:t xml:space="preserve">    }</w:t>
-            </w:r>
+              <w:t xml:space="preserve">  </w:t>
+            </w:r>
+            <w:proofErr w:type="gramStart"/>
+            <w:r>
+              <w:rPr>
+                <w:sz w:val="16"/>
+                <w:szCs w:val="16"/>
+                <w:lang w:val="en-IN"/>
+              </w:rPr>
+              <w:t xml:space="preserve">  }</w:t>
+            </w:r>
+            <w:proofErr w:type="gramEnd"/>
             <w:r>
               <w:rPr>
                 <w:sz w:val="16"/>
@@ -538,7 +578,16 @@
                 <w:szCs w:val="16"/>
                 <w:lang w:val="en-IN"/>
               </w:rPr>
-              <w:t xml:space="preserve"> implements  </w:t>
+              <w:t xml:space="preserve"> </w:t>
+            </w:r>
+            <w:proofErr w:type="gramStart"/>
+            <w:r>
+              <w:rPr>
+                <w:sz w:val="16"/>
+                <w:szCs w:val="16"/>
+                <w:lang w:val="en-IN"/>
+              </w:rPr>
+              <w:t xml:space="preserve">implements  </w:t>
             </w:r>
             <w:proofErr w:type="spellStart"/>
             <w:r>
@@ -550,6 +599,7 @@
               <w:t>MyInterface</w:t>
             </w:r>
             <w:proofErr w:type="spellEnd"/>
+            <w:proofErr w:type="gramEnd"/>
             <w:r>
               <w:rPr>
                 <w:sz w:val="16"/>
@@ -644,8 +694,18 @@
                 <w:lang w:val="en-IN"/>
               </w:rPr>
               <w:br/>
-              <w:t xml:space="preserve">    }</w:t>
-            </w:r>
+              <w:t xml:space="preserve">  </w:t>
+            </w:r>
+            <w:proofErr w:type="gramStart"/>
+            <w:r>
+              <w:rPr>
+                <w:sz w:val="16"/>
+                <w:szCs w:val="16"/>
+                <w:lang w:val="en-IN"/>
+              </w:rPr>
+              <w:t xml:space="preserve">  }</w:t>
+            </w:r>
+            <w:proofErr w:type="gramEnd"/>
             <w:r>
               <w:rPr>
                 <w:sz w:val="16"/>
@@ -844,7 +904,25 @@
                 <w:lang w:val="en-IN"/>
               </w:rPr>
               <w:br/>
-              <w:t xml:space="preserve">    void sound(); </w:t>
+              <w:t xml:space="preserve">    void </w:t>
+            </w:r>
+            <w:proofErr w:type="gramStart"/>
+            <w:r>
+              <w:rPr>
+                <w:sz w:val="16"/>
+                <w:szCs w:val="16"/>
+                <w:lang w:val="en-IN"/>
+              </w:rPr>
+              <w:t>sound(</w:t>
+            </w:r>
+            <w:proofErr w:type="gramEnd"/>
+            <w:r>
+              <w:rPr>
+                <w:sz w:val="16"/>
+                <w:szCs w:val="16"/>
+                <w:lang w:val="en-IN"/>
+              </w:rPr>
+              <w:t xml:space="preserve">); </w:t>
             </w:r>
             <w:r>
               <w:rPr>
@@ -910,7 +988,25 @@
                 <w:lang w:val="en-IN"/>
               </w:rPr>
               <w:br/>
-              <w:t xml:space="preserve">    public static void main(String[] </w:t>
+              <w:t xml:space="preserve">    public static void </w:t>
+            </w:r>
+            <w:proofErr w:type="gramStart"/>
+            <w:r>
+              <w:rPr>
+                <w:sz w:val="16"/>
+                <w:szCs w:val="16"/>
+                <w:lang w:val="en-IN"/>
+              </w:rPr>
+              <w:t>main(String[</w:t>
+            </w:r>
+            <w:proofErr w:type="gramEnd"/>
+            <w:r>
+              <w:rPr>
+                <w:sz w:val="16"/>
+                <w:szCs w:val="16"/>
+                <w:lang w:val="en-IN"/>
+              </w:rPr>
+              <w:t xml:space="preserve">] </w:t>
             </w:r>
             <w:proofErr w:type="spellStart"/>
             <w:r>
@@ -966,6 +1062,7 @@
               <w:t xml:space="preserve"> dog = new </w:t>
             </w:r>
             <w:proofErr w:type="spellStart"/>
+            <w:proofErr w:type="gramStart"/>
             <w:r>
               <w:rPr>
                 <w:sz w:val="16"/>
@@ -983,6 +1080,7 @@
               </w:rPr>
               <w:t>(){</w:t>
             </w:r>
+            <w:proofErr w:type="gramEnd"/>
             <w:r>
               <w:rPr>
                 <w:sz w:val="16"/>
@@ -990,8 +1088,18 @@
                 <w:lang w:val="en-IN"/>
               </w:rPr>
               <w:br/>
-              <w:t xml:space="preserve">            public void sound(){</w:t>
-            </w:r>
+              <w:t xml:space="preserve">            public void </w:t>
+            </w:r>
+            <w:proofErr w:type="gramStart"/>
+            <w:r>
+              <w:rPr>
+                <w:sz w:val="16"/>
+                <w:szCs w:val="16"/>
+                <w:lang w:val="en-IN"/>
+              </w:rPr>
+              <w:t>sound(){</w:t>
+            </w:r>
+            <w:proofErr w:type="gramEnd"/>
             <w:r>
               <w:rPr>
                 <w:sz w:val="16"/>
@@ -1035,7 +1143,25 @@
                 <w:szCs w:val="16"/>
                 <w:lang w:val="en-IN"/>
               </w:rPr>
-              <w:t>("Bow Bow.....");</w:t>
+              <w:t>("Bow Bow</w:t>
+            </w:r>
+            <w:proofErr w:type="gramStart"/>
+            <w:r>
+              <w:rPr>
+                <w:sz w:val="16"/>
+                <w:szCs w:val="16"/>
+                <w:lang w:val="en-IN"/>
+              </w:rPr>
+              <w:t>.....</w:t>
+            </w:r>
+            <w:proofErr w:type="gramEnd"/>
+            <w:r>
+              <w:rPr>
+                <w:sz w:val="16"/>
+                <w:szCs w:val="16"/>
+                <w:lang w:val="en-IN"/>
+              </w:rPr>
+              <w:t>");</w:t>
             </w:r>
             <w:r>
               <w:rPr>
@@ -1044,8 +1170,18 @@
                 <w:lang w:val="en-IN"/>
               </w:rPr>
               <w:br/>
-              <w:t xml:space="preserve">            }</w:t>
-            </w:r>
+              <w:t xml:space="preserve">          </w:t>
+            </w:r>
+            <w:proofErr w:type="gramStart"/>
+            <w:r>
+              <w:rPr>
+                <w:sz w:val="16"/>
+                <w:szCs w:val="16"/>
+                <w:lang w:val="en-IN"/>
+              </w:rPr>
+              <w:t xml:space="preserve">  }</w:t>
+            </w:r>
+            <w:proofErr w:type="gramEnd"/>
             <w:r>
               <w:rPr>
                 <w:sz w:val="16"/>
@@ -1065,6 +1201,7 @@
               <w:t xml:space="preserve">        </w:t>
             </w:r>
             <w:proofErr w:type="spellStart"/>
+            <w:proofErr w:type="gramStart"/>
             <w:r>
               <w:rPr>
                 <w:sz w:val="16"/>
@@ -1074,6 +1211,7 @@
               <w:t>dog.sound</w:t>
             </w:r>
             <w:proofErr w:type="spellEnd"/>
+            <w:proofErr w:type="gramEnd"/>
             <w:r>
               <w:rPr>
                 <w:sz w:val="16"/>
@@ -1126,6 +1264,7 @@
               <w:t xml:space="preserve"> lion = new </w:t>
             </w:r>
             <w:proofErr w:type="spellStart"/>
+            <w:proofErr w:type="gramStart"/>
             <w:r>
               <w:rPr>
                 <w:sz w:val="16"/>
@@ -1143,6 +1282,7 @@
               </w:rPr>
               <w:t>(){</w:t>
             </w:r>
+            <w:proofErr w:type="gramEnd"/>
             <w:r>
               <w:rPr>
                 <w:sz w:val="16"/>
@@ -1150,8 +1290,18 @@
                 <w:lang w:val="en-IN"/>
               </w:rPr>
               <w:br/>
-              <w:t xml:space="preserve">            public void sound(){</w:t>
-            </w:r>
+              <w:t xml:space="preserve">            public void </w:t>
+            </w:r>
+            <w:proofErr w:type="gramStart"/>
+            <w:r>
+              <w:rPr>
+                <w:sz w:val="16"/>
+                <w:szCs w:val="16"/>
+                <w:lang w:val="en-IN"/>
+              </w:rPr>
+              <w:t>sound(){</w:t>
+            </w:r>
+            <w:proofErr w:type="gramEnd"/>
             <w:r>
               <w:rPr>
                 <w:sz w:val="16"/>
@@ -1204,8 +1354,18 @@
                 <w:lang w:val="en-IN"/>
               </w:rPr>
               <w:br/>
-              <w:t xml:space="preserve">            }</w:t>
-            </w:r>
+              <w:t xml:space="preserve">          </w:t>
+            </w:r>
+            <w:proofErr w:type="gramStart"/>
+            <w:r>
+              <w:rPr>
+                <w:sz w:val="16"/>
+                <w:szCs w:val="16"/>
+                <w:lang w:val="en-IN"/>
+              </w:rPr>
+              <w:t xml:space="preserve">  }</w:t>
+            </w:r>
+            <w:proofErr w:type="gramEnd"/>
             <w:r>
               <w:rPr>
                 <w:sz w:val="16"/>
@@ -1225,6 +1385,7 @@
               <w:t xml:space="preserve">        </w:t>
             </w:r>
             <w:proofErr w:type="spellStart"/>
+            <w:proofErr w:type="gramStart"/>
             <w:r>
               <w:rPr>
                 <w:sz w:val="16"/>
@@ -1234,6 +1395,7 @@
               <w:t>lion.sound</w:t>
             </w:r>
             <w:proofErr w:type="spellEnd"/>
+            <w:proofErr w:type="gramEnd"/>
             <w:r>
               <w:rPr>
                 <w:sz w:val="16"/>
@@ -1249,8 +1411,18 @@
                 <w:lang w:val="en-IN"/>
               </w:rPr>
               <w:br/>
-              <w:t xml:space="preserve">    }</w:t>
-            </w:r>
+              <w:t xml:space="preserve">  </w:t>
+            </w:r>
+            <w:proofErr w:type="gramStart"/>
+            <w:r>
+              <w:rPr>
+                <w:sz w:val="16"/>
+                <w:szCs w:val="16"/>
+                <w:lang w:val="en-IN"/>
+              </w:rPr>
+              <w:t xml:space="preserve">  }</w:t>
+            </w:r>
+            <w:proofErr w:type="gramEnd"/>
             <w:r>
               <w:rPr>
                 <w:sz w:val="16"/>
@@ -1430,10 +1602,18 @@
         <w:spacing w:after="0" w:line="240" w:lineRule="auto"/>
       </w:pPr>
       <w:r>
-        <w:t>For Functional interface</w:t>
-      </w:r>
-      <w:r>
-        <w:t>(interface with ONLY ONE abstract method)</w:t>
+        <w:t xml:space="preserve">For Functional </w:t>
+      </w:r>
+      <w:proofErr w:type="gramStart"/>
+      <w:r>
+        <w:t>interface</w:t>
+      </w:r>
+      <w:r>
+        <w:t>(</w:t>
+      </w:r>
+      <w:proofErr w:type="gramEnd"/>
+      <w:r>
+        <w:t>interface with ONLY ONE abstract method)</w:t>
       </w:r>
       <w:r>
         <w:t xml:space="preserve"> implementation we have 3 approaches.</w:t>
@@ -1683,150 +1863,143 @@
       <w:r>
         <w:t> annotation, </w:t>
       </w:r>
+      <w:proofErr w:type="gramStart"/>
       <w:r>
         <w:rPr>
           <w:i/>
           <w:iCs/>
         </w:rPr>
-        <w:t>java.util.function</w:t>
-      </w:r>
-      <w:r>
-        <w:t> package and how to use new Java 8 functional interfaces to compose lambda expressions with some simple examples.</w:t>
-      </w:r>
-    </w:p>
-    <w:p>
-      <w:pPr>
-        <w:spacing w:after="0" w:line="240" w:lineRule="auto"/>
-      </w:pPr>
-    </w:p>
-    <w:p>
-      <w:pPr>
-        <w:spacing w:after="0" w:line="240" w:lineRule="auto"/>
-      </w:pPr>
-      <w:r>
-        <w:t xml:space="preserve">Java </w:t>
-      </w:r>
-      <w:r>
-        <w:sym w:font="Wingdings" w:char="F0E0"/>
-      </w:r>
-      <w:r>
-        <w:t xml:space="preserve"> OOP</w:t>
-      </w:r>
-      <w:r>
-        <w:t>s</w:t>
-      </w:r>
-      <w:r>
-        <w:t xml:space="preserve"> </w:t>
-      </w:r>
-      <w:r>
-        <w:sym w:font="Wingdings" w:char="F0E0"/>
-      </w:r>
-      <w:r>
-        <w:t xml:space="preserve"> java-8 </w:t>
-      </w:r>
-      <w:r>
-        <w:sym w:font="Wingdings" w:char="F0E0"/>
-      </w:r>
-      <w:r>
-        <w:t xml:space="preserve"> FSP </w:t>
-      </w:r>
-      <w:r>
-        <w:sym w:font="Wingdings" w:char="F0E0"/>
-      </w:r>
-      <w:r>
-        <w:t xml:space="preserve"> OOP</w:t>
-      </w:r>
-      <w:r>
-        <w:t>s</w:t>
-      </w:r>
-      <w:r>
-        <w:t>.</w:t>
-      </w:r>
-    </w:p>
-    <w:p>
-      <w:pPr>
-        <w:spacing w:after="0" w:line="240" w:lineRule="auto"/>
-      </w:pPr>
-    </w:p>
-    <w:p>
-      <w:pPr>
-        <w:spacing w:after="0" w:line="240" w:lineRule="auto"/>
-      </w:pPr>
-      <w:r>
-        <w:t>If you are adding @FunctionalInterface annotation means we are telling compiler, this interface must have only one abstract method.</w:t>
-      </w:r>
-    </w:p>
-    <w:p>
-      <w:pPr>
-        <w:spacing w:after="0" w:line="240" w:lineRule="auto"/>
-      </w:pPr>
-    </w:p>
-    <w:p>
-      <w:pPr>
-        <w:spacing w:after="0" w:line="240" w:lineRule="auto"/>
-        <w:rPr>
-          <w:b/>
-          <w:bCs/>
-          <w:lang w:val="en-IN"/>
-        </w:rPr>
-      </w:pPr>
-      <w:r>
-        <w:rPr>
-          <w:b/>
-          <w:bCs/>
-          <w:lang w:val="en-IN"/>
-        </w:rPr>
-        <w:t>1) Definition</w:t>
-      </w:r>
-    </w:p>
-    <w:p>
-      <w:pPr>
-        <w:spacing w:after="0" w:line="240" w:lineRule="auto"/>
-        <w:rPr>
-          <w:lang w:val="en-IN"/>
-        </w:rPr>
-      </w:pPr>
-      <w:r>
-        <w:rPr>
-          <w:lang w:val="en-IN"/>
-        </w:rPr>
-        <w:t>Functional interfaces are the interfaces which has exactly one abstract method. They may have any number of default methods but must have only one abstract method. Functional interfaces provide only one functionality to implement.</w:t>
-      </w:r>
-    </w:p>
-    <w:p>
-      <w:pPr>
-        <w:spacing w:after="0" w:line="240" w:lineRule="auto"/>
-      </w:pPr>
-    </w:p>
-    <w:p>
-      <w:pPr>
-        <w:spacing w:after="0" w:line="240" w:lineRule="auto"/>
-        <w:rPr>
-          <w:b/>
-          <w:bCs/>
+        <w:t>java.util</w:t>
+      </w:r>
+      <w:proofErr w:type="gramEnd"/>
+      <w:r>
+        <w:rPr>
           <w:i/>
           <w:iCs/>
-          <w:lang w:val="en-IN"/>
-        </w:rPr>
-      </w:pPr>
-      <w:r>
-        <w:t>There were functional interfaces exist before Java 8. It is not like that they are the whole new concept introduced only in Java 8. </w:t>
-      </w:r>
-      <w:r>
+        </w:rPr>
+        <w:t>.function</w:t>
+      </w:r>
+      <w:r>
+        <w:t> package and how to use new Java 8 functional interfaces to compose lambda expressions with some simple examples.</w:t>
+      </w:r>
+    </w:p>
+    <w:p>
+      <w:pPr>
+        <w:spacing w:after="0" w:line="240" w:lineRule="auto"/>
+      </w:pPr>
+    </w:p>
+    <w:p>
+      <w:pPr>
+        <w:spacing w:after="0" w:line="240" w:lineRule="auto"/>
+      </w:pPr>
+      <w:r>
+        <w:t xml:space="preserve">Java </w:t>
+      </w:r>
+      <w:r>
+        <w:sym w:font="Wingdings" w:char="F0E0"/>
+      </w:r>
+      <w:r>
+        <w:t xml:space="preserve"> OOP</w:t>
+      </w:r>
+      <w:r>
+        <w:t>s</w:t>
+      </w:r>
+      <w:r>
+        <w:t xml:space="preserve"> </w:t>
+      </w:r>
+      <w:r>
+        <w:sym w:font="Wingdings" w:char="F0E0"/>
+      </w:r>
+      <w:r>
+        <w:t xml:space="preserve"> java-8 </w:t>
+      </w:r>
+      <w:r>
+        <w:sym w:font="Wingdings" w:char="F0E0"/>
+      </w:r>
+      <w:r>
+        <w:t xml:space="preserve"> FSP </w:t>
+      </w:r>
+      <w:r>
+        <w:sym w:font="Wingdings" w:char="F0E0"/>
+      </w:r>
+      <w:r>
+        <w:t xml:space="preserve"> OOP</w:t>
+      </w:r>
+      <w:r>
+        <w:t>s</w:t>
+      </w:r>
+      <w:r>
+        <w:t>.</w:t>
+      </w:r>
+    </w:p>
+    <w:p>
+      <w:pPr>
+        <w:spacing w:after="0" w:line="240" w:lineRule="auto"/>
+      </w:pPr>
+    </w:p>
+    <w:p>
+      <w:pPr>
+        <w:spacing w:after="0" w:line="240" w:lineRule="auto"/>
+      </w:pPr>
+      <w:r>
+        <w:t>If you are adding @FunctionalInterface annotation means we are telling compiler, this interface must have only one abstract method.</w:t>
+      </w:r>
+    </w:p>
+    <w:p>
+      <w:pPr>
+        <w:spacing w:after="0" w:line="240" w:lineRule="auto"/>
+      </w:pPr>
+    </w:p>
+    <w:p>
+      <w:pPr>
+        <w:spacing w:after="0" w:line="240" w:lineRule="auto"/>
+        <w:rPr>
+          <w:b/>
+          <w:bCs/>
+          <w:lang w:val="en-IN"/>
+        </w:rPr>
+      </w:pPr>
+      <w:r>
+        <w:rPr>
+          <w:b/>
+          <w:bCs/>
+          <w:lang w:val="en-IN"/>
+        </w:rPr>
+        <w:t>1) Definition</w:t>
+      </w:r>
+    </w:p>
+    <w:p>
+      <w:pPr>
+        <w:spacing w:after="0" w:line="240" w:lineRule="auto"/>
+        <w:rPr>
+          <w:lang w:val="en-IN"/>
+        </w:rPr>
+      </w:pPr>
+      <w:r>
+        <w:rPr>
+          <w:lang w:val="en-IN"/>
+        </w:rPr>
+        <w:t>Functional interfaces are the interfaces which has exactly one abstract method. They may have any number of default methods but must have only one abstract method. Functional interfaces provide only one functionality to implement.</w:t>
+      </w:r>
+    </w:p>
+    <w:p>
+      <w:pPr>
+        <w:spacing w:after="0" w:line="240" w:lineRule="auto"/>
+      </w:pPr>
+    </w:p>
+    <w:p>
+      <w:pPr>
+        <w:spacing w:after="0" w:line="240" w:lineRule="auto"/>
         <w:rPr>
           <w:b/>
           <w:bCs/>
           <w:i/>
           <w:iCs/>
-        </w:rPr>
-        <w:t>Runnable</w:t>
-      </w:r>
-      <w:r>
-        <w:rPr>
-          <w:b/>
-          <w:bCs/>
-        </w:rPr>
-        <w:t>, </w:t>
+          <w:lang w:val="en-IN"/>
+        </w:rPr>
+      </w:pPr>
+      <w:r>
+        <w:t>There were functional interfaces exist before Java 8. It is not like that they are the whole new concept introduced only in Java 8. </w:t>
       </w:r>
       <w:r>
         <w:rPr>
@@ -1835,7 +2008,7 @@
           <w:i/>
           <w:iCs/>
         </w:rPr>
-        <w:t>ActionListener</w:t>
+        <w:t>Runnable</w:t>
       </w:r>
       <w:r>
         <w:rPr>
@@ -1851,14 +2024,14 @@
           <w:i/>
           <w:iCs/>
         </w:rPr>
-        <w:t>Callable</w:t>
-      </w:r>
-      <w:r>
-        <w:rPr>
-          <w:b/>
-          <w:bCs/>
-        </w:rPr>
-        <w:t> and </w:t>
+        <w:t>ActionListener</w:t>
+      </w:r>
+      <w:r>
+        <w:rPr>
+          <w:b/>
+          <w:bCs/>
+        </w:rPr>
+        <w:t>, </w:t>
       </w:r>
       <w:r>
         <w:rPr>
@@ -1866,9 +2039,15 @@
           <w:bCs/>
           <w:i/>
           <w:iCs/>
-          <w:lang w:val="en-IN"/>
-        </w:rPr>
-        <w:t>Comparator</w:t>
+        </w:rPr>
+        <w:t>Callable</w:t>
+      </w:r>
+      <w:r>
+        <w:rPr>
+          <w:b/>
+          <w:bCs/>
+        </w:rPr>
+        <w:t> and </w:t>
       </w:r>
       <w:r>
         <w:rPr>
@@ -1878,143 +2057,198 @@
           <w:iCs/>
           <w:lang w:val="en-IN"/>
         </w:rPr>
-        <w:t xml:space="preserve"> </w:t>
-      </w:r>
-      <w:r>
-        <w:t>are some old functional interfaces which exist even before Java 8.</w:t>
-      </w:r>
-    </w:p>
-    <w:p>
-      <w:pPr>
-        <w:spacing w:after="0" w:line="240" w:lineRule="auto"/>
-        <w:rPr>
-          <w:b/>
-          <w:bCs/>
-          <w:lang w:val="en-IN"/>
-        </w:rPr>
-      </w:pPr>
-      <w:r>
-        <w:rPr>
-          <w:b/>
-          <w:bCs/>
-        </w:rPr>
-        <w:t xml:space="preserve">Question: </w:t>
-      </w:r>
-      <w:r>
-        <w:rPr>
-          <w:b/>
-          <w:bCs/>
-          <w:lang w:val="en-IN"/>
-        </w:rPr>
-        <w:t xml:space="preserve">Comparator have two abstract methods but still it is Functional interface, </w:t>
-      </w:r>
-      <w:r>
-        <w:rPr>
-          <w:b/>
-          <w:bCs/>
-          <w:lang w:val="en-IN"/>
-        </w:rPr>
-        <w:t>why</w:t>
-      </w:r>
-      <w:r>
-        <w:rPr>
-          <w:b/>
-          <w:bCs/>
-          <w:lang w:val="en-IN"/>
-        </w:rPr>
-        <w:t>????</w:t>
-      </w:r>
-    </w:p>
-    <w:p>
-      <w:pPr>
-        <w:spacing w:after="0" w:line="240" w:lineRule="auto"/>
-        <w:rPr>
-          <w:b/>
-          <w:bCs/>
-          <w:lang w:val="en-IN"/>
-        </w:rPr>
-      </w:pPr>
-      <w:r>
-        <w:rPr>
-          <w:b/>
-          <w:bCs/>
-          <w:lang w:val="en-IN"/>
-        </w:rPr>
-        <w:tab/>
-        <w:t>int compare(T o1, T o2);</w:t>
-      </w:r>
-    </w:p>
-    <w:p>
-      <w:pPr>
-        <w:spacing w:after="0" w:line="240" w:lineRule="auto"/>
-      </w:pPr>
-      <w:r>
-        <w:rPr>
-          <w:b/>
-          <w:bCs/>
-          <w:lang w:val="en-IN"/>
-        </w:rPr>
-        <w:t xml:space="preserve">               </w:t>
-      </w:r>
-      <w:proofErr w:type="spellStart"/>
-      <w:r>
-        <w:rPr>
-          <w:b/>
-          <w:bCs/>
-          <w:lang w:val="en-IN"/>
-        </w:rPr>
-        <w:t>boolean</w:t>
-      </w:r>
-      <w:proofErr w:type="spellEnd"/>
-      <w:r>
-        <w:rPr>
-          <w:b/>
-          <w:bCs/>
-          <w:lang w:val="en-IN"/>
-        </w:rPr>
-        <w:t xml:space="preserve"> equals(Object </w:t>
-      </w:r>
-      <w:proofErr w:type="spellStart"/>
-      <w:r>
-        <w:rPr>
-          <w:b/>
-          <w:bCs/>
-          <w:lang w:val="en-IN"/>
-        </w:rPr>
-        <w:t>obj</w:t>
-      </w:r>
-      <w:proofErr w:type="spellEnd"/>
-      <w:r>
-        <w:rPr>
-          <w:b/>
-          <w:bCs/>
-          <w:lang w:val="en-IN"/>
-        </w:rPr>
-        <w:t>);</w:t>
-      </w:r>
-    </w:p>
-    <w:p>
-      <w:pPr>
-        <w:spacing w:after="0" w:line="240" w:lineRule="auto"/>
-      </w:pPr>
-      <w:r>
-        <w:t xml:space="preserve">The new set of functional interfaces are introduced in Java 8 to make programmer’s job easy while writing lambda expressions. Your lambda expression must implement any one of these functional interfaces. These new functional interfaces are </w:t>
-      </w:r>
-      <w:proofErr w:type="spellStart"/>
-      <w:r>
-        <w:t>organised</w:t>
-      </w:r>
-      <w:proofErr w:type="spellEnd"/>
-      <w:r>
-        <w:t xml:space="preserve"> under </w:t>
-      </w:r>
-      <w:proofErr w:type="spellStart"/>
-      <w:r>
-        <w:rPr>
+        <w:t>Comparator</w:t>
+      </w:r>
+      <w:r>
+        <w:rPr>
+          <w:b/>
+          <w:bCs/>
           <w:i/>
           <w:iCs/>
-        </w:rPr>
-        <w:t>java.util.function</w:t>
+          <w:lang w:val="en-IN"/>
+        </w:rPr>
+        <w:t xml:space="preserve"> </w:t>
+      </w:r>
+      <w:r>
+        <w:t>are some old functional interfaces which exist even before Java 8.</w:t>
+      </w:r>
+    </w:p>
+    <w:p>
+      <w:pPr>
+        <w:spacing w:after="0" w:line="240" w:lineRule="auto"/>
+        <w:rPr>
+          <w:b/>
+          <w:bCs/>
+          <w:lang w:val="en-IN"/>
+        </w:rPr>
+      </w:pPr>
+      <w:r>
+        <w:rPr>
+          <w:b/>
+          <w:bCs/>
+        </w:rPr>
+        <w:t xml:space="preserve">Question: </w:t>
+      </w:r>
+      <w:r>
+        <w:rPr>
+          <w:b/>
+          <w:bCs/>
+          <w:lang w:val="en-IN"/>
+        </w:rPr>
+        <w:t xml:space="preserve">Comparator have two abstract methods but still it is Functional interface, </w:t>
+      </w:r>
+      <w:r>
+        <w:rPr>
+          <w:b/>
+          <w:bCs/>
+          <w:lang w:val="en-IN"/>
+        </w:rPr>
+        <w:t>why</w:t>
+      </w:r>
+      <w:r>
+        <w:rPr>
+          <w:b/>
+          <w:bCs/>
+          <w:lang w:val="en-IN"/>
+        </w:rPr>
+        <w:t>????</w:t>
+      </w:r>
+    </w:p>
+    <w:p>
+      <w:pPr>
+        <w:spacing w:after="0" w:line="240" w:lineRule="auto"/>
+        <w:rPr>
+          <w:b/>
+          <w:bCs/>
+          <w:lang w:val="en-IN"/>
+        </w:rPr>
+      </w:pPr>
+      <w:r>
+        <w:rPr>
+          <w:b/>
+          <w:bCs/>
+          <w:lang w:val="en-IN"/>
+        </w:rPr>
+        <w:tab/>
+        <w:t xml:space="preserve">int </w:t>
+      </w:r>
+      <w:proofErr w:type="gramStart"/>
+      <w:r>
+        <w:rPr>
+          <w:b/>
+          <w:bCs/>
+          <w:lang w:val="en-IN"/>
+        </w:rPr>
+        <w:t>compare(</w:t>
+      </w:r>
+      <w:proofErr w:type="gramEnd"/>
+      <w:r>
+        <w:rPr>
+          <w:b/>
+          <w:bCs/>
+          <w:lang w:val="en-IN"/>
+        </w:rPr>
+        <w:t>T o1, T o2);</w:t>
+      </w:r>
+    </w:p>
+    <w:p>
+      <w:pPr>
+        <w:spacing w:after="0" w:line="240" w:lineRule="auto"/>
+      </w:pPr>
+      <w:r>
+        <w:rPr>
+          <w:b/>
+          <w:bCs/>
+          <w:lang w:val="en-IN"/>
+        </w:rPr>
+        <w:t xml:space="preserve">               </w:t>
+      </w:r>
+      <w:proofErr w:type="spellStart"/>
+      <w:r>
+        <w:rPr>
+          <w:b/>
+          <w:bCs/>
+          <w:lang w:val="en-IN"/>
+        </w:rPr>
+        <w:t>boolean</w:t>
+      </w:r>
+      <w:proofErr w:type="spellEnd"/>
+      <w:r>
+        <w:rPr>
+          <w:b/>
+          <w:bCs/>
+          <w:lang w:val="en-IN"/>
+        </w:rPr>
+        <w:t xml:space="preserve"> </w:t>
+      </w:r>
+      <w:proofErr w:type="gramStart"/>
+      <w:r>
+        <w:rPr>
+          <w:b/>
+          <w:bCs/>
+          <w:lang w:val="en-IN"/>
+        </w:rPr>
+        <w:t>equals(</w:t>
+      </w:r>
+      <w:proofErr w:type="gramEnd"/>
+      <w:r>
+        <w:rPr>
+          <w:b/>
+          <w:bCs/>
+          <w:lang w:val="en-IN"/>
+        </w:rPr>
+        <w:t xml:space="preserve">Object </w:t>
+      </w:r>
+      <w:proofErr w:type="spellStart"/>
+      <w:r>
+        <w:rPr>
+          <w:b/>
+          <w:bCs/>
+          <w:lang w:val="en-IN"/>
+        </w:rPr>
+        <w:t>obj</w:t>
+      </w:r>
+      <w:proofErr w:type="spellEnd"/>
+      <w:r>
+        <w:rPr>
+          <w:b/>
+          <w:bCs/>
+          <w:lang w:val="en-IN"/>
+        </w:rPr>
+        <w:t>);</w:t>
+      </w:r>
+    </w:p>
+    <w:p>
+      <w:pPr>
+        <w:spacing w:after="0" w:line="240" w:lineRule="auto"/>
+      </w:pPr>
+      <w:r>
+        <w:t xml:space="preserve">The new set of functional interfaces are introduced in Java 8 to make programmer’s job easy while writing lambda expressions. Your lambda expression must implement any one of these functional interfaces. These new functional interfaces are </w:t>
+      </w:r>
+      <w:proofErr w:type="spellStart"/>
+      <w:r>
+        <w:t>organised</w:t>
+      </w:r>
+      <w:proofErr w:type="spellEnd"/>
+      <w:r>
+        <w:t xml:space="preserve"> under </w:t>
+      </w:r>
+      <w:proofErr w:type="spellStart"/>
+      <w:proofErr w:type="gramStart"/>
+      <w:r>
+        <w:rPr>
+          <w:i/>
+          <w:iCs/>
+        </w:rPr>
+        <w:t>java.util</w:t>
+      </w:r>
+      <w:proofErr w:type="gramEnd"/>
+      <w:r>
+        <w:rPr>
+          <w:i/>
+          <w:iCs/>
+        </w:rPr>
+        <w:t>.function</w:t>
       </w:r>
       <w:proofErr w:type="spellEnd"/>
       <w:r>
@@ -2178,7 +2412,25 @@
                 <w:lang w:val="en-IN"/>
               </w:rPr>
               <w:br/>
-              <w:t xml:space="preserve">    void sound();</w:t>
+              <w:t xml:space="preserve">    void </w:t>
+            </w:r>
+            <w:proofErr w:type="gramStart"/>
+            <w:r>
+              <w:rPr>
+                <w:sz w:val="16"/>
+                <w:szCs w:val="16"/>
+                <w:lang w:val="en-IN"/>
+              </w:rPr>
+              <w:t>sound(</w:t>
+            </w:r>
+            <w:proofErr w:type="gramEnd"/>
+            <w:r>
+              <w:rPr>
+                <w:sz w:val="16"/>
+                <w:szCs w:val="16"/>
+                <w:lang w:val="en-IN"/>
+              </w:rPr>
+              <w:t>);</w:t>
             </w:r>
             <w:r>
               <w:rPr>
@@ -2226,7 +2478,25 @@
                 <w:lang w:val="en-IN"/>
               </w:rPr>
               <w:br/>
-              <w:t xml:space="preserve">    public static void main(String[] </w:t>
+              <w:t xml:space="preserve">    public static void </w:t>
+            </w:r>
+            <w:proofErr w:type="gramStart"/>
+            <w:r>
+              <w:rPr>
+                <w:sz w:val="16"/>
+                <w:szCs w:val="16"/>
+                <w:lang w:val="en-IN"/>
+              </w:rPr>
+              <w:t>main(String[</w:t>
+            </w:r>
+            <w:proofErr w:type="gramEnd"/>
+            <w:r>
+              <w:rPr>
+                <w:sz w:val="16"/>
+                <w:szCs w:val="16"/>
+                <w:lang w:val="en-IN"/>
+              </w:rPr>
+              <w:t xml:space="preserve">] </w:t>
             </w:r>
             <w:proofErr w:type="spellStart"/>
             <w:r>
@@ -2289,6 +2559,7 @@
               <w:t xml:space="preserve"> dog = new </w:t>
             </w:r>
             <w:proofErr w:type="spellStart"/>
+            <w:proofErr w:type="gramStart"/>
             <w:r>
               <w:rPr>
                 <w:b/>
@@ -2308,8 +2579,9 @@
                 <w:szCs w:val="16"/>
                 <w:lang w:val="en-IN"/>
               </w:rPr>
-              <w:t>() {</w:t>
-            </w:r>
+              <w:t>(</w:t>
+            </w:r>
+            <w:proofErr w:type="gramEnd"/>
             <w:r>
               <w:rPr>
                 <w:b/>
@@ -2318,6 +2590,16 @@
                 <w:szCs w:val="16"/>
                 <w:lang w:val="en-IN"/>
               </w:rPr>
+              <w:t>) {</w:t>
+            </w:r>
+            <w:r>
+              <w:rPr>
+                <w:b/>
+                <w:bCs/>
+                <w:sz w:val="16"/>
+                <w:szCs w:val="16"/>
+                <w:lang w:val="en-IN"/>
+              </w:rPr>
               <w:br/>
               <w:t xml:space="preserve">            @Override</w:t>
             </w:r>
@@ -2330,7 +2612,29 @@
                 <w:lang w:val="en-IN"/>
               </w:rPr>
               <w:br/>
-              <w:t xml:space="preserve">            public void sound() {</w:t>
+              <w:t xml:space="preserve">            public void </w:t>
+            </w:r>
+            <w:proofErr w:type="gramStart"/>
+            <w:r>
+              <w:rPr>
+                <w:b/>
+                <w:bCs/>
+                <w:sz w:val="16"/>
+                <w:szCs w:val="16"/>
+                <w:lang w:val="en-IN"/>
+              </w:rPr>
+              <w:t>sound(</w:t>
+            </w:r>
+            <w:proofErr w:type="gramEnd"/>
+            <w:r>
+              <w:rPr>
+                <w:b/>
+                <w:bCs/>
+                <w:sz w:val="16"/>
+                <w:szCs w:val="16"/>
+                <w:lang w:val="en-IN"/>
+              </w:rPr>
+              <w:t>) {</w:t>
             </w:r>
             <w:r>
               <w:rPr>
@@ -2385,8 +2689,9 @@
                 <w:szCs w:val="16"/>
                 <w:lang w:val="en-IN"/>
               </w:rPr>
-              <w:t>("Bow Bow..!");</w:t>
-            </w:r>
+              <w:t xml:space="preserve">("Bow </w:t>
+            </w:r>
+            <w:proofErr w:type="gramStart"/>
             <w:r>
               <w:rPr>
                 <w:b/>
@@ -2395,9 +2700,9 @@
                 <w:szCs w:val="16"/>
                 <w:lang w:val="en-IN"/>
               </w:rPr>
-              <w:br/>
-              <w:t xml:space="preserve">            }</w:t>
-            </w:r>
+              <w:t>Bow..!</w:t>
+            </w:r>
+            <w:proofErr w:type="gramEnd"/>
             <w:r>
               <w:rPr>
                 <w:b/>
@@ -2406,8 +2711,63 @@
                 <w:szCs w:val="16"/>
                 <w:lang w:val="en-IN"/>
               </w:rPr>
+              <w:t>");</w:t>
+            </w:r>
+            <w:r>
+              <w:rPr>
+                <w:b/>
+                <w:bCs/>
+                <w:sz w:val="16"/>
+                <w:szCs w:val="16"/>
+                <w:lang w:val="en-IN"/>
+              </w:rPr>
               <w:br/>
-              <w:t xml:space="preserve">        };</w:t>
+              <w:t xml:space="preserve">          </w:t>
+            </w:r>
+            <w:proofErr w:type="gramStart"/>
+            <w:r>
+              <w:rPr>
+                <w:b/>
+                <w:bCs/>
+                <w:sz w:val="16"/>
+                <w:szCs w:val="16"/>
+                <w:lang w:val="en-IN"/>
+              </w:rPr>
+              <w:t xml:space="preserve">  }</w:t>
+            </w:r>
+            <w:proofErr w:type="gramEnd"/>
+            <w:r>
+              <w:rPr>
+                <w:b/>
+                <w:bCs/>
+                <w:sz w:val="16"/>
+                <w:szCs w:val="16"/>
+                <w:lang w:val="en-IN"/>
+              </w:rPr>
+              <w:br/>
+              <w:t xml:space="preserve">      </w:t>
+            </w:r>
+            <w:proofErr w:type="gramStart"/>
+            <w:r>
+              <w:rPr>
+                <w:b/>
+                <w:bCs/>
+                <w:sz w:val="16"/>
+                <w:szCs w:val="16"/>
+                <w:lang w:val="en-IN"/>
+              </w:rPr>
+              <w:t xml:space="preserve">  }</w:t>
+            </w:r>
+            <w:proofErr w:type="gramEnd"/>
+            <w:r>
+              <w:rPr>
+                <w:b/>
+                <w:bCs/>
+                <w:sz w:val="16"/>
+                <w:szCs w:val="16"/>
+                <w:lang w:val="en-IN"/>
+              </w:rPr>
+              <w:t>;</w:t>
             </w:r>
           </w:p>
           <w:p>
@@ -2464,7 +2824,25 @@
                 <w:lang w:val="en-IN"/>
               </w:rPr>
               <w:br/>
-              <w:t xml:space="preserve">    public static void main(String[] </w:t>
+              <w:t xml:space="preserve">    public static void </w:t>
+            </w:r>
+            <w:proofErr w:type="gramStart"/>
+            <w:r>
+              <w:rPr>
+                <w:sz w:val="16"/>
+                <w:szCs w:val="16"/>
+                <w:lang w:val="en-IN"/>
+              </w:rPr>
+              <w:t>main(String[</w:t>
+            </w:r>
+            <w:proofErr w:type="gramEnd"/>
+            <w:r>
+              <w:rPr>
+                <w:sz w:val="16"/>
+                <w:szCs w:val="16"/>
+                <w:lang w:val="en-IN"/>
+              </w:rPr>
+              <w:t xml:space="preserve">] </w:t>
             </w:r>
             <w:proofErr w:type="spellStart"/>
             <w:r>
@@ -2595,8 +2973,9 @@
                 <w:highlight w:val="yellow"/>
                 <w:lang w:val="en-IN"/>
               </w:rPr>
-              <w:t>("Bow Bow....!");</w:t>
-            </w:r>
+              <w:t xml:space="preserve">("Bow </w:t>
+            </w:r>
+            <w:proofErr w:type="gramStart"/>
             <w:r>
               <w:rPr>
                 <w:b/>
@@ -2606,8 +2985,55 @@
                 <w:highlight w:val="yellow"/>
                 <w:lang w:val="en-IN"/>
               </w:rPr>
+              <w:t>Bow....!</w:t>
+            </w:r>
+            <w:proofErr w:type="gramEnd"/>
+            <w:r>
+              <w:rPr>
+                <w:b/>
+                <w:bCs/>
+                <w:sz w:val="16"/>
+                <w:szCs w:val="16"/>
+                <w:highlight w:val="yellow"/>
+                <w:lang w:val="en-IN"/>
+              </w:rPr>
+              <w:t>");</w:t>
+            </w:r>
+            <w:r>
+              <w:rPr>
+                <w:b/>
+                <w:bCs/>
+                <w:sz w:val="16"/>
+                <w:szCs w:val="16"/>
+                <w:highlight w:val="yellow"/>
+                <w:lang w:val="en-IN"/>
+              </w:rPr>
               <w:br/>
-              <w:t xml:space="preserve">        };</w:t>
+              <w:t xml:space="preserve">      </w:t>
+            </w:r>
+            <w:proofErr w:type="gramStart"/>
+            <w:r>
+              <w:rPr>
+                <w:b/>
+                <w:bCs/>
+                <w:sz w:val="16"/>
+                <w:szCs w:val="16"/>
+                <w:highlight w:val="yellow"/>
+                <w:lang w:val="en-IN"/>
+              </w:rPr>
+              <w:t xml:space="preserve">  }</w:t>
+            </w:r>
+            <w:proofErr w:type="gramEnd"/>
+            <w:r>
+              <w:rPr>
+                <w:b/>
+                <w:bCs/>
+                <w:sz w:val="16"/>
+                <w:szCs w:val="16"/>
+                <w:highlight w:val="yellow"/>
+                <w:lang w:val="en-IN"/>
+              </w:rPr>
+              <w:t>;</w:t>
             </w:r>
           </w:p>
           <w:p>
@@ -2632,6 +3058,7 @@
               <w:t xml:space="preserve">       </w:t>
             </w:r>
             <w:proofErr w:type="spellStart"/>
+            <w:proofErr w:type="gramStart"/>
             <w:r>
               <w:rPr>
                 <w:b/>
@@ -2644,6 +3071,7 @@
               <w:t>dog.sound</w:t>
             </w:r>
             <w:proofErr w:type="spellEnd"/>
+            <w:proofErr w:type="gramEnd"/>
             <w:r>
               <w:rPr>
                 <w:b/>
@@ -2741,7 +3169,21 @@
         <w:rPr>
           <w:lang w:val="en-IN"/>
         </w:rPr>
-        <w:t> annotation is introduced in Java 8 to represent functional interfaces. Although, it is not compulsory to write functional interface using this annotation. But, if you are using </w:t>
+        <w:t xml:space="preserve"> annotation is introduced in Java 8 to represent functional interfaces. Although, it is not compulsory to write functional interface using this annotation. </w:t>
+      </w:r>
+      <w:proofErr w:type="gramStart"/>
+      <w:r>
+        <w:rPr>
+          <w:lang w:val="en-IN"/>
+        </w:rPr>
+        <w:t>But,</w:t>
+      </w:r>
+      <w:proofErr w:type="gramEnd"/>
+      <w:r>
+        <w:rPr>
+          <w:lang w:val="en-IN"/>
+        </w:rPr>
+        <w:t xml:space="preserve"> if you are using </w:t>
       </w:r>
       <w:r>
         <w:rPr>
@@ -2781,13 +3223,23 @@
         <w:t xml:space="preserve">3) </w:t>
       </w:r>
       <w:proofErr w:type="spellStart"/>
-      <w:r>
-        <w:rPr>
-          <w:b/>
-          <w:bCs/>
-          <w:lang w:val="en-IN"/>
-        </w:rPr>
-        <w:t>java.util.function</w:t>
+      <w:proofErr w:type="gramStart"/>
+      <w:r>
+        <w:rPr>
+          <w:b/>
+          <w:bCs/>
+          <w:lang w:val="en-IN"/>
+        </w:rPr>
+        <w:t>java.util</w:t>
+      </w:r>
+      <w:proofErr w:type="gramEnd"/>
+      <w:r>
+        <w:rPr>
+          <w:b/>
+          <w:bCs/>
+          <w:lang w:val="en-IN"/>
+        </w:rPr>
+        <w:t>.function</w:t>
       </w:r>
       <w:proofErr w:type="spellEnd"/>
       <w:r>
@@ -2813,13 +3265,23 @@
         <w:t>All Java 8 functional interfaces are organised in </w:t>
       </w:r>
       <w:proofErr w:type="spellStart"/>
+      <w:proofErr w:type="gramStart"/>
       <w:r>
         <w:rPr>
           <w:i/>
           <w:iCs/>
           <w:lang w:val="en-IN"/>
         </w:rPr>
-        <w:t>java.util.function</w:t>
+        <w:t>java.util</w:t>
+      </w:r>
+      <w:proofErr w:type="gramEnd"/>
+      <w:r>
+        <w:rPr>
+          <w:i/>
+          <w:iCs/>
+          <w:lang w:val="en-IN"/>
+        </w:rPr>
+        <w:t>.function</w:t>
       </w:r>
       <w:proofErr w:type="spellEnd"/>
       <w:r>
@@ -2960,7 +3422,21 @@
         <w:rPr>
           <w:lang w:val="en-IN"/>
         </w:rPr>
-        <w:t>Java 8 has also introduced functional interfaces which support primitive types. For example </w:t>
+        <w:t xml:space="preserve">Java 8 has also introduced functional interfaces which support primitive types. For </w:t>
+      </w:r>
+      <w:proofErr w:type="gramStart"/>
+      <w:r>
+        <w:rPr>
+          <w:lang w:val="en-IN"/>
+        </w:rPr>
+        <w:t>example</w:t>
+      </w:r>
+      <w:proofErr w:type="gramEnd"/>
+      <w:r>
+        <w:rPr>
+          <w:lang w:val="en-IN"/>
+        </w:rPr>
+        <w:t> </w:t>
       </w:r>
       <w:proofErr w:type="spellStart"/>
       <w:r>
@@ -3219,21 +3695,63 @@
         <w:rPr>
           <w:lang w:val="en-IN"/>
         </w:rPr>
-        <w:t>(Parameters) -&gt; { Statements }</w:t>
-      </w:r>
-    </w:p>
-    <w:p>
-      <w:pPr>
-        <w:spacing w:after="0" w:line="240" w:lineRule="auto"/>
-        <w:rPr>
-          <w:lang w:val="en-IN"/>
-        </w:rPr>
-      </w:pPr>
-      <w:r>
-        <w:rPr>
-          <w:lang w:val="en-IN"/>
-        </w:rPr>
-        <w:t>Lambda syntax consist of three parts – list of parameters, an arrow mark and a body. The body of a lambda can be an expression or a set of statements. If it is set of statements, they must be enclosed within curly braces { }. Return type and possible list of exceptions that can be thrown are not explicitly mentioned in a lambda. They are implicitly applied.</w:t>
+        <w:t xml:space="preserve">(Parameters) -&gt; </w:t>
+      </w:r>
+      <w:proofErr w:type="gramStart"/>
+      <w:r>
+        <w:rPr>
+          <w:lang w:val="en-IN"/>
+        </w:rPr>
+        <w:t>{ Statements</w:t>
+      </w:r>
+      <w:proofErr w:type="gramEnd"/>
+      <w:r>
+        <w:rPr>
+          <w:lang w:val="en-IN"/>
+        </w:rPr>
+        <w:t xml:space="preserve"> }</w:t>
+      </w:r>
+    </w:p>
+    <w:p>
+      <w:pPr>
+        <w:spacing w:after="0" w:line="240" w:lineRule="auto"/>
+        <w:rPr>
+          <w:lang w:val="en-IN"/>
+        </w:rPr>
+      </w:pPr>
+      <w:r>
+        <w:rPr>
+          <w:lang w:val="en-IN"/>
+        </w:rPr>
+        <w:t xml:space="preserve">Lambda syntax </w:t>
+      </w:r>
+      <w:proofErr w:type="gramStart"/>
+      <w:r>
+        <w:rPr>
+          <w:lang w:val="en-IN"/>
+        </w:rPr>
+        <w:t>consist</w:t>
+      </w:r>
+      <w:proofErr w:type="gramEnd"/>
+      <w:r>
+        <w:rPr>
+          <w:lang w:val="en-IN"/>
+        </w:rPr>
+        <w:t xml:space="preserve"> of three parts – list of parameters, an arrow mark and a body. The body of a lambda can be an expression or a set of statements. If it is set of statements, they must be enclosed within curly braces </w:t>
+      </w:r>
+      <w:proofErr w:type="gramStart"/>
+      <w:r>
+        <w:rPr>
+          <w:lang w:val="en-IN"/>
+        </w:rPr>
+        <w:t>{ }</w:t>
+      </w:r>
+      <w:proofErr w:type="gramEnd"/>
+      <w:r>
+        <w:rPr>
+          <w:lang w:val="en-IN"/>
+        </w:rPr>
+        <w:t>. Return type and possible list of exceptions that can be thrown are not explicitly mentioned in a lambda. They are implicitly applied.</w:t>
       </w:r>
     </w:p>
     <w:p>
@@ -3410,15 +3928,59 @@
           <w:bCs/>
           <w:lang w:val="en-IN"/>
         </w:rPr>
-        <w:t>Java 8 Interface Changes : Default Methods And Static Methods</w:t>
-      </w:r>
-    </w:p>
-    <w:p>
-      <w:pPr>
-        <w:spacing w:after="0" w:line="240" w:lineRule="auto"/>
-      </w:pPr>
-      <w:r>
-        <w:t>It has been a tough task for Java API developers to add new methods to current interfaces. Because, even if you add a single abstract method to an interface, all existing implementations of that interface have to be updated with implementation of new method. What if there exist hundreds or thousands of implementations of an interface? Even worse, What if you don’t have control over all of those implementations? To overcome such overhead, new features are introduced to interfaces from Java 8. They are default methods and static methods. In this article, we will see these new Java 8 Interface Changes.</w:t>
+        <w:t xml:space="preserve">Java 8 Interface </w:t>
+      </w:r>
+      <w:proofErr w:type="gramStart"/>
+      <w:r>
+        <w:rPr>
+          <w:b/>
+          <w:bCs/>
+          <w:lang w:val="en-IN"/>
+        </w:rPr>
+        <w:t>Changes :</w:t>
+      </w:r>
+      <w:proofErr w:type="gramEnd"/>
+      <w:r>
+        <w:rPr>
+          <w:b/>
+          <w:bCs/>
+          <w:lang w:val="en-IN"/>
+        </w:rPr>
+        <w:t xml:space="preserve"> Default Methods </w:t>
+      </w:r>
+      <w:proofErr w:type="gramStart"/>
+      <w:r>
+        <w:rPr>
+          <w:b/>
+          <w:bCs/>
+          <w:lang w:val="en-IN"/>
+        </w:rPr>
+        <w:t>And</w:t>
+      </w:r>
+      <w:proofErr w:type="gramEnd"/>
+      <w:r>
+        <w:rPr>
+          <w:b/>
+          <w:bCs/>
+          <w:lang w:val="en-IN"/>
+        </w:rPr>
+        <w:t xml:space="preserve"> Static Methods</w:t>
+      </w:r>
+    </w:p>
+    <w:p>
+      <w:pPr>
+        <w:spacing w:after="0" w:line="240" w:lineRule="auto"/>
+      </w:pPr>
+      <w:r>
+        <w:t xml:space="preserve">It has been a tough task for Java API developers to add new methods to current interfaces. Because, even if you add a single abstract method to an interface, all existing implementations of that interface have to be updated with implementation of new method. What if there exist hundreds or thousands of implementations of an interface? Even worse, </w:t>
+      </w:r>
+      <w:proofErr w:type="gramStart"/>
+      <w:r>
+        <w:t>What</w:t>
+      </w:r>
+      <w:proofErr w:type="gramEnd"/>
+      <w:r>
+        <w:t xml:space="preserve"> if you don’t have control over all of those implementations? To overcome such overhead, new features are introduced to interfaces from Java 8. They are default methods and static methods. In this article, we will see these new Java 8 Interface Changes.</w:t>
       </w:r>
     </w:p>
     <w:p>
@@ -3590,12 +4152,17 @@
               <w:t xml:space="preserve">    void </w:t>
             </w:r>
             <w:proofErr w:type="spellStart"/>
+            <w:proofErr w:type="gramStart"/>
             <w:r>
               <w:t>abstractMethod</w:t>
             </w:r>
             <w:proofErr w:type="spellEnd"/>
             <w:r>
-              <w:t>();           //Abstract Method</w:t>
+              <w:t xml:space="preserve">();   </w:t>
+            </w:r>
+            <w:proofErr w:type="gramEnd"/>
+            <w:r>
+              <w:t xml:space="preserve">        //Abstract Method</w:t>
             </w:r>
           </w:p>
           <w:p>
@@ -3608,12 +4175,17 @@
               <w:t xml:space="preserve">    default void </w:t>
             </w:r>
             <w:proofErr w:type="spellStart"/>
+            <w:proofErr w:type="gramStart"/>
             <w:r>
               <w:t>defaultMethod</w:t>
             </w:r>
             <w:proofErr w:type="spellEnd"/>
             <w:r>
-              <w:t>()</w:t>
+              <w:t>(</w:t>
+            </w:r>
+            <w:proofErr w:type="gramEnd"/>
+            <w:r>
+              <w:t>)</w:t>
             </w:r>
           </w:p>
           <w:p>
@@ -3682,12 +4254,17 @@
               <w:t xml:space="preserve">    public void </w:t>
             </w:r>
             <w:proofErr w:type="spellStart"/>
+            <w:proofErr w:type="gramStart"/>
             <w:r>
               <w:t>abstractMethod</w:t>
             </w:r>
             <w:proofErr w:type="spellEnd"/>
             <w:r>
-              <w:t xml:space="preserve">() </w:t>
+              <w:t>(</w:t>
+            </w:r>
+            <w:proofErr w:type="gramEnd"/>
+            <w:r>
+              <w:t xml:space="preserve">) </w:t>
             </w:r>
           </w:p>
           <w:p>
@@ -3723,12 +4300,17 @@
               <w:t xml:space="preserve">    //No need to implement </w:t>
             </w:r>
             <w:proofErr w:type="spellStart"/>
+            <w:proofErr w:type="gramStart"/>
             <w:r>
               <w:t>defaultMethod</w:t>
             </w:r>
             <w:proofErr w:type="spellEnd"/>
             <w:r>
-              <w:t>()</w:t>
+              <w:t>(</w:t>
+            </w:r>
+            <w:proofErr w:type="gramEnd"/>
+            <w:r>
+              <w:t>)</w:t>
             </w:r>
           </w:p>
           <w:p>
@@ -3759,7 +4341,25 @@
           <w:bCs/>
           <w:lang w:val="en-IN"/>
         </w:rPr>
-        <w:t>3) Three Rules To Solve Diamond Problem</w:t>
+        <w:t xml:space="preserve">3) Three Rules </w:t>
+      </w:r>
+      <w:proofErr w:type="gramStart"/>
+      <w:r>
+        <w:rPr>
+          <w:b/>
+          <w:bCs/>
+          <w:lang w:val="en-IN"/>
+        </w:rPr>
+        <w:t>To</w:t>
+      </w:r>
+      <w:proofErr w:type="gramEnd"/>
+      <w:r>
+        <w:rPr>
+          <w:b/>
+          <w:bCs/>
+          <w:lang w:val="en-IN"/>
+        </w:rPr>
+        <w:t xml:space="preserve"> Solve Diamond Problem</w:t>
       </w:r>
     </w:p>
     <w:p>
@@ -3943,12 +4543,17 @@
               <w:t xml:space="preserve">    void </w:t>
             </w:r>
             <w:proofErr w:type="spellStart"/>
+            <w:proofErr w:type="gramStart"/>
             <w:r>
               <w:t>abstractMethod</w:t>
             </w:r>
             <w:proofErr w:type="spellEnd"/>
             <w:r>
-              <w:t>();           //Abstract Method</w:t>
+              <w:t xml:space="preserve">();   </w:t>
+            </w:r>
+            <w:proofErr w:type="gramEnd"/>
+            <w:r>
+              <w:t xml:space="preserve">        //Abstract Method</w:t>
             </w:r>
           </w:p>
           <w:p>
@@ -3962,12 +4567,17 @@
               <w:t xml:space="preserve">    default void </w:t>
             </w:r>
             <w:proofErr w:type="spellStart"/>
+            <w:proofErr w:type="gramStart"/>
             <w:r>
               <w:t>defaultMethod</w:t>
             </w:r>
             <w:proofErr w:type="spellEnd"/>
             <w:r>
-              <w:t>()</w:t>
+              <w:t>(</w:t>
+            </w:r>
+            <w:proofErr w:type="gramEnd"/>
+            <w:r>
+              <w:t>)</w:t>
             </w:r>
           </w:p>
           <w:p>
@@ -4003,12 +4613,17 @@
               <w:t xml:space="preserve">    static void </w:t>
             </w:r>
             <w:proofErr w:type="spellStart"/>
+            <w:proofErr w:type="gramStart"/>
             <w:r>
               <w:t>staticMethod</w:t>
             </w:r>
             <w:proofErr w:type="spellEnd"/>
             <w:r>
-              <w:t>()</w:t>
+              <w:t>(</w:t>
+            </w:r>
+            <w:proofErr w:type="gramEnd"/>
+            <w:r>
+              <w:t>)</w:t>
             </w:r>
           </w:p>
           <w:p>
@@ -4077,12 +4692,17 @@
               <w:t xml:space="preserve">    public void </w:t>
             </w:r>
             <w:proofErr w:type="spellStart"/>
+            <w:proofErr w:type="gramStart"/>
             <w:r>
               <w:t>abstractMethod</w:t>
             </w:r>
             <w:proofErr w:type="spellEnd"/>
             <w:r>
-              <w:t xml:space="preserve">() </w:t>
+              <w:t>(</w:t>
+            </w:r>
+            <w:proofErr w:type="gramEnd"/>
+            <w:r>
+              <w:t xml:space="preserve">) </w:t>
             </w:r>
           </w:p>
           <w:p>
@@ -4118,12 +4738,17 @@
               <w:t xml:space="preserve">    //No need to implement </w:t>
             </w:r>
             <w:proofErr w:type="spellStart"/>
+            <w:proofErr w:type="gramStart"/>
             <w:r>
               <w:t>defaultMethod</w:t>
             </w:r>
             <w:proofErr w:type="spellEnd"/>
             <w:r>
-              <w:t>()</w:t>
+              <w:t>(</w:t>
+            </w:r>
+            <w:proofErr w:type="gramEnd"/>
+            <w:r>
+              <w:t>)</w:t>
             </w:r>
           </w:p>
           <w:p>
@@ -4136,12 +4761,17 @@
               <w:t xml:space="preserve">    //Can't implement </w:t>
             </w:r>
             <w:proofErr w:type="spellStart"/>
+            <w:proofErr w:type="gramStart"/>
             <w:r>
               <w:t>staticMethod</w:t>
             </w:r>
             <w:proofErr w:type="spellEnd"/>
             <w:r>
-              <w:t>()</w:t>
+              <w:t>(</w:t>
+            </w:r>
+            <w:proofErr w:type="gramEnd"/>
+            <w:r>
+              <w:t>)</w:t>
             </w:r>
           </w:p>
           <w:p>
@@ -4246,21 +4876,63 @@
         <w:rPr>
           <w:lang w:val="en-IN"/>
         </w:rPr>
-        <w:t> is an utility class containing only static methods which operate on Collection objects.</w:t>
-      </w:r>
-    </w:p>
-    <w:p>
-      <w:pPr>
-        <w:spacing w:after="0" w:line="240" w:lineRule="auto"/>
-        <w:rPr>
-          <w:lang w:val="en-IN"/>
-        </w:rPr>
-      </w:pPr>
-      <w:r>
-        <w:rPr>
-          <w:lang w:val="en-IN"/>
-        </w:rPr>
-        <w:t>Java API developers have followed this pattern of supplying an utility class along with an interface to perform basic operations on such objects. But from Java 8, they have break this pattern by introducing static methods to interfaces.</w:t>
+        <w:t xml:space="preserve"> is </w:t>
+      </w:r>
+      <w:proofErr w:type="gramStart"/>
+      <w:r>
+        <w:rPr>
+          <w:lang w:val="en-IN"/>
+        </w:rPr>
+        <w:t>an</w:t>
+      </w:r>
+      <w:proofErr w:type="gramEnd"/>
+      <w:r>
+        <w:rPr>
+          <w:lang w:val="en-IN"/>
+        </w:rPr>
+        <w:t xml:space="preserve"> utility class containing only static methods which operate on Collection objects.</w:t>
+      </w:r>
+    </w:p>
+    <w:p>
+      <w:pPr>
+        <w:spacing w:after="0" w:line="240" w:lineRule="auto"/>
+        <w:rPr>
+          <w:lang w:val="en-IN"/>
+        </w:rPr>
+      </w:pPr>
+      <w:r>
+        <w:rPr>
+          <w:lang w:val="en-IN"/>
+        </w:rPr>
+        <w:t xml:space="preserve">Java API developers have followed this pattern of supplying </w:t>
+      </w:r>
+      <w:proofErr w:type="gramStart"/>
+      <w:r>
+        <w:rPr>
+          <w:lang w:val="en-IN"/>
+        </w:rPr>
+        <w:t>an</w:t>
+      </w:r>
+      <w:proofErr w:type="gramEnd"/>
+      <w:r>
+        <w:rPr>
+          <w:lang w:val="en-IN"/>
+        </w:rPr>
+        <w:t xml:space="preserve"> utility class along with an interface to perform basic operations on such objects. But from Java 8, they have </w:t>
+      </w:r>
+      <w:proofErr w:type="gramStart"/>
+      <w:r>
+        <w:rPr>
+          <w:lang w:val="en-IN"/>
+        </w:rPr>
+        <w:t>break</w:t>
+      </w:r>
+      <w:proofErr w:type="gramEnd"/>
+      <w:r>
+        <w:rPr>
+          <w:lang w:val="en-IN"/>
+        </w:rPr>
+        <w:t xml:space="preserve"> this pattern by introducing static methods to interfaces.</w:t>
       </w:r>
     </w:p>
     <w:p>
@@ -4505,30 +5177,47 @@
       <w:pPr>
         <w:spacing w:after="0" w:line="240" w:lineRule="auto"/>
       </w:pPr>
-      <w:r>
-        <w:t>.empty()</w:t>
-      </w:r>
-    </w:p>
-    <w:p>
-      <w:pPr>
-        <w:spacing w:after="0" w:line="240" w:lineRule="auto"/>
-      </w:pPr>
-      <w:r>
-        <w:t>.of(T v)</w:t>
-      </w:r>
-    </w:p>
-    <w:p>
-      <w:pPr>
-        <w:spacing w:after="0" w:line="240" w:lineRule="auto"/>
-      </w:pPr>
-      <w:r>
-        <w:t>.of(</w:t>
+      <w:proofErr w:type="gramStart"/>
+      <w:r>
+        <w:t>.empty</w:t>
+      </w:r>
+      <w:proofErr w:type="gramEnd"/>
+      <w:r>
+        <w:t>()</w:t>
+      </w:r>
+    </w:p>
+    <w:p>
+      <w:pPr>
+        <w:spacing w:after="0" w:line="240" w:lineRule="auto"/>
+      </w:pPr>
+      <w:proofErr w:type="gramStart"/>
+      <w:r>
+        <w:t>.of</w:t>
+      </w:r>
+      <w:proofErr w:type="gramEnd"/>
+      <w:r>
+        <w:t>(T v)</w:t>
+      </w:r>
+    </w:p>
+    <w:p>
+      <w:pPr>
+        <w:spacing w:after="0" w:line="240" w:lineRule="auto"/>
+      </w:pPr>
+      <w:proofErr w:type="gramStart"/>
+      <w:r>
+        <w:t>.of</w:t>
+      </w:r>
+      <w:proofErr w:type="gramEnd"/>
+      <w:r>
+        <w:t>(</w:t>
       </w:r>
       <w:proofErr w:type="spellStart"/>
+      <w:proofErr w:type="gramStart"/>
       <w:r>
         <w:t>T..values</w:t>
       </w:r>
       <w:proofErr w:type="spellEnd"/>
+      <w:proofErr w:type="gramEnd"/>
       <w:r>
         <w:t>)</w:t>
       </w:r>
@@ -4568,40 +5257,65 @@
       <w:pPr>
         <w:spacing w:after="0" w:line="240" w:lineRule="auto"/>
       </w:pPr>
-      <w:r>
-        <w:t>.filter()</w:t>
-      </w:r>
-    </w:p>
-    <w:p>
-      <w:pPr>
-        <w:spacing w:after="0" w:line="240" w:lineRule="auto"/>
-      </w:pPr>
-      <w:r>
-        <w:t>.distinct()</w:t>
-      </w:r>
-    </w:p>
-    <w:p>
-      <w:pPr>
-        <w:spacing w:after="0" w:line="240" w:lineRule="auto"/>
-      </w:pPr>
-      <w:r>
-        <w:t>.limit()</w:t>
-      </w:r>
-    </w:p>
-    <w:p>
-      <w:pPr>
-        <w:spacing w:after="0" w:line="240" w:lineRule="auto"/>
-      </w:pPr>
-      <w:r>
-        <w:t>.skip()</w:t>
-      </w:r>
-    </w:p>
-    <w:p>
-      <w:pPr>
-        <w:spacing w:after="0" w:line="240" w:lineRule="auto"/>
-      </w:pPr>
-      <w:r>
-        <w:t>.map()</w:t>
+      <w:proofErr w:type="gramStart"/>
+      <w:r>
+        <w:t>.filter</w:t>
+      </w:r>
+      <w:proofErr w:type="gramEnd"/>
+      <w:r>
+        <w:t>()</w:t>
+      </w:r>
+    </w:p>
+    <w:p>
+      <w:pPr>
+        <w:spacing w:after="0" w:line="240" w:lineRule="auto"/>
+      </w:pPr>
+      <w:proofErr w:type="gramStart"/>
+      <w:r>
+        <w:t>.distinct</w:t>
+      </w:r>
+      <w:proofErr w:type="gramEnd"/>
+      <w:r>
+        <w:t>()</w:t>
+      </w:r>
+    </w:p>
+    <w:p>
+      <w:pPr>
+        <w:spacing w:after="0" w:line="240" w:lineRule="auto"/>
+      </w:pPr>
+      <w:proofErr w:type="gramStart"/>
+      <w:r>
+        <w:t>.limit</w:t>
+      </w:r>
+      <w:proofErr w:type="gramEnd"/>
+      <w:r>
+        <w:t>()</w:t>
+      </w:r>
+    </w:p>
+    <w:p>
+      <w:pPr>
+        <w:spacing w:after="0" w:line="240" w:lineRule="auto"/>
+      </w:pPr>
+      <w:proofErr w:type="gramStart"/>
+      <w:r>
+        <w:t>.skip</w:t>
+      </w:r>
+      <w:proofErr w:type="gramEnd"/>
+      <w:r>
+        <w:t>()</w:t>
+      </w:r>
+    </w:p>
+    <w:p>
+      <w:pPr>
+        <w:spacing w:after="0" w:line="240" w:lineRule="auto"/>
+      </w:pPr>
+      <w:proofErr w:type="gramStart"/>
+      <w:r>
+        <w:t>.map</w:t>
+      </w:r>
+      <w:proofErr w:type="gramEnd"/>
+      <w:r>
+        <w:t>()</w:t>
       </w:r>
       <w:r>
         <w:t xml:space="preserve"> </w:t>
@@ -4620,8 +5334,13 @@
           <w:lang w:val="en-IN"/>
         </w:rPr>
       </w:pPr>
-      <w:r>
-        <w:t>.sorted(</w:t>
+      <w:proofErr w:type="gramStart"/>
+      <w:r>
+        <w:t>.sorted</w:t>
+      </w:r>
+      <w:proofErr w:type="gramEnd"/>
+      <w:r>
+        <w:t>(</w:t>
       </w:r>
       <w:r>
         <w:t>)</w:t>
@@ -4667,13 +5386,27 @@
         <w:rPr>
           <w:lang w:val="en-IN"/>
         </w:rPr>
-        <w:t xml:space="preserve"> / </w:t>
-      </w:r>
-      <w:r>
-        <w:rPr>
-          <w:lang w:val="en-IN"/>
-        </w:rPr>
-        <w:t>.sorted(</w:t>
+        <w:t xml:space="preserve"> </w:t>
+      </w:r>
+      <w:proofErr w:type="gramStart"/>
+      <w:r>
+        <w:rPr>
+          <w:lang w:val="en-IN"/>
+        </w:rPr>
+        <w:t xml:space="preserve">/ </w:t>
+      </w:r>
+      <w:r>
+        <w:rPr>
+          <w:lang w:val="en-IN"/>
+        </w:rPr>
+        <w:t>.sorted</w:t>
+      </w:r>
+      <w:proofErr w:type="gramEnd"/>
+      <w:r>
+        <w:rPr>
+          <w:lang w:val="en-IN"/>
+        </w:rPr>
+        <w:t>(</w:t>
       </w:r>
       <w:proofErr w:type="spellStart"/>
       <w:r>
@@ -4705,11 +5438,19 @@
           <w:lang w:val="en-IN"/>
         </w:rPr>
       </w:pPr>
-      <w:r>
-        <w:rPr>
-          <w:lang w:val="en-IN"/>
-        </w:rPr>
-        <w:t xml:space="preserve">.reduce() </w:t>
+      <w:proofErr w:type="gramStart"/>
+      <w:r>
+        <w:rPr>
+          <w:lang w:val="en-IN"/>
+        </w:rPr>
+        <w:t>.reduce</w:t>
+      </w:r>
+      <w:proofErr w:type="gramEnd"/>
+      <w:r>
+        <w:rPr>
+          <w:lang w:val="en-IN"/>
+        </w:rPr>
+        <w:t xml:space="preserve">() </w:t>
       </w:r>
       <w:r>
         <w:rPr>
@@ -4741,7 +5482,35 @@
         <w:rPr>
           <w:lang w:val="en-IN"/>
         </w:rPr>
-        <w:t xml:space="preserve">(new int[] {7, 5, 9, 2, 8, 1}).reduce(0, (a, b) -&gt; </w:t>
+        <w:t xml:space="preserve">(new </w:t>
+      </w:r>
+      <w:proofErr w:type="gramStart"/>
+      <w:r>
+        <w:rPr>
+          <w:lang w:val="en-IN"/>
+        </w:rPr>
+        <w:t>int[</w:t>
+      </w:r>
+      <w:proofErr w:type="gramEnd"/>
+      <w:r>
+        <w:rPr>
+          <w:lang w:val="en-IN"/>
+        </w:rPr>
+        <w:t>] {7, 5, 9, 2, 8, 1}</w:t>
+      </w:r>
+      <w:proofErr w:type="gramStart"/>
+      <w:r>
+        <w:rPr>
+          <w:lang w:val="en-IN"/>
+        </w:rPr>
+        <w:t>).reduce</w:t>
+      </w:r>
+      <w:proofErr w:type="gramEnd"/>
+      <w:r>
+        <w:rPr>
+          <w:lang w:val="en-IN"/>
+        </w:rPr>
+        <w:t xml:space="preserve">(0, (a, b) -&gt; </w:t>
       </w:r>
       <w:proofErr w:type="spellStart"/>
       <w:r>
@@ -4762,8 +5531,21 @@
       <w:pPr>
         <w:spacing w:after="0" w:line="240" w:lineRule="auto"/>
       </w:pPr>
-      <w:r>
-        <w:t>.min() and .max()</w:t>
+      <w:proofErr w:type="gramStart"/>
+      <w:r>
+        <w:t>.min</w:t>
+      </w:r>
+      <w:proofErr w:type="gramEnd"/>
+      <w:r>
+        <w:t>() and .</w:t>
+      </w:r>
+      <w:proofErr w:type="gramStart"/>
+      <w:r>
+        <w:t>max(</w:t>
+      </w:r>
+      <w:proofErr w:type="gramEnd"/>
+      <w:r>
+        <w:t>)</w:t>
       </w:r>
       <w:r>
         <w:sym w:font="Wingdings" w:char="F0E0"/>
@@ -4776,22 +5558,33 @@
       <w:pPr>
         <w:spacing w:after="0" w:line="240" w:lineRule="auto"/>
       </w:pPr>
-      <w:r>
-        <w:t>.count()</w:t>
-      </w:r>
-    </w:p>
-    <w:p>
-      <w:pPr>
-        <w:spacing w:after="0" w:line="240" w:lineRule="auto"/>
-      </w:pPr>
-      <w:r>
-        <w:t>.collect();</w:t>
-      </w:r>
-    </w:p>
-    <w:p>
-      <w:pPr>
-        <w:spacing w:after="0" w:line="240" w:lineRule="auto"/>
-      </w:pPr>
+      <w:proofErr w:type="gramStart"/>
+      <w:r>
+        <w:t>.count</w:t>
+      </w:r>
+      <w:proofErr w:type="gramEnd"/>
+      <w:r>
+        <w:t>()</w:t>
+      </w:r>
+    </w:p>
+    <w:p>
+      <w:pPr>
+        <w:spacing w:after="0" w:line="240" w:lineRule="auto"/>
+      </w:pPr>
+      <w:proofErr w:type="gramStart"/>
+      <w:r>
+        <w:t>.collect</w:t>
+      </w:r>
+      <w:proofErr w:type="gramEnd"/>
+      <w:r>
+        <w:t>();</w:t>
+      </w:r>
+    </w:p>
+    <w:p>
+      <w:pPr>
+        <w:spacing w:after="0" w:line="240" w:lineRule="auto"/>
+      </w:pPr>
+      <w:proofErr w:type="gramStart"/>
       <w:r>
         <w:t>.</w:t>
       </w:r>
@@ -4800,6 +5593,7 @@
         <w:t>anyMatch</w:t>
       </w:r>
       <w:proofErr w:type="spellEnd"/>
+      <w:proofErr w:type="gramEnd"/>
       <w:r>
         <w:t>()</w:t>
       </w:r>
@@ -4814,6 +5608,7 @@
       <w:pPr>
         <w:spacing w:after="0" w:line="240" w:lineRule="auto"/>
       </w:pPr>
+      <w:proofErr w:type="gramStart"/>
       <w:r>
         <w:t>.</w:t>
       </w:r>
@@ -4822,6 +5617,7 @@
         <w:t>noneMatch</w:t>
       </w:r>
       <w:proofErr w:type="spellEnd"/>
+      <w:proofErr w:type="gramEnd"/>
       <w:r>
         <w:t>()</w:t>
       </w:r>
@@ -4836,6 +5632,7 @@
       <w:pPr>
         <w:spacing w:after="0" w:line="240" w:lineRule="auto"/>
       </w:pPr>
+      <w:proofErr w:type="gramStart"/>
       <w:r>
         <w:t>.</w:t>
       </w:r>
@@ -4844,6 +5641,7 @@
         <w:t>allMatch</w:t>
       </w:r>
       <w:proofErr w:type="spellEnd"/>
+      <w:proofErr w:type="gramEnd"/>
       <w:r>
         <w:t>()</w:t>
       </w:r>
@@ -4858,6 +5656,7 @@
       <w:pPr>
         <w:spacing w:after="0" w:line="240" w:lineRule="auto"/>
       </w:pPr>
+      <w:proofErr w:type="gramStart"/>
       <w:r>
         <w:t>.</w:t>
       </w:r>
@@ -4866,6 +5665,7 @@
         <w:t>findFirst</w:t>
       </w:r>
       <w:proofErr w:type="spellEnd"/>
+      <w:proofErr w:type="gramEnd"/>
       <w:r>
         <w:t>();</w:t>
       </w:r>
@@ -4874,6 +5674,7 @@
       <w:pPr>
         <w:spacing w:after="0" w:line="240" w:lineRule="auto"/>
       </w:pPr>
+      <w:proofErr w:type="gramStart"/>
       <w:r>
         <w:t>.</w:t>
       </w:r>
@@ -4882,6 +5683,7 @@
         <w:t>findAny</w:t>
       </w:r>
       <w:proofErr w:type="spellEnd"/>
+      <w:proofErr w:type="gramEnd"/>
       <w:r>
         <w:t>()</w:t>
       </w:r>
@@ -4890,6 +5692,7 @@
       <w:pPr>
         <w:spacing w:after="0" w:line="240" w:lineRule="auto"/>
       </w:pPr>
+      <w:proofErr w:type="gramStart"/>
       <w:r>
         <w:t>.</w:t>
       </w:r>
@@ -4898,6 +5701,7 @@
         <w:t>forEach</w:t>
       </w:r>
       <w:proofErr w:type="spellEnd"/>
+      <w:proofErr w:type="gramEnd"/>
       <w:r>
         <w:t>()</w:t>
       </w:r>
@@ -4906,6 +5710,7 @@
       <w:pPr>
         <w:spacing w:after="0" w:line="240" w:lineRule="auto"/>
       </w:pPr>
+      <w:proofErr w:type="gramStart"/>
       <w:r>
         <w:t>.</w:t>
       </w:r>
@@ -4914,6 +5719,7 @@
         <w:t>toArray</w:t>
       </w:r>
       <w:proofErr w:type="spellEnd"/>
+      <w:proofErr w:type="gramEnd"/>
       <w:r>
         <w:t>()</w:t>
       </w:r>
@@ -4922,8 +5728,13 @@
       <w:pPr>
         <w:spacing w:after="0" w:line="240" w:lineRule="auto"/>
       </w:pPr>
-      <w:r>
-        <w:t>.peek();</w:t>
+      <w:proofErr w:type="gramStart"/>
+      <w:r>
+        <w:t>.peek</w:t>
+      </w:r>
+      <w:proofErr w:type="gramEnd"/>
+      <w:r>
+        <w:t>();</w:t>
       </w:r>
     </w:p>
     <w:p>
@@ -5564,6 +6375,2034 @@
         <w:t>--&gt; settings --&gt; developer settings -&gt; Personal access token --&gt; Generate new token --&gt; give a name select all check boxes.</w:t>
       </w:r>
     </w:p>
+    <w:p>
+      <w:pPr>
+        <w:spacing w:after="0" w:line="240" w:lineRule="auto"/>
+      </w:pPr>
+    </w:p>
+    <w:p>
+      <w:pPr>
+        <w:spacing w:after="0" w:line="240" w:lineRule="auto"/>
+      </w:pPr>
+    </w:p>
+    <w:p>
+      <w:pPr>
+        <w:spacing w:after="0" w:line="240" w:lineRule="auto"/>
+      </w:pPr>
+    </w:p>
+    <w:p>
+      <w:pPr>
+        <w:spacing w:after="0" w:line="240" w:lineRule="auto"/>
+      </w:pPr>
+    </w:p>
+    <w:p>
+      <w:pPr>
+        <w:spacing w:after="0" w:line="240" w:lineRule="auto"/>
+      </w:pPr>
+    </w:p>
+    <w:p>
+      <w:pPr>
+        <w:spacing w:after="0" w:line="240" w:lineRule="auto"/>
+      </w:pPr>
+    </w:p>
+    <w:p>
+      <w:pPr>
+        <w:spacing w:after="0" w:line="240" w:lineRule="auto"/>
+      </w:pPr>
+    </w:p>
+    <w:p>
+      <w:pPr>
+        <w:spacing w:after="0" w:line="240" w:lineRule="auto"/>
+      </w:pPr>
+    </w:p>
+    <w:p>
+      <w:pPr>
+        <w:spacing w:after="0" w:line="240" w:lineRule="auto"/>
+      </w:pPr>
+    </w:p>
+    <w:p>
+      <w:pPr>
+        <w:spacing w:after="0" w:line="240" w:lineRule="auto"/>
+      </w:pPr>
+    </w:p>
+    <w:p>
+      <w:pPr>
+        <w:spacing w:after="0" w:line="240" w:lineRule="auto"/>
+      </w:pPr>
+    </w:p>
+    <w:p>
+      <w:pPr>
+        <w:spacing w:after="0" w:line="240" w:lineRule="auto"/>
+      </w:pPr>
+    </w:p>
+    <w:p>
+      <w:pPr>
+        <w:spacing w:after="0" w:line="240" w:lineRule="auto"/>
+        <w:rPr>
+          <w:lang w:val="en-IN"/>
+        </w:rPr>
+      </w:pPr>
+      <w:r>
+        <w:rPr>
+          <w:i/>
+          <w:iCs/>
+          <w:lang w:val="en-IN"/>
+        </w:rPr>
+        <w:lastRenderedPageBreak/>
+        <w:t>Reflection API.</w:t>
+      </w:r>
+    </w:p>
+    <w:p>
+      <w:pPr>
+        <w:spacing w:after="0" w:line="240" w:lineRule="auto"/>
+      </w:pPr>
+      <w:r>
+        <w:t xml:space="preserve">constructors, see annotations used in that class, private methods access, private </w:t>
+      </w:r>
+      <w:r>
+        <w:t>variables</w:t>
+      </w:r>
+      <w:r>
+        <w:t xml:space="preserve"> </w:t>
+      </w:r>
+      <w:r>
+        <w:t>access</w:t>
+      </w:r>
+      <w:r>
+        <w:t>, packages, super interfaces</w:t>
+      </w:r>
+      <w:r>
+        <w:t>. Etc</w:t>
+      </w:r>
+      <w:r>
+        <w:t>.....</w:t>
+      </w:r>
+    </w:p>
+    <w:p>
+      <w:pPr>
+        <w:spacing w:after="0" w:line="240" w:lineRule="auto"/>
+      </w:pPr>
+      <w:r>
+        <w:t>Dynamic object creation at runtime.</w:t>
+      </w:r>
+    </w:p>
+    <w:p>
+      <w:pPr>
+        <w:spacing w:after="0" w:line="240" w:lineRule="auto"/>
+      </w:pPr>
+    </w:p>
+    <w:p>
+      <w:pPr>
+        <w:spacing w:after="0" w:line="240" w:lineRule="auto"/>
+      </w:pPr>
+      <w:r>
+        <w:rPr>
+          <w:highlight w:val="yellow"/>
+        </w:rPr>
+        <w:t xml:space="preserve">To </w:t>
+      </w:r>
+      <w:r>
+        <w:rPr>
+          <w:highlight w:val="yellow"/>
+        </w:rPr>
+        <w:t>achieve</w:t>
+      </w:r>
+      <w:r>
+        <w:rPr>
+          <w:highlight w:val="yellow"/>
+        </w:rPr>
+        <w:t xml:space="preserve"> </w:t>
+      </w:r>
+      <w:r>
+        <w:rPr>
+          <w:highlight w:val="yellow"/>
+        </w:rPr>
+        <w:t>R</w:t>
+      </w:r>
+      <w:r>
+        <w:rPr>
+          <w:highlight w:val="yellow"/>
+        </w:rPr>
+        <w:t xml:space="preserve">eflection </w:t>
+      </w:r>
+      <w:proofErr w:type="gramStart"/>
+      <w:r>
+        <w:rPr>
+          <w:highlight w:val="yellow"/>
+        </w:rPr>
+        <w:t>API</w:t>
+      </w:r>
+      <w:proofErr w:type="gramEnd"/>
+      <w:r>
+        <w:rPr>
+          <w:highlight w:val="yellow"/>
+        </w:rPr>
+        <w:t xml:space="preserve"> we need </w:t>
+      </w:r>
+      <w:r>
+        <w:rPr>
+          <w:color w:val="FF0000"/>
+          <w:highlight w:val="yellow"/>
+        </w:rPr>
+        <w:t>Class</w:t>
+      </w:r>
+      <w:r>
+        <w:rPr>
+          <w:highlight w:val="yellow"/>
+        </w:rPr>
+        <w:t xml:space="preserve"> object of our class.</w:t>
+      </w:r>
+    </w:p>
+    <w:p>
+      <w:pPr>
+        <w:spacing w:after="0" w:line="240" w:lineRule="auto"/>
+      </w:pPr>
+    </w:p>
+    <w:tbl>
+      <w:tblPr>
+        <w:tblStyle w:val="TableGrid"/>
+        <w:tblW w:w="0" w:type="auto"/>
+        <w:tblLook w:val="04A0" w:firstRow="1" w:lastRow="0" w:firstColumn="1" w:lastColumn="0" w:noHBand="0" w:noVBand="1"/>
+      </w:tblPr>
+      <w:tblGrid>
+        <w:gridCol w:w="11016"/>
+      </w:tblGrid>
+      <w:tr>
+        <w:tc>
+          <w:tcPr>
+            <w:tcW w:w="11016" w:type="dxa"/>
+          </w:tcPr>
+          <w:p>
+            <w:r>
+              <w:rPr>
+                <w:lang w:val="en-IN"/>
+              </w:rPr>
+              <w:t xml:space="preserve">Class </w:t>
+            </w:r>
+            <w:proofErr w:type="spellStart"/>
+            <w:r>
+              <w:rPr>
+                <w:lang w:val="en-IN"/>
+              </w:rPr>
+              <w:t>aClass</w:t>
+            </w:r>
+            <w:proofErr w:type="spellEnd"/>
+            <w:r>
+              <w:rPr>
+                <w:lang w:val="en-IN"/>
+              </w:rPr>
+              <w:t xml:space="preserve"> = </w:t>
+            </w:r>
+            <w:proofErr w:type="spellStart"/>
+            <w:r>
+              <w:rPr>
+                <w:lang w:val="en-IN"/>
+              </w:rPr>
+              <w:t>employeeVO.getClass</w:t>
+            </w:r>
+            <w:proofErr w:type="spellEnd"/>
+            <w:r>
+              <w:rPr>
+                <w:lang w:val="en-IN"/>
+              </w:rPr>
+              <w:t>();</w:t>
+            </w:r>
+            <w:r>
+              <w:rPr>
+                <w:lang w:val="en-IN"/>
+              </w:rPr>
+              <w:br/>
+              <w:t xml:space="preserve">Class </w:t>
+            </w:r>
+            <w:proofErr w:type="spellStart"/>
+            <w:r>
+              <w:rPr>
+                <w:lang w:val="en-IN"/>
+              </w:rPr>
+              <w:t>employeeVOClass</w:t>
+            </w:r>
+            <w:proofErr w:type="spellEnd"/>
+            <w:r>
+              <w:rPr>
+                <w:lang w:val="en-IN"/>
+              </w:rPr>
+              <w:t xml:space="preserve"> = </w:t>
+            </w:r>
+            <w:proofErr w:type="spellStart"/>
+            <w:r>
+              <w:rPr>
+                <w:lang w:val="en-IN"/>
+              </w:rPr>
+              <w:t>EmployeeVO.class</w:t>
+            </w:r>
+            <w:proofErr w:type="spellEnd"/>
+            <w:r>
+              <w:rPr>
+                <w:lang w:val="en-IN"/>
+              </w:rPr>
+              <w:t>;</w:t>
+            </w:r>
+            <w:r>
+              <w:rPr>
+                <w:lang w:val="en-IN"/>
+              </w:rPr>
+              <w:br/>
+              <w:t xml:space="preserve">String </w:t>
+            </w:r>
+            <w:proofErr w:type="spellStart"/>
+            <w:r>
+              <w:rPr>
+                <w:lang w:val="en-IN"/>
+              </w:rPr>
+              <w:t>companyType</w:t>
+            </w:r>
+            <w:proofErr w:type="spellEnd"/>
+            <w:r>
+              <w:rPr>
+                <w:lang w:val="en-IN"/>
+              </w:rPr>
+              <w:t xml:space="preserve"> = </w:t>
+            </w:r>
+            <w:proofErr w:type="spellStart"/>
+            <w:r>
+              <w:rPr>
+                <w:lang w:val="en-IN"/>
+              </w:rPr>
+              <w:t>EmployeeVO.</w:t>
+            </w:r>
+            <w:r>
+              <w:rPr>
+                <w:i/>
+                <w:iCs/>
+                <w:lang w:val="en-IN"/>
+              </w:rPr>
+              <w:t>companyType</w:t>
+            </w:r>
+            <w:proofErr w:type="spellEnd"/>
+            <w:r>
+              <w:rPr>
+                <w:lang w:val="en-IN"/>
+              </w:rPr>
+              <w:t>;</w:t>
+            </w:r>
+          </w:p>
+        </w:tc>
+      </w:tr>
+    </w:tbl>
+    <w:p>
+      <w:pPr>
+        <w:spacing w:after="0" w:line="240" w:lineRule="auto"/>
+      </w:pPr>
+    </w:p>
+    <w:p>
+      <w:pPr>
+        <w:spacing w:after="0" w:line="240" w:lineRule="auto"/>
+      </w:pPr>
+    </w:p>
+    <w:p>
+      <w:pPr>
+        <w:spacing w:after="0" w:line="240" w:lineRule="auto"/>
+      </w:pPr>
+      <w:r>
+        <w:t xml:space="preserve">“class” variable is static variable in each and every java class. </w:t>
+      </w:r>
+      <w:proofErr w:type="gramStart"/>
+      <w:r>
+        <w:t>So</w:t>
+      </w:r>
+      <w:proofErr w:type="gramEnd"/>
+      <w:r>
+        <w:t xml:space="preserve"> for accessing it we need use Class name. No need to create that class object.</w:t>
+      </w:r>
+    </w:p>
+    <w:p>
+      <w:pPr>
+        <w:spacing w:after="0" w:line="240" w:lineRule="auto"/>
+      </w:pPr>
+    </w:p>
+    <w:p>
+      <w:pPr>
+        <w:spacing w:after="0" w:line="240" w:lineRule="auto"/>
+        <w:rPr>
+          <w:b/>
+          <w:bCs/>
+          <w:lang w:val="en-IN"/>
+        </w:rPr>
+      </w:pPr>
+      <w:r>
+        <w:rPr>
+          <w:b/>
+          <w:bCs/>
+          <w:lang w:val="en-IN"/>
+        </w:rPr>
+        <w:t>Simple Definition</w:t>
+      </w:r>
+    </w:p>
+    <w:p>
+      <w:pPr>
+        <w:spacing w:after="0" w:line="240" w:lineRule="auto"/>
+        <w:rPr>
+          <w:lang w:val="en-IN"/>
+        </w:rPr>
+      </w:pPr>
+      <w:r>
+        <w:rPr>
+          <w:lang w:val="en-IN"/>
+        </w:rPr>
+        <w:t>Reflection is the ability of a Java program to:</w:t>
+      </w:r>
+    </w:p>
+    <w:p>
+      <w:pPr>
+        <w:numPr>
+          <w:ilvl w:val="0"/>
+          <w:numId w:val="4"/>
+        </w:numPr>
+        <w:spacing w:after="0" w:line="240" w:lineRule="auto"/>
+        <w:rPr>
+          <w:lang w:val="en-IN"/>
+        </w:rPr>
+      </w:pPr>
+      <w:r>
+        <w:rPr>
+          <w:lang w:val="en-IN"/>
+        </w:rPr>
+        <w:t xml:space="preserve">Discover information about classes </w:t>
+      </w:r>
+    </w:p>
+    <w:p>
+      <w:pPr>
+        <w:numPr>
+          <w:ilvl w:val="0"/>
+          <w:numId w:val="4"/>
+        </w:numPr>
+        <w:spacing w:after="0" w:line="240" w:lineRule="auto"/>
+        <w:rPr>
+          <w:lang w:val="en-IN"/>
+        </w:rPr>
+      </w:pPr>
+      <w:r>
+        <w:rPr>
+          <w:lang w:val="en-IN"/>
+        </w:rPr>
+        <w:t xml:space="preserve">Create objects dynamically </w:t>
+      </w:r>
+    </w:p>
+    <w:p>
+      <w:pPr>
+        <w:numPr>
+          <w:ilvl w:val="0"/>
+          <w:numId w:val="4"/>
+        </w:numPr>
+        <w:spacing w:after="0" w:line="240" w:lineRule="auto"/>
+        <w:rPr>
+          <w:lang w:val="en-IN"/>
+        </w:rPr>
+      </w:pPr>
+      <w:r>
+        <w:rPr>
+          <w:lang w:val="en-IN"/>
+        </w:rPr>
+        <w:t xml:space="preserve">Access fields </w:t>
+      </w:r>
+    </w:p>
+    <w:p>
+      <w:pPr>
+        <w:numPr>
+          <w:ilvl w:val="0"/>
+          <w:numId w:val="4"/>
+        </w:numPr>
+        <w:spacing w:after="0" w:line="240" w:lineRule="auto"/>
+        <w:rPr>
+          <w:lang w:val="en-IN"/>
+        </w:rPr>
+      </w:pPr>
+      <w:r>
+        <w:rPr>
+          <w:lang w:val="en-IN"/>
+        </w:rPr>
+        <w:t xml:space="preserve">Invoke methods </w:t>
+      </w:r>
+    </w:p>
+    <w:p>
+      <w:pPr>
+        <w:numPr>
+          <w:ilvl w:val="0"/>
+          <w:numId w:val="4"/>
+        </w:numPr>
+        <w:spacing w:after="0" w:line="240" w:lineRule="auto"/>
+        <w:rPr>
+          <w:lang w:val="en-IN"/>
+        </w:rPr>
+      </w:pPr>
+      <w:r>
+        <w:rPr>
+          <w:lang w:val="en-IN"/>
+        </w:rPr>
+        <w:t xml:space="preserve">Access constructors </w:t>
+      </w:r>
+    </w:p>
+    <w:p>
+      <w:pPr>
+        <w:numPr>
+          <w:ilvl w:val="0"/>
+          <w:numId w:val="4"/>
+        </w:numPr>
+        <w:spacing w:after="0" w:line="240" w:lineRule="auto"/>
+        <w:rPr>
+          <w:lang w:val="en-IN"/>
+        </w:rPr>
+      </w:pPr>
+      <w:r>
+        <w:rPr>
+          <w:lang w:val="en-IN"/>
+        </w:rPr>
+        <w:t xml:space="preserve">Read annotations </w:t>
+      </w:r>
+    </w:p>
+    <w:p>
+      <w:pPr>
+        <w:spacing w:after="0" w:line="240" w:lineRule="auto"/>
+        <w:rPr>
+          <w:lang w:val="en-IN"/>
+        </w:rPr>
+      </w:pPr>
+      <w:r>
+        <w:rPr>
+          <w:lang w:val="en-IN"/>
+        </w:rPr>
+        <w:t xml:space="preserve">all </w:t>
+      </w:r>
+      <w:r>
+        <w:rPr>
+          <w:b/>
+          <w:bCs/>
+          <w:lang w:val="en-IN"/>
+        </w:rPr>
+        <w:t>at runtime</w:t>
+      </w:r>
+      <w:r>
+        <w:rPr>
+          <w:lang w:val="en-IN"/>
+        </w:rPr>
+        <w:t>.</w:t>
+      </w:r>
+    </w:p>
+    <w:p>
+      <w:pPr>
+        <w:spacing w:after="0" w:line="240" w:lineRule="auto"/>
+      </w:pPr>
+      <w:r>
+        <w:t xml:space="preserve">For </w:t>
+      </w:r>
+      <w:proofErr w:type="gramStart"/>
+      <w:r>
+        <w:t>example</w:t>
+      </w:r>
+      <w:proofErr w:type="gramEnd"/>
+      <w:r>
+        <w:t xml:space="preserve"> we can see the spring boot code. Which we learned earlier.</w:t>
+      </w:r>
+    </w:p>
+    <w:tbl>
+      <w:tblPr>
+        <w:tblStyle w:val="TableGrid"/>
+        <w:tblW w:w="0" w:type="auto"/>
+        <w:tblLook w:val="04A0" w:firstRow="1" w:lastRow="0" w:firstColumn="1" w:lastColumn="0" w:noHBand="0" w:noVBand="1"/>
+      </w:tblPr>
+      <w:tblGrid>
+        <w:gridCol w:w="11016"/>
+      </w:tblGrid>
+      <w:tr>
+        <w:tc>
+          <w:tcPr>
+            <w:tcW w:w="11016" w:type="dxa"/>
+          </w:tcPr>
+          <w:p>
+            <w:pPr>
+              <w:rPr>
+                <w:lang w:val="en-IN"/>
+              </w:rPr>
+            </w:pPr>
+            <w:r>
+              <w:rPr>
+                <w:lang w:val="en-IN"/>
+              </w:rPr>
+              <w:t xml:space="preserve">public class </w:t>
+            </w:r>
+            <w:proofErr w:type="gramStart"/>
+            <w:r>
+              <w:rPr>
+                <w:lang w:val="en-IN"/>
+              </w:rPr>
+              <w:t>App{</w:t>
+            </w:r>
+            <w:proofErr w:type="gramEnd"/>
+            <w:r>
+              <w:rPr>
+                <w:lang w:val="en-IN"/>
+              </w:rPr>
+              <w:br/>
+              <w:t xml:space="preserve">    public static void </w:t>
+            </w:r>
+            <w:proofErr w:type="gramStart"/>
+            <w:r>
+              <w:rPr>
+                <w:lang w:val="en-IN"/>
+              </w:rPr>
+              <w:t>main(String[</w:t>
+            </w:r>
+            <w:proofErr w:type="gramEnd"/>
+            <w:r>
+              <w:rPr>
+                <w:lang w:val="en-IN"/>
+              </w:rPr>
+              <w:t xml:space="preserve">] </w:t>
+            </w:r>
+            <w:proofErr w:type="spellStart"/>
+            <w:r>
+              <w:rPr>
+                <w:lang w:val="en-IN"/>
+              </w:rPr>
+              <w:t>args</w:t>
+            </w:r>
+            <w:proofErr w:type="spellEnd"/>
+            <w:r>
+              <w:rPr>
+                <w:lang w:val="en-IN"/>
+              </w:rPr>
+              <w:t>) {</w:t>
+            </w:r>
+            <w:r>
+              <w:rPr>
+                <w:lang w:val="en-IN"/>
+              </w:rPr>
+              <w:br/>
+              <w:t xml:space="preserve">       </w:t>
+            </w:r>
+            <w:proofErr w:type="spellStart"/>
+            <w:r>
+              <w:rPr>
+                <w:lang w:val="en-IN"/>
+              </w:rPr>
+              <w:t>ApplicationContext</w:t>
+            </w:r>
+            <w:proofErr w:type="spellEnd"/>
+            <w:r>
+              <w:rPr>
+                <w:lang w:val="en-IN"/>
+              </w:rPr>
+              <w:t xml:space="preserve"> </w:t>
+            </w:r>
+            <w:proofErr w:type="spellStart"/>
+            <w:r>
+              <w:rPr>
+                <w:lang w:val="en-IN"/>
+              </w:rPr>
+              <w:t>ctx</w:t>
+            </w:r>
+            <w:proofErr w:type="spellEnd"/>
+            <w:r>
+              <w:rPr>
+                <w:lang w:val="en-IN"/>
+              </w:rPr>
+              <w:t xml:space="preserve"> = new </w:t>
+            </w:r>
+            <w:proofErr w:type="spellStart"/>
+            <w:proofErr w:type="gramStart"/>
+            <w:r>
+              <w:rPr>
+                <w:lang w:val="en-IN"/>
+              </w:rPr>
+              <w:t>AnnotationConfigApplicationContext</w:t>
+            </w:r>
+            <w:proofErr w:type="spellEnd"/>
+            <w:r>
+              <w:rPr>
+                <w:lang w:val="en-IN"/>
+              </w:rPr>
+              <w:t>(</w:t>
+            </w:r>
+            <w:proofErr w:type="spellStart"/>
+            <w:proofErr w:type="gramEnd"/>
+            <w:r>
+              <w:rPr>
+                <w:b/>
+                <w:bCs/>
+                <w:highlight w:val="yellow"/>
+                <w:lang w:val="en-IN"/>
+              </w:rPr>
+              <w:t>SbiCreditCardConfig.class</w:t>
+            </w:r>
+            <w:proofErr w:type="spellEnd"/>
+            <w:r>
+              <w:rPr>
+                <w:lang w:val="en-IN"/>
+              </w:rPr>
+              <w:t>);</w:t>
+            </w:r>
+            <w:r>
+              <w:rPr>
+                <w:lang w:val="en-IN"/>
+              </w:rPr>
+              <w:br/>
+              <w:t xml:space="preserve">       </w:t>
+            </w:r>
+            <w:proofErr w:type="spellStart"/>
+            <w:r>
+              <w:rPr>
+                <w:lang w:val="en-IN"/>
+              </w:rPr>
+              <w:t>SbiCreditCard</w:t>
+            </w:r>
+            <w:proofErr w:type="spellEnd"/>
+            <w:r>
+              <w:rPr>
+                <w:lang w:val="en-IN"/>
+              </w:rPr>
+              <w:t xml:space="preserve"> </w:t>
+            </w:r>
+            <w:proofErr w:type="spellStart"/>
+            <w:r>
+              <w:rPr>
+                <w:lang w:val="en-IN"/>
+              </w:rPr>
+              <w:t>creditCard</w:t>
+            </w:r>
+            <w:proofErr w:type="spellEnd"/>
+            <w:r>
+              <w:rPr>
+                <w:lang w:val="en-IN"/>
+              </w:rPr>
+              <w:t xml:space="preserve"> = </w:t>
+            </w:r>
+            <w:proofErr w:type="spellStart"/>
+            <w:proofErr w:type="gramStart"/>
+            <w:r>
+              <w:rPr>
+                <w:lang w:val="en-IN"/>
+              </w:rPr>
+              <w:t>ctx.getBean</w:t>
+            </w:r>
+            <w:proofErr w:type="spellEnd"/>
+            <w:proofErr w:type="gramEnd"/>
+            <w:r>
+              <w:rPr>
+                <w:lang w:val="en-IN"/>
+              </w:rPr>
+              <w:t>(</w:t>
+            </w:r>
+            <w:proofErr w:type="spellStart"/>
+            <w:r>
+              <w:rPr>
+                <w:b/>
+                <w:bCs/>
+                <w:highlight w:val="yellow"/>
+                <w:lang w:val="en-IN"/>
+              </w:rPr>
+              <w:t>SbiCreditCard.class</w:t>
+            </w:r>
+            <w:proofErr w:type="spellEnd"/>
+            <w:r>
+              <w:rPr>
+                <w:lang w:val="en-IN"/>
+              </w:rPr>
+              <w:t>);</w:t>
+            </w:r>
+            <w:r>
+              <w:rPr>
+                <w:lang w:val="en-IN"/>
+              </w:rPr>
+              <w:br/>
+              <w:t xml:space="preserve">       </w:t>
+            </w:r>
+            <w:proofErr w:type="spellStart"/>
+            <w:r>
+              <w:rPr>
+                <w:lang w:val="en-IN"/>
+              </w:rPr>
+              <w:t>creditCard.limit</w:t>
+            </w:r>
+            <w:proofErr w:type="spellEnd"/>
+            <w:r>
+              <w:rPr>
+                <w:lang w:val="en-IN"/>
+              </w:rPr>
+              <w:t>();</w:t>
+            </w:r>
+            <w:r>
+              <w:rPr>
+                <w:lang w:val="en-IN"/>
+              </w:rPr>
+              <w:br/>
+              <w:t xml:space="preserve">  </w:t>
+            </w:r>
+            <w:proofErr w:type="gramStart"/>
+            <w:r>
+              <w:rPr>
+                <w:lang w:val="en-IN"/>
+              </w:rPr>
+              <w:t xml:space="preserve">  }</w:t>
+            </w:r>
+            <w:proofErr w:type="gramEnd"/>
+            <w:r>
+              <w:rPr>
+                <w:lang w:val="en-IN"/>
+              </w:rPr>
+              <w:br/>
+              <w:t>}</w:t>
+            </w:r>
+          </w:p>
+          <w:p/>
+        </w:tc>
+      </w:tr>
+    </w:tbl>
+    <w:p>
+      <w:pPr>
+        <w:spacing w:after="0" w:line="240" w:lineRule="auto"/>
+      </w:pPr>
+    </w:p>
+    <w:p>
+      <w:pPr>
+        <w:spacing w:after="0" w:line="240" w:lineRule="auto"/>
+      </w:pPr>
+    </w:p>
+    <w:tbl>
+      <w:tblPr>
+        <w:tblStyle w:val="TableGrid"/>
+        <w:tblW w:w="0" w:type="auto"/>
+        <w:tblLook w:val="04A0" w:firstRow="1" w:lastRow="0" w:firstColumn="1" w:lastColumn="0" w:noHBand="0" w:noVBand="1"/>
+      </w:tblPr>
+      <w:tblGrid>
+        <w:gridCol w:w="11016"/>
+      </w:tblGrid>
+      <w:tr>
+        <w:tc>
+          <w:tcPr>
+            <w:tcW w:w="11016" w:type="dxa"/>
+          </w:tcPr>
+          <w:p>
+            <w:pPr>
+              <w:rPr>
+                <w:sz w:val="18"/>
+                <w:szCs w:val="18"/>
+                <w:lang w:val="en-IN"/>
+              </w:rPr>
+            </w:pPr>
+            <w:r>
+              <w:rPr>
+                <w:sz w:val="18"/>
+                <w:szCs w:val="18"/>
+                <w:lang w:val="en-IN"/>
+              </w:rPr>
+              <w:t>public class Test {</w:t>
+            </w:r>
+            <w:r>
+              <w:rPr>
+                <w:sz w:val="18"/>
+                <w:szCs w:val="18"/>
+                <w:lang w:val="en-IN"/>
+              </w:rPr>
+              <w:br/>
+              <w:t xml:space="preserve">    public static void </w:t>
+            </w:r>
+            <w:proofErr w:type="gramStart"/>
+            <w:r>
+              <w:rPr>
+                <w:sz w:val="18"/>
+                <w:szCs w:val="18"/>
+                <w:lang w:val="en-IN"/>
+              </w:rPr>
+              <w:t>main(String[</w:t>
+            </w:r>
+            <w:proofErr w:type="gramEnd"/>
+            <w:r>
+              <w:rPr>
+                <w:sz w:val="18"/>
+                <w:szCs w:val="18"/>
+                <w:lang w:val="en-IN"/>
+              </w:rPr>
+              <w:t xml:space="preserve">] </w:t>
+            </w:r>
+            <w:proofErr w:type="spellStart"/>
+            <w:r>
+              <w:rPr>
+                <w:sz w:val="18"/>
+                <w:szCs w:val="18"/>
+                <w:lang w:val="en-IN"/>
+              </w:rPr>
+              <w:t>args</w:t>
+            </w:r>
+            <w:proofErr w:type="spellEnd"/>
+            <w:r>
+              <w:rPr>
+                <w:sz w:val="18"/>
+                <w:szCs w:val="18"/>
+                <w:lang w:val="en-IN"/>
+              </w:rPr>
+              <w:t>) {</w:t>
+            </w:r>
+            <w:r>
+              <w:rPr>
+                <w:sz w:val="18"/>
+                <w:szCs w:val="18"/>
+                <w:lang w:val="en-IN"/>
+              </w:rPr>
+              <w:br/>
+            </w:r>
+            <w:r>
+              <w:rPr>
+                <w:b/>
+                <w:bCs/>
+                <w:sz w:val="18"/>
+                <w:szCs w:val="18"/>
+                <w:lang w:val="en-IN"/>
+              </w:rPr>
+              <w:t xml:space="preserve">        </w:t>
+            </w:r>
+            <w:r>
+              <w:rPr>
+                <w:b/>
+                <w:bCs/>
+                <w:sz w:val="18"/>
+                <w:szCs w:val="18"/>
+                <w:highlight w:val="yellow"/>
+                <w:lang w:val="en-IN"/>
+              </w:rPr>
+              <w:t>Class&lt;</w:t>
+            </w:r>
+            <w:proofErr w:type="spellStart"/>
+            <w:r>
+              <w:rPr>
+                <w:b/>
+                <w:bCs/>
+                <w:sz w:val="18"/>
+                <w:szCs w:val="18"/>
+                <w:highlight w:val="yellow"/>
+                <w:lang w:val="en-IN"/>
+              </w:rPr>
+              <w:t>OCPDemoController</w:t>
+            </w:r>
+            <w:proofErr w:type="spellEnd"/>
+            <w:r>
+              <w:rPr>
+                <w:b/>
+                <w:bCs/>
+                <w:sz w:val="18"/>
+                <w:szCs w:val="18"/>
+                <w:highlight w:val="yellow"/>
+                <w:lang w:val="en-IN"/>
+              </w:rPr>
+              <w:t xml:space="preserve">&gt; </w:t>
+            </w:r>
+            <w:proofErr w:type="spellStart"/>
+            <w:r>
+              <w:rPr>
+                <w:b/>
+                <w:bCs/>
+                <w:sz w:val="18"/>
+                <w:szCs w:val="18"/>
+                <w:highlight w:val="yellow"/>
+                <w:lang w:val="en-IN"/>
+              </w:rPr>
+              <w:t>ocpDemoControllerClass</w:t>
+            </w:r>
+            <w:proofErr w:type="spellEnd"/>
+            <w:r>
+              <w:rPr>
+                <w:b/>
+                <w:bCs/>
+                <w:sz w:val="18"/>
+                <w:szCs w:val="18"/>
+                <w:highlight w:val="yellow"/>
+                <w:lang w:val="en-IN"/>
+              </w:rPr>
+              <w:t xml:space="preserve"> =</w:t>
+            </w:r>
+            <w:r>
+              <w:rPr>
+                <w:sz w:val="18"/>
+                <w:szCs w:val="18"/>
+                <w:lang w:val="en-IN"/>
+              </w:rPr>
+              <w:t xml:space="preserve"> </w:t>
+            </w:r>
+            <w:proofErr w:type="spellStart"/>
+            <w:r>
+              <w:rPr>
+                <w:b/>
+                <w:bCs/>
+                <w:sz w:val="18"/>
+                <w:szCs w:val="18"/>
+                <w:highlight w:val="yellow"/>
+                <w:lang w:val="en-IN"/>
+              </w:rPr>
+              <w:t>OCPDemoController.class</w:t>
+            </w:r>
+            <w:proofErr w:type="spellEnd"/>
+            <w:r>
+              <w:rPr>
+                <w:sz w:val="18"/>
+                <w:szCs w:val="18"/>
+                <w:lang w:val="en-IN"/>
+              </w:rPr>
+              <w:t>;</w:t>
+            </w:r>
+            <w:r>
+              <w:rPr>
+                <w:sz w:val="18"/>
+                <w:szCs w:val="18"/>
+                <w:lang w:val="en-IN"/>
+              </w:rPr>
+              <w:br/>
+            </w:r>
+            <w:r>
+              <w:rPr>
+                <w:sz w:val="18"/>
+                <w:szCs w:val="18"/>
+                <w:lang w:val="en-IN"/>
+              </w:rPr>
+              <w:br/>
+              <w:t xml:space="preserve">        </w:t>
+            </w:r>
+            <w:proofErr w:type="gramStart"/>
+            <w:r>
+              <w:rPr>
+                <w:sz w:val="18"/>
+                <w:szCs w:val="18"/>
+                <w:lang w:val="en-IN"/>
+              </w:rPr>
+              <w:t>Annotation[</w:t>
+            </w:r>
+            <w:proofErr w:type="gramEnd"/>
+            <w:r>
+              <w:rPr>
+                <w:sz w:val="18"/>
+                <w:szCs w:val="18"/>
+                <w:lang w:val="en-IN"/>
+              </w:rPr>
+              <w:t xml:space="preserve">] annotations = </w:t>
+            </w:r>
+            <w:proofErr w:type="spellStart"/>
+            <w:r>
+              <w:rPr>
+                <w:sz w:val="18"/>
+                <w:szCs w:val="18"/>
+                <w:lang w:val="en-IN"/>
+              </w:rPr>
+              <w:t>ocpDemoControllerClass.getAnnotations</w:t>
+            </w:r>
+            <w:proofErr w:type="spellEnd"/>
+            <w:r>
+              <w:rPr>
+                <w:sz w:val="18"/>
+                <w:szCs w:val="18"/>
+                <w:lang w:val="en-IN"/>
+              </w:rPr>
+              <w:t>();</w:t>
+            </w:r>
+            <w:r>
+              <w:rPr>
+                <w:sz w:val="18"/>
+                <w:szCs w:val="18"/>
+                <w:lang w:val="en-IN"/>
+              </w:rPr>
+              <w:br/>
+              <w:t xml:space="preserve">        for (Annotation a: </w:t>
+            </w:r>
+            <w:proofErr w:type="gramStart"/>
+            <w:r>
+              <w:rPr>
+                <w:sz w:val="18"/>
+                <w:szCs w:val="18"/>
+                <w:lang w:val="en-IN"/>
+              </w:rPr>
+              <w:t>annotations){</w:t>
+            </w:r>
+            <w:proofErr w:type="gramEnd"/>
+            <w:r>
+              <w:rPr>
+                <w:sz w:val="18"/>
+                <w:szCs w:val="18"/>
+                <w:lang w:val="en-IN"/>
+              </w:rPr>
+              <w:br/>
+              <w:t xml:space="preserve">            </w:t>
+            </w:r>
+            <w:proofErr w:type="spellStart"/>
+            <w:r>
+              <w:rPr>
+                <w:sz w:val="18"/>
+                <w:szCs w:val="18"/>
+                <w:lang w:val="en-IN"/>
+              </w:rPr>
+              <w:t>System.</w:t>
+            </w:r>
+            <w:r>
+              <w:rPr>
+                <w:i/>
+                <w:iCs/>
+                <w:sz w:val="18"/>
+                <w:szCs w:val="18"/>
+                <w:lang w:val="en-IN"/>
+              </w:rPr>
+              <w:t>out</w:t>
+            </w:r>
+            <w:r>
+              <w:rPr>
+                <w:sz w:val="18"/>
+                <w:szCs w:val="18"/>
+                <w:lang w:val="en-IN"/>
+              </w:rPr>
+              <w:t>.println</w:t>
+            </w:r>
+            <w:proofErr w:type="spellEnd"/>
+            <w:r>
+              <w:rPr>
+                <w:sz w:val="18"/>
+                <w:szCs w:val="18"/>
+                <w:lang w:val="en-IN"/>
+              </w:rPr>
+              <w:t>(a);</w:t>
+            </w:r>
+            <w:r>
+              <w:rPr>
+                <w:sz w:val="18"/>
+                <w:szCs w:val="18"/>
+                <w:lang w:val="en-IN"/>
+              </w:rPr>
+              <w:br/>
+              <w:t xml:space="preserve">      </w:t>
+            </w:r>
+            <w:proofErr w:type="gramStart"/>
+            <w:r>
+              <w:rPr>
+                <w:sz w:val="18"/>
+                <w:szCs w:val="18"/>
+                <w:lang w:val="en-IN"/>
+              </w:rPr>
+              <w:t xml:space="preserve">  }</w:t>
+            </w:r>
+            <w:proofErr w:type="gramEnd"/>
+            <w:r>
+              <w:rPr>
+                <w:sz w:val="18"/>
+                <w:szCs w:val="18"/>
+                <w:lang w:val="en-IN"/>
+              </w:rPr>
+              <w:br/>
+            </w:r>
+            <w:r>
+              <w:rPr>
+                <w:sz w:val="18"/>
+                <w:szCs w:val="18"/>
+                <w:lang w:val="en-IN"/>
+              </w:rPr>
+              <w:br/>
+              <w:t xml:space="preserve">        </w:t>
+            </w:r>
+            <w:proofErr w:type="gramStart"/>
+            <w:r>
+              <w:rPr>
+                <w:sz w:val="18"/>
+                <w:szCs w:val="18"/>
+                <w:lang w:val="en-IN"/>
+              </w:rPr>
+              <w:t>Field[</w:t>
+            </w:r>
+            <w:proofErr w:type="gramEnd"/>
+            <w:r>
+              <w:rPr>
+                <w:sz w:val="18"/>
+                <w:szCs w:val="18"/>
+                <w:lang w:val="en-IN"/>
+              </w:rPr>
+              <w:t xml:space="preserve">] </w:t>
+            </w:r>
+            <w:proofErr w:type="spellStart"/>
+            <w:r>
+              <w:rPr>
+                <w:sz w:val="18"/>
+                <w:szCs w:val="18"/>
+                <w:lang w:val="en-IN"/>
+              </w:rPr>
+              <w:t>declaredFields</w:t>
+            </w:r>
+            <w:proofErr w:type="spellEnd"/>
+            <w:r>
+              <w:rPr>
+                <w:sz w:val="18"/>
+                <w:szCs w:val="18"/>
+                <w:lang w:val="en-IN"/>
+              </w:rPr>
+              <w:t xml:space="preserve"> = </w:t>
+            </w:r>
+            <w:proofErr w:type="spellStart"/>
+            <w:r>
+              <w:rPr>
+                <w:sz w:val="18"/>
+                <w:szCs w:val="18"/>
+                <w:lang w:val="en-IN"/>
+              </w:rPr>
+              <w:t>ocpDemoControllerClass.getDeclaredFields</w:t>
+            </w:r>
+            <w:proofErr w:type="spellEnd"/>
+            <w:r>
+              <w:rPr>
+                <w:sz w:val="18"/>
+                <w:szCs w:val="18"/>
+                <w:lang w:val="en-IN"/>
+              </w:rPr>
+              <w:t>();</w:t>
+            </w:r>
+            <w:r>
+              <w:rPr>
+                <w:sz w:val="18"/>
+                <w:szCs w:val="18"/>
+                <w:lang w:val="en-IN"/>
+              </w:rPr>
+              <w:br/>
+              <w:t xml:space="preserve">        for (Field </w:t>
+            </w:r>
+            <w:proofErr w:type="gramStart"/>
+            <w:r>
+              <w:rPr>
+                <w:sz w:val="18"/>
+                <w:szCs w:val="18"/>
+                <w:lang w:val="en-IN"/>
+              </w:rPr>
+              <w:t>f :</w:t>
+            </w:r>
+            <w:proofErr w:type="gramEnd"/>
+            <w:r>
+              <w:rPr>
+                <w:sz w:val="18"/>
+                <w:szCs w:val="18"/>
+                <w:lang w:val="en-IN"/>
+              </w:rPr>
+              <w:t xml:space="preserve"> </w:t>
+            </w:r>
+            <w:proofErr w:type="spellStart"/>
+            <w:proofErr w:type="gramStart"/>
+            <w:r>
+              <w:rPr>
+                <w:sz w:val="18"/>
+                <w:szCs w:val="18"/>
+                <w:lang w:val="en-IN"/>
+              </w:rPr>
+              <w:t>declaredFields</w:t>
+            </w:r>
+            <w:proofErr w:type="spellEnd"/>
+            <w:r>
+              <w:rPr>
+                <w:sz w:val="18"/>
+                <w:szCs w:val="18"/>
+                <w:lang w:val="en-IN"/>
+              </w:rPr>
+              <w:t>){</w:t>
+            </w:r>
+            <w:proofErr w:type="gramEnd"/>
+            <w:r>
+              <w:rPr>
+                <w:sz w:val="18"/>
+                <w:szCs w:val="18"/>
+                <w:lang w:val="en-IN"/>
+              </w:rPr>
+              <w:br/>
+              <w:t xml:space="preserve">            </w:t>
+            </w:r>
+            <w:proofErr w:type="spellStart"/>
+            <w:r>
+              <w:rPr>
+                <w:sz w:val="18"/>
+                <w:szCs w:val="18"/>
+                <w:lang w:val="en-IN"/>
+              </w:rPr>
+              <w:t>System.</w:t>
+            </w:r>
+            <w:r>
+              <w:rPr>
+                <w:i/>
+                <w:iCs/>
+                <w:sz w:val="18"/>
+                <w:szCs w:val="18"/>
+                <w:lang w:val="en-IN"/>
+              </w:rPr>
+              <w:t>out</w:t>
+            </w:r>
+            <w:r>
+              <w:rPr>
+                <w:sz w:val="18"/>
+                <w:szCs w:val="18"/>
+                <w:lang w:val="en-IN"/>
+              </w:rPr>
+              <w:t>.println</w:t>
+            </w:r>
+            <w:proofErr w:type="spellEnd"/>
+            <w:r>
+              <w:rPr>
+                <w:sz w:val="18"/>
+                <w:szCs w:val="18"/>
+                <w:lang w:val="en-IN"/>
+              </w:rPr>
+              <w:t>(f);</w:t>
+            </w:r>
+            <w:r>
+              <w:rPr>
+                <w:sz w:val="18"/>
+                <w:szCs w:val="18"/>
+                <w:lang w:val="en-IN"/>
+              </w:rPr>
+              <w:br/>
+              <w:t xml:space="preserve">      </w:t>
+            </w:r>
+            <w:proofErr w:type="gramStart"/>
+            <w:r>
+              <w:rPr>
+                <w:sz w:val="18"/>
+                <w:szCs w:val="18"/>
+                <w:lang w:val="en-IN"/>
+              </w:rPr>
+              <w:t xml:space="preserve">  }</w:t>
+            </w:r>
+            <w:proofErr w:type="gramEnd"/>
+          </w:p>
+          <w:p>
+            <w:pPr>
+              <w:rPr>
+                <w:sz w:val="18"/>
+                <w:szCs w:val="18"/>
+                <w:lang w:val="en-IN"/>
+              </w:rPr>
+            </w:pPr>
+            <w:proofErr w:type="spellStart"/>
+            <w:r>
+              <w:rPr>
+                <w:sz w:val="18"/>
+                <w:szCs w:val="18"/>
+                <w:lang w:val="en-IN"/>
+              </w:rPr>
+              <w:t>OCPDemoController</w:t>
+            </w:r>
+            <w:proofErr w:type="spellEnd"/>
+            <w:r>
+              <w:rPr>
+                <w:sz w:val="18"/>
+                <w:szCs w:val="18"/>
+                <w:lang w:val="en-IN"/>
+              </w:rPr>
+              <w:t xml:space="preserve"> </w:t>
+            </w:r>
+            <w:proofErr w:type="spellStart"/>
+            <w:r>
+              <w:rPr>
+                <w:sz w:val="18"/>
+                <w:szCs w:val="18"/>
+                <w:lang w:val="en-IN"/>
+              </w:rPr>
+              <w:t>ocpDemoController</w:t>
+            </w:r>
+            <w:proofErr w:type="spellEnd"/>
+            <w:r>
+              <w:rPr>
+                <w:sz w:val="18"/>
+                <w:szCs w:val="18"/>
+                <w:lang w:val="en-IN"/>
+              </w:rPr>
+              <w:t xml:space="preserve"> = </w:t>
+            </w:r>
+            <w:proofErr w:type="spellStart"/>
+            <w:r>
+              <w:rPr>
+                <w:b/>
+                <w:bCs/>
+                <w:sz w:val="18"/>
+                <w:szCs w:val="18"/>
+                <w:highlight w:val="yellow"/>
+                <w:lang w:val="en-IN"/>
+              </w:rPr>
+              <w:t>ocpDemoControllerClass.</w:t>
+            </w:r>
+            <w:r>
+              <w:rPr>
+                <w:b/>
+                <w:bCs/>
+                <w:color w:val="FF0000"/>
+                <w:sz w:val="18"/>
+                <w:szCs w:val="18"/>
+                <w:highlight w:val="yellow"/>
+                <w:lang w:val="en-IN"/>
+              </w:rPr>
+              <w:t>newInstance</w:t>
+            </w:r>
+            <w:proofErr w:type="spellEnd"/>
+            <w:r>
+              <w:rPr>
+                <w:b/>
+                <w:bCs/>
+                <w:color w:val="FF0000"/>
+                <w:sz w:val="18"/>
+                <w:szCs w:val="18"/>
+                <w:highlight w:val="yellow"/>
+                <w:lang w:val="en-IN"/>
+              </w:rPr>
+              <w:t>();</w:t>
+            </w:r>
+            <w:r>
+              <w:rPr>
+                <w:sz w:val="18"/>
+                <w:szCs w:val="18"/>
+                <w:lang w:val="en-IN"/>
+              </w:rPr>
+              <w:br/>
+            </w:r>
+            <w:proofErr w:type="spellStart"/>
+            <w:r>
+              <w:rPr>
+                <w:sz w:val="18"/>
+                <w:szCs w:val="18"/>
+                <w:lang w:val="en-IN"/>
+              </w:rPr>
+              <w:t>ocpDemoController.welcomeMessage</w:t>
+            </w:r>
+            <w:proofErr w:type="spellEnd"/>
+            <w:r>
+              <w:rPr>
+                <w:sz w:val="18"/>
+                <w:szCs w:val="18"/>
+                <w:lang w:val="en-IN"/>
+              </w:rPr>
+              <w:t>();</w:t>
+            </w:r>
+          </w:p>
+          <w:p>
+            <w:pPr>
+              <w:rPr>
+                <w:sz w:val="18"/>
+                <w:szCs w:val="18"/>
+                <w:lang w:val="en-IN"/>
+              </w:rPr>
+            </w:pPr>
+            <w:r>
+              <w:rPr>
+                <w:sz w:val="18"/>
+                <w:szCs w:val="18"/>
+                <w:lang w:val="en-IN"/>
+              </w:rPr>
+              <w:br/>
+              <w:t xml:space="preserve">    }</w:t>
+            </w:r>
+            <w:r>
+              <w:rPr>
+                <w:sz w:val="18"/>
+                <w:szCs w:val="18"/>
+                <w:lang w:val="en-IN"/>
+              </w:rPr>
+              <w:br/>
+              <w:t>}</w:t>
+            </w:r>
+          </w:p>
+          <w:p>
+            <w:pPr>
+              <w:rPr>
+                <w:sz w:val="18"/>
+                <w:szCs w:val="18"/>
+              </w:rPr>
+            </w:pPr>
+          </w:p>
+        </w:tc>
+      </w:tr>
+    </w:tbl>
+    <w:p>
+      <w:pPr>
+        <w:spacing w:after="0" w:line="240" w:lineRule="auto"/>
+      </w:pPr>
+    </w:p>
+    <w:p>
+      <w:pPr>
+        <w:spacing w:after="0" w:line="240" w:lineRule="auto"/>
+        <w:rPr>
+          <w:lang w:val="en-IN"/>
+        </w:rPr>
+      </w:pPr>
+      <w:r>
+        <w:rPr>
+          <w:lang w:val="en-IN"/>
+        </w:rPr>
+        <w:t>Using Reflection.</w:t>
+      </w:r>
+    </w:p>
+    <w:p>
+      <w:pPr>
+        <w:spacing w:after="0" w:line="240" w:lineRule="auto"/>
+        <w:rPr>
+          <w:lang w:val="en-IN"/>
+        </w:rPr>
+      </w:pPr>
+      <w:r>
+        <w:rPr>
+          <w:lang w:val="en-IN"/>
+        </w:rPr>
+        <w:lastRenderedPageBreak/>
+        <w:t>Without Reflection, Spring Framework wouldn't exist.</w:t>
+      </w:r>
+    </w:p>
+    <w:p>
+      <w:pPr>
+        <w:spacing w:after="0" w:line="240" w:lineRule="auto"/>
+      </w:pPr>
+    </w:p>
+    <w:p>
+      <w:pPr>
+        <w:spacing w:after="0" w:line="240" w:lineRule="auto"/>
+      </w:pPr>
+    </w:p>
+    <w:p>
+      <w:pPr>
+        <w:spacing w:after="0" w:line="240" w:lineRule="auto"/>
+        <w:rPr>
+          <w:b/>
+          <w:bCs/>
+          <w:lang w:val="en-IN"/>
+        </w:rPr>
+      </w:pPr>
+      <w:r>
+        <w:rPr>
+          <w:b/>
+          <w:bCs/>
+          <w:lang w:val="en-IN"/>
+        </w:rPr>
+        <w:t>Step 1: Get Class Object</w:t>
+      </w:r>
+    </w:p>
+    <w:p>
+      <w:pPr>
+        <w:spacing w:after="0" w:line="240" w:lineRule="auto"/>
+        <w:rPr>
+          <w:lang w:val="en-IN"/>
+        </w:rPr>
+      </w:pPr>
+      <w:r>
+        <w:rPr>
+          <w:lang w:val="en-IN"/>
+        </w:rPr>
+        <w:t>Reflection always starts with the Class object.</w:t>
+      </w:r>
+    </w:p>
+    <w:p>
+      <w:pPr>
+        <w:spacing w:after="0" w:line="240" w:lineRule="auto"/>
+        <w:rPr>
+          <w:lang w:val="en-IN"/>
+        </w:rPr>
+      </w:pPr>
+      <w:r>
+        <w:rPr>
+          <w:lang w:val="en-IN"/>
+        </w:rPr>
+        <w:t>There are 3 ways.</w:t>
+      </w:r>
+    </w:p>
+    <w:p>
+      <w:pPr>
+        <w:spacing w:after="0" w:line="240" w:lineRule="auto"/>
+        <w:rPr>
+          <w:b/>
+          <w:bCs/>
+          <w:lang w:val="en-IN"/>
+        </w:rPr>
+      </w:pPr>
+      <w:r>
+        <w:rPr>
+          <w:b/>
+          <w:bCs/>
+          <w:lang w:val="en-IN"/>
+        </w:rPr>
+        <w:t>Method 1</w:t>
+      </w:r>
+    </w:p>
+    <w:p>
+      <w:pPr>
+        <w:spacing w:after="0" w:line="240" w:lineRule="auto"/>
+        <w:rPr>
+          <w:lang w:val="en-IN"/>
+        </w:rPr>
+      </w:pPr>
+      <w:r>
+        <w:rPr>
+          <w:highlight w:val="yellow"/>
+          <w:lang w:val="en-IN"/>
+        </w:rPr>
+        <w:t xml:space="preserve">Class&lt;?&gt; </w:t>
+      </w:r>
+      <w:proofErr w:type="spellStart"/>
+      <w:r>
+        <w:rPr>
+          <w:highlight w:val="yellow"/>
+          <w:lang w:val="en-IN"/>
+        </w:rPr>
+        <w:t>cls</w:t>
+      </w:r>
+      <w:proofErr w:type="spellEnd"/>
+      <w:r>
+        <w:rPr>
+          <w:highlight w:val="yellow"/>
+          <w:lang w:val="en-IN"/>
+        </w:rPr>
+        <w:t xml:space="preserve"> = </w:t>
+      </w:r>
+      <w:proofErr w:type="spellStart"/>
+      <w:r>
+        <w:rPr>
+          <w:highlight w:val="yellow"/>
+          <w:lang w:val="en-IN"/>
+        </w:rPr>
+        <w:t>Employee.class</w:t>
+      </w:r>
+      <w:proofErr w:type="spellEnd"/>
+      <w:r>
+        <w:rPr>
+          <w:highlight w:val="yellow"/>
+          <w:lang w:val="en-IN"/>
+        </w:rPr>
+        <w:t>;</w:t>
+      </w:r>
+    </w:p>
+    <w:p>
+      <w:pPr>
+        <w:spacing w:after="0" w:line="240" w:lineRule="auto"/>
+        <w:rPr>
+          <w:lang w:val="en-IN"/>
+        </w:rPr>
+      </w:pPr>
+      <w:r>
+        <w:rPr>
+          <w:lang w:val="en-IN"/>
+        </w:rPr>
+        <w:pict w14:anchorId="09F7BDA7">
+          <v:rect id="_x0000_i1037" style="width:0;height:1.5pt" o:hralign="center" o:hrstd="t" o:hr="t" fillcolor="#a0a0a0" stroked="f"/>
+        </w:pict>
+      </w:r>
+    </w:p>
+    <w:p>
+      <w:pPr>
+        <w:spacing w:after="0" w:line="240" w:lineRule="auto"/>
+        <w:rPr>
+          <w:b/>
+          <w:bCs/>
+          <w:lang w:val="en-IN"/>
+        </w:rPr>
+      </w:pPr>
+      <w:r>
+        <w:rPr>
+          <w:b/>
+          <w:bCs/>
+          <w:lang w:val="en-IN"/>
+        </w:rPr>
+        <w:t>Method 2</w:t>
+      </w:r>
+    </w:p>
+    <w:p>
+      <w:pPr>
+        <w:spacing w:after="0" w:line="240" w:lineRule="auto"/>
+        <w:rPr>
+          <w:lang w:val="en-IN"/>
+        </w:rPr>
+      </w:pPr>
+      <w:r>
+        <w:rPr>
+          <w:lang w:val="en-IN"/>
+        </w:rPr>
+        <w:t xml:space="preserve">Employee emp = new </w:t>
+      </w:r>
+      <w:proofErr w:type="gramStart"/>
+      <w:r>
+        <w:rPr>
+          <w:lang w:val="en-IN"/>
+        </w:rPr>
+        <w:t>Employee(</w:t>
+      </w:r>
+      <w:proofErr w:type="gramEnd"/>
+      <w:r>
+        <w:rPr>
+          <w:lang w:val="en-IN"/>
+        </w:rPr>
+        <w:t>);</w:t>
+      </w:r>
+    </w:p>
+    <w:p>
+      <w:pPr>
+        <w:spacing w:after="0" w:line="240" w:lineRule="auto"/>
+        <w:rPr>
+          <w:lang w:val="en-IN"/>
+        </w:rPr>
+      </w:pPr>
+    </w:p>
+    <w:p>
+      <w:pPr>
+        <w:spacing w:after="0" w:line="240" w:lineRule="auto"/>
+        <w:rPr>
+          <w:lang w:val="en-IN"/>
+        </w:rPr>
+      </w:pPr>
+      <w:r>
+        <w:rPr>
+          <w:highlight w:val="yellow"/>
+          <w:lang w:val="en-IN"/>
+        </w:rPr>
+        <w:t xml:space="preserve">Class&lt;?&gt; </w:t>
+      </w:r>
+      <w:proofErr w:type="spellStart"/>
+      <w:r>
+        <w:rPr>
+          <w:highlight w:val="yellow"/>
+          <w:lang w:val="en-IN"/>
+        </w:rPr>
+        <w:t>cls</w:t>
+      </w:r>
+      <w:proofErr w:type="spellEnd"/>
+      <w:r>
+        <w:rPr>
+          <w:highlight w:val="yellow"/>
+          <w:lang w:val="en-IN"/>
+        </w:rPr>
+        <w:t xml:space="preserve"> = </w:t>
+      </w:r>
+      <w:proofErr w:type="spellStart"/>
+      <w:proofErr w:type="gramStart"/>
+      <w:r>
+        <w:rPr>
+          <w:highlight w:val="yellow"/>
+          <w:lang w:val="en-IN"/>
+        </w:rPr>
+        <w:t>emp.getClass</w:t>
+      </w:r>
+      <w:proofErr w:type="spellEnd"/>
+      <w:proofErr w:type="gramEnd"/>
+      <w:r>
+        <w:rPr>
+          <w:highlight w:val="yellow"/>
+          <w:lang w:val="en-IN"/>
+        </w:rPr>
+        <w:t>();</w:t>
+      </w:r>
+    </w:p>
+    <w:p>
+      <w:pPr>
+        <w:spacing w:after="0" w:line="240" w:lineRule="auto"/>
+        <w:rPr>
+          <w:lang w:val="en-IN"/>
+        </w:rPr>
+      </w:pPr>
+      <w:r>
+        <w:rPr>
+          <w:lang w:val="en-IN"/>
+        </w:rPr>
+        <w:pict w14:anchorId="003357C2">
+          <v:rect id="_x0000_i1038" style="width:0;height:1.5pt" o:hralign="center" o:hrstd="t" o:hr="t" fillcolor="#a0a0a0" stroked="f"/>
+        </w:pict>
+      </w:r>
+    </w:p>
+    <w:p>
+      <w:pPr>
+        <w:spacing w:after="0" w:line="240" w:lineRule="auto"/>
+        <w:rPr>
+          <w:b/>
+          <w:bCs/>
+          <w:lang w:val="en-IN"/>
+        </w:rPr>
+      </w:pPr>
+      <w:r>
+        <w:rPr>
+          <w:b/>
+          <w:bCs/>
+          <w:lang w:val="en-IN"/>
+        </w:rPr>
+        <w:t>Method 3</w:t>
+      </w:r>
+    </w:p>
+    <w:p>
+      <w:pPr>
+        <w:spacing w:after="0" w:line="240" w:lineRule="auto"/>
+        <w:rPr>
+          <w:lang w:val="en-IN"/>
+        </w:rPr>
+      </w:pPr>
+      <w:r>
+        <w:rPr>
+          <w:highlight w:val="yellow"/>
+          <w:lang w:val="en-IN"/>
+        </w:rPr>
+        <w:t xml:space="preserve">Class&lt;?&gt; </w:t>
+      </w:r>
+      <w:proofErr w:type="spellStart"/>
+      <w:r>
+        <w:rPr>
+          <w:highlight w:val="yellow"/>
+          <w:lang w:val="en-IN"/>
+        </w:rPr>
+        <w:t>cls</w:t>
+      </w:r>
+      <w:proofErr w:type="spellEnd"/>
+      <w:r>
+        <w:rPr>
+          <w:highlight w:val="yellow"/>
+          <w:lang w:val="en-IN"/>
+        </w:rPr>
+        <w:t xml:space="preserve"> = </w:t>
+      </w:r>
+      <w:proofErr w:type="spellStart"/>
+      <w:r>
+        <w:rPr>
+          <w:highlight w:val="yellow"/>
+          <w:lang w:val="en-IN"/>
+        </w:rPr>
+        <w:t>Class.forName</w:t>
+      </w:r>
+      <w:proofErr w:type="spellEnd"/>
+      <w:r>
+        <w:rPr>
+          <w:highlight w:val="yellow"/>
+          <w:lang w:val="en-IN"/>
+        </w:rPr>
+        <w:t>("Employee");</w:t>
+      </w:r>
+    </w:p>
+    <w:p>
+      <w:pPr>
+        <w:spacing w:after="0" w:line="240" w:lineRule="auto"/>
+        <w:rPr>
+          <w:lang w:val="en-IN"/>
+        </w:rPr>
+      </w:pPr>
+      <w:r>
+        <w:rPr>
+          <w:lang w:val="en-IN"/>
+        </w:rPr>
+        <w:t>Used when class name comes dynamically.</w:t>
+      </w:r>
+    </w:p>
+    <w:p>
+      <w:pPr>
+        <w:spacing w:after="0" w:line="240" w:lineRule="auto"/>
+        <w:rPr>
+          <w:lang w:val="en-IN"/>
+        </w:rPr>
+      </w:pPr>
+      <w:r>
+        <w:rPr>
+          <w:lang w:val="en-IN"/>
+        </w:rPr>
+        <w:t>Example</w:t>
+      </w:r>
+    </w:p>
+    <w:p>
+      <w:pPr>
+        <w:spacing w:after="0" w:line="240" w:lineRule="auto"/>
+        <w:rPr>
+          <w:lang w:val="en-IN"/>
+        </w:rPr>
+      </w:pPr>
+      <w:proofErr w:type="spellStart"/>
+      <w:proofErr w:type="gramStart"/>
+      <w:r>
+        <w:rPr>
+          <w:lang w:val="en-IN"/>
+        </w:rPr>
+        <w:t>config.properties</w:t>
+      </w:r>
+      <w:proofErr w:type="spellEnd"/>
+      <w:proofErr w:type="gramEnd"/>
+    </w:p>
+    <w:p>
+      <w:pPr>
+        <w:spacing w:after="0" w:line="240" w:lineRule="auto"/>
+        <w:rPr>
+          <w:lang w:val="en-IN"/>
+        </w:rPr>
+      </w:pPr>
+    </w:p>
+    <w:p>
+      <w:pPr>
+        <w:spacing w:after="0" w:line="240" w:lineRule="auto"/>
+        <w:rPr>
+          <w:lang w:val="en-IN"/>
+        </w:rPr>
+      </w:pPr>
+      <w:r>
+        <w:rPr>
+          <w:lang w:val="en-IN"/>
+        </w:rPr>
+        <w:t>class.name=Employee</w:t>
+      </w:r>
+    </w:p>
+    <w:p>
+      <w:pPr>
+        <w:spacing w:after="0" w:line="240" w:lineRule="auto"/>
+        <w:rPr>
+          <w:lang w:val="en-IN"/>
+        </w:rPr>
+      </w:pPr>
+      <w:r>
+        <w:rPr>
+          <w:lang w:val="en-IN"/>
+        </w:rPr>
+        <w:t xml:space="preserve">String </w:t>
+      </w:r>
+      <w:proofErr w:type="spellStart"/>
+      <w:r>
+        <w:rPr>
+          <w:lang w:val="en-IN"/>
+        </w:rPr>
+        <w:t>className</w:t>
+      </w:r>
+      <w:proofErr w:type="spellEnd"/>
+      <w:r>
+        <w:rPr>
+          <w:lang w:val="en-IN"/>
+        </w:rPr>
+        <w:t xml:space="preserve"> = "Employee";</w:t>
+      </w:r>
+    </w:p>
+    <w:p>
+      <w:pPr>
+        <w:spacing w:after="0" w:line="240" w:lineRule="auto"/>
+        <w:rPr>
+          <w:lang w:val="en-IN"/>
+        </w:rPr>
+      </w:pPr>
+    </w:p>
+    <w:p>
+      <w:pPr>
+        <w:spacing w:after="0" w:line="240" w:lineRule="auto"/>
+        <w:rPr>
+          <w:lang w:val="en-IN"/>
+        </w:rPr>
+      </w:pPr>
+      <w:r>
+        <w:rPr>
+          <w:lang w:val="en-IN"/>
+        </w:rPr>
+        <w:t xml:space="preserve">Class&lt;?&gt; </w:t>
+      </w:r>
+      <w:proofErr w:type="spellStart"/>
+      <w:r>
+        <w:rPr>
+          <w:lang w:val="en-IN"/>
+        </w:rPr>
+        <w:t>cls</w:t>
+      </w:r>
+      <w:proofErr w:type="spellEnd"/>
+      <w:r>
+        <w:rPr>
+          <w:lang w:val="en-IN"/>
+        </w:rPr>
+        <w:t xml:space="preserve"> = </w:t>
+      </w:r>
+      <w:proofErr w:type="spellStart"/>
+      <w:r>
+        <w:rPr>
+          <w:lang w:val="en-IN"/>
+        </w:rPr>
+        <w:t>Class.forName</w:t>
+      </w:r>
+      <w:proofErr w:type="spellEnd"/>
+      <w:r>
+        <w:rPr>
+          <w:lang w:val="en-IN"/>
+        </w:rPr>
+        <w:t>(</w:t>
+      </w:r>
+      <w:proofErr w:type="spellStart"/>
+      <w:r>
+        <w:rPr>
+          <w:lang w:val="en-IN"/>
+        </w:rPr>
+        <w:t>className</w:t>
+      </w:r>
+      <w:proofErr w:type="spellEnd"/>
+      <w:r>
+        <w:rPr>
+          <w:lang w:val="en-IN"/>
+        </w:rPr>
+        <w:t>);</w:t>
+      </w:r>
+    </w:p>
+    <w:p>
+      <w:pPr>
+        <w:spacing w:after="0" w:line="240" w:lineRule="auto"/>
+      </w:pPr>
+    </w:p>
+    <w:p>
+      <w:pPr>
+        <w:spacing w:after="0" w:line="240" w:lineRule="auto"/>
+      </w:pPr>
+    </w:p>
+    <w:p>
+      <w:pPr>
+        <w:spacing w:after="0" w:line="240" w:lineRule="auto"/>
+      </w:pPr>
+    </w:p>
+    <w:p>
+      <w:pPr>
+        <w:spacing w:after="0" w:line="240" w:lineRule="auto"/>
+      </w:pPr>
+    </w:p>
+    <w:p>
+      <w:pPr>
+        <w:spacing w:after="0" w:line="240" w:lineRule="auto"/>
+      </w:pPr>
+    </w:p>
+    <w:p>
+      <w:pPr>
+        <w:spacing w:after="0" w:line="240" w:lineRule="auto"/>
+      </w:pPr>
+    </w:p>
+    <w:p>
+      <w:pPr>
+        <w:spacing w:after="0" w:line="240" w:lineRule="auto"/>
+      </w:pPr>
+    </w:p>
+    <w:p>
+      <w:pPr>
+        <w:spacing w:after="0" w:line="240" w:lineRule="auto"/>
+      </w:pPr>
+    </w:p>
+    <w:p>
+      <w:pPr>
+        <w:spacing w:after="0" w:line="240" w:lineRule="auto"/>
+      </w:pPr>
+    </w:p>
+    <w:p>
+      <w:pPr>
+        <w:spacing w:after="0" w:line="240" w:lineRule="auto"/>
+      </w:pPr>
+    </w:p>
+    <w:p>
+      <w:pPr>
+        <w:spacing w:after="0" w:line="240" w:lineRule="auto"/>
+      </w:pPr>
+    </w:p>
+    <w:p>
+      <w:pPr>
+        <w:spacing w:after="0" w:line="240" w:lineRule="auto"/>
+      </w:pPr>
+    </w:p>
+    <w:p>
+      <w:pPr>
+        <w:spacing w:after="0" w:line="240" w:lineRule="auto"/>
+      </w:pPr>
+    </w:p>
+    <w:p>
+      <w:pPr>
+        <w:spacing w:after="0" w:line="240" w:lineRule="auto"/>
+      </w:pPr>
+    </w:p>
+    <w:p>
+      <w:pPr>
+        <w:spacing w:after="0" w:line="240" w:lineRule="auto"/>
+      </w:pPr>
+    </w:p>
     <w:sectPr>
       <w:pgSz w:w="12240" w:h="15840"/>
       <w:pgMar w:top="720" w:right="720" w:bottom="720" w:left="720" w:header="708" w:footer="708" w:gutter="0"/>
@@ -5577,6 +8416,155 @@
 <file path=word/numbering.xml><?xml version="1.0" encoding="utf-8"?>
 <w:numbering xmlns:wpc="http://schemas.microsoft.com/office/word/2010/wordprocessingCanvas" xmlns:cx="http://schemas.microsoft.com/office/drawing/2014/chartex" xmlns:cx1="http://schemas.microsoft.com/office/drawing/2015/9/8/chartex" xmlns:cx2="http://schemas.microsoft.com/office/drawing/2015/10/21/chartex" xmlns:cx3="http://schemas.microsoft.com/office/drawing/2016/5/9/chartex" xmlns:cx4="http://schemas.microsoft.com/office/drawing/2016/5/10/chartex" xmlns:cx5="http://schemas.microsoft.com/office/drawing/2016/5/11/chartex" xmlns:cx6="http://schemas.microsoft.com/office/drawing/2016/5/12/chartex" xmlns:cx7="http://schemas.microsoft.com/office/drawing/2016/5/13/chartex" xmlns:cx8="http://schemas.microsoft.com/office/drawing/2016/5/14/chartex" xmlns:mc="http://schemas.openxmlformats.org/markup-compatibility/2006" xmlns:aink="http://schemas.microsoft.com/office/drawing/2016/ink" xmlns:am3d="http://schemas.microsoft.com/office/drawing/2017/model3d" xmlns:o="urn:schemas-microsoft-com:office:office" xmlns:oel="http://schemas.microsoft.com/office/2019/extlst" xmlns:r="http://schemas.openxmlformats.org/officeDocument/2006/relationships" xmlns:m="http://schemas.openxmlformats.org/officeDocument/2006/math" xmlns:v="urn:schemas-microsoft-com:vml" xmlns:wp14="http://schemas.microsoft.com/office/word/2010/wordprocessingDrawing" xmlns:wp="http://schemas.openxmlformats.org/drawingml/2006/wordprocessingDrawing" xmlns:w10="urn:schemas-microsoft-com:office:word" xmlns:w="http://schemas.openxmlformats.org/wordprocessingml/2006/main" xmlns:w14="http://schemas.microsoft.com/office/word/2010/wordml" xmlns:w15="http://schemas.microsoft.com/office/word/2012/wordml" xmlns:w16cex="http://schemas.microsoft.com/office/word/2018/wordml/cex" xmlns:w16cid="http://schemas.microsoft.com/office/word/2016/wordml/cid" xmlns:w16="http://schemas.microsoft.com/office/word/2018/wordml" xmlns:w16du="http://schemas.microsoft.com/office/word/2023/wordml/word16du" xmlns:w16sdtdh="http://schemas.microsoft.com/office/word/2020/wordml/sdtdatahash" xmlns:w16sdtfl="http://schemas.microsoft.com/office/word/2024/wordml/sdtformatlock" xmlns:w16se="http://schemas.microsoft.com/office/word/2015/wordml/symex" xmlns:wpg="http://schemas.microsoft.com/office/word/2010/wordprocessingGroup" xmlns:wpi="http://schemas.microsoft.com/office/word/2010/wordprocessingInk" xmlns:wne="http://schemas.microsoft.com/office/word/2006/wordml" xmlns:wps="http://schemas.microsoft.com/office/word/2010/wordprocessingShape" mc:Ignorable="w14 w15 w16se w16cid w16 w16cex w16sdtdh w16sdtfl w16du wp14">
   <w:abstractNum w:abstractNumId="0" w15:restartNumberingAfterBreak="0">
+    <w:nsid w:val="2EFC28A1"/>
+    <w:multiLevelType w:val="multilevel"/>
+    <w:tmpl w:val="B8307778"/>
+    <w:lvl w:ilvl="0">
+      <w:start w:val="1"/>
+      <w:numFmt w:val="bullet"/>
+      <w:lvlText w:val=""/>
+      <w:lvlJc w:val="left"/>
+      <w:pPr>
+        <w:tabs>
+          <w:tab w:val="num" w:pos="720"/>
+        </w:tabs>
+        <w:ind w:left="720" w:hanging="360"/>
+      </w:pPr>
+      <w:rPr>
+        <w:rFonts w:ascii="Symbol" w:hAnsi="Symbol" w:hint="default"/>
+        <w:sz w:val="20"/>
+      </w:rPr>
+    </w:lvl>
+    <w:lvl w:ilvl="1" w:tentative="1">
+      <w:start w:val="1"/>
+      <w:numFmt w:val="bullet"/>
+      <w:lvlText w:val="o"/>
+      <w:lvlJc w:val="left"/>
+      <w:pPr>
+        <w:tabs>
+          <w:tab w:val="num" w:pos="1440"/>
+        </w:tabs>
+        <w:ind w:left="1440" w:hanging="360"/>
+      </w:pPr>
+      <w:rPr>
+        <w:rFonts w:ascii="Courier New" w:hAnsi="Courier New" w:hint="default"/>
+        <w:sz w:val="20"/>
+      </w:rPr>
+    </w:lvl>
+    <w:lvl w:ilvl="2" w:tentative="1">
+      <w:start w:val="1"/>
+      <w:numFmt w:val="bullet"/>
+      <w:lvlText w:val=""/>
+      <w:lvlJc w:val="left"/>
+      <w:pPr>
+        <w:tabs>
+          <w:tab w:val="num" w:pos="2160"/>
+        </w:tabs>
+        <w:ind w:left="2160" w:hanging="360"/>
+      </w:pPr>
+      <w:rPr>
+        <w:rFonts w:ascii="Wingdings" w:hAnsi="Wingdings" w:hint="default"/>
+        <w:sz w:val="20"/>
+      </w:rPr>
+    </w:lvl>
+    <w:lvl w:ilvl="3" w:tentative="1">
+      <w:start w:val="1"/>
+      <w:numFmt w:val="bullet"/>
+      <w:lvlText w:val=""/>
+      <w:lvlJc w:val="left"/>
+      <w:pPr>
+        <w:tabs>
+          <w:tab w:val="num" w:pos="2880"/>
+        </w:tabs>
+        <w:ind w:left="2880" w:hanging="360"/>
+      </w:pPr>
+      <w:rPr>
+        <w:rFonts w:ascii="Wingdings" w:hAnsi="Wingdings" w:hint="default"/>
+        <w:sz w:val="20"/>
+      </w:rPr>
+    </w:lvl>
+    <w:lvl w:ilvl="4" w:tentative="1">
+      <w:start w:val="1"/>
+      <w:numFmt w:val="bullet"/>
+      <w:lvlText w:val=""/>
+      <w:lvlJc w:val="left"/>
+      <w:pPr>
+        <w:tabs>
+          <w:tab w:val="num" w:pos="3600"/>
+        </w:tabs>
+        <w:ind w:left="3600" w:hanging="360"/>
+      </w:pPr>
+      <w:rPr>
+        <w:rFonts w:ascii="Wingdings" w:hAnsi="Wingdings" w:hint="default"/>
+        <w:sz w:val="20"/>
+      </w:rPr>
+    </w:lvl>
+    <w:lvl w:ilvl="5" w:tentative="1">
+      <w:start w:val="1"/>
+      <w:numFmt w:val="bullet"/>
+      <w:lvlText w:val=""/>
+      <w:lvlJc w:val="left"/>
+      <w:pPr>
+        <w:tabs>
+          <w:tab w:val="num" w:pos="4320"/>
+        </w:tabs>
+        <w:ind w:left="4320" w:hanging="360"/>
+      </w:pPr>
+      <w:rPr>
+        <w:rFonts w:ascii="Wingdings" w:hAnsi="Wingdings" w:hint="default"/>
+        <w:sz w:val="20"/>
+      </w:rPr>
+    </w:lvl>
+    <w:lvl w:ilvl="6" w:tentative="1">
+      <w:start w:val="1"/>
+      <w:numFmt w:val="bullet"/>
+      <w:lvlText w:val=""/>
+      <w:lvlJc w:val="left"/>
+      <w:pPr>
+        <w:tabs>
+          <w:tab w:val="num" w:pos="5040"/>
+        </w:tabs>
+        <w:ind w:left="5040" w:hanging="360"/>
+      </w:pPr>
+      <w:rPr>
+        <w:rFonts w:ascii="Wingdings" w:hAnsi="Wingdings" w:hint="default"/>
+        <w:sz w:val="20"/>
+      </w:rPr>
+    </w:lvl>
+    <w:lvl w:ilvl="7" w:tentative="1">
+      <w:start w:val="1"/>
+      <w:numFmt w:val="bullet"/>
+      <w:lvlText w:val=""/>
+      <w:lvlJc w:val="left"/>
+      <w:pPr>
+        <w:tabs>
+          <w:tab w:val="num" w:pos="5760"/>
+        </w:tabs>
+        <w:ind w:left="5760" w:hanging="360"/>
+      </w:pPr>
+      <w:rPr>
+        <w:rFonts w:ascii="Wingdings" w:hAnsi="Wingdings" w:hint="default"/>
+        <w:sz w:val="20"/>
+      </w:rPr>
+    </w:lvl>
+    <w:lvl w:ilvl="8" w:tentative="1">
+      <w:start w:val="1"/>
+      <w:numFmt w:val="bullet"/>
+      <w:lvlText w:val=""/>
+      <w:lvlJc w:val="left"/>
+      <w:pPr>
+        <w:tabs>
+          <w:tab w:val="num" w:pos="6480"/>
+        </w:tabs>
+        <w:ind w:left="6480" w:hanging="360"/>
+      </w:pPr>
+      <w:rPr>
+        <w:rFonts w:ascii="Wingdings" w:hAnsi="Wingdings" w:hint="default"/>
+        <w:sz w:val="20"/>
+      </w:rPr>
+    </w:lvl>
+  </w:abstractNum>
+  <w:abstractNum w:abstractNumId="1" w15:restartNumberingAfterBreak="0">
     <w:nsid w:val="41AD3AB3"/>
     <w:multiLevelType w:val="hybridMultilevel"/>
     <w:tmpl w:val="5B0AE474"/>
@@ -5689,7 +8677,7 @@
       </w:rPr>
     </w:lvl>
   </w:abstractNum>
-  <w:abstractNum w:abstractNumId="1" w15:restartNumberingAfterBreak="0">
+  <w:abstractNum w:abstractNumId="2" w15:restartNumberingAfterBreak="0">
     <w:nsid w:val="47413F1A"/>
     <w:multiLevelType w:val="hybridMultilevel"/>
     <w:tmpl w:val="6D966BD8"/>
@@ -5778,7 +8766,7 @@
       </w:pPr>
     </w:lvl>
   </w:abstractNum>
-  <w:abstractNum w:abstractNumId="2" w15:restartNumberingAfterBreak="0">
+  <w:abstractNum w:abstractNumId="3" w15:restartNumberingAfterBreak="0">
     <w:nsid w:val="50551AB7"/>
     <w:multiLevelType w:val="hybridMultilevel"/>
     <w:tmpl w:val="5844C4E6"/>
@@ -5892,12 +8880,15 @@
     </w:lvl>
   </w:abstractNum>
   <w:num w:numId="1" w16cid:durableId="478769140">
+    <w:abstractNumId w:val="2"/>
+  </w:num>
+  <w:num w:numId="2" w16cid:durableId="1753311440">
+    <w:abstractNumId w:val="3"/>
+  </w:num>
+  <w:num w:numId="3" w16cid:durableId="655450446">
     <w:abstractNumId w:val="1"/>
   </w:num>
-  <w:num w:numId="2" w16cid:durableId="1753311440">
-    <w:abstractNumId w:val="2"/>
-  </w:num>
-  <w:num w:numId="3" w16cid:durableId="655450446">
+  <w:num w:numId="4" w16cid:durableId="1554078693">
     <w:abstractNumId w:val="0"/>
   </w:num>
 </w:numbering>

--- a/java/java 8 -11/core java 8 11.docx
+++ b/java/java 8 -11/core java 8 11.docx
@@ -5745,16 +5745,6 @@
     <w:p>
       <w:pPr>
         <w:spacing w:after="0" w:line="240" w:lineRule="auto"/>
-      </w:pPr>
-    </w:p>
-    <w:p>
-      <w:pPr>
-        <w:spacing w:after="0" w:line="240" w:lineRule="auto"/>
-      </w:pPr>
-    </w:p>
-    <w:p>
-      <w:pPr>
-        <w:spacing w:after="0" w:line="240" w:lineRule="auto"/>
         <w:rPr>
           <w:b/>
           <w:bCs/>
@@ -5769,137 +5759,1070 @@
         </w:rPr>
         <w:t>Java 8 Collectors</w:t>
       </w:r>
-    </w:p>
-    <w:p>
-      <w:pPr>
-        <w:spacing w:after="0" w:line="240" w:lineRule="auto"/>
-      </w:pPr>
-    </w:p>
-    <w:p>
-      <w:pPr>
-        <w:spacing w:after="0" w:line="240" w:lineRule="auto"/>
-      </w:pPr>
-    </w:p>
-    <w:p>
-      <w:pPr>
-        <w:spacing w:after="0" w:line="240" w:lineRule="auto"/>
-      </w:pPr>
-    </w:p>
-    <w:p>
-      <w:pPr>
-        <w:spacing w:after="0" w:line="240" w:lineRule="auto"/>
-      </w:pPr>
-    </w:p>
-    <w:p>
-      <w:pPr>
-        <w:spacing w:after="0" w:line="240" w:lineRule="auto"/>
-      </w:pPr>
-    </w:p>
-    <w:p>
-      <w:pPr>
-        <w:spacing w:after="0" w:line="240" w:lineRule="auto"/>
-      </w:pPr>
-    </w:p>
-    <w:p>
-      <w:pPr>
-        <w:spacing w:after="0" w:line="240" w:lineRule="auto"/>
-      </w:pPr>
-    </w:p>
-    <w:p>
-      <w:pPr>
-        <w:spacing w:after="0" w:line="240" w:lineRule="auto"/>
-      </w:pPr>
-    </w:p>
-    <w:p>
-      <w:pPr>
-        <w:spacing w:after="0" w:line="240" w:lineRule="auto"/>
-      </w:pPr>
-    </w:p>
-    <w:p>
-      <w:pPr>
-        <w:spacing w:after="0" w:line="240" w:lineRule="auto"/>
-      </w:pPr>
-    </w:p>
-    <w:p>
-      <w:pPr>
-        <w:spacing w:after="0" w:line="240" w:lineRule="auto"/>
-      </w:pPr>
-    </w:p>
-    <w:p>
-      <w:pPr>
-        <w:spacing w:after="0" w:line="240" w:lineRule="auto"/>
-      </w:pPr>
-    </w:p>
-    <w:p>
-      <w:pPr>
-        <w:spacing w:after="0" w:line="240" w:lineRule="auto"/>
-      </w:pPr>
-    </w:p>
-    <w:p>
-      <w:pPr>
-        <w:spacing w:after="0" w:line="240" w:lineRule="auto"/>
-      </w:pPr>
-    </w:p>
-    <w:p>
-      <w:pPr>
-        <w:spacing w:after="0" w:line="240" w:lineRule="auto"/>
-      </w:pPr>
-    </w:p>
-    <w:p>
-      <w:pPr>
-        <w:spacing w:after="0" w:line="240" w:lineRule="auto"/>
-      </w:pPr>
-    </w:p>
-    <w:p>
-      <w:pPr>
-        <w:spacing w:after="0" w:line="240" w:lineRule="auto"/>
-      </w:pPr>
-    </w:p>
-    <w:p>
-      <w:pPr>
-        <w:spacing w:after="0" w:line="240" w:lineRule="auto"/>
-      </w:pPr>
-    </w:p>
-    <w:p>
-      <w:pPr>
-        <w:spacing w:after="0" w:line="240" w:lineRule="auto"/>
-      </w:pPr>
-    </w:p>
-    <w:p>
-      <w:pPr>
-        <w:spacing w:after="0" w:line="240" w:lineRule="auto"/>
-      </w:pPr>
-    </w:p>
-    <w:p>
-      <w:pPr>
-        <w:spacing w:after="0" w:line="240" w:lineRule="auto"/>
-      </w:pPr>
-    </w:p>
-    <w:p>
-      <w:pPr>
-        <w:spacing w:after="0" w:line="240" w:lineRule="auto"/>
-      </w:pPr>
-    </w:p>
-    <w:p>
-      <w:pPr>
-        <w:spacing w:after="0" w:line="240" w:lineRule="auto"/>
-      </w:pPr>
-    </w:p>
-    <w:p>
-      <w:pPr>
-        <w:spacing w:after="0" w:line="240" w:lineRule="auto"/>
-      </w:pPr>
-    </w:p>
-    <w:p>
-      <w:pPr>
-        <w:spacing w:after="0" w:line="240" w:lineRule="auto"/>
-      </w:pPr>
+      <w:r>
+        <w:rPr>
+          <w:b/>
+          <w:bCs/>
+          <w:lang w:val="en-IN"/>
+        </w:rPr>
+        <w:t>:</w:t>
+      </w:r>
     </w:p>
     <w:p>
       <w:pPr>
         <w:spacing w:after="0" w:line="240" w:lineRule="auto"/>
       </w:pPr>
       <w:hyperlink r:id="rId14" w:history="1">
+        <w:r>
+          <w:rPr>
+            <w:rStyle w:val="Hyperlink"/>
+          </w:rPr>
+          <w:t>https://www.tpointtech.com/java-8-stream</w:t>
+        </w:r>
+      </w:hyperlink>
+      <w:r>
+        <w:t xml:space="preserve"> </w:t>
+      </w:r>
+    </w:p>
+    <w:p>
+      <w:pPr>
+        <w:spacing w:after="0" w:line="240" w:lineRule="auto"/>
+      </w:pPr>
+    </w:p>
+    <w:p>
+      <w:pPr>
+        <w:spacing w:after="0" w:line="240" w:lineRule="auto"/>
+        <w:rPr>
+          <w:lang w:val="en-IN"/>
+        </w:rPr>
+      </w:pPr>
+      <w:r>
+        <w:rPr>
+          <w:lang w:val="en-IN"/>
+        </w:rPr>
+        <w:t>What is the Collectors Class in Java?</w:t>
+      </w:r>
+    </w:p>
+    <w:p>
+      <w:pPr>
+        <w:spacing w:after="0" w:line="240" w:lineRule="auto"/>
+        <w:rPr>
+          <w:lang w:val="en-IN"/>
+        </w:rPr>
+      </w:pPr>
+      <w:r>
+        <w:rPr>
+          <w:lang w:val="en-IN"/>
+        </w:rPr>
+        <w:t>The </w:t>
+      </w:r>
+      <w:r>
+        <w:rPr>
+          <w:b/>
+          <w:bCs/>
+          <w:lang w:val="en-IN"/>
+        </w:rPr>
+        <w:t>Collectors</w:t>
+      </w:r>
+      <w:r>
+        <w:rPr>
+          <w:lang w:val="en-IN"/>
+        </w:rPr>
+        <w:t> class is a </w:t>
+      </w:r>
+      <w:hyperlink r:id="rId15" w:history="1">
+        <w:r>
+          <w:rPr>
+            <w:rStyle w:val="Hyperlink"/>
+            <w:lang w:val="en-IN"/>
+          </w:rPr>
+          <w:t>final class</w:t>
+        </w:r>
+      </w:hyperlink>
+      <w:r>
+        <w:rPr>
+          <w:lang w:val="en-IN"/>
+        </w:rPr>
+        <w:t> that extends the </w:t>
+      </w:r>
+      <w:hyperlink r:id="rId16" w:history="1">
+        <w:r>
+          <w:rPr>
+            <w:rStyle w:val="Hyperlink"/>
+            <w:lang w:val="en-IN"/>
+          </w:rPr>
+          <w:t>Object class</w:t>
+        </w:r>
+      </w:hyperlink>
+      <w:r>
+        <w:rPr>
+          <w:lang w:val="en-IN"/>
+        </w:rPr>
+        <w:t xml:space="preserve"> and belongs to the </w:t>
+      </w:r>
+      <w:proofErr w:type="spellStart"/>
+      <w:r>
+        <w:rPr>
+          <w:lang w:val="en-IN"/>
+        </w:rPr>
+        <w:t>java.util.stream</w:t>
+      </w:r>
+      <w:proofErr w:type="spellEnd"/>
+      <w:r>
+        <w:rPr>
+          <w:lang w:val="en-IN"/>
+        </w:rPr>
+        <w:t xml:space="preserve"> package. It is a part of the </w:t>
+      </w:r>
+      <w:hyperlink r:id="rId17" w:history="1">
+        <w:r>
+          <w:rPr>
+            <w:rStyle w:val="Hyperlink"/>
+            <w:lang w:val="en-IN"/>
+          </w:rPr>
+          <w:t>Stream API introduced in Java 8</w:t>
+        </w:r>
+      </w:hyperlink>
+      <w:r>
+        <w:rPr>
+          <w:lang w:val="en-IN"/>
+        </w:rPr>
+        <w:t>, which enables functional-style operations on collections.</w:t>
+      </w:r>
+    </w:p>
+    <w:p>
+      <w:pPr>
+        <w:spacing w:after="0" w:line="240" w:lineRule="auto"/>
+        <w:rPr>
+          <w:lang w:val="en-IN"/>
+        </w:rPr>
+      </w:pPr>
+      <w:r>
+        <w:rPr>
+          <w:lang w:val="en-IN"/>
+        </w:rPr>
+        <w:t xml:space="preserve">The primary purpose of this class is to provide useful methods for accumulating elements into collections, </w:t>
+      </w:r>
+      <w:r>
+        <w:rPr>
+          <w:b/>
+          <w:bCs/>
+          <w:lang w:val="en-IN"/>
+        </w:rPr>
+        <w:t>grouping data</w:t>
+      </w:r>
+      <w:r>
+        <w:rPr>
+          <w:lang w:val="en-IN"/>
+        </w:rPr>
+        <w:t xml:space="preserve">, </w:t>
+      </w:r>
+      <w:r>
+        <w:rPr>
+          <w:b/>
+          <w:bCs/>
+          <w:lang w:val="en-IN"/>
+        </w:rPr>
+        <w:t>partitioning</w:t>
+      </w:r>
+      <w:r>
+        <w:rPr>
+          <w:lang w:val="en-IN"/>
+        </w:rPr>
+        <w:t xml:space="preserve"> elements, </w:t>
+      </w:r>
+      <w:r>
+        <w:rPr>
+          <w:b/>
+          <w:bCs/>
+          <w:lang w:val="en-IN"/>
+        </w:rPr>
+        <w:t>summarizing</w:t>
+      </w:r>
+      <w:r>
+        <w:rPr>
+          <w:lang w:val="en-IN"/>
+        </w:rPr>
+        <w:t xml:space="preserve"> values, and performing operations like string </w:t>
+      </w:r>
+      <w:r>
+        <w:rPr>
+          <w:b/>
+          <w:bCs/>
+          <w:lang w:val="en-IN"/>
+        </w:rPr>
+        <w:t>joining</w:t>
+      </w:r>
+      <w:r>
+        <w:rPr>
+          <w:lang w:val="en-IN"/>
+        </w:rPr>
+        <w:t>. This class acts as a factory for creating different Collector implementations used in stream processing.</w:t>
+      </w:r>
+    </w:p>
+    <w:tbl>
+      <w:tblPr>
+        <w:tblStyle w:val="TableGrid"/>
+        <w:tblW w:w="0" w:type="auto"/>
+        <w:tblLook w:val="04A0" w:firstRow="1" w:lastRow="0" w:firstColumn="1" w:lastColumn="0" w:noHBand="0" w:noVBand="1"/>
+      </w:tblPr>
+      <w:tblGrid>
+        <w:gridCol w:w="11016"/>
+      </w:tblGrid>
+      <w:tr>
+        <w:tc>
+          <w:tcPr>
+            <w:tcW w:w="11016" w:type="dxa"/>
+          </w:tcPr>
+          <w:p>
+            <w:pPr>
+              <w:numPr>
+                <w:ilvl w:val="0"/>
+                <w:numId w:val="7"/>
+              </w:numPr>
+              <w:rPr>
+                <w:lang w:val="en-IN"/>
+              </w:rPr>
+            </w:pPr>
+            <w:r>
+              <w:rPr>
+                <w:lang w:val="en-IN"/>
+              </w:rPr>
+              <w:t>// General syntax  </w:t>
+            </w:r>
+          </w:p>
+          <w:p>
+            <w:pPr>
+              <w:numPr>
+                <w:ilvl w:val="0"/>
+                <w:numId w:val="7"/>
+              </w:numPr>
+              <w:rPr>
+                <w:lang w:val="en-IN"/>
+              </w:rPr>
+            </w:pPr>
+            <w:proofErr w:type="spellStart"/>
+            <w:proofErr w:type="gramStart"/>
+            <w:r>
+              <w:rPr>
+                <w:lang w:val="en-IN"/>
+              </w:rPr>
+              <w:t>collection.stream</w:t>
+            </w:r>
+            <w:proofErr w:type="spellEnd"/>
+            <w:proofErr w:type="gramEnd"/>
+            <w:r>
+              <w:rPr>
+                <w:lang w:val="en-IN"/>
+              </w:rPr>
+              <w:t>()  </w:t>
+            </w:r>
+          </w:p>
+          <w:p>
+            <w:pPr>
+              <w:numPr>
+                <w:ilvl w:val="0"/>
+                <w:numId w:val="7"/>
+              </w:numPr>
+              <w:rPr>
+                <w:lang w:val="en-IN"/>
+              </w:rPr>
+            </w:pPr>
+            <w:r>
+              <w:rPr>
+                <w:lang w:val="en-IN"/>
+              </w:rPr>
+              <w:t>         </w:t>
+            </w:r>
+            <w:proofErr w:type="gramStart"/>
+            <w:r>
+              <w:rPr>
+                <w:lang w:val="en-IN"/>
+              </w:rPr>
+              <w:t>.map</w:t>
+            </w:r>
+            <w:proofErr w:type="gramEnd"/>
+            <w:r>
+              <w:rPr>
+                <w:lang w:val="en-IN"/>
+              </w:rPr>
+              <w:t>(element -&gt; transformation)  </w:t>
+            </w:r>
+          </w:p>
+          <w:p>
+            <w:pPr>
+              <w:numPr>
+                <w:ilvl w:val="0"/>
+                <w:numId w:val="7"/>
+              </w:numPr>
+              <w:rPr>
+                <w:lang w:val="en-IN"/>
+              </w:rPr>
+            </w:pPr>
+            <w:r>
+              <w:rPr>
+                <w:lang w:val="en-IN"/>
+              </w:rPr>
+              <w:t>         </w:t>
+            </w:r>
+            <w:proofErr w:type="gramStart"/>
+            <w:r>
+              <w:rPr>
+                <w:lang w:val="en-IN"/>
+              </w:rPr>
+              <w:t>.</w:t>
+            </w:r>
+            <w:r>
+              <w:rPr>
+                <w:b/>
+                <w:bCs/>
+                <w:highlight w:val="yellow"/>
+                <w:lang w:val="en-IN"/>
+              </w:rPr>
+              <w:t>collect</w:t>
+            </w:r>
+            <w:proofErr w:type="gramEnd"/>
+            <w:r>
+              <w:rPr>
+                <w:b/>
+                <w:bCs/>
+                <w:highlight w:val="yellow"/>
+                <w:lang w:val="en-IN"/>
+              </w:rPr>
+              <w:t>(</w:t>
+            </w:r>
+            <w:proofErr w:type="spellStart"/>
+            <w:r>
+              <w:rPr>
+                <w:b/>
+                <w:bCs/>
+                <w:highlight w:val="yellow"/>
+                <w:lang w:val="en-IN"/>
+              </w:rPr>
+              <w:t>Collectors</w:t>
+            </w:r>
+            <w:r>
+              <w:rPr>
+                <w:b/>
+                <w:bCs/>
+                <w:color w:val="FF0000"/>
+                <w:highlight w:val="yellow"/>
+                <w:lang w:val="en-IN"/>
+              </w:rPr>
+              <w:t>.method</w:t>
+            </w:r>
+            <w:proofErr w:type="spellEnd"/>
+            <w:r>
+              <w:rPr>
+                <w:b/>
+                <w:bCs/>
+                <w:color w:val="FF0000"/>
+                <w:highlight w:val="yellow"/>
+                <w:lang w:val="en-IN"/>
+              </w:rPr>
+              <w:t>())</w:t>
+            </w:r>
+            <w:r>
+              <w:rPr>
+                <w:b/>
+                <w:bCs/>
+                <w:highlight w:val="yellow"/>
+                <w:lang w:val="en-IN"/>
+              </w:rPr>
+              <w:t>;</w:t>
+            </w:r>
+            <w:r>
+              <w:rPr>
+                <w:lang w:val="en-IN"/>
+              </w:rPr>
+              <w:t>  </w:t>
+            </w:r>
+          </w:p>
+          <w:p/>
+        </w:tc>
+      </w:tr>
+    </w:tbl>
+    <w:p>
+      <w:pPr>
+        <w:spacing w:after="0" w:line="240" w:lineRule="auto"/>
+      </w:pPr>
+    </w:p>
+    <w:p>
+      <w:pPr>
+        <w:spacing w:after="0" w:line="240" w:lineRule="auto"/>
+        <w:rPr>
+          <w:b/>
+          <w:bCs/>
+          <w:lang w:val="en-IN"/>
+        </w:rPr>
+      </w:pPr>
+      <w:r>
+        <w:rPr>
+          <w:b/>
+          <w:bCs/>
+          <w:lang w:val="en-IN"/>
+        </w:rPr>
+        <w:lastRenderedPageBreak/>
+        <w:t>Java Base64 Encode and Decode:</w:t>
+      </w:r>
+    </w:p>
+    <w:tbl>
+      <w:tblPr>
+        <w:tblStyle w:val="TableGrid"/>
+        <w:tblW w:w="0" w:type="auto"/>
+        <w:tblLook w:val="04A0" w:firstRow="1" w:lastRow="0" w:firstColumn="1" w:lastColumn="0" w:noHBand="0" w:noVBand="1"/>
+      </w:tblPr>
+      <w:tblGrid>
+        <w:gridCol w:w="11016"/>
+      </w:tblGrid>
+      <w:tr>
+        <w:tc>
+          <w:tcPr>
+            <w:tcW w:w="11016" w:type="dxa"/>
+          </w:tcPr>
+          <w:p>
+            <w:pPr>
+              <w:rPr>
+                <w:sz w:val="18"/>
+                <w:szCs w:val="18"/>
+              </w:rPr>
+            </w:pPr>
+            <w:r>
+              <w:rPr>
+                <w:sz w:val="18"/>
+                <w:szCs w:val="18"/>
+                <w:lang w:val="en-IN"/>
+              </w:rPr>
+              <w:t>public class Test {</w:t>
+            </w:r>
+            <w:r>
+              <w:rPr>
+                <w:sz w:val="18"/>
+                <w:szCs w:val="18"/>
+                <w:lang w:val="en-IN"/>
+              </w:rPr>
+              <w:br/>
+            </w:r>
+            <w:r>
+              <w:rPr>
+                <w:sz w:val="18"/>
+                <w:szCs w:val="18"/>
+                <w:lang w:val="en-IN"/>
+              </w:rPr>
+              <w:br/>
+              <w:t xml:space="preserve">    public static void main(String[] </w:t>
+            </w:r>
+            <w:proofErr w:type="spellStart"/>
+            <w:r>
+              <w:rPr>
+                <w:sz w:val="18"/>
+                <w:szCs w:val="18"/>
+                <w:lang w:val="en-IN"/>
+              </w:rPr>
+              <w:t>args</w:t>
+            </w:r>
+            <w:proofErr w:type="spellEnd"/>
+            <w:r>
+              <w:rPr>
+                <w:sz w:val="18"/>
+                <w:szCs w:val="18"/>
+                <w:lang w:val="en-IN"/>
+              </w:rPr>
+              <w:t>) {</w:t>
+            </w:r>
+            <w:r>
+              <w:rPr>
+                <w:sz w:val="18"/>
+                <w:szCs w:val="18"/>
+                <w:lang w:val="en-IN"/>
+              </w:rPr>
+              <w:br/>
+              <w:t xml:space="preserve">        </w:t>
+            </w:r>
+            <w:r>
+              <w:rPr>
+                <w:i/>
+                <w:iCs/>
+                <w:sz w:val="18"/>
+                <w:szCs w:val="18"/>
+                <w:lang w:val="en-IN"/>
+              </w:rPr>
+              <w:t>// Getting encoder</w:t>
+            </w:r>
+            <w:r>
+              <w:rPr>
+                <w:i/>
+                <w:iCs/>
+                <w:sz w:val="18"/>
+                <w:szCs w:val="18"/>
+                <w:lang w:val="en-IN"/>
+              </w:rPr>
+              <w:br/>
+              <w:t xml:space="preserve">        </w:t>
+            </w:r>
+            <w:r>
+              <w:rPr>
+                <w:sz w:val="18"/>
+                <w:szCs w:val="18"/>
+                <w:lang w:val="en-IN"/>
+              </w:rPr>
+              <w:t>Base64.Encoder encoder = Base64.</w:t>
+            </w:r>
+            <w:r>
+              <w:rPr>
+                <w:i/>
+                <w:iCs/>
+                <w:sz w:val="18"/>
+                <w:szCs w:val="18"/>
+                <w:lang w:val="en-IN"/>
+              </w:rPr>
+              <w:t>getUrlEncoder</w:t>
+            </w:r>
+            <w:r>
+              <w:rPr>
+                <w:sz w:val="18"/>
+                <w:szCs w:val="18"/>
+                <w:lang w:val="en-IN"/>
+              </w:rPr>
+              <w:t>();</w:t>
+            </w:r>
+            <w:r>
+              <w:rPr>
+                <w:sz w:val="18"/>
+                <w:szCs w:val="18"/>
+                <w:lang w:val="en-IN"/>
+              </w:rPr>
+              <w:br/>
+              <w:t xml:space="preserve">        </w:t>
+            </w:r>
+            <w:r>
+              <w:rPr>
+                <w:i/>
+                <w:iCs/>
+                <w:sz w:val="18"/>
+                <w:szCs w:val="18"/>
+                <w:lang w:val="en-IN"/>
+              </w:rPr>
+              <w:t>// Encoding URL</w:t>
+            </w:r>
+            <w:r>
+              <w:rPr>
+                <w:i/>
+                <w:iCs/>
+                <w:sz w:val="18"/>
+                <w:szCs w:val="18"/>
+                <w:lang w:val="en-IN"/>
+              </w:rPr>
+              <w:br/>
+              <w:t xml:space="preserve">        </w:t>
+            </w:r>
+            <w:r>
+              <w:rPr>
+                <w:sz w:val="18"/>
+                <w:szCs w:val="18"/>
+                <w:lang w:val="en-IN"/>
+              </w:rPr>
+              <w:t xml:space="preserve">String </w:t>
+            </w:r>
+            <w:proofErr w:type="spellStart"/>
+            <w:r>
+              <w:rPr>
+                <w:sz w:val="18"/>
+                <w:szCs w:val="18"/>
+                <w:lang w:val="en-IN"/>
+              </w:rPr>
+              <w:t>eStr</w:t>
+            </w:r>
+            <w:proofErr w:type="spellEnd"/>
+            <w:r>
+              <w:rPr>
+                <w:sz w:val="18"/>
+                <w:szCs w:val="18"/>
+                <w:lang w:val="en-IN"/>
+              </w:rPr>
+              <w:t xml:space="preserve"> = </w:t>
+            </w:r>
+            <w:proofErr w:type="spellStart"/>
+            <w:r>
+              <w:rPr>
+                <w:sz w:val="18"/>
+                <w:szCs w:val="18"/>
+                <w:lang w:val="en-IN"/>
+              </w:rPr>
+              <w:t>encoder.encodeToString</w:t>
+            </w:r>
+            <w:proofErr w:type="spellEnd"/>
+            <w:r>
+              <w:rPr>
+                <w:sz w:val="18"/>
+                <w:szCs w:val="18"/>
+                <w:lang w:val="en-IN"/>
+              </w:rPr>
+              <w:t>("kamal".</w:t>
+            </w:r>
+            <w:proofErr w:type="spellStart"/>
+            <w:r>
+              <w:rPr>
+                <w:sz w:val="18"/>
+                <w:szCs w:val="18"/>
+                <w:lang w:val="en-IN"/>
+              </w:rPr>
+              <w:t>getBytes</w:t>
+            </w:r>
+            <w:proofErr w:type="spellEnd"/>
+            <w:r>
+              <w:rPr>
+                <w:sz w:val="18"/>
+                <w:szCs w:val="18"/>
+                <w:lang w:val="en-IN"/>
+              </w:rPr>
+              <w:t>());</w:t>
+            </w:r>
+            <w:r>
+              <w:rPr>
+                <w:sz w:val="18"/>
+                <w:szCs w:val="18"/>
+                <w:lang w:val="en-IN"/>
+              </w:rPr>
+              <w:br/>
+              <w:t xml:space="preserve">        </w:t>
+            </w:r>
+            <w:proofErr w:type="spellStart"/>
+            <w:r>
+              <w:rPr>
+                <w:sz w:val="18"/>
+                <w:szCs w:val="18"/>
+                <w:lang w:val="en-IN"/>
+              </w:rPr>
+              <w:t>System.</w:t>
+            </w:r>
+            <w:r>
+              <w:rPr>
+                <w:i/>
+                <w:iCs/>
+                <w:sz w:val="18"/>
+                <w:szCs w:val="18"/>
+                <w:lang w:val="en-IN"/>
+              </w:rPr>
+              <w:t>out</w:t>
+            </w:r>
+            <w:r>
+              <w:rPr>
+                <w:sz w:val="18"/>
+                <w:szCs w:val="18"/>
+                <w:lang w:val="en-IN"/>
+              </w:rPr>
+              <w:t>.println</w:t>
+            </w:r>
+            <w:proofErr w:type="spellEnd"/>
+            <w:r>
+              <w:rPr>
+                <w:sz w:val="18"/>
+                <w:szCs w:val="18"/>
+                <w:lang w:val="en-IN"/>
+              </w:rPr>
+              <w:t>("Encoded URL: "+</w:t>
+            </w:r>
+            <w:proofErr w:type="spellStart"/>
+            <w:r>
+              <w:rPr>
+                <w:sz w:val="18"/>
+                <w:szCs w:val="18"/>
+                <w:lang w:val="en-IN"/>
+              </w:rPr>
+              <w:t>eStr</w:t>
+            </w:r>
+            <w:proofErr w:type="spellEnd"/>
+            <w:r>
+              <w:rPr>
+                <w:sz w:val="18"/>
+                <w:szCs w:val="18"/>
+                <w:lang w:val="en-IN"/>
+              </w:rPr>
+              <w:t>);</w:t>
+            </w:r>
+            <w:r>
+              <w:rPr>
+                <w:sz w:val="18"/>
+                <w:szCs w:val="18"/>
+                <w:lang w:val="en-IN"/>
+              </w:rPr>
+              <w:br/>
+              <w:t xml:space="preserve">        </w:t>
+            </w:r>
+            <w:r>
+              <w:rPr>
+                <w:i/>
+                <w:iCs/>
+                <w:sz w:val="18"/>
+                <w:szCs w:val="18"/>
+                <w:lang w:val="en-IN"/>
+              </w:rPr>
+              <w:t>// Getting decoder</w:t>
+            </w:r>
+            <w:r>
+              <w:rPr>
+                <w:i/>
+                <w:iCs/>
+                <w:sz w:val="18"/>
+                <w:szCs w:val="18"/>
+                <w:lang w:val="en-IN"/>
+              </w:rPr>
+              <w:br/>
+              <w:t xml:space="preserve">        </w:t>
+            </w:r>
+            <w:r>
+              <w:rPr>
+                <w:sz w:val="18"/>
+                <w:szCs w:val="18"/>
+                <w:lang w:val="en-IN"/>
+              </w:rPr>
+              <w:t>Base64.Decoder decoder = Base64.</w:t>
+            </w:r>
+            <w:r>
+              <w:rPr>
+                <w:i/>
+                <w:iCs/>
+                <w:sz w:val="18"/>
+                <w:szCs w:val="18"/>
+                <w:lang w:val="en-IN"/>
+              </w:rPr>
+              <w:t>getUrlDecoder</w:t>
+            </w:r>
+            <w:r>
+              <w:rPr>
+                <w:sz w:val="18"/>
+                <w:szCs w:val="18"/>
+                <w:lang w:val="en-IN"/>
+              </w:rPr>
+              <w:t>();</w:t>
+            </w:r>
+            <w:r>
+              <w:rPr>
+                <w:sz w:val="18"/>
+                <w:szCs w:val="18"/>
+                <w:lang w:val="en-IN"/>
+              </w:rPr>
+              <w:br/>
+              <w:t xml:space="preserve">        </w:t>
+            </w:r>
+            <w:r>
+              <w:rPr>
+                <w:i/>
+                <w:iCs/>
+                <w:sz w:val="18"/>
+                <w:szCs w:val="18"/>
+                <w:lang w:val="en-IN"/>
+              </w:rPr>
+              <w:t xml:space="preserve">// Decoding </w:t>
+            </w:r>
+            <w:proofErr w:type="spellStart"/>
+            <w:r>
+              <w:rPr>
+                <w:i/>
+                <w:iCs/>
+                <w:sz w:val="18"/>
+                <w:szCs w:val="18"/>
+                <w:lang w:val="en-IN"/>
+              </w:rPr>
+              <w:t>URl</w:t>
+            </w:r>
+            <w:proofErr w:type="spellEnd"/>
+            <w:r>
+              <w:rPr>
+                <w:i/>
+                <w:iCs/>
+                <w:sz w:val="18"/>
+                <w:szCs w:val="18"/>
+                <w:lang w:val="en-IN"/>
+              </w:rPr>
+              <w:br/>
+              <w:t xml:space="preserve">        </w:t>
+            </w:r>
+            <w:r>
+              <w:rPr>
+                <w:sz w:val="18"/>
+                <w:szCs w:val="18"/>
+                <w:lang w:val="en-IN"/>
+              </w:rPr>
+              <w:t xml:space="preserve">String </w:t>
+            </w:r>
+            <w:proofErr w:type="spellStart"/>
+            <w:r>
+              <w:rPr>
+                <w:sz w:val="18"/>
+                <w:szCs w:val="18"/>
+                <w:lang w:val="en-IN"/>
+              </w:rPr>
+              <w:t>dStr</w:t>
+            </w:r>
+            <w:proofErr w:type="spellEnd"/>
+            <w:r>
+              <w:rPr>
+                <w:sz w:val="18"/>
+                <w:szCs w:val="18"/>
+                <w:lang w:val="en-IN"/>
+              </w:rPr>
+              <w:t xml:space="preserve"> = new String(</w:t>
+            </w:r>
+            <w:proofErr w:type="spellStart"/>
+            <w:r>
+              <w:rPr>
+                <w:sz w:val="18"/>
+                <w:szCs w:val="18"/>
+                <w:lang w:val="en-IN"/>
+              </w:rPr>
+              <w:t>decoder.decode</w:t>
+            </w:r>
+            <w:proofErr w:type="spellEnd"/>
+            <w:r>
+              <w:rPr>
+                <w:sz w:val="18"/>
+                <w:szCs w:val="18"/>
+                <w:lang w:val="en-IN"/>
+              </w:rPr>
+              <w:t>(</w:t>
+            </w:r>
+            <w:proofErr w:type="spellStart"/>
+            <w:r>
+              <w:rPr>
+                <w:sz w:val="18"/>
+                <w:szCs w:val="18"/>
+                <w:lang w:val="en-IN"/>
+              </w:rPr>
+              <w:t>eStr</w:t>
+            </w:r>
+            <w:proofErr w:type="spellEnd"/>
+            <w:r>
+              <w:rPr>
+                <w:sz w:val="18"/>
+                <w:szCs w:val="18"/>
+                <w:lang w:val="en-IN"/>
+              </w:rPr>
+              <w:t>));</w:t>
+            </w:r>
+            <w:r>
+              <w:rPr>
+                <w:sz w:val="18"/>
+                <w:szCs w:val="18"/>
+                <w:lang w:val="en-IN"/>
+              </w:rPr>
+              <w:br/>
+              <w:t xml:space="preserve">        </w:t>
+            </w:r>
+            <w:proofErr w:type="spellStart"/>
+            <w:r>
+              <w:rPr>
+                <w:sz w:val="18"/>
+                <w:szCs w:val="18"/>
+                <w:lang w:val="en-IN"/>
+              </w:rPr>
+              <w:t>System.</w:t>
+            </w:r>
+            <w:r>
+              <w:rPr>
+                <w:i/>
+                <w:iCs/>
+                <w:sz w:val="18"/>
+                <w:szCs w:val="18"/>
+                <w:lang w:val="en-IN"/>
+              </w:rPr>
+              <w:t>out</w:t>
+            </w:r>
+            <w:r>
+              <w:rPr>
+                <w:sz w:val="18"/>
+                <w:szCs w:val="18"/>
+                <w:lang w:val="en-IN"/>
+              </w:rPr>
+              <w:t>.println</w:t>
+            </w:r>
+            <w:proofErr w:type="spellEnd"/>
+            <w:r>
+              <w:rPr>
+                <w:sz w:val="18"/>
+                <w:szCs w:val="18"/>
+                <w:lang w:val="en-IN"/>
+              </w:rPr>
+              <w:t>("Decoded URL: "+</w:t>
+            </w:r>
+            <w:proofErr w:type="spellStart"/>
+            <w:r>
+              <w:rPr>
+                <w:sz w:val="18"/>
+                <w:szCs w:val="18"/>
+                <w:lang w:val="en-IN"/>
+              </w:rPr>
+              <w:t>dStr</w:t>
+            </w:r>
+            <w:proofErr w:type="spellEnd"/>
+            <w:r>
+              <w:rPr>
+                <w:sz w:val="18"/>
+                <w:szCs w:val="18"/>
+                <w:lang w:val="en-IN"/>
+              </w:rPr>
+              <w:t>);</w:t>
+            </w:r>
+            <w:r>
+              <w:rPr>
+                <w:sz w:val="18"/>
+                <w:szCs w:val="18"/>
+                <w:lang w:val="en-IN"/>
+              </w:rPr>
+              <w:br/>
+              <w:t xml:space="preserve">    }</w:t>
+            </w:r>
+            <w:r>
+              <w:rPr>
+                <w:sz w:val="18"/>
+                <w:szCs w:val="18"/>
+                <w:lang w:val="en-IN"/>
+              </w:rPr>
+              <w:br/>
+              <w:t>}</w:t>
+            </w:r>
+          </w:p>
+        </w:tc>
+      </w:tr>
+    </w:tbl>
+    <w:p>
+      <w:pPr>
+        <w:spacing w:after="0" w:line="240" w:lineRule="auto"/>
+      </w:pPr>
+      <w:hyperlink r:id="rId18" w:history="1">
+        <w:r>
+          <w:rPr>
+            <w:rStyle w:val="Hyperlink"/>
+          </w:rPr>
+          <w:t>https://www.tpointtech.com/optional-class-in-java</w:t>
+        </w:r>
+      </w:hyperlink>
+      <w:r>
+        <w:t xml:space="preserve"> </w:t>
+      </w:r>
+    </w:p>
+    <w:p>
+      <w:pPr>
+        <w:spacing w:after="0" w:line="240" w:lineRule="auto"/>
+        <w:rPr>
+          <w:b/>
+          <w:bCs/>
+          <w:lang w:val="en-IN"/>
+        </w:rPr>
+      </w:pPr>
+      <w:r>
+        <w:rPr>
+          <w:b/>
+          <w:bCs/>
+          <w:lang w:val="en-IN"/>
+        </w:rPr>
+        <w:t>Optional Class in Java 8</w:t>
+      </w:r>
+      <w:r>
+        <w:rPr>
+          <w:b/>
+          <w:bCs/>
+          <w:lang w:val="en-IN"/>
+        </w:rPr>
+        <w:t>:</w:t>
+      </w:r>
+    </w:p>
+    <w:p>
+      <w:pPr>
+        <w:spacing w:after="0" w:line="240" w:lineRule="auto"/>
+      </w:pPr>
+    </w:p>
+    <w:p>
+      <w:pPr>
+        <w:spacing w:after="0" w:line="240" w:lineRule="auto"/>
+      </w:pPr>
+    </w:p>
+    <w:p>
+      <w:pPr>
+        <w:spacing w:after="0" w:line="240" w:lineRule="auto"/>
+      </w:pPr>
+    </w:p>
+    <w:p>
+      <w:pPr>
+        <w:spacing w:after="0" w:line="240" w:lineRule="auto"/>
+      </w:pPr>
+    </w:p>
+    <w:p>
+      <w:pPr>
+        <w:spacing w:after="0" w:line="240" w:lineRule="auto"/>
+      </w:pPr>
+    </w:p>
+    <w:p>
+      <w:pPr>
+        <w:spacing w:after="0" w:line="240" w:lineRule="auto"/>
+      </w:pPr>
+    </w:p>
+    <w:p>
+      <w:pPr>
+        <w:spacing w:after="0" w:line="240" w:lineRule="auto"/>
+      </w:pPr>
+    </w:p>
+    <w:p>
+      <w:pPr>
+        <w:spacing w:after="0" w:line="240" w:lineRule="auto"/>
+      </w:pPr>
+    </w:p>
+    <w:p>
+      <w:pPr>
+        <w:spacing w:after="0" w:line="240" w:lineRule="auto"/>
+      </w:pPr>
+    </w:p>
+    <w:p>
+      <w:pPr>
+        <w:spacing w:after="0" w:line="240" w:lineRule="auto"/>
+      </w:pPr>
+    </w:p>
+    <w:p>
+      <w:pPr>
+        <w:spacing w:after="0" w:line="240" w:lineRule="auto"/>
+      </w:pPr>
+    </w:p>
+    <w:p>
+      <w:pPr>
+        <w:spacing w:after="0" w:line="240" w:lineRule="auto"/>
+      </w:pPr>
+    </w:p>
+    <w:p>
+      <w:pPr>
+        <w:spacing w:after="0" w:line="240" w:lineRule="auto"/>
+      </w:pPr>
+    </w:p>
+    <w:p>
+      <w:pPr>
+        <w:spacing w:after="0" w:line="240" w:lineRule="auto"/>
+      </w:pPr>
+    </w:p>
+    <w:p>
+      <w:pPr>
+        <w:spacing w:after="0" w:line="240" w:lineRule="auto"/>
+      </w:pPr>
+    </w:p>
+    <w:p>
+      <w:pPr>
+        <w:spacing w:after="0" w:line="240" w:lineRule="auto"/>
+      </w:pPr>
+    </w:p>
+    <w:p>
+      <w:pPr>
+        <w:spacing w:after="0" w:line="240" w:lineRule="auto"/>
+      </w:pPr>
+    </w:p>
+    <w:p>
+      <w:pPr>
+        <w:spacing w:after="0" w:line="240" w:lineRule="auto"/>
+      </w:pPr>
+    </w:p>
+    <w:p>
+      <w:pPr>
+        <w:spacing w:after="0" w:line="240" w:lineRule="auto"/>
+      </w:pPr>
+      <w:hyperlink r:id="rId19" w:history="1">
         <w:r>
           <w:rPr>
             <w:rStyle w:val="Hyperlink"/>
@@ -5959,7 +6882,7 @@
                     </pic:cNvPicPr>
                   </pic:nvPicPr>
                   <pic:blipFill>
-                    <a:blip r:embed="rId15"/>
+                    <a:blip r:embed="rId20"/>
                     <a:srcRect/>
                     <a:stretch>
                       <a:fillRect/>
@@ -6013,7 +6936,7 @@
       <w:pPr>
         <w:spacing w:after="0" w:line="240" w:lineRule="auto"/>
       </w:pPr>
-      <w:hyperlink r:id="rId16" w:history="1">
+      <w:hyperlink r:id="rId21" w:history="1">
         <w:r>
           <w:rPr>
             <w:rStyle w:val="Hyperlink"/>
@@ -6026,7 +6949,7 @@
       <w:pPr>
         <w:spacing w:after="0" w:line="240" w:lineRule="auto"/>
       </w:pPr>
-      <w:hyperlink r:id="rId17" w:history="1">
+      <w:hyperlink r:id="rId22" w:history="1">
         <w:r>
           <w:rPr>
             <w:rStyle w:val="Hyperlink"/>
@@ -6039,7 +6962,7 @@
       <w:pPr>
         <w:spacing w:after="0" w:line="240" w:lineRule="auto"/>
       </w:pPr>
-      <w:hyperlink r:id="rId18" w:history="1">
+      <w:hyperlink r:id="rId23" w:history="1">
         <w:r>
           <w:rPr>
             <w:rStyle w:val="Hyperlink"/>
@@ -6052,7 +6975,7 @@
       <w:pPr>
         <w:spacing w:after="0" w:line="240" w:lineRule="auto"/>
       </w:pPr>
-      <w:hyperlink r:id="rId19" w:history="1">
+      <w:hyperlink r:id="rId24" w:history="1">
         <w:r>
           <w:rPr>
             <w:rStyle w:val="Hyperlink"/>
@@ -6439,16 +7362,23 @@
       <w:pPr>
         <w:spacing w:after="0" w:line="240" w:lineRule="auto"/>
         <w:rPr>
-          <w:lang w:val="en-IN"/>
-        </w:rPr>
-      </w:pPr>
-      <w:r>
-        <w:rPr>
+          <w:b/>
+          <w:bCs/>
+          <w:sz w:val="36"/>
+          <w:szCs w:val="36"/>
+          <w:lang w:val="en-IN"/>
+        </w:rPr>
+      </w:pPr>
+      <w:r>
+        <w:rPr>
+          <w:b/>
+          <w:bCs/>
           <w:i/>
           <w:iCs/>
-          <w:lang w:val="en-IN"/>
-        </w:rPr>
-        <w:lastRenderedPageBreak/>
+          <w:sz w:val="36"/>
+          <w:szCs w:val="36"/>
+          <w:lang w:val="en-IN"/>
+        </w:rPr>
         <w:t>Reflection API.</w:t>
       </w:r>
     </w:p>
@@ -6704,13 +7634,11 @@
         <w:spacing w:after="0" w:line="240" w:lineRule="auto"/>
       </w:pPr>
       <w:r>
-        <w:t xml:space="preserve">“class” variable is static variable in each and every java class. </w:t>
-      </w:r>
-      <w:proofErr w:type="gramStart"/>
-      <w:r>
-        <w:t>So</w:t>
-      </w:r>
-      <w:proofErr w:type="gramEnd"/>
+        <w:t>“class” is static variable in each and every java class. So</w:t>
+      </w:r>
+      <w:r>
+        <w:t>,</w:t>
+      </w:r>
       <w:r>
         <w:t xml:space="preserve"> for accessing it we need use Class name. No need to create that class object.</w:t>
       </w:r>
@@ -7150,6 +8078,12 @@
                 <w:lang w:val="en-IN"/>
               </w:rPr>
               <w:br/>
+            </w:r>
+            <w:r>
+              <w:rPr>
+                <w:lang w:val="en-IN"/>
+              </w:rPr>
+              <w:lastRenderedPageBreak/>
               <w:t>}</w:t>
             </w:r>
           </w:p>
@@ -7157,6 +8091,23 @@
         </w:tc>
       </w:tr>
     </w:tbl>
+    <w:p>
+      <w:pPr>
+        <w:spacing w:after="0" w:line="240" w:lineRule="auto"/>
+      </w:pPr>
+      <w:r>
+        <w:lastRenderedPageBreak/>
+        <w:t xml:space="preserve">By taking above .class files, Spring IOC container performs all its object creation and other activities. All frameworks like spring, hibernate, structs </w:t>
+      </w:r>
+      <w:proofErr w:type="spellStart"/>
+      <w:r>
+        <w:t>etc</w:t>
+      </w:r>
+      <w:proofErr w:type="spellEnd"/>
+      <w:r>
+        <w:t xml:space="preserve"> uses reflection API only.</w:t>
+      </w:r>
+    </w:p>
     <w:p>
       <w:pPr>
         <w:spacing w:after="0" w:line="240" w:lineRule="auto"/>
@@ -7836,14 +8787,18 @@
       <w:pPr>
         <w:spacing w:after="0" w:line="240" w:lineRule="auto"/>
         <w:rPr>
-          <w:lang w:val="en-IN"/>
-        </w:rPr>
-      </w:pPr>
-      <w:r>
-        <w:rPr>
-          <w:lang w:val="en-IN"/>
-        </w:rPr>
-        <w:lastRenderedPageBreak/>
+          <w:b/>
+          <w:bCs/>
+          <w:lang w:val="en-IN"/>
+        </w:rPr>
+      </w:pPr>
+      <w:r>
+        <w:rPr>
+          <w:b/>
+          <w:bCs/>
+          <w:highlight w:val="yellow"/>
+          <w:lang w:val="en-IN"/>
+        </w:rPr>
         <w:t>Without Reflection, Spring Framework wouldn't exist.</w:t>
       </w:r>
     </w:p>
@@ -7980,7 +8935,7 @@
           <w:lang w:val="en-IN"/>
         </w:rPr>
         <w:pict w14:anchorId="09F7BDA7">
-          <v:rect id="_x0000_i1037" style="width:0;height:1.5pt" o:hralign="center" o:hrstd="t" o:hr="t" fillcolor="#a0a0a0" stroked="f"/>
+          <v:rect id="_x0000_i1025" style="width:0;height:1.5pt" o:hralign="center" o:hrstd="t" o:hr="t" fillcolor="#a0a0a0" stroked="f"/>
         </w:pict>
       </w:r>
     </w:p>
@@ -8099,7 +9054,7 @@
           <w:lang w:val="en-IN"/>
         </w:rPr>
         <w:pict w14:anchorId="003357C2">
-          <v:rect id="_x0000_i1038" style="width:0;height:1.5pt" o:hralign="center" o:hrstd="t" o:hr="t" fillcolor="#a0a0a0" stroked="f"/>
+          <v:rect id="_x0000_i1026" style="width:0;height:1.5pt" o:hralign="center" o:hrstd="t" o:hr="t" fillcolor="#a0a0a0" stroked="f"/>
         </w:pict>
       </w:r>
     </w:p>
@@ -8165,54 +9120,79 @@
           <w:highlight w:val="yellow"/>
           <w:lang w:val="en-IN"/>
         </w:rPr>
-        <w:t>("Employee");</w:t>
-      </w:r>
-    </w:p>
-    <w:p>
-      <w:pPr>
-        <w:spacing w:after="0" w:line="240" w:lineRule="auto"/>
-        <w:rPr>
-          <w:lang w:val="en-IN"/>
-        </w:rPr>
-      </w:pPr>
-      <w:r>
-        <w:rPr>
-          <w:lang w:val="en-IN"/>
-        </w:rPr>
-        <w:t>Used when class name comes dynamically.</w:t>
-      </w:r>
-    </w:p>
-    <w:p>
-      <w:pPr>
-        <w:spacing w:after="0" w:line="240" w:lineRule="auto"/>
-        <w:rPr>
-          <w:lang w:val="en-IN"/>
-        </w:rPr>
-      </w:pPr>
-      <w:r>
-        <w:rPr>
-          <w:lang w:val="en-IN"/>
-        </w:rPr>
-        <w:t>Example</w:t>
-      </w:r>
-    </w:p>
-    <w:p>
-      <w:pPr>
-        <w:spacing w:after="0" w:line="240" w:lineRule="auto"/>
-        <w:rPr>
-          <w:lang w:val="en-IN"/>
-        </w:rPr>
-      </w:pPr>
+        <w:t>("</w:t>
+      </w:r>
       <w:proofErr w:type="spellStart"/>
       <w:proofErr w:type="gramStart"/>
       <w:r>
         <w:rPr>
-          <w:lang w:val="en-IN"/>
-        </w:rPr>
-        <w:t>config.properties</w:t>
+          <w:highlight w:val="yellow"/>
+          <w:lang w:val="en-IN"/>
+        </w:rPr>
+        <w:t>com.skh.</w:t>
+      </w:r>
+      <w:r>
+        <w:rPr>
+          <w:highlight w:val="yellow"/>
+          <w:lang w:val="en-IN"/>
+        </w:rPr>
+        <w:t>Employee</w:t>
       </w:r>
       <w:proofErr w:type="spellEnd"/>
       <w:proofErr w:type="gramEnd"/>
+      <w:r>
+        <w:rPr>
+          <w:highlight w:val="yellow"/>
+          <w:lang w:val="en-IN"/>
+        </w:rPr>
+        <w:t>");</w:t>
+      </w:r>
+    </w:p>
+    <w:p>
+      <w:pPr>
+        <w:spacing w:after="0" w:line="240" w:lineRule="auto"/>
+        <w:rPr>
+          <w:lang w:val="en-IN"/>
+        </w:rPr>
+      </w:pPr>
+      <w:r>
+        <w:rPr>
+          <w:lang w:val="en-IN"/>
+        </w:rPr>
+        <w:t>Used when class name comes dynamically.</w:t>
+      </w:r>
+    </w:p>
+    <w:p>
+      <w:pPr>
+        <w:spacing w:after="0" w:line="240" w:lineRule="auto"/>
+        <w:rPr>
+          <w:lang w:val="en-IN"/>
+        </w:rPr>
+      </w:pPr>
+      <w:r>
+        <w:rPr>
+          <w:lang w:val="en-IN"/>
+        </w:rPr>
+        <w:t>Example</w:t>
+      </w:r>
+    </w:p>
+    <w:p>
+      <w:pPr>
+        <w:spacing w:after="0" w:line="240" w:lineRule="auto"/>
+        <w:rPr>
+          <w:lang w:val="en-IN"/>
+        </w:rPr>
+      </w:pPr>
+      <w:proofErr w:type="spellStart"/>
+      <w:proofErr w:type="gramStart"/>
+      <w:r>
+        <w:rPr>
+          <w:lang w:val="en-IN"/>
+        </w:rPr>
+        <w:t>config.properties</w:t>
+      </w:r>
+      <w:proofErr w:type="spellEnd"/>
+      <w:proofErr w:type="gramEnd"/>
     </w:p>
     <w:p>
       <w:pPr>
@@ -8341,32 +9321,5487 @@
     <w:p>
       <w:pPr>
         <w:spacing w:after="0" w:line="240" w:lineRule="auto"/>
-      </w:pPr>
-    </w:p>
-    <w:p>
-      <w:pPr>
-        <w:spacing w:after="0" w:line="240" w:lineRule="auto"/>
-      </w:pPr>
-    </w:p>
-    <w:p>
-      <w:pPr>
-        <w:spacing w:after="0" w:line="240" w:lineRule="auto"/>
-      </w:pPr>
-    </w:p>
-    <w:p>
-      <w:pPr>
-        <w:spacing w:after="0" w:line="240" w:lineRule="auto"/>
-      </w:pPr>
-    </w:p>
-    <w:p>
-      <w:pPr>
-        <w:spacing w:after="0" w:line="240" w:lineRule="auto"/>
-      </w:pPr>
-    </w:p>
-    <w:p>
-      <w:pPr>
-        <w:spacing w:after="0" w:line="240" w:lineRule="auto"/>
-      </w:pPr>
+        <w:rPr>
+          <w:b/>
+          <w:bCs/>
+        </w:rPr>
+      </w:pPr>
+      <w:r>
+        <w:rPr>
+          <w:b/>
+          <w:bCs/>
+        </w:rPr>
+        <w:t>Accessing private method from another class.</w:t>
+      </w:r>
+    </w:p>
+    <w:tbl>
+      <w:tblPr>
+        <w:tblStyle w:val="TableGrid"/>
+        <w:tblW w:w="0" w:type="auto"/>
+        <w:tblLook w:val="04A0" w:firstRow="1" w:lastRow="0" w:firstColumn="1" w:lastColumn="0" w:noHBand="0" w:noVBand="1"/>
+      </w:tblPr>
+      <w:tblGrid>
+        <w:gridCol w:w="5508"/>
+        <w:gridCol w:w="5508"/>
+      </w:tblGrid>
+      <w:tr>
+        <w:tc>
+          <w:tcPr>
+            <w:tcW w:w="5508" w:type="dxa"/>
+          </w:tcPr>
+          <w:p>
+            <w:pPr>
+              <w:rPr>
+                <w:sz w:val="16"/>
+                <w:szCs w:val="16"/>
+              </w:rPr>
+            </w:pPr>
+            <w:r>
+              <w:rPr>
+                <w:sz w:val="16"/>
+                <w:szCs w:val="16"/>
+              </w:rPr>
+              <w:t>App.java</w:t>
+            </w:r>
+          </w:p>
+        </w:tc>
+        <w:tc>
+          <w:tcPr>
+            <w:tcW w:w="5508" w:type="dxa"/>
+          </w:tcPr>
+          <w:p>
+            <w:pPr>
+              <w:rPr>
+                <w:sz w:val="16"/>
+                <w:szCs w:val="16"/>
+              </w:rPr>
+            </w:pPr>
+            <w:r>
+              <w:rPr>
+                <w:sz w:val="16"/>
+                <w:szCs w:val="16"/>
+              </w:rPr>
+              <w:t>Employye.java</w:t>
+            </w:r>
+          </w:p>
+        </w:tc>
+      </w:tr>
+      <w:tr>
+        <w:tc>
+          <w:tcPr>
+            <w:tcW w:w="5508" w:type="dxa"/>
+          </w:tcPr>
+          <w:p>
+            <w:pPr>
+              <w:rPr>
+                <w:sz w:val="16"/>
+                <w:szCs w:val="16"/>
+                <w:lang w:val="en-IN"/>
+              </w:rPr>
+            </w:pPr>
+            <w:r>
+              <w:rPr>
+                <w:sz w:val="16"/>
+                <w:szCs w:val="16"/>
+                <w:lang w:val="en-IN"/>
+              </w:rPr>
+              <w:t>Class&lt;</w:t>
+            </w:r>
+            <w:proofErr w:type="spellStart"/>
+            <w:r>
+              <w:rPr>
+                <w:sz w:val="16"/>
+                <w:szCs w:val="16"/>
+                <w:lang w:val="en-IN"/>
+              </w:rPr>
+              <w:t>EmployeeVO</w:t>
+            </w:r>
+            <w:proofErr w:type="spellEnd"/>
+            <w:r>
+              <w:rPr>
+                <w:sz w:val="16"/>
+                <w:szCs w:val="16"/>
+                <w:lang w:val="en-IN"/>
+              </w:rPr>
+              <w:t xml:space="preserve">&gt; </w:t>
+            </w:r>
+            <w:proofErr w:type="spellStart"/>
+            <w:r>
+              <w:rPr>
+                <w:sz w:val="16"/>
+                <w:szCs w:val="16"/>
+                <w:lang w:val="en-IN"/>
+              </w:rPr>
+              <w:t>employeeVOClass</w:t>
+            </w:r>
+            <w:proofErr w:type="spellEnd"/>
+            <w:r>
+              <w:rPr>
+                <w:sz w:val="16"/>
+                <w:szCs w:val="16"/>
+                <w:lang w:val="en-IN"/>
+              </w:rPr>
+              <w:t xml:space="preserve"> = </w:t>
+            </w:r>
+            <w:proofErr w:type="spellStart"/>
+            <w:r>
+              <w:rPr>
+                <w:sz w:val="16"/>
+                <w:szCs w:val="16"/>
+                <w:lang w:val="en-IN"/>
+              </w:rPr>
+              <w:t>EmployeeVO.class</w:t>
+            </w:r>
+            <w:proofErr w:type="spellEnd"/>
+            <w:r>
+              <w:rPr>
+                <w:sz w:val="16"/>
+                <w:szCs w:val="16"/>
+                <w:lang w:val="en-IN"/>
+              </w:rPr>
+              <w:t>;</w:t>
+            </w:r>
+            <w:r>
+              <w:rPr>
+                <w:sz w:val="16"/>
+                <w:szCs w:val="16"/>
+                <w:lang w:val="en-IN"/>
+              </w:rPr>
+              <w:br/>
+              <w:t xml:space="preserve">Method m = </w:t>
+            </w:r>
+            <w:proofErr w:type="spellStart"/>
+            <w:r>
+              <w:rPr>
+                <w:sz w:val="16"/>
+                <w:szCs w:val="16"/>
+                <w:lang w:val="en-IN"/>
+              </w:rPr>
+              <w:t>employeeVOClass.</w:t>
+            </w:r>
+            <w:r>
+              <w:rPr>
+                <w:b/>
+                <w:bCs/>
+                <w:sz w:val="16"/>
+                <w:szCs w:val="16"/>
+                <w:highlight w:val="yellow"/>
+                <w:lang w:val="en-IN"/>
+              </w:rPr>
+              <w:t>getDeclaredMethod</w:t>
+            </w:r>
+            <w:proofErr w:type="spellEnd"/>
+            <w:r>
+              <w:rPr>
+                <w:sz w:val="16"/>
+                <w:szCs w:val="16"/>
+                <w:lang w:val="en-IN"/>
+              </w:rPr>
+              <w:t>("</w:t>
+            </w:r>
+            <w:proofErr w:type="spellStart"/>
+            <w:r>
+              <w:rPr>
+                <w:sz w:val="16"/>
+                <w:szCs w:val="16"/>
+                <w:lang w:val="en-IN"/>
+              </w:rPr>
+              <w:t>welcomeMessage</w:t>
+            </w:r>
+            <w:proofErr w:type="spellEnd"/>
+            <w:r>
+              <w:rPr>
+                <w:sz w:val="16"/>
+                <w:szCs w:val="16"/>
+                <w:lang w:val="en-IN"/>
+              </w:rPr>
+              <w:t>");</w:t>
+            </w:r>
+            <w:r>
+              <w:rPr>
+                <w:sz w:val="16"/>
+                <w:szCs w:val="16"/>
+                <w:lang w:val="en-IN"/>
+              </w:rPr>
+              <w:br/>
+            </w:r>
+            <w:proofErr w:type="spellStart"/>
+            <w:proofErr w:type="gramStart"/>
+            <w:r>
+              <w:rPr>
+                <w:sz w:val="16"/>
+                <w:szCs w:val="16"/>
+                <w:highlight w:val="yellow"/>
+                <w:lang w:val="en-IN"/>
+              </w:rPr>
+              <w:lastRenderedPageBreak/>
+              <w:t>m.setAccessible</w:t>
+            </w:r>
+            <w:proofErr w:type="spellEnd"/>
+            <w:proofErr w:type="gramEnd"/>
+            <w:r>
+              <w:rPr>
+                <w:sz w:val="16"/>
+                <w:szCs w:val="16"/>
+                <w:highlight w:val="yellow"/>
+                <w:lang w:val="en-IN"/>
+              </w:rPr>
+              <w:t>(true);</w:t>
+            </w:r>
+            <w:r>
+              <w:rPr>
+                <w:sz w:val="16"/>
+                <w:szCs w:val="16"/>
+                <w:lang w:val="en-IN"/>
+              </w:rPr>
+              <w:br/>
+            </w:r>
+            <w:proofErr w:type="spellStart"/>
+            <w:proofErr w:type="gramStart"/>
+            <w:r>
+              <w:rPr>
+                <w:sz w:val="16"/>
+                <w:szCs w:val="16"/>
+                <w:lang w:val="en-IN"/>
+              </w:rPr>
+              <w:t>m.invoke</w:t>
+            </w:r>
+            <w:proofErr w:type="spellEnd"/>
+            <w:proofErr w:type="gramEnd"/>
+            <w:r>
+              <w:rPr>
+                <w:sz w:val="16"/>
+                <w:szCs w:val="16"/>
+                <w:lang w:val="en-IN"/>
+              </w:rPr>
+              <w:t>(</w:t>
+            </w:r>
+            <w:proofErr w:type="spellStart"/>
+            <w:r>
+              <w:rPr>
+                <w:sz w:val="16"/>
+                <w:szCs w:val="16"/>
+                <w:lang w:val="en-IN"/>
+              </w:rPr>
+              <w:t>employeeVOClass.newInstance</w:t>
+            </w:r>
+            <w:proofErr w:type="spellEnd"/>
+            <w:r>
+              <w:rPr>
+                <w:sz w:val="16"/>
+                <w:szCs w:val="16"/>
+                <w:lang w:val="en-IN"/>
+              </w:rPr>
+              <w:t>());</w:t>
+            </w:r>
+          </w:p>
+          <w:p>
+            <w:pPr>
+              <w:rPr>
+                <w:sz w:val="16"/>
+                <w:szCs w:val="16"/>
+              </w:rPr>
+            </w:pPr>
+          </w:p>
+        </w:tc>
+        <w:tc>
+          <w:tcPr>
+            <w:tcW w:w="5508" w:type="dxa"/>
+          </w:tcPr>
+          <w:p>
+            <w:pPr>
+              <w:rPr>
+                <w:sz w:val="16"/>
+                <w:szCs w:val="16"/>
+                <w:lang w:val="en-IN"/>
+              </w:rPr>
+            </w:pPr>
+            <w:r>
+              <w:rPr>
+                <w:sz w:val="16"/>
+                <w:szCs w:val="16"/>
+                <w:lang w:val="en-IN"/>
+              </w:rPr>
+              <w:lastRenderedPageBreak/>
+              <w:t xml:space="preserve">private void </w:t>
+            </w:r>
+            <w:proofErr w:type="spellStart"/>
+            <w:proofErr w:type="gramStart"/>
+            <w:r>
+              <w:rPr>
+                <w:sz w:val="16"/>
+                <w:szCs w:val="16"/>
+                <w:lang w:val="en-IN"/>
+              </w:rPr>
+              <w:t>welcomeMessage</w:t>
+            </w:r>
+            <w:proofErr w:type="spellEnd"/>
+            <w:r>
+              <w:rPr>
+                <w:sz w:val="16"/>
+                <w:szCs w:val="16"/>
+                <w:lang w:val="en-IN"/>
+              </w:rPr>
+              <w:t>(</w:t>
+            </w:r>
+            <w:proofErr w:type="gramEnd"/>
+            <w:r>
+              <w:rPr>
+                <w:sz w:val="16"/>
+                <w:szCs w:val="16"/>
+                <w:lang w:val="en-IN"/>
+              </w:rPr>
+              <w:t>) {</w:t>
+            </w:r>
+            <w:r>
+              <w:rPr>
+                <w:sz w:val="16"/>
+                <w:szCs w:val="16"/>
+                <w:lang w:val="en-IN"/>
+              </w:rPr>
+              <w:br/>
+              <w:t xml:space="preserve">    </w:t>
+            </w:r>
+            <w:proofErr w:type="spellStart"/>
+            <w:r>
+              <w:rPr>
+                <w:sz w:val="16"/>
+                <w:szCs w:val="16"/>
+                <w:lang w:val="en-IN"/>
+              </w:rPr>
+              <w:t>System.</w:t>
+            </w:r>
+            <w:r>
+              <w:rPr>
+                <w:i/>
+                <w:iCs/>
+                <w:sz w:val="16"/>
+                <w:szCs w:val="16"/>
+                <w:lang w:val="en-IN"/>
+              </w:rPr>
+              <w:t>out</w:t>
+            </w:r>
+            <w:r>
+              <w:rPr>
+                <w:sz w:val="16"/>
+                <w:szCs w:val="16"/>
+                <w:lang w:val="en-IN"/>
+              </w:rPr>
+              <w:t>.println</w:t>
+            </w:r>
+            <w:proofErr w:type="spellEnd"/>
+            <w:r>
+              <w:rPr>
+                <w:sz w:val="16"/>
+                <w:szCs w:val="16"/>
+                <w:lang w:val="en-IN"/>
+              </w:rPr>
+              <w:t>("Welcome to Spring boot!!!");</w:t>
+            </w:r>
+            <w:r>
+              <w:rPr>
+                <w:sz w:val="16"/>
+                <w:szCs w:val="16"/>
+                <w:lang w:val="en-IN"/>
+              </w:rPr>
+              <w:br/>
+            </w:r>
+            <w:r>
+              <w:rPr>
+                <w:sz w:val="16"/>
+                <w:szCs w:val="16"/>
+                <w:lang w:val="en-IN"/>
+              </w:rPr>
+              <w:lastRenderedPageBreak/>
+              <w:t>}</w:t>
+            </w:r>
+          </w:p>
+          <w:p>
+            <w:pPr>
+              <w:rPr>
+                <w:sz w:val="16"/>
+                <w:szCs w:val="16"/>
+              </w:rPr>
+            </w:pPr>
+          </w:p>
+        </w:tc>
+      </w:tr>
+    </w:tbl>
+    <w:p>
+      <w:pPr>
+        <w:spacing w:after="0" w:line="240" w:lineRule="auto"/>
+      </w:pPr>
+    </w:p>
+    <w:p>
+      <w:pPr>
+        <w:spacing w:after="0" w:line="240" w:lineRule="auto"/>
+        <w:rPr>
+          <w:b/>
+          <w:bCs/>
+          <w:lang w:val="en-IN"/>
+        </w:rPr>
+      </w:pPr>
+      <w:r>
+        <w:rPr>
+          <w:b/>
+          <w:bCs/>
+          <w:lang w:val="en-IN"/>
+        </w:rPr>
+        <w:t>Reading Fields</w:t>
+      </w:r>
+    </w:p>
+    <w:tbl>
+      <w:tblPr>
+        <w:tblStyle w:val="TableGrid"/>
+        <w:tblW w:w="0" w:type="auto"/>
+        <w:tblLook w:val="04A0" w:firstRow="1" w:lastRow="0" w:firstColumn="1" w:lastColumn="0" w:noHBand="0" w:noVBand="1"/>
+      </w:tblPr>
+      <w:tblGrid>
+        <w:gridCol w:w="11016"/>
+      </w:tblGrid>
+      <w:tr>
+        <w:tc>
+          <w:tcPr>
+            <w:tcW w:w="11016" w:type="dxa"/>
+          </w:tcPr>
+          <w:p>
+            <w:pPr>
+              <w:rPr>
+                <w:sz w:val="18"/>
+                <w:szCs w:val="18"/>
+                <w:lang w:val="en-IN"/>
+              </w:rPr>
+            </w:pPr>
+            <w:proofErr w:type="gramStart"/>
+            <w:r>
+              <w:rPr>
+                <w:sz w:val="18"/>
+                <w:szCs w:val="18"/>
+                <w:lang w:val="en-IN"/>
+              </w:rPr>
+              <w:t>Field[</w:t>
+            </w:r>
+            <w:proofErr w:type="gramEnd"/>
+            <w:r>
+              <w:rPr>
+                <w:sz w:val="18"/>
+                <w:szCs w:val="18"/>
+                <w:lang w:val="en-IN"/>
+              </w:rPr>
+              <w:t xml:space="preserve">] fields = </w:t>
+            </w:r>
+            <w:proofErr w:type="spellStart"/>
+            <w:proofErr w:type="gramStart"/>
+            <w:r>
+              <w:rPr>
+                <w:sz w:val="18"/>
+                <w:szCs w:val="18"/>
+                <w:lang w:val="en-IN"/>
+              </w:rPr>
+              <w:t>cls.getDeclaredFields</w:t>
+            </w:r>
+            <w:proofErr w:type="spellEnd"/>
+            <w:proofErr w:type="gramEnd"/>
+            <w:r>
+              <w:rPr>
+                <w:sz w:val="18"/>
+                <w:szCs w:val="18"/>
+                <w:lang w:val="en-IN"/>
+              </w:rPr>
+              <w:t>();</w:t>
+            </w:r>
+          </w:p>
+          <w:p>
+            <w:pPr>
+              <w:rPr>
+                <w:sz w:val="18"/>
+                <w:szCs w:val="18"/>
+                <w:lang w:val="en-IN"/>
+              </w:rPr>
+            </w:pPr>
+            <w:proofErr w:type="gramStart"/>
+            <w:r>
+              <w:rPr>
+                <w:sz w:val="18"/>
+                <w:szCs w:val="18"/>
+                <w:lang w:val="en-IN"/>
+              </w:rPr>
+              <w:t>for(</w:t>
+            </w:r>
+            <w:proofErr w:type="gramEnd"/>
+            <w:r>
+              <w:rPr>
+                <w:sz w:val="18"/>
+                <w:szCs w:val="18"/>
+                <w:lang w:val="en-IN"/>
+              </w:rPr>
+              <w:t xml:space="preserve">Field </w:t>
+            </w:r>
+            <w:proofErr w:type="gramStart"/>
+            <w:r>
+              <w:rPr>
+                <w:sz w:val="18"/>
+                <w:szCs w:val="18"/>
+                <w:lang w:val="en-IN"/>
+              </w:rPr>
+              <w:t>f :</w:t>
+            </w:r>
+            <w:proofErr w:type="gramEnd"/>
+            <w:r>
+              <w:rPr>
+                <w:sz w:val="18"/>
+                <w:szCs w:val="18"/>
+                <w:lang w:val="en-IN"/>
+              </w:rPr>
+              <w:t xml:space="preserve"> </w:t>
+            </w:r>
+            <w:proofErr w:type="gramStart"/>
+            <w:r>
+              <w:rPr>
+                <w:sz w:val="18"/>
+                <w:szCs w:val="18"/>
+                <w:lang w:val="en-IN"/>
+              </w:rPr>
+              <w:t>fields){</w:t>
+            </w:r>
+            <w:proofErr w:type="gramEnd"/>
+          </w:p>
+          <w:p>
+            <w:pPr>
+              <w:rPr>
+                <w:sz w:val="18"/>
+                <w:szCs w:val="18"/>
+                <w:lang w:val="en-IN"/>
+              </w:rPr>
+            </w:pPr>
+            <w:r>
+              <w:rPr>
+                <w:sz w:val="18"/>
+                <w:szCs w:val="18"/>
+                <w:lang w:val="en-IN"/>
+              </w:rPr>
+              <w:t xml:space="preserve">    </w:t>
+            </w:r>
+            <w:proofErr w:type="spellStart"/>
+            <w:r>
+              <w:rPr>
+                <w:sz w:val="18"/>
+                <w:szCs w:val="18"/>
+                <w:lang w:val="en-IN"/>
+              </w:rPr>
+              <w:t>System.out.println</w:t>
+            </w:r>
+            <w:proofErr w:type="spellEnd"/>
+            <w:r>
+              <w:rPr>
+                <w:sz w:val="18"/>
+                <w:szCs w:val="18"/>
+                <w:lang w:val="en-IN"/>
+              </w:rPr>
+              <w:t>(</w:t>
+            </w:r>
+            <w:proofErr w:type="spellStart"/>
+            <w:proofErr w:type="gramStart"/>
+            <w:r>
+              <w:rPr>
+                <w:sz w:val="18"/>
+                <w:szCs w:val="18"/>
+                <w:lang w:val="en-IN"/>
+              </w:rPr>
+              <w:t>f.getName</w:t>
+            </w:r>
+            <w:proofErr w:type="spellEnd"/>
+            <w:proofErr w:type="gramEnd"/>
+            <w:r>
+              <w:rPr>
+                <w:sz w:val="18"/>
+                <w:szCs w:val="18"/>
+                <w:lang w:val="en-IN"/>
+              </w:rPr>
+              <w:t>());</w:t>
+            </w:r>
+          </w:p>
+          <w:p>
+            <w:pPr>
+              <w:rPr>
+                <w:sz w:val="18"/>
+                <w:szCs w:val="18"/>
+                <w:lang w:val="en-IN"/>
+              </w:rPr>
+            </w:pPr>
+            <w:r>
+              <w:rPr>
+                <w:sz w:val="18"/>
+                <w:szCs w:val="18"/>
+                <w:lang w:val="en-IN"/>
+              </w:rPr>
+              <w:t>}</w:t>
+            </w:r>
+          </w:p>
+          <w:p>
+            <w:pPr>
+              <w:rPr>
+                <w:sz w:val="18"/>
+                <w:szCs w:val="18"/>
+              </w:rPr>
+            </w:pPr>
+          </w:p>
+        </w:tc>
+      </w:tr>
+    </w:tbl>
+    <w:p>
+      <w:pPr>
+        <w:spacing w:after="0" w:line="240" w:lineRule="auto"/>
+      </w:pPr>
+    </w:p>
+    <w:p>
+      <w:pPr>
+        <w:spacing w:after="0" w:line="240" w:lineRule="auto"/>
+        <w:rPr>
+          <w:b/>
+          <w:bCs/>
+          <w:lang w:val="en-IN"/>
+        </w:rPr>
+      </w:pPr>
+      <w:r>
+        <w:rPr>
+          <w:b/>
+          <w:bCs/>
+          <w:lang w:val="en-IN"/>
+        </w:rPr>
+        <w:t>Reflection Flow</w:t>
+      </w:r>
+    </w:p>
+    <w:p>
+      <w:pPr>
+        <w:spacing w:after="0" w:line="240" w:lineRule="auto"/>
+        <w:rPr>
+          <w:lang w:val="en-IN"/>
+        </w:rPr>
+      </w:pPr>
+      <w:r>
+        <w:rPr>
+          <w:lang w:val="en-IN"/>
+        </w:rPr>
+        <w:t xml:space="preserve">          </w:t>
+      </w:r>
+      <w:proofErr w:type="spellStart"/>
+      <w:r>
+        <w:rPr>
+          <w:lang w:val="en-IN"/>
+        </w:rPr>
+        <w:t>Employee.class</w:t>
+      </w:r>
+      <w:proofErr w:type="spellEnd"/>
+    </w:p>
+    <w:p>
+      <w:pPr>
+        <w:spacing w:after="0" w:line="240" w:lineRule="auto"/>
+        <w:rPr>
+          <w:lang w:val="en-IN"/>
+        </w:rPr>
+      </w:pPr>
+      <w:r>
+        <w:rPr>
+          <w:lang w:val="en-IN"/>
+        </w:rPr>
+        <w:t xml:space="preserve">                 |</w:t>
+      </w:r>
+    </w:p>
+    <w:p>
+      <w:pPr>
+        <w:spacing w:after="0" w:line="240" w:lineRule="auto"/>
+        <w:rPr>
+          <w:lang w:val="en-IN"/>
+        </w:rPr>
+      </w:pPr>
+      <w:r>
+        <w:rPr>
+          <w:lang w:val="en-IN"/>
+        </w:rPr>
+        <w:t xml:space="preserve">                 |</w:t>
+      </w:r>
+    </w:p>
+    <w:p>
+      <w:pPr>
+        <w:spacing w:after="0" w:line="240" w:lineRule="auto"/>
+        <w:rPr>
+          <w:lang w:val="en-IN"/>
+        </w:rPr>
+      </w:pPr>
+      <w:r>
+        <w:rPr>
+          <w:lang w:val="en-IN"/>
+        </w:rPr>
+        <w:t xml:space="preserve">              Class Object</w:t>
+      </w:r>
+    </w:p>
+    <w:p>
+      <w:pPr>
+        <w:spacing w:after="0" w:line="240" w:lineRule="auto"/>
+        <w:rPr>
+          <w:lang w:val="en-IN"/>
+        </w:rPr>
+      </w:pPr>
+      <w:r>
+        <w:rPr>
+          <w:lang w:val="en-IN"/>
+        </w:rPr>
+        <w:t xml:space="preserve">                 |</w:t>
+      </w:r>
+    </w:p>
+    <w:p>
+      <w:pPr>
+        <w:spacing w:after="0" w:line="240" w:lineRule="auto"/>
+        <w:rPr>
+          <w:lang w:val="en-IN"/>
+        </w:rPr>
+      </w:pPr>
+      <w:r>
+        <w:rPr>
+          <w:lang w:val="en-IN"/>
+        </w:rPr>
+        <w:t xml:space="preserve">     -----------------------------</w:t>
+      </w:r>
+    </w:p>
+    <w:p>
+      <w:pPr>
+        <w:spacing w:after="0" w:line="240" w:lineRule="auto"/>
+        <w:rPr>
+          <w:lang w:val="en-IN"/>
+        </w:rPr>
+      </w:pPr>
+      <w:r>
+        <w:rPr>
+          <w:lang w:val="en-IN"/>
+        </w:rPr>
+        <w:t xml:space="preserve">     |            |             |</w:t>
+      </w:r>
+    </w:p>
+    <w:p>
+      <w:pPr>
+        <w:spacing w:after="0" w:line="240" w:lineRule="auto"/>
+        <w:rPr>
+          <w:lang w:val="en-IN"/>
+        </w:rPr>
+      </w:pPr>
+      <w:r>
+        <w:rPr>
+          <w:lang w:val="en-IN"/>
+        </w:rPr>
+        <w:t xml:space="preserve"> Constructors   Methods      Fields</w:t>
+      </w:r>
+    </w:p>
+    <w:p>
+      <w:pPr>
+        <w:spacing w:after="0" w:line="240" w:lineRule="auto"/>
+        <w:rPr>
+          <w:lang w:val="en-IN"/>
+        </w:rPr>
+      </w:pPr>
+      <w:r>
+        <w:rPr>
+          <w:lang w:val="en-IN"/>
+        </w:rPr>
+        <w:t xml:space="preserve">     |            |             |</w:t>
+      </w:r>
+    </w:p>
+    <w:p>
+      <w:pPr>
+        <w:spacing w:after="0" w:line="240" w:lineRule="auto"/>
+        <w:rPr>
+          <w:lang w:val="en-IN"/>
+        </w:rPr>
+      </w:pPr>
+      <w:r>
+        <w:rPr>
+          <w:lang w:val="en-IN"/>
+        </w:rPr>
+        <w:t xml:space="preserve">     |            |             |</w:t>
+      </w:r>
+    </w:p>
+    <w:p>
+      <w:pPr>
+        <w:spacing w:after="0" w:line="240" w:lineRule="auto"/>
+        <w:rPr>
+          <w:lang w:val="en-IN"/>
+        </w:rPr>
+      </w:pPr>
+      <w:r>
+        <w:rPr>
+          <w:lang w:val="en-IN"/>
+        </w:rPr>
+        <w:t xml:space="preserve">Create </w:t>
+      </w:r>
+      <w:proofErr w:type="gramStart"/>
+      <w:r>
+        <w:rPr>
+          <w:lang w:val="en-IN"/>
+        </w:rPr>
+        <w:t>Object  Invoke</w:t>
+      </w:r>
+      <w:proofErr w:type="gramEnd"/>
+      <w:r>
+        <w:rPr>
+          <w:lang w:val="en-IN"/>
+        </w:rPr>
+        <w:t xml:space="preserve"> </w:t>
+      </w:r>
+      <w:proofErr w:type="gramStart"/>
+      <w:r>
+        <w:rPr>
+          <w:lang w:val="en-IN"/>
+        </w:rPr>
+        <w:t>Method  Read</w:t>
+      </w:r>
+      <w:proofErr w:type="gramEnd"/>
+      <w:r>
+        <w:rPr>
+          <w:lang w:val="en-IN"/>
+        </w:rPr>
+        <w:t>/Write</w:t>
+      </w:r>
+    </w:p>
+    <w:p>
+      <w:pPr>
+        <w:spacing w:after="0" w:line="240" w:lineRule="auto"/>
+        <w:rPr>
+          <w:b/>
+          <w:bCs/>
+          <w:lang w:val="en-IN"/>
+        </w:rPr>
+      </w:pPr>
+      <w:r>
+        <w:rPr>
+          <w:b/>
+          <w:bCs/>
+          <w:lang w:val="en-IN"/>
+        </w:rPr>
+        <w:t>Advantages</w:t>
+      </w:r>
+    </w:p>
+    <w:p>
+      <w:pPr>
+        <w:numPr>
+          <w:ilvl w:val="0"/>
+          <w:numId w:val="5"/>
+        </w:numPr>
+        <w:spacing w:after="0" w:line="240" w:lineRule="auto"/>
+        <w:rPr>
+          <w:lang w:val="en-IN"/>
+        </w:rPr>
+      </w:pPr>
+      <w:r>
+        <w:rPr>
+          <w:lang w:val="en-IN"/>
+        </w:rPr>
+        <w:t xml:space="preserve">Dynamic class loading </w:t>
+      </w:r>
+    </w:p>
+    <w:p>
+      <w:pPr>
+        <w:numPr>
+          <w:ilvl w:val="0"/>
+          <w:numId w:val="5"/>
+        </w:numPr>
+        <w:spacing w:after="0" w:line="240" w:lineRule="auto"/>
+        <w:rPr>
+          <w:lang w:val="en-IN"/>
+        </w:rPr>
+      </w:pPr>
+      <w:r>
+        <w:rPr>
+          <w:lang w:val="en-IN"/>
+        </w:rPr>
+        <w:t xml:space="preserve">Runtime object creation </w:t>
+      </w:r>
+    </w:p>
+    <w:p>
+      <w:pPr>
+        <w:numPr>
+          <w:ilvl w:val="0"/>
+          <w:numId w:val="5"/>
+        </w:numPr>
+        <w:spacing w:after="0" w:line="240" w:lineRule="auto"/>
+        <w:rPr>
+          <w:lang w:val="en-IN"/>
+        </w:rPr>
+      </w:pPr>
+      <w:r>
+        <w:rPr>
+          <w:lang w:val="en-IN"/>
+        </w:rPr>
+        <w:t xml:space="preserve">Access private members (when permitted) </w:t>
+      </w:r>
+    </w:p>
+    <w:p>
+      <w:pPr>
+        <w:numPr>
+          <w:ilvl w:val="0"/>
+          <w:numId w:val="5"/>
+        </w:numPr>
+        <w:spacing w:after="0" w:line="240" w:lineRule="auto"/>
+        <w:rPr>
+          <w:lang w:val="en-IN"/>
+        </w:rPr>
+      </w:pPr>
+      <w:r>
+        <w:rPr>
+          <w:lang w:val="en-IN"/>
+        </w:rPr>
+        <w:t xml:space="preserve">Framework development </w:t>
+      </w:r>
+    </w:p>
+    <w:p>
+      <w:pPr>
+        <w:numPr>
+          <w:ilvl w:val="0"/>
+          <w:numId w:val="5"/>
+        </w:numPr>
+        <w:spacing w:after="0" w:line="240" w:lineRule="auto"/>
+        <w:rPr>
+          <w:lang w:val="en-IN"/>
+        </w:rPr>
+      </w:pPr>
+      <w:r>
+        <w:rPr>
+          <w:lang w:val="en-IN"/>
+        </w:rPr>
+        <w:t xml:space="preserve">Dependency Injection </w:t>
+      </w:r>
+    </w:p>
+    <w:p>
+      <w:pPr>
+        <w:numPr>
+          <w:ilvl w:val="0"/>
+          <w:numId w:val="5"/>
+        </w:numPr>
+        <w:spacing w:after="0" w:line="240" w:lineRule="auto"/>
+        <w:rPr>
+          <w:lang w:val="en-IN"/>
+        </w:rPr>
+      </w:pPr>
+      <w:r>
+        <w:rPr>
+          <w:lang w:val="en-IN"/>
+        </w:rPr>
+        <w:t xml:space="preserve">Annotation processing </w:t>
+      </w:r>
+    </w:p>
+    <w:p>
+      <w:pPr>
+        <w:numPr>
+          <w:ilvl w:val="0"/>
+          <w:numId w:val="5"/>
+        </w:numPr>
+        <w:spacing w:after="0" w:line="240" w:lineRule="auto"/>
+        <w:rPr>
+          <w:lang w:val="en-IN"/>
+        </w:rPr>
+      </w:pPr>
+      <w:r>
+        <w:rPr>
+          <w:lang w:val="en-IN"/>
+        </w:rPr>
+        <w:t xml:space="preserve">Plugin architectures </w:t>
+      </w:r>
+    </w:p>
+    <w:p>
+      <w:pPr>
+        <w:numPr>
+          <w:ilvl w:val="0"/>
+          <w:numId w:val="5"/>
+        </w:numPr>
+        <w:spacing w:after="0" w:line="240" w:lineRule="auto"/>
+        <w:rPr>
+          <w:lang w:val="en-IN"/>
+        </w:rPr>
+      </w:pPr>
+      <w:r>
+        <w:rPr>
+          <w:lang w:val="en-IN"/>
+        </w:rPr>
+        <w:t>Testing utilities</w:t>
+      </w:r>
+    </w:p>
+    <w:p>
+      <w:pPr>
+        <w:spacing w:after="0" w:line="240" w:lineRule="auto"/>
+      </w:pPr>
+    </w:p>
+    <w:p>
+      <w:pPr>
+        <w:spacing w:after="0" w:line="240" w:lineRule="auto"/>
+      </w:pPr>
+    </w:p>
+    <w:p>
+      <w:pPr>
+        <w:spacing w:after="0" w:line="240" w:lineRule="auto"/>
+        <w:rPr>
+          <w:b/>
+          <w:bCs/>
+          <w:lang w:val="en-IN"/>
+        </w:rPr>
+      </w:pPr>
+      <w:r>
+        <w:rPr>
+          <w:b/>
+          <w:bCs/>
+          <w:lang w:val="en-IN"/>
+        </w:rPr>
+        <w:t>Common Reflection Methods</w:t>
+      </w:r>
+    </w:p>
+    <w:tbl>
+      <w:tblPr>
+        <w:tblW w:w="0" w:type="auto"/>
+        <w:tblCellSpacing w:w="15" w:type="dxa"/>
+        <w:tblCellMar>
+          <w:top w:w="15" w:type="dxa"/>
+          <w:left w:w="15" w:type="dxa"/>
+          <w:bottom w:w="15" w:type="dxa"/>
+          <w:right w:w="15" w:type="dxa"/>
+        </w:tblCellMar>
+        <w:tblLook w:val="04A0" w:firstRow="1" w:lastRow="0" w:firstColumn="1" w:lastColumn="0" w:noHBand="0" w:noVBand="1"/>
+      </w:tblPr>
+      <w:tblGrid>
+        <w:gridCol w:w="5435"/>
+        <w:gridCol w:w="3690"/>
+      </w:tblGrid>
+      <w:tr>
+        <w:trPr>
+          <w:tblHeader/>
+          <w:tblCellSpacing w:w="15" w:type="dxa"/>
+        </w:trPr>
+        <w:tc>
+          <w:tcPr>
+            <w:tcW w:w="0" w:type="auto"/>
+            <w:vAlign w:val="center"/>
+            <w:hideMark/>
+          </w:tcPr>
+          <w:p>
+            <w:pPr>
+              <w:spacing w:after="0" w:line="240" w:lineRule="auto"/>
+              <w:rPr>
+                <w:b/>
+                <w:bCs/>
+                <w:lang w:val="en-IN"/>
+              </w:rPr>
+            </w:pPr>
+            <w:r>
+              <w:rPr>
+                <w:b/>
+                <w:bCs/>
+                <w:lang w:val="en-IN"/>
+              </w:rPr>
+              <w:t>Method</w:t>
+            </w:r>
+          </w:p>
+        </w:tc>
+        <w:tc>
+          <w:tcPr>
+            <w:tcW w:w="0" w:type="auto"/>
+            <w:vAlign w:val="center"/>
+            <w:hideMark/>
+          </w:tcPr>
+          <w:p>
+            <w:pPr>
+              <w:spacing w:after="0" w:line="240" w:lineRule="auto"/>
+              <w:rPr>
+                <w:b/>
+                <w:bCs/>
+                <w:lang w:val="en-IN"/>
+              </w:rPr>
+            </w:pPr>
+            <w:r>
+              <w:rPr>
+                <w:b/>
+                <w:bCs/>
+                <w:lang w:val="en-IN"/>
+              </w:rPr>
+              <w:t>Purpose</w:t>
+            </w:r>
+          </w:p>
+        </w:tc>
+      </w:tr>
+      <w:tr>
+        <w:trPr>
+          <w:tblCellSpacing w:w="15" w:type="dxa"/>
+        </w:trPr>
+        <w:tc>
+          <w:tcPr>
+            <w:tcW w:w="0" w:type="auto"/>
+            <w:vAlign w:val="center"/>
+            <w:hideMark/>
+          </w:tcPr>
+          <w:p>
+            <w:pPr>
+              <w:spacing w:after="0" w:line="240" w:lineRule="auto"/>
+              <w:rPr>
+                <w:lang w:val="en-IN"/>
+              </w:rPr>
+            </w:pPr>
+            <w:proofErr w:type="spellStart"/>
+            <w:r>
+              <w:rPr>
+                <w:lang w:val="en-IN"/>
+              </w:rPr>
+              <w:t>Class.forName</w:t>
+            </w:r>
+            <w:proofErr w:type="spellEnd"/>
+            <w:r>
+              <w:rPr>
+                <w:lang w:val="en-IN"/>
+              </w:rPr>
+              <w:t>()</w:t>
+            </w:r>
+          </w:p>
+        </w:tc>
+        <w:tc>
+          <w:tcPr>
+            <w:tcW w:w="0" w:type="auto"/>
+            <w:vAlign w:val="center"/>
+            <w:hideMark/>
+          </w:tcPr>
+          <w:p>
+            <w:pPr>
+              <w:spacing w:after="0" w:line="240" w:lineRule="auto"/>
+              <w:rPr>
+                <w:lang w:val="en-IN"/>
+              </w:rPr>
+            </w:pPr>
+            <w:r>
+              <w:rPr>
+                <w:lang w:val="en-IN"/>
+              </w:rPr>
+              <w:t>Load a class by name</w:t>
+            </w:r>
+          </w:p>
+        </w:tc>
+      </w:tr>
+      <w:tr>
+        <w:trPr>
+          <w:tblCellSpacing w:w="15" w:type="dxa"/>
+        </w:trPr>
+        <w:tc>
+          <w:tcPr>
+            <w:tcW w:w="0" w:type="auto"/>
+            <w:vAlign w:val="center"/>
+            <w:hideMark/>
+          </w:tcPr>
+          <w:p>
+            <w:pPr>
+              <w:spacing w:after="0" w:line="240" w:lineRule="auto"/>
+              <w:rPr>
+                <w:lang w:val="en-IN"/>
+              </w:rPr>
+            </w:pPr>
+            <w:proofErr w:type="spellStart"/>
+            <w:proofErr w:type="gramStart"/>
+            <w:r>
+              <w:rPr>
+                <w:lang w:val="en-IN"/>
+              </w:rPr>
+              <w:t>getDeclaredMethods</w:t>
+            </w:r>
+            <w:proofErr w:type="spellEnd"/>
+            <w:r>
+              <w:rPr>
+                <w:lang w:val="en-IN"/>
+              </w:rPr>
+              <w:t>(</w:t>
+            </w:r>
+            <w:proofErr w:type="gramEnd"/>
+            <w:r>
+              <w:rPr>
+                <w:lang w:val="en-IN"/>
+              </w:rPr>
+              <w:t>)</w:t>
+            </w:r>
+          </w:p>
+        </w:tc>
+        <w:tc>
+          <w:tcPr>
+            <w:tcW w:w="0" w:type="auto"/>
+            <w:vAlign w:val="center"/>
+            <w:hideMark/>
+          </w:tcPr>
+          <w:p>
+            <w:pPr>
+              <w:spacing w:after="0" w:line="240" w:lineRule="auto"/>
+              <w:rPr>
+                <w:lang w:val="en-IN"/>
+              </w:rPr>
+            </w:pPr>
+            <w:r>
+              <w:rPr>
+                <w:lang w:val="en-IN"/>
+              </w:rPr>
+              <w:t>Get all methods (including private)</w:t>
+            </w:r>
+          </w:p>
+        </w:tc>
+      </w:tr>
+      <w:tr>
+        <w:trPr>
+          <w:tblCellSpacing w:w="15" w:type="dxa"/>
+        </w:trPr>
+        <w:tc>
+          <w:tcPr>
+            <w:tcW w:w="0" w:type="auto"/>
+            <w:vAlign w:val="center"/>
+            <w:hideMark/>
+          </w:tcPr>
+          <w:p>
+            <w:pPr>
+              <w:spacing w:after="0" w:line="240" w:lineRule="auto"/>
+              <w:rPr>
+                <w:lang w:val="en-IN"/>
+              </w:rPr>
+            </w:pPr>
+            <w:proofErr w:type="spellStart"/>
+            <w:proofErr w:type="gramStart"/>
+            <w:r>
+              <w:rPr>
+                <w:lang w:val="en-IN"/>
+              </w:rPr>
+              <w:t>getMethods</w:t>
+            </w:r>
+            <w:proofErr w:type="spellEnd"/>
+            <w:r>
+              <w:rPr>
+                <w:lang w:val="en-IN"/>
+              </w:rPr>
+              <w:t>(</w:t>
+            </w:r>
+            <w:proofErr w:type="gramEnd"/>
+            <w:r>
+              <w:rPr>
+                <w:lang w:val="en-IN"/>
+              </w:rPr>
+              <w:t>)</w:t>
+            </w:r>
+          </w:p>
+        </w:tc>
+        <w:tc>
+          <w:tcPr>
+            <w:tcW w:w="0" w:type="auto"/>
+            <w:vAlign w:val="center"/>
+            <w:hideMark/>
+          </w:tcPr>
+          <w:p>
+            <w:pPr>
+              <w:spacing w:after="0" w:line="240" w:lineRule="auto"/>
+              <w:rPr>
+                <w:lang w:val="en-IN"/>
+              </w:rPr>
+            </w:pPr>
+            <w:r>
+              <w:rPr>
+                <w:lang w:val="en-IN"/>
+              </w:rPr>
+              <w:t>Get public methods (including inherited)</w:t>
+            </w:r>
+          </w:p>
+        </w:tc>
+      </w:tr>
+      <w:tr>
+        <w:trPr>
+          <w:tblCellSpacing w:w="15" w:type="dxa"/>
+        </w:trPr>
+        <w:tc>
+          <w:tcPr>
+            <w:tcW w:w="0" w:type="auto"/>
+            <w:vAlign w:val="center"/>
+            <w:hideMark/>
+          </w:tcPr>
+          <w:p>
+            <w:pPr>
+              <w:spacing w:after="0" w:line="240" w:lineRule="auto"/>
+              <w:rPr>
+                <w:lang w:val="en-IN"/>
+              </w:rPr>
+            </w:pPr>
+            <w:proofErr w:type="spellStart"/>
+            <w:proofErr w:type="gramStart"/>
+            <w:r>
+              <w:rPr>
+                <w:lang w:val="en-IN"/>
+              </w:rPr>
+              <w:t>getDeclaredFields</w:t>
+            </w:r>
+            <w:proofErr w:type="spellEnd"/>
+            <w:r>
+              <w:rPr>
+                <w:lang w:val="en-IN"/>
+              </w:rPr>
+              <w:t>(</w:t>
+            </w:r>
+            <w:proofErr w:type="gramEnd"/>
+            <w:r>
+              <w:rPr>
+                <w:lang w:val="en-IN"/>
+              </w:rPr>
+              <w:t>)</w:t>
+            </w:r>
+          </w:p>
+        </w:tc>
+        <w:tc>
+          <w:tcPr>
+            <w:tcW w:w="0" w:type="auto"/>
+            <w:vAlign w:val="center"/>
+            <w:hideMark/>
+          </w:tcPr>
+          <w:p>
+            <w:pPr>
+              <w:spacing w:after="0" w:line="240" w:lineRule="auto"/>
+              <w:rPr>
+                <w:lang w:val="en-IN"/>
+              </w:rPr>
+            </w:pPr>
+            <w:r>
+              <w:rPr>
+                <w:lang w:val="en-IN"/>
+              </w:rPr>
+              <w:t>Get all fields</w:t>
+            </w:r>
+          </w:p>
+        </w:tc>
+      </w:tr>
+      <w:tr>
+        <w:trPr>
+          <w:tblCellSpacing w:w="15" w:type="dxa"/>
+        </w:trPr>
+        <w:tc>
+          <w:tcPr>
+            <w:tcW w:w="0" w:type="auto"/>
+            <w:vAlign w:val="center"/>
+            <w:hideMark/>
+          </w:tcPr>
+          <w:p>
+            <w:pPr>
+              <w:spacing w:after="0" w:line="240" w:lineRule="auto"/>
+              <w:rPr>
+                <w:lang w:val="en-IN"/>
+              </w:rPr>
+            </w:pPr>
+            <w:proofErr w:type="spellStart"/>
+            <w:proofErr w:type="gramStart"/>
+            <w:r>
+              <w:rPr>
+                <w:lang w:val="en-IN"/>
+              </w:rPr>
+              <w:t>getDeclaredConstructors</w:t>
+            </w:r>
+            <w:proofErr w:type="spellEnd"/>
+            <w:r>
+              <w:rPr>
+                <w:lang w:val="en-IN"/>
+              </w:rPr>
+              <w:t>(</w:t>
+            </w:r>
+            <w:proofErr w:type="gramEnd"/>
+            <w:r>
+              <w:rPr>
+                <w:lang w:val="en-IN"/>
+              </w:rPr>
+              <w:t>)</w:t>
+            </w:r>
+          </w:p>
+        </w:tc>
+        <w:tc>
+          <w:tcPr>
+            <w:tcW w:w="0" w:type="auto"/>
+            <w:vAlign w:val="center"/>
+            <w:hideMark/>
+          </w:tcPr>
+          <w:p>
+            <w:pPr>
+              <w:spacing w:after="0" w:line="240" w:lineRule="auto"/>
+              <w:rPr>
+                <w:lang w:val="en-IN"/>
+              </w:rPr>
+            </w:pPr>
+            <w:r>
+              <w:rPr>
+                <w:lang w:val="en-IN"/>
+              </w:rPr>
+              <w:t>Get all constructors</w:t>
+            </w:r>
+          </w:p>
+        </w:tc>
+      </w:tr>
+      <w:tr>
+        <w:trPr>
+          <w:tblCellSpacing w:w="15" w:type="dxa"/>
+        </w:trPr>
+        <w:tc>
+          <w:tcPr>
+            <w:tcW w:w="0" w:type="auto"/>
+            <w:vAlign w:val="center"/>
+            <w:hideMark/>
+          </w:tcPr>
+          <w:p>
+            <w:pPr>
+              <w:spacing w:after="0" w:line="240" w:lineRule="auto"/>
+              <w:rPr>
+                <w:lang w:val="en-IN"/>
+              </w:rPr>
+            </w:pPr>
+            <w:proofErr w:type="spellStart"/>
+            <w:proofErr w:type="gramStart"/>
+            <w:r>
+              <w:rPr>
+                <w:lang w:val="en-IN"/>
+              </w:rPr>
+              <w:t>getDeclaredMethod</w:t>
+            </w:r>
+            <w:proofErr w:type="spellEnd"/>
+            <w:r>
+              <w:rPr>
+                <w:lang w:val="en-IN"/>
+              </w:rPr>
+              <w:t>(</w:t>
+            </w:r>
+            <w:proofErr w:type="gramEnd"/>
+            <w:r>
+              <w:rPr>
+                <w:lang w:val="en-IN"/>
+              </w:rPr>
+              <w:t>)</w:t>
+            </w:r>
+          </w:p>
+        </w:tc>
+        <w:tc>
+          <w:tcPr>
+            <w:tcW w:w="0" w:type="auto"/>
+            <w:vAlign w:val="center"/>
+            <w:hideMark/>
+          </w:tcPr>
+          <w:p>
+            <w:pPr>
+              <w:spacing w:after="0" w:line="240" w:lineRule="auto"/>
+              <w:rPr>
+                <w:lang w:val="en-IN"/>
+              </w:rPr>
+            </w:pPr>
+            <w:r>
+              <w:rPr>
+                <w:lang w:val="en-IN"/>
+              </w:rPr>
+              <w:t>Get a specific method</w:t>
+            </w:r>
+          </w:p>
+        </w:tc>
+      </w:tr>
+      <w:tr>
+        <w:trPr>
+          <w:tblCellSpacing w:w="15" w:type="dxa"/>
+        </w:trPr>
+        <w:tc>
+          <w:tcPr>
+            <w:tcW w:w="0" w:type="auto"/>
+            <w:vAlign w:val="center"/>
+            <w:hideMark/>
+          </w:tcPr>
+          <w:p>
+            <w:pPr>
+              <w:spacing w:after="0" w:line="240" w:lineRule="auto"/>
+              <w:rPr>
+                <w:lang w:val="en-IN"/>
+              </w:rPr>
+            </w:pPr>
+            <w:proofErr w:type="spellStart"/>
+            <w:proofErr w:type="gramStart"/>
+            <w:r>
+              <w:rPr>
+                <w:lang w:val="en-IN"/>
+              </w:rPr>
+              <w:t>getDeclaredField</w:t>
+            </w:r>
+            <w:proofErr w:type="spellEnd"/>
+            <w:r>
+              <w:rPr>
+                <w:lang w:val="en-IN"/>
+              </w:rPr>
+              <w:t>(</w:t>
+            </w:r>
+            <w:proofErr w:type="gramEnd"/>
+            <w:r>
+              <w:rPr>
+                <w:lang w:val="en-IN"/>
+              </w:rPr>
+              <w:t>)</w:t>
+            </w:r>
+          </w:p>
+        </w:tc>
+        <w:tc>
+          <w:tcPr>
+            <w:tcW w:w="0" w:type="auto"/>
+            <w:vAlign w:val="center"/>
+            <w:hideMark/>
+          </w:tcPr>
+          <w:p>
+            <w:pPr>
+              <w:spacing w:after="0" w:line="240" w:lineRule="auto"/>
+              <w:rPr>
+                <w:lang w:val="en-IN"/>
+              </w:rPr>
+            </w:pPr>
+            <w:r>
+              <w:rPr>
+                <w:lang w:val="en-IN"/>
+              </w:rPr>
+              <w:t>Get a specific field</w:t>
+            </w:r>
+          </w:p>
+        </w:tc>
+      </w:tr>
+      <w:tr>
+        <w:trPr>
+          <w:tblCellSpacing w:w="15" w:type="dxa"/>
+        </w:trPr>
+        <w:tc>
+          <w:tcPr>
+            <w:tcW w:w="0" w:type="auto"/>
+            <w:vAlign w:val="center"/>
+            <w:hideMark/>
+          </w:tcPr>
+          <w:p>
+            <w:pPr>
+              <w:spacing w:after="0" w:line="240" w:lineRule="auto"/>
+              <w:rPr>
+                <w:lang w:val="en-IN"/>
+              </w:rPr>
+            </w:pPr>
+            <w:proofErr w:type="spellStart"/>
+            <w:proofErr w:type="gramStart"/>
+            <w:r>
+              <w:rPr>
+                <w:lang w:val="en-IN"/>
+              </w:rPr>
+              <w:t>newInstance</w:t>
+            </w:r>
+            <w:proofErr w:type="spellEnd"/>
+            <w:r>
+              <w:rPr>
+                <w:lang w:val="en-IN"/>
+              </w:rPr>
+              <w:t>(</w:t>
+            </w:r>
+            <w:proofErr w:type="gramEnd"/>
+            <w:r>
+              <w:rPr>
+                <w:lang w:val="en-IN"/>
+              </w:rPr>
+              <w:t xml:space="preserve">) (via </w:t>
+            </w:r>
+            <w:proofErr w:type="spellStart"/>
+            <w:r>
+              <w:rPr>
+                <w:lang w:val="en-IN"/>
+              </w:rPr>
+              <w:t>getDeclaredConstructor</w:t>
+            </w:r>
+            <w:proofErr w:type="spellEnd"/>
+            <w:r>
+              <w:rPr>
+                <w:lang w:val="en-IN"/>
+              </w:rPr>
+              <w:t>(</w:t>
+            </w:r>
+            <w:proofErr w:type="gramStart"/>
+            <w:r>
+              <w:rPr>
+                <w:lang w:val="en-IN"/>
+              </w:rPr>
+              <w:t>).</w:t>
+            </w:r>
+            <w:proofErr w:type="spellStart"/>
+            <w:r>
+              <w:rPr>
+                <w:lang w:val="en-IN"/>
+              </w:rPr>
+              <w:t>newInstance</w:t>
+            </w:r>
+            <w:proofErr w:type="spellEnd"/>
+            <w:proofErr w:type="gramEnd"/>
+            <w:r>
+              <w:rPr>
+                <w:lang w:val="en-IN"/>
+              </w:rPr>
+              <w:t>())</w:t>
+            </w:r>
+          </w:p>
+        </w:tc>
+        <w:tc>
+          <w:tcPr>
+            <w:tcW w:w="0" w:type="auto"/>
+            <w:vAlign w:val="center"/>
+            <w:hideMark/>
+          </w:tcPr>
+          <w:p>
+            <w:pPr>
+              <w:spacing w:after="0" w:line="240" w:lineRule="auto"/>
+              <w:rPr>
+                <w:lang w:val="en-IN"/>
+              </w:rPr>
+            </w:pPr>
+            <w:r>
+              <w:rPr>
+                <w:lang w:val="en-IN"/>
+              </w:rPr>
+              <w:t>Create an object</w:t>
+            </w:r>
+          </w:p>
+        </w:tc>
+      </w:tr>
+      <w:tr>
+        <w:trPr>
+          <w:tblCellSpacing w:w="15" w:type="dxa"/>
+        </w:trPr>
+        <w:tc>
+          <w:tcPr>
+            <w:tcW w:w="0" w:type="auto"/>
+            <w:vAlign w:val="center"/>
+            <w:hideMark/>
+          </w:tcPr>
+          <w:p>
+            <w:pPr>
+              <w:spacing w:after="0" w:line="240" w:lineRule="auto"/>
+              <w:rPr>
+                <w:lang w:val="en-IN"/>
+              </w:rPr>
+            </w:pPr>
+            <w:proofErr w:type="gramStart"/>
+            <w:r>
+              <w:rPr>
+                <w:lang w:val="en-IN"/>
+              </w:rPr>
+              <w:t>invoke(</w:t>
+            </w:r>
+            <w:proofErr w:type="gramEnd"/>
+            <w:r>
+              <w:rPr>
+                <w:lang w:val="en-IN"/>
+              </w:rPr>
+              <w:t>)</w:t>
+            </w:r>
+          </w:p>
+        </w:tc>
+        <w:tc>
+          <w:tcPr>
+            <w:tcW w:w="0" w:type="auto"/>
+            <w:vAlign w:val="center"/>
+            <w:hideMark/>
+          </w:tcPr>
+          <w:p>
+            <w:pPr>
+              <w:spacing w:after="0" w:line="240" w:lineRule="auto"/>
+              <w:rPr>
+                <w:lang w:val="en-IN"/>
+              </w:rPr>
+            </w:pPr>
+            <w:r>
+              <w:rPr>
+                <w:lang w:val="en-IN"/>
+              </w:rPr>
+              <w:t>Call a method</w:t>
+            </w:r>
+          </w:p>
+        </w:tc>
+      </w:tr>
+      <w:tr>
+        <w:trPr>
+          <w:tblCellSpacing w:w="15" w:type="dxa"/>
+        </w:trPr>
+        <w:tc>
+          <w:tcPr>
+            <w:tcW w:w="0" w:type="auto"/>
+            <w:vAlign w:val="center"/>
+            <w:hideMark/>
+          </w:tcPr>
+          <w:p>
+            <w:pPr>
+              <w:spacing w:after="0" w:line="240" w:lineRule="auto"/>
+              <w:rPr>
+                <w:lang w:val="en-IN"/>
+              </w:rPr>
+            </w:pPr>
+            <w:proofErr w:type="gramStart"/>
+            <w:r>
+              <w:rPr>
+                <w:lang w:val="en-IN"/>
+              </w:rPr>
+              <w:t>set(</w:t>
+            </w:r>
+            <w:proofErr w:type="gramEnd"/>
+            <w:r>
+              <w:rPr>
+                <w:lang w:val="en-IN"/>
+              </w:rPr>
+              <w:t xml:space="preserve">) / </w:t>
+            </w:r>
+            <w:proofErr w:type="gramStart"/>
+            <w:r>
+              <w:rPr>
+                <w:lang w:val="en-IN"/>
+              </w:rPr>
+              <w:t>get(</w:t>
+            </w:r>
+            <w:proofErr w:type="gramEnd"/>
+            <w:r>
+              <w:rPr>
+                <w:lang w:val="en-IN"/>
+              </w:rPr>
+              <w:t>)</w:t>
+            </w:r>
+          </w:p>
+        </w:tc>
+        <w:tc>
+          <w:tcPr>
+            <w:tcW w:w="0" w:type="auto"/>
+            <w:vAlign w:val="center"/>
+            <w:hideMark/>
+          </w:tcPr>
+          <w:p>
+            <w:pPr>
+              <w:spacing w:after="0" w:line="240" w:lineRule="auto"/>
+              <w:rPr>
+                <w:lang w:val="en-IN"/>
+              </w:rPr>
+            </w:pPr>
+            <w:r>
+              <w:rPr>
+                <w:lang w:val="en-IN"/>
+              </w:rPr>
+              <w:t>Write/read a field</w:t>
+            </w:r>
+          </w:p>
+        </w:tc>
+      </w:tr>
+      <w:tr>
+        <w:trPr>
+          <w:tblCellSpacing w:w="15" w:type="dxa"/>
+        </w:trPr>
+        <w:tc>
+          <w:tcPr>
+            <w:tcW w:w="0" w:type="auto"/>
+            <w:vAlign w:val="center"/>
+            <w:hideMark/>
+          </w:tcPr>
+          <w:p>
+            <w:pPr>
+              <w:spacing w:after="0" w:line="240" w:lineRule="auto"/>
+              <w:rPr>
+                <w:lang w:val="en-IN"/>
+              </w:rPr>
+            </w:pPr>
+            <w:proofErr w:type="spellStart"/>
+            <w:r>
+              <w:rPr>
+                <w:lang w:val="en-IN"/>
+              </w:rPr>
+              <w:t>setAccessible</w:t>
+            </w:r>
+            <w:proofErr w:type="spellEnd"/>
+            <w:r>
+              <w:rPr>
+                <w:lang w:val="en-IN"/>
+              </w:rPr>
+              <w:t>(true)</w:t>
+            </w:r>
+          </w:p>
+        </w:tc>
+        <w:tc>
+          <w:tcPr>
+            <w:tcW w:w="0" w:type="auto"/>
+            <w:vAlign w:val="center"/>
+            <w:hideMark/>
+          </w:tcPr>
+          <w:p>
+            <w:pPr>
+              <w:spacing w:after="0" w:line="240" w:lineRule="auto"/>
+              <w:rPr>
+                <w:lang w:val="en-IN"/>
+              </w:rPr>
+            </w:pPr>
+            <w:r>
+              <w:rPr>
+                <w:lang w:val="en-IN"/>
+              </w:rPr>
+              <w:t>Request access to non-public members</w:t>
+            </w:r>
+          </w:p>
+        </w:tc>
+      </w:tr>
+    </w:tbl>
+    <w:p>
+      <w:pPr>
+        <w:spacing w:after="0" w:line="240" w:lineRule="auto"/>
+      </w:pPr>
+    </w:p>
+    <w:p>
+      <w:pPr>
+        <w:spacing w:after="0" w:line="240" w:lineRule="auto"/>
+      </w:pPr>
+    </w:p>
+    <w:p>
+      <w:pPr>
+        <w:spacing w:after="0" w:line="240" w:lineRule="auto"/>
+        <w:rPr>
+          <w:b/>
+          <w:bCs/>
+          <w:lang w:val="en-IN"/>
+        </w:rPr>
+      </w:pPr>
+      <w:r>
+        <w:rPr>
+          <w:b/>
+          <w:bCs/>
+          <w:lang w:val="en-IN"/>
+        </w:rPr>
+        <w:t>Reflection in the Java Ecosystem</w:t>
+      </w:r>
+    </w:p>
+    <w:p>
+      <w:pPr>
+        <w:spacing w:after="0" w:line="240" w:lineRule="auto"/>
+        <w:rPr>
+          <w:lang w:val="en-IN"/>
+        </w:rPr>
+      </w:pPr>
+      <w:r>
+        <w:rPr>
+          <w:lang w:val="en-IN"/>
+        </w:rPr>
+        <w:t>Reflection is one of the foundational technologies behind many libraries and frameworks you use every day:</w:t>
+      </w:r>
+    </w:p>
+    <w:p>
+      <w:pPr>
+        <w:numPr>
+          <w:ilvl w:val="0"/>
+          <w:numId w:val="6"/>
+        </w:numPr>
+        <w:spacing w:after="0" w:line="240" w:lineRule="auto"/>
+        <w:rPr>
+          <w:lang w:val="en-IN"/>
+        </w:rPr>
+      </w:pPr>
+      <w:r>
+        <w:rPr>
+          <w:b/>
+          <w:bCs/>
+          <w:lang w:val="en-IN"/>
+        </w:rPr>
+        <w:t>Spring Boot</w:t>
+      </w:r>
+      <w:r>
+        <w:rPr>
+          <w:lang w:val="en-IN"/>
+        </w:rPr>
+        <w:t xml:space="preserve">: Component scanning, dependency injection (@Autowired), AOP, configuration binding. </w:t>
+      </w:r>
+    </w:p>
+    <w:p>
+      <w:pPr>
+        <w:numPr>
+          <w:ilvl w:val="0"/>
+          <w:numId w:val="6"/>
+        </w:numPr>
+        <w:spacing w:after="0" w:line="240" w:lineRule="auto"/>
+        <w:rPr>
+          <w:lang w:val="en-IN"/>
+        </w:rPr>
+      </w:pPr>
+      <w:r>
+        <w:rPr>
+          <w:b/>
+          <w:bCs/>
+          <w:lang w:val="en-IN"/>
+        </w:rPr>
+        <w:lastRenderedPageBreak/>
+        <w:t>Hibernate/JPA</w:t>
+      </w:r>
+      <w:r>
+        <w:rPr>
+          <w:lang w:val="en-IN"/>
+        </w:rPr>
+        <w:t xml:space="preserve">: Entity mapping, object creation, field access, lazy loading. </w:t>
+      </w:r>
+    </w:p>
+    <w:p>
+      <w:pPr>
+        <w:numPr>
+          <w:ilvl w:val="0"/>
+          <w:numId w:val="6"/>
+        </w:numPr>
+        <w:spacing w:after="0" w:line="240" w:lineRule="auto"/>
+        <w:rPr>
+          <w:lang w:val="en-IN"/>
+        </w:rPr>
+      </w:pPr>
+      <w:r>
+        <w:rPr>
+          <w:b/>
+          <w:bCs/>
+          <w:lang w:val="en-IN"/>
+        </w:rPr>
+        <w:t>Jackson/</w:t>
+      </w:r>
+      <w:proofErr w:type="spellStart"/>
+      <w:r>
+        <w:rPr>
+          <w:b/>
+          <w:bCs/>
+          <w:lang w:val="en-IN"/>
+        </w:rPr>
+        <w:t>Gson</w:t>
+      </w:r>
+      <w:proofErr w:type="spellEnd"/>
+      <w:r>
+        <w:rPr>
+          <w:lang w:val="en-IN"/>
+        </w:rPr>
+        <w:t xml:space="preserve">: JSON serialization and deserialization. </w:t>
+      </w:r>
+    </w:p>
+    <w:p>
+      <w:pPr>
+        <w:numPr>
+          <w:ilvl w:val="0"/>
+          <w:numId w:val="6"/>
+        </w:numPr>
+        <w:spacing w:after="0" w:line="240" w:lineRule="auto"/>
+        <w:rPr>
+          <w:lang w:val="en-IN"/>
+        </w:rPr>
+      </w:pPr>
+      <w:r>
+        <w:rPr>
+          <w:b/>
+          <w:bCs/>
+          <w:lang w:val="en-IN"/>
+        </w:rPr>
+        <w:t>JUnit/TestNG</w:t>
+      </w:r>
+      <w:r>
+        <w:rPr>
+          <w:lang w:val="en-IN"/>
+        </w:rPr>
+        <w:t xml:space="preserve">: Discovering and executing test methods. </w:t>
+      </w:r>
+    </w:p>
+    <w:p>
+      <w:pPr>
+        <w:numPr>
+          <w:ilvl w:val="0"/>
+          <w:numId w:val="6"/>
+        </w:numPr>
+        <w:spacing w:after="0" w:line="240" w:lineRule="auto"/>
+        <w:rPr>
+          <w:lang w:val="en-IN"/>
+        </w:rPr>
+      </w:pPr>
+      <w:r>
+        <w:rPr>
+          <w:b/>
+          <w:bCs/>
+          <w:lang w:val="en-IN"/>
+        </w:rPr>
+        <w:t>Mockito</w:t>
+      </w:r>
+      <w:r>
+        <w:rPr>
+          <w:lang w:val="en-IN"/>
+        </w:rPr>
+        <w:t xml:space="preserve">: Creating mocks and proxies. </w:t>
+      </w:r>
+    </w:p>
+    <w:p>
+      <w:pPr>
+        <w:numPr>
+          <w:ilvl w:val="0"/>
+          <w:numId w:val="6"/>
+        </w:numPr>
+        <w:spacing w:after="0" w:line="240" w:lineRule="auto"/>
+        <w:rPr>
+          <w:lang w:val="en-IN"/>
+        </w:rPr>
+      </w:pPr>
+      <w:r>
+        <w:rPr>
+          <w:b/>
+          <w:bCs/>
+          <w:lang w:val="en-IN"/>
+        </w:rPr>
+        <w:t>Spring AOP &amp; Dynamic Proxies</w:t>
+      </w:r>
+      <w:r>
+        <w:rPr>
+          <w:lang w:val="en-IN"/>
+        </w:rPr>
+        <w:t>: Intercepting method calls for logging, transactions, security, etc.</w:t>
+      </w:r>
+    </w:p>
+    <w:p>
+      <w:pPr>
+        <w:spacing w:after="0" w:line="240" w:lineRule="auto"/>
+      </w:pPr>
+    </w:p>
+    <w:p>
+      <w:pPr>
+        <w:spacing w:after="0" w:line="240" w:lineRule="auto"/>
+      </w:pPr>
+    </w:p>
+    <w:p>
+      <w:pPr>
+        <w:spacing w:after="0" w:line="240" w:lineRule="auto"/>
+      </w:pPr>
+    </w:p>
+    <w:p>
+      <w:pPr>
+        <w:spacing w:after="0" w:line="240" w:lineRule="auto"/>
+      </w:pPr>
+    </w:p>
+    <w:p>
+      <w:pPr>
+        <w:spacing w:after="0" w:line="240" w:lineRule="auto"/>
+      </w:pPr>
+    </w:p>
+    <w:p>
+      <w:pPr>
+        <w:spacing w:after="0" w:line="240" w:lineRule="auto"/>
+      </w:pPr>
+    </w:p>
+    <w:p>
+      <w:pPr>
+        <w:spacing w:after="0" w:line="240" w:lineRule="auto"/>
+      </w:pPr>
+    </w:p>
+    <w:p>
+      <w:pPr>
+        <w:spacing w:after="0" w:line="240" w:lineRule="auto"/>
+      </w:pPr>
+    </w:p>
+    <w:p>
+      <w:pPr>
+        <w:spacing w:after="0" w:line="240" w:lineRule="auto"/>
+      </w:pPr>
+    </w:p>
+    <w:p>
+      <w:pPr>
+        <w:spacing w:after="0" w:line="240" w:lineRule="auto"/>
+      </w:pPr>
+    </w:p>
+    <w:p>
+      <w:pPr>
+        <w:spacing w:after="0" w:line="240" w:lineRule="auto"/>
+      </w:pPr>
+    </w:p>
+    <w:p>
+      <w:pPr>
+        <w:spacing w:after="0" w:line="240" w:lineRule="auto"/>
+      </w:pPr>
+    </w:p>
+    <w:p>
+      <w:pPr>
+        <w:spacing w:after="0" w:line="240" w:lineRule="auto"/>
+      </w:pPr>
+    </w:p>
+    <w:p>
+      <w:pPr>
+        <w:spacing w:after="0" w:line="240" w:lineRule="auto"/>
+      </w:pPr>
+    </w:p>
+    <w:p>
+      <w:pPr>
+        <w:spacing w:after="0" w:line="240" w:lineRule="auto"/>
+      </w:pPr>
+    </w:p>
+    <w:p>
+      <w:pPr>
+        <w:spacing w:after="0" w:line="240" w:lineRule="auto"/>
+      </w:pPr>
+    </w:p>
+    <w:p>
+      <w:pPr>
+        <w:spacing w:after="0" w:line="240" w:lineRule="auto"/>
+        <w:rPr>
+          <w:b/>
+          <w:bCs/>
+        </w:rPr>
+      </w:pPr>
+      <w:r>
+        <w:rPr>
+          <w:b/>
+          <w:bCs/>
+        </w:rPr>
+        <w:t>Custom Annotations creation and processing the annotation classes:</w:t>
+      </w:r>
+    </w:p>
+    <w:p>
+      <w:pPr>
+        <w:spacing w:after="0" w:line="240" w:lineRule="auto"/>
+      </w:pPr>
+    </w:p>
+    <w:p>
+      <w:pPr>
+        <w:spacing w:after="0" w:line="240" w:lineRule="auto"/>
+        <w:rPr>
+          <w:b/>
+          <w:bCs/>
+          <w:lang w:val="en-IN"/>
+        </w:rPr>
+      </w:pPr>
+      <w:r>
+        <w:rPr>
+          <w:b/>
+          <w:bCs/>
+          <w:lang w:val="en-IN"/>
+        </w:rPr>
+        <w:t>1. What is an Annotation in Java?</w:t>
+      </w:r>
+    </w:p>
+    <w:p>
+      <w:pPr>
+        <w:spacing w:after="0" w:line="240" w:lineRule="auto"/>
+        <w:rPr>
+          <w:lang w:val="en-IN"/>
+        </w:rPr>
+      </w:pPr>
+      <w:r>
+        <w:rPr>
+          <w:highlight w:val="yellow"/>
+          <w:lang w:val="en-IN"/>
+        </w:rPr>
+        <w:t xml:space="preserve">An </w:t>
+      </w:r>
+      <w:r>
+        <w:rPr>
+          <w:b/>
+          <w:bCs/>
+          <w:highlight w:val="yellow"/>
+          <w:lang w:val="en-IN"/>
+        </w:rPr>
+        <w:t>annotation is metadata attached to Java code</w:t>
+      </w:r>
+      <w:r>
+        <w:rPr>
+          <w:highlight w:val="yellow"/>
+          <w:lang w:val="en-IN"/>
+        </w:rPr>
+        <w:t>.</w:t>
+      </w:r>
+    </w:p>
+    <w:p>
+      <w:pPr>
+        <w:spacing w:after="0" w:line="240" w:lineRule="auto"/>
+        <w:rPr>
+          <w:lang w:val="en-IN"/>
+        </w:rPr>
+      </w:pPr>
+      <w:r>
+        <w:rPr>
+          <w:lang w:val="en-IN"/>
+        </w:rPr>
+        <w:t xml:space="preserve">It doesn't usually execute business logic by itself. Instead, another mechanism—such as the compiler, JVM, reflection, Spring, JUnit, or your own code—can </w:t>
+      </w:r>
+      <w:r>
+        <w:rPr>
+          <w:b/>
+          <w:bCs/>
+          <w:lang w:val="en-IN"/>
+        </w:rPr>
+        <w:t>read the annotation and perform some action based on it</w:t>
+      </w:r>
+      <w:r>
+        <w:rPr>
+          <w:lang w:val="en-IN"/>
+        </w:rPr>
+        <w:t>.</w:t>
+      </w:r>
+    </w:p>
+    <w:p>
+      <w:pPr>
+        <w:spacing w:after="0" w:line="240" w:lineRule="auto"/>
+        <w:rPr>
+          <w:lang w:val="en-IN"/>
+        </w:rPr>
+      </w:pPr>
+      <w:r>
+        <w:rPr>
+          <w:lang w:val="en-IN"/>
+        </w:rPr>
+        <w:t>For example:</w:t>
+      </w:r>
+    </w:p>
+    <w:tbl>
+      <w:tblPr>
+        <w:tblStyle w:val="TableGrid"/>
+        <w:tblW w:w="0" w:type="auto"/>
+        <w:tblLook w:val="04A0" w:firstRow="1" w:lastRow="0" w:firstColumn="1" w:lastColumn="0" w:noHBand="0" w:noVBand="1"/>
+      </w:tblPr>
+      <w:tblGrid>
+        <w:gridCol w:w="11016"/>
+      </w:tblGrid>
+      <w:tr>
+        <w:tc>
+          <w:tcPr>
+            <w:tcW w:w="11016" w:type="dxa"/>
+          </w:tcPr>
+          <w:p>
+            <w:pPr>
+              <w:rPr>
+                <w:lang w:val="en-IN"/>
+              </w:rPr>
+            </w:pPr>
+            <w:r>
+              <w:rPr>
+                <w:lang w:val="en-IN"/>
+              </w:rPr>
+              <w:t>@Override</w:t>
+            </w:r>
+          </w:p>
+          <w:p>
+            <w:pPr>
+              <w:rPr>
+                <w:lang w:val="en-IN"/>
+              </w:rPr>
+            </w:pPr>
+            <w:r>
+              <w:rPr>
+                <w:lang w:val="en-IN"/>
+              </w:rPr>
+              <w:t xml:space="preserve">public String </w:t>
+            </w:r>
+            <w:proofErr w:type="spellStart"/>
+            <w:proofErr w:type="gramStart"/>
+            <w:r>
+              <w:rPr>
+                <w:lang w:val="en-IN"/>
+              </w:rPr>
+              <w:t>toString</w:t>
+            </w:r>
+            <w:proofErr w:type="spellEnd"/>
+            <w:r>
+              <w:rPr>
+                <w:lang w:val="en-IN"/>
+              </w:rPr>
+              <w:t>(</w:t>
+            </w:r>
+            <w:proofErr w:type="gramEnd"/>
+            <w:r>
+              <w:rPr>
+                <w:lang w:val="en-IN"/>
+              </w:rPr>
+              <w:t>) {</w:t>
+            </w:r>
+          </w:p>
+          <w:p>
+            <w:pPr>
+              <w:rPr>
+                <w:lang w:val="en-IN"/>
+              </w:rPr>
+            </w:pPr>
+            <w:r>
+              <w:rPr>
+                <w:lang w:val="en-IN"/>
+              </w:rPr>
+              <w:t xml:space="preserve">    return "Hello";</w:t>
+            </w:r>
+          </w:p>
+          <w:p>
+            <w:pPr>
+              <w:rPr>
+                <w:lang w:val="en-IN"/>
+              </w:rPr>
+            </w:pPr>
+            <w:r>
+              <w:rPr>
+                <w:lang w:val="en-IN"/>
+              </w:rPr>
+              <w:t>}</w:t>
+            </w:r>
+          </w:p>
+          <w:p>
+            <w:pPr>
+              <w:rPr>
+                <w:lang w:val="en-IN"/>
+              </w:rPr>
+            </w:pPr>
+          </w:p>
+        </w:tc>
+      </w:tr>
+    </w:tbl>
+    <w:p>
+      <w:pPr>
+        <w:spacing w:after="0" w:line="240" w:lineRule="auto"/>
+        <w:rPr>
+          <w:lang w:val="en-IN"/>
+        </w:rPr>
+      </w:pPr>
+      <w:r>
+        <w:rPr>
+          <w:lang w:val="en-IN"/>
+        </w:rPr>
+        <w:t>@Override tells the compiler:</w:t>
+      </w:r>
+    </w:p>
+    <w:p>
+      <w:pPr>
+        <w:spacing w:after="0" w:line="240" w:lineRule="auto"/>
+        <w:rPr>
+          <w:lang w:val="en-IN"/>
+        </w:rPr>
+      </w:pPr>
+      <w:r>
+        <w:rPr>
+          <w:lang w:val="en-IN"/>
+        </w:rPr>
+        <w:t>"This method is intended to override a superclass/interface method."</w:t>
+      </w:r>
+    </w:p>
+    <w:p>
+      <w:pPr>
+        <w:spacing w:after="0" w:line="240" w:lineRule="auto"/>
+        <w:rPr>
+          <w:lang w:val="en-IN"/>
+        </w:rPr>
+      </w:pPr>
+      <w:r>
+        <w:rPr>
+          <w:lang w:val="en-IN"/>
+        </w:rPr>
+        <w:t>Another example:</w:t>
+      </w:r>
+    </w:p>
+    <w:tbl>
+      <w:tblPr>
+        <w:tblStyle w:val="TableGrid"/>
+        <w:tblW w:w="0" w:type="auto"/>
+        <w:tblLook w:val="04A0" w:firstRow="1" w:lastRow="0" w:firstColumn="1" w:lastColumn="0" w:noHBand="0" w:noVBand="1"/>
+      </w:tblPr>
+      <w:tblGrid>
+        <w:gridCol w:w="11016"/>
+      </w:tblGrid>
+      <w:tr>
+        <w:tc>
+          <w:tcPr>
+            <w:tcW w:w="11016" w:type="dxa"/>
+          </w:tcPr>
+          <w:p>
+            <w:pPr>
+              <w:rPr>
+                <w:lang w:val="en-IN"/>
+              </w:rPr>
+            </w:pPr>
+            <w:r>
+              <w:rPr>
+                <w:lang w:val="en-IN"/>
+              </w:rPr>
+              <w:t>@Service</w:t>
+            </w:r>
+          </w:p>
+          <w:p>
+            <w:pPr>
+              <w:rPr>
+                <w:lang w:val="en-IN"/>
+              </w:rPr>
+            </w:pPr>
+            <w:r>
+              <w:rPr>
+                <w:lang w:val="en-IN"/>
+              </w:rPr>
+              <w:t xml:space="preserve">public class </w:t>
+            </w:r>
+            <w:proofErr w:type="spellStart"/>
+            <w:r>
+              <w:rPr>
+                <w:lang w:val="en-IN"/>
+              </w:rPr>
+              <w:t>PaymentService</w:t>
+            </w:r>
+            <w:proofErr w:type="spellEnd"/>
+            <w:r>
+              <w:rPr>
+                <w:lang w:val="en-IN"/>
+              </w:rPr>
+              <w:t xml:space="preserve"> {</w:t>
+            </w:r>
+          </w:p>
+          <w:p>
+            <w:pPr>
+              <w:rPr>
+                <w:lang w:val="en-IN"/>
+              </w:rPr>
+            </w:pPr>
+            <w:r>
+              <w:rPr>
+                <w:lang w:val="en-IN"/>
+              </w:rPr>
+              <w:t>}</w:t>
+            </w:r>
+          </w:p>
+        </w:tc>
+      </w:tr>
+    </w:tbl>
+    <w:p>
+      <w:pPr>
+        <w:spacing w:after="0" w:line="240" w:lineRule="auto"/>
+        <w:rPr>
+          <w:lang w:val="en-IN"/>
+        </w:rPr>
+      </w:pPr>
+    </w:p>
+    <w:p>
+      <w:pPr>
+        <w:spacing w:after="0" w:line="240" w:lineRule="auto"/>
+        <w:rPr>
+          <w:lang w:val="en-IN"/>
+        </w:rPr>
+      </w:pPr>
+      <w:r>
+        <w:rPr>
+          <w:lang w:val="en-IN"/>
+        </w:rPr>
+        <w:t>Spring reads @Service and registers the class as a Spring bean.</w:t>
+      </w:r>
+    </w:p>
+    <w:p>
+      <w:pPr>
+        <w:spacing w:after="0" w:line="240" w:lineRule="auto"/>
+        <w:rPr>
+          <w:lang w:val="en-IN"/>
+        </w:rPr>
+      </w:pPr>
+      <w:proofErr w:type="gramStart"/>
+      <w:r>
+        <w:rPr>
+          <w:lang w:val="en-IN"/>
+        </w:rPr>
+        <w:t>So</w:t>
+      </w:r>
+      <w:proofErr w:type="gramEnd"/>
+      <w:r>
+        <w:rPr>
+          <w:lang w:val="en-IN"/>
+        </w:rPr>
+        <w:t xml:space="preserve"> you can think of an annotation as:</w:t>
+      </w:r>
+    </w:p>
+    <w:p>
+      <w:pPr>
+        <w:spacing w:after="0" w:line="240" w:lineRule="auto"/>
+        <w:rPr>
+          <w:lang w:val="en-IN"/>
+        </w:rPr>
+      </w:pPr>
+      <w:r>
+        <w:rPr>
+          <w:b/>
+          <w:bCs/>
+          <w:lang w:val="en-IN"/>
+        </w:rPr>
+        <w:t>"Attach information/instructions to a class, method, field, parameter, etc."</w:t>
+      </w:r>
+    </w:p>
+    <w:p>
+      <w:pPr>
+        <w:spacing w:after="0" w:line="240" w:lineRule="auto"/>
+      </w:pPr>
+    </w:p>
+    <w:p>
+      <w:pPr>
+        <w:spacing w:after="0" w:line="240" w:lineRule="auto"/>
+      </w:pPr>
+    </w:p>
+    <w:p>
+      <w:pPr>
+        <w:spacing w:after="0" w:line="240" w:lineRule="auto"/>
+        <w:rPr>
+          <w:b/>
+          <w:bCs/>
+          <w:lang w:val="en-IN"/>
+        </w:rPr>
+      </w:pPr>
+      <w:r>
+        <w:rPr>
+          <w:b/>
+          <w:bCs/>
+          <w:lang w:val="en-IN"/>
+        </w:rPr>
+        <w:t>2. Why do we use annotations?</w:t>
+      </w:r>
+    </w:p>
+    <w:p>
+      <w:pPr>
+        <w:spacing w:after="0" w:line="240" w:lineRule="auto"/>
+        <w:rPr>
+          <w:lang w:val="en-IN"/>
+        </w:rPr>
+      </w:pPr>
+      <w:r>
+        <w:rPr>
+          <w:lang w:val="en-IN"/>
+        </w:rPr>
+        <w:t>Annotations are useful for several reasons:</w:t>
+      </w:r>
+    </w:p>
+    <w:tbl>
+      <w:tblPr>
+        <w:tblW w:w="0" w:type="auto"/>
+        <w:tblCellSpacing w:w="15" w:type="dxa"/>
+        <w:tblCellMar>
+          <w:top w:w="15" w:type="dxa"/>
+          <w:left w:w="15" w:type="dxa"/>
+          <w:bottom w:w="15" w:type="dxa"/>
+          <w:right w:w="15" w:type="dxa"/>
+        </w:tblCellMar>
+        <w:tblLook w:val="04A0" w:firstRow="1" w:lastRow="0" w:firstColumn="1" w:lastColumn="0" w:noHBand="0" w:noVBand="1"/>
+      </w:tblPr>
+      <w:tblGrid>
+        <w:gridCol w:w="2640"/>
+        <w:gridCol w:w="2717"/>
+      </w:tblGrid>
+      <w:tr>
+        <w:trPr>
+          <w:tblHeader/>
+          <w:tblCellSpacing w:w="15" w:type="dxa"/>
+        </w:trPr>
+        <w:tc>
+          <w:tcPr>
+            <w:tcW w:w="0" w:type="auto"/>
+            <w:vAlign w:val="center"/>
+            <w:hideMark/>
+          </w:tcPr>
+          <w:p>
+            <w:pPr>
+              <w:spacing w:after="0" w:line="240" w:lineRule="auto"/>
+              <w:rPr>
+                <w:b/>
+                <w:bCs/>
+                <w:lang w:val="en-IN"/>
+              </w:rPr>
+            </w:pPr>
+            <w:r>
+              <w:rPr>
+                <w:b/>
+                <w:bCs/>
+                <w:lang w:val="en-IN"/>
+              </w:rPr>
+              <w:t>Purpose</w:t>
+            </w:r>
+          </w:p>
+        </w:tc>
+        <w:tc>
+          <w:tcPr>
+            <w:tcW w:w="0" w:type="auto"/>
+            <w:vAlign w:val="center"/>
+            <w:hideMark/>
+          </w:tcPr>
+          <w:p>
+            <w:pPr>
+              <w:spacing w:after="0" w:line="240" w:lineRule="auto"/>
+              <w:rPr>
+                <w:b/>
+                <w:bCs/>
+                <w:lang w:val="en-IN"/>
+              </w:rPr>
+            </w:pPr>
+            <w:r>
+              <w:rPr>
+                <w:b/>
+                <w:bCs/>
+                <w:lang w:val="en-IN"/>
+              </w:rPr>
+              <w:t>Example</w:t>
+            </w:r>
+          </w:p>
+        </w:tc>
+      </w:tr>
+      <w:tr>
+        <w:trPr>
+          <w:tblCellSpacing w:w="15" w:type="dxa"/>
+        </w:trPr>
+        <w:tc>
+          <w:tcPr>
+            <w:tcW w:w="0" w:type="auto"/>
+            <w:vAlign w:val="center"/>
+            <w:hideMark/>
+          </w:tcPr>
+          <w:p>
+            <w:pPr>
+              <w:spacing w:after="0" w:line="240" w:lineRule="auto"/>
+              <w:rPr>
+                <w:lang w:val="en-IN"/>
+              </w:rPr>
+            </w:pPr>
+            <w:r>
+              <w:rPr>
+                <w:lang w:val="en-IN"/>
+              </w:rPr>
+              <w:t>Compiler instructions</w:t>
+            </w:r>
+          </w:p>
+        </w:tc>
+        <w:tc>
+          <w:tcPr>
+            <w:tcW w:w="0" w:type="auto"/>
+            <w:vAlign w:val="center"/>
+            <w:hideMark/>
+          </w:tcPr>
+          <w:p>
+            <w:pPr>
+              <w:spacing w:after="0" w:line="240" w:lineRule="auto"/>
+              <w:rPr>
+                <w:lang w:val="en-IN"/>
+              </w:rPr>
+            </w:pPr>
+            <w:r>
+              <w:rPr>
+                <w:lang w:val="en-IN"/>
+              </w:rPr>
+              <w:t>@Override, @Deprecated</w:t>
+            </w:r>
+          </w:p>
+        </w:tc>
+      </w:tr>
+      <w:tr>
+        <w:trPr>
+          <w:tblCellSpacing w:w="15" w:type="dxa"/>
+        </w:trPr>
+        <w:tc>
+          <w:tcPr>
+            <w:tcW w:w="0" w:type="auto"/>
+            <w:vAlign w:val="center"/>
+            <w:hideMark/>
+          </w:tcPr>
+          <w:p>
+            <w:pPr>
+              <w:spacing w:after="0" w:line="240" w:lineRule="auto"/>
+              <w:rPr>
+                <w:lang w:val="en-IN"/>
+              </w:rPr>
+            </w:pPr>
+            <w:r>
+              <w:rPr>
+                <w:lang w:val="en-IN"/>
+              </w:rPr>
+              <w:t>Runtime processing</w:t>
+            </w:r>
+          </w:p>
+        </w:tc>
+        <w:tc>
+          <w:tcPr>
+            <w:tcW w:w="0" w:type="auto"/>
+            <w:vAlign w:val="center"/>
+            <w:hideMark/>
+          </w:tcPr>
+          <w:p>
+            <w:pPr>
+              <w:spacing w:after="0" w:line="240" w:lineRule="auto"/>
+              <w:rPr>
+                <w:lang w:val="en-IN"/>
+              </w:rPr>
+            </w:pPr>
+            <w:r>
+              <w:rPr>
+                <w:lang w:val="en-IN"/>
+              </w:rPr>
+              <w:t>@Autowired, @Transactional</w:t>
+            </w:r>
+          </w:p>
+        </w:tc>
+      </w:tr>
+      <w:tr>
+        <w:trPr>
+          <w:tblCellSpacing w:w="15" w:type="dxa"/>
+        </w:trPr>
+        <w:tc>
+          <w:tcPr>
+            <w:tcW w:w="0" w:type="auto"/>
+            <w:vAlign w:val="center"/>
+            <w:hideMark/>
+          </w:tcPr>
+          <w:p>
+            <w:pPr>
+              <w:spacing w:after="0" w:line="240" w:lineRule="auto"/>
+              <w:rPr>
+                <w:lang w:val="en-IN"/>
+              </w:rPr>
+            </w:pPr>
+            <w:r>
+              <w:rPr>
+                <w:lang w:val="en-IN"/>
+              </w:rPr>
+              <w:t>Configuration</w:t>
+            </w:r>
+          </w:p>
+        </w:tc>
+        <w:tc>
+          <w:tcPr>
+            <w:tcW w:w="0" w:type="auto"/>
+            <w:vAlign w:val="center"/>
+            <w:hideMark/>
+          </w:tcPr>
+          <w:p>
+            <w:pPr>
+              <w:spacing w:after="0" w:line="240" w:lineRule="auto"/>
+              <w:rPr>
+                <w:lang w:val="en-IN"/>
+              </w:rPr>
+            </w:pPr>
+            <w:r>
+              <w:rPr>
+                <w:lang w:val="en-IN"/>
+              </w:rPr>
+              <w:t>@SpringBootApplication</w:t>
+            </w:r>
+          </w:p>
+        </w:tc>
+      </w:tr>
+      <w:tr>
+        <w:trPr>
+          <w:tblCellSpacing w:w="15" w:type="dxa"/>
+        </w:trPr>
+        <w:tc>
+          <w:tcPr>
+            <w:tcW w:w="0" w:type="auto"/>
+            <w:vAlign w:val="center"/>
+            <w:hideMark/>
+          </w:tcPr>
+          <w:p>
+            <w:pPr>
+              <w:spacing w:after="0" w:line="240" w:lineRule="auto"/>
+              <w:rPr>
+                <w:lang w:val="en-IN"/>
+              </w:rPr>
+            </w:pPr>
+            <w:r>
+              <w:rPr>
+                <w:lang w:val="en-IN"/>
+              </w:rPr>
+              <w:t>Testing</w:t>
+            </w:r>
+          </w:p>
+        </w:tc>
+        <w:tc>
+          <w:tcPr>
+            <w:tcW w:w="0" w:type="auto"/>
+            <w:vAlign w:val="center"/>
+            <w:hideMark/>
+          </w:tcPr>
+          <w:p>
+            <w:pPr>
+              <w:spacing w:after="0" w:line="240" w:lineRule="auto"/>
+              <w:rPr>
+                <w:lang w:val="en-IN"/>
+              </w:rPr>
+            </w:pPr>
+            <w:r>
+              <w:rPr>
+                <w:lang w:val="en-IN"/>
+              </w:rPr>
+              <w:t>@Test, @BeforeEach</w:t>
+            </w:r>
+          </w:p>
+        </w:tc>
+      </w:tr>
+      <w:tr>
+        <w:trPr>
+          <w:tblCellSpacing w:w="15" w:type="dxa"/>
+        </w:trPr>
+        <w:tc>
+          <w:tcPr>
+            <w:tcW w:w="0" w:type="auto"/>
+            <w:vAlign w:val="center"/>
+            <w:hideMark/>
+          </w:tcPr>
+          <w:p>
+            <w:pPr>
+              <w:spacing w:after="0" w:line="240" w:lineRule="auto"/>
+              <w:rPr>
+                <w:lang w:val="en-IN"/>
+              </w:rPr>
+            </w:pPr>
+            <w:r>
+              <w:rPr>
+                <w:lang w:val="en-IN"/>
+              </w:rPr>
+              <w:lastRenderedPageBreak/>
+              <w:t>Validation</w:t>
+            </w:r>
+          </w:p>
+        </w:tc>
+        <w:tc>
+          <w:tcPr>
+            <w:tcW w:w="0" w:type="auto"/>
+            <w:vAlign w:val="center"/>
+            <w:hideMark/>
+          </w:tcPr>
+          <w:p>
+            <w:pPr>
+              <w:spacing w:after="0" w:line="240" w:lineRule="auto"/>
+              <w:rPr>
+                <w:lang w:val="en-IN"/>
+              </w:rPr>
+            </w:pPr>
+            <w:r>
+              <w:rPr>
+                <w:lang w:val="en-IN"/>
+              </w:rPr>
+              <w:t>@NotNull, @Size</w:t>
+            </w:r>
+          </w:p>
+        </w:tc>
+      </w:tr>
+      <w:tr>
+        <w:trPr>
+          <w:tblCellSpacing w:w="15" w:type="dxa"/>
+        </w:trPr>
+        <w:tc>
+          <w:tcPr>
+            <w:tcW w:w="0" w:type="auto"/>
+            <w:vAlign w:val="center"/>
+            <w:hideMark/>
+          </w:tcPr>
+          <w:p>
+            <w:pPr>
+              <w:spacing w:after="0" w:line="240" w:lineRule="auto"/>
+              <w:rPr>
+                <w:lang w:val="en-IN"/>
+              </w:rPr>
+            </w:pPr>
+            <w:r>
+              <w:rPr>
+                <w:lang w:val="en-IN"/>
+              </w:rPr>
+              <w:t>Mapping</w:t>
+            </w:r>
+          </w:p>
+        </w:tc>
+        <w:tc>
+          <w:tcPr>
+            <w:tcW w:w="0" w:type="auto"/>
+            <w:vAlign w:val="center"/>
+            <w:hideMark/>
+          </w:tcPr>
+          <w:p>
+            <w:pPr>
+              <w:spacing w:after="0" w:line="240" w:lineRule="auto"/>
+              <w:rPr>
+                <w:lang w:val="en-IN"/>
+              </w:rPr>
+            </w:pPr>
+            <w:r>
+              <w:rPr>
+                <w:lang w:val="en-IN"/>
+              </w:rPr>
+              <w:t>@Entity, @Column</w:t>
+            </w:r>
+          </w:p>
+        </w:tc>
+      </w:tr>
+      <w:tr>
+        <w:trPr>
+          <w:tblCellSpacing w:w="15" w:type="dxa"/>
+        </w:trPr>
+        <w:tc>
+          <w:tcPr>
+            <w:tcW w:w="0" w:type="auto"/>
+            <w:vAlign w:val="center"/>
+            <w:hideMark/>
+          </w:tcPr>
+          <w:p>
+            <w:pPr>
+              <w:spacing w:after="0" w:line="240" w:lineRule="auto"/>
+              <w:rPr>
+                <w:lang w:val="en-IN"/>
+              </w:rPr>
+            </w:pPr>
+            <w:r>
+              <w:rPr>
+                <w:lang w:val="en-IN"/>
+              </w:rPr>
+              <w:t>Security</w:t>
+            </w:r>
+          </w:p>
+        </w:tc>
+        <w:tc>
+          <w:tcPr>
+            <w:tcW w:w="0" w:type="auto"/>
+            <w:vAlign w:val="center"/>
+            <w:hideMark/>
+          </w:tcPr>
+          <w:p>
+            <w:pPr>
+              <w:spacing w:after="0" w:line="240" w:lineRule="auto"/>
+              <w:rPr>
+                <w:lang w:val="en-IN"/>
+              </w:rPr>
+            </w:pPr>
+            <w:r>
+              <w:rPr>
+                <w:lang w:val="en-IN"/>
+              </w:rPr>
+              <w:t>@PreAuthorize</w:t>
+            </w:r>
+          </w:p>
+        </w:tc>
+      </w:tr>
+      <w:tr>
+        <w:trPr>
+          <w:tblCellSpacing w:w="15" w:type="dxa"/>
+        </w:trPr>
+        <w:tc>
+          <w:tcPr>
+            <w:tcW w:w="0" w:type="auto"/>
+            <w:vAlign w:val="center"/>
+            <w:hideMark/>
+          </w:tcPr>
+          <w:p>
+            <w:pPr>
+              <w:spacing w:after="0" w:line="240" w:lineRule="auto"/>
+              <w:rPr>
+                <w:lang w:val="en-IN"/>
+              </w:rPr>
+            </w:pPr>
+            <w:r>
+              <w:rPr>
+                <w:lang w:val="en-IN"/>
+              </w:rPr>
+              <w:t>API documentation</w:t>
+            </w:r>
+          </w:p>
+        </w:tc>
+        <w:tc>
+          <w:tcPr>
+            <w:tcW w:w="0" w:type="auto"/>
+            <w:vAlign w:val="center"/>
+            <w:hideMark/>
+          </w:tcPr>
+          <w:p>
+            <w:pPr>
+              <w:spacing w:after="0" w:line="240" w:lineRule="auto"/>
+              <w:rPr>
+                <w:lang w:val="en-IN"/>
+              </w:rPr>
+            </w:pPr>
+            <w:r>
+              <w:rPr>
+                <w:lang w:val="en-IN"/>
+              </w:rPr>
+              <w:t>@Operation</w:t>
+            </w:r>
+          </w:p>
+        </w:tc>
+      </w:tr>
+      <w:tr>
+        <w:trPr>
+          <w:tblCellSpacing w:w="15" w:type="dxa"/>
+        </w:trPr>
+        <w:tc>
+          <w:tcPr>
+            <w:tcW w:w="0" w:type="auto"/>
+            <w:vAlign w:val="center"/>
+            <w:hideMark/>
+          </w:tcPr>
+          <w:p>
+            <w:pPr>
+              <w:spacing w:after="0" w:line="240" w:lineRule="auto"/>
+              <w:rPr>
+                <w:lang w:val="en-IN"/>
+              </w:rPr>
+            </w:pPr>
+            <w:r>
+              <w:rPr>
+                <w:lang w:val="en-IN"/>
+              </w:rPr>
+              <w:t xml:space="preserve">Custom application </w:t>
+            </w:r>
+            <w:proofErr w:type="spellStart"/>
+            <w:r>
+              <w:rPr>
+                <w:lang w:val="en-IN"/>
+              </w:rPr>
+              <w:t>behavior</w:t>
+            </w:r>
+            <w:proofErr w:type="spellEnd"/>
+          </w:p>
+        </w:tc>
+        <w:tc>
+          <w:tcPr>
+            <w:tcW w:w="0" w:type="auto"/>
+            <w:vAlign w:val="center"/>
+            <w:hideMark/>
+          </w:tcPr>
+          <w:p>
+            <w:pPr>
+              <w:spacing w:after="0" w:line="240" w:lineRule="auto"/>
+              <w:rPr>
+                <w:lang w:val="en-IN"/>
+              </w:rPr>
+            </w:pPr>
+            <w:r>
+              <w:rPr>
+                <w:lang w:val="en-IN"/>
+              </w:rPr>
+              <w:t>@LogExecutionTime</w:t>
+            </w:r>
+          </w:p>
+        </w:tc>
+      </w:tr>
+    </w:tbl>
+    <w:p>
+      <w:pPr>
+        <w:spacing w:after="0" w:line="240" w:lineRule="auto"/>
+      </w:pPr>
+    </w:p>
+    <w:p>
+      <w:pPr>
+        <w:spacing w:after="0" w:line="240" w:lineRule="auto"/>
+      </w:pPr>
+    </w:p>
+    <w:p>
+      <w:pPr>
+        <w:spacing w:after="0" w:line="240" w:lineRule="auto"/>
+        <w:rPr>
+          <w:b/>
+          <w:bCs/>
+          <w:lang w:val="en-IN"/>
+        </w:rPr>
+      </w:pPr>
+      <w:r>
+        <w:rPr>
+          <w:b/>
+          <w:bCs/>
+          <w:lang w:val="en-IN"/>
+        </w:rPr>
+        <w:t>How does an annotation look?</w:t>
+      </w:r>
+    </w:p>
+    <w:p>
+      <w:pPr>
+        <w:spacing w:after="0" w:line="240" w:lineRule="auto"/>
+        <w:rPr>
+          <w:lang w:val="en-IN"/>
+        </w:rPr>
+      </w:pPr>
+      <w:r>
+        <w:rPr>
+          <w:lang w:val="en-IN"/>
+        </w:rPr>
+        <w:t>A custom annotation is declared using:</w:t>
+      </w:r>
+    </w:p>
+    <w:p>
+      <w:pPr>
+        <w:spacing w:after="0" w:line="240" w:lineRule="auto"/>
+        <w:rPr>
+          <w:lang w:val="en-IN"/>
+        </w:rPr>
+      </w:pPr>
+      <w:r>
+        <w:rPr>
+          <w:lang w:val="en-IN"/>
+        </w:rPr>
+        <w:t>@interface</w:t>
+      </w:r>
+    </w:p>
+    <w:p>
+      <w:pPr>
+        <w:spacing w:after="0" w:line="240" w:lineRule="auto"/>
+        <w:rPr>
+          <w:lang w:val="en-IN"/>
+        </w:rPr>
+      </w:pPr>
+      <w:r>
+        <w:rPr>
+          <w:lang w:val="en-IN"/>
+        </w:rPr>
+        <w:t>For example:</w:t>
+      </w:r>
+    </w:p>
+    <w:tbl>
+      <w:tblPr>
+        <w:tblStyle w:val="TableGrid"/>
+        <w:tblW w:w="0" w:type="auto"/>
+        <w:tblLook w:val="04A0" w:firstRow="1" w:lastRow="0" w:firstColumn="1" w:lastColumn="0" w:noHBand="0" w:noVBand="1"/>
+      </w:tblPr>
+      <w:tblGrid>
+        <w:gridCol w:w="11016"/>
+      </w:tblGrid>
+      <w:tr>
+        <w:tc>
+          <w:tcPr>
+            <w:tcW w:w="11016" w:type="dxa"/>
+          </w:tcPr>
+          <w:p>
+            <w:pPr>
+              <w:rPr>
+                <w:lang w:val="en-IN"/>
+              </w:rPr>
+            </w:pPr>
+            <w:r>
+              <w:rPr>
+                <w:lang w:val="en-IN"/>
+              </w:rPr>
+              <w:t xml:space="preserve">public @interface </w:t>
+            </w:r>
+            <w:proofErr w:type="spellStart"/>
+            <w:r>
+              <w:rPr>
+                <w:lang w:val="en-IN"/>
+              </w:rPr>
+              <w:t>MyAnnotation</w:t>
+            </w:r>
+            <w:proofErr w:type="spellEnd"/>
+            <w:r>
+              <w:rPr>
+                <w:lang w:val="en-IN"/>
+              </w:rPr>
+              <w:t xml:space="preserve"> {</w:t>
+            </w:r>
+          </w:p>
+          <w:p>
+            <w:pPr>
+              <w:rPr>
+                <w:lang w:val="en-IN"/>
+              </w:rPr>
+            </w:pPr>
+            <w:r>
+              <w:rPr>
+                <w:lang w:val="en-IN"/>
+              </w:rPr>
+              <w:t>}</w:t>
+            </w:r>
+          </w:p>
+          <w:p>
+            <w:pPr>
+              <w:rPr>
+                <w:lang w:val="en-IN"/>
+              </w:rPr>
+            </w:pPr>
+          </w:p>
+        </w:tc>
+      </w:tr>
+    </w:tbl>
+    <w:p>
+      <w:pPr>
+        <w:spacing w:after="0" w:line="240" w:lineRule="auto"/>
+        <w:rPr>
+          <w:lang w:val="en-IN"/>
+        </w:rPr>
+      </w:pPr>
+      <w:r>
+        <w:rPr>
+          <w:lang w:val="en-IN"/>
+        </w:rPr>
+        <w:t xml:space="preserve">This creates an annotation called </w:t>
+      </w:r>
+      <w:proofErr w:type="spellStart"/>
+      <w:r>
+        <w:rPr>
+          <w:lang w:val="en-IN"/>
+        </w:rPr>
+        <w:t>MyAnnotation</w:t>
+      </w:r>
+      <w:proofErr w:type="spellEnd"/>
+      <w:r>
+        <w:rPr>
+          <w:lang w:val="en-IN"/>
+        </w:rPr>
+        <w:t>.</w:t>
+      </w:r>
+    </w:p>
+    <w:p>
+      <w:pPr>
+        <w:spacing w:after="0" w:line="240" w:lineRule="auto"/>
+        <w:rPr>
+          <w:lang w:val="en-IN"/>
+        </w:rPr>
+      </w:pPr>
+      <w:r>
+        <w:rPr>
+          <w:lang w:val="en-IN"/>
+        </w:rPr>
+        <w:t>You can then use it:</w:t>
+      </w:r>
+    </w:p>
+    <w:tbl>
+      <w:tblPr>
+        <w:tblStyle w:val="TableGrid"/>
+        <w:tblW w:w="0" w:type="auto"/>
+        <w:tblLook w:val="04A0" w:firstRow="1" w:lastRow="0" w:firstColumn="1" w:lastColumn="0" w:noHBand="0" w:noVBand="1"/>
+      </w:tblPr>
+      <w:tblGrid>
+        <w:gridCol w:w="11016"/>
+      </w:tblGrid>
+      <w:tr>
+        <w:tc>
+          <w:tcPr>
+            <w:tcW w:w="11016" w:type="dxa"/>
+          </w:tcPr>
+          <w:p>
+            <w:pPr>
+              <w:rPr>
+                <w:lang w:val="en-IN"/>
+              </w:rPr>
+            </w:pPr>
+            <w:r>
+              <w:rPr>
+                <w:lang w:val="en-IN"/>
+              </w:rPr>
+              <w:t>@MyAnnotation</w:t>
+            </w:r>
+          </w:p>
+          <w:p>
+            <w:pPr>
+              <w:rPr>
+                <w:lang w:val="en-IN"/>
+              </w:rPr>
+            </w:pPr>
+            <w:r>
+              <w:rPr>
+                <w:lang w:val="en-IN"/>
+              </w:rPr>
+              <w:t>public class Employee {</w:t>
+            </w:r>
+          </w:p>
+          <w:p>
+            <w:pPr>
+              <w:rPr>
+                <w:lang w:val="en-IN"/>
+              </w:rPr>
+            </w:pPr>
+            <w:r>
+              <w:rPr>
+                <w:lang w:val="en-IN"/>
+              </w:rPr>
+              <w:t>}</w:t>
+            </w:r>
+          </w:p>
+          <w:p>
+            <w:pPr>
+              <w:rPr>
+                <w:lang w:val="en-IN"/>
+              </w:rPr>
+            </w:pPr>
+          </w:p>
+        </w:tc>
+      </w:tr>
+    </w:tbl>
+    <w:p>
+      <w:pPr>
+        <w:spacing w:after="0" w:line="240" w:lineRule="auto"/>
+        <w:rPr>
+          <w:lang w:val="en-IN"/>
+        </w:rPr>
+      </w:pPr>
+      <w:r>
+        <w:rPr>
+          <w:lang w:val="en-IN"/>
+        </w:rPr>
+        <w:t>That's the basic concept.</w:t>
+      </w:r>
+    </w:p>
+    <w:p>
+      <w:pPr>
+        <w:spacing w:after="0" w:line="240" w:lineRule="auto"/>
+      </w:pPr>
+    </w:p>
+    <w:p>
+      <w:pPr>
+        <w:spacing w:after="0" w:line="240" w:lineRule="auto"/>
+        <w:rPr>
+          <w:b/>
+          <w:bCs/>
+          <w:lang w:val="en-IN"/>
+        </w:rPr>
+      </w:pPr>
+      <w:r>
+        <w:rPr>
+          <w:b/>
+          <w:bCs/>
+          <w:lang w:val="en-IN"/>
+        </w:rPr>
+        <w:t>Annotation with values</w:t>
+      </w:r>
+    </w:p>
+    <w:p>
+      <w:pPr>
+        <w:spacing w:after="0" w:line="240" w:lineRule="auto"/>
+        <w:rPr>
+          <w:lang w:val="en-IN"/>
+        </w:rPr>
+      </w:pPr>
+      <w:r>
+        <w:rPr>
+          <w:lang w:val="en-IN"/>
+        </w:rPr>
+        <w:t>Annotations can have attributes.</w:t>
+      </w:r>
+    </w:p>
+    <w:p>
+      <w:pPr>
+        <w:spacing w:after="0" w:line="240" w:lineRule="auto"/>
+        <w:rPr>
+          <w:lang w:val="en-IN"/>
+        </w:rPr>
+      </w:pPr>
+      <w:r>
+        <w:rPr>
+          <w:lang w:val="en-IN"/>
+        </w:rPr>
+        <w:t>For example:</w:t>
+      </w:r>
+    </w:p>
+    <w:p>
+      <w:pPr>
+        <w:spacing w:after="0" w:line="240" w:lineRule="auto"/>
+        <w:rPr>
+          <w:lang w:val="en-IN"/>
+        </w:rPr>
+      </w:pPr>
+      <w:r>
+        <w:rPr>
+          <w:lang w:val="en-IN"/>
+        </w:rPr>
+        <w:t>public @interface Developer {</w:t>
+      </w:r>
+    </w:p>
+    <w:p>
+      <w:pPr>
+        <w:spacing w:after="0" w:line="240" w:lineRule="auto"/>
+        <w:rPr>
+          <w:lang w:val="en-IN"/>
+        </w:rPr>
+      </w:pPr>
+    </w:p>
+    <w:p>
+      <w:pPr>
+        <w:spacing w:after="0" w:line="240" w:lineRule="auto"/>
+        <w:rPr>
+          <w:lang w:val="en-IN"/>
+        </w:rPr>
+      </w:pPr>
+      <w:r>
+        <w:rPr>
+          <w:lang w:val="en-IN"/>
+        </w:rPr>
+        <w:t xml:space="preserve">    String </w:t>
+      </w:r>
+      <w:proofErr w:type="gramStart"/>
+      <w:r>
+        <w:rPr>
+          <w:lang w:val="en-IN"/>
+        </w:rPr>
+        <w:t>name(</w:t>
+      </w:r>
+      <w:proofErr w:type="gramEnd"/>
+      <w:r>
+        <w:rPr>
+          <w:lang w:val="en-IN"/>
+        </w:rPr>
+        <w:t>);</w:t>
+      </w:r>
+    </w:p>
+    <w:p>
+      <w:pPr>
+        <w:spacing w:after="0" w:line="240" w:lineRule="auto"/>
+        <w:rPr>
+          <w:lang w:val="en-IN"/>
+        </w:rPr>
+      </w:pPr>
+    </w:p>
+    <w:p>
+      <w:pPr>
+        <w:spacing w:after="0" w:line="240" w:lineRule="auto"/>
+        <w:rPr>
+          <w:lang w:val="en-IN"/>
+        </w:rPr>
+      </w:pPr>
+      <w:r>
+        <w:rPr>
+          <w:lang w:val="en-IN"/>
+        </w:rPr>
+        <w:t xml:space="preserve">    String </w:t>
+      </w:r>
+      <w:proofErr w:type="gramStart"/>
+      <w:r>
+        <w:rPr>
+          <w:lang w:val="en-IN"/>
+        </w:rPr>
+        <w:t>team(</w:t>
+      </w:r>
+      <w:proofErr w:type="gramEnd"/>
+      <w:r>
+        <w:rPr>
+          <w:lang w:val="en-IN"/>
+        </w:rPr>
+        <w:t>);</w:t>
+      </w:r>
+    </w:p>
+    <w:p>
+      <w:pPr>
+        <w:spacing w:after="0" w:line="240" w:lineRule="auto"/>
+        <w:rPr>
+          <w:lang w:val="en-IN"/>
+        </w:rPr>
+      </w:pPr>
+      <w:r>
+        <w:rPr>
+          <w:lang w:val="en-IN"/>
+        </w:rPr>
+        <w:t>}</w:t>
+      </w:r>
+    </w:p>
+    <w:p>
+      <w:pPr>
+        <w:spacing w:after="0" w:line="240" w:lineRule="auto"/>
+        <w:rPr>
+          <w:lang w:val="en-IN"/>
+        </w:rPr>
+      </w:pPr>
+      <w:r>
+        <w:rPr>
+          <w:lang w:val="en-IN"/>
+        </w:rPr>
+        <w:t>Now use it:</w:t>
+      </w:r>
+    </w:p>
+    <w:p>
+      <w:pPr>
+        <w:spacing w:after="0" w:line="240" w:lineRule="auto"/>
+        <w:rPr>
+          <w:lang w:val="en-IN"/>
+        </w:rPr>
+      </w:pPr>
+      <w:r>
+        <w:rPr>
+          <w:lang w:val="en-IN"/>
+        </w:rPr>
+        <w:t>@</w:t>
+      </w:r>
+      <w:proofErr w:type="gramStart"/>
+      <w:r>
+        <w:rPr>
+          <w:lang w:val="en-IN"/>
+        </w:rPr>
+        <w:t>Developer(</w:t>
+      </w:r>
+      <w:proofErr w:type="gramEnd"/>
+    </w:p>
+    <w:p>
+      <w:pPr>
+        <w:spacing w:after="0" w:line="240" w:lineRule="auto"/>
+        <w:rPr>
+          <w:lang w:val="en-IN"/>
+        </w:rPr>
+      </w:pPr>
+      <w:r>
+        <w:rPr>
+          <w:lang w:val="en-IN"/>
+        </w:rPr>
+        <w:t xml:space="preserve">    name = "Azad",</w:t>
+      </w:r>
+    </w:p>
+    <w:p>
+      <w:pPr>
+        <w:spacing w:after="0" w:line="240" w:lineRule="auto"/>
+        <w:rPr>
+          <w:lang w:val="en-IN"/>
+        </w:rPr>
+      </w:pPr>
+      <w:r>
+        <w:rPr>
+          <w:lang w:val="en-IN"/>
+        </w:rPr>
+        <w:t xml:space="preserve">    team = "Payments"</w:t>
+      </w:r>
+    </w:p>
+    <w:p>
+      <w:pPr>
+        <w:spacing w:after="0" w:line="240" w:lineRule="auto"/>
+        <w:rPr>
+          <w:lang w:val="en-IN"/>
+        </w:rPr>
+      </w:pPr>
+      <w:r>
+        <w:rPr>
+          <w:lang w:val="en-IN"/>
+        </w:rPr>
+        <w:t>)</w:t>
+      </w:r>
+    </w:p>
+    <w:p>
+      <w:pPr>
+        <w:spacing w:after="0" w:line="240" w:lineRule="auto"/>
+        <w:rPr>
+          <w:lang w:val="en-IN"/>
+        </w:rPr>
+      </w:pPr>
+      <w:r>
+        <w:rPr>
+          <w:lang w:val="en-IN"/>
+        </w:rPr>
+        <w:t xml:space="preserve">public class </w:t>
+      </w:r>
+      <w:proofErr w:type="spellStart"/>
+      <w:r>
+        <w:rPr>
+          <w:lang w:val="en-IN"/>
+        </w:rPr>
+        <w:t>PaymentService</w:t>
+      </w:r>
+      <w:proofErr w:type="spellEnd"/>
+      <w:r>
+        <w:rPr>
+          <w:lang w:val="en-IN"/>
+        </w:rPr>
+        <w:t xml:space="preserve"> {</w:t>
+      </w:r>
+    </w:p>
+    <w:p>
+      <w:pPr>
+        <w:spacing w:after="0" w:line="240" w:lineRule="auto"/>
+        <w:rPr>
+          <w:lang w:val="en-IN"/>
+        </w:rPr>
+      </w:pPr>
+      <w:r>
+        <w:rPr>
+          <w:lang w:val="en-IN"/>
+        </w:rPr>
+        <w:t>}</w:t>
+      </w:r>
+    </w:p>
+    <w:p>
+      <w:pPr>
+        <w:spacing w:after="0" w:line="240" w:lineRule="auto"/>
+        <w:rPr>
+          <w:lang w:val="en-IN"/>
+        </w:rPr>
+      </w:pPr>
+      <w:r>
+        <w:rPr>
+          <w:lang w:val="en-IN"/>
+        </w:rPr>
+        <w:t>You can read those values:</w:t>
+      </w:r>
+    </w:p>
+    <w:p>
+      <w:pPr>
+        <w:spacing w:after="0" w:line="240" w:lineRule="auto"/>
+        <w:rPr>
+          <w:lang w:val="en-IN"/>
+        </w:rPr>
+      </w:pPr>
+      <w:r>
+        <w:rPr>
+          <w:lang w:val="en-IN"/>
+        </w:rPr>
+        <w:t>Class&lt;</w:t>
+      </w:r>
+      <w:proofErr w:type="spellStart"/>
+      <w:r>
+        <w:rPr>
+          <w:lang w:val="en-IN"/>
+        </w:rPr>
+        <w:t>PaymentService</w:t>
+      </w:r>
+      <w:proofErr w:type="spellEnd"/>
+      <w:r>
+        <w:rPr>
+          <w:lang w:val="en-IN"/>
+        </w:rPr>
+        <w:t xml:space="preserve">&gt; </w:t>
+      </w:r>
+      <w:proofErr w:type="spellStart"/>
+      <w:r>
+        <w:rPr>
+          <w:lang w:val="en-IN"/>
+        </w:rPr>
+        <w:t>clazz</w:t>
+      </w:r>
+      <w:proofErr w:type="spellEnd"/>
+      <w:r>
+        <w:rPr>
+          <w:lang w:val="en-IN"/>
+        </w:rPr>
+        <w:t xml:space="preserve"> = </w:t>
+      </w:r>
+      <w:proofErr w:type="spellStart"/>
+      <w:r>
+        <w:rPr>
+          <w:lang w:val="en-IN"/>
+        </w:rPr>
+        <w:t>PaymentService.class</w:t>
+      </w:r>
+      <w:proofErr w:type="spellEnd"/>
+      <w:r>
+        <w:rPr>
+          <w:lang w:val="en-IN"/>
+        </w:rPr>
+        <w:t>;</w:t>
+      </w:r>
+    </w:p>
+    <w:p>
+      <w:pPr>
+        <w:spacing w:after="0" w:line="240" w:lineRule="auto"/>
+        <w:rPr>
+          <w:lang w:val="en-IN"/>
+        </w:rPr>
+      </w:pPr>
+    </w:p>
+    <w:p>
+      <w:pPr>
+        <w:spacing w:after="0" w:line="240" w:lineRule="auto"/>
+        <w:rPr>
+          <w:lang w:val="en-IN"/>
+        </w:rPr>
+      </w:pPr>
+      <w:r>
+        <w:rPr>
+          <w:lang w:val="en-IN"/>
+        </w:rPr>
+        <w:t xml:space="preserve">Developer </w:t>
+      </w:r>
+      <w:proofErr w:type="spellStart"/>
+      <w:r>
+        <w:rPr>
+          <w:lang w:val="en-IN"/>
+        </w:rPr>
+        <w:t>developer</w:t>
+      </w:r>
+      <w:proofErr w:type="spellEnd"/>
+      <w:r>
+        <w:rPr>
+          <w:lang w:val="en-IN"/>
+        </w:rPr>
+        <w:t xml:space="preserve"> =</w:t>
+      </w:r>
+    </w:p>
+    <w:p>
+      <w:pPr>
+        <w:spacing w:after="0" w:line="240" w:lineRule="auto"/>
+        <w:rPr>
+          <w:lang w:val="en-IN"/>
+        </w:rPr>
+      </w:pPr>
+      <w:r>
+        <w:rPr>
+          <w:lang w:val="en-IN"/>
+        </w:rPr>
+        <w:t xml:space="preserve">        </w:t>
+      </w:r>
+      <w:proofErr w:type="spellStart"/>
+      <w:proofErr w:type="gramStart"/>
+      <w:r>
+        <w:rPr>
+          <w:lang w:val="en-IN"/>
+        </w:rPr>
+        <w:t>clazz.getAnnotation</w:t>
+      </w:r>
+      <w:proofErr w:type="spellEnd"/>
+      <w:proofErr w:type="gramEnd"/>
+      <w:r>
+        <w:rPr>
+          <w:lang w:val="en-IN"/>
+        </w:rPr>
+        <w:t>(</w:t>
+      </w:r>
+      <w:proofErr w:type="spellStart"/>
+      <w:r>
+        <w:rPr>
+          <w:lang w:val="en-IN"/>
+        </w:rPr>
+        <w:t>Developer.class</w:t>
+      </w:r>
+      <w:proofErr w:type="spellEnd"/>
+      <w:r>
+        <w:rPr>
+          <w:lang w:val="en-IN"/>
+        </w:rPr>
+        <w:t>);</w:t>
+      </w:r>
+    </w:p>
+    <w:p>
+      <w:pPr>
+        <w:spacing w:after="0" w:line="240" w:lineRule="auto"/>
+        <w:rPr>
+          <w:lang w:val="en-IN"/>
+        </w:rPr>
+      </w:pPr>
+    </w:p>
+    <w:p>
+      <w:pPr>
+        <w:spacing w:after="0" w:line="240" w:lineRule="auto"/>
+        <w:rPr>
+          <w:lang w:val="en-IN"/>
+        </w:rPr>
+      </w:pPr>
+      <w:proofErr w:type="spellStart"/>
+      <w:r>
+        <w:rPr>
+          <w:lang w:val="en-IN"/>
+        </w:rPr>
+        <w:t>System.out.println</w:t>
+      </w:r>
+      <w:proofErr w:type="spellEnd"/>
+      <w:r>
+        <w:rPr>
+          <w:lang w:val="en-IN"/>
+        </w:rPr>
+        <w:t>(</w:t>
+      </w:r>
+      <w:proofErr w:type="gramStart"/>
+      <w:r>
+        <w:rPr>
+          <w:lang w:val="en-IN"/>
+        </w:rPr>
+        <w:t>developer.name(</w:t>
+      </w:r>
+      <w:proofErr w:type="gramEnd"/>
+      <w:r>
+        <w:rPr>
+          <w:lang w:val="en-IN"/>
+        </w:rPr>
+        <w:t>));</w:t>
+      </w:r>
+    </w:p>
+    <w:p>
+      <w:pPr>
+        <w:spacing w:after="0" w:line="240" w:lineRule="auto"/>
+        <w:rPr>
+          <w:lang w:val="en-IN"/>
+        </w:rPr>
+      </w:pPr>
+      <w:proofErr w:type="spellStart"/>
+      <w:r>
+        <w:rPr>
+          <w:lang w:val="en-IN"/>
+        </w:rPr>
+        <w:t>System.out.println</w:t>
+      </w:r>
+      <w:proofErr w:type="spellEnd"/>
+      <w:r>
+        <w:rPr>
+          <w:lang w:val="en-IN"/>
+        </w:rPr>
+        <w:t>(</w:t>
+      </w:r>
+      <w:proofErr w:type="spellStart"/>
+      <w:proofErr w:type="gramStart"/>
+      <w:r>
+        <w:rPr>
+          <w:lang w:val="en-IN"/>
+        </w:rPr>
+        <w:t>developer.team</w:t>
+      </w:r>
+      <w:proofErr w:type="spellEnd"/>
+      <w:proofErr w:type="gramEnd"/>
+      <w:r>
+        <w:rPr>
+          <w:lang w:val="en-IN"/>
+        </w:rPr>
+        <w:t>());</w:t>
+      </w:r>
+    </w:p>
+    <w:p>
+      <w:pPr>
+        <w:spacing w:after="0" w:line="240" w:lineRule="auto"/>
+        <w:rPr>
+          <w:lang w:val="en-IN"/>
+        </w:rPr>
+      </w:pPr>
+      <w:r>
+        <w:rPr>
+          <w:lang w:val="en-IN"/>
+        </w:rPr>
+        <w:t>Output:</w:t>
+      </w:r>
+    </w:p>
+    <w:p>
+      <w:pPr>
+        <w:spacing w:after="0" w:line="240" w:lineRule="auto"/>
+        <w:rPr>
+          <w:lang w:val="en-IN"/>
+        </w:rPr>
+      </w:pPr>
+      <w:r>
+        <w:rPr>
+          <w:lang w:val="en-IN"/>
+        </w:rPr>
+        <w:t>Azad</w:t>
+      </w:r>
+    </w:p>
+    <w:p>
+      <w:pPr>
+        <w:spacing w:after="0" w:line="240" w:lineRule="auto"/>
+        <w:rPr>
+          <w:lang w:val="en-IN"/>
+        </w:rPr>
+      </w:pPr>
+      <w:r>
+        <w:rPr>
+          <w:lang w:val="en-IN"/>
+        </w:rPr>
+        <w:t>Payments</w:t>
+      </w:r>
+    </w:p>
+    <w:p>
+      <w:pPr>
+        <w:spacing w:after="0" w:line="240" w:lineRule="auto"/>
+      </w:pPr>
+    </w:p>
+    <w:p>
+      <w:pPr>
+        <w:spacing w:after="0" w:line="240" w:lineRule="auto"/>
+      </w:pPr>
+    </w:p>
+    <w:p>
+      <w:pPr>
+        <w:spacing w:after="0" w:line="240" w:lineRule="auto"/>
+      </w:pPr>
+    </w:p>
+    <w:p>
+      <w:pPr>
+        <w:spacing w:after="0" w:line="240" w:lineRule="auto"/>
+        <w:rPr>
+          <w:b/>
+          <w:bCs/>
+          <w:lang w:val="en-IN"/>
+        </w:rPr>
+      </w:pPr>
+      <w:r>
+        <w:rPr>
+          <w:b/>
+          <w:bCs/>
+          <w:lang w:val="en-IN"/>
+        </w:rPr>
+        <w:t>Adding default values</w:t>
+      </w:r>
+    </w:p>
+    <w:p>
+      <w:pPr>
+        <w:spacing w:after="0" w:line="240" w:lineRule="auto"/>
+        <w:rPr>
+          <w:lang w:val="en-IN"/>
+        </w:rPr>
+      </w:pPr>
+      <w:r>
+        <w:rPr>
+          <w:lang w:val="en-IN"/>
+        </w:rPr>
+        <w:t>You can provide defaults.</w:t>
+      </w:r>
+    </w:p>
+    <w:p>
+      <w:pPr>
+        <w:spacing w:after="0" w:line="240" w:lineRule="auto"/>
+        <w:rPr>
+          <w:lang w:val="en-IN"/>
+        </w:rPr>
+      </w:pPr>
+      <w:r>
+        <w:rPr>
+          <w:lang w:val="en-IN"/>
+        </w:rPr>
+        <w:t>public @interface Developer {</w:t>
+      </w:r>
+    </w:p>
+    <w:p>
+      <w:pPr>
+        <w:spacing w:after="0" w:line="240" w:lineRule="auto"/>
+        <w:rPr>
+          <w:lang w:val="en-IN"/>
+        </w:rPr>
+      </w:pPr>
+    </w:p>
+    <w:p>
+      <w:pPr>
+        <w:spacing w:after="0" w:line="240" w:lineRule="auto"/>
+        <w:rPr>
+          <w:lang w:val="en-IN"/>
+        </w:rPr>
+      </w:pPr>
+      <w:r>
+        <w:rPr>
+          <w:lang w:val="en-IN"/>
+        </w:rPr>
+        <w:t xml:space="preserve">    String </w:t>
+      </w:r>
+      <w:proofErr w:type="gramStart"/>
+      <w:r>
+        <w:rPr>
+          <w:lang w:val="en-IN"/>
+        </w:rPr>
+        <w:t>name(</w:t>
+      </w:r>
+      <w:proofErr w:type="gramEnd"/>
+      <w:r>
+        <w:rPr>
+          <w:lang w:val="en-IN"/>
+        </w:rPr>
+        <w:t>);</w:t>
+      </w:r>
+    </w:p>
+    <w:p>
+      <w:pPr>
+        <w:spacing w:after="0" w:line="240" w:lineRule="auto"/>
+        <w:rPr>
+          <w:lang w:val="en-IN"/>
+        </w:rPr>
+      </w:pPr>
+    </w:p>
+    <w:p>
+      <w:pPr>
+        <w:spacing w:after="0" w:line="240" w:lineRule="auto"/>
+        <w:rPr>
+          <w:lang w:val="en-IN"/>
+        </w:rPr>
+      </w:pPr>
+      <w:r>
+        <w:rPr>
+          <w:lang w:val="en-IN"/>
+        </w:rPr>
+        <w:t xml:space="preserve">    String </w:t>
+      </w:r>
+      <w:proofErr w:type="gramStart"/>
+      <w:r>
+        <w:rPr>
+          <w:lang w:val="en-IN"/>
+        </w:rPr>
+        <w:t>team(</w:t>
+      </w:r>
+      <w:proofErr w:type="gramEnd"/>
+      <w:r>
+        <w:rPr>
+          <w:lang w:val="en-IN"/>
+        </w:rPr>
+        <w:t>) default "Java Team";</w:t>
+      </w:r>
+    </w:p>
+    <w:p>
+      <w:pPr>
+        <w:spacing w:after="0" w:line="240" w:lineRule="auto"/>
+        <w:rPr>
+          <w:lang w:val="en-IN"/>
+        </w:rPr>
+      </w:pPr>
+      <w:r>
+        <w:rPr>
+          <w:lang w:val="en-IN"/>
+        </w:rPr>
+        <w:t>}</w:t>
+      </w:r>
+    </w:p>
+    <w:p>
+      <w:pPr>
+        <w:spacing w:after="0" w:line="240" w:lineRule="auto"/>
+        <w:rPr>
+          <w:lang w:val="en-IN"/>
+        </w:rPr>
+      </w:pPr>
+      <w:r>
+        <w:rPr>
+          <w:lang w:val="en-IN"/>
+        </w:rPr>
+        <w:t>Now:</w:t>
+      </w:r>
+    </w:p>
+    <w:p>
+      <w:pPr>
+        <w:spacing w:after="0" w:line="240" w:lineRule="auto"/>
+        <w:rPr>
+          <w:lang w:val="en-IN"/>
+        </w:rPr>
+      </w:pPr>
+      <w:r>
+        <w:rPr>
+          <w:lang w:val="en-IN"/>
+        </w:rPr>
+        <w:t>@</w:t>
+      </w:r>
+      <w:proofErr w:type="gramStart"/>
+      <w:r>
+        <w:rPr>
+          <w:lang w:val="en-IN"/>
+        </w:rPr>
+        <w:t>Developer(</w:t>
+      </w:r>
+      <w:proofErr w:type="gramEnd"/>
+      <w:r>
+        <w:rPr>
+          <w:lang w:val="en-IN"/>
+        </w:rPr>
+        <w:t>name = "Azad")</w:t>
+      </w:r>
+    </w:p>
+    <w:p>
+      <w:pPr>
+        <w:spacing w:after="0" w:line="240" w:lineRule="auto"/>
+        <w:rPr>
+          <w:lang w:val="en-IN"/>
+        </w:rPr>
+      </w:pPr>
+      <w:r>
+        <w:rPr>
+          <w:lang w:val="en-IN"/>
+        </w:rPr>
+        <w:t xml:space="preserve">public class </w:t>
+      </w:r>
+      <w:proofErr w:type="spellStart"/>
+      <w:r>
+        <w:rPr>
+          <w:lang w:val="en-IN"/>
+        </w:rPr>
+        <w:t>PaymentService</w:t>
+      </w:r>
+      <w:proofErr w:type="spellEnd"/>
+      <w:r>
+        <w:rPr>
+          <w:lang w:val="en-IN"/>
+        </w:rPr>
+        <w:t xml:space="preserve"> {</w:t>
+      </w:r>
+    </w:p>
+    <w:p>
+      <w:pPr>
+        <w:spacing w:after="0" w:line="240" w:lineRule="auto"/>
+        <w:rPr>
+          <w:lang w:val="en-IN"/>
+        </w:rPr>
+      </w:pPr>
+      <w:r>
+        <w:rPr>
+          <w:lang w:val="en-IN"/>
+        </w:rPr>
+        <w:t>}</w:t>
+      </w:r>
+    </w:p>
+    <w:p>
+      <w:pPr>
+        <w:spacing w:after="0" w:line="240" w:lineRule="auto"/>
+        <w:rPr>
+          <w:lang w:val="en-IN"/>
+        </w:rPr>
+      </w:pPr>
+      <w:r>
+        <w:rPr>
+          <w:lang w:val="en-IN"/>
+        </w:rPr>
+        <w:t>team automatically becomes:</w:t>
+      </w:r>
+    </w:p>
+    <w:p>
+      <w:pPr>
+        <w:spacing w:after="0" w:line="240" w:lineRule="auto"/>
+        <w:rPr>
+          <w:lang w:val="en-IN"/>
+        </w:rPr>
+      </w:pPr>
+      <w:r>
+        <w:rPr>
+          <w:lang w:val="en-IN"/>
+        </w:rPr>
+        <w:t>Java Team</w:t>
+      </w:r>
+    </w:p>
+    <w:p>
+      <w:pPr>
+        <w:spacing w:after="0" w:line="240" w:lineRule="auto"/>
+        <w:rPr>
+          <w:lang w:val="en-IN"/>
+        </w:rPr>
+      </w:pPr>
+      <w:r>
+        <w:rPr>
+          <w:lang w:val="en-IN"/>
+        </w:rPr>
+        <w:t>You can also write:</w:t>
+      </w:r>
+    </w:p>
+    <w:p>
+      <w:pPr>
+        <w:spacing w:after="0" w:line="240" w:lineRule="auto"/>
+        <w:rPr>
+          <w:lang w:val="en-IN"/>
+        </w:rPr>
+      </w:pPr>
+      <w:r>
+        <w:rPr>
+          <w:lang w:val="en-IN"/>
+        </w:rPr>
+        <w:t>@</w:t>
+      </w:r>
+      <w:proofErr w:type="gramStart"/>
+      <w:r>
+        <w:rPr>
+          <w:lang w:val="en-IN"/>
+        </w:rPr>
+        <w:t>Developer(</w:t>
+      </w:r>
+      <w:proofErr w:type="gramEnd"/>
+    </w:p>
+    <w:p>
+      <w:pPr>
+        <w:spacing w:after="0" w:line="240" w:lineRule="auto"/>
+        <w:rPr>
+          <w:lang w:val="en-IN"/>
+        </w:rPr>
+      </w:pPr>
+      <w:r>
+        <w:rPr>
+          <w:lang w:val="en-IN"/>
+        </w:rPr>
+        <w:t xml:space="preserve">    name = "Azad",</w:t>
+      </w:r>
+    </w:p>
+    <w:p>
+      <w:pPr>
+        <w:spacing w:after="0" w:line="240" w:lineRule="auto"/>
+        <w:rPr>
+          <w:lang w:val="en-IN"/>
+        </w:rPr>
+      </w:pPr>
+      <w:r>
+        <w:rPr>
+          <w:lang w:val="en-IN"/>
+        </w:rPr>
+        <w:t xml:space="preserve">    team = "Backend Team"</w:t>
+      </w:r>
+    </w:p>
+    <w:p>
+      <w:pPr>
+        <w:spacing w:after="0" w:line="240" w:lineRule="auto"/>
+        <w:rPr>
+          <w:lang w:val="en-IN"/>
+        </w:rPr>
+      </w:pPr>
+      <w:r>
+        <w:rPr>
+          <w:lang w:val="en-IN"/>
+        </w:rPr>
+        <w:t>)</w:t>
+      </w:r>
+    </w:p>
+    <w:p>
+      <w:pPr>
+        <w:spacing w:after="0" w:line="240" w:lineRule="auto"/>
+        <w:rPr>
+          <w:lang w:val="en-IN"/>
+        </w:rPr>
+      </w:pPr>
+      <w:r>
+        <w:rPr>
+          <w:lang w:val="en-IN"/>
+        </w:rPr>
+        <w:t xml:space="preserve">public class </w:t>
+      </w:r>
+      <w:proofErr w:type="spellStart"/>
+      <w:r>
+        <w:rPr>
+          <w:lang w:val="en-IN"/>
+        </w:rPr>
+        <w:t>PaymentService</w:t>
+      </w:r>
+      <w:proofErr w:type="spellEnd"/>
+      <w:r>
+        <w:rPr>
+          <w:lang w:val="en-IN"/>
+        </w:rPr>
+        <w:t xml:space="preserve"> {</w:t>
+      </w:r>
+    </w:p>
+    <w:p>
+      <w:pPr>
+        <w:spacing w:after="0" w:line="240" w:lineRule="auto"/>
+        <w:rPr>
+          <w:lang w:val="en-IN"/>
+        </w:rPr>
+      </w:pPr>
+      <w:r>
+        <w:rPr>
+          <w:lang w:val="en-IN"/>
+        </w:rPr>
+        <w:t>}</w:t>
+      </w:r>
+    </w:p>
+    <w:p>
+      <w:pPr>
+        <w:spacing w:after="0" w:line="240" w:lineRule="auto"/>
+      </w:pPr>
+    </w:p>
+    <w:p>
+      <w:pPr>
+        <w:spacing w:after="0" w:line="240" w:lineRule="auto"/>
+      </w:pPr>
+    </w:p>
+    <w:p>
+      <w:pPr>
+        <w:spacing w:after="0" w:line="240" w:lineRule="auto"/>
+      </w:pPr>
+    </w:p>
+    <w:p>
+      <w:pPr>
+        <w:spacing w:after="0" w:line="240" w:lineRule="auto"/>
+      </w:pPr>
+    </w:p>
+    <w:p>
+      <w:pPr>
+        <w:spacing w:after="0" w:line="240" w:lineRule="auto"/>
+      </w:pPr>
+    </w:p>
+    <w:p>
+      <w:pPr>
+        <w:spacing w:after="0" w:line="240" w:lineRule="auto"/>
+        <w:rPr>
+          <w:b/>
+          <w:bCs/>
+          <w:lang w:val="en-IN"/>
+        </w:rPr>
+      </w:pPr>
+      <w:r>
+        <w:rPr>
+          <w:b/>
+          <w:bCs/>
+          <w:lang w:val="en-IN"/>
+        </w:rPr>
+        <w:t>@Retention — Very Important</w:t>
+      </w:r>
+    </w:p>
+    <w:p>
+      <w:pPr>
+        <w:spacing w:after="0" w:line="240" w:lineRule="auto"/>
+        <w:rPr>
+          <w:lang w:val="en-IN"/>
+        </w:rPr>
+      </w:pPr>
+      <w:r>
+        <w:rPr>
+          <w:lang w:val="en-IN"/>
+        </w:rPr>
+        <w:t>When creating custom annotations, you'll commonly use:</w:t>
+      </w:r>
+    </w:p>
+    <w:p>
+      <w:pPr>
+        <w:spacing w:after="0" w:line="240" w:lineRule="auto"/>
+        <w:rPr>
+          <w:lang w:val="en-IN"/>
+        </w:rPr>
+      </w:pPr>
+      <w:r>
+        <w:rPr>
+          <w:lang w:val="en-IN"/>
+        </w:rPr>
+        <w:t>@Retention(...)</w:t>
+      </w:r>
+    </w:p>
+    <w:p>
+      <w:pPr>
+        <w:spacing w:after="0" w:line="240" w:lineRule="auto"/>
+        <w:rPr>
+          <w:lang w:val="en-IN"/>
+        </w:rPr>
+      </w:pPr>
+      <w:r>
+        <w:rPr>
+          <w:lang w:val="en-IN"/>
+        </w:rPr>
+        <w:t xml:space="preserve">It determines </w:t>
+      </w:r>
+      <w:r>
+        <w:rPr>
+          <w:b/>
+          <w:bCs/>
+          <w:lang w:val="en-IN"/>
+        </w:rPr>
+        <w:t>how long the annotation is available</w:t>
+      </w:r>
+      <w:r>
+        <w:rPr>
+          <w:lang w:val="en-IN"/>
+        </w:rPr>
+        <w:t>.</w:t>
+      </w:r>
+    </w:p>
+    <w:p>
+      <w:pPr>
+        <w:spacing w:after="0" w:line="240" w:lineRule="auto"/>
+        <w:rPr>
+          <w:lang w:val="en-IN"/>
+        </w:rPr>
+      </w:pPr>
+      <w:r>
+        <w:rPr>
+          <w:lang w:val="en-IN"/>
+        </w:rPr>
+        <w:t>There are three retention policies:</w:t>
+      </w:r>
+    </w:p>
+    <w:p>
+      <w:pPr>
+        <w:spacing w:after="0" w:line="240" w:lineRule="auto"/>
+        <w:rPr>
+          <w:lang w:val="en-IN"/>
+        </w:rPr>
+      </w:pPr>
+      <w:proofErr w:type="spellStart"/>
+      <w:r>
+        <w:rPr>
+          <w:lang w:val="en-IN"/>
+        </w:rPr>
+        <w:t>RetentionPolicy.SOURCE</w:t>
+      </w:r>
+      <w:proofErr w:type="spellEnd"/>
+    </w:p>
+    <w:p>
+      <w:pPr>
+        <w:spacing w:after="0" w:line="240" w:lineRule="auto"/>
+        <w:rPr>
+          <w:lang w:val="en-IN"/>
+        </w:rPr>
+      </w:pPr>
+      <w:proofErr w:type="spellStart"/>
+      <w:r>
+        <w:rPr>
+          <w:lang w:val="en-IN"/>
+        </w:rPr>
+        <w:t>RetentionPolicy.CLASS</w:t>
+      </w:r>
+      <w:proofErr w:type="spellEnd"/>
+    </w:p>
+    <w:p>
+      <w:pPr>
+        <w:spacing w:after="0" w:line="240" w:lineRule="auto"/>
+        <w:rPr>
+          <w:lang w:val="en-IN"/>
+        </w:rPr>
+      </w:pPr>
+      <w:proofErr w:type="spellStart"/>
+      <w:r>
+        <w:rPr>
+          <w:lang w:val="en-IN"/>
+        </w:rPr>
+        <w:t>RetentionPolicy.RUNTIME</w:t>
+      </w:r>
+      <w:proofErr w:type="spellEnd"/>
+    </w:p>
+    <w:p>
+      <w:pPr>
+        <w:spacing w:after="0" w:line="240" w:lineRule="auto"/>
+        <w:rPr>
+          <w:lang w:val="en-IN"/>
+        </w:rPr>
+      </w:pPr>
+      <w:r>
+        <w:rPr>
+          <w:lang w:val="en-IN"/>
+        </w:rPr>
+        <w:pict w14:anchorId="5E60C817">
+          <v:rect id="_x0000_i1027" style="width:0;height:1.5pt" o:hralign="center" o:hrstd="t" o:hr="t" fillcolor="#a0a0a0" stroked="f"/>
+        </w:pict>
+      </w:r>
+    </w:p>
+    <w:p>
+      <w:pPr>
+        <w:spacing w:after="0" w:line="240" w:lineRule="auto"/>
+        <w:rPr>
+          <w:b/>
+          <w:bCs/>
+          <w:lang w:val="en-IN"/>
+        </w:rPr>
+      </w:pPr>
+      <w:r>
+        <w:rPr>
+          <w:b/>
+          <w:bCs/>
+          <w:lang w:val="en-IN"/>
+        </w:rPr>
+        <w:t>SOURCE</w:t>
+      </w:r>
+    </w:p>
+    <w:p>
+      <w:pPr>
+        <w:spacing w:after="0" w:line="240" w:lineRule="auto"/>
+        <w:rPr>
+          <w:lang w:val="en-IN"/>
+        </w:rPr>
+      </w:pPr>
+      <w:r>
+        <w:rPr>
+          <w:lang w:val="en-IN"/>
+        </w:rPr>
+        <w:t>@</w:t>
+      </w:r>
+      <w:proofErr w:type="gramStart"/>
+      <w:r>
+        <w:rPr>
+          <w:lang w:val="en-IN"/>
+        </w:rPr>
+        <w:t>Retention(</w:t>
+      </w:r>
+      <w:proofErr w:type="gramEnd"/>
+      <w:r>
+        <w:rPr>
+          <w:lang w:val="en-IN"/>
+        </w:rPr>
+        <w:t>RetentionPolicy.SOURCE)</w:t>
+      </w:r>
+    </w:p>
+    <w:p>
+      <w:pPr>
+        <w:spacing w:after="0" w:line="240" w:lineRule="auto"/>
+        <w:rPr>
+          <w:lang w:val="en-IN"/>
+        </w:rPr>
+      </w:pPr>
+      <w:r>
+        <w:rPr>
+          <w:lang w:val="en-IN"/>
+        </w:rPr>
+        <w:t xml:space="preserve">public @interface </w:t>
+      </w:r>
+      <w:proofErr w:type="spellStart"/>
+      <w:r>
+        <w:rPr>
+          <w:lang w:val="en-IN"/>
+        </w:rPr>
+        <w:t>MyAnnotation</w:t>
+      </w:r>
+      <w:proofErr w:type="spellEnd"/>
+      <w:r>
+        <w:rPr>
+          <w:lang w:val="en-IN"/>
+        </w:rPr>
+        <w:t xml:space="preserve"> {</w:t>
+      </w:r>
+    </w:p>
+    <w:p>
+      <w:pPr>
+        <w:spacing w:after="0" w:line="240" w:lineRule="auto"/>
+        <w:rPr>
+          <w:lang w:val="en-IN"/>
+        </w:rPr>
+      </w:pPr>
+      <w:r>
+        <w:rPr>
+          <w:lang w:val="en-IN"/>
+        </w:rPr>
+        <w:t>}</w:t>
+      </w:r>
+    </w:p>
+    <w:p>
+      <w:pPr>
+        <w:spacing w:after="0" w:line="240" w:lineRule="auto"/>
+        <w:rPr>
+          <w:lang w:val="en-IN"/>
+        </w:rPr>
+      </w:pPr>
+      <w:r>
+        <w:rPr>
+          <w:lang w:val="en-IN"/>
+        </w:rPr>
+        <w:t>Annotation exists only in the source code.</w:t>
+      </w:r>
+    </w:p>
+    <w:p>
+      <w:pPr>
+        <w:spacing w:after="0" w:line="240" w:lineRule="auto"/>
+        <w:rPr>
+          <w:lang w:val="en-IN"/>
+        </w:rPr>
+      </w:pPr>
+      <w:r>
+        <w:rPr>
+          <w:lang w:val="en-IN"/>
+        </w:rPr>
+        <w:t>It is discarded by the compiler.</w:t>
+      </w:r>
+    </w:p>
+    <w:p>
+      <w:pPr>
+        <w:spacing w:after="0" w:line="240" w:lineRule="auto"/>
+        <w:rPr>
+          <w:lang w:val="en-IN"/>
+        </w:rPr>
+      </w:pPr>
+      <w:r>
+        <w:rPr>
+          <w:lang w:val="en-IN"/>
+        </w:rPr>
+        <w:t>Example:</w:t>
+      </w:r>
+    </w:p>
+    <w:p>
+      <w:pPr>
+        <w:spacing w:after="0" w:line="240" w:lineRule="auto"/>
+        <w:rPr>
+          <w:lang w:val="en-IN"/>
+        </w:rPr>
+      </w:pPr>
+      <w:r>
+        <w:rPr>
+          <w:lang w:val="en-IN"/>
+        </w:rPr>
+        <w:t>@MyAnnotation</w:t>
+      </w:r>
+    </w:p>
+    <w:p>
+      <w:pPr>
+        <w:spacing w:after="0" w:line="240" w:lineRule="auto"/>
+        <w:rPr>
+          <w:lang w:val="en-IN"/>
+        </w:rPr>
+      </w:pPr>
+      <w:r>
+        <w:rPr>
+          <w:lang w:val="en-IN"/>
+        </w:rPr>
+        <w:t>public class Employee {</w:t>
+      </w:r>
+    </w:p>
+    <w:p>
+      <w:pPr>
+        <w:spacing w:after="0" w:line="240" w:lineRule="auto"/>
+        <w:rPr>
+          <w:lang w:val="en-IN"/>
+        </w:rPr>
+      </w:pPr>
+      <w:r>
+        <w:rPr>
+          <w:lang w:val="en-IN"/>
+        </w:rPr>
+        <w:t>}</w:t>
+      </w:r>
+    </w:p>
+    <w:p>
+      <w:pPr>
+        <w:spacing w:after="0" w:line="240" w:lineRule="auto"/>
+        <w:rPr>
+          <w:lang w:val="en-IN"/>
+        </w:rPr>
+      </w:pPr>
+      <w:r>
+        <w:rPr>
+          <w:lang w:val="en-IN"/>
+        </w:rPr>
+        <w:t>After compilation, the annotation isn't available to the JVM.</w:t>
+      </w:r>
+    </w:p>
+    <w:p>
+      <w:pPr>
+        <w:spacing w:after="0" w:line="240" w:lineRule="auto"/>
+        <w:rPr>
+          <w:lang w:val="en-IN"/>
+        </w:rPr>
+      </w:pPr>
+      <w:r>
+        <w:rPr>
+          <w:lang w:val="en-IN"/>
+        </w:rPr>
+        <w:t>Typical use:</w:t>
+      </w:r>
+    </w:p>
+    <w:p>
+      <w:pPr>
+        <w:spacing w:after="0" w:line="240" w:lineRule="auto"/>
+        <w:rPr>
+          <w:lang w:val="en-IN"/>
+        </w:rPr>
+      </w:pPr>
+      <w:r>
+        <w:rPr>
+          <w:lang w:val="en-IN"/>
+        </w:rPr>
+        <w:t>SOURCE</w:t>
+      </w:r>
+    </w:p>
+    <w:p>
+      <w:pPr>
+        <w:spacing w:after="0" w:line="240" w:lineRule="auto"/>
+        <w:rPr>
+          <w:lang w:val="en-IN"/>
+        </w:rPr>
+      </w:pPr>
+      <w:r>
+        <w:rPr>
+          <w:lang w:val="en-IN"/>
+        </w:rPr>
+        <w:t xml:space="preserve">  ↓</w:t>
+      </w:r>
+    </w:p>
+    <w:p>
+      <w:pPr>
+        <w:spacing w:after="0" w:line="240" w:lineRule="auto"/>
+        <w:rPr>
+          <w:lang w:val="en-IN"/>
+        </w:rPr>
+      </w:pPr>
+      <w:r>
+        <w:rPr>
+          <w:lang w:val="en-IN"/>
+        </w:rPr>
+        <w:t>Compiler</w:t>
+      </w:r>
+    </w:p>
+    <w:p>
+      <w:pPr>
+        <w:spacing w:after="0" w:line="240" w:lineRule="auto"/>
+        <w:rPr>
+          <w:lang w:val="en-IN"/>
+        </w:rPr>
+      </w:pPr>
+      <w:r>
+        <w:rPr>
+          <w:lang w:val="en-IN"/>
+        </w:rPr>
+        <w:t xml:space="preserve">  ↓</w:t>
+      </w:r>
+    </w:p>
+    <w:p>
+      <w:pPr>
+        <w:spacing w:after="0" w:line="240" w:lineRule="auto"/>
+        <w:rPr>
+          <w:lang w:val="en-IN"/>
+        </w:rPr>
+      </w:pPr>
+      <w:r>
+        <w:rPr>
+          <w:lang w:val="en-IN"/>
+        </w:rPr>
+        <w:t>Annotation discarded</w:t>
+      </w:r>
+    </w:p>
+    <w:p>
+      <w:pPr>
+        <w:spacing w:after="0" w:line="240" w:lineRule="auto"/>
+        <w:rPr>
+          <w:lang w:val="en-IN"/>
+        </w:rPr>
+      </w:pPr>
+      <w:r>
+        <w:rPr>
+          <w:lang w:val="en-IN"/>
+        </w:rPr>
+        <w:lastRenderedPageBreak/>
+        <w:pict w14:anchorId="41E906DA">
+          <v:rect id="_x0000_i1028" style="width:0;height:1.5pt" o:hralign="center" o:hrstd="t" o:hr="t" fillcolor="#a0a0a0" stroked="f"/>
+        </w:pict>
+      </w:r>
+    </w:p>
+    <w:p>
+      <w:pPr>
+        <w:spacing w:after="0" w:line="240" w:lineRule="auto"/>
+        <w:rPr>
+          <w:b/>
+          <w:bCs/>
+          <w:lang w:val="en-IN"/>
+        </w:rPr>
+      </w:pPr>
+      <w:r>
+        <w:rPr>
+          <w:b/>
+          <w:bCs/>
+          <w:lang w:val="en-IN"/>
+        </w:rPr>
+        <w:t>10. CLASS</w:t>
+      </w:r>
+    </w:p>
+    <w:p>
+      <w:pPr>
+        <w:spacing w:after="0" w:line="240" w:lineRule="auto"/>
+        <w:rPr>
+          <w:lang w:val="en-IN"/>
+        </w:rPr>
+      </w:pPr>
+      <w:r>
+        <w:rPr>
+          <w:lang w:val="en-IN"/>
+        </w:rPr>
+        <w:t>@</w:t>
+      </w:r>
+      <w:proofErr w:type="gramStart"/>
+      <w:r>
+        <w:rPr>
+          <w:lang w:val="en-IN"/>
+        </w:rPr>
+        <w:t>Retention(</w:t>
+      </w:r>
+      <w:proofErr w:type="gramEnd"/>
+      <w:r>
+        <w:rPr>
+          <w:lang w:val="en-IN"/>
+        </w:rPr>
+        <w:t>RetentionPolicy.CLASS)</w:t>
+      </w:r>
+    </w:p>
+    <w:p>
+      <w:pPr>
+        <w:spacing w:after="0" w:line="240" w:lineRule="auto"/>
+        <w:rPr>
+          <w:lang w:val="en-IN"/>
+        </w:rPr>
+      </w:pPr>
+      <w:r>
+        <w:rPr>
+          <w:lang w:val="en-IN"/>
+        </w:rPr>
+        <w:t xml:space="preserve">public @interface </w:t>
+      </w:r>
+      <w:proofErr w:type="spellStart"/>
+      <w:r>
+        <w:rPr>
+          <w:lang w:val="en-IN"/>
+        </w:rPr>
+        <w:t>MyAnnotation</w:t>
+      </w:r>
+      <w:proofErr w:type="spellEnd"/>
+      <w:r>
+        <w:rPr>
+          <w:lang w:val="en-IN"/>
+        </w:rPr>
+        <w:t xml:space="preserve"> {</w:t>
+      </w:r>
+    </w:p>
+    <w:p>
+      <w:pPr>
+        <w:spacing w:after="0" w:line="240" w:lineRule="auto"/>
+        <w:rPr>
+          <w:lang w:val="en-IN"/>
+        </w:rPr>
+      </w:pPr>
+      <w:r>
+        <w:rPr>
+          <w:lang w:val="en-IN"/>
+        </w:rPr>
+        <w:t>}</w:t>
+      </w:r>
+    </w:p>
+    <w:p>
+      <w:pPr>
+        <w:spacing w:after="0" w:line="240" w:lineRule="auto"/>
+        <w:rPr>
+          <w:lang w:val="en-IN"/>
+        </w:rPr>
+      </w:pPr>
+      <w:r>
+        <w:rPr>
+          <w:lang w:val="en-IN"/>
+        </w:rPr>
+        <w:t>Annotation is stored in the .class file.</w:t>
+      </w:r>
+    </w:p>
+    <w:p>
+      <w:pPr>
+        <w:spacing w:after="0" w:line="240" w:lineRule="auto"/>
+        <w:rPr>
+          <w:lang w:val="en-IN"/>
+        </w:rPr>
+      </w:pPr>
+      <w:r>
+        <w:rPr>
+          <w:lang w:val="en-IN"/>
+        </w:rPr>
+        <w:t>But normally it isn't available through runtime reflection.</w:t>
+      </w:r>
+    </w:p>
+    <w:p>
+      <w:pPr>
+        <w:spacing w:after="0" w:line="240" w:lineRule="auto"/>
+        <w:rPr>
+          <w:lang w:val="en-IN"/>
+        </w:rPr>
+      </w:pPr>
+      <w:r>
+        <w:rPr>
+          <w:lang w:val="en-IN"/>
+        </w:rPr>
+        <w:t>.java</w:t>
+      </w:r>
+    </w:p>
+    <w:p>
+      <w:pPr>
+        <w:spacing w:after="0" w:line="240" w:lineRule="auto"/>
+        <w:rPr>
+          <w:lang w:val="en-IN"/>
+        </w:rPr>
+      </w:pPr>
+      <w:r>
+        <w:rPr>
+          <w:lang w:val="en-IN"/>
+        </w:rPr>
+        <w:t xml:space="preserve"> ↓</w:t>
+      </w:r>
+    </w:p>
+    <w:p>
+      <w:pPr>
+        <w:spacing w:after="0" w:line="240" w:lineRule="auto"/>
+        <w:rPr>
+          <w:lang w:val="en-IN"/>
+        </w:rPr>
+      </w:pPr>
+      <w:proofErr w:type="spellStart"/>
+      <w:r>
+        <w:rPr>
+          <w:lang w:val="en-IN"/>
+        </w:rPr>
+        <w:t>javac</w:t>
+      </w:r>
+      <w:proofErr w:type="spellEnd"/>
+    </w:p>
+    <w:p>
+      <w:pPr>
+        <w:spacing w:after="0" w:line="240" w:lineRule="auto"/>
+        <w:rPr>
+          <w:lang w:val="en-IN"/>
+        </w:rPr>
+      </w:pPr>
+      <w:r>
+        <w:rPr>
+          <w:lang w:val="en-IN"/>
+        </w:rPr>
+        <w:t xml:space="preserve"> ↓</w:t>
+      </w:r>
+    </w:p>
+    <w:p>
+      <w:pPr>
+        <w:spacing w:after="0" w:line="240" w:lineRule="auto"/>
+        <w:rPr>
+          <w:lang w:val="en-IN"/>
+        </w:rPr>
+      </w:pPr>
+      <w:r>
+        <w:rPr>
+          <w:lang w:val="en-IN"/>
+        </w:rPr>
+        <w:t>.class</w:t>
+      </w:r>
+    </w:p>
+    <w:p>
+      <w:pPr>
+        <w:spacing w:after="0" w:line="240" w:lineRule="auto"/>
+        <w:rPr>
+          <w:lang w:val="en-IN"/>
+        </w:rPr>
+      </w:pPr>
+      <w:r>
+        <w:rPr>
+          <w:lang w:val="en-IN"/>
+        </w:rPr>
+        <w:t xml:space="preserve"> ↓</w:t>
+      </w:r>
+    </w:p>
+    <w:p>
+      <w:pPr>
+        <w:spacing w:after="0" w:line="240" w:lineRule="auto"/>
+        <w:rPr>
+          <w:lang w:val="en-IN"/>
+        </w:rPr>
+      </w:pPr>
+      <w:r>
+        <w:rPr>
+          <w:lang w:val="en-IN"/>
+        </w:rPr>
+        <w:t>Annotation exists</w:t>
+      </w:r>
+    </w:p>
+    <w:p>
+      <w:pPr>
+        <w:spacing w:after="0" w:line="240" w:lineRule="auto"/>
+        <w:rPr>
+          <w:lang w:val="en-IN"/>
+        </w:rPr>
+      </w:pPr>
+      <w:r>
+        <w:rPr>
+          <w:lang w:val="en-IN"/>
+        </w:rPr>
+        <w:t xml:space="preserve"> ↓</w:t>
+      </w:r>
+    </w:p>
+    <w:p>
+      <w:pPr>
+        <w:spacing w:after="0" w:line="240" w:lineRule="auto"/>
+        <w:rPr>
+          <w:lang w:val="en-IN"/>
+        </w:rPr>
+      </w:pPr>
+      <w:r>
+        <w:rPr>
+          <w:lang w:val="en-IN"/>
+        </w:rPr>
+        <w:t>JVM</w:t>
+      </w:r>
+    </w:p>
+    <w:p>
+      <w:pPr>
+        <w:spacing w:after="0" w:line="240" w:lineRule="auto"/>
+        <w:rPr>
+          <w:lang w:val="en-IN"/>
+        </w:rPr>
+      </w:pPr>
+      <w:r>
+        <w:rPr>
+          <w:lang w:val="en-IN"/>
+        </w:rPr>
+        <w:t xml:space="preserve"> ↓</w:t>
+      </w:r>
+    </w:p>
+    <w:p>
+      <w:pPr>
+        <w:spacing w:after="0" w:line="240" w:lineRule="auto"/>
+        <w:rPr>
+          <w:lang w:val="en-IN"/>
+        </w:rPr>
+      </w:pPr>
+      <w:r>
+        <w:rPr>
+          <w:lang w:val="en-IN"/>
+        </w:rPr>
+        <w:t>Not normally available through reflection</w:t>
+      </w:r>
+    </w:p>
+    <w:p>
+      <w:pPr>
+        <w:spacing w:after="0" w:line="240" w:lineRule="auto"/>
+        <w:rPr>
+          <w:lang w:val="en-IN"/>
+        </w:rPr>
+      </w:pPr>
+      <w:r>
+        <w:rPr>
+          <w:lang w:val="en-IN"/>
+        </w:rPr>
+        <w:t>This is the default retention policy if you don't specify one.</w:t>
+      </w:r>
+    </w:p>
+    <w:p>
+      <w:pPr>
+        <w:spacing w:after="0" w:line="240" w:lineRule="auto"/>
+        <w:rPr>
+          <w:lang w:val="en-IN"/>
+        </w:rPr>
+      </w:pPr>
+      <w:r>
+        <w:rPr>
+          <w:lang w:val="en-IN"/>
+        </w:rPr>
+        <w:pict w14:anchorId="23B8B3A3">
+          <v:rect id="_x0000_i1029" style="width:0;height:1.5pt" o:hralign="center" o:hrstd="t" o:hr="t" fillcolor="#a0a0a0" stroked="f"/>
+        </w:pict>
+      </w:r>
+    </w:p>
+    <w:p>
+      <w:pPr>
+        <w:spacing w:after="0" w:line="240" w:lineRule="auto"/>
+        <w:rPr>
+          <w:b/>
+          <w:bCs/>
+          <w:lang w:val="en-IN"/>
+        </w:rPr>
+      </w:pPr>
+      <w:r>
+        <w:rPr>
+          <w:b/>
+          <w:bCs/>
+          <w:lang w:val="en-IN"/>
+        </w:rPr>
+        <w:t>11. RUNTIME</w:t>
+      </w:r>
+    </w:p>
+    <w:p>
+      <w:pPr>
+        <w:spacing w:after="0" w:line="240" w:lineRule="auto"/>
+        <w:rPr>
+          <w:lang w:val="en-IN"/>
+        </w:rPr>
+      </w:pPr>
+      <w:r>
+        <w:rPr>
+          <w:lang w:val="en-IN"/>
+        </w:rPr>
+        <w:t>This is extremely important for Spring and reflection.</w:t>
+      </w:r>
+    </w:p>
+    <w:p>
+      <w:pPr>
+        <w:spacing w:after="0" w:line="240" w:lineRule="auto"/>
+        <w:rPr>
+          <w:lang w:val="en-IN"/>
+        </w:rPr>
+      </w:pPr>
+      <w:r>
+        <w:rPr>
+          <w:lang w:val="en-IN"/>
+        </w:rPr>
+        <w:t>@</w:t>
+      </w:r>
+      <w:proofErr w:type="gramStart"/>
+      <w:r>
+        <w:rPr>
+          <w:lang w:val="en-IN"/>
+        </w:rPr>
+        <w:t>Retention(</w:t>
+      </w:r>
+      <w:proofErr w:type="gramEnd"/>
+      <w:r>
+        <w:rPr>
+          <w:lang w:val="en-IN"/>
+        </w:rPr>
+        <w:t>RetentionPolicy.RUNTIME)</w:t>
+      </w:r>
+    </w:p>
+    <w:p>
+      <w:pPr>
+        <w:spacing w:after="0" w:line="240" w:lineRule="auto"/>
+        <w:rPr>
+          <w:lang w:val="en-IN"/>
+        </w:rPr>
+      </w:pPr>
+      <w:r>
+        <w:rPr>
+          <w:lang w:val="en-IN"/>
+        </w:rPr>
+        <w:t xml:space="preserve">public @interface </w:t>
+      </w:r>
+      <w:proofErr w:type="spellStart"/>
+      <w:r>
+        <w:rPr>
+          <w:lang w:val="en-IN"/>
+        </w:rPr>
+        <w:t>MyAnnotation</w:t>
+      </w:r>
+      <w:proofErr w:type="spellEnd"/>
+      <w:r>
+        <w:rPr>
+          <w:lang w:val="en-IN"/>
+        </w:rPr>
+        <w:t xml:space="preserve"> {</w:t>
+      </w:r>
+    </w:p>
+    <w:p>
+      <w:pPr>
+        <w:spacing w:after="0" w:line="240" w:lineRule="auto"/>
+        <w:rPr>
+          <w:lang w:val="en-IN"/>
+        </w:rPr>
+      </w:pPr>
+      <w:r>
+        <w:rPr>
+          <w:lang w:val="en-IN"/>
+        </w:rPr>
+        <w:t>}</w:t>
+      </w:r>
+    </w:p>
+    <w:p>
+      <w:pPr>
+        <w:spacing w:after="0" w:line="240" w:lineRule="auto"/>
+        <w:rPr>
+          <w:lang w:val="en-IN"/>
+        </w:rPr>
+      </w:pPr>
+      <w:r>
+        <w:rPr>
+          <w:lang w:val="en-IN"/>
+        </w:rPr>
+        <w:t>The annotation remains available at runtime.</w:t>
+      </w:r>
+    </w:p>
+    <w:p>
+      <w:pPr>
+        <w:spacing w:after="0" w:line="240" w:lineRule="auto"/>
+        <w:rPr>
+          <w:lang w:val="en-IN"/>
+        </w:rPr>
+      </w:pPr>
+      <w:r>
+        <w:rPr>
+          <w:lang w:val="en-IN"/>
+        </w:rPr>
+        <w:t>Therefore:</w:t>
+      </w:r>
+    </w:p>
+    <w:p>
+      <w:pPr>
+        <w:spacing w:after="0" w:line="240" w:lineRule="auto"/>
+        <w:rPr>
+          <w:lang w:val="en-IN"/>
+        </w:rPr>
+      </w:pPr>
+      <w:proofErr w:type="spellStart"/>
+      <w:proofErr w:type="gramStart"/>
+      <w:r>
+        <w:rPr>
+          <w:lang w:val="en-IN"/>
+        </w:rPr>
+        <w:t>clazz.isAnnotationPresent</w:t>
+      </w:r>
+      <w:proofErr w:type="spellEnd"/>
+      <w:proofErr w:type="gramEnd"/>
+      <w:r>
+        <w:rPr>
+          <w:lang w:val="en-IN"/>
+        </w:rPr>
+        <w:t>(</w:t>
+      </w:r>
+      <w:proofErr w:type="spellStart"/>
+      <w:r>
+        <w:rPr>
+          <w:lang w:val="en-IN"/>
+        </w:rPr>
+        <w:t>MyAnnotation.class</w:t>
+      </w:r>
+      <w:proofErr w:type="spellEnd"/>
+      <w:r>
+        <w:rPr>
+          <w:lang w:val="en-IN"/>
+        </w:rPr>
+        <w:t>)</w:t>
+      </w:r>
+    </w:p>
+    <w:p>
+      <w:pPr>
+        <w:spacing w:after="0" w:line="240" w:lineRule="auto"/>
+        <w:rPr>
+          <w:lang w:val="en-IN"/>
+        </w:rPr>
+      </w:pPr>
+      <w:r>
+        <w:rPr>
+          <w:lang w:val="en-IN"/>
+        </w:rPr>
+        <w:t>can find it.</w:t>
+      </w:r>
+    </w:p>
+    <w:p>
+      <w:pPr>
+        <w:spacing w:after="0" w:line="240" w:lineRule="auto"/>
+        <w:rPr>
+          <w:lang w:val="en-IN"/>
+        </w:rPr>
+      </w:pPr>
+      <w:r>
+        <w:rPr>
+          <w:lang w:val="en-IN"/>
+        </w:rPr>
+        <w:t>For example:</w:t>
+      </w:r>
+    </w:p>
+    <w:p>
+      <w:pPr>
+        <w:spacing w:after="0" w:line="240" w:lineRule="auto"/>
+        <w:rPr>
+          <w:lang w:val="en-IN"/>
+        </w:rPr>
+      </w:pPr>
+      <w:r>
+        <w:rPr>
+          <w:lang w:val="en-IN"/>
+        </w:rPr>
+        <w:t>@</w:t>
+      </w:r>
+      <w:proofErr w:type="gramStart"/>
+      <w:r>
+        <w:rPr>
+          <w:lang w:val="en-IN"/>
+        </w:rPr>
+        <w:t>Retention(</w:t>
+      </w:r>
+      <w:proofErr w:type="gramEnd"/>
+      <w:r>
+        <w:rPr>
+          <w:lang w:val="en-IN"/>
+        </w:rPr>
+        <w:t>RetentionPolicy.RUNTIME)</w:t>
+      </w:r>
+    </w:p>
+    <w:p>
+      <w:pPr>
+        <w:spacing w:after="0" w:line="240" w:lineRule="auto"/>
+        <w:rPr>
+          <w:lang w:val="en-IN"/>
+        </w:rPr>
+      </w:pPr>
+      <w:r>
+        <w:rPr>
+          <w:lang w:val="en-IN"/>
+        </w:rPr>
+        <w:t>public @interface Developer {</w:t>
+      </w:r>
+    </w:p>
+    <w:p>
+      <w:pPr>
+        <w:spacing w:after="0" w:line="240" w:lineRule="auto"/>
+        <w:rPr>
+          <w:lang w:val="en-IN"/>
+        </w:rPr>
+      </w:pPr>
+      <w:r>
+        <w:rPr>
+          <w:lang w:val="en-IN"/>
+        </w:rPr>
+        <w:t>}</w:t>
+      </w:r>
+    </w:p>
+    <w:p>
+      <w:pPr>
+        <w:spacing w:after="0" w:line="240" w:lineRule="auto"/>
+        <w:rPr>
+          <w:lang w:val="en-IN"/>
+        </w:rPr>
+      </w:pPr>
+      <w:r>
+        <w:rPr>
+          <w:lang w:val="en-IN"/>
+        </w:rPr>
+        <w:t>Then:</w:t>
+      </w:r>
+    </w:p>
+    <w:p>
+      <w:pPr>
+        <w:spacing w:after="0" w:line="240" w:lineRule="auto"/>
+        <w:rPr>
+          <w:lang w:val="en-IN"/>
+        </w:rPr>
+      </w:pPr>
+      <w:r>
+        <w:rPr>
+          <w:lang w:val="en-IN"/>
+        </w:rPr>
+        <w:t>@Developer</w:t>
+      </w:r>
+    </w:p>
+    <w:p>
+      <w:pPr>
+        <w:spacing w:after="0" w:line="240" w:lineRule="auto"/>
+        <w:rPr>
+          <w:lang w:val="en-IN"/>
+        </w:rPr>
+      </w:pPr>
+      <w:r>
+        <w:rPr>
+          <w:lang w:val="en-IN"/>
+        </w:rPr>
+        <w:t xml:space="preserve">public class </w:t>
+      </w:r>
+      <w:proofErr w:type="spellStart"/>
+      <w:r>
+        <w:rPr>
+          <w:lang w:val="en-IN"/>
+        </w:rPr>
+        <w:t>PaymentService</w:t>
+      </w:r>
+      <w:proofErr w:type="spellEnd"/>
+      <w:r>
+        <w:rPr>
+          <w:lang w:val="en-IN"/>
+        </w:rPr>
+        <w:t xml:space="preserve"> {</w:t>
+      </w:r>
+    </w:p>
+    <w:p>
+      <w:pPr>
+        <w:spacing w:after="0" w:line="240" w:lineRule="auto"/>
+        <w:rPr>
+          <w:lang w:val="en-IN"/>
+        </w:rPr>
+      </w:pPr>
+      <w:r>
+        <w:rPr>
+          <w:lang w:val="en-IN"/>
+        </w:rPr>
+        <w:t>}</w:t>
+      </w:r>
+    </w:p>
+    <w:p>
+      <w:pPr>
+        <w:spacing w:after="0" w:line="240" w:lineRule="auto"/>
+        <w:rPr>
+          <w:lang w:val="en-IN"/>
+        </w:rPr>
+      </w:pPr>
+      <w:r>
+        <w:rPr>
+          <w:lang w:val="en-IN"/>
+        </w:rPr>
+        <w:t>Reflection:</w:t>
+      </w:r>
+    </w:p>
+    <w:p>
+      <w:pPr>
+        <w:spacing w:after="0" w:line="240" w:lineRule="auto"/>
+        <w:rPr>
+          <w:lang w:val="en-IN"/>
+        </w:rPr>
+      </w:pPr>
+      <w:r>
+        <w:rPr>
+          <w:lang w:val="en-IN"/>
+        </w:rPr>
+        <w:t>if (</w:t>
+      </w:r>
+      <w:proofErr w:type="spellStart"/>
+      <w:proofErr w:type="gramStart"/>
+      <w:r>
+        <w:rPr>
+          <w:lang w:val="en-IN"/>
+        </w:rPr>
+        <w:t>PaymentService.class.isAnnotationPresent</w:t>
+      </w:r>
+      <w:proofErr w:type="spellEnd"/>
+      <w:proofErr w:type="gramEnd"/>
+      <w:r>
+        <w:rPr>
+          <w:lang w:val="en-IN"/>
+        </w:rPr>
+        <w:t>(</w:t>
+      </w:r>
+      <w:proofErr w:type="spellStart"/>
+      <w:r>
+        <w:rPr>
+          <w:lang w:val="en-IN"/>
+        </w:rPr>
+        <w:t>Developer.class</w:t>
+      </w:r>
+      <w:proofErr w:type="spellEnd"/>
+      <w:r>
+        <w:rPr>
+          <w:lang w:val="en-IN"/>
+        </w:rPr>
+        <w:t>)) {</w:t>
+      </w:r>
+    </w:p>
+    <w:p>
+      <w:pPr>
+        <w:spacing w:after="0" w:line="240" w:lineRule="auto"/>
+        <w:rPr>
+          <w:lang w:val="en-IN"/>
+        </w:rPr>
+      </w:pPr>
+      <w:r>
+        <w:rPr>
+          <w:lang w:val="en-IN"/>
+        </w:rPr>
+        <w:t xml:space="preserve">    </w:t>
+      </w:r>
+      <w:proofErr w:type="spellStart"/>
+      <w:r>
+        <w:rPr>
+          <w:lang w:val="en-IN"/>
+        </w:rPr>
+        <w:t>System.out.println</w:t>
+      </w:r>
+      <w:proofErr w:type="spellEnd"/>
+      <w:r>
+        <w:rPr>
+          <w:lang w:val="en-IN"/>
+        </w:rPr>
+        <w:t>("Annotation found");</w:t>
+      </w:r>
+    </w:p>
+    <w:p>
+      <w:pPr>
+        <w:spacing w:after="0" w:line="240" w:lineRule="auto"/>
+        <w:rPr>
+          <w:lang w:val="en-IN"/>
+        </w:rPr>
+      </w:pPr>
+      <w:r>
+        <w:rPr>
+          <w:lang w:val="en-IN"/>
+        </w:rPr>
+        <w:t>}</w:t>
+      </w:r>
+    </w:p>
+    <w:p>
+      <w:pPr>
+        <w:spacing w:after="0" w:line="240" w:lineRule="auto"/>
+        <w:rPr>
+          <w:lang w:val="en-IN"/>
+        </w:rPr>
+      </w:pPr>
+      <w:r>
+        <w:rPr>
+          <w:lang w:val="en-IN"/>
+        </w:rPr>
+        <w:t>Output:</w:t>
+      </w:r>
+    </w:p>
+    <w:p>
+      <w:pPr>
+        <w:spacing w:after="0" w:line="240" w:lineRule="auto"/>
+        <w:rPr>
+          <w:lang w:val="en-IN"/>
+        </w:rPr>
+      </w:pPr>
+      <w:r>
+        <w:rPr>
+          <w:lang w:val="en-IN"/>
+        </w:rPr>
+        <w:t>Annotation found</w:t>
+      </w:r>
+    </w:p>
+    <w:p>
+      <w:pPr>
+        <w:spacing w:after="0" w:line="240" w:lineRule="auto"/>
+        <w:rPr>
+          <w:lang w:val="en-IN"/>
+        </w:rPr>
+      </w:pPr>
+      <w:r>
+        <w:rPr>
+          <w:lang w:val="en-IN"/>
+        </w:rPr>
+        <w:t xml:space="preserve">For custom annotations that you want to process with </w:t>
+      </w:r>
+      <w:r>
+        <w:rPr>
+          <w:b/>
+          <w:bCs/>
+          <w:lang w:val="en-IN"/>
+        </w:rPr>
+        <w:t>reflection at runtime</w:t>
+      </w:r>
+      <w:r>
+        <w:rPr>
+          <w:lang w:val="en-IN"/>
+        </w:rPr>
+        <w:t>, use:</w:t>
+      </w:r>
+    </w:p>
+    <w:p>
+      <w:pPr>
+        <w:spacing w:after="0" w:line="240" w:lineRule="auto"/>
+        <w:rPr>
+          <w:lang w:val="en-IN"/>
+        </w:rPr>
+      </w:pPr>
+      <w:r>
+        <w:rPr>
+          <w:lang w:val="en-IN"/>
+        </w:rPr>
+        <w:t>@</w:t>
+      </w:r>
+      <w:proofErr w:type="gramStart"/>
+      <w:r>
+        <w:rPr>
+          <w:lang w:val="en-IN"/>
+        </w:rPr>
+        <w:t>Retention(</w:t>
+      </w:r>
+      <w:proofErr w:type="gramEnd"/>
+      <w:r>
+        <w:rPr>
+          <w:lang w:val="en-IN"/>
+        </w:rPr>
+        <w:t>RetentionPolicy.RUNTIME)</w:t>
+      </w:r>
     </w:p>
     <w:p>
       <w:pPr>
@@ -8416,9 +14851,122 @@
 <file path=word/numbering.xml><?xml version="1.0" encoding="utf-8"?>
 <w:numbering xmlns:wpc="http://schemas.microsoft.com/office/word/2010/wordprocessingCanvas" xmlns:cx="http://schemas.microsoft.com/office/drawing/2014/chartex" xmlns:cx1="http://schemas.microsoft.com/office/drawing/2015/9/8/chartex" xmlns:cx2="http://schemas.microsoft.com/office/drawing/2015/10/21/chartex" xmlns:cx3="http://schemas.microsoft.com/office/drawing/2016/5/9/chartex" xmlns:cx4="http://schemas.microsoft.com/office/drawing/2016/5/10/chartex" xmlns:cx5="http://schemas.microsoft.com/office/drawing/2016/5/11/chartex" xmlns:cx6="http://schemas.microsoft.com/office/drawing/2016/5/12/chartex" xmlns:cx7="http://schemas.microsoft.com/office/drawing/2016/5/13/chartex" xmlns:cx8="http://schemas.microsoft.com/office/drawing/2016/5/14/chartex" xmlns:mc="http://schemas.openxmlformats.org/markup-compatibility/2006" xmlns:aink="http://schemas.microsoft.com/office/drawing/2016/ink" xmlns:am3d="http://schemas.microsoft.com/office/drawing/2017/model3d" xmlns:o="urn:schemas-microsoft-com:office:office" xmlns:oel="http://schemas.microsoft.com/office/2019/extlst" xmlns:r="http://schemas.openxmlformats.org/officeDocument/2006/relationships" xmlns:m="http://schemas.openxmlformats.org/officeDocument/2006/math" xmlns:v="urn:schemas-microsoft-com:vml" xmlns:wp14="http://schemas.microsoft.com/office/word/2010/wordprocessingDrawing" xmlns:wp="http://schemas.openxmlformats.org/drawingml/2006/wordprocessingDrawing" xmlns:w10="urn:schemas-microsoft-com:office:word" xmlns:w="http://schemas.openxmlformats.org/wordprocessingml/2006/main" xmlns:w14="http://schemas.microsoft.com/office/word/2010/wordml" xmlns:w15="http://schemas.microsoft.com/office/word/2012/wordml" xmlns:w16cex="http://schemas.microsoft.com/office/word/2018/wordml/cex" xmlns:w16cid="http://schemas.microsoft.com/office/word/2016/wordml/cid" xmlns:w16="http://schemas.microsoft.com/office/word/2018/wordml" xmlns:w16du="http://schemas.microsoft.com/office/word/2023/wordml/word16du" xmlns:w16sdtdh="http://schemas.microsoft.com/office/word/2020/wordml/sdtdatahash" xmlns:w16sdtfl="http://schemas.microsoft.com/office/word/2024/wordml/sdtformatlock" xmlns:w16se="http://schemas.microsoft.com/office/word/2015/wordml/symex" xmlns:wpg="http://schemas.microsoft.com/office/word/2010/wordprocessingGroup" xmlns:wpi="http://schemas.microsoft.com/office/word/2010/wordprocessingInk" xmlns:wne="http://schemas.microsoft.com/office/word/2006/wordml" xmlns:wps="http://schemas.microsoft.com/office/word/2010/wordprocessingShape" mc:Ignorable="w14 w15 w16se w16cid w16 w16cex w16sdtdh w16sdtfl w16du wp14">
   <w:abstractNum w:abstractNumId="0" w15:restartNumberingAfterBreak="0">
-    <w:nsid w:val="2EFC28A1"/>
+    <w:nsid w:val="164C0A38"/>
     <w:multiLevelType w:val="multilevel"/>
-    <w:tmpl w:val="B8307778"/>
+    <w:tmpl w:val="53AA3144"/>
+    <w:lvl w:ilvl="0">
+      <w:start w:val="1"/>
+      <w:numFmt w:val="decimal"/>
+      <w:lvlText w:val="%1."/>
+      <w:lvlJc w:val="left"/>
+      <w:pPr>
+        <w:tabs>
+          <w:tab w:val="num" w:pos="720"/>
+        </w:tabs>
+        <w:ind w:left="720" w:hanging="360"/>
+      </w:pPr>
+    </w:lvl>
+    <w:lvl w:ilvl="1" w:tentative="1">
+      <w:start w:val="1"/>
+      <w:numFmt w:val="decimal"/>
+      <w:lvlText w:val="%2."/>
+      <w:lvlJc w:val="left"/>
+      <w:pPr>
+        <w:tabs>
+          <w:tab w:val="num" w:pos="1440"/>
+        </w:tabs>
+        <w:ind w:left="1440" w:hanging="360"/>
+      </w:pPr>
+    </w:lvl>
+    <w:lvl w:ilvl="2" w:tentative="1">
+      <w:start w:val="1"/>
+      <w:numFmt w:val="decimal"/>
+      <w:lvlText w:val="%3."/>
+      <w:lvlJc w:val="left"/>
+      <w:pPr>
+        <w:tabs>
+          <w:tab w:val="num" w:pos="2160"/>
+        </w:tabs>
+        <w:ind w:left="2160" w:hanging="360"/>
+      </w:pPr>
+    </w:lvl>
+    <w:lvl w:ilvl="3" w:tentative="1">
+      <w:start w:val="1"/>
+      <w:numFmt w:val="decimal"/>
+      <w:lvlText w:val="%4."/>
+      <w:lvlJc w:val="left"/>
+      <w:pPr>
+        <w:tabs>
+          <w:tab w:val="num" w:pos="2880"/>
+        </w:tabs>
+        <w:ind w:left="2880" w:hanging="360"/>
+      </w:pPr>
+    </w:lvl>
+    <w:lvl w:ilvl="4" w:tentative="1">
+      <w:start w:val="1"/>
+      <w:numFmt w:val="decimal"/>
+      <w:lvlText w:val="%5."/>
+      <w:lvlJc w:val="left"/>
+      <w:pPr>
+        <w:tabs>
+          <w:tab w:val="num" w:pos="3600"/>
+        </w:tabs>
+        <w:ind w:left="3600" w:hanging="360"/>
+      </w:pPr>
+    </w:lvl>
+    <w:lvl w:ilvl="5" w:tentative="1">
+      <w:start w:val="1"/>
+      <w:numFmt w:val="decimal"/>
+      <w:lvlText w:val="%6."/>
+      <w:lvlJc w:val="left"/>
+      <w:pPr>
+        <w:tabs>
+          <w:tab w:val="num" w:pos="4320"/>
+        </w:tabs>
+        <w:ind w:left="4320" w:hanging="360"/>
+      </w:pPr>
+    </w:lvl>
+    <w:lvl w:ilvl="6" w:tentative="1">
+      <w:start w:val="1"/>
+      <w:numFmt w:val="decimal"/>
+      <w:lvlText w:val="%7."/>
+      <w:lvlJc w:val="left"/>
+      <w:pPr>
+        <w:tabs>
+          <w:tab w:val="num" w:pos="5040"/>
+        </w:tabs>
+        <w:ind w:left="5040" w:hanging="360"/>
+      </w:pPr>
+    </w:lvl>
+    <w:lvl w:ilvl="7" w:tentative="1">
+      <w:start w:val="1"/>
+      <w:numFmt w:val="decimal"/>
+      <w:lvlText w:val="%8."/>
+      <w:lvlJc w:val="left"/>
+      <w:pPr>
+        <w:tabs>
+          <w:tab w:val="num" w:pos="5760"/>
+        </w:tabs>
+        <w:ind w:left="5760" w:hanging="360"/>
+      </w:pPr>
+    </w:lvl>
+    <w:lvl w:ilvl="8" w:tentative="1">
+      <w:start w:val="1"/>
+      <w:numFmt w:val="decimal"/>
+      <w:lvlText w:val="%9."/>
+      <w:lvlJc w:val="left"/>
+      <w:pPr>
+        <w:tabs>
+          <w:tab w:val="num" w:pos="6480"/>
+        </w:tabs>
+        <w:ind w:left="6480" w:hanging="360"/>
+      </w:pPr>
+    </w:lvl>
+  </w:abstractNum>
+  <w:abstractNum w:abstractNumId="1" w15:restartNumberingAfterBreak="0">
+    <w:nsid w:val="1BDA42DC"/>
+    <w:multiLevelType w:val="multilevel"/>
+    <w:tmpl w:val="5F06F48C"/>
     <w:lvl w:ilvl="0">
       <w:start w:val="1"/>
       <w:numFmt w:val="bullet"/>
@@ -8564,7 +15112,305 @@
       </w:rPr>
     </w:lvl>
   </w:abstractNum>
-  <w:abstractNum w:abstractNumId="1" w15:restartNumberingAfterBreak="0">
+  <w:abstractNum w:abstractNumId="2" w15:restartNumberingAfterBreak="0">
+    <w:nsid w:val="2C817F00"/>
+    <w:multiLevelType w:val="multilevel"/>
+    <w:tmpl w:val="E2E8848A"/>
+    <w:lvl w:ilvl="0">
+      <w:start w:val="1"/>
+      <w:numFmt w:val="bullet"/>
+      <w:lvlText w:val=""/>
+      <w:lvlJc w:val="left"/>
+      <w:pPr>
+        <w:tabs>
+          <w:tab w:val="num" w:pos="720"/>
+        </w:tabs>
+        <w:ind w:left="720" w:hanging="360"/>
+      </w:pPr>
+      <w:rPr>
+        <w:rFonts w:ascii="Symbol" w:hAnsi="Symbol" w:hint="default"/>
+        <w:sz w:val="20"/>
+      </w:rPr>
+    </w:lvl>
+    <w:lvl w:ilvl="1" w:tentative="1">
+      <w:start w:val="1"/>
+      <w:numFmt w:val="bullet"/>
+      <w:lvlText w:val="o"/>
+      <w:lvlJc w:val="left"/>
+      <w:pPr>
+        <w:tabs>
+          <w:tab w:val="num" w:pos="1440"/>
+        </w:tabs>
+        <w:ind w:left="1440" w:hanging="360"/>
+      </w:pPr>
+      <w:rPr>
+        <w:rFonts w:ascii="Courier New" w:hAnsi="Courier New" w:hint="default"/>
+        <w:sz w:val="20"/>
+      </w:rPr>
+    </w:lvl>
+    <w:lvl w:ilvl="2" w:tentative="1">
+      <w:start w:val="1"/>
+      <w:numFmt w:val="bullet"/>
+      <w:lvlText w:val=""/>
+      <w:lvlJc w:val="left"/>
+      <w:pPr>
+        <w:tabs>
+          <w:tab w:val="num" w:pos="2160"/>
+        </w:tabs>
+        <w:ind w:left="2160" w:hanging="360"/>
+      </w:pPr>
+      <w:rPr>
+        <w:rFonts w:ascii="Wingdings" w:hAnsi="Wingdings" w:hint="default"/>
+        <w:sz w:val="20"/>
+      </w:rPr>
+    </w:lvl>
+    <w:lvl w:ilvl="3" w:tentative="1">
+      <w:start w:val="1"/>
+      <w:numFmt w:val="bullet"/>
+      <w:lvlText w:val=""/>
+      <w:lvlJc w:val="left"/>
+      <w:pPr>
+        <w:tabs>
+          <w:tab w:val="num" w:pos="2880"/>
+        </w:tabs>
+        <w:ind w:left="2880" w:hanging="360"/>
+      </w:pPr>
+      <w:rPr>
+        <w:rFonts w:ascii="Wingdings" w:hAnsi="Wingdings" w:hint="default"/>
+        <w:sz w:val="20"/>
+      </w:rPr>
+    </w:lvl>
+    <w:lvl w:ilvl="4" w:tentative="1">
+      <w:start w:val="1"/>
+      <w:numFmt w:val="bullet"/>
+      <w:lvlText w:val=""/>
+      <w:lvlJc w:val="left"/>
+      <w:pPr>
+        <w:tabs>
+          <w:tab w:val="num" w:pos="3600"/>
+        </w:tabs>
+        <w:ind w:left="3600" w:hanging="360"/>
+      </w:pPr>
+      <w:rPr>
+        <w:rFonts w:ascii="Wingdings" w:hAnsi="Wingdings" w:hint="default"/>
+        <w:sz w:val="20"/>
+      </w:rPr>
+    </w:lvl>
+    <w:lvl w:ilvl="5" w:tentative="1">
+      <w:start w:val="1"/>
+      <w:numFmt w:val="bullet"/>
+      <w:lvlText w:val=""/>
+      <w:lvlJc w:val="left"/>
+      <w:pPr>
+        <w:tabs>
+          <w:tab w:val="num" w:pos="4320"/>
+        </w:tabs>
+        <w:ind w:left="4320" w:hanging="360"/>
+      </w:pPr>
+      <w:rPr>
+        <w:rFonts w:ascii="Wingdings" w:hAnsi="Wingdings" w:hint="default"/>
+        <w:sz w:val="20"/>
+      </w:rPr>
+    </w:lvl>
+    <w:lvl w:ilvl="6" w:tentative="1">
+      <w:start w:val="1"/>
+      <w:numFmt w:val="bullet"/>
+      <w:lvlText w:val=""/>
+      <w:lvlJc w:val="left"/>
+      <w:pPr>
+        <w:tabs>
+          <w:tab w:val="num" w:pos="5040"/>
+        </w:tabs>
+        <w:ind w:left="5040" w:hanging="360"/>
+      </w:pPr>
+      <w:rPr>
+        <w:rFonts w:ascii="Wingdings" w:hAnsi="Wingdings" w:hint="default"/>
+        <w:sz w:val="20"/>
+      </w:rPr>
+    </w:lvl>
+    <w:lvl w:ilvl="7" w:tentative="1">
+      <w:start w:val="1"/>
+      <w:numFmt w:val="bullet"/>
+      <w:lvlText w:val=""/>
+      <w:lvlJc w:val="left"/>
+      <w:pPr>
+        <w:tabs>
+          <w:tab w:val="num" w:pos="5760"/>
+        </w:tabs>
+        <w:ind w:left="5760" w:hanging="360"/>
+      </w:pPr>
+      <w:rPr>
+        <w:rFonts w:ascii="Wingdings" w:hAnsi="Wingdings" w:hint="default"/>
+        <w:sz w:val="20"/>
+      </w:rPr>
+    </w:lvl>
+    <w:lvl w:ilvl="8" w:tentative="1">
+      <w:start w:val="1"/>
+      <w:numFmt w:val="bullet"/>
+      <w:lvlText w:val=""/>
+      <w:lvlJc w:val="left"/>
+      <w:pPr>
+        <w:tabs>
+          <w:tab w:val="num" w:pos="6480"/>
+        </w:tabs>
+        <w:ind w:left="6480" w:hanging="360"/>
+      </w:pPr>
+      <w:rPr>
+        <w:rFonts w:ascii="Wingdings" w:hAnsi="Wingdings" w:hint="default"/>
+        <w:sz w:val="20"/>
+      </w:rPr>
+    </w:lvl>
+  </w:abstractNum>
+  <w:abstractNum w:abstractNumId="3" w15:restartNumberingAfterBreak="0">
+    <w:nsid w:val="2EFC28A1"/>
+    <w:multiLevelType w:val="multilevel"/>
+    <w:tmpl w:val="B8307778"/>
+    <w:lvl w:ilvl="0">
+      <w:start w:val="1"/>
+      <w:numFmt w:val="bullet"/>
+      <w:lvlText w:val=""/>
+      <w:lvlJc w:val="left"/>
+      <w:pPr>
+        <w:tabs>
+          <w:tab w:val="num" w:pos="720"/>
+        </w:tabs>
+        <w:ind w:left="720" w:hanging="360"/>
+      </w:pPr>
+      <w:rPr>
+        <w:rFonts w:ascii="Symbol" w:hAnsi="Symbol" w:hint="default"/>
+        <w:sz w:val="20"/>
+      </w:rPr>
+    </w:lvl>
+    <w:lvl w:ilvl="1" w:tentative="1">
+      <w:start w:val="1"/>
+      <w:numFmt w:val="bullet"/>
+      <w:lvlText w:val="o"/>
+      <w:lvlJc w:val="left"/>
+      <w:pPr>
+        <w:tabs>
+          <w:tab w:val="num" w:pos="1440"/>
+        </w:tabs>
+        <w:ind w:left="1440" w:hanging="360"/>
+      </w:pPr>
+      <w:rPr>
+        <w:rFonts w:ascii="Courier New" w:hAnsi="Courier New" w:hint="default"/>
+        <w:sz w:val="20"/>
+      </w:rPr>
+    </w:lvl>
+    <w:lvl w:ilvl="2" w:tentative="1">
+      <w:start w:val="1"/>
+      <w:numFmt w:val="bullet"/>
+      <w:lvlText w:val=""/>
+      <w:lvlJc w:val="left"/>
+      <w:pPr>
+        <w:tabs>
+          <w:tab w:val="num" w:pos="2160"/>
+        </w:tabs>
+        <w:ind w:left="2160" w:hanging="360"/>
+      </w:pPr>
+      <w:rPr>
+        <w:rFonts w:ascii="Wingdings" w:hAnsi="Wingdings" w:hint="default"/>
+        <w:sz w:val="20"/>
+      </w:rPr>
+    </w:lvl>
+    <w:lvl w:ilvl="3" w:tentative="1">
+      <w:start w:val="1"/>
+      <w:numFmt w:val="bullet"/>
+      <w:lvlText w:val=""/>
+      <w:lvlJc w:val="left"/>
+      <w:pPr>
+        <w:tabs>
+          <w:tab w:val="num" w:pos="2880"/>
+        </w:tabs>
+        <w:ind w:left="2880" w:hanging="360"/>
+      </w:pPr>
+      <w:rPr>
+        <w:rFonts w:ascii="Wingdings" w:hAnsi="Wingdings" w:hint="default"/>
+        <w:sz w:val="20"/>
+      </w:rPr>
+    </w:lvl>
+    <w:lvl w:ilvl="4" w:tentative="1">
+      <w:start w:val="1"/>
+      <w:numFmt w:val="bullet"/>
+      <w:lvlText w:val=""/>
+      <w:lvlJc w:val="left"/>
+      <w:pPr>
+        <w:tabs>
+          <w:tab w:val="num" w:pos="3600"/>
+        </w:tabs>
+        <w:ind w:left="3600" w:hanging="360"/>
+      </w:pPr>
+      <w:rPr>
+        <w:rFonts w:ascii="Wingdings" w:hAnsi="Wingdings" w:hint="default"/>
+        <w:sz w:val="20"/>
+      </w:rPr>
+    </w:lvl>
+    <w:lvl w:ilvl="5" w:tentative="1">
+      <w:start w:val="1"/>
+      <w:numFmt w:val="bullet"/>
+      <w:lvlText w:val=""/>
+      <w:lvlJc w:val="left"/>
+      <w:pPr>
+        <w:tabs>
+          <w:tab w:val="num" w:pos="4320"/>
+        </w:tabs>
+        <w:ind w:left="4320" w:hanging="360"/>
+      </w:pPr>
+      <w:rPr>
+        <w:rFonts w:ascii="Wingdings" w:hAnsi="Wingdings" w:hint="default"/>
+        <w:sz w:val="20"/>
+      </w:rPr>
+    </w:lvl>
+    <w:lvl w:ilvl="6" w:tentative="1">
+      <w:start w:val="1"/>
+      <w:numFmt w:val="bullet"/>
+      <w:lvlText w:val=""/>
+      <w:lvlJc w:val="left"/>
+      <w:pPr>
+        <w:tabs>
+          <w:tab w:val="num" w:pos="5040"/>
+        </w:tabs>
+        <w:ind w:left="5040" w:hanging="360"/>
+      </w:pPr>
+      <w:rPr>
+        <w:rFonts w:ascii="Wingdings" w:hAnsi="Wingdings" w:hint="default"/>
+        <w:sz w:val="20"/>
+      </w:rPr>
+    </w:lvl>
+    <w:lvl w:ilvl="7" w:tentative="1">
+      <w:start w:val="1"/>
+      <w:numFmt w:val="bullet"/>
+      <w:lvlText w:val=""/>
+      <w:lvlJc w:val="left"/>
+      <w:pPr>
+        <w:tabs>
+          <w:tab w:val="num" w:pos="5760"/>
+        </w:tabs>
+        <w:ind w:left="5760" w:hanging="360"/>
+      </w:pPr>
+      <w:rPr>
+        <w:rFonts w:ascii="Wingdings" w:hAnsi="Wingdings" w:hint="default"/>
+        <w:sz w:val="20"/>
+      </w:rPr>
+    </w:lvl>
+    <w:lvl w:ilvl="8" w:tentative="1">
+      <w:start w:val="1"/>
+      <w:numFmt w:val="bullet"/>
+      <w:lvlText w:val=""/>
+      <w:lvlJc w:val="left"/>
+      <w:pPr>
+        <w:tabs>
+          <w:tab w:val="num" w:pos="6480"/>
+        </w:tabs>
+        <w:ind w:left="6480" w:hanging="360"/>
+      </w:pPr>
+      <w:rPr>
+        <w:rFonts w:ascii="Wingdings" w:hAnsi="Wingdings" w:hint="default"/>
+        <w:sz w:val="20"/>
+      </w:rPr>
+    </w:lvl>
+  </w:abstractNum>
+  <w:abstractNum w:abstractNumId="4" w15:restartNumberingAfterBreak="0">
     <w:nsid w:val="41AD3AB3"/>
     <w:multiLevelType w:val="hybridMultilevel"/>
     <w:tmpl w:val="5B0AE474"/>
@@ -8677,7 +15523,7 @@
       </w:rPr>
     </w:lvl>
   </w:abstractNum>
-  <w:abstractNum w:abstractNumId="2" w15:restartNumberingAfterBreak="0">
+  <w:abstractNum w:abstractNumId="5" w15:restartNumberingAfterBreak="0">
     <w:nsid w:val="47413F1A"/>
     <w:multiLevelType w:val="hybridMultilevel"/>
     <w:tmpl w:val="6D966BD8"/>
@@ -8766,7 +15612,7 @@
       </w:pPr>
     </w:lvl>
   </w:abstractNum>
-  <w:abstractNum w:abstractNumId="3" w15:restartNumberingAfterBreak="0">
+  <w:abstractNum w:abstractNumId="6" w15:restartNumberingAfterBreak="0">
     <w:nsid w:val="50551AB7"/>
     <w:multiLevelType w:val="hybridMultilevel"/>
     <w:tmpl w:val="5844C4E6"/>
@@ -8880,15 +15726,24 @@
     </w:lvl>
   </w:abstractNum>
   <w:num w:numId="1" w16cid:durableId="478769140">
+    <w:abstractNumId w:val="5"/>
+  </w:num>
+  <w:num w:numId="2" w16cid:durableId="1753311440">
+    <w:abstractNumId w:val="6"/>
+  </w:num>
+  <w:num w:numId="3" w16cid:durableId="655450446">
+    <w:abstractNumId w:val="4"/>
+  </w:num>
+  <w:num w:numId="4" w16cid:durableId="1554078693">
+    <w:abstractNumId w:val="3"/>
+  </w:num>
+  <w:num w:numId="5" w16cid:durableId="450057926">
     <w:abstractNumId w:val="2"/>
   </w:num>
-  <w:num w:numId="2" w16cid:durableId="1753311440">
-    <w:abstractNumId w:val="3"/>
-  </w:num>
-  <w:num w:numId="3" w16cid:durableId="655450446">
+  <w:num w:numId="6" w16cid:durableId="648749516">
     <w:abstractNumId w:val="1"/>
   </w:num>
-  <w:num w:numId="4" w16cid:durableId="1554078693">
+  <w:num w:numId="7" w16cid:durableId="710770152">
     <w:abstractNumId w:val="0"/>
   </w:num>
 </w:numbering>
